--- a/docs/BYYEAR/Расстреляны_1932.docx
+++ b/docs/BYYEAR/Расстреляны_1932.docx
@@ -1,6 +1,6 @@
 
 <file path=word/document.xml><?xml version="1.0" encoding="utf-8"?>
-<w:document xmlns:wpc="http://schemas.microsoft.com/office/word/2010/wordprocessingCanvas" xmlns:cx="http://schemas.microsoft.com/office/drawing/2014/chartex" xmlns:cx1="http://schemas.microsoft.com/office/drawing/2015/9/8/chartex" xmlns:cx2="http://schemas.microsoft.com/office/drawing/2015/10/21/chartex" xmlns:cx3="http://schemas.microsoft.com/office/drawing/2016/5/9/chartex" xmlns:cx4="http://schemas.microsoft.com/office/drawing/2016/5/10/chartex" xmlns:cx5="http://schemas.microsoft.com/office/drawing/2016/5/11/chartex" xmlns:cx6="http://schemas.microsoft.com/office/drawing/2016/5/12/chartex" xmlns:cx7="http://schemas.microsoft.com/office/drawing/2016/5/13/chartex" xmlns:cx8="http://schemas.microsoft.com/office/drawing/2016/5/14/chartex" xmlns:mc="http://schemas.openxmlformats.org/markup-compatibility/2006" xmlns:aink="http://schemas.microsoft.com/office/drawing/2016/ink" xmlns:am3d="http://schemas.microsoft.com/office/drawing/2017/model3d" xmlns:o="urn:schemas-microsoft-com:office:office" xmlns:oel="http://schemas.microsoft.com/office/2019/extlst" xmlns:r="http://schemas.openxmlformats.org/officeDocument/2006/relationships" xmlns:m="http://schemas.openxmlformats.org/officeDocument/2006/math" xmlns:v="urn:schemas-microsoft-com:vml" xmlns:wp14="http://schemas.microsoft.com/office/word/2010/wordprocessingDrawing" xmlns:wp="http://schemas.openxmlformats.org/drawingml/2006/wordprocessingDrawing" xmlns:w10="urn:schemas-microsoft-com:office:word" xmlns:w="http://schemas.openxmlformats.org/wordprocessingml/2006/main" xmlns:w14="http://schemas.microsoft.com/office/word/2010/wordml" xmlns:w15="http://schemas.microsoft.com/office/word/2012/wordml" xmlns:w16cex="http://schemas.microsoft.com/office/word/2018/wordml/cex" xmlns:w16cid="http://schemas.microsoft.com/office/word/2016/wordml/cid" xmlns:w16="http://schemas.microsoft.com/office/word/2018/wordml" xmlns:w16du="http://schemas.microsoft.com/office/word/2023/wordml/word16du" xmlns:w16sdtdh="http://schemas.microsoft.com/office/word/2020/wordml/sdtdatahash" xmlns:w16se="http://schemas.microsoft.com/office/word/2015/wordml/symex" xmlns:wpg="http://schemas.microsoft.com/office/word/2010/wordprocessingGroup" xmlns:wpi="http://schemas.microsoft.com/office/word/2010/wordprocessingInk" xmlns:wne="http://schemas.microsoft.com/office/word/2006/wordml" xmlns:wps="http://schemas.microsoft.com/office/word/2010/wordprocessingShape" mc:Ignorable="w14 w15 w16se w16cid w16 w16cex w16sdtdh w16du wp14">
+<w:document xmlns:wpc="http://schemas.microsoft.com/office/word/2010/wordprocessingCanvas" xmlns:cx="http://schemas.microsoft.com/office/drawing/2014/chartex" xmlns:cx1="http://schemas.microsoft.com/office/drawing/2015/9/8/chartex" xmlns:cx2="http://schemas.microsoft.com/office/drawing/2015/10/21/chartex" xmlns:cx3="http://schemas.microsoft.com/office/drawing/2016/5/9/chartex" xmlns:cx4="http://schemas.microsoft.com/office/drawing/2016/5/10/chartex" xmlns:cx5="http://schemas.microsoft.com/office/drawing/2016/5/11/chartex" xmlns:cx6="http://schemas.microsoft.com/office/drawing/2016/5/12/chartex" xmlns:cx7="http://schemas.microsoft.com/office/drawing/2016/5/13/chartex" xmlns:cx8="http://schemas.microsoft.com/office/drawing/2016/5/14/chartex" xmlns:mc="http://schemas.openxmlformats.org/markup-compatibility/2006" xmlns:aink="http://schemas.microsoft.com/office/drawing/2016/ink" xmlns:am3d="http://schemas.microsoft.com/office/drawing/2017/model3d" xmlns:o="urn:schemas-microsoft-com:office:office" xmlns:oel="http://schemas.microsoft.com/office/2019/extlst" xmlns:r="http://schemas.openxmlformats.org/officeDocument/2006/relationships" xmlns:m="http://schemas.openxmlformats.org/officeDocument/2006/math" xmlns:v="urn:schemas-microsoft-com:vml" xmlns:wp14="http://schemas.microsoft.com/office/word/2010/wordprocessingDrawing" xmlns:wp="http://schemas.openxmlformats.org/drawingml/2006/wordprocessingDrawing" xmlns:w10="urn:schemas-microsoft-com:office:word" xmlns:w="http://schemas.openxmlformats.org/wordprocessingml/2006/main" xmlns:w14="http://schemas.microsoft.com/office/word/2010/wordml" xmlns:w15="http://schemas.microsoft.com/office/word/2012/wordml" xmlns:w16cex="http://schemas.microsoft.com/office/word/2018/wordml/cex" xmlns:w16cid="http://schemas.microsoft.com/office/word/2016/wordml/cid" xmlns:w16="http://schemas.microsoft.com/office/word/2018/wordml" xmlns:w16du="http://schemas.microsoft.com/office/word/2023/wordml/word16du" xmlns:w16sdtdh="http://schemas.microsoft.com/office/word/2020/wordml/sdtdatahash" xmlns:w16sdtfl="http://schemas.microsoft.com/office/word/2024/wordml/sdtformatlock" xmlns:w16se="http://schemas.microsoft.com/office/word/2015/wordml/symex" xmlns:wpg="http://schemas.microsoft.com/office/word/2010/wordprocessingGroup" xmlns:wpi="http://schemas.microsoft.com/office/word/2010/wordprocessingInk" xmlns:wne="http://schemas.microsoft.com/office/word/2006/wordml" xmlns:wps="http://schemas.microsoft.com/office/word/2010/wordprocessingShape" mc:Ignorable="w14 w15 w16se w16cid w16 w16cex w16sdtdh w16sdtfl w16du wp14">
   <w:body>
     <w:p>
       <w:pPr>
@@ -449,6 +449,7 @@
                 <w:rFonts w:ascii="Arial" w:hAnsi="Arial" w:cs="Arial"/>
                 <w:sz w:val="16"/>
                 <w:szCs w:val="16"/>
+                <w:lang w:val="ru-RU"/>
               </w:rPr>
               <w:t>.</w:t>
             </w:r>
@@ -468,6 +469,7 @@
                 <w:rFonts w:ascii="Arial" w:hAnsi="Arial" w:cs="Arial"/>
                 <w:sz w:val="16"/>
                 <w:szCs w:val="16"/>
+                <w:lang w:val="ru-RU"/>
               </w:rPr>
             </w:pPr>
             <w:r>
@@ -495,13 +497,25 @@
                 <w:szCs w:val="16"/>
                 <w:lang w:val="ru-RU"/>
               </w:rPr>
-              <w:t>максимальное число расстреляно в возрастной группе 41-45</w:t>
-            </w:r>
-            <w:r>
-              <w:rPr>
-                <w:rFonts w:ascii="Arial" w:hAnsi="Arial" w:cs="Arial"/>
-                <w:sz w:val="16"/>
-                <w:szCs w:val="16"/>
+              <w:t xml:space="preserve">максимальное число расстреляно в возрастной группе </w:t>
+            </w:r>
+            <w:proofErr w:type="gramStart"/>
+            <w:r>
+              <w:rPr>
+                <w:rFonts w:ascii="Arial" w:hAnsi="Arial" w:cs="Arial"/>
+                <w:sz w:val="16"/>
+                <w:szCs w:val="16"/>
+                <w:lang w:val="ru-RU"/>
+              </w:rPr>
+              <w:t>41-45</w:t>
+            </w:r>
+            <w:proofErr w:type="gramEnd"/>
+            <w:r>
+              <w:rPr>
+                <w:rFonts w:ascii="Arial" w:hAnsi="Arial" w:cs="Arial"/>
+                <w:sz w:val="16"/>
+                <w:szCs w:val="16"/>
+                <w:lang w:val="ru-RU"/>
               </w:rPr>
               <w:t xml:space="preserve"> </w:t>
             </w:r>
@@ -519,6 +533,7 @@
                 <w:rFonts w:ascii="Arial" w:hAnsi="Arial" w:cs="Arial"/>
                 <w:sz w:val="16"/>
                 <w:szCs w:val="16"/>
+                <w:lang w:val="ru-RU"/>
               </w:rPr>
               <w:t>;</w:t>
             </w:r>
@@ -576,6 +591,7 @@
                 <w:rFonts w:ascii="Arial" w:hAnsi="Arial" w:cs="Arial"/>
                 <w:sz w:val="16"/>
                 <w:szCs w:val="16"/>
+                <w:lang w:val="ru-RU"/>
               </w:rPr>
               <w:t>;</w:t>
             </w:r>
@@ -597,6 +613,7 @@
                 <w:rFonts w:ascii="Arial" w:hAnsi="Arial" w:cs="Arial"/>
                 <w:sz w:val="16"/>
                 <w:szCs w:val="16"/>
+                <w:lang w:val="ru-RU"/>
               </w:rPr>
             </w:pPr>
             <w:r>
@@ -690,6 +707,7 @@
                 <w:rFonts w:ascii="Arial" w:hAnsi="Arial" w:cs="Arial"/>
                 <w:sz w:val="16"/>
                 <w:szCs w:val="16"/>
+                <w:lang w:val="ru-RU"/>
               </w:rPr>
               <w:t>;</w:t>
             </w:r>
@@ -715,6 +733,7 @@
               </w:rPr>
               <w:t>Социальная страта/</w:t>
             </w:r>
+            <w:proofErr w:type="gramStart"/>
             <w:r>
               <w:rPr>
                 <w:rFonts w:ascii="Arial" w:hAnsi="Arial" w:cs="Arial"/>
@@ -757,6 +776,7 @@
               </w:rPr>
               <w:t xml:space="preserve"> рабочая</w:t>
             </w:r>
+            <w:proofErr w:type="gramEnd"/>
             <w:r>
               <w:rPr>
                 <w:rFonts w:ascii="Arial" w:hAnsi="Arial" w:cs="Arial"/>
@@ -919,6 +939,7 @@
                 <w:rFonts w:ascii="Arial" w:hAnsi="Arial" w:cs="Arial"/>
                 <w:sz w:val="16"/>
                 <w:szCs w:val="16"/>
+                <w:lang w:val="ru-RU"/>
               </w:rPr>
             </w:pPr>
             <w:r>
@@ -935,6 +956,7 @@
                 <w:rFonts w:ascii="Arial" w:hAnsi="Arial" w:cs="Arial"/>
                 <w:sz w:val="16"/>
                 <w:szCs w:val="16"/>
+                <w:lang w:val="ru-RU"/>
               </w:rPr>
               <w:t>;</w:t>
             </w:r>
@@ -945,6 +967,7 @@
                 <w:rFonts w:ascii="Arial" w:hAnsi="Arial" w:cs="Arial"/>
                 <w:sz w:val="16"/>
                 <w:szCs w:val="16"/>
+                <w:lang w:val="ru-RU"/>
               </w:rPr>
             </w:pPr>
             <w:r>
@@ -979,6 +1002,7 @@
                 <w:rFonts w:ascii="Arial" w:hAnsi="Arial" w:cs="Arial"/>
                 <w:sz w:val="16"/>
                 <w:szCs w:val="16"/>
+                <w:lang w:val="ru-RU"/>
               </w:rPr>
               <w:t>;</w:t>
             </w:r>
@@ -1130,14 +1154,81 @@
     </w:p>
     <w:p>
       <w:pPr>
+        <w:suppressAutoHyphens w:val="0"/>
+        <w:jc w:val="center"/>
+        <w:rPr>
+          <w:rFonts w:ascii="Arial" w:eastAsia="Times New Roman" w:hAnsi="Arial" w:cs="Arial"/>
+          <w:b/>
+          <w:bCs/>
+          <w:color w:val="000000"/>
+          <w:kern w:val="0"/>
+          <w:sz w:val="18"/>
+          <w:szCs w:val="18"/>
+          <w:lang w:val="ru-RU" w:eastAsia="en-US" w:bidi="ar-SA"/>
+        </w:rPr>
+      </w:pPr>
+      <w:r>
+        <w:rPr>
+          <w:rFonts w:ascii="Arial" w:eastAsia="Times New Roman" w:hAnsi="Arial" w:cs="Arial"/>
+          <w:b/>
+          <w:bCs/>
+          <w:color w:val="000000"/>
+          <w:kern w:val="0"/>
+          <w:sz w:val="18"/>
+          <w:szCs w:val="18"/>
+          <w:lang w:val="ru-RU" w:eastAsia="en-US" w:bidi="ar-SA"/>
+        </w:rPr>
+        <w:t>ЧИСЛЕННОСТЬ РАССТРЕЛЯННЫХ ЖЕНЩИН ПО ВОЗРАСТАМ</w:t>
+      </w:r>
+      <w:r>
+        <w:rPr>
+          <w:rFonts w:ascii="Arial" w:eastAsia="Times New Roman" w:hAnsi="Arial" w:cs="Arial"/>
+          <w:b/>
+          <w:bCs/>
+          <w:color w:val="000000"/>
+          <w:kern w:val="0"/>
+          <w:sz w:val="18"/>
+          <w:szCs w:val="18"/>
+          <w:lang w:val="ru-RU" w:eastAsia="en-US" w:bidi="ar-SA"/>
+        </w:rPr>
+        <w:t>, 1932 г.</w:t>
+      </w:r>
+    </w:p>
+    <w:p>
+      <w:pPr>
+        <w:jc w:val="center"/>
         <w:rPr>
           <w:rFonts w:ascii="Arial" w:hAnsi="Arial" w:cs="Arial"/>
-          <w:color w:val="FF0000"/>
           <w:sz w:val="16"/>
           <w:szCs w:val="16"/>
           <w:lang w:val="ru-RU"/>
         </w:rPr>
       </w:pPr>
+      <w:r>
+        <w:rPr>
+          <w:noProof/>
+          <w14:ligatures w14:val="standardContextual"/>
+        </w:rPr>
+        <w:drawing>
+          <wp:inline distT="0" distB="0" distL="0" distR="0" wp14:anchorId="54FC0542" wp14:editId="6362890B">
+            <wp:extent cx="4420913" cy="1760483"/>
+            <wp:effectExtent l="0" t="0" r="17780" b="11430"/>
+            <wp:docPr id="1771022234" name="Chart 1">
+              <a:extLst xmlns:a="http://schemas.openxmlformats.org/drawingml/2006/main">
+                <a:ext uri="{FF2B5EF4-FFF2-40B4-BE49-F238E27FC236}">
+                  <a16:creationId xmlns:a16="http://schemas.microsoft.com/office/drawing/2014/main" id="{C04A05EC-FC3E-4ADC-A32B-60A5B7FF0BF3}"/>
+                </a:ext>
+              </a:extLst>
+            </wp:docPr>
+            <wp:cNvGraphicFramePr/>
+            <a:graphic xmlns:a="http://schemas.openxmlformats.org/drawingml/2006/main">
+              <a:graphicData uri="http://schemas.openxmlformats.org/drawingml/2006/chart">
+                <c:chart xmlns:c="http://schemas.openxmlformats.org/drawingml/2006/chart" xmlns:r="http://schemas.openxmlformats.org/officeDocument/2006/relationships" r:id="rId6"/>
+              </a:graphicData>
+            </a:graphic>
+          </wp:inline>
+        </w:drawing>
+      </w:r>
     </w:p>
     <w:p>
       <w:pPr>
@@ -1146,486 +1237,6 @@
           <w:color w:val="FF0000"/>
           <w:sz w:val="16"/>
           <w:szCs w:val="16"/>
-          <w:lang w:val="ru-RU"/>
-        </w:rPr>
-      </w:pPr>
-    </w:p>
-    <w:tbl>
-      <w:tblPr>
-        <w:tblStyle w:val="TableGrid"/>
-        <w:tblW w:w="0" w:type="auto"/>
-        <w:tblLook w:val="04A0" w:firstRow="1" w:lastRow="0" w:firstColumn="1" w:lastColumn="0" w:noHBand="0" w:noVBand="1"/>
-      </w:tblPr>
-      <w:tblGrid>
-        <w:gridCol w:w="1168"/>
-        <w:gridCol w:w="1168"/>
-        <w:gridCol w:w="1169"/>
-        <w:gridCol w:w="1169"/>
-        <w:gridCol w:w="1169"/>
-        <w:gridCol w:w="1169"/>
-        <w:gridCol w:w="1169"/>
-        <w:gridCol w:w="1169"/>
-      </w:tblGrid>
-      <w:tr>
-        <w:tc>
-          <w:tcPr>
-            <w:tcW w:w="9350" w:type="dxa"/>
-            <w:gridSpan w:val="8"/>
-          </w:tcPr>
-          <w:p>
-            <w:pPr>
-              <w:jc w:val="center"/>
-              <w:rPr>
-                <w:rFonts w:hint="eastAsia"/>
-                <w:lang w:val="ru-RU"/>
-              </w:rPr>
-            </w:pPr>
-            <w:r>
-              <w:rPr>
-                <w:rFonts w:ascii="Arial" w:hAnsi="Arial" w:cs="Arial"/>
-                <w:b/>
-                <w:bCs/>
-                <w:sz w:val="16"/>
-                <w:szCs w:val="16"/>
-                <w:lang w:val="ru-RU"/>
-              </w:rPr>
-              <w:t>ВОЗРАСТНАЯ ТАБЛИЦА / ЧИСЛО РАССТРЕЛЯННЫХ ЖЕНЩИН (Возрастной разброс 1</w:t>
-            </w:r>
-            <w:r>
-              <w:rPr>
-                <w:rFonts w:ascii="Arial" w:hAnsi="Arial" w:cs="Arial"/>
-                <w:b/>
-                <w:bCs/>
-                <w:sz w:val="16"/>
-                <w:szCs w:val="16"/>
-                <w:lang w:val="ru-RU"/>
-              </w:rPr>
-              <w:t>8</w:t>
-            </w:r>
-            <w:r>
-              <w:rPr>
-                <w:rFonts w:ascii="Arial" w:hAnsi="Arial" w:cs="Arial"/>
-                <w:b/>
-                <w:bCs/>
-                <w:sz w:val="16"/>
-                <w:szCs w:val="16"/>
-                <w:lang w:val="ru-RU"/>
-              </w:rPr>
-              <w:t>-70лет)</w:t>
-            </w:r>
-          </w:p>
-        </w:tc>
-      </w:tr>
-      <w:tr>
-        <w:tc>
-          <w:tcPr>
-            <w:tcW w:w="1168" w:type="dxa"/>
-            <w:vAlign w:val="center"/>
-          </w:tcPr>
-          <w:p>
-            <w:pPr>
-              <w:jc w:val="center"/>
-              <w:rPr>
-                <w:rFonts w:hint="eastAsia"/>
-                <w:lang w:val="ru-RU"/>
-              </w:rPr>
-            </w:pPr>
-            <w:r>
-              <w:rPr>
-                <w:rFonts w:ascii="Arial" w:hAnsi="Arial" w:cs="Arial"/>
-                <w:sz w:val="16"/>
-                <w:szCs w:val="16"/>
-                <w:lang w:val="ru-RU"/>
-              </w:rPr>
-              <w:t>19</w:t>
-            </w:r>
-            <w:r>
-              <w:rPr>
-                <w:rFonts w:ascii="Arial" w:hAnsi="Arial" w:cs="Arial"/>
-                <w:sz w:val="16"/>
-                <w:szCs w:val="16"/>
-              </w:rPr>
-              <w:t>-</w:t>
-            </w:r>
-            <w:r>
-              <w:rPr>
-                <w:rFonts w:ascii="Arial" w:hAnsi="Arial" w:cs="Arial"/>
-                <w:sz w:val="16"/>
-                <w:szCs w:val="16"/>
-                <w:lang w:val="ru-RU"/>
-              </w:rPr>
-              <w:t>20</w:t>
-            </w:r>
-          </w:p>
-        </w:tc>
-        <w:tc>
-          <w:tcPr>
-            <w:tcW w:w="1168" w:type="dxa"/>
-            <w:vAlign w:val="center"/>
-          </w:tcPr>
-          <w:p>
-            <w:pPr>
-              <w:jc w:val="center"/>
-              <w:rPr>
-                <w:rFonts w:hint="eastAsia"/>
-                <w:lang w:val="ru-RU"/>
-              </w:rPr>
-            </w:pPr>
-            <w:r>
-              <w:rPr>
-                <w:rFonts w:ascii="Arial" w:hAnsi="Arial" w:cs="Arial"/>
-                <w:sz w:val="16"/>
-                <w:szCs w:val="16"/>
-                <w:lang w:val="ru-RU"/>
-              </w:rPr>
-              <w:t>21-25</w:t>
-            </w:r>
-          </w:p>
-        </w:tc>
-        <w:tc>
-          <w:tcPr>
-            <w:tcW w:w="1169" w:type="dxa"/>
-            <w:vAlign w:val="center"/>
-          </w:tcPr>
-          <w:p>
-            <w:pPr>
-              <w:jc w:val="center"/>
-              <w:rPr>
-                <w:rFonts w:hint="eastAsia"/>
-                <w:lang w:val="ru-RU"/>
-              </w:rPr>
-            </w:pPr>
-            <w:r>
-              <w:rPr>
-                <w:rFonts w:ascii="Arial" w:hAnsi="Arial" w:cs="Arial"/>
-                <w:sz w:val="16"/>
-                <w:szCs w:val="16"/>
-                <w:lang w:val="ru-RU"/>
-              </w:rPr>
-              <w:t>26-30</w:t>
-            </w:r>
-          </w:p>
-        </w:tc>
-        <w:tc>
-          <w:tcPr>
-            <w:tcW w:w="1169" w:type="dxa"/>
-            <w:vAlign w:val="center"/>
-          </w:tcPr>
-          <w:p>
-            <w:pPr>
-              <w:jc w:val="center"/>
-              <w:rPr>
-                <w:rFonts w:hint="eastAsia"/>
-                <w:lang w:val="ru-RU"/>
-              </w:rPr>
-            </w:pPr>
-            <w:r>
-              <w:rPr>
-                <w:rFonts w:ascii="Arial" w:hAnsi="Arial" w:cs="Arial"/>
-                <w:sz w:val="16"/>
-                <w:szCs w:val="16"/>
-                <w:lang w:val="ru-RU"/>
-              </w:rPr>
-              <w:t>31-35</w:t>
-            </w:r>
-          </w:p>
-        </w:tc>
-        <w:tc>
-          <w:tcPr>
-            <w:tcW w:w="1169" w:type="dxa"/>
-            <w:vAlign w:val="center"/>
-          </w:tcPr>
-          <w:p>
-            <w:pPr>
-              <w:jc w:val="center"/>
-              <w:rPr>
-                <w:rFonts w:hint="eastAsia"/>
-                <w:lang w:val="ru-RU"/>
-              </w:rPr>
-            </w:pPr>
-            <w:r>
-              <w:rPr>
-                <w:rFonts w:ascii="Arial" w:hAnsi="Arial" w:cs="Arial"/>
-                <w:sz w:val="16"/>
-                <w:szCs w:val="16"/>
-                <w:lang w:val="ru-RU"/>
-              </w:rPr>
-              <w:t>36-40</w:t>
-            </w:r>
-          </w:p>
-        </w:tc>
-        <w:tc>
-          <w:tcPr>
-            <w:tcW w:w="1169" w:type="dxa"/>
-            <w:vAlign w:val="center"/>
-          </w:tcPr>
-          <w:p>
-            <w:pPr>
-              <w:jc w:val="center"/>
-              <w:rPr>
-                <w:rFonts w:hint="eastAsia"/>
-                <w:lang w:val="ru-RU"/>
-              </w:rPr>
-            </w:pPr>
-            <w:r>
-              <w:rPr>
-                <w:rFonts w:ascii="Arial" w:hAnsi="Arial" w:cs="Arial"/>
-                <w:sz w:val="16"/>
-                <w:szCs w:val="16"/>
-                <w:lang w:val="ru-RU"/>
-              </w:rPr>
-              <w:t>41-45</w:t>
-            </w:r>
-          </w:p>
-        </w:tc>
-        <w:tc>
-          <w:tcPr>
-            <w:tcW w:w="1169" w:type="dxa"/>
-            <w:vAlign w:val="center"/>
-          </w:tcPr>
-          <w:p>
-            <w:pPr>
-              <w:jc w:val="center"/>
-              <w:rPr>
-                <w:rFonts w:hint="eastAsia"/>
-                <w:lang w:val="ru-RU"/>
-              </w:rPr>
-            </w:pPr>
-            <w:r>
-              <w:rPr>
-                <w:rFonts w:ascii="Arial" w:hAnsi="Arial" w:cs="Arial"/>
-                <w:sz w:val="16"/>
-                <w:szCs w:val="16"/>
-                <w:lang w:val="ru-RU"/>
-              </w:rPr>
-              <w:t>46-50</w:t>
-            </w:r>
-          </w:p>
-        </w:tc>
-        <w:tc>
-          <w:tcPr>
-            <w:tcW w:w="1169" w:type="dxa"/>
-            <w:vAlign w:val="center"/>
-          </w:tcPr>
-          <w:p>
-            <w:pPr>
-              <w:jc w:val="center"/>
-              <w:rPr>
-                <w:rFonts w:hint="eastAsia"/>
-                <w:lang w:val="ru-RU"/>
-              </w:rPr>
-            </w:pPr>
-            <w:r>
-              <w:rPr>
-                <w:rFonts w:ascii="Arial" w:hAnsi="Arial" w:cs="Arial"/>
-                <w:sz w:val="16"/>
-                <w:szCs w:val="16"/>
-                <w:lang w:val="ru-RU"/>
-              </w:rPr>
-              <w:t>70</w:t>
-            </w:r>
-          </w:p>
-        </w:tc>
-      </w:tr>
-      <w:tr>
-        <w:tc>
-          <w:tcPr>
-            <w:tcW w:w="1168" w:type="dxa"/>
-            <w:vAlign w:val="center"/>
-          </w:tcPr>
-          <w:p>
-            <w:pPr>
-              <w:jc w:val="center"/>
-              <w:rPr>
-                <w:rFonts w:hint="eastAsia"/>
-                <w:lang w:val="ru-RU"/>
-              </w:rPr>
-            </w:pPr>
-            <w:r>
-              <w:rPr>
-                <w:rFonts w:ascii="Arial" w:hAnsi="Arial" w:cs="Arial"/>
-                <w:sz w:val="16"/>
-                <w:szCs w:val="16"/>
-                <w:lang w:val="ru-RU"/>
-              </w:rPr>
-              <w:t>1</w:t>
-            </w:r>
-          </w:p>
-        </w:tc>
-        <w:tc>
-          <w:tcPr>
-            <w:tcW w:w="1168" w:type="dxa"/>
-            <w:vAlign w:val="center"/>
-          </w:tcPr>
-          <w:p>
-            <w:pPr>
-              <w:jc w:val="center"/>
-              <w:rPr>
-                <w:rFonts w:hint="eastAsia"/>
-                <w:lang w:val="ru-RU"/>
-              </w:rPr>
-            </w:pPr>
-            <w:r>
-              <w:rPr>
-                <w:rFonts w:ascii="Arial" w:hAnsi="Arial" w:cs="Arial"/>
-                <w:sz w:val="16"/>
-                <w:szCs w:val="16"/>
-                <w:lang w:val="ru-RU"/>
-              </w:rPr>
-              <w:t>3</w:t>
-            </w:r>
-          </w:p>
-        </w:tc>
-        <w:tc>
-          <w:tcPr>
-            <w:tcW w:w="1169" w:type="dxa"/>
-            <w:vAlign w:val="center"/>
-          </w:tcPr>
-          <w:p>
-            <w:pPr>
-              <w:jc w:val="center"/>
-              <w:rPr>
-                <w:rFonts w:hint="eastAsia"/>
-                <w:lang w:val="ru-RU"/>
-              </w:rPr>
-            </w:pPr>
-            <w:r>
-              <w:rPr>
-                <w:rFonts w:ascii="Arial" w:hAnsi="Arial" w:cs="Arial"/>
-                <w:sz w:val="16"/>
-                <w:szCs w:val="16"/>
-                <w:lang w:val="ru-RU"/>
-              </w:rPr>
-              <w:t>4</w:t>
-            </w:r>
-          </w:p>
-        </w:tc>
-        <w:tc>
-          <w:tcPr>
-            <w:tcW w:w="1169" w:type="dxa"/>
-            <w:vAlign w:val="center"/>
-          </w:tcPr>
-          <w:p>
-            <w:pPr>
-              <w:jc w:val="center"/>
-              <w:rPr>
-                <w:rFonts w:hint="eastAsia"/>
-                <w:lang w:val="ru-RU"/>
-              </w:rPr>
-            </w:pPr>
-            <w:r>
-              <w:rPr>
-                <w:rFonts w:ascii="Arial" w:hAnsi="Arial" w:cs="Arial"/>
-                <w:sz w:val="16"/>
-                <w:szCs w:val="16"/>
-                <w:lang w:val="ru-RU"/>
-              </w:rPr>
-              <w:t>4</w:t>
-            </w:r>
-          </w:p>
-        </w:tc>
-        <w:tc>
-          <w:tcPr>
-            <w:tcW w:w="1169" w:type="dxa"/>
-            <w:vAlign w:val="center"/>
-          </w:tcPr>
-          <w:p>
-            <w:pPr>
-              <w:jc w:val="center"/>
-              <w:rPr>
-                <w:rFonts w:hint="eastAsia"/>
-                <w:lang w:val="ru-RU"/>
-              </w:rPr>
-            </w:pPr>
-            <w:r>
-              <w:rPr>
-                <w:rFonts w:ascii="Arial" w:hAnsi="Arial" w:cs="Arial"/>
-                <w:sz w:val="16"/>
-                <w:szCs w:val="16"/>
-                <w:lang w:val="ru-RU"/>
-              </w:rPr>
-              <w:t>2</w:t>
-            </w:r>
-          </w:p>
-        </w:tc>
-        <w:tc>
-          <w:tcPr>
-            <w:tcW w:w="1169" w:type="dxa"/>
-            <w:vAlign w:val="center"/>
-          </w:tcPr>
-          <w:p>
-            <w:pPr>
-              <w:jc w:val="center"/>
-              <w:rPr>
-                <w:rFonts w:hint="eastAsia"/>
-                <w:lang w:val="ru-RU"/>
-              </w:rPr>
-            </w:pPr>
-            <w:r>
-              <w:rPr>
-                <w:rFonts w:ascii="Arial" w:hAnsi="Arial" w:cs="Arial"/>
-                <w:sz w:val="16"/>
-                <w:szCs w:val="16"/>
-                <w:lang w:val="ru-RU"/>
-              </w:rPr>
-              <w:t>5</w:t>
-            </w:r>
-          </w:p>
-        </w:tc>
-        <w:tc>
-          <w:tcPr>
-            <w:tcW w:w="1169" w:type="dxa"/>
-            <w:vAlign w:val="center"/>
-          </w:tcPr>
-          <w:p>
-            <w:pPr>
-              <w:jc w:val="center"/>
-              <w:rPr>
-                <w:rFonts w:hint="eastAsia"/>
-                <w:lang w:val="ru-RU"/>
-              </w:rPr>
-            </w:pPr>
-            <w:r>
-              <w:rPr>
-                <w:rFonts w:ascii="Arial" w:hAnsi="Arial" w:cs="Arial"/>
-                <w:sz w:val="16"/>
-                <w:szCs w:val="16"/>
-                <w:lang w:val="ru-RU"/>
-              </w:rPr>
-              <w:t>2</w:t>
-            </w:r>
-          </w:p>
-        </w:tc>
-        <w:tc>
-          <w:tcPr>
-            <w:tcW w:w="1169" w:type="dxa"/>
-            <w:vAlign w:val="center"/>
-          </w:tcPr>
-          <w:p>
-            <w:pPr>
-              <w:jc w:val="center"/>
-              <w:rPr>
-                <w:rFonts w:hint="eastAsia"/>
-                <w:lang w:val="ru-RU"/>
-              </w:rPr>
-            </w:pPr>
-            <w:r>
-              <w:rPr>
-                <w:rFonts w:ascii="Arial" w:hAnsi="Arial" w:cs="Arial"/>
-                <w:sz w:val="16"/>
-                <w:szCs w:val="16"/>
-                <w:lang w:val="ru-RU"/>
-              </w:rPr>
-              <w:t>1</w:t>
-            </w:r>
-          </w:p>
-        </w:tc>
-      </w:tr>
-    </w:tbl>
-    <w:p>
-      <w:pPr>
-        <w:rPr>
-          <w:rFonts w:hint="eastAsia"/>
           <w:lang w:val="ru-RU"/>
         </w:rPr>
       </w:pPr>
@@ -1687,15 +1298,71 @@
                 <w:lang w:val="ru-RU"/>
               </w:rPr>
             </w:pPr>
-            <w:r>
-              <w:rPr>
-                <w:rFonts w:ascii="Arial" w:hAnsi="Arial" w:cs="Arial"/>
-                <w:b/>
-                <w:sz w:val="16"/>
-                <w:szCs w:val="16"/>
-                <w:lang w:val="ru-RU"/>
-              </w:rPr>
-              <w:t xml:space="preserve">Балановская Мелания (Мелашка) Яковлевна  48 лет  </w:t>
+            <w:proofErr w:type="spellStart"/>
+            <w:r>
+              <w:rPr>
+                <w:rFonts w:ascii="Arial" w:hAnsi="Arial" w:cs="Arial"/>
+                <w:b/>
+                <w:sz w:val="16"/>
+                <w:szCs w:val="16"/>
+                <w:lang w:val="ru-RU"/>
+              </w:rPr>
+              <w:t>Балановская</w:t>
+            </w:r>
+            <w:proofErr w:type="spellEnd"/>
+            <w:r>
+              <w:rPr>
+                <w:rFonts w:ascii="Arial" w:hAnsi="Arial" w:cs="Arial"/>
+                <w:b/>
+                <w:sz w:val="16"/>
+                <w:szCs w:val="16"/>
+                <w:lang w:val="ru-RU"/>
+              </w:rPr>
+              <w:t xml:space="preserve"> Мелания (</w:t>
+            </w:r>
+            <w:proofErr w:type="spellStart"/>
+            <w:r>
+              <w:rPr>
+                <w:rFonts w:ascii="Arial" w:hAnsi="Arial" w:cs="Arial"/>
+                <w:b/>
+                <w:sz w:val="16"/>
+                <w:szCs w:val="16"/>
+                <w:lang w:val="ru-RU"/>
+              </w:rPr>
+              <w:t>Мелашка</w:t>
+            </w:r>
+            <w:proofErr w:type="spellEnd"/>
+            <w:r>
+              <w:rPr>
+                <w:rFonts w:ascii="Arial" w:hAnsi="Arial" w:cs="Arial"/>
+                <w:b/>
+                <w:sz w:val="16"/>
+                <w:szCs w:val="16"/>
+                <w:lang w:val="ru-RU"/>
+              </w:rPr>
+              <w:t xml:space="preserve">) </w:t>
+            </w:r>
+            <w:proofErr w:type="gramStart"/>
+            <w:r>
+              <w:rPr>
+                <w:rFonts w:ascii="Arial" w:hAnsi="Arial" w:cs="Arial"/>
+                <w:b/>
+                <w:sz w:val="16"/>
+                <w:szCs w:val="16"/>
+                <w:lang w:val="ru-RU"/>
+              </w:rPr>
+              <w:t>Яковлевна  48</w:t>
+            </w:r>
+            <w:proofErr w:type="gramEnd"/>
+            <w:r>
+              <w:rPr>
+                <w:rFonts w:ascii="Arial" w:hAnsi="Arial" w:cs="Arial"/>
+                <w:b/>
+                <w:sz w:val="16"/>
+                <w:szCs w:val="16"/>
+                <w:lang w:val="ru-RU"/>
+              </w:rPr>
+              <w:t xml:space="preserve"> лет  </w:t>
             </w:r>
             <w:r>
               <w:rPr>
@@ -1793,23 +1460,166 @@
                 <w:szCs w:val="16"/>
                 <w:lang w:val="ru-RU"/>
               </w:rPr>
-              <w:t xml:space="preserve">Источник: Гос.Архив Украины;   </w:t>
-            </w:r>
-            <w:hyperlink r:id="rId6" w:history="1">
-              <w:r>
-                <w:rPr>
-                  <w:rStyle w:val="Hyperlink"/>
-                  <w:rFonts w:ascii="Arial" w:eastAsia="OpenSymbol" w:hAnsi="Arial" w:cs="Arial"/>
-                  <w:b/>
-                  <w:bCs/>
-                  <w:color w:val="auto"/>
-                  <w:sz w:val="16"/>
-                  <w:szCs w:val="16"/>
-                  <w:lang w:val="ru-RU"/>
-                </w:rPr>
-                <w:t>Архивная ссылка</w:t>
-              </w:r>
-            </w:hyperlink>
+              <w:t xml:space="preserve">Источник: </w:t>
+            </w:r>
+            <w:proofErr w:type="spellStart"/>
+            <w:r>
+              <w:rPr>
+                <w:rFonts w:ascii="Arial" w:hAnsi="Arial" w:cs="Arial"/>
+                <w:b/>
+                <w:bCs/>
+                <w:sz w:val="16"/>
+                <w:szCs w:val="16"/>
+                <w:lang w:val="ru-RU"/>
+              </w:rPr>
+              <w:t>Гос.Архив</w:t>
+            </w:r>
+            <w:proofErr w:type="spellEnd"/>
+            <w:r>
+              <w:rPr>
+                <w:rFonts w:ascii="Arial" w:hAnsi="Arial" w:cs="Arial"/>
+                <w:b/>
+                <w:bCs/>
+                <w:sz w:val="16"/>
+                <w:szCs w:val="16"/>
+                <w:lang w:val="ru-RU"/>
+              </w:rPr>
+              <w:t xml:space="preserve"> </w:t>
+            </w:r>
+            <w:proofErr w:type="gramStart"/>
+            <w:r>
+              <w:rPr>
+                <w:rFonts w:ascii="Arial" w:hAnsi="Arial" w:cs="Arial"/>
+                <w:b/>
+                <w:bCs/>
+                <w:sz w:val="16"/>
+                <w:szCs w:val="16"/>
+                <w:lang w:val="ru-RU"/>
+              </w:rPr>
+              <w:t xml:space="preserve">Украины;   </w:t>
+            </w:r>
+            <w:proofErr w:type="gramEnd"/>
+            <w:r>
+              <w:fldChar w:fldCharType="begin"/>
+            </w:r>
+            <w:r>
+              <w:instrText>HYPERLINK</w:instrText>
+            </w:r>
+            <w:r>
+              <w:rPr>
+                <w:lang w:val="ru-RU"/>
+              </w:rPr>
+              <w:instrText xml:space="preserve"> "</w:instrText>
+            </w:r>
+            <w:r>
+              <w:instrText>https</w:instrText>
+            </w:r>
+            <w:r>
+              <w:rPr>
+                <w:lang w:val="ru-RU"/>
+              </w:rPr>
+              <w:instrText>://</w:instrText>
+            </w:r>
+            <w:r>
+              <w:instrText>archives</w:instrText>
+            </w:r>
+            <w:r>
+              <w:rPr>
+                <w:lang w:val="ru-RU"/>
+              </w:rPr>
+              <w:instrText>.</w:instrText>
+            </w:r>
+            <w:r>
+              <w:instrText>gov</w:instrText>
+            </w:r>
+            <w:r>
+              <w:rPr>
+                <w:lang w:val="ru-RU"/>
+              </w:rPr>
+              <w:instrText>.</w:instrText>
+            </w:r>
+            <w:r>
+              <w:instrText>ua</w:instrText>
+            </w:r>
+            <w:r>
+              <w:rPr>
+                <w:lang w:val="ru-RU"/>
+              </w:rPr>
+              <w:instrText>/</w:instrText>
+            </w:r>
+            <w:r>
+              <w:instrText>um</w:instrText>
+            </w:r>
+            <w:r>
+              <w:rPr>
+                <w:lang w:val="ru-RU"/>
+              </w:rPr>
+              <w:instrText>.</w:instrText>
+            </w:r>
+            <w:r>
+              <w:instrText>php</w:instrText>
+            </w:r>
+            <w:r>
+              <w:rPr>
+                <w:lang w:val="ru-RU"/>
+              </w:rPr>
+              <w:instrText>?</w:instrText>
+            </w:r>
+            <w:r>
+              <w:instrText>kw</w:instrText>
+            </w:r>
+            <w:r>
+              <w:rPr>
+                <w:lang w:val="ru-RU"/>
+              </w:rPr>
+              <w:instrText>=розстріл&amp;</w:instrText>
+            </w:r>
+            <w:r>
+              <w:instrText>p</w:instrText>
+            </w:r>
+            <w:r>
+              <w:rPr>
+                <w:lang w:val="ru-RU"/>
+              </w:rPr>
+              <w:instrText>=2&amp;</w:instrText>
+            </w:r>
+            <w:r>
+              <w:instrText>a</w:instrText>
+            </w:r>
+            <w:r>
+              <w:rPr>
+                <w:lang w:val="ru-RU"/>
+              </w:rPr>
+              <w:instrText>=23&amp;</w:instrText>
+            </w:r>
+            <w:r>
+              <w:instrText>id</w:instrText>
+            </w:r>
+            <w:r>
+              <w:rPr>
+                <w:lang w:val="ru-RU"/>
+              </w:rPr>
+              <w:instrText>=104978"</w:instrText>
+            </w:r>
+            <w:r>
+              <w:fldChar w:fldCharType="separate"/>
+            </w:r>
+            <w:r>
+              <w:rPr>
+                <w:rStyle w:val="Hyperlink"/>
+                <w:rFonts w:ascii="Arial" w:eastAsia="OpenSymbol" w:hAnsi="Arial" w:cs="Arial"/>
+                <w:b/>
+                <w:bCs/>
+                <w:color w:val="auto"/>
+                <w:sz w:val="16"/>
+                <w:szCs w:val="16"/>
+                <w:lang w:val="ru-RU"/>
+              </w:rPr>
+              <w:t>Архивная ссылка</w:t>
+            </w:r>
+            <w:r>
+              <w:fldChar w:fldCharType="end"/>
+            </w:r>
           </w:p>
         </w:tc>
       </w:tr>
@@ -1845,7 +1655,29 @@
                 <w:szCs w:val="16"/>
                 <w:lang w:val="ru-RU"/>
               </w:rPr>
-              <w:t xml:space="preserve">Баскакова Анастасия Ивановна  45 лет  </w:t>
+              <w:t xml:space="preserve">Баскакова Анастасия </w:t>
+            </w:r>
+            <w:proofErr w:type="gramStart"/>
+            <w:r>
+              <w:rPr>
+                <w:rFonts w:ascii="Arial" w:hAnsi="Arial" w:cs="Arial"/>
+                <w:b/>
+                <w:sz w:val="16"/>
+                <w:szCs w:val="16"/>
+                <w:lang w:val="ru-RU"/>
+              </w:rPr>
+              <w:t>Ивановна  45</w:t>
+            </w:r>
+            <w:proofErr w:type="gramEnd"/>
+            <w:r>
+              <w:rPr>
+                <w:rFonts w:ascii="Arial" w:hAnsi="Arial" w:cs="Arial"/>
+                <w:b/>
+                <w:sz w:val="16"/>
+                <w:szCs w:val="16"/>
+                <w:lang w:val="ru-RU"/>
+              </w:rPr>
+              <w:t xml:space="preserve"> лет  </w:t>
             </w:r>
             <w:r>
               <w:rPr>
@@ -1899,7 +1731,47 @@
                 <w:szCs w:val="16"/>
                 <w:lang w:val="ru-RU"/>
               </w:rPr>
-              <w:t>в 1887 г., Костромская губ.; русская; образование начальное; б/п; работница в кролиководческом хозяйстве коопхоза. Прож.:</w:t>
+              <w:t xml:space="preserve">в 1887 г., Костромская губ.; русская; образование начальное; б/п; работница в кролиководческом хозяйстве </w:t>
+            </w:r>
+            <w:proofErr w:type="spellStart"/>
+            <w:r>
+              <w:rPr>
+                <w:rFonts w:ascii="Arial" w:hAnsi="Arial" w:cs="Arial"/>
+                <w:sz w:val="16"/>
+                <w:szCs w:val="16"/>
+                <w:lang w:val="ru-RU"/>
+              </w:rPr>
+              <w:t>коопхоза</w:t>
+            </w:r>
+            <w:proofErr w:type="spellEnd"/>
+            <w:r>
+              <w:rPr>
+                <w:rFonts w:ascii="Arial" w:hAnsi="Arial" w:cs="Arial"/>
+                <w:sz w:val="16"/>
+                <w:szCs w:val="16"/>
+                <w:lang w:val="ru-RU"/>
+              </w:rPr>
+              <w:t xml:space="preserve">. </w:t>
+            </w:r>
+            <w:proofErr w:type="spellStart"/>
+            <w:r>
+              <w:rPr>
+                <w:rFonts w:ascii="Arial" w:hAnsi="Arial" w:cs="Arial"/>
+                <w:sz w:val="16"/>
+                <w:szCs w:val="16"/>
+                <w:lang w:val="ru-RU"/>
+              </w:rPr>
+              <w:t>Прож</w:t>
+            </w:r>
+            <w:proofErr w:type="spellEnd"/>
+            <w:r>
+              <w:rPr>
+                <w:rFonts w:ascii="Arial" w:hAnsi="Arial" w:cs="Arial"/>
+                <w:sz w:val="16"/>
+                <w:szCs w:val="16"/>
+                <w:lang w:val="ru-RU"/>
+              </w:rPr>
+              <w:t>.:</w:t>
             </w:r>
             <w:r>
               <w:rPr>
@@ -1916,7 +1788,27 @@
                 <w:szCs w:val="16"/>
                 <w:lang w:val="ru-RU"/>
               </w:rPr>
-              <w:t>г. Владивосток.  Арестована 15 августа 1932 г.  Приговорена: Тройка при ОГПУ 4 ноября 1932 г., обв.:</w:t>
+              <w:t xml:space="preserve">г. Владивосток.  Арестована 15 августа 1932 г.  Приговорена: Тройка при ОГПУ 4 ноября 1932 г., </w:t>
+            </w:r>
+            <w:proofErr w:type="spellStart"/>
+            <w:r>
+              <w:rPr>
+                <w:rFonts w:ascii="Arial" w:hAnsi="Arial" w:cs="Arial"/>
+                <w:sz w:val="16"/>
+                <w:szCs w:val="16"/>
+                <w:lang w:val="ru-RU"/>
+              </w:rPr>
+              <w:t>обв</w:t>
+            </w:r>
+            <w:proofErr w:type="spellEnd"/>
+            <w:r>
+              <w:rPr>
+                <w:rFonts w:ascii="Arial" w:hAnsi="Arial" w:cs="Arial"/>
+                <w:sz w:val="16"/>
+                <w:szCs w:val="16"/>
+                <w:lang w:val="ru-RU"/>
+              </w:rPr>
+              <w:t>.:</w:t>
             </w:r>
             <w:r>
               <w:rPr>
@@ -2119,7 +2011,29 @@
                 <w:szCs w:val="16"/>
                 <w:lang w:val="ru-RU"/>
               </w:rPr>
-              <w:t xml:space="preserve">Баскакова Елена Сергеевна  31 год  </w:t>
+              <w:t xml:space="preserve">Баскакова Елена </w:t>
+            </w:r>
+            <w:proofErr w:type="gramStart"/>
+            <w:r>
+              <w:rPr>
+                <w:rFonts w:ascii="Arial" w:hAnsi="Arial" w:cs="Arial"/>
+                <w:b/>
+                <w:sz w:val="16"/>
+                <w:szCs w:val="16"/>
+                <w:lang w:val="ru-RU"/>
+              </w:rPr>
+              <w:t>Сергеевна  31</w:t>
+            </w:r>
+            <w:proofErr w:type="gramEnd"/>
+            <w:r>
+              <w:rPr>
+                <w:rFonts w:ascii="Arial" w:hAnsi="Arial" w:cs="Arial"/>
+                <w:b/>
+                <w:sz w:val="16"/>
+                <w:szCs w:val="16"/>
+                <w:lang w:val="ru-RU"/>
+              </w:rPr>
+              <w:t xml:space="preserve"> год  </w:t>
             </w:r>
             <w:r>
               <w:rPr>
@@ -2191,7 +2105,47 @@
                 <w:szCs w:val="16"/>
                 <w:lang w:val="ru-RU"/>
               </w:rPr>
-              <w:t>; русская; образование среднее; б/п; работница в кролиководческом хозяйстве коопхоза. Прож.:</w:t>
+              <w:t xml:space="preserve">; русская; образование среднее; б/п; работница в кролиководческом хозяйстве </w:t>
+            </w:r>
+            <w:proofErr w:type="spellStart"/>
+            <w:r>
+              <w:rPr>
+                <w:rFonts w:ascii="Arial" w:hAnsi="Arial" w:cs="Arial"/>
+                <w:sz w:val="16"/>
+                <w:szCs w:val="16"/>
+                <w:lang w:val="ru-RU"/>
+              </w:rPr>
+              <w:t>коопхоза</w:t>
+            </w:r>
+            <w:proofErr w:type="spellEnd"/>
+            <w:r>
+              <w:rPr>
+                <w:rFonts w:ascii="Arial" w:hAnsi="Arial" w:cs="Arial"/>
+                <w:sz w:val="16"/>
+                <w:szCs w:val="16"/>
+                <w:lang w:val="ru-RU"/>
+              </w:rPr>
+              <w:t xml:space="preserve">. </w:t>
+            </w:r>
+            <w:proofErr w:type="spellStart"/>
+            <w:r>
+              <w:rPr>
+                <w:rFonts w:ascii="Arial" w:hAnsi="Arial" w:cs="Arial"/>
+                <w:sz w:val="16"/>
+                <w:szCs w:val="16"/>
+                <w:lang w:val="ru-RU"/>
+              </w:rPr>
+              <w:t>Прож</w:t>
+            </w:r>
+            <w:proofErr w:type="spellEnd"/>
+            <w:r>
+              <w:rPr>
+                <w:rFonts w:ascii="Arial" w:hAnsi="Arial" w:cs="Arial"/>
+                <w:sz w:val="16"/>
+                <w:szCs w:val="16"/>
+                <w:lang w:val="ru-RU"/>
+              </w:rPr>
+              <w:t>.:</w:t>
             </w:r>
             <w:r>
               <w:rPr>
@@ -2208,7 +2162,27 @@
                 <w:szCs w:val="16"/>
                 <w:lang w:val="ru-RU"/>
               </w:rPr>
-              <w:t>г. Владивосток.  Арестована 15 августа 1932 г.  Приговорена: Тройка при ОГПУ 4 ноября 1932 г., обв.:</w:t>
+              <w:t xml:space="preserve">г. Владивосток.  Арестована 15 августа 1932 г.  Приговорена: Тройка при ОГПУ 4 ноября 1932 г., </w:t>
+            </w:r>
+            <w:proofErr w:type="spellStart"/>
+            <w:r>
+              <w:rPr>
+                <w:rFonts w:ascii="Arial" w:hAnsi="Arial" w:cs="Arial"/>
+                <w:sz w:val="16"/>
+                <w:szCs w:val="16"/>
+                <w:lang w:val="ru-RU"/>
+              </w:rPr>
+              <w:t>обв</w:t>
+            </w:r>
+            <w:proofErr w:type="spellEnd"/>
+            <w:r>
+              <w:rPr>
+                <w:rFonts w:ascii="Arial" w:hAnsi="Arial" w:cs="Arial"/>
+                <w:sz w:val="16"/>
+                <w:szCs w:val="16"/>
+                <w:lang w:val="ru-RU"/>
+              </w:rPr>
+              <w:t>.:</w:t>
             </w:r>
             <w:r>
               <w:rPr>
@@ -2369,16 +2343,53 @@
                 <w:lang w:val="ru-RU"/>
               </w:rPr>
             </w:pPr>
-            <w:r>
-              <w:rPr>
-                <w:rFonts w:ascii="Arial" w:hAnsi="Arial" w:cs="Arial"/>
-                <w:b/>
-                <w:bCs/>
-                <w:sz w:val="16"/>
-                <w:szCs w:val="16"/>
-                <w:lang w:val="ru-RU"/>
-              </w:rPr>
-              <w:t xml:space="preserve">Гринфельдт Нина Николаевна  30 лет  </w:t>
+            <w:proofErr w:type="spellStart"/>
+            <w:r>
+              <w:rPr>
+                <w:rFonts w:ascii="Arial" w:hAnsi="Arial" w:cs="Arial"/>
+                <w:b/>
+                <w:bCs/>
+                <w:sz w:val="16"/>
+                <w:szCs w:val="16"/>
+                <w:lang w:val="ru-RU"/>
+              </w:rPr>
+              <w:t>Гринфельдт</w:t>
+            </w:r>
+            <w:proofErr w:type="spellEnd"/>
+            <w:r>
+              <w:rPr>
+                <w:rFonts w:ascii="Arial" w:hAnsi="Arial" w:cs="Arial"/>
+                <w:b/>
+                <w:bCs/>
+                <w:sz w:val="16"/>
+                <w:szCs w:val="16"/>
+                <w:lang w:val="ru-RU"/>
+              </w:rPr>
+              <w:t xml:space="preserve"> Нина </w:t>
+            </w:r>
+            <w:proofErr w:type="gramStart"/>
+            <w:r>
+              <w:rPr>
+                <w:rFonts w:ascii="Arial" w:hAnsi="Arial" w:cs="Arial"/>
+                <w:b/>
+                <w:bCs/>
+                <w:sz w:val="16"/>
+                <w:szCs w:val="16"/>
+                <w:lang w:val="ru-RU"/>
+              </w:rPr>
+              <w:t>Николаевна  30</w:t>
+            </w:r>
+            <w:proofErr w:type="gramEnd"/>
+            <w:r>
+              <w:rPr>
+                <w:rFonts w:ascii="Arial" w:hAnsi="Arial" w:cs="Arial"/>
+                <w:b/>
+                <w:bCs/>
+                <w:sz w:val="16"/>
+                <w:szCs w:val="16"/>
+                <w:lang w:val="ru-RU"/>
+              </w:rPr>
+              <w:t xml:space="preserve"> лет  </w:t>
             </w:r>
           </w:p>
           <w:p>
@@ -2422,7 +2433,47 @@
                 <w:szCs w:val="16"/>
                 <w:lang w:val="ru-RU"/>
               </w:rPr>
-              <w:t>в 1902 г., Порт-Артура; русская; образование начальное; б/п; монтер в Коопхозе. Прож.:</w:t>
+              <w:t xml:space="preserve">в 1902 г., Порт-Артура; русская; образование начальное; б/п; монтер в </w:t>
+            </w:r>
+            <w:proofErr w:type="spellStart"/>
+            <w:r>
+              <w:rPr>
+                <w:rFonts w:ascii="Arial" w:hAnsi="Arial" w:cs="Arial"/>
+                <w:sz w:val="16"/>
+                <w:szCs w:val="16"/>
+                <w:lang w:val="ru-RU"/>
+              </w:rPr>
+              <w:t>Коопхозе</w:t>
+            </w:r>
+            <w:proofErr w:type="spellEnd"/>
+            <w:r>
+              <w:rPr>
+                <w:rFonts w:ascii="Arial" w:hAnsi="Arial" w:cs="Arial"/>
+                <w:sz w:val="16"/>
+                <w:szCs w:val="16"/>
+                <w:lang w:val="ru-RU"/>
+              </w:rPr>
+              <w:t xml:space="preserve">. </w:t>
+            </w:r>
+            <w:proofErr w:type="spellStart"/>
+            <w:r>
+              <w:rPr>
+                <w:rFonts w:ascii="Arial" w:hAnsi="Arial" w:cs="Arial"/>
+                <w:sz w:val="16"/>
+                <w:szCs w:val="16"/>
+                <w:lang w:val="ru-RU"/>
+              </w:rPr>
+              <w:t>Прож</w:t>
+            </w:r>
+            <w:proofErr w:type="spellEnd"/>
+            <w:r>
+              <w:rPr>
+                <w:rFonts w:ascii="Arial" w:hAnsi="Arial" w:cs="Arial"/>
+                <w:sz w:val="16"/>
+                <w:szCs w:val="16"/>
+                <w:lang w:val="ru-RU"/>
+              </w:rPr>
+              <w:t>.:</w:t>
             </w:r>
             <w:r>
               <w:rPr>
@@ -2449,7 +2500,27 @@
                 <w:lang w:val="ru-RU"/>
               </w:rPr>
               <w:br/>
-              <w:t>Арестована 15 июля 1932 г.  Приговорена: Тройка при ОГПУ 4 ноября 1932 г., обв.:</w:t>
+              <w:t xml:space="preserve">Арестована 15 июля 1932 г.  Приговорена: Тройка при ОГПУ 4 ноября 1932 г., </w:t>
+            </w:r>
+            <w:proofErr w:type="spellStart"/>
+            <w:r>
+              <w:rPr>
+                <w:rFonts w:ascii="Arial" w:hAnsi="Arial" w:cs="Arial"/>
+                <w:sz w:val="16"/>
+                <w:szCs w:val="16"/>
+                <w:lang w:val="ru-RU"/>
+              </w:rPr>
+              <w:t>обв</w:t>
+            </w:r>
+            <w:proofErr w:type="spellEnd"/>
+            <w:r>
+              <w:rPr>
+                <w:rFonts w:ascii="Arial" w:hAnsi="Arial" w:cs="Arial"/>
+                <w:sz w:val="16"/>
+                <w:szCs w:val="16"/>
+                <w:lang w:val="ru-RU"/>
+              </w:rPr>
+              <w:t>.:</w:t>
             </w:r>
             <w:r>
               <w:rPr>
@@ -2567,15 +2638,71 @@
                 <w:lang w:val="ru-RU"/>
               </w:rPr>
             </w:pPr>
-            <w:r>
-              <w:rPr>
-                <w:rFonts w:ascii="Arial" w:hAnsi="Arial" w:cs="Arial"/>
-                <w:b/>
-                <w:sz w:val="16"/>
-                <w:szCs w:val="16"/>
-                <w:lang w:val="ru-RU"/>
-              </w:rPr>
-              <w:t xml:space="preserve">Дын-Цзи-Сан  37 лет  </w:t>
+            <w:proofErr w:type="spellStart"/>
+            <w:r>
+              <w:rPr>
+                <w:rFonts w:ascii="Arial" w:hAnsi="Arial" w:cs="Arial"/>
+                <w:b/>
+                <w:sz w:val="16"/>
+                <w:szCs w:val="16"/>
+                <w:lang w:val="ru-RU"/>
+              </w:rPr>
+              <w:t>Дын</w:t>
+            </w:r>
+            <w:proofErr w:type="spellEnd"/>
+            <w:r>
+              <w:rPr>
+                <w:rFonts w:ascii="Arial" w:hAnsi="Arial" w:cs="Arial"/>
+                <w:b/>
+                <w:sz w:val="16"/>
+                <w:szCs w:val="16"/>
+                <w:lang w:val="ru-RU"/>
+              </w:rPr>
+              <w:t>-</w:t>
+            </w:r>
+            <w:proofErr w:type="spellStart"/>
+            <w:r>
+              <w:rPr>
+                <w:rFonts w:ascii="Arial" w:hAnsi="Arial" w:cs="Arial"/>
+                <w:b/>
+                <w:sz w:val="16"/>
+                <w:szCs w:val="16"/>
+                <w:lang w:val="ru-RU"/>
+              </w:rPr>
+              <w:t>Цзи</w:t>
+            </w:r>
+            <w:proofErr w:type="spellEnd"/>
+            <w:r>
+              <w:rPr>
+                <w:rFonts w:ascii="Arial" w:hAnsi="Arial" w:cs="Arial"/>
+                <w:b/>
+                <w:sz w:val="16"/>
+                <w:szCs w:val="16"/>
+                <w:lang w:val="ru-RU"/>
+              </w:rPr>
+              <w:t>-</w:t>
+            </w:r>
+            <w:proofErr w:type="gramStart"/>
+            <w:r>
+              <w:rPr>
+                <w:rFonts w:ascii="Arial" w:hAnsi="Arial" w:cs="Arial"/>
+                <w:b/>
+                <w:sz w:val="16"/>
+                <w:szCs w:val="16"/>
+                <w:lang w:val="ru-RU"/>
+              </w:rPr>
+              <w:t>Сан  37</w:t>
+            </w:r>
+            <w:proofErr w:type="gramEnd"/>
+            <w:r>
+              <w:rPr>
+                <w:rFonts w:ascii="Arial" w:hAnsi="Arial" w:cs="Arial"/>
+                <w:b/>
+                <w:sz w:val="16"/>
+                <w:szCs w:val="16"/>
+                <w:lang w:val="ru-RU"/>
+              </w:rPr>
+              <w:t xml:space="preserve"> лет  </w:t>
             </w:r>
           </w:p>
           <w:p>
@@ -2619,7 +2746,47 @@
                 <w:szCs w:val="16"/>
                 <w:lang w:val="ru-RU"/>
               </w:rPr>
-              <w:t>в 1895 г., Китай, пров. Шаньдун; китаянка; безработная. Прож.:</w:t>
+              <w:t xml:space="preserve">в 1895 г., Китай, </w:t>
+            </w:r>
+            <w:proofErr w:type="spellStart"/>
+            <w:r>
+              <w:rPr>
+                <w:rFonts w:ascii="Arial" w:hAnsi="Arial" w:cs="Arial"/>
+                <w:sz w:val="16"/>
+                <w:szCs w:val="16"/>
+                <w:lang w:val="ru-RU"/>
+              </w:rPr>
+              <w:t>пров</w:t>
+            </w:r>
+            <w:proofErr w:type="spellEnd"/>
+            <w:r>
+              <w:rPr>
+                <w:rFonts w:ascii="Arial" w:hAnsi="Arial" w:cs="Arial"/>
+                <w:sz w:val="16"/>
+                <w:szCs w:val="16"/>
+                <w:lang w:val="ru-RU"/>
+              </w:rPr>
+              <w:t xml:space="preserve">. Шаньдун; китаянка; безработная. </w:t>
+            </w:r>
+            <w:proofErr w:type="spellStart"/>
+            <w:r>
+              <w:rPr>
+                <w:rFonts w:ascii="Arial" w:hAnsi="Arial" w:cs="Arial"/>
+                <w:sz w:val="16"/>
+                <w:szCs w:val="16"/>
+                <w:lang w:val="ru-RU"/>
+              </w:rPr>
+              <w:t>Прож</w:t>
+            </w:r>
+            <w:proofErr w:type="spellEnd"/>
+            <w:r>
+              <w:rPr>
+                <w:rFonts w:ascii="Arial" w:hAnsi="Arial" w:cs="Arial"/>
+                <w:sz w:val="16"/>
+                <w:szCs w:val="16"/>
+                <w:lang w:val="ru-RU"/>
+              </w:rPr>
+              <w:t>.:</w:t>
             </w:r>
             <w:r>
               <w:rPr>
@@ -2636,7 +2803,47 @@
                 <w:szCs w:val="16"/>
                 <w:lang w:val="ru-RU"/>
               </w:rPr>
-              <w:t>г. Хабаровск. ПП ОГПУ ДВК 16 января 1932 г. Приговор: тройка при ПП ОГПУ Двк 23 января 1932 г., обв.:</w:t>
+              <w:t xml:space="preserve">г. Хабаровск. ПП ОГПУ ДВК 16 января 1932 г. Приговор: тройка при ПП ОГПУ </w:t>
+            </w:r>
+            <w:proofErr w:type="spellStart"/>
+            <w:r>
+              <w:rPr>
+                <w:rFonts w:ascii="Arial" w:hAnsi="Arial" w:cs="Arial"/>
+                <w:sz w:val="16"/>
+                <w:szCs w:val="16"/>
+                <w:lang w:val="ru-RU"/>
+              </w:rPr>
+              <w:t>Двк</w:t>
+            </w:r>
+            <w:proofErr w:type="spellEnd"/>
+            <w:r>
+              <w:rPr>
+                <w:rFonts w:ascii="Arial" w:hAnsi="Arial" w:cs="Arial"/>
+                <w:sz w:val="16"/>
+                <w:szCs w:val="16"/>
+                <w:lang w:val="ru-RU"/>
+              </w:rPr>
+              <w:t xml:space="preserve"> 23 января 1932 г., </w:t>
+            </w:r>
+            <w:proofErr w:type="spellStart"/>
+            <w:r>
+              <w:rPr>
+                <w:rFonts w:ascii="Arial" w:hAnsi="Arial" w:cs="Arial"/>
+                <w:sz w:val="16"/>
+                <w:szCs w:val="16"/>
+                <w:lang w:val="ru-RU"/>
+              </w:rPr>
+              <w:t>обв</w:t>
+            </w:r>
+            <w:proofErr w:type="spellEnd"/>
+            <w:r>
+              <w:rPr>
+                <w:rFonts w:ascii="Arial" w:hAnsi="Arial" w:cs="Arial"/>
+                <w:sz w:val="16"/>
+                <w:szCs w:val="16"/>
+                <w:lang w:val="ru-RU"/>
+              </w:rPr>
+              <w:t>.:</w:t>
             </w:r>
             <w:r>
               <w:rPr>
@@ -2653,7 +2860,27 @@
                 <w:szCs w:val="16"/>
                 <w:lang w:val="ru-RU"/>
               </w:rPr>
-              <w:t>по ст. 58-6 УК РСФСР.  Приговор: ВМН Расстрел. 23 января 1932 г. Место захоронения</w:t>
+              <w:t xml:space="preserve">по ст. </w:t>
+            </w:r>
+            <w:proofErr w:type="gramStart"/>
+            <w:r>
+              <w:rPr>
+                <w:rFonts w:ascii="Arial" w:hAnsi="Arial" w:cs="Arial"/>
+                <w:sz w:val="16"/>
+                <w:szCs w:val="16"/>
+                <w:lang w:val="ru-RU"/>
+              </w:rPr>
+              <w:t>58-6</w:t>
+            </w:r>
+            <w:proofErr w:type="gramEnd"/>
+            <w:r>
+              <w:rPr>
+                <w:rFonts w:ascii="Arial" w:hAnsi="Arial" w:cs="Arial"/>
+                <w:sz w:val="16"/>
+                <w:szCs w:val="16"/>
+                <w:lang w:val="ru-RU"/>
+              </w:rPr>
+              <w:t xml:space="preserve"> УК РСФСР.  Приговор: ВМН Расстрел. 23 января 1932 г. Место захоронения</w:t>
             </w:r>
             <w:r>
               <w:rPr>
@@ -2670,7 +2897,27 @@
                 <w:szCs w:val="16"/>
                 <w:lang w:val="ru-RU"/>
               </w:rPr>
-              <w:t>- г. Хабаровск. Реабил. 13 сентября 1989 г. По заключению Военной прокуратуры КДВО по Указу ПВС СССР от 16.01.1989 г.</w:t>
+              <w:t xml:space="preserve">- г. Хабаровск. </w:t>
+            </w:r>
+            <w:proofErr w:type="spellStart"/>
+            <w:r>
+              <w:rPr>
+                <w:rFonts w:ascii="Arial" w:hAnsi="Arial" w:cs="Arial"/>
+                <w:sz w:val="16"/>
+                <w:szCs w:val="16"/>
+                <w:lang w:val="ru-RU"/>
+              </w:rPr>
+              <w:t>Реабил</w:t>
+            </w:r>
+            <w:proofErr w:type="spellEnd"/>
+            <w:r>
+              <w:rPr>
+                <w:rFonts w:ascii="Arial" w:hAnsi="Arial" w:cs="Arial"/>
+                <w:sz w:val="16"/>
+                <w:szCs w:val="16"/>
+                <w:lang w:val="ru-RU"/>
+              </w:rPr>
+              <w:t>. 13 сентября 1989 г. По заключению Военной прокуратуры КДВО по Указу ПВС СССР от 16.01.1989 г.</w:t>
             </w:r>
           </w:p>
           <w:p>
@@ -2754,16 +3001,53 @@
                 <w:lang w:val="ru-RU"/>
               </w:rPr>
             </w:pPr>
-            <w:r>
-              <w:rPr>
-                <w:rFonts w:ascii="Arial" w:hAnsi="Arial" w:cs="Arial"/>
-                <w:b/>
-                <w:bCs/>
-                <w:sz w:val="16"/>
-                <w:szCs w:val="16"/>
-                <w:lang w:val="ru-RU"/>
-              </w:rPr>
-              <w:t xml:space="preserve">Иванченко  Александра Ивановна  48 лет  </w:t>
+            <w:proofErr w:type="gramStart"/>
+            <w:r>
+              <w:rPr>
+                <w:rFonts w:ascii="Arial" w:hAnsi="Arial" w:cs="Arial"/>
+                <w:b/>
+                <w:bCs/>
+                <w:sz w:val="16"/>
+                <w:szCs w:val="16"/>
+                <w:lang w:val="ru-RU"/>
+              </w:rPr>
+              <w:t>Иванченко  Александра</w:t>
+            </w:r>
+            <w:proofErr w:type="gramEnd"/>
+            <w:r>
+              <w:rPr>
+                <w:rFonts w:ascii="Arial" w:hAnsi="Arial" w:cs="Arial"/>
+                <w:b/>
+                <w:bCs/>
+                <w:sz w:val="16"/>
+                <w:szCs w:val="16"/>
+                <w:lang w:val="ru-RU"/>
+              </w:rPr>
+              <w:t xml:space="preserve"> </w:t>
+            </w:r>
+            <w:proofErr w:type="gramStart"/>
+            <w:r>
+              <w:rPr>
+                <w:rFonts w:ascii="Arial" w:hAnsi="Arial" w:cs="Arial"/>
+                <w:b/>
+                <w:bCs/>
+                <w:sz w:val="16"/>
+                <w:szCs w:val="16"/>
+                <w:lang w:val="ru-RU"/>
+              </w:rPr>
+              <w:t>Ивановна  48</w:t>
+            </w:r>
+            <w:proofErr w:type="gramEnd"/>
+            <w:r>
+              <w:rPr>
+                <w:rFonts w:ascii="Arial" w:hAnsi="Arial" w:cs="Arial"/>
+                <w:b/>
+                <w:bCs/>
+                <w:sz w:val="16"/>
+                <w:szCs w:val="16"/>
+                <w:lang w:val="ru-RU"/>
+              </w:rPr>
+              <w:t xml:space="preserve"> лет  </w:t>
             </w:r>
           </w:p>
           <w:p>
@@ -2792,14 +3076,25 @@
               </w:rPr>
               <w:t xml:space="preserve">Родилась в 1884 г., Черниговская губ.; украинка; малограмотная; б/п; Домохозяйка. </w:t>
             </w:r>
-            <w:r>
-              <w:rPr>
-                <w:rFonts w:ascii="Arial" w:hAnsi="Arial" w:cs="Arial"/>
-                <w:sz w:val="16"/>
-                <w:szCs w:val="16"/>
-                <w:lang w:val="ru-RU"/>
-              </w:rPr>
-              <w:t>Прож.:</w:t>
+            <w:proofErr w:type="spellStart"/>
+            <w:r>
+              <w:rPr>
+                <w:rFonts w:ascii="Arial" w:hAnsi="Arial" w:cs="Arial"/>
+                <w:sz w:val="16"/>
+                <w:szCs w:val="16"/>
+                <w:lang w:val="ru-RU"/>
+              </w:rPr>
+              <w:t>Прож</w:t>
+            </w:r>
+            <w:proofErr w:type="spellEnd"/>
+            <w:r>
+              <w:rPr>
+                <w:rFonts w:ascii="Arial" w:hAnsi="Arial" w:cs="Arial"/>
+                <w:sz w:val="16"/>
+                <w:szCs w:val="16"/>
+                <w:lang w:val="ru-RU"/>
+              </w:rPr>
+              <w:t>.:</w:t>
             </w:r>
             <w:r>
               <w:rPr>
@@ -2834,7 +3129,27 @@
                 <w:szCs w:val="16"/>
                 <w:lang w:val="ru-RU"/>
               </w:rPr>
-              <w:t>Арестована 15 марта 1932 г.  Приговорена: Тройка при ОГПУ 19 июня 1932 г., обв.:</w:t>
+              <w:t xml:space="preserve">Арестована 15 марта 1932 г.  Приговорена: Тройка при ОГПУ 19 июня 1932 г., </w:t>
+            </w:r>
+            <w:proofErr w:type="spellStart"/>
+            <w:r>
+              <w:rPr>
+                <w:rFonts w:ascii="Arial" w:hAnsi="Arial" w:cs="Arial"/>
+                <w:sz w:val="16"/>
+                <w:szCs w:val="16"/>
+                <w:lang w:val="ru-RU"/>
+              </w:rPr>
+              <w:t>обв</w:t>
+            </w:r>
+            <w:proofErr w:type="spellEnd"/>
+            <w:r>
+              <w:rPr>
+                <w:rFonts w:ascii="Arial" w:hAnsi="Arial" w:cs="Arial"/>
+                <w:sz w:val="16"/>
+                <w:szCs w:val="16"/>
+                <w:lang w:val="ru-RU"/>
+              </w:rPr>
+              <w:t>.:</w:t>
             </w:r>
             <w:r>
               <w:rPr>
@@ -2851,7 +3166,27 @@
                 <w:szCs w:val="16"/>
                 <w:lang w:val="ru-RU"/>
               </w:rPr>
-              <w:t>по ст. ст. 17, 58-4.</w:t>
+              <w:t xml:space="preserve">по ст. ст. 17, </w:t>
+            </w:r>
+            <w:proofErr w:type="gramStart"/>
+            <w:r>
+              <w:rPr>
+                <w:rFonts w:ascii="Arial" w:hAnsi="Arial" w:cs="Arial"/>
+                <w:sz w:val="16"/>
+                <w:szCs w:val="16"/>
+                <w:lang w:val="ru-RU"/>
+              </w:rPr>
+              <w:t>58-4</w:t>
+            </w:r>
+            <w:proofErr w:type="gramEnd"/>
+            <w:r>
+              <w:rPr>
+                <w:rFonts w:ascii="Arial" w:hAnsi="Arial" w:cs="Arial"/>
+                <w:sz w:val="16"/>
+                <w:szCs w:val="16"/>
+                <w:lang w:val="ru-RU"/>
+              </w:rPr>
+              <w:t>.</w:t>
             </w:r>
             <w:r>
               <w:rPr>
@@ -2900,21 +3235,76 @@
               </w:rPr>
               <w:t xml:space="preserve">Источник: База данных о жертвах репрессий Приморского края;  </w:t>
             </w:r>
-            <w:hyperlink r:id="rId11" w:history="1">
-              <w:r>
-                <w:rPr>
-                  <w:rStyle w:val="Hyperlink"/>
-                  <w:rFonts w:ascii="Arial" w:hAnsi="Arial" w:cs="Arial"/>
-                  <w:b/>
-                  <w:bCs/>
-                  <w:color w:val="auto"/>
-                  <w:sz w:val="16"/>
-                  <w:szCs w:val="16"/>
-                  <w:lang w:val="ru-RU"/>
-                </w:rPr>
-                <w:t>Открытый список</w:t>
-              </w:r>
-            </w:hyperlink>
+            <w:r>
+              <w:fldChar w:fldCharType="begin"/>
+            </w:r>
+            <w:r>
+              <w:instrText>HYPERLINK</w:instrText>
+            </w:r>
+            <w:r>
+              <w:rPr>
+                <w:lang w:val="ru-RU"/>
+              </w:rPr>
+              <w:instrText xml:space="preserve"> "</w:instrText>
+            </w:r>
+            <w:r>
+              <w:instrText>https</w:instrText>
+            </w:r>
+            <w:r>
+              <w:rPr>
+                <w:lang w:val="ru-RU"/>
+              </w:rPr>
+              <w:instrText>://</w:instrText>
+            </w:r>
+            <w:r>
+              <w:instrText>ru</w:instrText>
+            </w:r>
+            <w:r>
+              <w:rPr>
+                <w:lang w:val="ru-RU"/>
+              </w:rPr>
+              <w:instrText>.</w:instrText>
+            </w:r>
+            <w:r>
+              <w:instrText>openlist</w:instrText>
+            </w:r>
+            <w:r>
+              <w:rPr>
+                <w:lang w:val="ru-RU"/>
+              </w:rPr>
+              <w:instrText>.</w:instrText>
+            </w:r>
+            <w:r>
+              <w:instrText>wiki</w:instrText>
+            </w:r>
+            <w:r>
+              <w:rPr>
+                <w:lang w:val="ru-RU"/>
+              </w:rPr>
+              <w:instrText>/Иванченко_Александра_Ивановна_(1884)"</w:instrText>
+            </w:r>
+            <w:r>
+              <w:rPr>
+                <w:rFonts w:hint="eastAsia"/>
+              </w:rPr>
+              <w:fldChar w:fldCharType="separate"/>
+            </w:r>
+            <w:r>
+              <w:rPr>
+                <w:rStyle w:val="Hyperlink"/>
+                <w:rFonts w:ascii="Arial" w:hAnsi="Arial" w:cs="Arial"/>
+                <w:b/>
+                <w:bCs/>
+                <w:color w:val="auto"/>
+                <w:sz w:val="16"/>
+                <w:szCs w:val="16"/>
+                <w:lang w:val="ru-RU"/>
+              </w:rPr>
+              <w:t>Открытый список</w:t>
+            </w:r>
+            <w:r>
+              <w:fldChar w:fldCharType="end"/>
+            </w:r>
           </w:p>
         </w:tc>
       </w:tr>
@@ -2954,7 +3344,20 @@
                 <w:szCs w:val="16"/>
                 <w:lang w:val="ru-RU"/>
               </w:rPr>
-              <w:t xml:space="preserve">Ким Анна Тимофеевна </w:t>
+              <w:lastRenderedPageBreak/>
+              <w:t xml:space="preserve">Ким Анна </w:t>
+            </w:r>
+            <w:proofErr w:type="gramStart"/>
+            <w:r>
+              <w:rPr>
+                <w:rFonts w:ascii="Arial" w:hAnsi="Arial" w:cs="Arial"/>
+                <w:b/>
+                <w:bCs/>
+                <w:sz w:val="16"/>
+                <w:szCs w:val="16"/>
+                <w:lang w:val="ru-RU"/>
+              </w:rPr>
+              <w:t xml:space="preserve">Тимофеевна </w:t>
             </w:r>
             <w:r>
               <w:rPr>
@@ -2976,7 +3379,19 @@
                 <w:szCs w:val="16"/>
                 <w:lang w:val="ru-RU"/>
               </w:rPr>
-              <w:t xml:space="preserve">28 лет  </w:t>
+              <w:t>28</w:t>
+            </w:r>
+            <w:proofErr w:type="gramEnd"/>
+            <w:r>
+              <w:rPr>
+                <w:rFonts w:ascii="Arial" w:hAnsi="Arial" w:cs="Arial"/>
+                <w:b/>
+                <w:bCs/>
+                <w:sz w:val="16"/>
+                <w:szCs w:val="16"/>
+                <w:lang w:val="ru-RU"/>
+              </w:rPr>
+              <w:t xml:space="preserve"> лет  </w:t>
             </w:r>
           </w:p>
           <w:p>
@@ -3004,7 +3419,27 @@
                 <w:szCs w:val="16"/>
                 <w:lang w:val="ru-RU"/>
               </w:rPr>
-              <w:t xml:space="preserve">(Варианты ФИО: Ким-Хан Анна)1904 г., м.р.: с. Синельниково Покровского р-на Дальневосточного края, кореянка, образование: малограмотная. Дата ареста: 9 апреля 1931 г. Осуждение: 21 февраля 1932 г. </w:t>
+              <w:t xml:space="preserve">(Варианты ФИО: Ким-Хан Анна)1904 г., </w:t>
+            </w:r>
+            <w:proofErr w:type="spellStart"/>
+            <w:r>
+              <w:rPr>
+                <w:rFonts w:ascii="Arial" w:hAnsi="Arial" w:cs="Arial"/>
+                <w:sz w:val="16"/>
+                <w:szCs w:val="16"/>
+                <w:lang w:val="ru-RU"/>
+              </w:rPr>
+              <w:t>м.р</w:t>
+            </w:r>
+            <w:proofErr w:type="spellEnd"/>
+            <w:r>
+              <w:rPr>
+                <w:rFonts w:ascii="Arial" w:hAnsi="Arial" w:cs="Arial"/>
+                <w:sz w:val="16"/>
+                <w:szCs w:val="16"/>
+                <w:lang w:val="ru-RU"/>
+              </w:rPr>
+              <w:t xml:space="preserve">.: с. Синельниково Покровского р-на Дальневосточного края, кореянка, образование: малограмотная. Дата ареста: 9 апреля 1931 г. Осуждение: 21 февраля 1932 г. </w:t>
             </w:r>
             <w:r>
               <w:rPr>
@@ -3049,7 +3484,27 @@
                 <w:szCs w:val="16"/>
                 <w:lang w:val="ru-RU"/>
               </w:rPr>
-              <w:t>Источники данных: Корейцы - жертвы политических репрессий в СССР. 1934-1938". Кн. 3 / Авт. и сост. Ку Светлана. М., 2000.</w:t>
+              <w:t xml:space="preserve">Источники данных: Корейцы - жертвы политических репрессий в СССР. </w:t>
+            </w:r>
+            <w:proofErr w:type="gramStart"/>
+            <w:r>
+              <w:rPr>
+                <w:rFonts w:ascii="Arial" w:hAnsi="Arial" w:cs="Arial"/>
+                <w:sz w:val="16"/>
+                <w:szCs w:val="16"/>
+                <w:lang w:val="ru-RU"/>
+              </w:rPr>
+              <w:t>1934-1938</w:t>
+            </w:r>
+            <w:proofErr w:type="gramEnd"/>
+            <w:r>
+              <w:rPr>
+                <w:rFonts w:ascii="Arial" w:hAnsi="Arial" w:cs="Arial"/>
+                <w:sz w:val="16"/>
+                <w:szCs w:val="16"/>
+                <w:lang w:val="ru-RU"/>
+              </w:rPr>
+              <w:t>". Кн. 3 / Авт. и сост. Ку Светлана. М., 2000.</w:t>
             </w:r>
             <w:r>
               <w:rPr>
@@ -3059,7 +3514,7 @@
               </w:rPr>
               <w:t xml:space="preserve">; </w:t>
             </w:r>
-            <w:hyperlink r:id="rId12" w:history="1">
+            <w:hyperlink r:id="rId11" w:history="1">
               <w:r>
                 <w:rPr>
                   <w:rStyle w:val="Hyperlink"/>
@@ -3116,7 +3571,19 @@
                 <w:szCs w:val="16"/>
                 <w:lang w:val="ru-RU"/>
               </w:rPr>
-              <w:t xml:space="preserve">Ким Мария Тимофеевна </w:t>
+              <w:t xml:space="preserve">Ким Мария </w:t>
+            </w:r>
+            <w:proofErr w:type="gramStart"/>
+            <w:r>
+              <w:rPr>
+                <w:rFonts w:ascii="Arial" w:hAnsi="Arial" w:cs="Arial"/>
+                <w:b/>
+                <w:bCs/>
+                <w:sz w:val="16"/>
+                <w:szCs w:val="16"/>
+                <w:lang w:val="ru-RU"/>
+              </w:rPr>
+              <w:t xml:space="preserve">Тимофеевна </w:t>
             </w:r>
             <w:r>
               <w:rPr>
@@ -3138,7 +3605,19 @@
                 <w:szCs w:val="16"/>
                 <w:lang w:val="ru-RU"/>
               </w:rPr>
-              <w:t xml:space="preserve">43 года  </w:t>
+              <w:t>43</w:t>
+            </w:r>
+            <w:proofErr w:type="gramEnd"/>
+            <w:r>
+              <w:rPr>
+                <w:rFonts w:ascii="Arial" w:hAnsi="Arial" w:cs="Arial"/>
+                <w:b/>
+                <w:bCs/>
+                <w:sz w:val="16"/>
+                <w:szCs w:val="16"/>
+                <w:lang w:val="ru-RU"/>
+              </w:rPr>
+              <w:t xml:space="preserve"> года  </w:t>
             </w:r>
             <w:r>
               <w:rPr>
@@ -3177,7 +3656,27 @@
                 <w:szCs w:val="16"/>
                 <w:lang w:val="ru-RU"/>
               </w:rPr>
-              <w:t>1889 г., м.р.: Корея, кореянка, образование: малограмотная. Дата ареста: 27 апреля 1931 г. Осуждение: 21 февраля 1932 г. Осудивший орган: тройка при ПП ОГПУ по ДВК. Приговор: ВМН (расстрел). Дата реабилитации: 24 октября 1955 г.</w:t>
+              <w:t xml:space="preserve">1889 г., </w:t>
+            </w:r>
+            <w:proofErr w:type="spellStart"/>
+            <w:r>
+              <w:rPr>
+                <w:rFonts w:ascii="Arial" w:hAnsi="Arial" w:cs="Arial"/>
+                <w:sz w:val="16"/>
+                <w:szCs w:val="16"/>
+                <w:lang w:val="ru-RU"/>
+              </w:rPr>
+              <w:t>м.р</w:t>
+            </w:r>
+            <w:proofErr w:type="spellEnd"/>
+            <w:r>
+              <w:rPr>
+                <w:rFonts w:ascii="Arial" w:hAnsi="Arial" w:cs="Arial"/>
+                <w:sz w:val="16"/>
+                <w:szCs w:val="16"/>
+                <w:lang w:val="ru-RU"/>
+              </w:rPr>
+              <w:t>.: Корея, кореянка, образование: малограмотная. Дата ареста: 27 апреля 1931 г. Осуждение: 21 февраля 1932 г. Осудивший орган: тройка при ПП ОГПУ по ДВК. Приговор: ВМН (расстрел). Дата реабилитации: 24 октября 1955 г.</w:t>
             </w:r>
           </w:p>
           <w:p>
@@ -3195,7 +3694,27 @@
                 <w:szCs w:val="16"/>
                 <w:lang w:val="ru-RU"/>
               </w:rPr>
-              <w:t>Источники данных: Корейцы - жертвы политических репрессий в СССР. 1934-1938". Кн. 3 / Авт. и сост. Ку Светлана. М., 2000.</w:t>
+              <w:t xml:space="preserve">Источники данных: Корейцы - жертвы политических репрессий в СССР. </w:t>
+            </w:r>
+            <w:proofErr w:type="gramStart"/>
+            <w:r>
+              <w:rPr>
+                <w:rFonts w:ascii="Arial" w:hAnsi="Arial" w:cs="Arial"/>
+                <w:sz w:val="16"/>
+                <w:szCs w:val="16"/>
+                <w:lang w:val="ru-RU"/>
+              </w:rPr>
+              <w:t>1934-1938</w:t>
+            </w:r>
+            <w:proofErr w:type="gramEnd"/>
+            <w:r>
+              <w:rPr>
+                <w:rFonts w:ascii="Arial" w:hAnsi="Arial" w:cs="Arial"/>
+                <w:sz w:val="16"/>
+                <w:szCs w:val="16"/>
+                <w:lang w:val="ru-RU"/>
+              </w:rPr>
+              <w:t>". Кн. 3 / Авт. и сост. Ку Светлана. М., 2000.</w:t>
             </w:r>
             <w:r>
               <w:rPr>
@@ -3205,7 +3724,7 @@
               </w:rPr>
               <w:t xml:space="preserve">;  </w:t>
             </w:r>
-            <w:hyperlink r:id="rId13" w:history="1">
+            <w:hyperlink r:id="rId12" w:history="1">
               <w:r>
                 <w:rPr>
                   <w:rStyle w:val="Hyperlink"/>
@@ -3256,8 +3775,41 @@
                 <w:szCs w:val="16"/>
                 <w:lang w:val="ru-RU"/>
               </w:rPr>
-              <w:lastRenderedPageBreak/>
-              <w:t xml:space="preserve">Красавина Евдокия Севастьяновна  70 лет  </w:t>
+              <w:t xml:space="preserve">Красавина Евдокия </w:t>
+            </w:r>
+            <w:proofErr w:type="spellStart"/>
+            <w:proofErr w:type="gramStart"/>
+            <w:r>
+              <w:rPr>
+                <w:rFonts w:ascii="Arial" w:hAnsi="Arial" w:cs="Arial"/>
+                <w:b/>
+                <w:sz w:val="16"/>
+                <w:szCs w:val="16"/>
+                <w:lang w:val="ru-RU"/>
+              </w:rPr>
+              <w:t>Севастьяновна</w:t>
+            </w:r>
+            <w:proofErr w:type="spellEnd"/>
+            <w:r>
+              <w:rPr>
+                <w:rFonts w:ascii="Arial" w:hAnsi="Arial" w:cs="Arial"/>
+                <w:b/>
+                <w:sz w:val="16"/>
+                <w:szCs w:val="16"/>
+                <w:lang w:val="ru-RU"/>
+              </w:rPr>
+              <w:t xml:space="preserve">  70</w:t>
+            </w:r>
+            <w:proofErr w:type="gramEnd"/>
+            <w:r>
+              <w:rPr>
+                <w:rFonts w:ascii="Arial" w:hAnsi="Arial" w:cs="Arial"/>
+                <w:b/>
+                <w:sz w:val="16"/>
+                <w:szCs w:val="16"/>
+                <w:lang w:val="ru-RU"/>
+              </w:rPr>
+              <w:t xml:space="preserve"> лет  </w:t>
             </w:r>
           </w:p>
           <w:p>
@@ -3301,7 +3853,47 @@
                 <w:szCs w:val="16"/>
                 <w:lang w:val="ru-RU"/>
               </w:rPr>
-              <w:t>в 1862 г., Борский р-н, пос. Кантурово; русская; торговка. Прож.:</w:t>
+              <w:t xml:space="preserve">в 1862 г., Борский р-н, пос. </w:t>
+            </w:r>
+            <w:proofErr w:type="spellStart"/>
+            <w:r>
+              <w:rPr>
+                <w:rFonts w:ascii="Arial" w:hAnsi="Arial" w:cs="Arial"/>
+                <w:sz w:val="16"/>
+                <w:szCs w:val="16"/>
+                <w:lang w:val="ru-RU"/>
+              </w:rPr>
+              <w:t>Кантурово</w:t>
+            </w:r>
+            <w:proofErr w:type="spellEnd"/>
+            <w:r>
+              <w:rPr>
+                <w:rFonts w:ascii="Arial" w:hAnsi="Arial" w:cs="Arial"/>
+                <w:sz w:val="16"/>
+                <w:szCs w:val="16"/>
+                <w:lang w:val="ru-RU"/>
+              </w:rPr>
+              <w:t xml:space="preserve">; русская; торговка. </w:t>
+            </w:r>
+            <w:proofErr w:type="spellStart"/>
+            <w:r>
+              <w:rPr>
+                <w:rFonts w:ascii="Arial" w:hAnsi="Arial" w:cs="Arial"/>
+                <w:sz w:val="16"/>
+                <w:szCs w:val="16"/>
+                <w:lang w:val="ru-RU"/>
+              </w:rPr>
+              <w:t>Прож</w:t>
+            </w:r>
+            <w:proofErr w:type="spellEnd"/>
+            <w:r>
+              <w:rPr>
+                <w:rFonts w:ascii="Arial" w:hAnsi="Arial" w:cs="Arial"/>
+                <w:sz w:val="16"/>
+                <w:szCs w:val="16"/>
+                <w:lang w:val="ru-RU"/>
+              </w:rPr>
+              <w:t>.:</w:t>
             </w:r>
             <w:r>
               <w:rPr>
@@ -3328,7 +3920,27 @@
                 <w:lang w:val="ru-RU"/>
               </w:rPr>
               <w:br/>
-              <w:t>Приговорена: тройка 23 сентября 1932 г., обв.:</w:t>
+              <w:t xml:space="preserve">Приговорена: тройка 23 сентября 1932 г., </w:t>
+            </w:r>
+            <w:proofErr w:type="spellStart"/>
+            <w:r>
+              <w:rPr>
+                <w:rFonts w:ascii="Arial" w:hAnsi="Arial" w:cs="Arial"/>
+                <w:sz w:val="16"/>
+                <w:szCs w:val="16"/>
+                <w:lang w:val="ru-RU"/>
+              </w:rPr>
+              <w:t>обв</w:t>
+            </w:r>
+            <w:proofErr w:type="spellEnd"/>
+            <w:r>
+              <w:rPr>
+                <w:rFonts w:ascii="Arial" w:hAnsi="Arial" w:cs="Arial"/>
+                <w:sz w:val="16"/>
+                <w:szCs w:val="16"/>
+                <w:lang w:val="ru-RU"/>
+              </w:rPr>
+              <w:t>.:</w:t>
             </w:r>
             <w:r>
               <w:rPr>
@@ -3390,21 +4002,76 @@
               </w:rPr>
               <w:t xml:space="preserve">;  </w:t>
             </w:r>
-            <w:hyperlink r:id="rId14" w:history="1">
-              <w:r>
-                <w:rPr>
-                  <w:rStyle w:val="Hyperlink"/>
-                  <w:rFonts w:ascii="Arial" w:eastAsia="OpenSymbol" w:hAnsi="Arial" w:cs="Arial"/>
-                  <w:b/>
-                  <w:bCs/>
-                  <w:color w:val="auto"/>
-                  <w:sz w:val="16"/>
-                  <w:szCs w:val="16"/>
-                  <w:lang w:val="ru-RU"/>
-                </w:rPr>
-                <w:t>Архивная ссылка</w:t>
-              </w:r>
-            </w:hyperlink>
+            <w:r>
+              <w:fldChar w:fldCharType="begin"/>
+            </w:r>
+            <w:r>
+              <w:instrText>HYPERLINK</w:instrText>
+            </w:r>
+            <w:r>
+              <w:rPr>
+                <w:lang w:val="ru-RU"/>
+              </w:rPr>
+              <w:instrText xml:space="preserve"> "</w:instrText>
+            </w:r>
+            <w:r>
+              <w:instrText>https</w:instrText>
+            </w:r>
+            <w:r>
+              <w:rPr>
+                <w:lang w:val="ru-RU"/>
+              </w:rPr>
+              <w:instrText>://</w:instrText>
+            </w:r>
+            <w:r>
+              <w:instrText>ru</w:instrText>
+            </w:r>
+            <w:r>
+              <w:rPr>
+                <w:lang w:val="ru-RU"/>
+              </w:rPr>
+              <w:instrText>.</w:instrText>
+            </w:r>
+            <w:r>
+              <w:instrText>openlist</w:instrText>
+            </w:r>
+            <w:r>
+              <w:rPr>
+                <w:lang w:val="ru-RU"/>
+              </w:rPr>
+              <w:instrText>.</w:instrText>
+            </w:r>
+            <w:r>
+              <w:instrText>wiki</w:instrText>
+            </w:r>
+            <w:r>
+              <w:rPr>
+                <w:lang w:val="ru-RU"/>
+              </w:rPr>
+              <w:instrText>/Красавина_Евдокия_Севастьяновна_(1862)"</w:instrText>
+            </w:r>
+            <w:r>
+              <w:rPr>
+                <w:rFonts w:hint="eastAsia"/>
+              </w:rPr>
+              <w:fldChar w:fldCharType="separate"/>
+            </w:r>
+            <w:r>
+              <w:rPr>
+                <w:rStyle w:val="Hyperlink"/>
+                <w:rFonts w:ascii="Arial" w:eastAsia="OpenSymbol" w:hAnsi="Arial" w:cs="Arial"/>
+                <w:b/>
+                <w:bCs/>
+                <w:color w:val="auto"/>
+                <w:sz w:val="16"/>
+                <w:szCs w:val="16"/>
+                <w:lang w:val="ru-RU"/>
+              </w:rPr>
+              <w:t>Архивная ссылка</w:t>
+            </w:r>
+            <w:r>
+              <w:fldChar w:fldCharType="end"/>
+            </w:r>
           </w:p>
         </w:tc>
       </w:tr>
@@ -3438,16 +4105,77 @@
                 <w:lang w:val="ru-RU"/>
               </w:rPr>
             </w:pPr>
-            <w:r>
-              <w:rPr>
-                <w:rFonts w:ascii="Arial" w:hAnsi="Arial" w:cs="Arial"/>
-                <w:b/>
-                <w:bCs/>
-                <w:sz w:val="16"/>
-                <w:szCs w:val="16"/>
-                <w:lang w:val="ru-RU"/>
-              </w:rPr>
-              <w:t xml:space="preserve">Курдим (Курдым) Мария Ивановна  40 лет     </w:t>
+            <w:proofErr w:type="spellStart"/>
+            <w:r>
+              <w:rPr>
+                <w:rFonts w:ascii="Arial" w:hAnsi="Arial" w:cs="Arial"/>
+                <w:b/>
+                <w:bCs/>
+                <w:sz w:val="16"/>
+                <w:szCs w:val="16"/>
+                <w:lang w:val="ru-RU"/>
+              </w:rPr>
+              <w:t>Курдим</w:t>
+            </w:r>
+            <w:proofErr w:type="spellEnd"/>
+            <w:r>
+              <w:rPr>
+                <w:rFonts w:ascii="Arial" w:hAnsi="Arial" w:cs="Arial"/>
+                <w:b/>
+                <w:bCs/>
+                <w:sz w:val="16"/>
+                <w:szCs w:val="16"/>
+                <w:lang w:val="ru-RU"/>
+              </w:rPr>
+              <w:t xml:space="preserve"> (</w:t>
+            </w:r>
+            <w:proofErr w:type="spellStart"/>
+            <w:r>
+              <w:rPr>
+                <w:rFonts w:ascii="Arial" w:hAnsi="Arial" w:cs="Arial"/>
+                <w:b/>
+                <w:bCs/>
+                <w:sz w:val="16"/>
+                <w:szCs w:val="16"/>
+                <w:lang w:val="ru-RU"/>
+              </w:rPr>
+              <w:t>Курдым</w:t>
+            </w:r>
+            <w:proofErr w:type="spellEnd"/>
+            <w:r>
+              <w:rPr>
+                <w:rFonts w:ascii="Arial" w:hAnsi="Arial" w:cs="Arial"/>
+                <w:b/>
+                <w:bCs/>
+                <w:sz w:val="16"/>
+                <w:szCs w:val="16"/>
+                <w:lang w:val="ru-RU"/>
+              </w:rPr>
+              <w:t xml:space="preserve">) Мария </w:t>
+            </w:r>
+            <w:proofErr w:type="gramStart"/>
+            <w:r>
+              <w:rPr>
+                <w:rFonts w:ascii="Arial" w:hAnsi="Arial" w:cs="Arial"/>
+                <w:b/>
+                <w:bCs/>
+                <w:sz w:val="16"/>
+                <w:szCs w:val="16"/>
+                <w:lang w:val="ru-RU"/>
+              </w:rPr>
+              <w:t>Ивановна  40</w:t>
+            </w:r>
+            <w:proofErr w:type="gramEnd"/>
+            <w:r>
+              <w:rPr>
+                <w:rFonts w:ascii="Arial" w:hAnsi="Arial" w:cs="Arial"/>
+                <w:b/>
+                <w:bCs/>
+                <w:sz w:val="16"/>
+                <w:szCs w:val="16"/>
+                <w:lang w:val="ru-RU"/>
+              </w:rPr>
+              <w:t xml:space="preserve"> лет     </w:t>
             </w:r>
           </w:p>
           <w:p>
@@ -3478,8 +4206,21 @@
                 <w:szCs w:val="16"/>
                 <w:lang w:val="ru-RU"/>
               </w:rPr>
-              <w:t>Статья обвинения: постановление правительства от 07.08.1932 г.  Дата приговора: 22.10.1932 г. Выездная сессия Харьковского обл.суда</w:t>
-            </w:r>
+              <w:t xml:space="preserve">Статья обвинения: постановление правительства от 07.08.1932 г.  Дата приговора: 22.10.1932 г. Выездная сессия Харьковского </w:t>
+            </w:r>
+            <w:proofErr w:type="spellStart"/>
+            <w:proofErr w:type="gramStart"/>
+            <w:r>
+              <w:rPr>
+                <w:rFonts w:ascii="Arial" w:hAnsi="Arial" w:cs="Arial"/>
+                <w:sz w:val="16"/>
+                <w:szCs w:val="16"/>
+                <w:lang w:val="ru-RU"/>
+              </w:rPr>
+              <w:t>обл.суда</w:t>
+            </w:r>
+            <w:proofErr w:type="spellEnd"/>
+            <w:proofErr w:type="gramEnd"/>
           </w:p>
           <w:p>
             <w:pPr>
@@ -3538,9 +4279,1066 @@
                 <w:szCs w:val="16"/>
                 <w:lang w:val="ru-RU"/>
               </w:rPr>
-              <w:t xml:space="preserve">Источник: Гос.Архив Украины;   </w:t>
-            </w:r>
-            <w:hyperlink r:id="rId15" w:history="1">
+              <w:t xml:space="preserve">Источник: </w:t>
+            </w:r>
+            <w:proofErr w:type="spellStart"/>
+            <w:r>
+              <w:rPr>
+                <w:rFonts w:ascii="Arial" w:hAnsi="Arial" w:cs="Arial"/>
+                <w:b/>
+                <w:bCs/>
+                <w:sz w:val="16"/>
+                <w:szCs w:val="16"/>
+                <w:lang w:val="ru-RU"/>
+              </w:rPr>
+              <w:t>Гос.Архив</w:t>
+            </w:r>
+            <w:proofErr w:type="spellEnd"/>
+            <w:r>
+              <w:rPr>
+                <w:rFonts w:ascii="Arial" w:hAnsi="Arial" w:cs="Arial"/>
+                <w:b/>
+                <w:bCs/>
+                <w:sz w:val="16"/>
+                <w:szCs w:val="16"/>
+                <w:lang w:val="ru-RU"/>
+              </w:rPr>
+              <w:t xml:space="preserve"> </w:t>
+            </w:r>
+            <w:proofErr w:type="gramStart"/>
+            <w:r>
+              <w:rPr>
+                <w:rFonts w:ascii="Arial" w:hAnsi="Arial" w:cs="Arial"/>
+                <w:b/>
+                <w:bCs/>
+                <w:sz w:val="16"/>
+                <w:szCs w:val="16"/>
+                <w:lang w:val="ru-RU"/>
+              </w:rPr>
+              <w:t xml:space="preserve">Украины;   </w:t>
+            </w:r>
+            <w:proofErr w:type="gramEnd"/>
+            <w:r>
+              <w:fldChar w:fldCharType="begin"/>
+            </w:r>
+            <w:r>
+              <w:instrText>HYPERLINK</w:instrText>
+            </w:r>
+            <w:r>
+              <w:rPr>
+                <w:lang w:val="ru-RU"/>
+              </w:rPr>
+              <w:instrText xml:space="preserve"> "</w:instrText>
+            </w:r>
+            <w:r>
+              <w:instrText>https</w:instrText>
+            </w:r>
+            <w:r>
+              <w:rPr>
+                <w:lang w:val="ru-RU"/>
+              </w:rPr>
+              <w:instrText>://</w:instrText>
+            </w:r>
+            <w:r>
+              <w:instrText>archives</w:instrText>
+            </w:r>
+            <w:r>
+              <w:rPr>
+                <w:lang w:val="ru-RU"/>
+              </w:rPr>
+              <w:instrText>.</w:instrText>
+            </w:r>
+            <w:r>
+              <w:instrText>gov</w:instrText>
+            </w:r>
+            <w:r>
+              <w:rPr>
+                <w:lang w:val="ru-RU"/>
+              </w:rPr>
+              <w:instrText>.</w:instrText>
+            </w:r>
+            <w:r>
+              <w:instrText>ua</w:instrText>
+            </w:r>
+            <w:r>
+              <w:rPr>
+                <w:lang w:val="ru-RU"/>
+              </w:rPr>
+              <w:instrText>/</w:instrText>
+            </w:r>
+            <w:r>
+              <w:instrText>um</w:instrText>
+            </w:r>
+            <w:r>
+              <w:rPr>
+                <w:lang w:val="ru-RU"/>
+              </w:rPr>
+              <w:instrText>.</w:instrText>
+            </w:r>
+            <w:r>
+              <w:instrText>php</w:instrText>
+            </w:r>
+            <w:r>
+              <w:rPr>
+                <w:lang w:val="ru-RU"/>
+              </w:rPr>
+              <w:instrText>?</w:instrText>
+            </w:r>
+            <w:r>
+              <w:instrText>kw</w:instrText>
+            </w:r>
+            <w:r>
+              <w:rPr>
+                <w:lang w:val="ru-RU"/>
+              </w:rPr>
+              <w:instrText>=розстріл&amp;</w:instrText>
+            </w:r>
+            <w:r>
+              <w:instrText>p</w:instrText>
+            </w:r>
+            <w:r>
+              <w:rPr>
+                <w:lang w:val="ru-RU"/>
+              </w:rPr>
+              <w:instrText>=14&amp;</w:instrText>
+            </w:r>
+            <w:r>
+              <w:instrText>a</w:instrText>
+            </w:r>
+            <w:r>
+              <w:rPr>
+                <w:lang w:val="ru-RU"/>
+              </w:rPr>
+              <w:instrText>=23&amp;</w:instrText>
+            </w:r>
+            <w:r>
+              <w:instrText>id</w:instrText>
+            </w:r>
+            <w:r>
+              <w:rPr>
+                <w:lang w:val="ru-RU"/>
+              </w:rPr>
+              <w:instrText>=104654"</w:instrText>
+            </w:r>
+            <w:r>
+              <w:fldChar w:fldCharType="separate"/>
+            </w:r>
+            <w:r>
+              <w:rPr>
+                <w:rStyle w:val="Hyperlink"/>
+                <w:rFonts w:ascii="Arial" w:eastAsia="OpenSymbol" w:hAnsi="Arial" w:cs="Arial"/>
+                <w:b/>
+                <w:bCs/>
+                <w:color w:val="auto"/>
+                <w:sz w:val="16"/>
+                <w:szCs w:val="16"/>
+                <w:lang w:val="ru-RU"/>
+              </w:rPr>
+              <w:t>Архивная ссылка</w:t>
+            </w:r>
+            <w:r>
+              <w:fldChar w:fldCharType="end"/>
+            </w:r>
+          </w:p>
+        </w:tc>
+      </w:tr>
+      <w:tr>
+        <w:tc>
+          <w:tcPr>
+            <w:tcW w:w="10980" w:type="dxa"/>
+            <w:shd w:val="clear" w:color="auto" w:fill="auto"/>
+            <w:vAlign w:val="center"/>
+          </w:tcPr>
+          <w:p>
+            <w:pPr>
+              <w:pStyle w:val="BodyText"/>
+              <w:pBdr>
+                <w:top w:val="none" w:sz="0" w:space="0" w:color="000000"/>
+                <w:left w:val="none" w:sz="0" w:space="0" w:color="000000"/>
+                <w:bottom w:val="none" w:sz="0" w:space="0" w:color="000000"/>
+                <w:right w:val="none" w:sz="0" w:space="0" w:color="000000"/>
+              </w:pBdr>
+              <w:spacing w:after="0" w:line="240" w:lineRule="auto"/>
+              <w:rPr>
+                <w:rFonts w:ascii="Arial" w:hAnsi="Arial" w:cs="Arial"/>
+                <w:sz w:val="16"/>
+                <w:szCs w:val="16"/>
+                <w:lang w:val="ru-RU"/>
+              </w:rPr>
+            </w:pPr>
+            <w:r>
+              <w:rPr>
+                <w:rFonts w:ascii="Arial" w:hAnsi="Arial" w:cs="Arial"/>
+                <w:b/>
+                <w:bCs/>
+                <w:sz w:val="16"/>
+                <w:szCs w:val="16"/>
+                <w:lang w:val="ru-RU"/>
+              </w:rPr>
+              <w:t xml:space="preserve">Латышевская Вера </w:t>
+            </w:r>
+            <w:proofErr w:type="gramStart"/>
+            <w:r>
+              <w:rPr>
+                <w:rFonts w:ascii="Arial" w:hAnsi="Arial" w:cs="Arial"/>
+                <w:b/>
+                <w:bCs/>
+                <w:sz w:val="16"/>
+                <w:szCs w:val="16"/>
+                <w:lang w:val="ru-RU"/>
+              </w:rPr>
+              <w:t>Антонина  43</w:t>
+            </w:r>
+            <w:proofErr w:type="gramEnd"/>
+            <w:r>
+              <w:rPr>
+                <w:rFonts w:ascii="Arial" w:hAnsi="Arial" w:cs="Arial"/>
+                <w:b/>
+                <w:bCs/>
+                <w:sz w:val="16"/>
+                <w:szCs w:val="16"/>
+                <w:lang w:val="ru-RU"/>
+              </w:rPr>
+              <w:t xml:space="preserve"> года     </w:t>
+            </w:r>
+          </w:p>
+          <w:p>
+            <w:pPr>
+              <w:pStyle w:val="BodyText"/>
+              <w:pBdr>
+                <w:top w:val="none" w:sz="0" w:space="0" w:color="000000"/>
+                <w:left w:val="none" w:sz="0" w:space="0" w:color="000000"/>
+                <w:bottom w:val="none" w:sz="0" w:space="0" w:color="000000"/>
+                <w:right w:val="none" w:sz="0" w:space="0" w:color="000000"/>
+              </w:pBdr>
+              <w:spacing w:after="0" w:line="240" w:lineRule="auto"/>
+              <w:rPr>
+                <w:rFonts w:ascii="Arial" w:hAnsi="Arial" w:cs="Arial"/>
+                <w:sz w:val="16"/>
+                <w:szCs w:val="16"/>
+                <w:lang w:val="ru-RU"/>
+              </w:rPr>
+            </w:pPr>
+            <w:r>
+              <w:rPr>
+                <w:rFonts w:ascii="Arial" w:hAnsi="Arial" w:cs="Arial"/>
+                <w:sz w:val="16"/>
+                <w:szCs w:val="16"/>
+                <w:lang w:val="ru-RU"/>
+              </w:rPr>
+              <w:t xml:space="preserve">1889 г.р., </w:t>
+            </w:r>
+            <w:proofErr w:type="spellStart"/>
+            <w:r>
+              <w:rPr>
+                <w:rFonts w:ascii="Arial" w:hAnsi="Arial" w:cs="Arial"/>
+                <w:sz w:val="16"/>
+                <w:szCs w:val="16"/>
+                <w:lang w:val="ru-RU"/>
+              </w:rPr>
+              <w:t>м.р</w:t>
+            </w:r>
+            <w:proofErr w:type="spellEnd"/>
+            <w:r>
+              <w:rPr>
+                <w:rFonts w:ascii="Arial" w:hAnsi="Arial" w:cs="Arial"/>
+                <w:sz w:val="16"/>
+                <w:szCs w:val="16"/>
+                <w:lang w:val="ru-RU"/>
+              </w:rPr>
+              <w:t xml:space="preserve">.: Пензенская губ., русская, образование: среднее, б/п, работница инкубатора в </w:t>
+            </w:r>
+            <w:proofErr w:type="spellStart"/>
+            <w:r>
+              <w:rPr>
+                <w:rFonts w:ascii="Arial" w:hAnsi="Arial" w:cs="Arial"/>
+                <w:sz w:val="16"/>
+                <w:szCs w:val="16"/>
+                <w:lang w:val="ru-RU"/>
+              </w:rPr>
+              <w:t>Коопхозе</w:t>
+            </w:r>
+            <w:proofErr w:type="spellEnd"/>
+            <w:r>
+              <w:rPr>
+                <w:rFonts w:ascii="Arial" w:hAnsi="Arial" w:cs="Arial"/>
+                <w:sz w:val="16"/>
+                <w:szCs w:val="16"/>
+                <w:lang w:val="ru-RU"/>
+              </w:rPr>
+              <w:t xml:space="preserve"> ЦРК, </w:t>
+            </w:r>
+            <w:proofErr w:type="spellStart"/>
+            <w:r>
+              <w:rPr>
+                <w:rFonts w:ascii="Arial" w:hAnsi="Arial" w:cs="Arial"/>
+                <w:sz w:val="16"/>
+                <w:szCs w:val="16"/>
+                <w:lang w:val="ru-RU"/>
+              </w:rPr>
+              <w:t>прож</w:t>
+            </w:r>
+            <w:proofErr w:type="spellEnd"/>
+            <w:r>
+              <w:rPr>
+                <w:rFonts w:ascii="Arial" w:hAnsi="Arial" w:cs="Arial"/>
+                <w:sz w:val="16"/>
+                <w:szCs w:val="16"/>
+                <w:lang w:val="ru-RU"/>
+              </w:rPr>
+              <w:t xml:space="preserve">.: г. Владивосток, арестована 09.08.1932. Обвинение: в </w:t>
+            </w:r>
+            <w:r>
+              <w:rPr>
+                <w:rFonts w:ascii="Arial" w:hAnsi="Arial" w:cs="Arial"/>
+                <w:sz w:val="16"/>
+                <w:szCs w:val="16"/>
+                <w:lang w:val="ru-RU"/>
+              </w:rPr>
+              <w:t>а/с</w:t>
+            </w:r>
+            <w:r>
+              <w:rPr>
+                <w:rFonts w:ascii="Arial" w:hAnsi="Arial" w:cs="Arial"/>
+                <w:sz w:val="16"/>
+                <w:szCs w:val="16"/>
+                <w:lang w:val="ru-RU"/>
+              </w:rPr>
+              <w:t xml:space="preserve"> деятельности. Приговор: тройка при ОГПУ, 04.11.1932 — ВМН. Реабилитация: постановлением Президиума Приморского краевого суда, 24.02.1961. </w:t>
+            </w:r>
+            <w:proofErr w:type="spellStart"/>
+            <w:r>
+              <w:rPr>
+                <w:rFonts w:ascii="Arial" w:hAnsi="Arial" w:cs="Arial"/>
+                <w:sz w:val="16"/>
+                <w:szCs w:val="16"/>
+                <w:lang w:val="ru-RU"/>
+              </w:rPr>
+              <w:t>Арх.дело</w:t>
+            </w:r>
+            <w:proofErr w:type="spellEnd"/>
+            <w:r>
+              <w:rPr>
+                <w:rFonts w:ascii="Arial" w:hAnsi="Arial" w:cs="Arial"/>
+                <w:sz w:val="16"/>
+                <w:szCs w:val="16"/>
+                <w:lang w:val="ru-RU"/>
+              </w:rPr>
+              <w:t>: П-30509</w:t>
+            </w:r>
+          </w:p>
+          <w:p>
+            <w:pPr>
+              <w:pStyle w:val="BodyText"/>
+              <w:pBdr>
+                <w:top w:val="none" w:sz="0" w:space="0" w:color="000000"/>
+                <w:left w:val="none" w:sz="0" w:space="0" w:color="000000"/>
+                <w:bottom w:val="none" w:sz="0" w:space="0" w:color="000000"/>
+                <w:right w:val="none" w:sz="0" w:space="0" w:color="000000"/>
+              </w:pBdr>
+              <w:spacing w:after="0" w:line="240" w:lineRule="auto"/>
+              <w:rPr>
+                <w:rFonts w:ascii="Arial" w:hAnsi="Arial" w:cs="Arial"/>
+                <w:sz w:val="16"/>
+                <w:szCs w:val="16"/>
+                <w:lang w:val="ru-RU"/>
+              </w:rPr>
+            </w:pPr>
+            <w:r>
+              <w:rPr>
+                <w:rFonts w:ascii="Arial" w:hAnsi="Arial" w:cs="Arial"/>
+                <w:sz w:val="16"/>
+                <w:szCs w:val="16"/>
+                <w:lang w:val="ru-RU"/>
+              </w:rPr>
+              <w:t>Источник: База данных о жертвах репрессий Приморского края</w:t>
+            </w:r>
+            <w:r>
+              <w:rPr>
+                <w:rFonts w:ascii="Arial" w:hAnsi="Arial" w:cs="Arial"/>
+                <w:sz w:val="16"/>
+                <w:szCs w:val="16"/>
+                <w:lang w:val="ru-RU"/>
+              </w:rPr>
+              <w:t xml:space="preserve">;  </w:t>
+            </w:r>
+            <w:r>
+              <w:fldChar w:fldCharType="begin"/>
+            </w:r>
+            <w:r>
+              <w:instrText>HYPERLINK</w:instrText>
+            </w:r>
+            <w:r>
+              <w:rPr>
+                <w:lang w:val="ru-RU"/>
+              </w:rPr>
+              <w:instrText xml:space="preserve"> "</w:instrText>
+            </w:r>
+            <w:r>
+              <w:instrText>https</w:instrText>
+            </w:r>
+            <w:r>
+              <w:rPr>
+                <w:lang w:val="ru-RU"/>
+              </w:rPr>
+              <w:instrText>://</w:instrText>
+            </w:r>
+            <w:r>
+              <w:instrText>base</w:instrText>
+            </w:r>
+            <w:r>
+              <w:rPr>
+                <w:lang w:val="ru-RU"/>
+              </w:rPr>
+              <w:instrText>.</w:instrText>
+            </w:r>
+            <w:r>
+              <w:instrText>memo</w:instrText>
+            </w:r>
+            <w:r>
+              <w:rPr>
+                <w:lang w:val="ru-RU"/>
+              </w:rPr>
+              <w:instrText>.</w:instrText>
+            </w:r>
+            <w:r>
+              <w:instrText>ru</w:instrText>
+            </w:r>
+            <w:r>
+              <w:rPr>
+                <w:lang w:val="ru-RU"/>
+              </w:rPr>
+              <w:instrText>/</w:instrText>
+            </w:r>
+            <w:r>
+              <w:instrText>person</w:instrText>
+            </w:r>
+            <w:r>
+              <w:rPr>
+                <w:lang w:val="ru-RU"/>
+              </w:rPr>
+              <w:instrText>/</w:instrText>
+            </w:r>
+            <w:r>
+              <w:instrText>show</w:instrText>
+            </w:r>
+            <w:r>
+              <w:rPr>
+                <w:lang w:val="ru-RU"/>
+              </w:rPr>
+              <w:instrText>/989249"</w:instrText>
+            </w:r>
+            <w:r>
+              <w:rPr>
+                <w:rFonts w:hint="eastAsia"/>
+              </w:rPr>
+              <w:fldChar w:fldCharType="separate"/>
+            </w:r>
+            <w:r>
+              <w:rPr>
+                <w:rStyle w:val="Hyperlink"/>
+                <w:rFonts w:ascii="Arial" w:eastAsia="OpenSymbol" w:hAnsi="Arial" w:cs="Arial"/>
+                <w:b/>
+                <w:bCs/>
+                <w:color w:val="auto"/>
+                <w:sz w:val="16"/>
+                <w:szCs w:val="16"/>
+                <w:lang w:val="ru-RU"/>
+              </w:rPr>
+              <w:t>Архивная ссылка</w:t>
+            </w:r>
+            <w:r>
+              <w:fldChar w:fldCharType="end"/>
+            </w:r>
+          </w:p>
+        </w:tc>
+      </w:tr>
+      <w:tr>
+        <w:tc>
+          <w:tcPr>
+            <w:tcW w:w="10980" w:type="dxa"/>
+            <w:shd w:val="clear" w:color="auto" w:fill="auto"/>
+            <w:vAlign w:val="center"/>
+          </w:tcPr>
+          <w:p>
+            <w:pPr>
+              <w:pStyle w:val="BodyText"/>
+              <w:snapToGrid w:val="0"/>
+              <w:spacing w:after="0" w:line="240" w:lineRule="auto"/>
+              <w:rPr>
+                <w:rFonts w:ascii="Arial" w:hAnsi="Arial" w:cs="Arial"/>
+                <w:sz w:val="16"/>
+                <w:szCs w:val="16"/>
+                <w:lang w:val="ru-RU"/>
+              </w:rPr>
+            </w:pPr>
+            <w:r>
+              <w:rPr>
+                <w:rFonts w:ascii="Arial" w:hAnsi="Arial" w:cs="Arial"/>
+                <w:b/>
+                <w:sz w:val="16"/>
+                <w:szCs w:val="16"/>
+                <w:lang w:val="ru-RU"/>
+              </w:rPr>
+              <w:t xml:space="preserve">Малышко Елизавета </w:t>
+            </w:r>
+            <w:proofErr w:type="gramStart"/>
+            <w:r>
+              <w:rPr>
+                <w:rFonts w:ascii="Arial" w:hAnsi="Arial" w:cs="Arial"/>
+                <w:b/>
+                <w:sz w:val="16"/>
+                <w:szCs w:val="16"/>
+                <w:lang w:val="ru-RU"/>
+              </w:rPr>
+              <w:t>Петровна  29</w:t>
+            </w:r>
+            <w:proofErr w:type="gramEnd"/>
+            <w:r>
+              <w:rPr>
+                <w:rFonts w:ascii="Arial" w:hAnsi="Arial" w:cs="Arial"/>
+                <w:b/>
+                <w:sz w:val="16"/>
+                <w:szCs w:val="16"/>
+                <w:lang w:val="ru-RU"/>
+              </w:rPr>
+              <w:t xml:space="preserve"> лет  </w:t>
+            </w:r>
+          </w:p>
+          <w:p>
+            <w:pPr>
+              <w:pStyle w:val="BodyText"/>
+              <w:pBdr>
+                <w:top w:val="none" w:sz="0" w:space="0" w:color="000000"/>
+                <w:left w:val="none" w:sz="0" w:space="0" w:color="000000"/>
+                <w:bottom w:val="none" w:sz="0" w:space="0" w:color="000000"/>
+                <w:right w:val="none" w:sz="0" w:space="0" w:color="000000"/>
+              </w:pBdr>
+              <w:spacing w:after="0" w:line="240" w:lineRule="auto"/>
+              <w:rPr>
+                <w:rFonts w:ascii="Arial" w:hAnsi="Arial" w:cs="Arial"/>
+                <w:sz w:val="16"/>
+                <w:szCs w:val="16"/>
+                <w:lang w:val="ru-RU"/>
+              </w:rPr>
+            </w:pPr>
+            <w:r>
+              <w:rPr>
+                <w:rFonts w:ascii="Arial" w:hAnsi="Arial" w:cs="Arial"/>
+                <w:sz w:val="16"/>
+                <w:szCs w:val="16"/>
+                <w:lang w:val="ru-RU"/>
+              </w:rPr>
+              <w:t>Родилась</w:t>
+            </w:r>
+            <w:r>
+              <w:rPr>
+                <w:rFonts w:ascii="Arial" w:hAnsi="Arial" w:cs="Arial"/>
+                <w:sz w:val="16"/>
+                <w:szCs w:val="16"/>
+              </w:rPr>
+              <w:t> </w:t>
+            </w:r>
+            <w:r>
+              <w:rPr>
+                <w:rFonts w:ascii="Arial" w:hAnsi="Arial" w:cs="Arial"/>
+                <w:sz w:val="16"/>
+                <w:szCs w:val="16"/>
+                <w:lang w:val="ru-RU"/>
+              </w:rPr>
+              <w:t xml:space="preserve">в 1903 г., г. Владивостока; русская; образование среднее; б/п; старшая машинистка в ДГРТ. </w:t>
+            </w:r>
+            <w:proofErr w:type="spellStart"/>
+            <w:r>
+              <w:rPr>
+                <w:rFonts w:ascii="Arial" w:hAnsi="Arial" w:cs="Arial"/>
+                <w:sz w:val="16"/>
+                <w:szCs w:val="16"/>
+                <w:lang w:val="ru-RU"/>
+              </w:rPr>
+              <w:t>Прож</w:t>
+            </w:r>
+            <w:proofErr w:type="spellEnd"/>
+            <w:r>
+              <w:rPr>
+                <w:rFonts w:ascii="Arial" w:hAnsi="Arial" w:cs="Arial"/>
+                <w:sz w:val="16"/>
+                <w:szCs w:val="16"/>
+                <w:lang w:val="ru-RU"/>
+              </w:rPr>
+              <w:t>.:</w:t>
+            </w:r>
+            <w:r>
+              <w:rPr>
+                <w:rFonts w:ascii="Arial" w:hAnsi="Arial" w:cs="Arial"/>
+                <w:sz w:val="16"/>
+                <w:szCs w:val="16"/>
+              </w:rPr>
+              <w:t> </w:t>
+            </w:r>
+            <w:r>
+              <w:rPr>
+                <w:rFonts w:ascii="Arial" w:hAnsi="Arial" w:cs="Arial"/>
+                <w:sz w:val="16"/>
+                <w:szCs w:val="16"/>
+                <w:lang w:val="ru-RU"/>
+              </w:rPr>
+              <w:t>г. Владивосток.</w:t>
+            </w:r>
+            <w:r>
+              <w:rPr>
+                <w:rFonts w:ascii="Arial" w:hAnsi="Arial" w:cs="Arial"/>
+                <w:sz w:val="16"/>
+                <w:szCs w:val="16"/>
+                <w:lang w:val="ru-RU"/>
+              </w:rPr>
+              <w:br/>
+              <w:t xml:space="preserve">Арестована 26 января 1932 г.  Приговорена: Тройка при ОГПУ 6 февраля 1932 г., </w:t>
+            </w:r>
+            <w:proofErr w:type="spellStart"/>
+            <w:r>
+              <w:rPr>
+                <w:rFonts w:ascii="Arial" w:hAnsi="Arial" w:cs="Arial"/>
+                <w:sz w:val="16"/>
+                <w:szCs w:val="16"/>
+                <w:lang w:val="ru-RU"/>
+              </w:rPr>
+              <w:t>обв</w:t>
+            </w:r>
+            <w:proofErr w:type="spellEnd"/>
+            <w:r>
+              <w:rPr>
+                <w:rFonts w:ascii="Arial" w:hAnsi="Arial" w:cs="Arial"/>
+                <w:sz w:val="16"/>
+                <w:szCs w:val="16"/>
+                <w:lang w:val="ru-RU"/>
+              </w:rPr>
+              <w:t>.:</w:t>
+            </w:r>
+            <w:r>
+              <w:rPr>
+                <w:rFonts w:ascii="Arial" w:hAnsi="Arial" w:cs="Arial"/>
+                <w:sz w:val="16"/>
+                <w:szCs w:val="16"/>
+              </w:rPr>
+              <w:t> </w:t>
+            </w:r>
+            <w:r>
+              <w:rPr>
+                <w:rFonts w:ascii="Arial" w:hAnsi="Arial" w:cs="Arial"/>
+                <w:sz w:val="16"/>
+                <w:szCs w:val="16"/>
+                <w:lang w:val="ru-RU"/>
+              </w:rPr>
+              <w:t xml:space="preserve">по ст. </w:t>
+            </w:r>
+            <w:proofErr w:type="gramStart"/>
+            <w:r>
+              <w:rPr>
+                <w:rFonts w:ascii="Arial" w:hAnsi="Arial" w:cs="Arial"/>
+                <w:sz w:val="16"/>
+                <w:szCs w:val="16"/>
+                <w:lang w:val="ru-RU"/>
+              </w:rPr>
+              <w:t>58-6</w:t>
+            </w:r>
+            <w:proofErr w:type="gramEnd"/>
+            <w:r>
+              <w:rPr>
+                <w:rFonts w:ascii="Arial" w:hAnsi="Arial" w:cs="Arial"/>
+                <w:sz w:val="16"/>
+                <w:szCs w:val="16"/>
+                <w:lang w:val="ru-RU"/>
+              </w:rPr>
+              <w:t>.  Приговор: ВМН. Расстреляна 6 февраля 1932 г. Место захоронения</w:t>
+            </w:r>
+            <w:r>
+              <w:rPr>
+                <w:rFonts w:ascii="Arial" w:hAnsi="Arial" w:cs="Arial"/>
+                <w:sz w:val="16"/>
+                <w:szCs w:val="16"/>
+              </w:rPr>
+              <w:t> </w:t>
+            </w:r>
+            <w:r>
+              <w:rPr>
+                <w:rFonts w:ascii="Arial" w:hAnsi="Arial" w:cs="Arial"/>
+                <w:sz w:val="16"/>
+                <w:szCs w:val="16"/>
+                <w:lang w:val="ru-RU"/>
+              </w:rPr>
+              <w:t>- г. Владивосток. Реабилитирована 28 декабря 1989 г. на основании Указа ПВС СССР</w:t>
+            </w:r>
+          </w:p>
+          <w:p>
+            <w:pPr>
+              <w:pStyle w:val="BodyText"/>
+              <w:pBdr>
+                <w:top w:val="none" w:sz="0" w:space="0" w:color="000000"/>
+                <w:left w:val="none" w:sz="0" w:space="0" w:color="000000"/>
+                <w:bottom w:val="none" w:sz="0" w:space="0" w:color="000000"/>
+                <w:right w:val="none" w:sz="0" w:space="0" w:color="000000"/>
+              </w:pBdr>
+              <w:spacing w:after="60" w:line="240" w:lineRule="auto"/>
+              <w:rPr>
+                <w:rFonts w:ascii="Arial" w:hAnsi="Arial" w:cs="Arial"/>
+                <w:sz w:val="16"/>
+                <w:szCs w:val="16"/>
+                <w:lang w:val="ru-RU"/>
+              </w:rPr>
+            </w:pPr>
+            <w:r>
+              <w:rPr>
+                <w:rFonts w:ascii="Arial" w:hAnsi="Arial" w:cs="Arial"/>
+                <w:i/>
+                <w:sz w:val="16"/>
+                <w:szCs w:val="16"/>
+                <w:lang w:val="ru-RU"/>
+              </w:rPr>
+              <w:t>Источник: База данных о жертвах репрессий Приморского края</w:t>
+            </w:r>
+            <w:r>
+              <w:rPr>
+                <w:rFonts w:ascii="Arial" w:hAnsi="Arial" w:cs="Arial"/>
+                <w:i/>
+                <w:sz w:val="16"/>
+                <w:szCs w:val="16"/>
+                <w:lang w:val="ru-RU"/>
+              </w:rPr>
+              <w:t xml:space="preserve">;  </w:t>
+            </w:r>
+            <w:r>
+              <w:fldChar w:fldCharType="begin"/>
+            </w:r>
+            <w:r>
+              <w:instrText>HYPERLINK</w:instrText>
+            </w:r>
+            <w:r>
+              <w:rPr>
+                <w:lang w:val="ru-RU"/>
+              </w:rPr>
+              <w:instrText xml:space="preserve"> "</w:instrText>
+            </w:r>
+            <w:r>
+              <w:instrText>https</w:instrText>
+            </w:r>
+            <w:r>
+              <w:rPr>
+                <w:lang w:val="ru-RU"/>
+              </w:rPr>
+              <w:instrText>://</w:instrText>
+            </w:r>
+            <w:r>
+              <w:instrText>ru</w:instrText>
+            </w:r>
+            <w:r>
+              <w:rPr>
+                <w:lang w:val="ru-RU"/>
+              </w:rPr>
+              <w:instrText>.</w:instrText>
+            </w:r>
+            <w:r>
+              <w:instrText>openlist</w:instrText>
+            </w:r>
+            <w:r>
+              <w:rPr>
+                <w:lang w:val="ru-RU"/>
+              </w:rPr>
+              <w:instrText>.</w:instrText>
+            </w:r>
+            <w:r>
+              <w:instrText>wiki</w:instrText>
+            </w:r>
+            <w:r>
+              <w:rPr>
+                <w:lang w:val="ru-RU"/>
+              </w:rPr>
+              <w:instrText>/Малышко_Елизавета_Петровна_(1903)"</w:instrText>
+            </w:r>
+            <w:r>
+              <w:rPr>
+                <w:rFonts w:hint="eastAsia"/>
+              </w:rPr>
+              <w:fldChar w:fldCharType="separate"/>
+            </w:r>
+            <w:r>
+              <w:rPr>
+                <w:rStyle w:val="Hyperlink"/>
+                <w:rFonts w:ascii="Arial" w:eastAsia="OpenSymbol" w:hAnsi="Arial" w:cs="Arial"/>
+                <w:b/>
+                <w:bCs/>
+                <w:color w:val="auto"/>
+                <w:sz w:val="16"/>
+                <w:szCs w:val="16"/>
+                <w:lang w:val="ru-RU"/>
+              </w:rPr>
+              <w:t>Архивная ссылка</w:t>
+            </w:r>
+            <w:r>
+              <w:fldChar w:fldCharType="end"/>
+            </w:r>
+          </w:p>
+        </w:tc>
+      </w:tr>
+      <w:tr>
+        <w:tc>
+          <w:tcPr>
+            <w:tcW w:w="10980" w:type="dxa"/>
+            <w:shd w:val="clear" w:color="auto" w:fill="auto"/>
+            <w:vAlign w:val="center"/>
+          </w:tcPr>
+          <w:p>
+            <w:pPr>
+              <w:pStyle w:val="BodyText"/>
+              <w:pBdr>
+                <w:top w:val="none" w:sz="0" w:space="0" w:color="000000"/>
+                <w:left w:val="none" w:sz="0" w:space="0" w:color="000000"/>
+                <w:bottom w:val="none" w:sz="0" w:space="0" w:color="000000"/>
+                <w:right w:val="none" w:sz="0" w:space="0" w:color="000000"/>
+              </w:pBdr>
+              <w:spacing w:after="0" w:line="240" w:lineRule="auto"/>
+              <w:rPr>
+                <w:rFonts w:ascii="Arial" w:hAnsi="Arial" w:cs="Arial"/>
+                <w:sz w:val="16"/>
+                <w:szCs w:val="16"/>
+                <w:lang w:val="ru-RU"/>
+              </w:rPr>
+            </w:pPr>
+            <w:r>
+              <w:rPr>
+                <w:rFonts w:ascii="Arial" w:hAnsi="Arial" w:cs="Arial"/>
+                <w:b/>
+                <w:bCs/>
+                <w:sz w:val="16"/>
+                <w:szCs w:val="16"/>
+                <w:lang w:val="ru-RU"/>
+              </w:rPr>
+              <w:t xml:space="preserve">Маркова Клавдия </w:t>
+            </w:r>
+            <w:proofErr w:type="gramStart"/>
+            <w:r>
+              <w:rPr>
+                <w:rFonts w:ascii="Arial" w:hAnsi="Arial" w:cs="Arial"/>
+                <w:b/>
+                <w:bCs/>
+                <w:sz w:val="16"/>
+                <w:szCs w:val="16"/>
+                <w:lang w:val="ru-RU"/>
+              </w:rPr>
+              <w:t>Ивановна  23</w:t>
+            </w:r>
+            <w:proofErr w:type="gramEnd"/>
+            <w:r>
+              <w:rPr>
+                <w:rFonts w:ascii="Arial" w:hAnsi="Arial" w:cs="Arial"/>
+                <w:b/>
+                <w:bCs/>
+                <w:sz w:val="16"/>
+                <w:szCs w:val="16"/>
+                <w:lang w:val="ru-RU"/>
+              </w:rPr>
+              <w:t xml:space="preserve"> года  </w:t>
+            </w:r>
+          </w:p>
+          <w:p>
+            <w:pPr>
+              <w:pStyle w:val="BodyText"/>
+              <w:pBdr>
+                <w:top w:val="none" w:sz="0" w:space="0" w:color="000000"/>
+                <w:left w:val="none" w:sz="0" w:space="0" w:color="000000"/>
+                <w:bottom w:val="none" w:sz="0" w:space="0" w:color="000000"/>
+                <w:right w:val="none" w:sz="0" w:space="0" w:color="000000"/>
+              </w:pBdr>
+              <w:spacing w:after="0" w:line="240" w:lineRule="auto"/>
+              <w:rPr>
+                <w:rFonts w:ascii="Arial" w:hAnsi="Arial" w:cs="Arial"/>
+                <w:sz w:val="16"/>
+                <w:szCs w:val="16"/>
+                <w:lang w:val="ru-RU"/>
+              </w:rPr>
+            </w:pPr>
+            <w:r>
+              <w:rPr>
+                <w:rFonts w:ascii="Arial" w:hAnsi="Arial" w:cs="Arial"/>
+                <w:sz w:val="16"/>
+                <w:szCs w:val="16"/>
+                <w:lang w:val="ru-RU"/>
+              </w:rPr>
+              <w:t xml:space="preserve">1909 г.р., </w:t>
+            </w:r>
+            <w:proofErr w:type="spellStart"/>
+            <w:r>
+              <w:rPr>
+                <w:rFonts w:ascii="Arial" w:hAnsi="Arial" w:cs="Arial"/>
+                <w:sz w:val="16"/>
+                <w:szCs w:val="16"/>
+                <w:lang w:val="ru-RU"/>
+              </w:rPr>
+              <w:t>м.р</w:t>
+            </w:r>
+            <w:proofErr w:type="spellEnd"/>
+            <w:r>
+              <w:rPr>
+                <w:rFonts w:ascii="Arial" w:hAnsi="Arial" w:cs="Arial"/>
+                <w:sz w:val="16"/>
+                <w:szCs w:val="16"/>
+                <w:lang w:val="ru-RU"/>
+              </w:rPr>
+              <w:t xml:space="preserve">.: Китай, гражданка СССР, русская, телеграфистка, </w:t>
+            </w:r>
+            <w:proofErr w:type="spellStart"/>
+            <w:r>
+              <w:rPr>
+                <w:rFonts w:ascii="Arial" w:hAnsi="Arial" w:cs="Arial"/>
+                <w:sz w:val="16"/>
+                <w:szCs w:val="16"/>
+                <w:lang w:val="ru-RU"/>
+              </w:rPr>
+              <w:t>прож</w:t>
+            </w:r>
+            <w:proofErr w:type="spellEnd"/>
+            <w:r>
+              <w:rPr>
+                <w:rFonts w:ascii="Arial" w:hAnsi="Arial" w:cs="Arial"/>
+                <w:sz w:val="16"/>
+                <w:szCs w:val="16"/>
+                <w:lang w:val="ru-RU"/>
+              </w:rPr>
+              <w:t xml:space="preserve">.: г. Благовещенск, </w:t>
+            </w:r>
+            <w:r>
+              <w:rPr>
+                <w:rFonts w:ascii="Arial" w:hAnsi="Arial" w:cs="Arial"/>
+                <w:sz w:val="16"/>
+                <w:szCs w:val="16"/>
+                <w:lang w:val="ru-RU"/>
+              </w:rPr>
+              <w:t xml:space="preserve">Амурская обл., </w:t>
+            </w:r>
+            <w:r>
+              <w:rPr>
+                <w:rFonts w:ascii="Arial" w:hAnsi="Arial" w:cs="Arial"/>
+                <w:sz w:val="16"/>
+                <w:szCs w:val="16"/>
+                <w:lang w:val="ru-RU"/>
+              </w:rPr>
+              <w:t>арестована ОО ОГПУ 26 дивизии 14.07.1931</w:t>
+            </w:r>
+            <w:r>
+              <w:rPr>
+                <w:rFonts w:ascii="Arial" w:hAnsi="Arial" w:cs="Arial"/>
+                <w:sz w:val="16"/>
+                <w:szCs w:val="16"/>
+                <w:lang w:val="ru-RU"/>
+              </w:rPr>
+              <w:t xml:space="preserve">. </w:t>
+            </w:r>
+            <w:r>
+              <w:rPr>
+                <w:rFonts w:ascii="Arial" w:hAnsi="Arial" w:cs="Arial"/>
+                <w:sz w:val="16"/>
+                <w:szCs w:val="16"/>
+                <w:lang w:val="ru-RU"/>
+              </w:rPr>
+              <w:t xml:space="preserve">Обвинение: ст. </w:t>
+            </w:r>
+            <w:proofErr w:type="gramStart"/>
+            <w:r>
+              <w:rPr>
+                <w:rFonts w:ascii="Arial" w:hAnsi="Arial" w:cs="Arial"/>
+                <w:sz w:val="16"/>
+                <w:szCs w:val="16"/>
+                <w:lang w:val="ru-RU"/>
+              </w:rPr>
+              <w:t>58-4</w:t>
+            </w:r>
+            <w:proofErr w:type="gramEnd"/>
+            <w:r>
+              <w:rPr>
+                <w:rFonts w:ascii="Arial" w:hAnsi="Arial" w:cs="Arial"/>
+                <w:sz w:val="16"/>
+                <w:szCs w:val="16"/>
+                <w:lang w:val="ru-RU"/>
+              </w:rPr>
+              <w:t xml:space="preserve">-1а УК РСФСР. Приговор: тройка при ПП ОГПУ ДВК, 24.01.1932 — ВМН. Реабилитация: По заключению Военной прокуратуры КДВО, 12.05.1990 - по Указу ПВС СССР от _16.01.1989_ г. </w:t>
+            </w:r>
+            <w:proofErr w:type="spellStart"/>
+            <w:r>
+              <w:rPr>
+                <w:rFonts w:ascii="Arial" w:hAnsi="Arial" w:cs="Arial"/>
+                <w:sz w:val="16"/>
+                <w:szCs w:val="16"/>
+                <w:lang w:val="ru-RU"/>
+              </w:rPr>
+              <w:t>Арх.дело</w:t>
+            </w:r>
+            <w:proofErr w:type="spellEnd"/>
+            <w:r>
+              <w:rPr>
+                <w:rFonts w:ascii="Arial" w:hAnsi="Arial" w:cs="Arial"/>
+                <w:sz w:val="16"/>
+                <w:szCs w:val="16"/>
+                <w:lang w:val="ru-RU"/>
+              </w:rPr>
+              <w:t>: П-160351</w:t>
+            </w:r>
+          </w:p>
+          <w:p>
+            <w:pPr>
+              <w:pStyle w:val="BodyText"/>
+              <w:pBdr>
+                <w:top w:val="none" w:sz="0" w:space="0" w:color="000000"/>
+                <w:left w:val="none" w:sz="0" w:space="0" w:color="000000"/>
+                <w:bottom w:val="none" w:sz="0" w:space="0" w:color="000000"/>
+                <w:right w:val="none" w:sz="0" w:space="0" w:color="000000"/>
+              </w:pBdr>
+              <w:spacing w:after="0" w:line="240" w:lineRule="auto"/>
+              <w:rPr>
+                <w:rFonts w:ascii="Arial" w:hAnsi="Arial" w:cs="Arial"/>
+                <w:sz w:val="16"/>
+                <w:szCs w:val="16"/>
+                <w:lang w:val="ru-RU"/>
+              </w:rPr>
+            </w:pPr>
+            <w:r>
+              <w:rPr>
+                <w:rFonts w:ascii="Arial" w:hAnsi="Arial" w:cs="Arial"/>
+                <w:sz w:val="16"/>
+                <w:szCs w:val="16"/>
+                <w:lang w:val="ru-RU"/>
+              </w:rPr>
+              <w:t xml:space="preserve">Источник: Книга памяти Хабаровского </w:t>
+            </w:r>
+            <w:proofErr w:type="gramStart"/>
+            <w:r>
+              <w:rPr>
+                <w:rFonts w:ascii="Arial" w:hAnsi="Arial" w:cs="Arial"/>
+                <w:sz w:val="16"/>
+                <w:szCs w:val="16"/>
+                <w:lang w:val="ru-RU"/>
+              </w:rPr>
+              <w:t>края ,</w:t>
+            </w:r>
+            <w:proofErr w:type="gramEnd"/>
+            <w:r>
+              <w:rPr>
+                <w:rFonts w:ascii="Arial" w:hAnsi="Arial" w:cs="Arial"/>
+                <w:sz w:val="16"/>
+                <w:szCs w:val="16"/>
+                <w:lang w:val="ru-RU"/>
+              </w:rPr>
+              <w:t xml:space="preserve"> т.2</w:t>
+            </w:r>
+            <w:r>
+              <w:rPr>
+                <w:rFonts w:ascii="Arial" w:hAnsi="Arial" w:cs="Arial"/>
+                <w:sz w:val="16"/>
+                <w:szCs w:val="16"/>
+                <w:lang w:val="ru-RU"/>
+              </w:rPr>
+              <w:t xml:space="preserve">;  </w:t>
+            </w:r>
+            <w:hyperlink r:id="rId13" w:history="1">
               <w:r>
                 <w:rPr>
                   <w:rStyle w:val="Hyperlink"/>
@@ -3582,16 +5380,49 @@
                 <w:lang w:val="ru-RU"/>
               </w:rPr>
             </w:pPr>
-            <w:r>
-              <w:rPr>
-                <w:rFonts w:ascii="Arial" w:hAnsi="Arial" w:cs="Arial"/>
-                <w:b/>
-                <w:bCs/>
-                <w:sz w:val="16"/>
-                <w:szCs w:val="16"/>
-                <w:lang w:val="ru-RU"/>
-              </w:rPr>
-              <w:t xml:space="preserve">Латышевская Вера Антонина  43 года     </w:t>
+            <w:proofErr w:type="spellStart"/>
+            <w:r>
+              <w:rPr>
+                <w:rFonts w:ascii="Arial" w:hAnsi="Arial" w:cs="Arial"/>
+                <w:b/>
+                <w:sz w:val="16"/>
+                <w:szCs w:val="16"/>
+                <w:lang w:val="ru-RU"/>
+              </w:rPr>
+              <w:t>Обертас</w:t>
+            </w:r>
+            <w:proofErr w:type="spellEnd"/>
+            <w:r>
+              <w:rPr>
+                <w:rFonts w:ascii="Arial" w:hAnsi="Arial" w:cs="Arial"/>
+                <w:b/>
+                <w:sz w:val="16"/>
+                <w:szCs w:val="16"/>
+                <w:lang w:val="ru-RU"/>
+              </w:rPr>
+              <w:t xml:space="preserve"> Валентина </w:t>
+            </w:r>
+            <w:proofErr w:type="gramStart"/>
+            <w:r>
+              <w:rPr>
+                <w:rFonts w:ascii="Arial" w:hAnsi="Arial" w:cs="Arial"/>
+                <w:b/>
+                <w:sz w:val="16"/>
+                <w:szCs w:val="16"/>
+                <w:lang w:val="ru-RU"/>
+              </w:rPr>
+              <w:t>Порфирьевна  32</w:t>
+            </w:r>
+            <w:proofErr w:type="gramEnd"/>
+            <w:r>
+              <w:rPr>
+                <w:rFonts w:ascii="Arial" w:hAnsi="Arial" w:cs="Arial"/>
+                <w:b/>
+                <w:sz w:val="16"/>
+                <w:szCs w:val="16"/>
+                <w:lang w:val="ru-RU"/>
+              </w:rPr>
+              <w:t xml:space="preserve"> года  </w:t>
             </w:r>
           </w:p>
           <w:p>
@@ -3618,7 +5449,136 @@
                 <w:szCs w:val="16"/>
                 <w:lang w:val="ru-RU"/>
               </w:rPr>
-              <w:t xml:space="preserve">1889 г.р., м.р.: Пензенская губ., русская, образование: среднее, б/п, работница инкубатора в Коопхозе ЦРК, прож.: г. Владивосток, арестована 09.08.1932. Обвинение: в </w:t>
+              <w:t>Родилась</w:t>
+            </w:r>
+            <w:r>
+              <w:rPr>
+                <w:rFonts w:ascii="Arial" w:hAnsi="Arial" w:cs="Arial"/>
+                <w:sz w:val="16"/>
+                <w:szCs w:val="16"/>
+              </w:rPr>
+              <w:t> </w:t>
+            </w:r>
+            <w:r>
+              <w:rPr>
+                <w:rFonts w:ascii="Arial" w:hAnsi="Arial" w:cs="Arial"/>
+                <w:sz w:val="16"/>
+                <w:szCs w:val="16"/>
+                <w:lang w:val="ru-RU"/>
+              </w:rPr>
+              <w:t xml:space="preserve">в 1900 г., Виленская губ.; русская; образование среднее; б/п; работница </w:t>
+            </w:r>
+            <w:proofErr w:type="spellStart"/>
+            <w:r>
+              <w:rPr>
+                <w:rFonts w:ascii="Arial" w:hAnsi="Arial" w:cs="Arial"/>
+                <w:sz w:val="16"/>
+                <w:szCs w:val="16"/>
+                <w:lang w:val="ru-RU"/>
+              </w:rPr>
+              <w:t>коопхоза</w:t>
+            </w:r>
+            <w:proofErr w:type="spellEnd"/>
+            <w:r>
+              <w:rPr>
+                <w:rFonts w:ascii="Arial" w:hAnsi="Arial" w:cs="Arial"/>
+                <w:sz w:val="16"/>
+                <w:szCs w:val="16"/>
+                <w:lang w:val="ru-RU"/>
+              </w:rPr>
+              <w:t xml:space="preserve">. </w:t>
+            </w:r>
+            <w:proofErr w:type="spellStart"/>
+            <w:r>
+              <w:rPr>
+                <w:rFonts w:ascii="Arial" w:hAnsi="Arial" w:cs="Arial"/>
+                <w:sz w:val="16"/>
+                <w:szCs w:val="16"/>
+                <w:lang w:val="ru-RU"/>
+              </w:rPr>
+              <w:t>Прож</w:t>
+            </w:r>
+            <w:proofErr w:type="spellEnd"/>
+            <w:r>
+              <w:rPr>
+                <w:rFonts w:ascii="Arial" w:hAnsi="Arial" w:cs="Arial"/>
+                <w:sz w:val="16"/>
+                <w:szCs w:val="16"/>
+                <w:lang w:val="ru-RU"/>
+              </w:rPr>
+              <w:t>.:</w:t>
+            </w:r>
+            <w:r>
+              <w:rPr>
+                <w:rFonts w:ascii="Arial" w:hAnsi="Arial" w:cs="Arial"/>
+                <w:sz w:val="16"/>
+                <w:szCs w:val="16"/>
+              </w:rPr>
+              <w:t> </w:t>
+            </w:r>
+            <w:r>
+              <w:rPr>
+                <w:rFonts w:ascii="Arial" w:hAnsi="Arial" w:cs="Arial"/>
+                <w:sz w:val="16"/>
+                <w:szCs w:val="16"/>
+                <w:lang w:val="ru-RU"/>
+              </w:rPr>
+              <w:t>г. Владивосток.</w:t>
+            </w:r>
+            <w:r>
+              <w:rPr>
+                <w:rFonts w:ascii="Arial" w:hAnsi="Arial" w:cs="Arial"/>
+                <w:sz w:val="16"/>
+                <w:szCs w:val="16"/>
+                <w:lang w:val="ru-RU"/>
+              </w:rPr>
+              <w:t xml:space="preserve"> </w:t>
+            </w:r>
+            <w:r>
+              <w:rPr>
+                <w:rFonts w:ascii="Arial" w:hAnsi="Arial" w:cs="Arial"/>
+                <w:sz w:val="16"/>
+                <w:szCs w:val="16"/>
+                <w:lang w:val="ru-RU"/>
+              </w:rPr>
+              <w:t xml:space="preserve">Арестована 9 августа 1932 г.  Приговорена: Тройка при ОГПУ 4 ноября 1932 г., </w:t>
+            </w:r>
+            <w:proofErr w:type="spellStart"/>
+            <w:r>
+              <w:rPr>
+                <w:rFonts w:ascii="Arial" w:hAnsi="Arial" w:cs="Arial"/>
+                <w:sz w:val="16"/>
+                <w:szCs w:val="16"/>
+                <w:lang w:val="ru-RU"/>
+              </w:rPr>
+              <w:t>обв</w:t>
+            </w:r>
+            <w:proofErr w:type="spellEnd"/>
+            <w:r>
+              <w:rPr>
+                <w:rFonts w:ascii="Arial" w:hAnsi="Arial" w:cs="Arial"/>
+                <w:sz w:val="16"/>
+                <w:szCs w:val="16"/>
+                <w:lang w:val="ru-RU"/>
+              </w:rPr>
+              <w:t>.:</w:t>
+            </w:r>
+            <w:r>
+              <w:rPr>
+                <w:rFonts w:ascii="Arial" w:hAnsi="Arial" w:cs="Arial"/>
+                <w:sz w:val="16"/>
+                <w:szCs w:val="16"/>
+              </w:rPr>
+              <w:t> </w:t>
+            </w:r>
+            <w:r>
+              <w:rPr>
+                <w:rFonts w:ascii="Arial" w:hAnsi="Arial" w:cs="Arial"/>
+                <w:sz w:val="16"/>
+                <w:szCs w:val="16"/>
+                <w:lang w:val="ru-RU"/>
+              </w:rPr>
+              <w:t xml:space="preserve">в </w:t>
             </w:r>
             <w:r>
               <w:rPr>
@@ -3636,551 +5596,58 @@
                 <w:szCs w:val="16"/>
                 <w:lang w:val="ru-RU"/>
               </w:rPr>
-              <w:t xml:space="preserve"> деятельности. Приговор: тройка при ОГПУ, 04.11.1932 — ВМН. Реабилитация: постановлением Президиума Приморского краевого суда, 24.02.1961. Арх.дело: П-30509</w:t>
-            </w:r>
-          </w:p>
-          <w:p>
-            <w:pPr>
-              <w:pStyle w:val="BodyText"/>
-              <w:pBdr>
-                <w:top w:val="none" w:sz="0" w:space="0" w:color="000000"/>
-                <w:left w:val="none" w:sz="0" w:space="0" w:color="000000"/>
-                <w:bottom w:val="none" w:sz="0" w:space="0" w:color="000000"/>
-                <w:right w:val="none" w:sz="0" w:space="0" w:color="000000"/>
-              </w:pBdr>
-              <w:spacing w:after="0" w:line="240" w:lineRule="auto"/>
-              <w:rPr>
-                <w:rFonts w:ascii="Arial" w:hAnsi="Arial" w:cs="Arial"/>
-                <w:sz w:val="16"/>
-                <w:szCs w:val="16"/>
-                <w:lang w:val="ru-RU"/>
-              </w:rPr>
-            </w:pPr>
-            <w:r>
-              <w:rPr>
-                <w:rFonts w:ascii="Arial" w:hAnsi="Arial" w:cs="Arial"/>
-                <w:sz w:val="16"/>
-                <w:szCs w:val="16"/>
-                <w:lang w:val="ru-RU"/>
-              </w:rPr>
-              <w:t>Источник: База данных о жертвах репрессий Приморского края</w:t>
-            </w:r>
-            <w:r>
-              <w:rPr>
-                <w:rFonts w:ascii="Arial" w:hAnsi="Arial" w:cs="Arial"/>
-                <w:sz w:val="16"/>
-                <w:szCs w:val="16"/>
-                <w:lang w:val="ru-RU"/>
-              </w:rPr>
-              <w:t xml:space="preserve">;  </w:t>
-            </w:r>
-            <w:hyperlink r:id="rId16" w:history="1">
-              <w:r>
-                <w:rPr>
-                  <w:rStyle w:val="Hyperlink"/>
-                  <w:rFonts w:ascii="Arial" w:eastAsia="OpenSymbol" w:hAnsi="Arial" w:cs="Arial"/>
-                  <w:b/>
-                  <w:bCs/>
-                  <w:color w:val="auto"/>
-                  <w:sz w:val="16"/>
-                  <w:szCs w:val="16"/>
-                  <w:lang w:val="ru-RU"/>
-                </w:rPr>
-                <w:t>Архивная ссылка</w:t>
-              </w:r>
-            </w:hyperlink>
-          </w:p>
-        </w:tc>
-      </w:tr>
-      <w:tr>
-        <w:tc>
-          <w:tcPr>
-            <w:tcW w:w="10980" w:type="dxa"/>
-            <w:shd w:val="clear" w:color="auto" w:fill="auto"/>
-            <w:vAlign w:val="center"/>
-          </w:tcPr>
-          <w:p>
-            <w:pPr>
-              <w:pStyle w:val="BodyText"/>
-              <w:snapToGrid w:val="0"/>
-              <w:spacing w:after="0" w:line="240" w:lineRule="auto"/>
-              <w:rPr>
-                <w:rFonts w:ascii="Arial" w:hAnsi="Arial" w:cs="Arial"/>
-                <w:sz w:val="16"/>
-                <w:szCs w:val="16"/>
-                <w:lang w:val="ru-RU"/>
-              </w:rPr>
-            </w:pPr>
-            <w:r>
-              <w:rPr>
-                <w:rFonts w:ascii="Arial" w:hAnsi="Arial" w:cs="Arial"/>
-                <w:b/>
-                <w:sz w:val="16"/>
-                <w:szCs w:val="16"/>
-                <w:lang w:val="ru-RU"/>
-              </w:rPr>
-              <w:t xml:space="preserve">Малышко Елизавета Петровна  29 лет  </w:t>
-            </w:r>
-          </w:p>
-          <w:p>
-            <w:pPr>
-              <w:pStyle w:val="BodyText"/>
-              <w:pBdr>
-                <w:top w:val="none" w:sz="0" w:space="0" w:color="000000"/>
-                <w:left w:val="none" w:sz="0" w:space="0" w:color="000000"/>
-                <w:bottom w:val="none" w:sz="0" w:space="0" w:color="000000"/>
-                <w:right w:val="none" w:sz="0" w:space="0" w:color="000000"/>
-              </w:pBdr>
-              <w:spacing w:after="0" w:line="240" w:lineRule="auto"/>
-              <w:rPr>
-                <w:rFonts w:ascii="Arial" w:hAnsi="Arial" w:cs="Arial"/>
-                <w:sz w:val="16"/>
-                <w:szCs w:val="16"/>
-                <w:lang w:val="ru-RU"/>
-              </w:rPr>
-            </w:pPr>
-            <w:r>
-              <w:rPr>
-                <w:rFonts w:ascii="Arial" w:hAnsi="Arial" w:cs="Arial"/>
-                <w:sz w:val="16"/>
-                <w:szCs w:val="16"/>
-                <w:lang w:val="ru-RU"/>
-              </w:rPr>
-              <w:t>Родилась</w:t>
-            </w:r>
-            <w:r>
-              <w:rPr>
-                <w:rFonts w:ascii="Arial" w:hAnsi="Arial" w:cs="Arial"/>
-                <w:sz w:val="16"/>
-                <w:szCs w:val="16"/>
-              </w:rPr>
-              <w:t> </w:t>
-            </w:r>
-            <w:r>
-              <w:rPr>
-                <w:rFonts w:ascii="Arial" w:hAnsi="Arial" w:cs="Arial"/>
-                <w:sz w:val="16"/>
-                <w:szCs w:val="16"/>
-                <w:lang w:val="ru-RU"/>
-              </w:rPr>
-              <w:t>в 1903 г., г. Владивостока; русская; образование среднее; б/п; старшая машинистка в ДГРТ. Прож.:</w:t>
-            </w:r>
-            <w:r>
-              <w:rPr>
-                <w:rFonts w:ascii="Arial" w:hAnsi="Arial" w:cs="Arial"/>
-                <w:sz w:val="16"/>
-                <w:szCs w:val="16"/>
-              </w:rPr>
-              <w:t> </w:t>
-            </w:r>
-            <w:r>
-              <w:rPr>
-                <w:rFonts w:ascii="Arial" w:hAnsi="Arial" w:cs="Arial"/>
-                <w:sz w:val="16"/>
-                <w:szCs w:val="16"/>
-                <w:lang w:val="ru-RU"/>
-              </w:rPr>
-              <w:t>г. Владивосток.</w:t>
-            </w:r>
-            <w:r>
-              <w:rPr>
-                <w:rFonts w:ascii="Arial" w:hAnsi="Arial" w:cs="Arial"/>
-                <w:sz w:val="16"/>
-                <w:szCs w:val="16"/>
-                <w:lang w:val="ru-RU"/>
-              </w:rPr>
-              <w:br/>
-              <w:t>Арестована 26 января 1932 г.  Приговорена: Тройка при ОГПУ 6 февраля 1932 г., обв.:</w:t>
-            </w:r>
-            <w:r>
-              <w:rPr>
-                <w:rFonts w:ascii="Arial" w:hAnsi="Arial" w:cs="Arial"/>
-                <w:sz w:val="16"/>
-                <w:szCs w:val="16"/>
-              </w:rPr>
-              <w:t> </w:t>
-            </w:r>
-            <w:r>
-              <w:rPr>
-                <w:rFonts w:ascii="Arial" w:hAnsi="Arial" w:cs="Arial"/>
-                <w:sz w:val="16"/>
-                <w:szCs w:val="16"/>
-                <w:lang w:val="ru-RU"/>
-              </w:rPr>
-              <w:t>по ст. 58-6.  Приговор: ВМН. Расстреляна 6 февраля 1932 г. Место захоронения</w:t>
-            </w:r>
-            <w:r>
-              <w:rPr>
-                <w:rFonts w:ascii="Arial" w:hAnsi="Arial" w:cs="Arial"/>
-                <w:sz w:val="16"/>
-                <w:szCs w:val="16"/>
-              </w:rPr>
-              <w:t> </w:t>
-            </w:r>
-            <w:r>
-              <w:rPr>
-                <w:rFonts w:ascii="Arial" w:hAnsi="Arial" w:cs="Arial"/>
-                <w:sz w:val="16"/>
-                <w:szCs w:val="16"/>
-                <w:lang w:val="ru-RU"/>
-              </w:rPr>
-              <w:t>- г. Владивосток. Реабилитирована 28 декабря 1989 г. на основании Указа ПВС СССР</w:t>
-            </w:r>
-          </w:p>
-          <w:p>
-            <w:pPr>
-              <w:pStyle w:val="BodyText"/>
-              <w:pBdr>
-                <w:top w:val="none" w:sz="0" w:space="0" w:color="000000"/>
-                <w:left w:val="none" w:sz="0" w:space="0" w:color="000000"/>
-                <w:bottom w:val="none" w:sz="0" w:space="0" w:color="000000"/>
-                <w:right w:val="none" w:sz="0" w:space="0" w:color="000000"/>
-              </w:pBdr>
-              <w:spacing w:after="60" w:line="240" w:lineRule="auto"/>
-              <w:rPr>
-                <w:rFonts w:ascii="Arial" w:hAnsi="Arial" w:cs="Arial"/>
-                <w:sz w:val="16"/>
-                <w:szCs w:val="16"/>
-                <w:lang w:val="ru-RU"/>
-              </w:rPr>
-            </w:pPr>
-            <w:r>
-              <w:rPr>
-                <w:rFonts w:ascii="Arial" w:hAnsi="Arial" w:cs="Arial"/>
-                <w:i/>
-                <w:sz w:val="16"/>
-                <w:szCs w:val="16"/>
-                <w:lang w:val="ru-RU"/>
-              </w:rPr>
-              <w:t>Источник: База данных о жертвах репрессий Приморского края</w:t>
-            </w:r>
-            <w:r>
-              <w:rPr>
-                <w:rFonts w:ascii="Arial" w:hAnsi="Arial" w:cs="Arial"/>
-                <w:i/>
-                <w:sz w:val="16"/>
-                <w:szCs w:val="16"/>
-                <w:lang w:val="ru-RU"/>
-              </w:rPr>
-              <w:t xml:space="preserve">;  </w:t>
-            </w:r>
-            <w:hyperlink r:id="rId17" w:history="1">
-              <w:r>
-                <w:rPr>
-                  <w:rStyle w:val="Hyperlink"/>
-                  <w:rFonts w:ascii="Arial" w:eastAsia="OpenSymbol" w:hAnsi="Arial" w:cs="Arial"/>
-                  <w:b/>
-                  <w:bCs/>
-                  <w:color w:val="auto"/>
-                  <w:sz w:val="16"/>
-                  <w:szCs w:val="16"/>
-                  <w:lang w:val="ru-RU"/>
-                </w:rPr>
-                <w:t>Архивная ссылка</w:t>
-              </w:r>
-            </w:hyperlink>
-          </w:p>
-        </w:tc>
-      </w:tr>
-      <w:tr>
-        <w:tc>
-          <w:tcPr>
-            <w:tcW w:w="10980" w:type="dxa"/>
-            <w:shd w:val="clear" w:color="auto" w:fill="auto"/>
-            <w:vAlign w:val="center"/>
-          </w:tcPr>
-          <w:p>
-            <w:pPr>
-              <w:pStyle w:val="BodyText"/>
-              <w:pBdr>
-                <w:top w:val="none" w:sz="0" w:space="0" w:color="000000"/>
-                <w:left w:val="none" w:sz="0" w:space="0" w:color="000000"/>
-                <w:bottom w:val="none" w:sz="0" w:space="0" w:color="000000"/>
-                <w:right w:val="none" w:sz="0" w:space="0" w:color="000000"/>
-              </w:pBdr>
-              <w:spacing w:after="0" w:line="240" w:lineRule="auto"/>
-              <w:rPr>
-                <w:rFonts w:ascii="Arial" w:hAnsi="Arial" w:cs="Arial"/>
-                <w:sz w:val="16"/>
-                <w:szCs w:val="16"/>
-                <w:lang w:val="ru-RU"/>
-              </w:rPr>
-            </w:pPr>
-            <w:r>
-              <w:rPr>
-                <w:rFonts w:ascii="Arial" w:hAnsi="Arial" w:cs="Arial"/>
-                <w:b/>
-                <w:bCs/>
-                <w:sz w:val="16"/>
-                <w:szCs w:val="16"/>
-                <w:lang w:val="ru-RU"/>
-              </w:rPr>
-              <w:t xml:space="preserve">Маркова Клавдия Ивановна  23 года  </w:t>
-            </w:r>
-          </w:p>
-          <w:p>
-            <w:pPr>
-              <w:pStyle w:val="BodyText"/>
-              <w:pBdr>
-                <w:top w:val="none" w:sz="0" w:space="0" w:color="000000"/>
-                <w:left w:val="none" w:sz="0" w:space="0" w:color="000000"/>
-                <w:bottom w:val="none" w:sz="0" w:space="0" w:color="000000"/>
-                <w:right w:val="none" w:sz="0" w:space="0" w:color="000000"/>
-              </w:pBdr>
-              <w:spacing w:after="0" w:line="240" w:lineRule="auto"/>
-              <w:rPr>
-                <w:rFonts w:ascii="Arial" w:hAnsi="Arial" w:cs="Arial"/>
-                <w:sz w:val="16"/>
-                <w:szCs w:val="16"/>
-                <w:lang w:val="ru-RU"/>
-              </w:rPr>
-            </w:pPr>
-            <w:r>
-              <w:rPr>
-                <w:rFonts w:ascii="Arial" w:hAnsi="Arial" w:cs="Arial"/>
-                <w:sz w:val="16"/>
-                <w:szCs w:val="16"/>
-                <w:lang w:val="ru-RU"/>
-              </w:rPr>
-              <w:t xml:space="preserve">1909 г.р., м.р.: Китай, гражданка СССР, русская, телеграфистка, прож.: г. Благовещенск, </w:t>
-            </w:r>
-            <w:r>
-              <w:rPr>
-                <w:rFonts w:ascii="Arial" w:hAnsi="Arial" w:cs="Arial"/>
-                <w:sz w:val="16"/>
-                <w:szCs w:val="16"/>
-                <w:lang w:val="ru-RU"/>
-              </w:rPr>
-              <w:t xml:space="preserve">Амурская обл., </w:t>
-            </w:r>
-            <w:r>
-              <w:rPr>
-                <w:rFonts w:ascii="Arial" w:hAnsi="Arial" w:cs="Arial"/>
-                <w:sz w:val="16"/>
-                <w:szCs w:val="16"/>
-                <w:lang w:val="ru-RU"/>
-              </w:rPr>
-              <w:t>арестована ОО ОГПУ 26 дивизии 14.07.1931</w:t>
-            </w:r>
-            <w:r>
-              <w:rPr>
-                <w:rFonts w:ascii="Arial" w:hAnsi="Arial" w:cs="Arial"/>
-                <w:sz w:val="16"/>
-                <w:szCs w:val="16"/>
-                <w:lang w:val="ru-RU"/>
-              </w:rPr>
-              <w:t xml:space="preserve">. </w:t>
-            </w:r>
-            <w:r>
-              <w:rPr>
-                <w:rFonts w:ascii="Arial" w:hAnsi="Arial" w:cs="Arial"/>
-                <w:sz w:val="16"/>
-                <w:szCs w:val="16"/>
-                <w:lang w:val="ru-RU"/>
-              </w:rPr>
-              <w:t>Обвинение: ст. 58-4-1а УК РСФСР. Приговор: тройка при ПП ОГПУ ДВК, 24.01.1932 — ВМН. Реабилитация: По заключению Военной прокуратуры КДВО, 12.05.1990 - по Указу ПВС СССР от _16.01.1989_ г. Арх.дело: П-160351</w:t>
-            </w:r>
-          </w:p>
-          <w:p>
-            <w:pPr>
-              <w:pStyle w:val="BodyText"/>
-              <w:pBdr>
-                <w:top w:val="none" w:sz="0" w:space="0" w:color="000000"/>
-                <w:left w:val="none" w:sz="0" w:space="0" w:color="000000"/>
-                <w:bottom w:val="none" w:sz="0" w:space="0" w:color="000000"/>
-                <w:right w:val="none" w:sz="0" w:space="0" w:color="000000"/>
-              </w:pBdr>
-              <w:spacing w:after="0" w:line="240" w:lineRule="auto"/>
-              <w:rPr>
-                <w:rFonts w:ascii="Arial" w:hAnsi="Arial" w:cs="Arial"/>
-                <w:sz w:val="16"/>
-                <w:szCs w:val="16"/>
-                <w:lang w:val="ru-RU"/>
-              </w:rPr>
-            </w:pPr>
-            <w:r>
-              <w:rPr>
-                <w:rFonts w:ascii="Arial" w:hAnsi="Arial" w:cs="Arial"/>
-                <w:sz w:val="16"/>
-                <w:szCs w:val="16"/>
-                <w:lang w:val="ru-RU"/>
-              </w:rPr>
-              <w:t>Источник: Книга памяти Хабаровского края , т.2</w:t>
-            </w:r>
-            <w:r>
-              <w:rPr>
-                <w:rFonts w:ascii="Arial" w:hAnsi="Arial" w:cs="Arial"/>
-                <w:sz w:val="16"/>
-                <w:szCs w:val="16"/>
-                <w:lang w:val="ru-RU"/>
-              </w:rPr>
-              <w:t xml:space="preserve">;  </w:t>
-            </w:r>
-            <w:hyperlink r:id="rId18" w:history="1">
-              <w:r>
-                <w:rPr>
-                  <w:rStyle w:val="Hyperlink"/>
-                  <w:rFonts w:ascii="Arial" w:eastAsia="OpenSymbol" w:hAnsi="Arial" w:cs="Arial"/>
-                  <w:b/>
-                  <w:bCs/>
-                  <w:color w:val="auto"/>
-                  <w:sz w:val="16"/>
-                  <w:szCs w:val="16"/>
-                  <w:lang w:val="ru-RU"/>
-                </w:rPr>
-                <w:t>Архивная ссылка</w:t>
-              </w:r>
-            </w:hyperlink>
-          </w:p>
-        </w:tc>
-      </w:tr>
-      <w:tr>
-        <w:tc>
-          <w:tcPr>
-            <w:tcW w:w="10980" w:type="dxa"/>
-            <w:shd w:val="clear" w:color="auto" w:fill="auto"/>
-            <w:vAlign w:val="center"/>
-          </w:tcPr>
-          <w:p>
-            <w:pPr>
-              <w:pStyle w:val="BodyText"/>
-              <w:pBdr>
-                <w:top w:val="none" w:sz="0" w:space="0" w:color="000000"/>
-                <w:left w:val="none" w:sz="0" w:space="0" w:color="000000"/>
-                <w:bottom w:val="none" w:sz="0" w:space="0" w:color="000000"/>
-                <w:right w:val="none" w:sz="0" w:space="0" w:color="000000"/>
-              </w:pBdr>
-              <w:spacing w:after="0" w:line="240" w:lineRule="auto"/>
-              <w:rPr>
-                <w:rFonts w:ascii="Arial" w:hAnsi="Arial" w:cs="Arial"/>
-                <w:sz w:val="16"/>
-                <w:szCs w:val="16"/>
-                <w:lang w:val="ru-RU"/>
-              </w:rPr>
-            </w:pPr>
-            <w:r>
-              <w:rPr>
-                <w:rFonts w:ascii="Arial" w:hAnsi="Arial" w:cs="Arial"/>
-                <w:b/>
-                <w:sz w:val="16"/>
-                <w:szCs w:val="16"/>
-                <w:lang w:val="ru-RU"/>
-              </w:rPr>
-              <w:t xml:space="preserve">Обертас Валентина Порфирьевна  32 года  </w:t>
-            </w:r>
-          </w:p>
-          <w:p>
-            <w:pPr>
-              <w:pStyle w:val="BodyText"/>
-              <w:pBdr>
-                <w:top w:val="none" w:sz="0" w:space="0" w:color="000000"/>
-                <w:left w:val="none" w:sz="0" w:space="0" w:color="000000"/>
-                <w:bottom w:val="none" w:sz="0" w:space="0" w:color="000000"/>
-                <w:right w:val="none" w:sz="0" w:space="0" w:color="000000"/>
-              </w:pBdr>
-              <w:spacing w:after="0" w:line="240" w:lineRule="auto"/>
-              <w:rPr>
-                <w:rFonts w:ascii="Arial" w:hAnsi="Arial" w:cs="Arial"/>
-                <w:sz w:val="16"/>
-                <w:szCs w:val="16"/>
-                <w:lang w:val="ru-RU"/>
-              </w:rPr>
-            </w:pPr>
-            <w:r>
-              <w:rPr>
-                <w:rFonts w:ascii="Arial" w:hAnsi="Arial" w:cs="Arial"/>
-                <w:sz w:val="16"/>
-                <w:szCs w:val="16"/>
-                <w:lang w:val="ru-RU"/>
-              </w:rPr>
-              <w:t>Родилась</w:t>
-            </w:r>
-            <w:r>
-              <w:rPr>
-                <w:rFonts w:ascii="Arial" w:hAnsi="Arial" w:cs="Arial"/>
-                <w:sz w:val="16"/>
-                <w:szCs w:val="16"/>
-              </w:rPr>
-              <w:t> </w:t>
-            </w:r>
-            <w:r>
-              <w:rPr>
-                <w:rFonts w:ascii="Arial" w:hAnsi="Arial" w:cs="Arial"/>
-                <w:sz w:val="16"/>
-                <w:szCs w:val="16"/>
-                <w:lang w:val="ru-RU"/>
-              </w:rPr>
-              <w:t>в 1900 г., Виленская губ.; русская; образование среднее; б/п; работница коопхоза. Прож.:</w:t>
-            </w:r>
-            <w:r>
-              <w:rPr>
-                <w:rFonts w:ascii="Arial" w:hAnsi="Arial" w:cs="Arial"/>
-                <w:sz w:val="16"/>
-                <w:szCs w:val="16"/>
-              </w:rPr>
-              <w:t> </w:t>
-            </w:r>
-            <w:r>
-              <w:rPr>
-                <w:rFonts w:ascii="Arial" w:hAnsi="Arial" w:cs="Arial"/>
-                <w:sz w:val="16"/>
-                <w:szCs w:val="16"/>
-                <w:lang w:val="ru-RU"/>
-              </w:rPr>
-              <w:t>г. Владивосток.</w:t>
-            </w:r>
-            <w:r>
-              <w:rPr>
-                <w:rFonts w:ascii="Arial" w:hAnsi="Arial" w:cs="Arial"/>
-                <w:sz w:val="16"/>
-                <w:szCs w:val="16"/>
-                <w:lang w:val="ru-RU"/>
-              </w:rPr>
               <w:t xml:space="preserve"> </w:t>
             </w:r>
-            <w:r>
-              <w:rPr>
-                <w:rFonts w:ascii="Arial" w:hAnsi="Arial" w:cs="Arial"/>
-                <w:sz w:val="16"/>
-                <w:szCs w:val="16"/>
-                <w:lang w:val="ru-RU"/>
-              </w:rPr>
-              <w:t>Арестована 9 августа 1932 г.  Приговорена: Тройка при ОГПУ 4 ноября 1932 г., обв.:</w:t>
-            </w:r>
-            <w:r>
-              <w:rPr>
-                <w:rFonts w:ascii="Arial" w:hAnsi="Arial" w:cs="Arial"/>
-                <w:sz w:val="16"/>
-                <w:szCs w:val="16"/>
-              </w:rPr>
-              <w:t> </w:t>
-            </w:r>
-            <w:r>
-              <w:rPr>
-                <w:rFonts w:ascii="Arial" w:hAnsi="Arial" w:cs="Arial"/>
-                <w:sz w:val="16"/>
-                <w:szCs w:val="16"/>
-                <w:lang w:val="ru-RU"/>
-              </w:rPr>
-              <w:t xml:space="preserve">в </w:t>
-            </w:r>
-            <w:r>
-              <w:rPr>
-                <w:rFonts w:ascii="Arial" w:hAnsi="Arial" w:cs="Arial"/>
-                <w:sz w:val="16"/>
-                <w:szCs w:val="16"/>
-                <w:lang w:val="ru-RU"/>
-              </w:rPr>
-              <w:t>а/с</w:t>
-            </w:r>
-            <w:r>
-              <w:rPr>
-                <w:rFonts w:ascii="Arial" w:hAnsi="Arial" w:cs="Arial"/>
-                <w:sz w:val="16"/>
-                <w:szCs w:val="16"/>
-                <w:lang w:val="ru-RU"/>
-              </w:rPr>
-              <w:t xml:space="preserve"> агитации..Приговор: ВМН. Реабилитирована 24 февраля 1961 г. постановлением Президиума Приморского краевого суда. Арх.дело: П-30509 </w:t>
+            <w:proofErr w:type="spellStart"/>
+            <w:proofErr w:type="gramStart"/>
+            <w:r>
+              <w:rPr>
+                <w:rFonts w:ascii="Arial" w:hAnsi="Arial" w:cs="Arial"/>
+                <w:sz w:val="16"/>
+                <w:szCs w:val="16"/>
+                <w:lang w:val="ru-RU"/>
+              </w:rPr>
+              <w:t>агитации..</w:t>
+            </w:r>
+            <w:proofErr w:type="gramEnd"/>
+            <w:r>
+              <w:rPr>
+                <w:rFonts w:ascii="Arial" w:hAnsi="Arial" w:cs="Arial"/>
+                <w:sz w:val="16"/>
+                <w:szCs w:val="16"/>
+                <w:lang w:val="ru-RU"/>
+              </w:rPr>
+              <w:t>Приговор</w:t>
+            </w:r>
+            <w:proofErr w:type="spellEnd"/>
+            <w:r>
+              <w:rPr>
+                <w:rFonts w:ascii="Arial" w:hAnsi="Arial" w:cs="Arial"/>
+                <w:sz w:val="16"/>
+                <w:szCs w:val="16"/>
+                <w:lang w:val="ru-RU"/>
+              </w:rPr>
+              <w:t xml:space="preserve">: ВМН. Реабилитирована 24 февраля 1961 г. постановлением Президиума Приморского краевого суда. </w:t>
+            </w:r>
+            <w:proofErr w:type="spellStart"/>
+            <w:r>
+              <w:rPr>
+                <w:rFonts w:ascii="Arial" w:hAnsi="Arial" w:cs="Arial"/>
+                <w:sz w:val="16"/>
+                <w:szCs w:val="16"/>
+                <w:lang w:val="ru-RU"/>
+              </w:rPr>
+              <w:t>Арх.дело</w:t>
+            </w:r>
+            <w:proofErr w:type="spellEnd"/>
+            <w:r>
+              <w:rPr>
+                <w:rFonts w:ascii="Arial" w:hAnsi="Arial" w:cs="Arial"/>
+                <w:sz w:val="16"/>
+                <w:szCs w:val="16"/>
+                <w:lang w:val="ru-RU"/>
+              </w:rPr>
+              <w:t xml:space="preserve">: П-30509 </w:t>
             </w:r>
           </w:p>
           <w:p>
@@ -4224,21 +5691,94 @@
               </w:rPr>
               <w:t xml:space="preserve">;  </w:t>
             </w:r>
-            <w:hyperlink r:id="rId19" w:history="1">
-              <w:r>
-                <w:rPr>
-                  <w:rStyle w:val="Hyperlink"/>
-                  <w:rFonts w:ascii="Arial" w:eastAsia="OpenSymbol" w:hAnsi="Arial" w:cs="Arial"/>
-                  <w:b/>
-                  <w:bCs/>
-                  <w:color w:val="auto"/>
-                  <w:sz w:val="16"/>
-                  <w:szCs w:val="16"/>
-                  <w:lang w:val="ru-RU"/>
-                </w:rPr>
-                <w:t>Архивная ссылка</w:t>
-              </w:r>
-            </w:hyperlink>
+            <w:r>
+              <w:fldChar w:fldCharType="begin"/>
+            </w:r>
+            <w:r>
+              <w:instrText>HYPERLINK</w:instrText>
+            </w:r>
+            <w:r>
+              <w:rPr>
+                <w:lang w:val="ru-RU"/>
+              </w:rPr>
+              <w:instrText xml:space="preserve"> "</w:instrText>
+            </w:r>
+            <w:r>
+              <w:instrText>https</w:instrText>
+            </w:r>
+            <w:r>
+              <w:rPr>
+                <w:lang w:val="ru-RU"/>
+              </w:rPr>
+              <w:instrText>://</w:instrText>
+            </w:r>
+            <w:r>
+              <w:instrText>base</w:instrText>
+            </w:r>
+            <w:r>
+              <w:rPr>
+                <w:lang w:val="ru-RU"/>
+              </w:rPr>
+              <w:instrText>.</w:instrText>
+            </w:r>
+            <w:r>
+              <w:instrText>memo</w:instrText>
+            </w:r>
+            <w:r>
+              <w:rPr>
+                <w:lang w:val="ru-RU"/>
+              </w:rPr>
+              <w:instrText>.</w:instrText>
+            </w:r>
+            <w:r>
+              <w:instrText>ru</w:instrText>
+            </w:r>
+            <w:r>
+              <w:rPr>
+                <w:lang w:val="ru-RU"/>
+              </w:rPr>
+              <w:instrText>/</w:instrText>
+            </w:r>
+            <w:r>
+              <w:instrText>person</w:instrText>
+            </w:r>
+            <w:r>
+              <w:rPr>
+                <w:lang w:val="ru-RU"/>
+              </w:rPr>
+              <w:instrText>/</w:instrText>
+            </w:r>
+            <w:r>
+              <w:instrText>show</w:instrText>
+            </w:r>
+            <w:r>
+              <w:rPr>
+                <w:lang w:val="ru-RU"/>
+              </w:rPr>
+              <w:instrText>/990963"</w:instrText>
+            </w:r>
+            <w:r>
+              <w:rPr>
+                <w:rFonts w:hint="eastAsia"/>
+              </w:rPr>
+              <w:fldChar w:fldCharType="separate"/>
+            </w:r>
+            <w:r>
+              <w:rPr>
+                <w:rStyle w:val="Hyperlink"/>
+                <w:rFonts w:ascii="Arial" w:eastAsia="OpenSymbol" w:hAnsi="Arial" w:cs="Arial"/>
+                <w:b/>
+                <w:bCs/>
+                <w:color w:val="auto"/>
+                <w:sz w:val="16"/>
+                <w:szCs w:val="16"/>
+                <w:lang w:val="ru-RU"/>
+              </w:rPr>
+              <w:t>Архивная ссылка</w:t>
+            </w:r>
+            <w:r>
+              <w:fldChar w:fldCharType="end"/>
+            </w:r>
           </w:p>
         </w:tc>
       </w:tr>
@@ -4262,16 +5802,90 @@
                 <w:lang w:val="ru-RU"/>
               </w:rPr>
             </w:pPr>
-            <w:r>
-              <w:rPr>
-                <w:rFonts w:ascii="Arial" w:hAnsi="Arial" w:cs="Arial"/>
-                <w:b/>
-                <w:bCs/>
-                <w:sz w:val="16"/>
-                <w:szCs w:val="16"/>
-                <w:lang w:val="ru-RU"/>
-              </w:rPr>
-              <w:t xml:space="preserve">Персиянова (Персиановна) Екатерина Афиногеновна  22 года  </w:t>
+            <w:proofErr w:type="spellStart"/>
+            <w:r>
+              <w:rPr>
+                <w:rFonts w:ascii="Arial" w:hAnsi="Arial" w:cs="Arial"/>
+                <w:b/>
+                <w:bCs/>
+                <w:sz w:val="16"/>
+                <w:szCs w:val="16"/>
+                <w:lang w:val="ru-RU"/>
+              </w:rPr>
+              <w:t>Персиянова</w:t>
+            </w:r>
+            <w:proofErr w:type="spellEnd"/>
+            <w:r>
+              <w:rPr>
+                <w:rFonts w:ascii="Arial" w:hAnsi="Arial" w:cs="Arial"/>
+                <w:b/>
+                <w:bCs/>
+                <w:sz w:val="16"/>
+                <w:szCs w:val="16"/>
+                <w:lang w:val="ru-RU"/>
+              </w:rPr>
+              <w:t xml:space="preserve"> (</w:t>
+            </w:r>
+            <w:proofErr w:type="spellStart"/>
+            <w:r>
+              <w:rPr>
+                <w:rFonts w:ascii="Arial" w:hAnsi="Arial" w:cs="Arial"/>
+                <w:b/>
+                <w:bCs/>
+                <w:sz w:val="16"/>
+                <w:szCs w:val="16"/>
+                <w:lang w:val="ru-RU"/>
+              </w:rPr>
+              <w:t>Персиановна</w:t>
+            </w:r>
+            <w:proofErr w:type="spellEnd"/>
+            <w:r>
+              <w:rPr>
+                <w:rFonts w:ascii="Arial" w:hAnsi="Arial" w:cs="Arial"/>
+                <w:b/>
+                <w:bCs/>
+                <w:sz w:val="16"/>
+                <w:szCs w:val="16"/>
+                <w:lang w:val="ru-RU"/>
+              </w:rPr>
+              <w:t xml:space="preserve">) Екатерина </w:t>
+            </w:r>
+            <w:proofErr w:type="spellStart"/>
+            <w:proofErr w:type="gramStart"/>
+            <w:r>
+              <w:rPr>
+                <w:rFonts w:ascii="Arial" w:hAnsi="Arial" w:cs="Arial"/>
+                <w:b/>
+                <w:bCs/>
+                <w:sz w:val="16"/>
+                <w:szCs w:val="16"/>
+                <w:lang w:val="ru-RU"/>
+              </w:rPr>
+              <w:t>Афиногеновна</w:t>
+            </w:r>
+            <w:proofErr w:type="spellEnd"/>
+            <w:r>
+              <w:rPr>
+                <w:rFonts w:ascii="Arial" w:hAnsi="Arial" w:cs="Arial"/>
+                <w:b/>
+                <w:bCs/>
+                <w:sz w:val="16"/>
+                <w:szCs w:val="16"/>
+                <w:lang w:val="ru-RU"/>
+              </w:rPr>
+              <w:t xml:space="preserve">  22</w:t>
+            </w:r>
+            <w:proofErr w:type="gramEnd"/>
+            <w:r>
+              <w:rPr>
+                <w:rFonts w:ascii="Arial" w:hAnsi="Arial" w:cs="Arial"/>
+                <w:b/>
+                <w:bCs/>
+                <w:sz w:val="16"/>
+                <w:szCs w:val="16"/>
+                <w:lang w:val="ru-RU"/>
+              </w:rPr>
+              <w:t xml:space="preserve"> года  </w:t>
             </w:r>
           </w:p>
           <w:p>
@@ -4292,16 +5906,87 @@
                 <w:szCs w:val="16"/>
                 <w:lang w:val="ru-RU"/>
               </w:rPr>
-              <w:t>1910 г.р., м.р.: г. Новочеркасск, русская, образование: высшее, б/п, заведующая птицеводством в коопхозе, прож.: г. Владивосток</w:t>
-            </w:r>
-            <w:r>
-              <w:rPr>
-                <w:rFonts w:ascii="Arial" w:hAnsi="Arial" w:cs="Arial"/>
-                <w:sz w:val="16"/>
-                <w:szCs w:val="16"/>
-                <w:lang w:val="ru-RU"/>
-              </w:rPr>
-              <w:t xml:space="preserve">. </w:t>
+              <w:t xml:space="preserve">1910 г.р., </w:t>
+            </w:r>
+            <w:proofErr w:type="spellStart"/>
+            <w:r>
+              <w:rPr>
+                <w:rFonts w:ascii="Arial" w:hAnsi="Arial" w:cs="Arial"/>
+                <w:sz w:val="16"/>
+                <w:szCs w:val="16"/>
+                <w:lang w:val="ru-RU"/>
+              </w:rPr>
+              <w:t>м.р</w:t>
+            </w:r>
+            <w:proofErr w:type="spellEnd"/>
+            <w:r>
+              <w:rPr>
+                <w:rFonts w:ascii="Arial" w:hAnsi="Arial" w:cs="Arial"/>
+                <w:sz w:val="16"/>
+                <w:szCs w:val="16"/>
+                <w:lang w:val="ru-RU"/>
+              </w:rPr>
+              <w:t xml:space="preserve">.: г. Новочеркасск, русская, образование: высшее, б/п, заведующая птицеводством в </w:t>
+            </w:r>
+            <w:proofErr w:type="spellStart"/>
+            <w:r>
+              <w:rPr>
+                <w:rFonts w:ascii="Arial" w:hAnsi="Arial" w:cs="Arial"/>
+                <w:sz w:val="16"/>
+                <w:szCs w:val="16"/>
+                <w:lang w:val="ru-RU"/>
+              </w:rPr>
+              <w:t>коопхозе</w:t>
+            </w:r>
+            <w:proofErr w:type="spellEnd"/>
+            <w:r>
+              <w:rPr>
+                <w:rFonts w:ascii="Arial" w:hAnsi="Arial" w:cs="Arial"/>
+                <w:sz w:val="16"/>
+                <w:szCs w:val="16"/>
+                <w:lang w:val="ru-RU"/>
+              </w:rPr>
+              <w:t xml:space="preserve">, </w:t>
+            </w:r>
+            <w:proofErr w:type="spellStart"/>
+            <w:r>
+              <w:rPr>
+                <w:rFonts w:ascii="Arial" w:hAnsi="Arial" w:cs="Arial"/>
+                <w:sz w:val="16"/>
+                <w:szCs w:val="16"/>
+                <w:lang w:val="ru-RU"/>
+              </w:rPr>
+              <w:t>прож</w:t>
+            </w:r>
+            <w:proofErr w:type="spellEnd"/>
+            <w:r>
+              <w:rPr>
+                <w:rFonts w:ascii="Arial" w:hAnsi="Arial" w:cs="Arial"/>
+                <w:sz w:val="16"/>
+                <w:szCs w:val="16"/>
+                <w:lang w:val="ru-RU"/>
+              </w:rPr>
+              <w:t>.: г. Владивосток</w:t>
+            </w:r>
+            <w:proofErr w:type="gramStart"/>
+            <w:r>
+              <w:rPr>
+                <w:rFonts w:ascii="Arial" w:hAnsi="Arial" w:cs="Arial"/>
+                <w:sz w:val="16"/>
+                <w:szCs w:val="16"/>
+                <w:lang w:val="ru-RU"/>
+              </w:rPr>
+              <w:t>.</w:t>
+            </w:r>
+            <w:proofErr w:type="gramEnd"/>
+            <w:r>
+              <w:rPr>
+                <w:rFonts w:ascii="Arial" w:hAnsi="Arial" w:cs="Arial"/>
+                <w:sz w:val="16"/>
+                <w:szCs w:val="16"/>
+                <w:lang w:val="ru-RU"/>
+              </w:rPr>
+              <w:t xml:space="preserve"> </w:t>
             </w:r>
             <w:r>
               <w:rPr>
@@ -4346,7 +6031,27 @@
                 <w:szCs w:val="16"/>
                 <w:lang w:val="ru-RU"/>
               </w:rPr>
-              <w:t>Реабилитация: постановлением Президиума Приморского краевого суда, 24.02.1961. Арх.дело: П-30509</w:t>
+              <w:t xml:space="preserve">Реабилитация: постановлением Президиума Приморского краевого суда, 24.02.1961. </w:t>
+            </w:r>
+            <w:proofErr w:type="spellStart"/>
+            <w:r>
+              <w:rPr>
+                <w:rFonts w:ascii="Arial" w:hAnsi="Arial" w:cs="Arial"/>
+                <w:sz w:val="16"/>
+                <w:szCs w:val="16"/>
+                <w:lang w:val="ru-RU"/>
+              </w:rPr>
+              <w:t>Арх.дело</w:t>
+            </w:r>
+            <w:proofErr w:type="spellEnd"/>
+            <w:r>
+              <w:rPr>
+                <w:rFonts w:ascii="Arial" w:hAnsi="Arial" w:cs="Arial"/>
+                <w:sz w:val="16"/>
+                <w:szCs w:val="16"/>
+                <w:lang w:val="ru-RU"/>
+              </w:rPr>
+              <w:t>: П-30509</w:t>
             </w:r>
           </w:p>
           <w:p>
@@ -4386,21 +6091,94 @@
               </w:rPr>
               <w:t xml:space="preserve">;  </w:t>
             </w:r>
-            <w:hyperlink r:id="rId20" w:history="1">
-              <w:r>
-                <w:rPr>
-                  <w:rStyle w:val="Hyperlink"/>
-                  <w:rFonts w:ascii="Arial" w:eastAsia="OpenSymbol" w:hAnsi="Arial" w:cs="Arial"/>
-                  <w:b/>
-                  <w:bCs/>
-                  <w:color w:val="auto"/>
-                  <w:sz w:val="16"/>
-                  <w:szCs w:val="16"/>
-                  <w:lang w:val="ru-RU"/>
-                </w:rPr>
-                <w:t>Архивная ссылка</w:t>
-              </w:r>
-            </w:hyperlink>
+            <w:r>
+              <w:fldChar w:fldCharType="begin"/>
+            </w:r>
+            <w:r>
+              <w:instrText>HYPERLINK</w:instrText>
+            </w:r>
+            <w:r>
+              <w:rPr>
+                <w:lang w:val="ru-RU"/>
+              </w:rPr>
+              <w:instrText xml:space="preserve"> "</w:instrText>
+            </w:r>
+            <w:r>
+              <w:instrText>https</w:instrText>
+            </w:r>
+            <w:r>
+              <w:rPr>
+                <w:lang w:val="ru-RU"/>
+              </w:rPr>
+              <w:instrText>://</w:instrText>
+            </w:r>
+            <w:r>
+              <w:instrText>base</w:instrText>
+            </w:r>
+            <w:r>
+              <w:rPr>
+                <w:lang w:val="ru-RU"/>
+              </w:rPr>
+              <w:instrText>.</w:instrText>
+            </w:r>
+            <w:r>
+              <w:instrText>memo</w:instrText>
+            </w:r>
+            <w:r>
+              <w:rPr>
+                <w:lang w:val="ru-RU"/>
+              </w:rPr>
+              <w:instrText>.</w:instrText>
+            </w:r>
+            <w:r>
+              <w:instrText>ru</w:instrText>
+            </w:r>
+            <w:r>
+              <w:rPr>
+                <w:lang w:val="ru-RU"/>
+              </w:rPr>
+              <w:instrText>/</w:instrText>
+            </w:r>
+            <w:r>
+              <w:instrText>person</w:instrText>
+            </w:r>
+            <w:r>
+              <w:rPr>
+                <w:lang w:val="ru-RU"/>
+              </w:rPr>
+              <w:instrText>/</w:instrText>
+            </w:r>
+            <w:r>
+              <w:instrText>show</w:instrText>
+            </w:r>
+            <w:r>
+              <w:rPr>
+                <w:lang w:val="ru-RU"/>
+              </w:rPr>
+              <w:instrText>/991444"</w:instrText>
+            </w:r>
+            <w:r>
+              <w:rPr>
+                <w:rFonts w:hint="eastAsia"/>
+              </w:rPr>
+              <w:fldChar w:fldCharType="separate"/>
+            </w:r>
+            <w:r>
+              <w:rPr>
+                <w:rStyle w:val="Hyperlink"/>
+                <w:rFonts w:ascii="Arial" w:eastAsia="OpenSymbol" w:hAnsi="Arial" w:cs="Arial"/>
+                <w:b/>
+                <w:bCs/>
+                <w:color w:val="auto"/>
+                <w:sz w:val="16"/>
+                <w:szCs w:val="16"/>
+                <w:lang w:val="ru-RU"/>
+              </w:rPr>
+              <w:t>Архивная ссылка</w:t>
+            </w:r>
+            <w:r>
+              <w:fldChar w:fldCharType="end"/>
+            </w:r>
           </w:p>
         </w:tc>
       </w:tr>
@@ -4422,27 +6200,77 @@
                 <w:lang w:val="ru-RU"/>
               </w:rPr>
             </w:pPr>
-            <w:r>
-              <w:rPr>
-                <w:rFonts w:ascii="Arial" w:hAnsi="Arial" w:cs="Arial"/>
-                <w:b/>
-                <w:bCs/>
-                <w:sz w:val="16"/>
-                <w:szCs w:val="16"/>
-                <w:lang w:val="ru-RU"/>
-              </w:rPr>
-              <w:t xml:space="preserve">Побигайло Мария Епифановна  </w:t>
-            </w:r>
-            <w:r>
-              <w:rPr>
-                <w:rFonts w:ascii="Arial" w:hAnsi="Arial" w:cs="Arial"/>
-                <w:b/>
-                <w:bCs/>
-                <w:sz w:val="16"/>
-                <w:szCs w:val="16"/>
-                <w:lang w:val="ru-RU"/>
-              </w:rPr>
-              <w:t>21 год</w:t>
+            <w:proofErr w:type="spellStart"/>
+            <w:r>
+              <w:rPr>
+                <w:rFonts w:ascii="Arial" w:hAnsi="Arial" w:cs="Arial"/>
+                <w:b/>
+                <w:bCs/>
+                <w:sz w:val="16"/>
+                <w:szCs w:val="16"/>
+                <w:lang w:val="ru-RU"/>
+              </w:rPr>
+              <w:t>Побигайло</w:t>
+            </w:r>
+            <w:proofErr w:type="spellEnd"/>
+            <w:r>
+              <w:rPr>
+                <w:rFonts w:ascii="Arial" w:hAnsi="Arial" w:cs="Arial"/>
+                <w:b/>
+                <w:bCs/>
+                <w:sz w:val="16"/>
+                <w:szCs w:val="16"/>
+                <w:lang w:val="ru-RU"/>
+              </w:rPr>
+              <w:t xml:space="preserve"> Мария </w:t>
+            </w:r>
+            <w:proofErr w:type="spellStart"/>
+            <w:proofErr w:type="gramStart"/>
+            <w:r>
+              <w:rPr>
+                <w:rFonts w:ascii="Arial" w:hAnsi="Arial" w:cs="Arial"/>
+                <w:b/>
+                <w:bCs/>
+                <w:sz w:val="16"/>
+                <w:szCs w:val="16"/>
+                <w:lang w:val="ru-RU"/>
+              </w:rPr>
+              <w:t>Епифановна</w:t>
+            </w:r>
+            <w:proofErr w:type="spellEnd"/>
+            <w:r>
+              <w:rPr>
+                <w:rFonts w:ascii="Arial" w:hAnsi="Arial" w:cs="Arial"/>
+                <w:b/>
+                <w:bCs/>
+                <w:sz w:val="16"/>
+                <w:szCs w:val="16"/>
+                <w:lang w:val="ru-RU"/>
+              </w:rPr>
+              <w:t xml:space="preserve">  </w:t>
+            </w:r>
+            <w:r>
+              <w:rPr>
+                <w:rFonts w:ascii="Arial" w:hAnsi="Arial" w:cs="Arial"/>
+                <w:b/>
+                <w:bCs/>
+                <w:sz w:val="16"/>
+                <w:szCs w:val="16"/>
+                <w:lang w:val="ru-RU"/>
+              </w:rPr>
+              <w:t>21</w:t>
+            </w:r>
+            <w:proofErr w:type="gramEnd"/>
+            <w:r>
+              <w:rPr>
+                <w:rFonts w:ascii="Arial" w:hAnsi="Arial" w:cs="Arial"/>
+                <w:b/>
+                <w:bCs/>
+                <w:sz w:val="16"/>
+                <w:szCs w:val="16"/>
+                <w:lang w:val="ru-RU"/>
+              </w:rPr>
+              <w:t xml:space="preserve"> год</w:t>
             </w:r>
             <w:r>
               <w:rPr>
@@ -4483,7 +6311,47 @@
                 <w:szCs w:val="16"/>
                 <w:lang w:val="ru-RU"/>
               </w:rPr>
-              <w:t>21 г. Место жительства на момент ареста: с. Водяная Михайловка Бобринецкий район. Статья обвинения: 54-10 УК УССР, 54-8 УК УССР. Вынесший приговор: Выездная сессия Одесского областного суда. Приговор: Расстрел. Дата приговора: 29.10.1932</w:t>
+              <w:t xml:space="preserve">21 г. Место жительства на момент ареста: с. Водяная Михайловка Бобринецкий район. Статья обвинения: </w:t>
+            </w:r>
+            <w:proofErr w:type="gramStart"/>
+            <w:r>
+              <w:rPr>
+                <w:rFonts w:ascii="Arial" w:hAnsi="Arial" w:cs="Arial"/>
+                <w:sz w:val="16"/>
+                <w:szCs w:val="16"/>
+                <w:lang w:val="ru-RU"/>
+              </w:rPr>
+              <w:t>54-10</w:t>
+            </w:r>
+            <w:proofErr w:type="gramEnd"/>
+            <w:r>
+              <w:rPr>
+                <w:rFonts w:ascii="Arial" w:hAnsi="Arial" w:cs="Arial"/>
+                <w:sz w:val="16"/>
+                <w:szCs w:val="16"/>
+                <w:lang w:val="ru-RU"/>
+              </w:rPr>
+              <w:t xml:space="preserve"> УК УССР, </w:t>
+            </w:r>
+            <w:proofErr w:type="gramStart"/>
+            <w:r>
+              <w:rPr>
+                <w:rFonts w:ascii="Arial" w:hAnsi="Arial" w:cs="Arial"/>
+                <w:sz w:val="16"/>
+                <w:szCs w:val="16"/>
+                <w:lang w:val="ru-RU"/>
+              </w:rPr>
+              <w:t>54-8</w:t>
+            </w:r>
+            <w:proofErr w:type="gramEnd"/>
+            <w:r>
+              <w:rPr>
+                <w:rFonts w:ascii="Arial" w:hAnsi="Arial" w:cs="Arial"/>
+                <w:sz w:val="16"/>
+                <w:szCs w:val="16"/>
+                <w:lang w:val="ru-RU"/>
+              </w:rPr>
+              <w:t xml:space="preserve"> УК УССР. Вынесший приговор: Выездная сессия Одесского областного суда. Приговор: Расстрел. Дата приговора: 29.10.1932</w:t>
             </w:r>
           </w:p>
           <w:p>
@@ -4535,23 +6403,156 @@
                 <w:szCs w:val="16"/>
                 <w:lang w:val="ru-RU"/>
               </w:rPr>
-              <w:t xml:space="preserve">Источник: Гос.Архив Украины;  </w:t>
-            </w:r>
-            <w:hyperlink r:id="rId21" w:history="1">
-              <w:r>
-                <w:rPr>
-                  <w:rStyle w:val="Hyperlink"/>
-                  <w:rFonts w:ascii="Arial" w:eastAsia="OpenSymbol" w:hAnsi="Arial" w:cs="Arial"/>
-                  <w:b/>
-                  <w:bCs/>
-                  <w:color w:val="auto"/>
-                  <w:sz w:val="16"/>
-                  <w:szCs w:val="16"/>
-                  <w:lang w:val="ru-RU"/>
-                </w:rPr>
-                <w:t>Архивная ссылка</w:t>
-              </w:r>
-            </w:hyperlink>
+              <w:t xml:space="preserve">Источник: </w:t>
+            </w:r>
+            <w:proofErr w:type="spellStart"/>
+            <w:r>
+              <w:rPr>
+                <w:rFonts w:ascii="Arial" w:hAnsi="Arial" w:cs="Arial"/>
+                <w:b/>
+                <w:bCs/>
+                <w:sz w:val="16"/>
+                <w:szCs w:val="16"/>
+                <w:lang w:val="ru-RU"/>
+              </w:rPr>
+              <w:t>Гос.Архив</w:t>
+            </w:r>
+            <w:proofErr w:type="spellEnd"/>
+            <w:r>
+              <w:rPr>
+                <w:rFonts w:ascii="Arial" w:hAnsi="Arial" w:cs="Arial"/>
+                <w:b/>
+                <w:bCs/>
+                <w:sz w:val="16"/>
+                <w:szCs w:val="16"/>
+                <w:lang w:val="ru-RU"/>
+              </w:rPr>
+              <w:t xml:space="preserve"> Украины;  </w:t>
+            </w:r>
+            <w:r>
+              <w:fldChar w:fldCharType="begin"/>
+            </w:r>
+            <w:r>
+              <w:instrText>HYPERLINK</w:instrText>
+            </w:r>
+            <w:r>
+              <w:rPr>
+                <w:lang w:val="ru-RU"/>
+              </w:rPr>
+              <w:instrText xml:space="preserve"> "</w:instrText>
+            </w:r>
+            <w:r>
+              <w:instrText>https</w:instrText>
+            </w:r>
+            <w:r>
+              <w:rPr>
+                <w:lang w:val="ru-RU"/>
+              </w:rPr>
+              <w:instrText>://</w:instrText>
+            </w:r>
+            <w:r>
+              <w:instrText>archives</w:instrText>
+            </w:r>
+            <w:r>
+              <w:rPr>
+                <w:lang w:val="ru-RU"/>
+              </w:rPr>
+              <w:instrText>.</w:instrText>
+            </w:r>
+            <w:r>
+              <w:instrText>gov</w:instrText>
+            </w:r>
+            <w:r>
+              <w:rPr>
+                <w:lang w:val="ru-RU"/>
+              </w:rPr>
+              <w:instrText>.</w:instrText>
+            </w:r>
+            <w:r>
+              <w:instrText>ua</w:instrText>
+            </w:r>
+            <w:r>
+              <w:rPr>
+                <w:lang w:val="ru-RU"/>
+              </w:rPr>
+              <w:instrText>/</w:instrText>
+            </w:r>
+            <w:r>
+              <w:instrText>um</w:instrText>
+            </w:r>
+            <w:r>
+              <w:rPr>
+                <w:lang w:val="ru-RU"/>
+              </w:rPr>
+              <w:instrText>.</w:instrText>
+            </w:r>
+            <w:r>
+              <w:instrText>php</w:instrText>
+            </w:r>
+            <w:r>
+              <w:rPr>
+                <w:lang w:val="ru-RU"/>
+              </w:rPr>
+              <w:instrText>?</w:instrText>
+            </w:r>
+            <w:r>
+              <w:instrText>kw</w:instrText>
+            </w:r>
+            <w:r>
+              <w:rPr>
+                <w:lang w:val="ru-RU"/>
+              </w:rPr>
+              <w:instrText>=розстріл&amp;</w:instrText>
+            </w:r>
+            <w:r>
+              <w:instrText>p</w:instrText>
+            </w:r>
+            <w:r>
+              <w:rPr>
+                <w:lang w:val="ru-RU"/>
+              </w:rPr>
+              <w:instrText>=22&amp;</w:instrText>
+            </w:r>
+            <w:r>
+              <w:instrText>a</w:instrText>
+            </w:r>
+            <w:r>
+              <w:rPr>
+                <w:lang w:val="ru-RU"/>
+              </w:rPr>
+              <w:instrText>=23&amp;</w:instrText>
+            </w:r>
+            <w:r>
+              <w:instrText>id</w:instrText>
+            </w:r>
+            <w:r>
+              <w:rPr>
+                <w:lang w:val="ru-RU"/>
+              </w:rPr>
+              <w:instrText>=105181"</w:instrText>
+            </w:r>
+            <w:r>
+              <w:rPr>
+                <w:rFonts w:hint="eastAsia"/>
+              </w:rPr>
+              <w:fldChar w:fldCharType="separate"/>
+            </w:r>
+            <w:r>
+              <w:rPr>
+                <w:rStyle w:val="Hyperlink"/>
+                <w:rFonts w:ascii="Arial" w:eastAsia="OpenSymbol" w:hAnsi="Arial" w:cs="Arial"/>
+                <w:b/>
+                <w:bCs/>
+                <w:color w:val="auto"/>
+                <w:sz w:val="16"/>
+                <w:szCs w:val="16"/>
+                <w:lang w:val="ru-RU"/>
+              </w:rPr>
+              <w:t>Архивная ссылка</w:t>
+            </w:r>
+            <w:r>
+              <w:fldChar w:fldCharType="end"/>
+            </w:r>
           </w:p>
         </w:tc>
       </w:tr>
@@ -4582,8 +6583,45 @@
                 <w:szCs w:val="16"/>
                 <w:lang w:val="ru-RU"/>
               </w:rPr>
-              <w:t>Пономарева-Раецкая Ксения Владимировна  45</w:t>
-            </w:r>
+              <w:t>Пономарева-</w:t>
+            </w:r>
+            <w:proofErr w:type="spellStart"/>
+            <w:r>
+              <w:rPr>
+                <w:rFonts w:ascii="Arial" w:hAnsi="Arial" w:cs="Arial"/>
+                <w:b/>
+                <w:bCs/>
+                <w:sz w:val="16"/>
+                <w:szCs w:val="16"/>
+                <w:lang w:val="ru-RU"/>
+              </w:rPr>
+              <w:t>Раецкая</w:t>
+            </w:r>
+            <w:proofErr w:type="spellEnd"/>
+            <w:r>
+              <w:rPr>
+                <w:rFonts w:ascii="Arial" w:hAnsi="Arial" w:cs="Arial"/>
+                <w:b/>
+                <w:bCs/>
+                <w:sz w:val="16"/>
+                <w:szCs w:val="16"/>
+                <w:lang w:val="ru-RU"/>
+              </w:rPr>
+              <w:t xml:space="preserve"> Ксения </w:t>
+            </w:r>
+            <w:proofErr w:type="gramStart"/>
+            <w:r>
+              <w:rPr>
+                <w:rFonts w:ascii="Arial" w:hAnsi="Arial" w:cs="Arial"/>
+                <w:b/>
+                <w:bCs/>
+                <w:sz w:val="16"/>
+                <w:szCs w:val="16"/>
+                <w:lang w:val="ru-RU"/>
+              </w:rPr>
+              <w:t>Владимировна  45</w:t>
+            </w:r>
+            <w:proofErr w:type="gramEnd"/>
             <w:r>
               <w:rPr>
                 <w:rFonts w:ascii="Arial" w:hAnsi="Arial" w:cs="Arial"/>
@@ -4623,7 +6661,27 @@
                 <w:szCs w:val="16"/>
                 <w:lang w:val="ru-RU"/>
               </w:rPr>
-              <w:t>(варианты ФИО: Стега Марина Вильгельмовна) Родилась</w:t>
+              <w:t xml:space="preserve">(варианты ФИО: Стега Марина </w:t>
+            </w:r>
+            <w:proofErr w:type="spellStart"/>
+            <w:r>
+              <w:rPr>
+                <w:rFonts w:ascii="Arial" w:hAnsi="Arial" w:cs="Arial"/>
+                <w:sz w:val="16"/>
+                <w:szCs w:val="16"/>
+                <w:lang w:val="ru-RU"/>
+              </w:rPr>
+              <w:t>Вильгельмовна</w:t>
+            </w:r>
+            <w:proofErr w:type="spellEnd"/>
+            <w:r>
+              <w:rPr>
+                <w:rFonts w:ascii="Arial" w:hAnsi="Arial" w:cs="Arial"/>
+                <w:sz w:val="16"/>
+                <w:szCs w:val="16"/>
+                <w:lang w:val="ru-RU"/>
+              </w:rPr>
+              <w:t>) Родилась</w:t>
             </w:r>
             <w:r>
               <w:rPr>
@@ -4640,7 +6698,27 @@
                 <w:szCs w:val="16"/>
                 <w:lang w:val="ru-RU"/>
               </w:rPr>
-              <w:t>в 1887 г., г. Хабаровска; русская; БОЗ. БОМЖ. ПП ОГПУ ДВК 5 апреля 1932 г.  Приговорена: Тройка при ПП ОГПУ по ДВК 7 сентября 1932 г., обв.:</w:t>
+              <w:t xml:space="preserve">в 1887 г., г. Хабаровска; русская; БОЗ. БОМЖ. ПП ОГПУ ДВК 5 апреля 1932 г.  Приговорена: Тройка при ПП ОГПУ по ДВК 7 сентября 1932 г., </w:t>
+            </w:r>
+            <w:proofErr w:type="spellStart"/>
+            <w:r>
+              <w:rPr>
+                <w:rFonts w:ascii="Arial" w:hAnsi="Arial" w:cs="Arial"/>
+                <w:sz w:val="16"/>
+                <w:szCs w:val="16"/>
+                <w:lang w:val="ru-RU"/>
+              </w:rPr>
+              <w:t>обв</w:t>
+            </w:r>
+            <w:proofErr w:type="spellEnd"/>
+            <w:r>
+              <w:rPr>
+                <w:rFonts w:ascii="Arial" w:hAnsi="Arial" w:cs="Arial"/>
+                <w:sz w:val="16"/>
+                <w:szCs w:val="16"/>
+                <w:lang w:val="ru-RU"/>
+              </w:rPr>
+              <w:t>.:</w:t>
             </w:r>
             <w:r>
               <w:rPr>
@@ -4657,7 +6735,27 @@
                 <w:szCs w:val="16"/>
                 <w:lang w:val="ru-RU"/>
               </w:rPr>
-              <w:t>по ст. 58-6 УК РСФСР.</w:t>
+              <w:t xml:space="preserve">по ст. </w:t>
+            </w:r>
+            <w:proofErr w:type="gramStart"/>
+            <w:r>
+              <w:rPr>
+                <w:rFonts w:ascii="Arial" w:hAnsi="Arial" w:cs="Arial"/>
+                <w:sz w:val="16"/>
+                <w:szCs w:val="16"/>
+                <w:lang w:val="ru-RU"/>
+              </w:rPr>
+              <w:t>58-6</w:t>
+            </w:r>
+            <w:proofErr w:type="gramEnd"/>
+            <w:r>
+              <w:rPr>
+                <w:rFonts w:ascii="Arial" w:hAnsi="Arial" w:cs="Arial"/>
+                <w:sz w:val="16"/>
+                <w:szCs w:val="16"/>
+                <w:lang w:val="ru-RU"/>
+              </w:rPr>
+              <w:t xml:space="preserve"> УК РСФСР.</w:t>
             </w:r>
             <w:r>
               <w:rPr>
@@ -4692,7 +6790,27 @@
                 <w:szCs w:val="16"/>
                 <w:lang w:val="ru-RU"/>
               </w:rPr>
-              <w:t xml:space="preserve">- г. Хабаровск. Реабилитирована 18 июля 1989 г. По заключению Военной прокуратуры КДВО по Указу ПВС СССР от 16.01.1989 г.  Арх.дело: П-96176 </w:t>
+              <w:t xml:space="preserve">- г. Хабаровск. Реабилитирована 18 июля 1989 г. По заключению Военной прокуратуры КДВО по Указу ПВС СССР от 16.01.1989 г.  </w:t>
+            </w:r>
+            <w:proofErr w:type="spellStart"/>
+            <w:r>
+              <w:rPr>
+                <w:rFonts w:ascii="Arial" w:hAnsi="Arial" w:cs="Arial"/>
+                <w:sz w:val="16"/>
+                <w:szCs w:val="16"/>
+                <w:lang w:val="ru-RU"/>
+              </w:rPr>
+              <w:t>Арх.дело</w:t>
+            </w:r>
+            <w:proofErr w:type="spellEnd"/>
+            <w:r>
+              <w:rPr>
+                <w:rFonts w:ascii="Arial" w:hAnsi="Arial" w:cs="Arial"/>
+                <w:sz w:val="16"/>
+                <w:szCs w:val="16"/>
+                <w:lang w:val="ru-RU"/>
+              </w:rPr>
+              <w:t xml:space="preserve">: П-96176 </w:t>
             </w:r>
           </w:p>
           <w:p>
@@ -4732,21 +6850,76 @@
               </w:rPr>
               <w:t xml:space="preserve">;  </w:t>
             </w:r>
-            <w:hyperlink r:id="rId22" w:history="1">
-              <w:r>
-                <w:rPr>
-                  <w:rStyle w:val="Hyperlink"/>
-                  <w:rFonts w:ascii="Arial" w:eastAsia="OpenSymbol" w:hAnsi="Arial" w:cs="Arial"/>
-                  <w:b/>
-                  <w:bCs/>
-                  <w:color w:val="auto"/>
-                  <w:sz w:val="16"/>
-                  <w:szCs w:val="16"/>
-                  <w:lang w:val="ru-RU"/>
-                </w:rPr>
-                <w:t>Архивная ссылка</w:t>
-              </w:r>
-            </w:hyperlink>
+            <w:r>
+              <w:fldChar w:fldCharType="begin"/>
+            </w:r>
+            <w:r>
+              <w:instrText>HYPERLINK</w:instrText>
+            </w:r>
+            <w:r>
+              <w:rPr>
+                <w:lang w:val="ru-RU"/>
+              </w:rPr>
+              <w:instrText xml:space="preserve"> "</w:instrText>
+            </w:r>
+            <w:r>
+              <w:instrText>https</w:instrText>
+            </w:r>
+            <w:r>
+              <w:rPr>
+                <w:lang w:val="ru-RU"/>
+              </w:rPr>
+              <w:instrText>://</w:instrText>
+            </w:r>
+            <w:r>
+              <w:instrText>ru</w:instrText>
+            </w:r>
+            <w:r>
+              <w:rPr>
+                <w:lang w:val="ru-RU"/>
+              </w:rPr>
+              <w:instrText>.</w:instrText>
+            </w:r>
+            <w:r>
+              <w:instrText>openlist</w:instrText>
+            </w:r>
+            <w:r>
+              <w:rPr>
+                <w:lang w:val="ru-RU"/>
+              </w:rPr>
+              <w:instrText>.</w:instrText>
+            </w:r>
+            <w:r>
+              <w:instrText>wiki</w:instrText>
+            </w:r>
+            <w:r>
+              <w:rPr>
+                <w:lang w:val="ru-RU"/>
+              </w:rPr>
+              <w:instrText>/Пономарева-Раецкая_Ксения_Владимировна_(1887)"</w:instrText>
+            </w:r>
+            <w:r>
+              <w:rPr>
+                <w:rFonts w:hint="eastAsia"/>
+              </w:rPr>
+              <w:fldChar w:fldCharType="separate"/>
+            </w:r>
+            <w:r>
+              <w:rPr>
+                <w:rStyle w:val="Hyperlink"/>
+                <w:rFonts w:ascii="Arial" w:eastAsia="OpenSymbol" w:hAnsi="Arial" w:cs="Arial"/>
+                <w:b/>
+                <w:bCs/>
+                <w:color w:val="auto"/>
+                <w:sz w:val="16"/>
+                <w:szCs w:val="16"/>
+                <w:lang w:val="ru-RU"/>
+              </w:rPr>
+              <w:t>Архивная ссылка</w:t>
+            </w:r>
+            <w:r>
+              <w:fldChar w:fldCharType="end"/>
+            </w:r>
           </w:p>
         </w:tc>
       </w:tr>
@@ -4777,16 +6950,53 @@
                 <w:lang w:val="ru-RU"/>
               </w:rPr>
             </w:pPr>
-            <w:r>
-              <w:rPr>
-                <w:rFonts w:ascii="Arial" w:hAnsi="Arial" w:cs="Arial"/>
-                <w:b/>
-                <w:bCs/>
-                <w:sz w:val="16"/>
-                <w:szCs w:val="16"/>
-                <w:lang w:val="ru-RU"/>
-              </w:rPr>
-              <w:t xml:space="preserve">Скурская Ольга Николаевна  31 год  </w:t>
+            <w:proofErr w:type="spellStart"/>
+            <w:r>
+              <w:rPr>
+                <w:rFonts w:ascii="Arial" w:hAnsi="Arial" w:cs="Arial"/>
+                <w:b/>
+                <w:bCs/>
+                <w:sz w:val="16"/>
+                <w:szCs w:val="16"/>
+                <w:lang w:val="ru-RU"/>
+              </w:rPr>
+              <w:t>Скурская</w:t>
+            </w:r>
+            <w:proofErr w:type="spellEnd"/>
+            <w:r>
+              <w:rPr>
+                <w:rFonts w:ascii="Arial" w:hAnsi="Arial" w:cs="Arial"/>
+                <w:b/>
+                <w:bCs/>
+                <w:sz w:val="16"/>
+                <w:szCs w:val="16"/>
+                <w:lang w:val="ru-RU"/>
+              </w:rPr>
+              <w:t xml:space="preserve"> Ольга </w:t>
+            </w:r>
+            <w:proofErr w:type="gramStart"/>
+            <w:r>
+              <w:rPr>
+                <w:rFonts w:ascii="Arial" w:hAnsi="Arial" w:cs="Arial"/>
+                <w:b/>
+                <w:bCs/>
+                <w:sz w:val="16"/>
+                <w:szCs w:val="16"/>
+                <w:lang w:val="ru-RU"/>
+              </w:rPr>
+              <w:t>Николаевна  31</w:t>
+            </w:r>
+            <w:proofErr w:type="gramEnd"/>
+            <w:r>
+              <w:rPr>
+                <w:rFonts w:ascii="Arial" w:hAnsi="Arial" w:cs="Arial"/>
+                <w:b/>
+                <w:bCs/>
+                <w:sz w:val="16"/>
+                <w:szCs w:val="16"/>
+                <w:lang w:val="ru-RU"/>
+              </w:rPr>
+              <w:t xml:space="preserve"> год  </w:t>
             </w:r>
           </w:p>
           <w:p>
@@ -4814,7 +7024,87 @@
                 <w:szCs w:val="16"/>
                 <w:lang w:val="ru-RU"/>
               </w:rPr>
-              <w:t>1901 г.р., м.р.: г. Орша, русская, образование: среднее, б/п, счетовод в коопхозе, прож.: г. Владивосток, арестована 04.08.1932. Обвинение: в а/с агитации. Приговор: тройка при ОГПУ, 04.11.1932 — ВМН. Расстреляна. Реабилитация: постановлением Президиума Приморского краевого суда, 24.02.1961. Арх.дело: П-30509</w:t>
+              <w:t xml:space="preserve">1901 г.р., </w:t>
+            </w:r>
+            <w:proofErr w:type="spellStart"/>
+            <w:r>
+              <w:rPr>
+                <w:rFonts w:ascii="Arial" w:hAnsi="Arial" w:cs="Arial"/>
+                <w:sz w:val="16"/>
+                <w:szCs w:val="16"/>
+                <w:lang w:val="ru-RU"/>
+              </w:rPr>
+              <w:t>м.р</w:t>
+            </w:r>
+            <w:proofErr w:type="spellEnd"/>
+            <w:r>
+              <w:rPr>
+                <w:rFonts w:ascii="Arial" w:hAnsi="Arial" w:cs="Arial"/>
+                <w:sz w:val="16"/>
+                <w:szCs w:val="16"/>
+                <w:lang w:val="ru-RU"/>
+              </w:rPr>
+              <w:t xml:space="preserve">.: г. Орша, русская, образование: среднее, б/п, счетовод в </w:t>
+            </w:r>
+            <w:proofErr w:type="spellStart"/>
+            <w:r>
+              <w:rPr>
+                <w:rFonts w:ascii="Arial" w:hAnsi="Arial" w:cs="Arial"/>
+                <w:sz w:val="16"/>
+                <w:szCs w:val="16"/>
+                <w:lang w:val="ru-RU"/>
+              </w:rPr>
+              <w:t>коопхозе</w:t>
+            </w:r>
+            <w:proofErr w:type="spellEnd"/>
+            <w:r>
+              <w:rPr>
+                <w:rFonts w:ascii="Arial" w:hAnsi="Arial" w:cs="Arial"/>
+                <w:sz w:val="16"/>
+                <w:szCs w:val="16"/>
+                <w:lang w:val="ru-RU"/>
+              </w:rPr>
+              <w:t xml:space="preserve">, </w:t>
+            </w:r>
+            <w:proofErr w:type="spellStart"/>
+            <w:r>
+              <w:rPr>
+                <w:rFonts w:ascii="Arial" w:hAnsi="Arial" w:cs="Arial"/>
+                <w:sz w:val="16"/>
+                <w:szCs w:val="16"/>
+                <w:lang w:val="ru-RU"/>
+              </w:rPr>
+              <w:t>прож</w:t>
+            </w:r>
+            <w:proofErr w:type="spellEnd"/>
+            <w:r>
+              <w:rPr>
+                <w:rFonts w:ascii="Arial" w:hAnsi="Arial" w:cs="Arial"/>
+                <w:sz w:val="16"/>
+                <w:szCs w:val="16"/>
+                <w:lang w:val="ru-RU"/>
+              </w:rPr>
+              <w:t xml:space="preserve">.: г. Владивосток, арестована 04.08.1932. Обвинение: в а/с агитации. Приговор: тройка при ОГПУ, 04.11.1932 — ВМН. Расстреляна. Реабилитация: постановлением Президиума Приморского краевого суда, 24.02.1961. </w:t>
+            </w:r>
+            <w:proofErr w:type="spellStart"/>
+            <w:r>
+              <w:rPr>
+                <w:rFonts w:ascii="Arial" w:hAnsi="Arial" w:cs="Arial"/>
+                <w:sz w:val="16"/>
+                <w:szCs w:val="16"/>
+                <w:lang w:val="ru-RU"/>
+              </w:rPr>
+              <w:t>Арх.дело</w:t>
+            </w:r>
+            <w:proofErr w:type="spellEnd"/>
+            <w:r>
+              <w:rPr>
+                <w:rFonts w:ascii="Arial" w:hAnsi="Arial" w:cs="Arial"/>
+                <w:sz w:val="16"/>
+                <w:szCs w:val="16"/>
+                <w:lang w:val="ru-RU"/>
+              </w:rPr>
+              <w:t>: П-30509</w:t>
             </w:r>
           </w:p>
           <w:p>
@@ -4854,21 +7144,94 @@
               </w:rPr>
               <w:t xml:space="preserve">;  </w:t>
             </w:r>
-            <w:hyperlink r:id="rId23" w:history="1">
-              <w:r>
-                <w:rPr>
-                  <w:rStyle w:val="Hyperlink"/>
-                  <w:rFonts w:ascii="Arial" w:eastAsia="OpenSymbol" w:hAnsi="Arial" w:cs="Arial"/>
-                  <w:b/>
-                  <w:bCs/>
-                  <w:color w:val="auto"/>
-                  <w:sz w:val="16"/>
-                  <w:szCs w:val="16"/>
-                  <w:lang w:val="ru-RU"/>
-                </w:rPr>
-                <w:t>Архивная ссылка</w:t>
-              </w:r>
-            </w:hyperlink>
+            <w:r>
+              <w:fldChar w:fldCharType="begin"/>
+            </w:r>
+            <w:r>
+              <w:instrText>HYPERLINK</w:instrText>
+            </w:r>
+            <w:r>
+              <w:rPr>
+                <w:lang w:val="ru-RU"/>
+              </w:rPr>
+              <w:instrText xml:space="preserve"> "</w:instrText>
+            </w:r>
+            <w:r>
+              <w:instrText>https</w:instrText>
+            </w:r>
+            <w:r>
+              <w:rPr>
+                <w:lang w:val="ru-RU"/>
+              </w:rPr>
+              <w:instrText>://</w:instrText>
+            </w:r>
+            <w:r>
+              <w:instrText>base</w:instrText>
+            </w:r>
+            <w:r>
+              <w:rPr>
+                <w:lang w:val="ru-RU"/>
+              </w:rPr>
+              <w:instrText>.</w:instrText>
+            </w:r>
+            <w:r>
+              <w:instrText>memo</w:instrText>
+            </w:r>
+            <w:r>
+              <w:rPr>
+                <w:lang w:val="ru-RU"/>
+              </w:rPr>
+              <w:instrText>.</w:instrText>
+            </w:r>
+            <w:r>
+              <w:instrText>ru</w:instrText>
+            </w:r>
+            <w:r>
+              <w:rPr>
+                <w:lang w:val="ru-RU"/>
+              </w:rPr>
+              <w:instrText>/</w:instrText>
+            </w:r>
+            <w:r>
+              <w:instrText>person</w:instrText>
+            </w:r>
+            <w:r>
+              <w:rPr>
+                <w:lang w:val="ru-RU"/>
+              </w:rPr>
+              <w:instrText>/</w:instrText>
+            </w:r>
+            <w:r>
+              <w:instrText>show</w:instrText>
+            </w:r>
+            <w:r>
+              <w:rPr>
+                <w:lang w:val="ru-RU"/>
+              </w:rPr>
+              <w:instrText>/993182"</w:instrText>
+            </w:r>
+            <w:r>
+              <w:rPr>
+                <w:rFonts w:hint="eastAsia"/>
+              </w:rPr>
+              <w:fldChar w:fldCharType="separate"/>
+            </w:r>
+            <w:r>
+              <w:rPr>
+                <w:rStyle w:val="Hyperlink"/>
+                <w:rFonts w:ascii="Arial" w:eastAsia="OpenSymbol" w:hAnsi="Arial" w:cs="Arial"/>
+                <w:b/>
+                <w:bCs/>
+                <w:color w:val="auto"/>
+                <w:sz w:val="16"/>
+                <w:szCs w:val="16"/>
+                <w:lang w:val="ru-RU"/>
+              </w:rPr>
+              <w:t>Архивная ссылка</w:t>
+            </w:r>
+            <w:r>
+              <w:fldChar w:fldCharType="end"/>
+            </w:r>
           </w:p>
         </w:tc>
       </w:tr>
@@ -4904,7 +7267,29 @@
                 <w:szCs w:val="16"/>
                 <w:lang w:val="ru-RU"/>
               </w:rPr>
-              <w:t xml:space="preserve">Соловьева Мария Николаевна  43 года  </w:t>
+              <w:t xml:space="preserve">Соловьева Мария </w:t>
+            </w:r>
+            <w:proofErr w:type="gramStart"/>
+            <w:r>
+              <w:rPr>
+                <w:rFonts w:ascii="Arial" w:hAnsi="Arial" w:cs="Arial"/>
+                <w:b/>
+                <w:sz w:val="16"/>
+                <w:szCs w:val="16"/>
+                <w:lang w:val="ru-RU"/>
+              </w:rPr>
+              <w:t>Николаевна  43</w:t>
+            </w:r>
+            <w:proofErr w:type="gramEnd"/>
+            <w:r>
+              <w:rPr>
+                <w:rFonts w:ascii="Arial" w:hAnsi="Arial" w:cs="Arial"/>
+                <w:b/>
+                <w:sz w:val="16"/>
+                <w:szCs w:val="16"/>
+                <w:lang w:val="ru-RU"/>
+              </w:rPr>
+              <w:t xml:space="preserve"> года  </w:t>
             </w:r>
           </w:p>
           <w:p>
@@ -4948,7 +7333,27 @@
                 <w:szCs w:val="16"/>
                 <w:lang w:val="ru-RU"/>
               </w:rPr>
-              <w:t>в 1889 г., Саратовская губ.; русская; образование среднее; б/п; работница в крольчатнике. Прож.:</w:t>
+              <w:t xml:space="preserve">в 1889 г., Саратовская губ.; русская; образование среднее; б/п; работница в крольчатнике. </w:t>
+            </w:r>
+            <w:proofErr w:type="spellStart"/>
+            <w:r>
+              <w:rPr>
+                <w:rFonts w:ascii="Arial" w:hAnsi="Arial" w:cs="Arial"/>
+                <w:sz w:val="16"/>
+                <w:szCs w:val="16"/>
+                <w:lang w:val="ru-RU"/>
+              </w:rPr>
+              <w:t>Прож</w:t>
+            </w:r>
+            <w:proofErr w:type="spellEnd"/>
+            <w:r>
+              <w:rPr>
+                <w:rFonts w:ascii="Arial" w:hAnsi="Arial" w:cs="Arial"/>
+                <w:sz w:val="16"/>
+                <w:szCs w:val="16"/>
+                <w:lang w:val="ru-RU"/>
+              </w:rPr>
+              <w:t>.:</w:t>
             </w:r>
             <w:r>
               <w:rPr>
@@ -4975,7 +7380,27 @@
                 <w:lang w:val="ru-RU"/>
               </w:rPr>
               <w:br/>
-              <w:t>Арестована 22 октября 1932 г.  Приговорена: Тройка при ОГПУ 4 ноября 1932 г., обв.:</w:t>
+              <w:t xml:space="preserve">Арестована 22 октября 1932 г.  Приговорена: Тройка при ОГПУ 4 ноября 1932 г., </w:t>
+            </w:r>
+            <w:proofErr w:type="spellStart"/>
+            <w:r>
+              <w:rPr>
+                <w:rFonts w:ascii="Arial" w:hAnsi="Arial" w:cs="Arial"/>
+                <w:sz w:val="16"/>
+                <w:szCs w:val="16"/>
+                <w:lang w:val="ru-RU"/>
+              </w:rPr>
+              <w:t>обв</w:t>
+            </w:r>
+            <w:proofErr w:type="spellEnd"/>
+            <w:r>
+              <w:rPr>
+                <w:rFonts w:ascii="Arial" w:hAnsi="Arial" w:cs="Arial"/>
+                <w:sz w:val="16"/>
+                <w:szCs w:val="16"/>
+                <w:lang w:val="ru-RU"/>
+              </w:rPr>
+              <w:t>.:</w:t>
             </w:r>
             <w:r>
               <w:rPr>
@@ -5002,7 +7427,27 @@
                 <w:lang w:val="ru-RU"/>
               </w:rPr>
               <w:br/>
-              <w:t xml:space="preserve">Приговор: ВМН. Реабилитирована 24 февраля 1961 г. постановлением Президиума Приморского краевого суда.  Арх.дело: П-30509 </w:t>
+              <w:t xml:space="preserve">Приговор: ВМН. Реабилитирована 24 февраля 1961 г. постановлением Президиума Приморского краевого суда.  </w:t>
+            </w:r>
+            <w:proofErr w:type="spellStart"/>
+            <w:r>
+              <w:rPr>
+                <w:rFonts w:ascii="Arial" w:hAnsi="Arial" w:cs="Arial"/>
+                <w:sz w:val="16"/>
+                <w:szCs w:val="16"/>
+                <w:lang w:val="ru-RU"/>
+              </w:rPr>
+              <w:t>Арх.дело</w:t>
+            </w:r>
+            <w:proofErr w:type="spellEnd"/>
+            <w:r>
+              <w:rPr>
+                <w:rFonts w:ascii="Arial" w:hAnsi="Arial" w:cs="Arial"/>
+                <w:sz w:val="16"/>
+                <w:szCs w:val="16"/>
+                <w:lang w:val="ru-RU"/>
+              </w:rPr>
+              <w:t xml:space="preserve">: П-30509 </w:t>
             </w:r>
           </w:p>
           <w:p>
@@ -5044,21 +7489,76 @@
               </w:rPr>
               <w:t xml:space="preserve">;  </w:t>
             </w:r>
-            <w:hyperlink r:id="rId24" w:history="1">
-              <w:r>
-                <w:rPr>
-                  <w:rStyle w:val="Hyperlink"/>
-                  <w:rFonts w:ascii="Arial" w:eastAsia="OpenSymbol" w:hAnsi="Arial" w:cs="Arial"/>
-                  <w:b/>
-                  <w:bCs/>
-                  <w:color w:val="auto"/>
-                  <w:sz w:val="16"/>
-                  <w:szCs w:val="16"/>
-                  <w:lang w:val="ru-RU"/>
-                </w:rPr>
-                <w:t>Архивная ссылка</w:t>
-              </w:r>
-            </w:hyperlink>
+            <w:r>
+              <w:fldChar w:fldCharType="begin"/>
+            </w:r>
+            <w:r>
+              <w:instrText>HYPERLINK</w:instrText>
+            </w:r>
+            <w:r>
+              <w:rPr>
+                <w:lang w:val="ru-RU"/>
+              </w:rPr>
+              <w:instrText xml:space="preserve"> "</w:instrText>
+            </w:r>
+            <w:r>
+              <w:instrText>https</w:instrText>
+            </w:r>
+            <w:r>
+              <w:rPr>
+                <w:lang w:val="ru-RU"/>
+              </w:rPr>
+              <w:instrText>://</w:instrText>
+            </w:r>
+            <w:r>
+              <w:instrText>ru</w:instrText>
+            </w:r>
+            <w:r>
+              <w:rPr>
+                <w:lang w:val="ru-RU"/>
+              </w:rPr>
+              <w:instrText>.</w:instrText>
+            </w:r>
+            <w:r>
+              <w:instrText>openlist</w:instrText>
+            </w:r>
+            <w:r>
+              <w:rPr>
+                <w:lang w:val="ru-RU"/>
+              </w:rPr>
+              <w:instrText>.</w:instrText>
+            </w:r>
+            <w:r>
+              <w:instrText>wiki</w:instrText>
+            </w:r>
+            <w:r>
+              <w:rPr>
+                <w:lang w:val="ru-RU"/>
+              </w:rPr>
+              <w:instrText>/Соловьева_Мария_Николаевна_(1889)"</w:instrText>
+            </w:r>
+            <w:r>
+              <w:rPr>
+                <w:rFonts w:hint="eastAsia"/>
+              </w:rPr>
+              <w:fldChar w:fldCharType="separate"/>
+            </w:r>
+            <w:r>
+              <w:rPr>
+                <w:rStyle w:val="Hyperlink"/>
+                <w:rFonts w:ascii="Arial" w:eastAsia="OpenSymbol" w:hAnsi="Arial" w:cs="Arial"/>
+                <w:b/>
+                <w:bCs/>
+                <w:color w:val="auto"/>
+                <w:sz w:val="16"/>
+                <w:szCs w:val="16"/>
+                <w:lang w:val="ru-RU"/>
+              </w:rPr>
+              <w:t>Архивная ссылка</w:t>
+            </w:r>
+            <w:r>
+              <w:fldChar w:fldCharType="end"/>
+            </w:r>
           </w:p>
         </w:tc>
       </w:tr>
@@ -5095,7 +7595,29 @@
                 <w:szCs w:val="16"/>
                 <w:lang w:val="ru-RU"/>
               </w:rPr>
-              <w:t xml:space="preserve">Терлецкая Евгения Николаевна  32 года  </w:t>
+              <w:t xml:space="preserve">Терлецкая Евгения </w:t>
+            </w:r>
+            <w:proofErr w:type="gramStart"/>
+            <w:r>
+              <w:rPr>
+                <w:rFonts w:ascii="Arial" w:hAnsi="Arial" w:cs="Arial"/>
+                <w:b/>
+                <w:sz w:val="16"/>
+                <w:szCs w:val="16"/>
+                <w:lang w:val="ru-RU"/>
+              </w:rPr>
+              <w:t>Николаевна  32</w:t>
+            </w:r>
+            <w:proofErr w:type="gramEnd"/>
+            <w:r>
+              <w:rPr>
+                <w:rFonts w:ascii="Arial" w:hAnsi="Arial" w:cs="Arial"/>
+                <w:b/>
+                <w:sz w:val="16"/>
+                <w:szCs w:val="16"/>
+                <w:lang w:val="ru-RU"/>
+              </w:rPr>
+              <w:t xml:space="preserve"> года  </w:t>
             </w:r>
           </w:p>
           <w:p>
@@ -5122,6 +7644,7 @@
                 <w:szCs w:val="16"/>
                 <w:lang w:val="ru-RU"/>
               </w:rPr>
+              <w:lastRenderedPageBreak/>
               <w:t>Родилась</w:t>
             </w:r>
             <w:r>
@@ -5141,14 +7664,25 @@
               </w:rPr>
               <w:t xml:space="preserve">в 1900 г., г. Симферополя; русская; образование среднее; б/п; БОЗ. </w:t>
             </w:r>
-            <w:r>
-              <w:rPr>
-                <w:rFonts w:ascii="Arial" w:hAnsi="Arial" w:cs="Arial"/>
-                <w:sz w:val="16"/>
-                <w:szCs w:val="16"/>
-                <w:lang w:val="ru-RU"/>
-              </w:rPr>
-              <w:t>Прож.:</w:t>
+            <w:proofErr w:type="spellStart"/>
+            <w:r>
+              <w:rPr>
+                <w:rFonts w:ascii="Arial" w:hAnsi="Arial" w:cs="Arial"/>
+                <w:sz w:val="16"/>
+                <w:szCs w:val="16"/>
+                <w:lang w:val="ru-RU"/>
+              </w:rPr>
+              <w:t>Прож</w:t>
+            </w:r>
+            <w:proofErr w:type="spellEnd"/>
+            <w:r>
+              <w:rPr>
+                <w:rFonts w:ascii="Arial" w:hAnsi="Arial" w:cs="Arial"/>
+                <w:sz w:val="16"/>
+                <w:szCs w:val="16"/>
+                <w:lang w:val="ru-RU"/>
+              </w:rPr>
+              <w:t>.:</w:t>
             </w:r>
             <w:r>
               <w:rPr>
@@ -5175,7 +7709,27 @@
                 <w:lang w:val="ru-RU"/>
               </w:rPr>
               <w:br/>
-              <w:t>Приговорена: Тройка при ОГПУ 4 ноября 1932 г., обв.:</w:t>
+              <w:t xml:space="preserve">Приговорена: Тройка при ОГПУ 4 ноября 1932 г., </w:t>
+            </w:r>
+            <w:proofErr w:type="spellStart"/>
+            <w:r>
+              <w:rPr>
+                <w:rFonts w:ascii="Arial" w:hAnsi="Arial" w:cs="Arial"/>
+                <w:sz w:val="16"/>
+                <w:szCs w:val="16"/>
+                <w:lang w:val="ru-RU"/>
+              </w:rPr>
+              <w:t>обв</w:t>
+            </w:r>
+            <w:proofErr w:type="spellEnd"/>
+            <w:r>
+              <w:rPr>
+                <w:rFonts w:ascii="Arial" w:hAnsi="Arial" w:cs="Arial"/>
+                <w:sz w:val="16"/>
+                <w:szCs w:val="16"/>
+                <w:lang w:val="ru-RU"/>
+              </w:rPr>
+              <w:t>.:</w:t>
             </w:r>
             <w:r>
               <w:rPr>
@@ -5252,21 +7806,94 @@
               </w:rPr>
               <w:t xml:space="preserve">;  </w:t>
             </w:r>
-            <w:hyperlink r:id="rId25" w:history="1">
-              <w:r>
-                <w:rPr>
-                  <w:rStyle w:val="Hyperlink"/>
-                  <w:rFonts w:ascii="Arial" w:eastAsia="OpenSymbol" w:hAnsi="Arial" w:cs="Arial"/>
-                  <w:b/>
-                  <w:bCs/>
-                  <w:color w:val="auto"/>
-                  <w:sz w:val="16"/>
-                  <w:szCs w:val="16"/>
-                  <w:lang w:val="ru-RU"/>
-                </w:rPr>
-                <w:t>Архивная ссылка</w:t>
-              </w:r>
-            </w:hyperlink>
+            <w:r>
+              <w:fldChar w:fldCharType="begin"/>
+            </w:r>
+            <w:r>
+              <w:instrText>HYPERLINK</w:instrText>
+            </w:r>
+            <w:r>
+              <w:rPr>
+                <w:lang w:val="ru-RU"/>
+              </w:rPr>
+              <w:instrText xml:space="preserve"> "</w:instrText>
+            </w:r>
+            <w:r>
+              <w:instrText>https</w:instrText>
+            </w:r>
+            <w:r>
+              <w:rPr>
+                <w:lang w:val="ru-RU"/>
+              </w:rPr>
+              <w:instrText>://</w:instrText>
+            </w:r>
+            <w:r>
+              <w:instrText>base</w:instrText>
+            </w:r>
+            <w:r>
+              <w:rPr>
+                <w:lang w:val="ru-RU"/>
+              </w:rPr>
+              <w:instrText>.</w:instrText>
+            </w:r>
+            <w:r>
+              <w:instrText>memo</w:instrText>
+            </w:r>
+            <w:r>
+              <w:rPr>
+                <w:lang w:val="ru-RU"/>
+              </w:rPr>
+              <w:instrText>.</w:instrText>
+            </w:r>
+            <w:r>
+              <w:instrText>ru</w:instrText>
+            </w:r>
+            <w:r>
+              <w:rPr>
+                <w:lang w:val="ru-RU"/>
+              </w:rPr>
+              <w:instrText>/</w:instrText>
+            </w:r>
+            <w:r>
+              <w:instrText>person</w:instrText>
+            </w:r>
+            <w:r>
+              <w:rPr>
+                <w:lang w:val="ru-RU"/>
+              </w:rPr>
+              <w:instrText>/</w:instrText>
+            </w:r>
+            <w:r>
+              <w:instrText>show</w:instrText>
+            </w:r>
+            <w:r>
+              <w:rPr>
+                <w:lang w:val="ru-RU"/>
+              </w:rPr>
+              <w:instrText>/993808"</w:instrText>
+            </w:r>
+            <w:r>
+              <w:rPr>
+                <w:rFonts w:hint="eastAsia"/>
+              </w:rPr>
+              <w:fldChar w:fldCharType="separate"/>
+            </w:r>
+            <w:r>
+              <w:rPr>
+                <w:rStyle w:val="Hyperlink"/>
+                <w:rFonts w:ascii="Arial" w:eastAsia="OpenSymbol" w:hAnsi="Arial" w:cs="Arial"/>
+                <w:b/>
+                <w:bCs/>
+                <w:color w:val="auto"/>
+                <w:sz w:val="16"/>
+                <w:szCs w:val="16"/>
+                <w:lang w:val="ru-RU"/>
+              </w:rPr>
+              <w:t>Архивная ссылка</w:t>
+            </w:r>
+            <w:r>
+              <w:fldChar w:fldCharType="end"/>
+            </w:r>
           </w:p>
         </w:tc>
       </w:tr>
@@ -5295,7 +7922,32 @@
                 <w:szCs w:val="16"/>
                 <w:lang w:val="ru-RU"/>
               </w:rPr>
-              <w:t xml:space="preserve">Филина Полина Васильева  29 лет     </w:t>
+              <w:lastRenderedPageBreak/>
+              <w:t xml:space="preserve">Филина Полина </w:t>
+            </w:r>
+            <w:proofErr w:type="gramStart"/>
+            <w:r>
+              <w:rPr>
+                <w:rFonts w:ascii="Arial" w:hAnsi="Arial" w:cs="Arial"/>
+                <w:b/>
+                <w:bCs/>
+                <w:sz w:val="16"/>
+                <w:szCs w:val="16"/>
+                <w:lang w:val="ru-RU"/>
+              </w:rPr>
+              <w:t>Васильева  29</w:t>
+            </w:r>
+            <w:proofErr w:type="gramEnd"/>
+            <w:r>
+              <w:rPr>
+                <w:rFonts w:ascii="Arial" w:hAnsi="Arial" w:cs="Arial"/>
+                <w:b/>
+                <w:bCs/>
+                <w:sz w:val="16"/>
+                <w:szCs w:val="16"/>
+                <w:lang w:val="ru-RU"/>
+              </w:rPr>
+              <w:t xml:space="preserve"> лет     </w:t>
             </w:r>
           </w:p>
           <w:p>
@@ -5316,7 +7968,47 @@
                 <w:szCs w:val="16"/>
                 <w:lang w:val="ru-RU"/>
               </w:rPr>
-              <w:t xml:space="preserve">1903 г.р., м.р.: Московская обл. Машинистка в ОГПУ. прож.: </w:t>
+              <w:t xml:space="preserve">1903 г.р., </w:t>
+            </w:r>
+            <w:proofErr w:type="spellStart"/>
+            <w:r>
+              <w:rPr>
+                <w:rFonts w:ascii="Arial" w:hAnsi="Arial" w:cs="Arial"/>
+                <w:sz w:val="16"/>
+                <w:szCs w:val="16"/>
+                <w:lang w:val="ru-RU"/>
+              </w:rPr>
+              <w:t>м.р</w:t>
+            </w:r>
+            <w:proofErr w:type="spellEnd"/>
+            <w:r>
+              <w:rPr>
+                <w:rFonts w:ascii="Arial" w:hAnsi="Arial" w:cs="Arial"/>
+                <w:sz w:val="16"/>
+                <w:szCs w:val="16"/>
+                <w:lang w:val="ru-RU"/>
+              </w:rPr>
+              <w:t xml:space="preserve">.: Московская обл. Машинистка в ОГПУ. </w:t>
+            </w:r>
+            <w:proofErr w:type="spellStart"/>
+            <w:r>
+              <w:rPr>
+                <w:rFonts w:ascii="Arial" w:hAnsi="Arial" w:cs="Arial"/>
+                <w:sz w:val="16"/>
+                <w:szCs w:val="16"/>
+                <w:lang w:val="ru-RU"/>
+              </w:rPr>
+              <w:t>прож</w:t>
+            </w:r>
+            <w:proofErr w:type="spellEnd"/>
+            <w:r>
+              <w:rPr>
+                <w:rFonts w:ascii="Arial" w:hAnsi="Arial" w:cs="Arial"/>
+                <w:sz w:val="16"/>
+                <w:szCs w:val="16"/>
+                <w:lang w:val="ru-RU"/>
+              </w:rPr>
+              <w:t xml:space="preserve">.: </w:t>
             </w:r>
             <w:r>
               <w:rPr>
@@ -5334,7 +8026,58 @@
                 <w:szCs w:val="16"/>
                 <w:lang w:val="ru-RU"/>
               </w:rPr>
-              <w:t>Александровск-Сах. арестована 01.10.1931. Обвинение: по ст. 58-6 УК РСФСР</w:t>
+              <w:t>Александровск-</w:t>
+            </w:r>
+            <w:proofErr w:type="spellStart"/>
+            <w:r>
+              <w:rPr>
+                <w:rFonts w:ascii="Arial" w:hAnsi="Arial" w:cs="Arial"/>
+                <w:sz w:val="16"/>
+                <w:szCs w:val="16"/>
+                <w:lang w:val="ru-RU"/>
+              </w:rPr>
+              <w:t>Сах</w:t>
+            </w:r>
+            <w:proofErr w:type="spellEnd"/>
+            <w:proofErr w:type="gramStart"/>
+            <w:r>
+              <w:rPr>
+                <w:rFonts w:ascii="Arial" w:hAnsi="Arial" w:cs="Arial"/>
+                <w:sz w:val="16"/>
+                <w:szCs w:val="16"/>
+                <w:lang w:val="ru-RU"/>
+              </w:rPr>
+              <w:t>.</w:t>
+            </w:r>
+            <w:proofErr w:type="gramEnd"/>
+            <w:r>
+              <w:rPr>
+                <w:rFonts w:ascii="Arial" w:hAnsi="Arial" w:cs="Arial"/>
+                <w:sz w:val="16"/>
+                <w:szCs w:val="16"/>
+                <w:lang w:val="ru-RU"/>
+              </w:rPr>
+              <w:t xml:space="preserve"> арестована 01.10.1931. Обвинение: по ст. </w:t>
+            </w:r>
+            <w:proofErr w:type="gramStart"/>
+            <w:r>
+              <w:rPr>
+                <w:rFonts w:ascii="Arial" w:hAnsi="Arial" w:cs="Arial"/>
+                <w:sz w:val="16"/>
+                <w:szCs w:val="16"/>
+                <w:lang w:val="ru-RU"/>
+              </w:rPr>
+              <w:t>58-6</w:t>
+            </w:r>
+            <w:proofErr w:type="gramEnd"/>
+            <w:r>
+              <w:rPr>
+                <w:rFonts w:ascii="Arial" w:hAnsi="Arial" w:cs="Arial"/>
+                <w:sz w:val="16"/>
+                <w:szCs w:val="16"/>
+                <w:lang w:val="ru-RU"/>
+              </w:rPr>
+              <w:t xml:space="preserve"> УК РСФСР</w:t>
             </w:r>
           </w:p>
           <w:p>
@@ -5401,21 +8144,76 @@
               </w:rPr>
               <w:t xml:space="preserve">;  </w:t>
             </w:r>
-            <w:hyperlink r:id="rId26" w:history="1">
-              <w:r>
-                <w:rPr>
-                  <w:rStyle w:val="Hyperlink"/>
-                  <w:rFonts w:ascii="Arial" w:eastAsia="OpenSymbol" w:hAnsi="Arial" w:cs="Arial"/>
-                  <w:b/>
-                  <w:bCs/>
-                  <w:color w:val="auto"/>
-                  <w:sz w:val="16"/>
-                  <w:szCs w:val="16"/>
-                  <w:lang w:val="ru-RU"/>
-                </w:rPr>
-                <w:t>Архивная ссылка</w:t>
-              </w:r>
-            </w:hyperlink>
+            <w:r>
+              <w:fldChar w:fldCharType="begin"/>
+            </w:r>
+            <w:r>
+              <w:instrText>HYPERLINK</w:instrText>
+            </w:r>
+            <w:r>
+              <w:rPr>
+                <w:lang w:val="ru-RU"/>
+              </w:rPr>
+              <w:instrText xml:space="preserve"> "</w:instrText>
+            </w:r>
+            <w:r>
+              <w:instrText>https</w:instrText>
+            </w:r>
+            <w:r>
+              <w:rPr>
+                <w:lang w:val="ru-RU"/>
+              </w:rPr>
+              <w:instrText>://</w:instrText>
+            </w:r>
+            <w:r>
+              <w:instrText>ru</w:instrText>
+            </w:r>
+            <w:r>
+              <w:rPr>
+                <w:lang w:val="ru-RU"/>
+              </w:rPr>
+              <w:instrText>.</w:instrText>
+            </w:r>
+            <w:r>
+              <w:instrText>openlist</w:instrText>
+            </w:r>
+            <w:r>
+              <w:rPr>
+                <w:lang w:val="ru-RU"/>
+              </w:rPr>
+              <w:instrText>.</w:instrText>
+            </w:r>
+            <w:r>
+              <w:instrText>wiki</w:instrText>
+            </w:r>
+            <w:r>
+              <w:rPr>
+                <w:lang w:val="ru-RU"/>
+              </w:rPr>
+              <w:instrText>/Филина_Полина_Васильевна_(1903)"</w:instrText>
+            </w:r>
+            <w:r>
+              <w:rPr>
+                <w:rFonts w:hint="eastAsia"/>
+              </w:rPr>
+              <w:fldChar w:fldCharType="separate"/>
+            </w:r>
+            <w:r>
+              <w:rPr>
+                <w:rStyle w:val="Hyperlink"/>
+                <w:rFonts w:ascii="Arial" w:eastAsia="OpenSymbol" w:hAnsi="Arial" w:cs="Arial"/>
+                <w:b/>
+                <w:bCs/>
+                <w:color w:val="auto"/>
+                <w:sz w:val="16"/>
+                <w:szCs w:val="16"/>
+                <w:lang w:val="ru-RU"/>
+              </w:rPr>
+              <w:t>Архивная ссылка</w:t>
+            </w:r>
+            <w:r>
+              <w:fldChar w:fldCharType="end"/>
+            </w:r>
           </w:p>
         </w:tc>
       </w:tr>
@@ -5453,7 +8251,31 @@
                 <w:szCs w:val="16"/>
                 <w:lang w:val="ru-RU"/>
               </w:rPr>
-              <w:t xml:space="preserve">Яновская Мария Сергеевна  18 лет      </w:t>
+              <w:t xml:space="preserve">Яновская Мария </w:t>
+            </w:r>
+            <w:proofErr w:type="gramStart"/>
+            <w:r>
+              <w:rPr>
+                <w:rFonts w:ascii="Arial" w:hAnsi="Arial" w:cs="Arial"/>
+                <w:b/>
+                <w:bCs/>
+                <w:sz w:val="16"/>
+                <w:szCs w:val="16"/>
+                <w:lang w:val="ru-RU"/>
+              </w:rPr>
+              <w:t>Сергеевна  18</w:t>
+            </w:r>
+            <w:proofErr w:type="gramEnd"/>
+            <w:r>
+              <w:rPr>
+                <w:rFonts w:ascii="Arial" w:hAnsi="Arial" w:cs="Arial"/>
+                <w:b/>
+                <w:bCs/>
+                <w:sz w:val="16"/>
+                <w:szCs w:val="16"/>
+                <w:lang w:val="ru-RU"/>
+              </w:rPr>
+              <w:t xml:space="preserve"> лет      </w:t>
             </w:r>
           </w:p>
           <w:p>
@@ -5481,8 +8303,27 @@
                 <w:szCs w:val="16"/>
                 <w:lang w:val="ru-RU"/>
               </w:rPr>
-              <w:lastRenderedPageBreak/>
-              <w:t xml:space="preserve">1914 г.р., м.р.: Брянская обл., г. Дятьково, </w:t>
+              <w:t xml:space="preserve">1914 г.р., </w:t>
+            </w:r>
+            <w:proofErr w:type="spellStart"/>
+            <w:r>
+              <w:rPr>
+                <w:rFonts w:ascii="Arial" w:hAnsi="Arial" w:cs="Arial"/>
+                <w:sz w:val="16"/>
+                <w:szCs w:val="16"/>
+                <w:lang w:val="ru-RU"/>
+              </w:rPr>
+              <w:t>м.р</w:t>
+            </w:r>
+            <w:proofErr w:type="spellEnd"/>
+            <w:r>
+              <w:rPr>
+                <w:rFonts w:ascii="Arial" w:hAnsi="Arial" w:cs="Arial"/>
+                <w:sz w:val="16"/>
+                <w:szCs w:val="16"/>
+                <w:lang w:val="ru-RU"/>
+              </w:rPr>
+              <w:t xml:space="preserve">.: Брянская обл., г. Дятьково, </w:t>
             </w:r>
             <w:r>
               <w:rPr>
@@ -5500,7 +8341,27 @@
                 <w:szCs w:val="16"/>
                 <w:lang w:val="ru-RU"/>
               </w:rPr>
-              <w:t>, прож.: г. Дятьково</w:t>
+              <w:t xml:space="preserve">, </w:t>
+            </w:r>
+            <w:proofErr w:type="spellStart"/>
+            <w:r>
+              <w:rPr>
+                <w:rFonts w:ascii="Arial" w:hAnsi="Arial" w:cs="Arial"/>
+                <w:sz w:val="16"/>
+                <w:szCs w:val="16"/>
+                <w:lang w:val="ru-RU"/>
+              </w:rPr>
+              <w:t>прож</w:t>
+            </w:r>
+            <w:proofErr w:type="spellEnd"/>
+            <w:r>
+              <w:rPr>
+                <w:rFonts w:ascii="Arial" w:hAnsi="Arial" w:cs="Arial"/>
+                <w:sz w:val="16"/>
+                <w:szCs w:val="16"/>
+                <w:lang w:val="ru-RU"/>
+              </w:rPr>
+              <w:t>.: г. Дятьково</w:t>
             </w:r>
             <w:r>
               <w:rPr>
@@ -5518,7 +8379,27 @@
                 <w:szCs w:val="16"/>
                 <w:lang w:val="ru-RU"/>
               </w:rPr>
-              <w:t>Обвинение: по ст. 58-10 УК РСФСР.</w:t>
+              <w:t xml:space="preserve">Обвинение: по ст. </w:t>
+            </w:r>
+            <w:proofErr w:type="gramStart"/>
+            <w:r>
+              <w:rPr>
+                <w:rFonts w:ascii="Arial" w:hAnsi="Arial" w:cs="Arial"/>
+                <w:sz w:val="16"/>
+                <w:szCs w:val="16"/>
+                <w:lang w:val="ru-RU"/>
+              </w:rPr>
+              <w:t>58-10</w:t>
+            </w:r>
+            <w:proofErr w:type="gramEnd"/>
+            <w:r>
+              <w:rPr>
+                <w:rFonts w:ascii="Arial" w:hAnsi="Arial" w:cs="Arial"/>
+                <w:sz w:val="16"/>
+                <w:szCs w:val="16"/>
+                <w:lang w:val="ru-RU"/>
+              </w:rPr>
+              <w:t xml:space="preserve"> УК РСФСР.</w:t>
             </w:r>
           </w:p>
           <w:p>
@@ -5585,7 +8466,7 @@
               </w:rPr>
               <w:t xml:space="preserve">;  </w:t>
             </w:r>
-            <w:hyperlink r:id="rId27" w:history="1">
+            <w:hyperlink r:id="rId14" w:history="1">
               <w:r>
                 <w:rPr>
                   <w:rStyle w:val="Hyperlink"/>
@@ -5623,7 +8504,7 @@
 </file>
 
 <file path=word/numbering.xml><?xml version="1.0" encoding="utf-8"?>
-<w:numbering xmlns:wpc="http://schemas.microsoft.com/office/word/2010/wordprocessingCanvas" xmlns:cx="http://schemas.microsoft.com/office/drawing/2014/chartex" xmlns:cx1="http://schemas.microsoft.com/office/drawing/2015/9/8/chartex" xmlns:cx2="http://schemas.microsoft.com/office/drawing/2015/10/21/chartex" xmlns:cx3="http://schemas.microsoft.com/office/drawing/2016/5/9/chartex" xmlns:cx4="http://schemas.microsoft.com/office/drawing/2016/5/10/chartex" xmlns:cx5="http://schemas.microsoft.com/office/drawing/2016/5/11/chartex" xmlns:cx6="http://schemas.microsoft.com/office/drawing/2016/5/12/chartex" xmlns:cx7="http://schemas.microsoft.com/office/drawing/2016/5/13/chartex" xmlns:cx8="http://schemas.microsoft.com/office/drawing/2016/5/14/chartex" xmlns:mc="http://schemas.openxmlformats.org/markup-compatibility/2006" xmlns:aink="http://schemas.microsoft.com/office/drawing/2016/ink" xmlns:am3d="http://schemas.microsoft.com/office/drawing/2017/model3d" xmlns:o="urn:schemas-microsoft-com:office:office" xmlns:oel="http://schemas.microsoft.com/office/2019/extlst" xmlns:r="http://schemas.openxmlformats.org/officeDocument/2006/relationships" xmlns:m="http://schemas.openxmlformats.org/officeDocument/2006/math" xmlns:v="urn:schemas-microsoft-com:vml" xmlns:wp14="http://schemas.microsoft.com/office/word/2010/wordprocessingDrawing" xmlns:wp="http://schemas.openxmlformats.org/drawingml/2006/wordprocessingDrawing" xmlns:w10="urn:schemas-microsoft-com:office:word" xmlns:w="http://schemas.openxmlformats.org/wordprocessingml/2006/main" xmlns:w14="http://schemas.microsoft.com/office/word/2010/wordml" xmlns:w15="http://schemas.microsoft.com/office/word/2012/wordml" xmlns:w16cex="http://schemas.microsoft.com/office/word/2018/wordml/cex" xmlns:w16cid="http://schemas.microsoft.com/office/word/2016/wordml/cid" xmlns:w16="http://schemas.microsoft.com/office/word/2018/wordml" xmlns:w16du="http://schemas.microsoft.com/office/word/2023/wordml/word16du" xmlns:w16sdtdh="http://schemas.microsoft.com/office/word/2020/wordml/sdtdatahash" xmlns:w16se="http://schemas.microsoft.com/office/word/2015/wordml/symex" xmlns:wpg="http://schemas.microsoft.com/office/word/2010/wordprocessingGroup" xmlns:wpi="http://schemas.microsoft.com/office/word/2010/wordprocessingInk" xmlns:wne="http://schemas.microsoft.com/office/word/2006/wordml" xmlns:wps="http://schemas.microsoft.com/office/word/2010/wordprocessingShape" mc:Ignorable="w14 w15 w16se w16cid w16 w16cex w16sdtdh w16du wp14">
+<w:numbering xmlns:wpc="http://schemas.microsoft.com/office/word/2010/wordprocessingCanvas" xmlns:cx="http://schemas.microsoft.com/office/drawing/2014/chartex" xmlns:cx1="http://schemas.microsoft.com/office/drawing/2015/9/8/chartex" xmlns:cx2="http://schemas.microsoft.com/office/drawing/2015/10/21/chartex" xmlns:cx3="http://schemas.microsoft.com/office/drawing/2016/5/9/chartex" xmlns:cx4="http://schemas.microsoft.com/office/drawing/2016/5/10/chartex" xmlns:cx5="http://schemas.microsoft.com/office/drawing/2016/5/11/chartex" xmlns:cx6="http://schemas.microsoft.com/office/drawing/2016/5/12/chartex" xmlns:cx7="http://schemas.microsoft.com/office/drawing/2016/5/13/chartex" xmlns:cx8="http://schemas.microsoft.com/office/drawing/2016/5/14/chartex" xmlns:mc="http://schemas.openxmlformats.org/markup-compatibility/2006" xmlns:aink="http://schemas.microsoft.com/office/drawing/2016/ink" xmlns:am3d="http://schemas.microsoft.com/office/drawing/2017/model3d" xmlns:o="urn:schemas-microsoft-com:office:office" xmlns:oel="http://schemas.microsoft.com/office/2019/extlst" xmlns:r="http://schemas.openxmlformats.org/officeDocument/2006/relationships" xmlns:m="http://schemas.openxmlformats.org/officeDocument/2006/math" xmlns:v="urn:schemas-microsoft-com:vml" xmlns:wp14="http://schemas.microsoft.com/office/word/2010/wordprocessingDrawing" xmlns:wp="http://schemas.openxmlformats.org/drawingml/2006/wordprocessingDrawing" xmlns:w10="urn:schemas-microsoft-com:office:word" xmlns:w="http://schemas.openxmlformats.org/wordprocessingml/2006/main" xmlns:w14="http://schemas.microsoft.com/office/word/2010/wordml" xmlns:w15="http://schemas.microsoft.com/office/word/2012/wordml" xmlns:w16cex="http://schemas.microsoft.com/office/word/2018/wordml/cex" xmlns:w16cid="http://schemas.microsoft.com/office/word/2016/wordml/cid" xmlns:w16="http://schemas.microsoft.com/office/word/2018/wordml" xmlns:w16du="http://schemas.microsoft.com/office/word/2023/wordml/word16du" xmlns:w16sdtdh="http://schemas.microsoft.com/office/word/2020/wordml/sdtdatahash" xmlns:w16sdtfl="http://schemas.microsoft.com/office/word/2024/wordml/sdtformatlock" xmlns:w16se="http://schemas.microsoft.com/office/word/2015/wordml/symex" xmlns:wpg="http://schemas.microsoft.com/office/word/2010/wordprocessingGroup" xmlns:wpi="http://schemas.microsoft.com/office/word/2010/wordprocessingInk" xmlns:wne="http://schemas.microsoft.com/office/word/2006/wordml" xmlns:wps="http://schemas.microsoft.com/office/word/2010/wordprocessingShape" mc:Ignorable="w14 w15 w16se w16cid w16 w16cex w16sdtdh w16sdtfl w16du wp14">
   <w:abstractNum w:abstractNumId="0" w15:restartNumberingAfterBreak="0">
     <w:nsid w:val="00000001"/>
     <w:multiLevelType w:val="multilevel"/>
@@ -5754,7 +8635,7 @@
 </file>
 
 <file path=word/styles.xml><?xml version="1.0" encoding="utf-8"?>
-<w:styles xmlns:mc="http://schemas.openxmlformats.org/markup-compatibility/2006" xmlns:r="http://schemas.openxmlformats.org/officeDocument/2006/relationships" xmlns:w="http://schemas.openxmlformats.org/wordprocessingml/2006/main" xmlns:w14="http://schemas.microsoft.com/office/word/2010/wordml" xmlns:w15="http://schemas.microsoft.com/office/word/2012/wordml" xmlns:w16cex="http://schemas.microsoft.com/office/word/2018/wordml/cex" xmlns:w16cid="http://schemas.microsoft.com/office/word/2016/wordml/cid" xmlns:w16="http://schemas.microsoft.com/office/word/2018/wordml" xmlns:w16du="http://schemas.microsoft.com/office/word/2023/wordml/word16du" xmlns:w16sdtdh="http://schemas.microsoft.com/office/word/2020/wordml/sdtdatahash" xmlns:w16se="http://schemas.microsoft.com/office/word/2015/wordml/symex" mc:Ignorable="w14 w15 w16se w16cid w16 w16cex w16sdtdh w16du">
+<w:styles xmlns:mc="http://schemas.openxmlformats.org/markup-compatibility/2006" xmlns:r="http://schemas.openxmlformats.org/officeDocument/2006/relationships" xmlns:w="http://schemas.openxmlformats.org/wordprocessingml/2006/main" xmlns:w14="http://schemas.microsoft.com/office/word/2010/wordml" xmlns:w15="http://schemas.microsoft.com/office/word/2012/wordml" xmlns:w16cex="http://schemas.microsoft.com/office/word/2018/wordml/cex" xmlns:w16cid="http://schemas.microsoft.com/office/word/2016/wordml/cid" xmlns:w16="http://schemas.microsoft.com/office/word/2018/wordml" xmlns:w16du="http://schemas.microsoft.com/office/word/2023/wordml/word16du" xmlns:w16sdtdh="http://schemas.microsoft.com/office/word/2020/wordml/sdtdatahash" xmlns:w16sdtfl="http://schemas.microsoft.com/office/word/2024/wordml/sdtformatlock" xmlns:w16se="http://schemas.microsoft.com/office/word/2015/wordml/symex" mc:Ignorable="w14 w15 w16se w16cid w16 w16cex w16sdtdh w16sdtfl w16du">
   <w:docDefaults>
     <w:rPrDefault>
       <w:rPr>
@@ -6439,6 +9320,891 @@
 </w:styles>
 </file>
 
+<file path=word/charts/chart1.xml><?xml version="1.0" encoding="utf-8"?>
+<c:chartSpace xmlns:c="http://schemas.openxmlformats.org/drawingml/2006/chart" xmlns:a="http://schemas.openxmlformats.org/drawingml/2006/main" xmlns:r="http://schemas.openxmlformats.org/officeDocument/2006/relationships" xmlns:c16r2="http://schemas.microsoft.com/office/drawing/2015/06/chart">
+  <c:date1904 val="0"/>
+  <c:lang val="en-US"/>
+  <c:roundedCorners val="0"/>
+  <mc:AlternateContent xmlns:mc="http://schemas.openxmlformats.org/markup-compatibility/2006">
+    <mc:Choice xmlns:c14="http://schemas.microsoft.com/office/drawing/2007/8/2/chart" Requires="c14">
+      <c14:style val="102"/>
+    </mc:Choice>
+    <mc:Fallback>
+      <c:style val="2"/>
+    </mc:Fallback>
+  </mc:AlternateContent>
+  <c:clrMapOvr bg1="lt1" tx1="dk1" bg2="lt2" tx2="dk2" accent1="accent1" accent2="accent2" accent3="accent3" accent4="accent4" accent5="accent5" accent6="accent6" hlink="hlink" folHlink="folHlink"/>
+  <c:chart>
+    <c:autoTitleDeleted val="1"/>
+    <c:view3D>
+      <c:rotX val="0"/>
+      <c:rotY val="0"/>
+      <c:rAngAx val="0"/>
+    </c:view3D>
+    <c:floor>
+      <c:thickness val="0"/>
+      <c:spPr>
+        <a:noFill/>
+        <a:ln>
+          <a:noFill/>
+        </a:ln>
+        <a:effectLst/>
+        <a:sp3d/>
+      </c:spPr>
+    </c:floor>
+    <c:sideWall>
+      <c:thickness val="0"/>
+      <c:spPr>
+        <a:noFill/>
+        <a:ln>
+          <a:noFill/>
+        </a:ln>
+        <a:effectLst/>
+        <a:sp3d/>
+      </c:spPr>
+    </c:sideWall>
+    <c:backWall>
+      <c:thickness val="0"/>
+      <c:spPr>
+        <a:noFill/>
+        <a:ln>
+          <a:noFill/>
+        </a:ln>
+        <a:effectLst/>
+        <a:sp3d/>
+      </c:spPr>
+    </c:backWall>
+    <c:plotArea>
+      <c:layout>
+        <c:manualLayout>
+          <c:layoutTarget val="inner"/>
+          <c:xMode val="edge"/>
+          <c:yMode val="edge"/>
+          <c:x val="0.1052565386380596"/>
+          <c:y val="5.4547941502098414E-2"/>
+          <c:w val="0.79671484148183869"/>
+          <c:h val="0.73069362440212349"/>
+        </c:manualLayout>
+      </c:layout>
+      <c:bar3DChart>
+        <c:barDir val="col"/>
+        <c:grouping val="clustered"/>
+        <c:varyColors val="0"/>
+        <c:ser>
+          <c:idx val="0"/>
+          <c:order val="0"/>
+          <c:spPr>
+            <a:solidFill>
+              <a:srgbClr val="4472C4"/>
+            </a:solidFill>
+            <a:ln>
+              <a:noFill/>
+            </a:ln>
+            <a:effectLst/>
+            <a:sp3d/>
+          </c:spPr>
+          <c:invertIfNegative val="0"/>
+          <c:dLbls>
+            <c:spPr>
+              <a:noFill/>
+              <a:ln>
+                <a:noFill/>
+              </a:ln>
+              <a:effectLst/>
+            </c:spPr>
+            <c:txPr>
+              <a:bodyPr rot="0" spcFirstLastPara="1" vertOverflow="ellipsis" vert="horz" wrap="square" lIns="38100" tIns="19050" rIns="38100" bIns="19050" anchor="ctr" anchorCtr="1">
+                <a:spAutoFit/>
+              </a:bodyPr>
+              <a:lstStyle/>
+              <a:p>
+                <a:pPr>
+                  <a:defRPr sz="800" b="1" i="0" u="none" strike="noStrike" kern="1200" baseline="0">
+                    <a:solidFill>
+                      <a:sysClr val="windowText" lastClr="000000"/>
+                    </a:solidFill>
+                    <a:latin typeface="Arial" panose="020B0604020202020204" pitchFamily="34" charset="0"/>
+                    <a:ea typeface="+mn-ea"/>
+                    <a:cs typeface="Arial" panose="020B0604020202020204" pitchFamily="34" charset="0"/>
+                  </a:defRPr>
+                </a:pPr>
+                <a:endParaRPr lang="en-US"/>
+              </a:p>
+            </c:txPr>
+            <c:showLegendKey val="0"/>
+            <c:showVal val="1"/>
+            <c:showCatName val="0"/>
+            <c:showSerName val="0"/>
+            <c:showPercent val="0"/>
+            <c:showBubbleSize val="0"/>
+            <c:separator>
+</c:separator>
+            <c:showLeaderLines val="0"/>
+            <c:extLst>
+              <c:ext xmlns:c15="http://schemas.microsoft.com/office/drawing/2012/chart" uri="{CE6537A1-D6FC-4f65-9D91-7224C49458BB}">
+                <c15:showLeaderLines val="1"/>
+                <c15:leaderLines>
+                  <c:spPr>
+                    <a:ln w="9525" cap="flat" cmpd="sng" algn="ctr">
+                      <a:solidFill>
+                        <a:schemeClr val="tx1">
+                          <a:lumMod val="35000"/>
+                          <a:lumOff val="65000"/>
+                        </a:schemeClr>
+                      </a:solidFill>
+                      <a:round/>
+                    </a:ln>
+                    <a:effectLst/>
+                  </c:spPr>
+                </c15:leaderLines>
+              </c:ext>
+            </c:extLst>
+          </c:dLbls>
+          <c:cat>
+            <c:strRef>
+              <c:f>'Расстр-1932'!$A$8:$A$15</c:f>
+              <c:strCache>
+                <c:ptCount val="8"/>
+                <c:pt idx="0">
+                  <c:v>19-20 лет</c:v>
+                </c:pt>
+                <c:pt idx="1">
+                  <c:v>21-25 лет</c:v>
+                </c:pt>
+                <c:pt idx="2">
+                  <c:v>26-30 лет</c:v>
+                </c:pt>
+                <c:pt idx="3">
+                  <c:v>31-35 лет</c:v>
+                </c:pt>
+                <c:pt idx="4">
+                  <c:v>36-40 лет</c:v>
+                </c:pt>
+                <c:pt idx="5">
+                  <c:v>41-45 лет</c:v>
+                </c:pt>
+                <c:pt idx="6">
+                  <c:v>46-50 лет</c:v>
+                </c:pt>
+                <c:pt idx="7">
+                  <c:v>   70   лет</c:v>
+                </c:pt>
+              </c:strCache>
+            </c:strRef>
+          </c:cat>
+          <c:val>
+            <c:numRef>
+              <c:f>'Расстр-1932'!$B$8:$B$15</c:f>
+              <c:numCache>
+                <c:formatCode>General</c:formatCode>
+                <c:ptCount val="8"/>
+                <c:pt idx="0">
+                  <c:v>1</c:v>
+                </c:pt>
+                <c:pt idx="1">
+                  <c:v>3</c:v>
+                </c:pt>
+                <c:pt idx="2">
+                  <c:v>4</c:v>
+                </c:pt>
+                <c:pt idx="3">
+                  <c:v>4</c:v>
+                </c:pt>
+                <c:pt idx="4">
+                  <c:v>2</c:v>
+                </c:pt>
+                <c:pt idx="5">
+                  <c:v>5</c:v>
+                </c:pt>
+                <c:pt idx="6">
+                  <c:v>2</c:v>
+                </c:pt>
+                <c:pt idx="7">
+                  <c:v>1</c:v>
+                </c:pt>
+              </c:numCache>
+            </c:numRef>
+          </c:val>
+          <c:extLst>
+            <c:ext xmlns:c16="http://schemas.microsoft.com/office/drawing/2014/chart" uri="{C3380CC4-5D6E-409C-BE32-E72D297353CC}">
+              <c16:uniqueId val="{00000000-5FBE-4870-8540-87B879F818BD}"/>
+            </c:ext>
+          </c:extLst>
+        </c:ser>
+        <c:dLbls>
+          <c:showLegendKey val="0"/>
+          <c:showVal val="0"/>
+          <c:showCatName val="0"/>
+          <c:showSerName val="0"/>
+          <c:showPercent val="0"/>
+          <c:showBubbleSize val="0"/>
+        </c:dLbls>
+        <c:gapWidth val="83"/>
+        <c:shape val="box"/>
+        <c:axId val="904673775"/>
+        <c:axId val="904655055"/>
+        <c:axId val="0"/>
+      </c:bar3DChart>
+      <c:catAx>
+        <c:axId val="904673775"/>
+        <c:scaling>
+          <c:orientation val="minMax"/>
+        </c:scaling>
+        <c:delete val="0"/>
+        <c:axPos val="b"/>
+        <c:numFmt formatCode="General" sourceLinked="1"/>
+        <c:majorTickMark val="out"/>
+        <c:minorTickMark val="none"/>
+        <c:tickLblPos val="nextTo"/>
+        <c:spPr>
+          <a:noFill/>
+          <a:ln w="9525" cap="flat" cmpd="sng" algn="ctr">
+            <a:solidFill>
+              <a:schemeClr val="tx1">
+                <a:lumMod val="15000"/>
+                <a:lumOff val="85000"/>
+              </a:schemeClr>
+            </a:solidFill>
+            <a:round/>
+          </a:ln>
+          <a:effectLst/>
+        </c:spPr>
+        <c:txPr>
+          <a:bodyPr rot="0" spcFirstLastPara="1" vertOverflow="ellipsis" wrap="square" anchor="ctr" anchorCtr="1"/>
+          <a:lstStyle/>
+          <a:p>
+            <a:pPr>
+              <a:defRPr sz="1000" b="1" i="0" u="none" strike="noStrike" kern="1200" baseline="-10000">
+                <a:solidFill>
+                  <a:sysClr val="windowText" lastClr="000000"/>
+                </a:solidFill>
+                <a:latin typeface="Arial" panose="020B0604020202020204" pitchFamily="34" charset="0"/>
+                <a:ea typeface="+mn-ea"/>
+                <a:cs typeface="+mn-cs"/>
+              </a:defRPr>
+            </a:pPr>
+            <a:endParaRPr lang="en-US"/>
+          </a:p>
+        </c:txPr>
+        <c:crossAx val="904655055"/>
+        <c:crossesAt val="0"/>
+        <c:auto val="0"/>
+        <c:lblAlgn val="ctr"/>
+        <c:lblOffset val="100"/>
+        <c:noMultiLvlLbl val="0"/>
+      </c:catAx>
+      <c:valAx>
+        <c:axId val="904655055"/>
+        <c:scaling>
+          <c:orientation val="minMax"/>
+          <c:max val="5"/>
+          <c:min val="0"/>
+        </c:scaling>
+        <c:delete val="1"/>
+        <c:axPos val="l"/>
+        <c:numFmt formatCode="General" sourceLinked="1"/>
+        <c:majorTickMark val="out"/>
+        <c:minorTickMark val="none"/>
+        <c:tickLblPos val="nextTo"/>
+        <c:crossAx val="904673775"/>
+        <c:crosses val="autoZero"/>
+        <c:crossBetween val="between"/>
+        <c:majorUnit val="1"/>
+        <c:minorUnit val="1"/>
+      </c:valAx>
+      <c:spPr>
+        <a:noFill/>
+        <a:ln>
+          <a:noFill/>
+        </a:ln>
+        <a:effectLst/>
+      </c:spPr>
+    </c:plotArea>
+    <c:plotVisOnly val="1"/>
+    <c:dispBlanksAs val="gap"/>
+    <c:extLst>
+      <c:ext xmlns:c16r3="http://schemas.microsoft.com/office/drawing/2017/03/chart" uri="{56B9EC1D-385E-4148-901F-78D8002777C0}">
+        <c16r3:dataDisplayOptions16>
+          <c16r3:dispNaAsBlank val="1"/>
+        </c16r3:dataDisplayOptions16>
+      </c:ext>
+    </c:extLst>
+    <c:showDLblsOverMax val="0"/>
+  </c:chart>
+  <c:spPr>
+    <a:solidFill>
+      <a:schemeClr val="bg1"/>
+    </a:solidFill>
+    <a:ln w="9525" cap="flat" cmpd="sng" algn="ctr">
+      <a:solidFill>
+        <a:schemeClr val="tx1">
+          <a:lumMod val="15000"/>
+          <a:lumOff val="85000"/>
+        </a:schemeClr>
+      </a:solidFill>
+      <a:round/>
+    </a:ln>
+    <a:effectLst/>
+  </c:spPr>
+  <c:txPr>
+    <a:bodyPr/>
+    <a:lstStyle/>
+    <a:p>
+      <a:pPr>
+        <a:defRPr/>
+      </a:pPr>
+      <a:endParaRPr lang="en-US"/>
+    </a:p>
+  </c:txPr>
+  <c:externalData r:id="rId4">
+    <c:autoUpdate val="0"/>
+  </c:externalData>
+</c:chartSpace>
+</file>
+
+<file path=word/charts/colors1.xml><?xml version="1.0" encoding="utf-8"?>
+<cs:colorStyle xmlns:cs="http://schemas.microsoft.com/office/drawing/2012/chartStyle" xmlns:a="http://schemas.openxmlformats.org/drawingml/2006/main" meth="cycle" id="10">
+  <a:schemeClr val="accent1"/>
+  <a:schemeClr val="accent2"/>
+  <a:schemeClr val="accent3"/>
+  <a:schemeClr val="accent4"/>
+  <a:schemeClr val="accent5"/>
+  <a:schemeClr val="accent6"/>
+  <cs:variation/>
+  <cs:variation>
+    <a:lumMod val="60000"/>
+  </cs:variation>
+  <cs:variation>
+    <a:lumMod val="80000"/>
+    <a:lumOff val="20000"/>
+  </cs:variation>
+  <cs:variation>
+    <a:lumMod val="80000"/>
+  </cs:variation>
+  <cs:variation>
+    <a:lumMod val="60000"/>
+    <a:lumOff val="40000"/>
+  </cs:variation>
+  <cs:variation>
+    <a:lumMod val="50000"/>
+  </cs:variation>
+  <cs:variation>
+    <a:lumMod val="70000"/>
+    <a:lumOff val="30000"/>
+  </cs:variation>
+  <cs:variation>
+    <a:lumMod val="70000"/>
+  </cs:variation>
+  <cs:variation>
+    <a:lumMod val="50000"/>
+    <a:lumOff val="50000"/>
+  </cs:variation>
+</cs:colorStyle>
+</file>
+
+<file path=word/charts/style1.xml><?xml version="1.0" encoding="utf-8"?>
+<cs:chartStyle xmlns:cs="http://schemas.microsoft.com/office/drawing/2012/chartStyle" xmlns:a="http://schemas.openxmlformats.org/drawingml/2006/main" id="332">
+  <cs:axisTitle>
+    <cs:lnRef idx="0"/>
+    <cs:fillRef idx="0"/>
+    <cs:effectRef idx="0"/>
+    <cs:fontRef idx="minor">
+      <a:schemeClr val="tx1">
+        <a:lumMod val="65000"/>
+        <a:lumOff val="35000"/>
+      </a:schemeClr>
+    </cs:fontRef>
+    <cs:defRPr sz="1000" kern="1200"/>
+  </cs:axisTitle>
+  <cs:categoryAxis>
+    <cs:lnRef idx="0"/>
+    <cs:fillRef idx="0"/>
+    <cs:effectRef idx="0"/>
+    <cs:fontRef idx="minor">
+      <a:schemeClr val="tx1">
+        <a:lumMod val="65000"/>
+        <a:lumOff val="35000"/>
+      </a:schemeClr>
+    </cs:fontRef>
+    <cs:spPr>
+      <a:ln w="9525" cap="flat" cmpd="sng" algn="ctr">
+        <a:solidFill>
+          <a:schemeClr val="tx1">
+            <a:lumMod val="15000"/>
+            <a:lumOff val="85000"/>
+          </a:schemeClr>
+        </a:solidFill>
+        <a:round/>
+      </a:ln>
+    </cs:spPr>
+    <cs:defRPr sz="900" kern="1200"/>
+  </cs:categoryAxis>
+  <cs:chartArea mods="allowNoFillOverride allowNoLineOverride">
+    <cs:lnRef idx="0"/>
+    <cs:fillRef idx="0"/>
+    <cs:effectRef idx="0"/>
+    <cs:fontRef idx="minor">
+      <a:schemeClr val="tx1"/>
+    </cs:fontRef>
+    <cs:spPr>
+      <a:solidFill>
+        <a:schemeClr val="bg1"/>
+      </a:solidFill>
+      <a:ln w="9525" cap="flat" cmpd="sng" algn="ctr">
+        <a:solidFill>
+          <a:schemeClr val="tx1">
+            <a:lumMod val="15000"/>
+            <a:lumOff val="85000"/>
+          </a:schemeClr>
+        </a:solidFill>
+        <a:round/>
+      </a:ln>
+    </cs:spPr>
+    <cs:defRPr sz="1000" kern="1200"/>
+  </cs:chartArea>
+  <cs:dataLabel>
+    <cs:lnRef idx="0"/>
+    <cs:fillRef idx="0"/>
+    <cs:effectRef idx="0"/>
+    <cs:fontRef idx="minor">
+      <a:schemeClr val="tx1">
+        <a:lumMod val="75000"/>
+        <a:lumOff val="25000"/>
+      </a:schemeClr>
+    </cs:fontRef>
+    <cs:defRPr sz="900" kern="1200"/>
+  </cs:dataLabel>
+  <cs:dataLabelCallout>
+    <cs:lnRef idx="0"/>
+    <cs:fillRef idx="0"/>
+    <cs:effectRef idx="0"/>
+    <cs:fontRef idx="minor">
+      <a:schemeClr val="dk1">
+        <a:lumMod val="65000"/>
+        <a:lumOff val="35000"/>
+      </a:schemeClr>
+    </cs:fontRef>
+    <cs:spPr>
+      <a:solidFill>
+        <a:schemeClr val="lt1"/>
+      </a:solidFill>
+      <a:ln>
+        <a:solidFill>
+          <a:schemeClr val="dk1">
+            <a:lumMod val="25000"/>
+            <a:lumOff val="75000"/>
+          </a:schemeClr>
+        </a:solidFill>
+      </a:ln>
+    </cs:spPr>
+    <cs:defRPr sz="900" kern="1200"/>
+    <cs:bodyPr rot="0" spcFirstLastPara="1" vertOverflow="clip" horzOverflow="clip" vert="horz" wrap="square" lIns="36576" tIns="18288" rIns="36576" bIns="18288" anchor="ctr" anchorCtr="1">
+      <a:spAutoFit/>
+    </cs:bodyPr>
+  </cs:dataLabelCallout>
+  <cs:dataPoint>
+    <cs:lnRef idx="0"/>
+    <cs:fillRef idx="1">
+      <cs:styleClr val="auto"/>
+    </cs:fillRef>
+    <cs:effectRef idx="0"/>
+    <cs:fontRef idx="minor">
+      <a:schemeClr val="tx1"/>
+    </cs:fontRef>
+  </cs:dataPoint>
+  <cs:dataPoint3D>
+    <cs:lnRef idx="0"/>
+    <cs:fillRef idx="1">
+      <cs:styleClr val="auto"/>
+    </cs:fillRef>
+    <cs:effectRef idx="0"/>
+    <cs:fontRef idx="minor">
+      <a:schemeClr val="tx1"/>
+    </cs:fontRef>
+  </cs:dataPoint3D>
+  <cs:dataPointLine>
+    <cs:lnRef idx="0">
+      <cs:styleClr val="auto"/>
+    </cs:lnRef>
+    <cs:fillRef idx="1"/>
+    <cs:effectRef idx="0"/>
+    <cs:fontRef idx="minor">
+      <a:schemeClr val="tx1"/>
+    </cs:fontRef>
+    <cs:spPr>
+      <a:ln w="28575" cap="rnd">
+        <a:solidFill>
+          <a:schemeClr val="phClr"/>
+        </a:solidFill>
+        <a:round/>
+      </a:ln>
+    </cs:spPr>
+  </cs:dataPointLine>
+  <cs:dataPointMarker>
+    <cs:lnRef idx="0">
+      <cs:styleClr val="auto"/>
+    </cs:lnRef>
+    <cs:fillRef idx="1">
+      <cs:styleClr val="auto"/>
+    </cs:fillRef>
+    <cs:effectRef idx="0"/>
+    <cs:fontRef idx="minor">
+      <a:schemeClr val="tx1"/>
+    </cs:fontRef>
+    <cs:spPr>
+      <a:ln w="9525">
+        <a:solidFill>
+          <a:schemeClr val="phClr"/>
+        </a:solidFill>
+      </a:ln>
+    </cs:spPr>
+  </cs:dataPointMarker>
+  <cs:dataPointMarkerLayout symbol="circle" size="5"/>
+  <cs:dataPointWireframe>
+    <cs:lnRef idx="0">
+      <cs:styleClr val="auto"/>
+    </cs:lnRef>
+    <cs:fillRef idx="1"/>
+    <cs:effectRef idx="0"/>
+    <cs:fontRef idx="minor">
+      <a:schemeClr val="tx1"/>
+    </cs:fontRef>
+    <cs:spPr>
+      <a:ln w="9525" cap="rnd">
+        <a:solidFill>
+          <a:schemeClr val="phClr"/>
+        </a:solidFill>
+        <a:round/>
+      </a:ln>
+    </cs:spPr>
+  </cs:dataPointWireframe>
+  <cs:dataTable>
+    <cs:lnRef idx="0"/>
+    <cs:fillRef idx="0"/>
+    <cs:effectRef idx="0"/>
+    <cs:fontRef idx="minor">
+      <a:schemeClr val="tx1">
+        <a:lumMod val="65000"/>
+        <a:lumOff val="35000"/>
+      </a:schemeClr>
+    </cs:fontRef>
+    <cs:spPr>
+      <a:noFill/>
+      <a:ln w="9525" cap="flat" cmpd="sng" algn="ctr">
+        <a:solidFill>
+          <a:schemeClr val="tx1">
+            <a:lumMod val="15000"/>
+            <a:lumOff val="85000"/>
+          </a:schemeClr>
+        </a:solidFill>
+        <a:round/>
+      </a:ln>
+    </cs:spPr>
+    <cs:defRPr sz="900" kern="1200"/>
+  </cs:dataTable>
+  <cs:downBar>
+    <cs:lnRef idx="0"/>
+    <cs:fillRef idx="0"/>
+    <cs:effectRef idx="0"/>
+    <cs:fontRef idx="minor">
+      <a:schemeClr val="dk1"/>
+    </cs:fontRef>
+    <cs:spPr>
+      <a:solidFill>
+        <a:schemeClr val="dk1">
+          <a:lumMod val="65000"/>
+          <a:lumOff val="35000"/>
+        </a:schemeClr>
+      </a:solidFill>
+      <a:ln w="9525">
+        <a:solidFill>
+          <a:schemeClr val="tx1">
+            <a:lumMod val="65000"/>
+            <a:lumOff val="35000"/>
+          </a:schemeClr>
+        </a:solidFill>
+      </a:ln>
+    </cs:spPr>
+  </cs:downBar>
+  <cs:dropLine>
+    <cs:lnRef idx="0"/>
+    <cs:fillRef idx="0"/>
+    <cs:effectRef idx="0"/>
+    <cs:fontRef idx="minor">
+      <a:schemeClr val="tx1"/>
+    </cs:fontRef>
+    <cs:spPr>
+      <a:ln w="9525" cap="flat" cmpd="sng" algn="ctr">
+        <a:solidFill>
+          <a:schemeClr val="tx1">
+            <a:lumMod val="35000"/>
+            <a:lumOff val="65000"/>
+          </a:schemeClr>
+        </a:solidFill>
+        <a:round/>
+      </a:ln>
+    </cs:spPr>
+  </cs:dropLine>
+  <cs:errorBar>
+    <cs:lnRef idx="0"/>
+    <cs:fillRef idx="0"/>
+    <cs:effectRef idx="0"/>
+    <cs:fontRef idx="minor">
+      <a:schemeClr val="tx1"/>
+    </cs:fontRef>
+    <cs:spPr>
+      <a:ln w="9525" cap="flat" cmpd="sng" algn="ctr">
+        <a:solidFill>
+          <a:schemeClr val="tx1">
+            <a:lumMod val="65000"/>
+            <a:lumOff val="35000"/>
+          </a:schemeClr>
+        </a:solidFill>
+        <a:round/>
+      </a:ln>
+    </cs:spPr>
+  </cs:errorBar>
+  <cs:floor>
+    <cs:lnRef idx="0"/>
+    <cs:fillRef idx="0"/>
+    <cs:effectRef idx="0"/>
+    <cs:fontRef idx="minor">
+      <a:schemeClr val="tx1"/>
+    </cs:fontRef>
+    <cs:spPr>
+      <a:noFill/>
+      <a:ln>
+        <a:noFill/>
+      </a:ln>
+    </cs:spPr>
+  </cs:floor>
+  <cs:gridlineMajor>
+    <cs:lnRef idx="0"/>
+    <cs:fillRef idx="0"/>
+    <cs:effectRef idx="0"/>
+    <cs:fontRef idx="minor">
+      <a:schemeClr val="tx1"/>
+    </cs:fontRef>
+    <cs:spPr>
+      <a:ln w="9525" cap="flat" cmpd="sng" algn="ctr">
+        <a:solidFill>
+          <a:schemeClr val="tx1">
+            <a:lumMod val="15000"/>
+            <a:lumOff val="85000"/>
+          </a:schemeClr>
+        </a:solidFill>
+        <a:round/>
+      </a:ln>
+    </cs:spPr>
+  </cs:gridlineMajor>
+  <cs:gridlineMinor>
+    <cs:lnRef idx="0"/>
+    <cs:fillRef idx="0"/>
+    <cs:effectRef idx="0"/>
+    <cs:fontRef idx="minor">
+      <a:schemeClr val="tx1"/>
+    </cs:fontRef>
+    <cs:spPr>
+      <a:ln w="9525" cap="flat" cmpd="sng" algn="ctr">
+        <a:solidFill>
+          <a:schemeClr val="tx1">
+            <a:lumMod val="5000"/>
+            <a:lumOff val="95000"/>
+          </a:schemeClr>
+        </a:solidFill>
+        <a:round/>
+      </a:ln>
+    </cs:spPr>
+  </cs:gridlineMinor>
+  <cs:hiLoLine>
+    <cs:lnRef idx="0"/>
+    <cs:fillRef idx="0"/>
+    <cs:effectRef idx="0"/>
+    <cs:fontRef idx="minor">
+      <a:schemeClr val="tx1"/>
+    </cs:fontRef>
+    <cs:spPr>
+      <a:ln w="9525" cap="flat" cmpd="sng" algn="ctr">
+        <a:solidFill>
+          <a:schemeClr val="tx1">
+            <a:lumMod val="75000"/>
+            <a:lumOff val="25000"/>
+          </a:schemeClr>
+        </a:solidFill>
+        <a:round/>
+      </a:ln>
+    </cs:spPr>
+  </cs:hiLoLine>
+  <cs:leaderLine>
+    <cs:lnRef idx="0"/>
+    <cs:fillRef idx="0"/>
+    <cs:effectRef idx="0"/>
+    <cs:fontRef idx="minor">
+      <a:schemeClr val="tx1"/>
+    </cs:fontRef>
+    <cs:spPr>
+      <a:ln w="9525" cap="flat" cmpd="sng" algn="ctr">
+        <a:solidFill>
+          <a:schemeClr val="tx1">
+            <a:lumMod val="35000"/>
+            <a:lumOff val="65000"/>
+          </a:schemeClr>
+        </a:solidFill>
+        <a:round/>
+      </a:ln>
+    </cs:spPr>
+  </cs:leaderLine>
+  <cs:legend>
+    <cs:lnRef idx="0"/>
+    <cs:fillRef idx="0"/>
+    <cs:effectRef idx="0"/>
+    <cs:fontRef idx="minor">
+      <a:schemeClr val="tx1">
+        <a:lumMod val="65000"/>
+        <a:lumOff val="35000"/>
+      </a:schemeClr>
+    </cs:fontRef>
+    <cs:defRPr sz="900" kern="1200"/>
+  </cs:legend>
+  <cs:plotArea mods="allowNoFillOverride allowNoLineOverride">
+    <cs:lnRef idx="0"/>
+    <cs:fillRef idx="0"/>
+    <cs:effectRef idx="0"/>
+    <cs:fontRef idx="minor">
+      <a:schemeClr val="tx1"/>
+    </cs:fontRef>
+  </cs:plotArea>
+  <cs:plotArea3D mods="allowNoFillOverride allowNoLineOverride">
+    <cs:lnRef idx="0"/>
+    <cs:fillRef idx="0"/>
+    <cs:effectRef idx="0"/>
+    <cs:fontRef idx="minor">
+      <a:schemeClr val="tx1"/>
+    </cs:fontRef>
+  </cs:plotArea3D>
+  <cs:seriesAxis>
+    <cs:lnRef idx="0"/>
+    <cs:fillRef idx="0"/>
+    <cs:effectRef idx="0"/>
+    <cs:fontRef idx="minor">
+      <a:schemeClr val="tx1">
+        <a:lumMod val="65000"/>
+        <a:lumOff val="35000"/>
+      </a:schemeClr>
+    </cs:fontRef>
+    <cs:defRPr sz="900" kern="1200"/>
+  </cs:seriesAxis>
+  <cs:seriesLine>
+    <cs:lnRef idx="0"/>
+    <cs:fillRef idx="0"/>
+    <cs:effectRef idx="0"/>
+    <cs:fontRef idx="minor">
+      <a:schemeClr val="tx1"/>
+    </cs:fontRef>
+    <cs:spPr>
+      <a:ln w="9525" cap="flat" cmpd="sng" algn="ctr">
+        <a:solidFill>
+          <a:schemeClr val="tx1">
+            <a:lumMod val="35000"/>
+            <a:lumOff val="65000"/>
+          </a:schemeClr>
+        </a:solidFill>
+        <a:round/>
+      </a:ln>
+    </cs:spPr>
+  </cs:seriesLine>
+  <cs:title>
+    <cs:lnRef idx="0"/>
+    <cs:fillRef idx="0"/>
+    <cs:effectRef idx="0"/>
+    <cs:fontRef idx="minor">
+      <a:schemeClr val="tx1">
+        <a:lumMod val="65000"/>
+        <a:lumOff val="35000"/>
+      </a:schemeClr>
+    </cs:fontRef>
+    <cs:defRPr sz="1400" b="0" kern="1200" spc="0" baseline="0"/>
+  </cs:title>
+  <cs:trendline>
+    <cs:lnRef idx="0">
+      <cs:styleClr val="auto"/>
+    </cs:lnRef>
+    <cs:fillRef idx="0"/>
+    <cs:effectRef idx="0"/>
+    <cs:fontRef idx="minor">
+      <a:schemeClr val="tx1"/>
+    </cs:fontRef>
+    <cs:spPr>
+      <a:ln w="19050" cap="rnd">
+        <a:solidFill>
+          <a:schemeClr val="phClr"/>
+        </a:solidFill>
+        <a:prstDash val="sysDot"/>
+      </a:ln>
+    </cs:spPr>
+  </cs:trendline>
+  <cs:trendlineLabel>
+    <cs:lnRef idx="0"/>
+    <cs:fillRef idx="0"/>
+    <cs:effectRef idx="0"/>
+    <cs:fontRef idx="minor">
+      <a:schemeClr val="tx1">
+        <a:lumMod val="65000"/>
+        <a:lumOff val="35000"/>
+      </a:schemeClr>
+    </cs:fontRef>
+    <cs:defRPr sz="900" kern="1200"/>
+  </cs:trendlineLabel>
+  <cs:upBar>
+    <cs:lnRef idx="0"/>
+    <cs:fillRef idx="0"/>
+    <cs:effectRef idx="0"/>
+    <cs:fontRef idx="minor">
+      <a:schemeClr val="dk1"/>
+    </cs:fontRef>
+    <cs:spPr>
+      <a:solidFill>
+        <a:schemeClr val="lt1"/>
+      </a:solidFill>
+      <a:ln w="9525">
+        <a:solidFill>
+          <a:schemeClr val="tx1">
+            <a:lumMod val="15000"/>
+            <a:lumOff val="85000"/>
+          </a:schemeClr>
+        </a:solidFill>
+      </a:ln>
+    </cs:spPr>
+  </cs:upBar>
+  <cs:valueAxis>
+    <cs:lnRef idx="0"/>
+    <cs:fillRef idx="0"/>
+    <cs:effectRef idx="0"/>
+    <cs:fontRef idx="minor">
+      <a:schemeClr val="tx1">
+        <a:lumMod val="65000"/>
+        <a:lumOff val="35000"/>
+      </a:schemeClr>
+    </cs:fontRef>
+    <cs:defRPr sz="900" kern="1200"/>
+  </cs:valueAxis>
+  <cs:wall>
+    <cs:lnRef idx="0"/>
+    <cs:fillRef idx="0"/>
+    <cs:effectRef idx="0"/>
+    <cs:fontRef idx="minor">
+      <a:schemeClr val="tx1"/>
+    </cs:fontRef>
+    <cs:spPr>
+      <a:noFill/>
+      <a:ln>
+        <a:noFill/>
+      </a:ln>
+    </cs:spPr>
+  </cs:wall>
+</cs:chartStyle>
+</file>
+
 <file path=word/theme/theme1.xml><?xml version="1.0" encoding="utf-8"?>
 <a:theme xmlns:a="http://schemas.openxmlformats.org/drawingml/2006/main" name="Office Theme">
   <a:themeElements>
@@ -6734,6 +10500,292 @@
 </a:theme>
 </file>
 
+<file path=word/theme/themeOverride1.xml><?xml version="1.0" encoding="utf-8"?>
+<a:themeOverride xmlns:a="http://schemas.openxmlformats.org/drawingml/2006/main">
+  <a:clrScheme name="Office">
+    <a:dk1>
+      <a:sysClr val="windowText" lastClr="000000"/>
+    </a:dk1>
+    <a:lt1>
+      <a:sysClr val="window" lastClr="FFFFFF"/>
+    </a:lt1>
+    <a:dk2>
+      <a:srgbClr val="44546A"/>
+    </a:dk2>
+    <a:lt2>
+      <a:srgbClr val="E7E6E6"/>
+    </a:lt2>
+    <a:accent1>
+      <a:srgbClr val="4472C4"/>
+    </a:accent1>
+    <a:accent2>
+      <a:srgbClr val="ED7D31"/>
+    </a:accent2>
+    <a:accent3>
+      <a:srgbClr val="A5A5A5"/>
+    </a:accent3>
+    <a:accent4>
+      <a:srgbClr val="FFC000"/>
+    </a:accent4>
+    <a:accent5>
+      <a:srgbClr val="5B9BD5"/>
+    </a:accent5>
+    <a:accent6>
+      <a:srgbClr val="70AD47"/>
+    </a:accent6>
+    <a:hlink>
+      <a:srgbClr val="0563C1"/>
+    </a:hlink>
+    <a:folHlink>
+      <a:srgbClr val="954F72"/>
+    </a:folHlink>
+  </a:clrScheme>
+  <a:fontScheme name="Office">
+    <a:majorFont>
+      <a:latin typeface="Calibri Light" panose="020F0302020204030204"/>
+      <a:ea typeface=""/>
+      <a:cs typeface=""/>
+      <a:font script="Jpan" typeface="游ゴシック Light"/>
+      <a:font script="Hang" typeface="맑은 고딕"/>
+      <a:font script="Hans" typeface="等线 Light"/>
+      <a:font script="Hant" typeface="新細明體"/>
+      <a:font script="Arab" typeface="Times New Roman"/>
+      <a:font script="Hebr" typeface="Times New Roman"/>
+      <a:font script="Thai" typeface="Tahoma"/>
+      <a:font script="Ethi" typeface="Nyala"/>
+      <a:font script="Beng" typeface="Vrinda"/>
+      <a:font script="Gujr" typeface="Shruti"/>
+      <a:font script="Khmr" typeface="MoolBoran"/>
+      <a:font script="Knda" typeface="Tunga"/>
+      <a:font script="Guru" typeface="Raavi"/>
+      <a:font script="Cans" typeface="Euphemia"/>
+      <a:font script="Cher" typeface="Plantagenet Cherokee"/>
+      <a:font script="Yiii" typeface="Microsoft Yi Baiti"/>
+      <a:font script="Tibt" typeface="Microsoft Himalaya"/>
+      <a:font script="Thaa" typeface="MV Boli"/>
+      <a:font script="Deva" typeface="Mangal"/>
+      <a:font script="Telu" typeface="Gautami"/>
+      <a:font script="Taml" typeface="Latha"/>
+      <a:font script="Syrc" typeface="Estrangelo Edessa"/>
+      <a:font script="Orya" typeface="Kalinga"/>
+      <a:font script="Mlym" typeface="Kartika"/>
+      <a:font script="Laoo" typeface="DokChampa"/>
+      <a:font script="Sinh" typeface="Iskoola Pota"/>
+      <a:font script="Mong" typeface="Mongolian Baiti"/>
+      <a:font script="Viet" typeface="Times New Roman"/>
+      <a:font script="Uigh" typeface="Microsoft Uighur"/>
+      <a:font script="Geor" typeface="Sylfaen"/>
+      <a:font script="Armn" typeface="Arial"/>
+      <a:font script="Bugi" typeface="Leelawadee UI"/>
+      <a:font script="Bopo" typeface="Microsoft JhengHei"/>
+      <a:font script="Java" typeface="Javanese Text"/>
+      <a:font script="Lisu" typeface="Segoe UI"/>
+      <a:font script="Mymr" typeface="Myanmar Text"/>
+      <a:font script="Nkoo" typeface="Ebrima"/>
+      <a:font script="Olck" typeface="Nirmala UI"/>
+      <a:font script="Osma" typeface="Ebrima"/>
+      <a:font script="Phag" typeface="Phagspa"/>
+      <a:font script="Syrn" typeface="Estrangelo Edessa"/>
+      <a:font script="Syrj" typeface="Estrangelo Edessa"/>
+      <a:font script="Syre" typeface="Estrangelo Edessa"/>
+      <a:font script="Sora" typeface="Nirmala UI"/>
+      <a:font script="Tale" typeface="Microsoft Tai Le"/>
+      <a:font script="Talu" typeface="Microsoft New Tai Lue"/>
+      <a:font script="Tfng" typeface="Ebrima"/>
+    </a:majorFont>
+    <a:minorFont>
+      <a:latin typeface="Calibri" panose="020F0502020204030204"/>
+      <a:ea typeface=""/>
+      <a:cs typeface=""/>
+      <a:font script="Jpan" typeface="游ゴシック"/>
+      <a:font script="Hang" typeface="맑은 고딕"/>
+      <a:font script="Hans" typeface="等线"/>
+      <a:font script="Hant" typeface="新細明體"/>
+      <a:font script="Arab" typeface="Arial"/>
+      <a:font script="Hebr" typeface="Arial"/>
+      <a:font script="Thai" typeface="Tahoma"/>
+      <a:font script="Ethi" typeface="Nyala"/>
+      <a:font script="Beng" typeface="Vrinda"/>
+      <a:font script="Gujr" typeface="Shruti"/>
+      <a:font script="Khmr" typeface="DaunPenh"/>
+      <a:font script="Knda" typeface="Tunga"/>
+      <a:font script="Guru" typeface="Raavi"/>
+      <a:font script="Cans" typeface="Euphemia"/>
+      <a:font script="Cher" typeface="Plantagenet Cherokee"/>
+      <a:font script="Yiii" typeface="Microsoft Yi Baiti"/>
+      <a:font script="Tibt" typeface="Microsoft Himalaya"/>
+      <a:font script="Thaa" typeface="MV Boli"/>
+      <a:font script="Deva" typeface="Mangal"/>
+      <a:font script="Telu" typeface="Gautami"/>
+      <a:font script="Taml" typeface="Latha"/>
+      <a:font script="Syrc" typeface="Estrangelo Edessa"/>
+      <a:font script="Orya" typeface="Kalinga"/>
+      <a:font script="Mlym" typeface="Kartika"/>
+      <a:font script="Laoo" typeface="DokChampa"/>
+      <a:font script="Sinh" typeface="Iskoola Pota"/>
+      <a:font script="Mong" typeface="Mongolian Baiti"/>
+      <a:font script="Viet" typeface="Arial"/>
+      <a:font script="Uigh" typeface="Microsoft Uighur"/>
+      <a:font script="Geor" typeface="Sylfaen"/>
+      <a:font script="Armn" typeface="Arial"/>
+      <a:font script="Bugi" typeface="Leelawadee UI"/>
+      <a:font script="Bopo" typeface="Microsoft JhengHei"/>
+      <a:font script="Java" typeface="Javanese Text"/>
+      <a:font script="Lisu" typeface="Segoe UI"/>
+      <a:font script="Mymr" typeface="Myanmar Text"/>
+      <a:font script="Nkoo" typeface="Ebrima"/>
+      <a:font script="Olck" typeface="Nirmala UI"/>
+      <a:font script="Osma" typeface="Ebrima"/>
+      <a:font script="Phag" typeface="Phagspa"/>
+      <a:font script="Syrn" typeface="Estrangelo Edessa"/>
+      <a:font script="Syrj" typeface="Estrangelo Edessa"/>
+      <a:font script="Syre" typeface="Estrangelo Edessa"/>
+      <a:font script="Sora" typeface="Nirmala UI"/>
+      <a:font script="Tale" typeface="Microsoft Tai Le"/>
+      <a:font script="Talu" typeface="Microsoft New Tai Lue"/>
+      <a:font script="Tfng" typeface="Ebrima"/>
+    </a:minorFont>
+  </a:fontScheme>
+  <a:fmtScheme name="Office">
+    <a:fillStyleLst>
+      <a:solidFill>
+        <a:schemeClr val="phClr"/>
+      </a:solidFill>
+      <a:gradFill rotWithShape="1">
+        <a:gsLst>
+          <a:gs pos="0">
+            <a:schemeClr val="phClr">
+              <a:lumMod val="110000"/>
+              <a:satMod val="105000"/>
+              <a:tint val="67000"/>
+            </a:schemeClr>
+          </a:gs>
+          <a:gs pos="50000">
+            <a:schemeClr val="phClr">
+              <a:lumMod val="105000"/>
+              <a:satMod val="103000"/>
+              <a:tint val="73000"/>
+            </a:schemeClr>
+          </a:gs>
+          <a:gs pos="100000">
+            <a:schemeClr val="phClr">
+              <a:lumMod val="105000"/>
+              <a:satMod val="109000"/>
+              <a:tint val="81000"/>
+            </a:schemeClr>
+          </a:gs>
+        </a:gsLst>
+        <a:lin ang="5400000" scaled="0"/>
+      </a:gradFill>
+      <a:gradFill rotWithShape="1">
+        <a:gsLst>
+          <a:gs pos="0">
+            <a:schemeClr val="phClr">
+              <a:satMod val="103000"/>
+              <a:lumMod val="102000"/>
+              <a:tint val="94000"/>
+            </a:schemeClr>
+          </a:gs>
+          <a:gs pos="50000">
+            <a:schemeClr val="phClr">
+              <a:satMod val="110000"/>
+              <a:lumMod val="100000"/>
+              <a:shade val="100000"/>
+            </a:schemeClr>
+          </a:gs>
+          <a:gs pos="100000">
+            <a:schemeClr val="phClr">
+              <a:lumMod val="99000"/>
+              <a:satMod val="120000"/>
+              <a:shade val="78000"/>
+            </a:schemeClr>
+          </a:gs>
+        </a:gsLst>
+        <a:lin ang="5400000" scaled="0"/>
+      </a:gradFill>
+    </a:fillStyleLst>
+    <a:lnStyleLst>
+      <a:ln w="6350" cap="flat" cmpd="sng" algn="ctr">
+        <a:solidFill>
+          <a:schemeClr val="phClr"/>
+        </a:solidFill>
+        <a:prstDash val="solid"/>
+        <a:miter lim="800000"/>
+      </a:ln>
+      <a:ln w="12700" cap="flat" cmpd="sng" algn="ctr">
+        <a:solidFill>
+          <a:schemeClr val="phClr"/>
+        </a:solidFill>
+        <a:prstDash val="solid"/>
+        <a:miter lim="800000"/>
+      </a:ln>
+      <a:ln w="19050" cap="flat" cmpd="sng" algn="ctr">
+        <a:solidFill>
+          <a:schemeClr val="phClr"/>
+        </a:solidFill>
+        <a:prstDash val="solid"/>
+        <a:miter lim="800000"/>
+      </a:ln>
+    </a:lnStyleLst>
+    <a:effectStyleLst>
+      <a:effectStyle>
+        <a:effectLst/>
+      </a:effectStyle>
+      <a:effectStyle>
+        <a:effectLst/>
+      </a:effectStyle>
+      <a:effectStyle>
+        <a:effectLst>
+          <a:outerShdw blurRad="57150" dist="19050" dir="5400000" algn="ctr" rotWithShape="0">
+            <a:srgbClr val="000000">
+              <a:alpha val="63000"/>
+            </a:srgbClr>
+          </a:outerShdw>
+        </a:effectLst>
+      </a:effectStyle>
+    </a:effectStyleLst>
+    <a:bgFillStyleLst>
+      <a:solidFill>
+        <a:schemeClr val="phClr"/>
+      </a:solidFill>
+      <a:solidFill>
+        <a:schemeClr val="phClr">
+          <a:tint val="95000"/>
+          <a:satMod val="170000"/>
+        </a:schemeClr>
+      </a:solidFill>
+      <a:gradFill rotWithShape="1">
+        <a:gsLst>
+          <a:gs pos="0">
+            <a:schemeClr val="phClr">
+              <a:tint val="93000"/>
+              <a:satMod val="150000"/>
+              <a:shade val="98000"/>
+              <a:lumMod val="102000"/>
+            </a:schemeClr>
+          </a:gs>
+          <a:gs pos="50000">
+            <a:schemeClr val="phClr">
+              <a:tint val="98000"/>
+              <a:satMod val="130000"/>
+              <a:shade val="90000"/>
+              <a:lumMod val="103000"/>
+            </a:schemeClr>
+          </a:gs>
+          <a:gs pos="100000">
+            <a:schemeClr val="phClr">
+              <a:shade val="63000"/>
+              <a:satMod val="120000"/>
+            </a:schemeClr>
+          </a:gs>
+        </a:gsLst>
+        <a:lin ang="5400000" scaled="0"/>
+      </a:gradFill>
+    </a:bgFillStyleLst>
+  </a:fmtScheme>
+</a:themeOverride>
+</file>
+
 <file path=customXml/item1.xml><?xml version="1.0" encoding="utf-8"?>
 <b:Sources xmlns:b="http://schemas.openxmlformats.org/officeDocument/2006/bibliography" xmlns="http://schemas.openxmlformats.org/officeDocument/2006/bibliography" SelectedStyle="\APASixthEditionOfficeOnline.xsl" StyleName="APA" Version="6"/>
 </file>

--- a/docs/BYYEAR/Расстреляны_1932.docx
+++ b/docs/BYYEAR/Расстреляны_1932.docx
@@ -497,19 +497,8 @@
                 <w:szCs w:val="16"/>
                 <w:lang w:val="ru-RU"/>
               </w:rPr>
-              <w:t xml:space="preserve">максимальное число расстреляно в возрастной группе </w:t>
-            </w:r>
-            <w:proofErr w:type="gramStart"/>
-            <w:r>
-              <w:rPr>
-                <w:rFonts w:ascii="Arial" w:hAnsi="Arial" w:cs="Arial"/>
-                <w:sz w:val="16"/>
-                <w:szCs w:val="16"/>
-                <w:lang w:val="ru-RU"/>
-              </w:rPr>
-              <w:t>41-45</w:t>
-            </w:r>
-            <w:proofErr w:type="gramEnd"/>
+              <w:t>максимальное число расстреляно в возрастной группе 41-45</w:t>
+            </w:r>
             <w:r>
               <w:rPr>
                 <w:rFonts w:ascii="Arial" w:hAnsi="Arial" w:cs="Arial"/>
@@ -733,7 +722,6 @@
               </w:rPr>
               <w:t>Социальная страта/</w:t>
             </w:r>
-            <w:proofErr w:type="gramStart"/>
             <w:r>
               <w:rPr>
                 <w:rFonts w:ascii="Arial" w:hAnsi="Arial" w:cs="Arial"/>
@@ -776,7 +764,6 @@
               </w:rPr>
               <w:t xml:space="preserve"> рабочая</w:t>
             </w:r>
-            <w:proofErr w:type="gramEnd"/>
             <w:r>
               <w:rPr>
                 <w:rFonts w:ascii="Arial" w:hAnsi="Arial" w:cs="Arial"/>
@@ -1206,24 +1193,53 @@
       </w:pPr>
       <w:r>
         <w:rPr>
+          <w:rFonts w:ascii="Arial" w:hAnsi="Arial" w:cs="Arial"/>
           <w:noProof/>
-          <w14:ligatures w14:val="standardContextual"/>
+          <w:sz w:val="16"/>
+          <w:szCs w:val="16"/>
+          <w:lang w:val="ru-RU"/>
         </w:rPr>
         <w:drawing>
-          <wp:inline distT="0" distB="0" distL="0" distR="0" wp14:anchorId="54FC0542" wp14:editId="6362890B">
-            <wp:extent cx="4420913" cy="1760483"/>
-            <wp:effectExtent l="0" t="0" r="17780" b="11430"/>
-            <wp:docPr id="1771022234" name="Chart 1">
-              <a:extLst xmlns:a="http://schemas.openxmlformats.org/drawingml/2006/main">
-                <a:ext uri="{FF2B5EF4-FFF2-40B4-BE49-F238E27FC236}">
-                  <a16:creationId xmlns:a16="http://schemas.microsoft.com/office/drawing/2014/main" id="{C04A05EC-FC3E-4ADC-A32B-60A5B7FF0BF3}"/>
-                </a:ext>
-              </a:extLst>
-            </wp:docPr>
-            <wp:cNvGraphicFramePr/>
+          <wp:inline distT="0" distB="0" distL="0" distR="0" wp14:anchorId="56A74EB8" wp14:editId="574219A2">
+            <wp:extent cx="4432300" cy="1774190"/>
+            <wp:effectExtent l="0" t="0" r="6350" b="0"/>
+            <wp:docPr id="1377646170" name="Picture 1"/>
+            <wp:cNvGraphicFramePr>
+              <a:graphicFrameLocks xmlns:a="http://schemas.openxmlformats.org/drawingml/2006/main" noChangeAspect="1"/>
+            </wp:cNvGraphicFramePr>
             <a:graphic xmlns:a="http://schemas.openxmlformats.org/drawingml/2006/main">
-              <a:graphicData uri="http://schemas.openxmlformats.org/drawingml/2006/chart">
-                <c:chart xmlns:c="http://schemas.openxmlformats.org/drawingml/2006/chart" xmlns:r="http://schemas.openxmlformats.org/officeDocument/2006/relationships" r:id="rId6"/>
+              <a:graphicData uri="http://schemas.openxmlformats.org/drawingml/2006/picture">
+                <pic:pic xmlns:pic="http://schemas.openxmlformats.org/drawingml/2006/picture">
+                  <pic:nvPicPr>
+                    <pic:cNvPr id="0" name="Picture 2"/>
+                    <pic:cNvPicPr>
+                      <a:picLocks noChangeAspect="1" noChangeArrowheads="1"/>
+                    </pic:cNvPicPr>
+                  </pic:nvPicPr>
+                  <pic:blipFill>
+                    <a:blip r:embed="rId6">
+                      <a:extLst>
+                        <a:ext uri="{28A0092B-C50C-407E-A947-70E740481C1C}">
+                          <a14:useLocalDpi xmlns:a14="http://schemas.microsoft.com/office/drawing/2010/main" val="0"/>
+                        </a:ext>
+                      </a:extLst>
+                    </a:blip>
+                    <a:srcRect/>
+                    <a:stretch>
+                      <a:fillRect/>
+                    </a:stretch>
+                  </pic:blipFill>
+                  <pic:spPr bwMode="auto">
+                    <a:xfrm>
+                      <a:off x="0" y="0"/>
+                      <a:ext cx="4432300" cy="1774190"/>
+                    </a:xfrm>
+                    <a:prstGeom prst="rect">
+                      <a:avLst/>
+                    </a:prstGeom>
+                    <a:noFill/>
+                  </pic:spPr>
+                </pic:pic>
               </a:graphicData>
             </a:graphic>
           </wp:inline>
@@ -1340,29 +1356,7 @@
                 <w:szCs w:val="16"/>
                 <w:lang w:val="ru-RU"/>
               </w:rPr>
-              <w:t xml:space="preserve">) </w:t>
-            </w:r>
-            <w:proofErr w:type="gramStart"/>
-            <w:r>
-              <w:rPr>
-                <w:rFonts w:ascii="Arial" w:hAnsi="Arial" w:cs="Arial"/>
-                <w:b/>
-                <w:sz w:val="16"/>
-                <w:szCs w:val="16"/>
-                <w:lang w:val="ru-RU"/>
-              </w:rPr>
-              <w:t>Яковлевна  48</w:t>
-            </w:r>
-            <w:proofErr w:type="gramEnd"/>
-            <w:r>
-              <w:rPr>
-                <w:rFonts w:ascii="Arial" w:hAnsi="Arial" w:cs="Arial"/>
-                <w:b/>
-                <w:sz w:val="16"/>
-                <w:szCs w:val="16"/>
-                <w:lang w:val="ru-RU"/>
-              </w:rPr>
-              <w:t xml:space="preserve"> лет  </w:t>
+              <w:t xml:space="preserve">) Яковлевна  48 лет  </w:t>
             </w:r>
             <w:r>
               <w:rPr>
@@ -1484,482 +1478,7 @@
                 <w:szCs w:val="16"/>
                 <w:lang w:val="ru-RU"/>
               </w:rPr>
-              <w:t xml:space="preserve"> </w:t>
-            </w:r>
-            <w:proofErr w:type="gramStart"/>
-            <w:r>
-              <w:rPr>
-                <w:rFonts w:ascii="Arial" w:hAnsi="Arial" w:cs="Arial"/>
-                <w:b/>
-                <w:bCs/>
-                <w:sz w:val="16"/>
-                <w:szCs w:val="16"/>
-                <w:lang w:val="ru-RU"/>
-              </w:rPr>
-              <w:t xml:space="preserve">Украины;   </w:t>
-            </w:r>
-            <w:proofErr w:type="gramEnd"/>
-            <w:r>
-              <w:fldChar w:fldCharType="begin"/>
-            </w:r>
-            <w:r>
-              <w:instrText>HYPERLINK</w:instrText>
-            </w:r>
-            <w:r>
-              <w:rPr>
-                <w:lang w:val="ru-RU"/>
-              </w:rPr>
-              <w:instrText xml:space="preserve"> "</w:instrText>
-            </w:r>
-            <w:r>
-              <w:instrText>https</w:instrText>
-            </w:r>
-            <w:r>
-              <w:rPr>
-                <w:lang w:val="ru-RU"/>
-              </w:rPr>
-              <w:instrText>://</w:instrText>
-            </w:r>
-            <w:r>
-              <w:instrText>archives</w:instrText>
-            </w:r>
-            <w:r>
-              <w:rPr>
-                <w:lang w:val="ru-RU"/>
-              </w:rPr>
-              <w:instrText>.</w:instrText>
-            </w:r>
-            <w:r>
-              <w:instrText>gov</w:instrText>
-            </w:r>
-            <w:r>
-              <w:rPr>
-                <w:lang w:val="ru-RU"/>
-              </w:rPr>
-              <w:instrText>.</w:instrText>
-            </w:r>
-            <w:r>
-              <w:instrText>ua</w:instrText>
-            </w:r>
-            <w:r>
-              <w:rPr>
-                <w:lang w:val="ru-RU"/>
-              </w:rPr>
-              <w:instrText>/</w:instrText>
-            </w:r>
-            <w:r>
-              <w:instrText>um</w:instrText>
-            </w:r>
-            <w:r>
-              <w:rPr>
-                <w:lang w:val="ru-RU"/>
-              </w:rPr>
-              <w:instrText>.</w:instrText>
-            </w:r>
-            <w:r>
-              <w:instrText>php</w:instrText>
-            </w:r>
-            <w:r>
-              <w:rPr>
-                <w:lang w:val="ru-RU"/>
-              </w:rPr>
-              <w:instrText>?</w:instrText>
-            </w:r>
-            <w:r>
-              <w:instrText>kw</w:instrText>
-            </w:r>
-            <w:r>
-              <w:rPr>
-                <w:lang w:val="ru-RU"/>
-              </w:rPr>
-              <w:instrText>=розстріл&amp;</w:instrText>
-            </w:r>
-            <w:r>
-              <w:instrText>p</w:instrText>
-            </w:r>
-            <w:r>
-              <w:rPr>
-                <w:lang w:val="ru-RU"/>
-              </w:rPr>
-              <w:instrText>=2&amp;</w:instrText>
-            </w:r>
-            <w:r>
-              <w:instrText>a</w:instrText>
-            </w:r>
-            <w:r>
-              <w:rPr>
-                <w:lang w:val="ru-RU"/>
-              </w:rPr>
-              <w:instrText>=23&amp;</w:instrText>
-            </w:r>
-            <w:r>
-              <w:instrText>id</w:instrText>
-            </w:r>
-            <w:r>
-              <w:rPr>
-                <w:lang w:val="ru-RU"/>
-              </w:rPr>
-              <w:instrText>=104978"</w:instrText>
-            </w:r>
-            <w:r>
-              <w:fldChar w:fldCharType="separate"/>
-            </w:r>
-            <w:r>
-              <w:rPr>
-                <w:rStyle w:val="Hyperlink"/>
-                <w:rFonts w:ascii="Arial" w:eastAsia="OpenSymbol" w:hAnsi="Arial" w:cs="Arial"/>
-                <w:b/>
-                <w:bCs/>
-                <w:color w:val="auto"/>
-                <w:sz w:val="16"/>
-                <w:szCs w:val="16"/>
-                <w:lang w:val="ru-RU"/>
-              </w:rPr>
-              <w:t>Архивная ссылка</w:t>
-            </w:r>
-            <w:r>
-              <w:fldChar w:fldCharType="end"/>
-            </w:r>
-          </w:p>
-        </w:tc>
-      </w:tr>
-      <w:tr>
-        <w:tc>
-          <w:tcPr>
-            <w:tcW w:w="10980" w:type="dxa"/>
-            <w:shd w:val="clear" w:color="auto" w:fill="auto"/>
-            <w:vAlign w:val="center"/>
-          </w:tcPr>
-          <w:p>
-            <w:pPr>
-              <w:pStyle w:val="BodyText"/>
-              <w:pBdr>
-                <w:top w:val="none" w:sz="0" w:space="0" w:color="000000"/>
-                <w:left w:val="none" w:sz="0" w:space="0" w:color="000000"/>
-                <w:bottom w:val="none" w:sz="0" w:space="0" w:color="000000"/>
-                <w:right w:val="none" w:sz="0" w:space="0" w:color="000000"/>
-              </w:pBdr>
-              <w:spacing w:after="0" w:line="240" w:lineRule="auto"/>
-              <w:rPr>
-                <w:rFonts w:ascii="Arial" w:hAnsi="Arial" w:cs="Arial"/>
-                <w:sz w:val="16"/>
-                <w:szCs w:val="16"/>
-                <w:lang w:val="ru-RU"/>
-              </w:rPr>
-            </w:pPr>
-            <w:r>
-              <w:rPr>
-                <w:rFonts w:ascii="Arial" w:hAnsi="Arial" w:cs="Arial"/>
-                <w:b/>
-                <w:sz w:val="16"/>
-                <w:szCs w:val="16"/>
-                <w:lang w:val="ru-RU"/>
-              </w:rPr>
-              <w:t xml:space="preserve">Баскакова Анастасия </w:t>
-            </w:r>
-            <w:proofErr w:type="gramStart"/>
-            <w:r>
-              <w:rPr>
-                <w:rFonts w:ascii="Arial" w:hAnsi="Arial" w:cs="Arial"/>
-                <w:b/>
-                <w:sz w:val="16"/>
-                <w:szCs w:val="16"/>
-                <w:lang w:val="ru-RU"/>
-              </w:rPr>
-              <w:t>Ивановна  45</w:t>
-            </w:r>
-            <w:proofErr w:type="gramEnd"/>
-            <w:r>
-              <w:rPr>
-                <w:rFonts w:ascii="Arial" w:hAnsi="Arial" w:cs="Arial"/>
-                <w:b/>
-                <w:sz w:val="16"/>
-                <w:szCs w:val="16"/>
-                <w:lang w:val="ru-RU"/>
-              </w:rPr>
-              <w:t xml:space="preserve"> лет  </w:t>
-            </w:r>
-            <w:r>
-              <w:rPr>
-                <w:rFonts w:ascii="Arial" w:hAnsi="Arial" w:cs="Arial"/>
-                <w:b/>
-                <w:sz w:val="16"/>
-                <w:szCs w:val="16"/>
-                <w:lang w:val="ru-RU"/>
-              </w:rPr>
-              <w:t xml:space="preserve">  </w:t>
-            </w:r>
-          </w:p>
-          <w:p>
-            <w:pPr>
-              <w:pStyle w:val="BodyText"/>
-              <w:pBdr>
-                <w:top w:val="none" w:sz="0" w:space="0" w:color="000000"/>
-                <w:left w:val="none" w:sz="0" w:space="0" w:color="000000"/>
-                <w:bottom w:val="none" w:sz="0" w:space="0" w:color="000000"/>
-                <w:right w:val="none" w:sz="0" w:space="0" w:color="000000"/>
-              </w:pBdr>
-              <w:spacing w:after="0" w:line="240" w:lineRule="auto"/>
-              <w:rPr>
-                <w:rFonts w:ascii="Arial" w:hAnsi="Arial" w:cs="Arial"/>
-                <w:sz w:val="16"/>
-                <w:szCs w:val="16"/>
-                <w:lang w:val="ru-RU"/>
-              </w:rPr>
-            </w:pPr>
-            <w:r>
-              <w:rPr>
-                <w:rFonts w:ascii="Arial" w:hAnsi="Arial" w:cs="Arial"/>
-                <w:sz w:val="16"/>
-                <w:szCs w:val="16"/>
-                <w:lang w:val="ru-RU"/>
-              </w:rPr>
-              <w:t>Родилась</w:t>
-            </w:r>
-            <w:r>
-              <w:rPr>
-                <w:rFonts w:ascii="Arial" w:hAnsi="Arial" w:cs="Arial"/>
-                <w:sz w:val="16"/>
-                <w:szCs w:val="16"/>
-              </w:rPr>
-              <w:t> </w:t>
-            </w:r>
-            <w:r>
-              <w:rPr>
-                <w:rFonts w:ascii="Arial" w:hAnsi="Arial" w:cs="Arial"/>
-                <w:sz w:val="16"/>
-                <w:szCs w:val="16"/>
-                <w:lang w:val="ru-RU"/>
-              </w:rPr>
-              <w:t xml:space="preserve">в 1887 г., Костромская губ.; русская; образование начальное; б/п; работница в кролиководческом хозяйстве </w:t>
-            </w:r>
-            <w:proofErr w:type="spellStart"/>
-            <w:r>
-              <w:rPr>
-                <w:rFonts w:ascii="Arial" w:hAnsi="Arial" w:cs="Arial"/>
-                <w:sz w:val="16"/>
-                <w:szCs w:val="16"/>
-                <w:lang w:val="ru-RU"/>
-              </w:rPr>
-              <w:t>коопхоза</w:t>
-            </w:r>
-            <w:proofErr w:type="spellEnd"/>
-            <w:r>
-              <w:rPr>
-                <w:rFonts w:ascii="Arial" w:hAnsi="Arial" w:cs="Arial"/>
-                <w:sz w:val="16"/>
-                <w:szCs w:val="16"/>
-                <w:lang w:val="ru-RU"/>
-              </w:rPr>
-              <w:t xml:space="preserve">. </w:t>
-            </w:r>
-            <w:proofErr w:type="spellStart"/>
-            <w:r>
-              <w:rPr>
-                <w:rFonts w:ascii="Arial" w:hAnsi="Arial" w:cs="Arial"/>
-                <w:sz w:val="16"/>
-                <w:szCs w:val="16"/>
-                <w:lang w:val="ru-RU"/>
-              </w:rPr>
-              <w:t>Прож</w:t>
-            </w:r>
-            <w:proofErr w:type="spellEnd"/>
-            <w:r>
-              <w:rPr>
-                <w:rFonts w:ascii="Arial" w:hAnsi="Arial" w:cs="Arial"/>
-                <w:sz w:val="16"/>
-                <w:szCs w:val="16"/>
-                <w:lang w:val="ru-RU"/>
-              </w:rPr>
-              <w:t>.:</w:t>
-            </w:r>
-            <w:r>
-              <w:rPr>
-                <w:rFonts w:ascii="Arial" w:hAnsi="Arial" w:cs="Arial"/>
-                <w:sz w:val="16"/>
-                <w:szCs w:val="16"/>
-              </w:rPr>
-              <w:t> </w:t>
-            </w:r>
-            <w:r>
-              <w:rPr>
-                <w:rFonts w:ascii="Arial" w:hAnsi="Arial" w:cs="Arial"/>
-                <w:sz w:val="16"/>
-                <w:szCs w:val="16"/>
-                <w:lang w:val="ru-RU"/>
-              </w:rPr>
-              <w:t xml:space="preserve">г. Владивосток.  Арестована 15 августа 1932 г.  Приговорена: Тройка при ОГПУ 4 ноября 1932 г., </w:t>
-            </w:r>
-            <w:proofErr w:type="spellStart"/>
-            <w:r>
-              <w:rPr>
-                <w:rFonts w:ascii="Arial" w:hAnsi="Arial" w:cs="Arial"/>
-                <w:sz w:val="16"/>
-                <w:szCs w:val="16"/>
-                <w:lang w:val="ru-RU"/>
-              </w:rPr>
-              <w:t>обв</w:t>
-            </w:r>
-            <w:proofErr w:type="spellEnd"/>
-            <w:r>
-              <w:rPr>
-                <w:rFonts w:ascii="Arial" w:hAnsi="Arial" w:cs="Arial"/>
-                <w:sz w:val="16"/>
-                <w:szCs w:val="16"/>
-                <w:lang w:val="ru-RU"/>
-              </w:rPr>
-              <w:t>.:</w:t>
-            </w:r>
-            <w:r>
-              <w:rPr>
-                <w:rFonts w:ascii="Arial" w:hAnsi="Arial" w:cs="Arial"/>
-                <w:sz w:val="16"/>
-                <w:szCs w:val="16"/>
-              </w:rPr>
-              <w:t> </w:t>
-            </w:r>
-            <w:r>
-              <w:rPr>
-                <w:rFonts w:ascii="Arial" w:hAnsi="Arial" w:cs="Arial"/>
-                <w:sz w:val="16"/>
-                <w:szCs w:val="16"/>
-                <w:lang w:val="ru-RU"/>
-              </w:rPr>
-              <w:t>в а/с деятельности.</w:t>
-            </w:r>
-            <w:r>
-              <w:rPr>
-                <w:rFonts w:ascii="Arial" w:hAnsi="Arial" w:cs="Arial"/>
-                <w:sz w:val="16"/>
-                <w:szCs w:val="16"/>
-                <w:lang w:val="ru-RU"/>
-              </w:rPr>
-              <w:t xml:space="preserve"> (</w:t>
-            </w:r>
-            <w:r>
-              <w:rPr>
-                <w:rFonts w:ascii="Arial" w:hAnsi="Arial" w:cs="Arial"/>
-                <w:sz w:val="16"/>
-                <w:szCs w:val="16"/>
-                <w:lang w:val="ru-RU"/>
-              </w:rPr>
-              <w:t>Одновременно расстре</w:t>
-            </w:r>
-            <w:r>
-              <w:rPr>
-                <w:rFonts w:ascii="Arial" w:hAnsi="Arial" w:cs="Arial"/>
-                <w:sz w:val="16"/>
-                <w:szCs w:val="16"/>
-                <w:lang w:val="ru-RU"/>
-              </w:rPr>
-              <w:t>л</w:t>
-            </w:r>
-            <w:r>
-              <w:rPr>
-                <w:rFonts w:ascii="Arial" w:hAnsi="Arial" w:cs="Arial"/>
-                <w:sz w:val="16"/>
-                <w:szCs w:val="16"/>
-                <w:lang w:val="ru-RU"/>
-              </w:rPr>
-              <w:t xml:space="preserve">яна </w:t>
-            </w:r>
-            <w:r>
-              <w:rPr>
-                <w:rFonts w:ascii="Arial" w:hAnsi="Arial" w:cs="Arial"/>
-                <w:sz w:val="16"/>
-                <w:szCs w:val="16"/>
-                <w:lang w:val="ru-RU"/>
-              </w:rPr>
-              <w:t>п</w:t>
-            </w:r>
-            <w:r>
-              <w:rPr>
-                <w:rFonts w:ascii="Arial" w:hAnsi="Arial" w:cs="Arial"/>
-                <w:sz w:val="16"/>
-                <w:szCs w:val="16"/>
-                <w:lang w:val="ru-RU"/>
-              </w:rPr>
-              <w:t xml:space="preserve">редположительно ее сестра </w:t>
-            </w:r>
-            <w:r>
-              <w:rPr>
-                <w:rFonts w:ascii="Arial" w:hAnsi="Arial" w:cs="Arial"/>
-                <w:bCs/>
-                <w:sz w:val="16"/>
-                <w:szCs w:val="16"/>
-                <w:lang w:val="ru-RU"/>
-              </w:rPr>
-              <w:t>Баскакова Елена Сергеевна</w:t>
-            </w:r>
-            <w:r>
-              <w:rPr>
-                <w:rFonts w:ascii="Arial" w:hAnsi="Arial" w:cs="Arial"/>
-                <w:bCs/>
-                <w:sz w:val="16"/>
-                <w:szCs w:val="16"/>
-                <w:lang w:val="ru-RU"/>
-              </w:rPr>
-              <w:t>)</w:t>
-            </w:r>
-            <w:r>
-              <w:rPr>
-                <w:rFonts w:ascii="Arial" w:hAnsi="Arial" w:cs="Arial"/>
-                <w:bCs/>
-                <w:sz w:val="16"/>
-                <w:szCs w:val="16"/>
-                <w:lang w:val="ru-RU"/>
-              </w:rPr>
-              <w:t xml:space="preserve"> </w:t>
-            </w:r>
-            <w:r>
-              <w:rPr>
-                <w:rFonts w:ascii="Arial" w:hAnsi="Arial" w:cs="Arial"/>
-                <w:sz w:val="16"/>
-                <w:szCs w:val="16"/>
-                <w:lang w:val="ru-RU"/>
-              </w:rPr>
-              <w:t>Приговор: ВМН. Реабилитирована 24 февраля 1961 г. постановлением Президиума Приморского краевого суда</w:t>
-            </w:r>
-          </w:p>
-          <w:p>
-            <w:pPr>
-              <w:pStyle w:val="BodyText"/>
-              <w:pBdr>
-                <w:top w:val="none" w:sz="0" w:space="0" w:color="000000"/>
-                <w:left w:val="none" w:sz="0" w:space="0" w:color="000000"/>
-                <w:bottom w:val="none" w:sz="0" w:space="0" w:color="000000"/>
-                <w:right w:val="none" w:sz="0" w:space="0" w:color="000000"/>
-              </w:pBdr>
-              <w:spacing w:after="0" w:line="240" w:lineRule="auto"/>
-              <w:rPr>
-                <w:rFonts w:ascii="Arial" w:hAnsi="Arial" w:cs="Arial"/>
-                <w:b/>
-                <w:sz w:val="16"/>
-                <w:szCs w:val="16"/>
-                <w:lang w:val="ru-RU"/>
-              </w:rPr>
-            </w:pPr>
-            <w:r>
-              <w:rPr>
-                <w:rFonts w:ascii="Arial" w:hAnsi="Arial" w:cs="Arial"/>
-                <w:b/>
-                <w:bCs/>
-                <w:sz w:val="16"/>
-                <w:szCs w:val="16"/>
-                <w:lang w:val="ru-RU"/>
-              </w:rPr>
-              <w:t>Источник: База данных о жертвах репрессий Приморского края</w:t>
-            </w:r>
-            <w:r>
-              <w:rPr>
-                <w:rFonts w:ascii="Arial" w:hAnsi="Arial" w:cs="Arial"/>
-                <w:b/>
-                <w:bCs/>
-                <w:sz w:val="16"/>
-                <w:szCs w:val="16"/>
-                <w:lang w:val="ru-RU"/>
-              </w:rPr>
-              <w:t xml:space="preserve">;  </w:t>
+              <w:t xml:space="preserve"> Украины;   </w:t>
             </w:r>
             <w:hyperlink r:id="rId7" w:history="1">
               <w:r>
@@ -2011,29 +1530,7 @@
                 <w:szCs w:val="16"/>
                 <w:lang w:val="ru-RU"/>
               </w:rPr>
-              <w:t xml:space="preserve">Баскакова Елена </w:t>
-            </w:r>
-            <w:proofErr w:type="gramStart"/>
-            <w:r>
-              <w:rPr>
-                <w:rFonts w:ascii="Arial" w:hAnsi="Arial" w:cs="Arial"/>
-                <w:b/>
-                <w:sz w:val="16"/>
-                <w:szCs w:val="16"/>
-                <w:lang w:val="ru-RU"/>
-              </w:rPr>
-              <w:t>Сергеевна  31</w:t>
-            </w:r>
-            <w:proofErr w:type="gramEnd"/>
-            <w:r>
-              <w:rPr>
-                <w:rFonts w:ascii="Arial" w:hAnsi="Arial" w:cs="Arial"/>
-                <w:b/>
-                <w:sz w:val="16"/>
-                <w:szCs w:val="16"/>
-                <w:lang w:val="ru-RU"/>
-              </w:rPr>
-              <w:t xml:space="preserve"> год  </w:t>
+              <w:t xml:space="preserve">Баскакова Анастасия Ивановна  45 лет  </w:t>
             </w:r>
             <w:r>
               <w:rPr>
@@ -2087,25 +1584,7 @@
                 <w:szCs w:val="16"/>
                 <w:lang w:val="ru-RU"/>
               </w:rPr>
-              <w:t>в 1901 г., г. Костром</w:t>
-            </w:r>
-            <w:r>
-              <w:rPr>
-                <w:rFonts w:ascii="Arial" w:hAnsi="Arial" w:cs="Arial"/>
-                <w:sz w:val="16"/>
-                <w:szCs w:val="16"/>
-                <w:lang w:val="ru-RU"/>
-              </w:rPr>
-              <w:t>а</w:t>
-            </w:r>
-            <w:r>
-              <w:rPr>
-                <w:rFonts w:ascii="Arial" w:hAnsi="Arial" w:cs="Arial"/>
-                <w:sz w:val="16"/>
-                <w:szCs w:val="16"/>
-                <w:lang w:val="ru-RU"/>
-              </w:rPr>
-              <w:t xml:space="preserve">; русская; образование среднее; б/п; работница в кролиководческом хозяйстве </w:t>
+              <w:t xml:space="preserve">в 1887 г., Костромская губ.; русская; образование начальное; б/п; работница в кролиководческом хозяйстве </w:t>
             </w:r>
             <w:proofErr w:type="spellStart"/>
             <w:r>
@@ -2208,7 +1687,52 @@
                 <w:szCs w:val="16"/>
                 <w:lang w:val="ru-RU"/>
               </w:rPr>
-              <w:t xml:space="preserve"> (Одновременно расстреляна предположительно ее сестра </w:t>
+              <w:t xml:space="preserve"> (</w:t>
+            </w:r>
+            <w:r>
+              <w:rPr>
+                <w:rFonts w:ascii="Arial" w:hAnsi="Arial" w:cs="Arial"/>
+                <w:sz w:val="16"/>
+                <w:szCs w:val="16"/>
+                <w:lang w:val="ru-RU"/>
+              </w:rPr>
+              <w:t>Одновременно расстре</w:t>
+            </w:r>
+            <w:r>
+              <w:rPr>
+                <w:rFonts w:ascii="Arial" w:hAnsi="Arial" w:cs="Arial"/>
+                <w:sz w:val="16"/>
+                <w:szCs w:val="16"/>
+                <w:lang w:val="ru-RU"/>
+              </w:rPr>
+              <w:t>л</w:t>
+            </w:r>
+            <w:r>
+              <w:rPr>
+                <w:rFonts w:ascii="Arial" w:hAnsi="Arial" w:cs="Arial"/>
+                <w:sz w:val="16"/>
+                <w:szCs w:val="16"/>
+                <w:lang w:val="ru-RU"/>
+              </w:rPr>
+              <w:t xml:space="preserve">яна </w:t>
+            </w:r>
+            <w:r>
+              <w:rPr>
+                <w:rFonts w:ascii="Arial" w:hAnsi="Arial" w:cs="Arial"/>
+                <w:sz w:val="16"/>
+                <w:szCs w:val="16"/>
+                <w:lang w:val="ru-RU"/>
+              </w:rPr>
+              <w:t>п</w:t>
+            </w:r>
+            <w:r>
+              <w:rPr>
+                <w:rFonts w:ascii="Arial" w:hAnsi="Arial" w:cs="Arial"/>
+                <w:sz w:val="16"/>
+                <w:szCs w:val="16"/>
+                <w:lang w:val="ru-RU"/>
+              </w:rPr>
+              <w:t xml:space="preserve">редположительно ее сестра </w:t>
             </w:r>
             <w:r>
               <w:rPr>
@@ -2218,7 +1742,7 @@
                 <w:szCs w:val="16"/>
                 <w:lang w:val="ru-RU"/>
               </w:rPr>
-              <w:t xml:space="preserve">Баскакова Анастасия </w:t>
+              <w:t>Баскакова Елена Сергеевна</w:t>
             </w:r>
             <w:r>
               <w:rPr>
@@ -2228,17 +1752,7 @@
                 <w:szCs w:val="16"/>
                 <w:lang w:val="ru-RU"/>
               </w:rPr>
-              <w:t>Ивано</w:t>
-            </w:r>
-            <w:r>
-              <w:rPr>
-                <w:rFonts w:ascii="Arial" w:hAnsi="Arial" w:cs="Arial"/>
-                <w:bCs/>
-                <w:sz w:val="16"/>
-                <w:szCs w:val="16"/>
-                <w:lang w:val="ru-RU"/>
-              </w:rPr>
-              <w:t>вна)</w:t>
+              <w:t>)</w:t>
             </w:r>
             <w:r>
               <w:rPr>
@@ -2300,21 +1814,76 @@
               </w:rPr>
               <w:t xml:space="preserve">;  </w:t>
             </w:r>
-            <w:hyperlink r:id="rId8" w:history="1">
-              <w:r>
-                <w:rPr>
-                  <w:rStyle w:val="Hyperlink"/>
-                  <w:rFonts w:ascii="Arial" w:eastAsia="OpenSymbol" w:hAnsi="Arial" w:cs="Arial"/>
-                  <w:b/>
-                  <w:bCs/>
-                  <w:color w:val="auto"/>
-                  <w:sz w:val="16"/>
-                  <w:szCs w:val="16"/>
-                  <w:lang w:val="ru-RU"/>
-                </w:rPr>
-                <w:t>Архивная ссылка</w:t>
-              </w:r>
-            </w:hyperlink>
+            <w:r>
+              <w:fldChar w:fldCharType="begin"/>
+            </w:r>
+            <w:r>
+              <w:instrText>HYPERLINK</w:instrText>
+            </w:r>
+            <w:r>
+              <w:rPr>
+                <w:lang w:val="ru-RU"/>
+              </w:rPr>
+              <w:instrText xml:space="preserve"> "</w:instrText>
+            </w:r>
+            <w:r>
+              <w:instrText>https</w:instrText>
+            </w:r>
+            <w:r>
+              <w:rPr>
+                <w:lang w:val="ru-RU"/>
+              </w:rPr>
+              <w:instrText>://</w:instrText>
+            </w:r>
+            <w:r>
+              <w:instrText>ru</w:instrText>
+            </w:r>
+            <w:r>
+              <w:rPr>
+                <w:lang w:val="ru-RU"/>
+              </w:rPr>
+              <w:instrText>.</w:instrText>
+            </w:r>
+            <w:r>
+              <w:instrText>openlist</w:instrText>
+            </w:r>
+            <w:r>
+              <w:rPr>
+                <w:lang w:val="ru-RU"/>
+              </w:rPr>
+              <w:instrText>.</w:instrText>
+            </w:r>
+            <w:r>
+              <w:instrText>wiki</w:instrText>
+            </w:r>
+            <w:r>
+              <w:rPr>
+                <w:lang w:val="ru-RU"/>
+              </w:rPr>
+              <w:instrText>/Баскакова_Анастасия_Ивановна_(1887)"</w:instrText>
+            </w:r>
+            <w:r>
+              <w:rPr>
+                <w:rFonts w:hint="eastAsia"/>
+              </w:rPr>
+              <w:fldChar w:fldCharType="separate"/>
+            </w:r>
+            <w:r>
+              <w:rPr>
+                <w:rStyle w:val="Hyperlink"/>
+                <w:rFonts w:ascii="Arial" w:eastAsia="OpenSymbol" w:hAnsi="Arial" w:cs="Arial"/>
+                <w:b/>
+                <w:bCs/>
+                <w:color w:val="auto"/>
+                <w:sz w:val="16"/>
+                <w:szCs w:val="16"/>
+                <w:lang w:val="ru-RU"/>
+              </w:rPr>
+              <w:t>Архивная ссылка</w:t>
+            </w:r>
+            <w:r>
+              <w:fldChar w:fldCharType="end"/>
+            </w:r>
           </w:p>
         </w:tc>
       </w:tr>
@@ -2334,7 +1903,6 @@
                 <w:bottom w:val="none" w:sz="0" w:space="0" w:color="000000"/>
                 <w:right w:val="none" w:sz="0" w:space="0" w:color="000000"/>
               </w:pBdr>
-              <w:snapToGrid w:val="0"/>
               <w:spacing w:after="0" w:line="240" w:lineRule="auto"/>
               <w:rPr>
                 <w:rFonts w:ascii="Arial" w:hAnsi="Arial" w:cs="Arial"/>
@@ -2343,53 +1911,25 @@
                 <w:lang w:val="ru-RU"/>
               </w:rPr>
             </w:pPr>
-            <w:proofErr w:type="spellStart"/>
-            <w:r>
-              <w:rPr>
-                <w:rFonts w:ascii="Arial" w:hAnsi="Arial" w:cs="Arial"/>
-                <w:b/>
-                <w:bCs/>
-                <w:sz w:val="16"/>
-                <w:szCs w:val="16"/>
-                <w:lang w:val="ru-RU"/>
-              </w:rPr>
-              <w:t>Гринфельдт</w:t>
-            </w:r>
-            <w:proofErr w:type="spellEnd"/>
-            <w:r>
-              <w:rPr>
-                <w:rFonts w:ascii="Arial" w:hAnsi="Arial" w:cs="Arial"/>
-                <w:b/>
-                <w:bCs/>
-                <w:sz w:val="16"/>
-                <w:szCs w:val="16"/>
-                <w:lang w:val="ru-RU"/>
-              </w:rPr>
-              <w:t xml:space="preserve"> Нина </w:t>
-            </w:r>
-            <w:proofErr w:type="gramStart"/>
-            <w:r>
-              <w:rPr>
-                <w:rFonts w:ascii="Arial" w:hAnsi="Arial" w:cs="Arial"/>
-                <w:b/>
-                <w:bCs/>
-                <w:sz w:val="16"/>
-                <w:szCs w:val="16"/>
-                <w:lang w:val="ru-RU"/>
-              </w:rPr>
-              <w:t>Николаевна  30</w:t>
-            </w:r>
-            <w:proofErr w:type="gramEnd"/>
-            <w:r>
-              <w:rPr>
-                <w:rFonts w:ascii="Arial" w:hAnsi="Arial" w:cs="Arial"/>
-                <w:b/>
-                <w:bCs/>
-                <w:sz w:val="16"/>
-                <w:szCs w:val="16"/>
-                <w:lang w:val="ru-RU"/>
-              </w:rPr>
-              <w:t xml:space="preserve"> лет  </w:t>
+            <w:r>
+              <w:rPr>
+                <w:rFonts w:ascii="Arial" w:hAnsi="Arial" w:cs="Arial"/>
+                <w:b/>
+                <w:sz w:val="16"/>
+                <w:szCs w:val="16"/>
+                <w:lang w:val="ru-RU"/>
+              </w:rPr>
+              <w:t xml:space="preserve">Баскакова Елена Сергеевна  31 год  </w:t>
+            </w:r>
+            <w:r>
+              <w:rPr>
+                <w:rFonts w:ascii="Arial" w:hAnsi="Arial" w:cs="Arial"/>
+                <w:b/>
+                <w:sz w:val="16"/>
+                <w:szCs w:val="16"/>
+                <w:lang w:val="ru-RU"/>
+              </w:rPr>
+              <w:t xml:space="preserve">  </w:t>
             </w:r>
           </w:p>
           <w:p>
@@ -2416,7 +1956,7 @@
                 <w:szCs w:val="16"/>
                 <w:lang w:val="ru-RU"/>
               </w:rPr>
-              <w:t>(Гринфельд) Родилась</w:t>
+              <w:t>Родилась</w:t>
             </w:r>
             <w:r>
               <w:rPr>
@@ -2433,7 +1973,25 @@
                 <w:szCs w:val="16"/>
                 <w:lang w:val="ru-RU"/>
               </w:rPr>
-              <w:t xml:space="preserve">в 1902 г., Порт-Артура; русская; образование начальное; б/п; монтер в </w:t>
+              <w:t>в 1901 г., г. Костром</w:t>
+            </w:r>
+            <w:r>
+              <w:rPr>
+                <w:rFonts w:ascii="Arial" w:hAnsi="Arial" w:cs="Arial"/>
+                <w:sz w:val="16"/>
+                <w:szCs w:val="16"/>
+                <w:lang w:val="ru-RU"/>
+              </w:rPr>
+              <w:t>а</w:t>
+            </w:r>
+            <w:r>
+              <w:rPr>
+                <w:rFonts w:ascii="Arial" w:hAnsi="Arial" w:cs="Arial"/>
+                <w:sz w:val="16"/>
+                <w:szCs w:val="16"/>
+                <w:lang w:val="ru-RU"/>
+              </w:rPr>
+              <w:t xml:space="preserve">; русская; образование среднее; б/п; работница в кролиководческом хозяйстве </w:t>
             </w:r>
             <w:proofErr w:type="spellStart"/>
             <w:r>
@@ -2443,7 +2001,7 @@
                 <w:szCs w:val="16"/>
                 <w:lang w:val="ru-RU"/>
               </w:rPr>
-              <w:t>Коопхозе</w:t>
+              <w:t>коопхоза</w:t>
             </w:r>
             <w:proofErr w:type="spellEnd"/>
             <w:r>
@@ -2490,17 +2048,7 @@
                 <w:szCs w:val="16"/>
                 <w:lang w:val="ru-RU"/>
               </w:rPr>
-              <w:t>г. Владивосток.</w:t>
-            </w:r>
-            <w:r>
-              <w:rPr>
-                <w:rFonts w:ascii="Arial" w:hAnsi="Arial" w:cs="Arial"/>
-                <w:sz w:val="16"/>
-                <w:szCs w:val="16"/>
-                <w:lang w:val="ru-RU"/>
-              </w:rPr>
-              <w:br/>
-              <w:t xml:space="preserve">Арестована 15 июля 1932 г.  Приговорена: Тройка при ОГПУ 4 ноября 1932 г., </w:t>
+              <w:t xml:space="preserve">г. Владивосток.  Арестована 15 августа 1932 г.  Приговорена: Тройка при ОГПУ 4 ноября 1932 г., </w:t>
             </w:r>
             <w:proofErr w:type="spellStart"/>
             <w:r>
@@ -2537,24 +2085,65 @@
                 <w:szCs w:val="16"/>
                 <w:lang w:val="ru-RU"/>
               </w:rPr>
-              <w:t>в а/с деятельности. Приговор: ВМН. Место захоронения</w:t>
-            </w:r>
-            <w:r>
-              <w:rPr>
-                <w:rFonts w:ascii="Arial" w:hAnsi="Arial" w:cs="Arial"/>
-                <w:sz w:val="16"/>
-                <w:szCs w:val="16"/>
-              </w:rPr>
-              <w:t> </w:t>
-            </w:r>
-            <w:r>
-              <w:rPr>
-                <w:rFonts w:ascii="Arial" w:hAnsi="Arial" w:cs="Arial"/>
-                <w:sz w:val="16"/>
-                <w:szCs w:val="16"/>
-                <w:lang w:val="ru-RU"/>
-              </w:rPr>
-              <w:t>- г. Владивосток. Реабилитирована 24 февраля 1961 г. постановлением Президиума Приморского краевого суда</w:t>
+              <w:t>в а/с деятельности.</w:t>
+            </w:r>
+            <w:r>
+              <w:rPr>
+                <w:rFonts w:ascii="Arial" w:hAnsi="Arial" w:cs="Arial"/>
+                <w:sz w:val="16"/>
+                <w:szCs w:val="16"/>
+                <w:lang w:val="ru-RU"/>
+              </w:rPr>
+              <w:t xml:space="preserve"> (Одновременно расстреляна предположительно ее сестра </w:t>
+            </w:r>
+            <w:r>
+              <w:rPr>
+                <w:rFonts w:ascii="Arial" w:hAnsi="Arial" w:cs="Arial"/>
+                <w:bCs/>
+                <w:sz w:val="16"/>
+                <w:szCs w:val="16"/>
+                <w:lang w:val="ru-RU"/>
+              </w:rPr>
+              <w:t xml:space="preserve">Баскакова Анастасия </w:t>
+            </w:r>
+            <w:r>
+              <w:rPr>
+                <w:rFonts w:ascii="Arial" w:hAnsi="Arial" w:cs="Arial"/>
+                <w:bCs/>
+                <w:sz w:val="16"/>
+                <w:szCs w:val="16"/>
+                <w:lang w:val="ru-RU"/>
+              </w:rPr>
+              <w:t>Ивано</w:t>
+            </w:r>
+            <w:r>
+              <w:rPr>
+                <w:rFonts w:ascii="Arial" w:hAnsi="Arial" w:cs="Arial"/>
+                <w:bCs/>
+                <w:sz w:val="16"/>
+                <w:szCs w:val="16"/>
+                <w:lang w:val="ru-RU"/>
+              </w:rPr>
+              <w:t>вна)</w:t>
+            </w:r>
+            <w:r>
+              <w:rPr>
+                <w:rFonts w:ascii="Arial" w:hAnsi="Arial" w:cs="Arial"/>
+                <w:bCs/>
+                <w:sz w:val="16"/>
+                <w:szCs w:val="16"/>
+                <w:lang w:val="ru-RU"/>
+              </w:rPr>
+              <w:t xml:space="preserve"> </w:t>
+            </w:r>
+            <w:r>
+              <w:rPr>
+                <w:rFonts w:ascii="Arial" w:hAnsi="Arial" w:cs="Arial"/>
+                <w:sz w:val="16"/>
+                <w:szCs w:val="16"/>
+                <w:lang w:val="ru-RU"/>
+              </w:rPr>
+              <w:t>Приговор: ВМН. Реабилитирована 24 февраля 1961 г. постановлением Президиума Приморского краевого суда</w:t>
             </w:r>
           </w:p>
           <w:p>
@@ -2578,6 +2167,334 @@
             <w:r>
               <w:rPr>
                 <w:rFonts w:ascii="Arial" w:hAnsi="Arial" w:cs="Arial"/>
+                <w:b/>
+                <w:bCs/>
+                <w:sz w:val="16"/>
+                <w:szCs w:val="16"/>
+                <w:lang w:val="ru-RU"/>
+              </w:rPr>
+              <w:t>Источник: База данных о жертвах репрессий Приморского края</w:t>
+            </w:r>
+            <w:r>
+              <w:rPr>
+                <w:rFonts w:ascii="Arial" w:hAnsi="Arial" w:cs="Arial"/>
+                <w:b/>
+                <w:bCs/>
+                <w:sz w:val="16"/>
+                <w:szCs w:val="16"/>
+                <w:lang w:val="ru-RU"/>
+              </w:rPr>
+              <w:t xml:space="preserve">;  </w:t>
+            </w:r>
+            <w:r>
+              <w:fldChar w:fldCharType="begin"/>
+            </w:r>
+            <w:r>
+              <w:instrText>HYPERLINK</w:instrText>
+            </w:r>
+            <w:r>
+              <w:rPr>
+                <w:lang w:val="ru-RU"/>
+              </w:rPr>
+              <w:instrText xml:space="preserve"> "</w:instrText>
+            </w:r>
+            <w:r>
+              <w:instrText>https</w:instrText>
+            </w:r>
+            <w:r>
+              <w:rPr>
+                <w:lang w:val="ru-RU"/>
+              </w:rPr>
+              <w:instrText>://</w:instrText>
+            </w:r>
+            <w:r>
+              <w:instrText>ru</w:instrText>
+            </w:r>
+            <w:r>
+              <w:rPr>
+                <w:lang w:val="ru-RU"/>
+              </w:rPr>
+              <w:instrText>.</w:instrText>
+            </w:r>
+            <w:r>
+              <w:instrText>openlist</w:instrText>
+            </w:r>
+            <w:r>
+              <w:rPr>
+                <w:lang w:val="ru-RU"/>
+              </w:rPr>
+              <w:instrText>.</w:instrText>
+            </w:r>
+            <w:r>
+              <w:instrText>wiki</w:instrText>
+            </w:r>
+            <w:r>
+              <w:rPr>
+                <w:lang w:val="ru-RU"/>
+              </w:rPr>
+              <w:instrText>/Баскакова_Елена_Сергеевна_(1901)"</w:instrText>
+            </w:r>
+            <w:r>
+              <w:rPr>
+                <w:rFonts w:hint="eastAsia"/>
+              </w:rPr>
+              <w:fldChar w:fldCharType="separate"/>
+            </w:r>
+            <w:r>
+              <w:rPr>
+                <w:rStyle w:val="Hyperlink"/>
+                <w:rFonts w:ascii="Arial" w:eastAsia="OpenSymbol" w:hAnsi="Arial" w:cs="Arial"/>
+                <w:b/>
+                <w:bCs/>
+                <w:color w:val="auto"/>
+                <w:sz w:val="16"/>
+                <w:szCs w:val="16"/>
+                <w:lang w:val="ru-RU"/>
+              </w:rPr>
+              <w:t>Архивная ссылка</w:t>
+            </w:r>
+            <w:r>
+              <w:fldChar w:fldCharType="end"/>
+            </w:r>
+          </w:p>
+        </w:tc>
+      </w:tr>
+      <w:tr>
+        <w:tc>
+          <w:tcPr>
+            <w:tcW w:w="10980" w:type="dxa"/>
+            <w:shd w:val="clear" w:color="auto" w:fill="auto"/>
+            <w:vAlign w:val="center"/>
+          </w:tcPr>
+          <w:p>
+            <w:pPr>
+              <w:pStyle w:val="BodyText"/>
+              <w:pBdr>
+                <w:top w:val="none" w:sz="0" w:space="0" w:color="000000"/>
+                <w:left w:val="none" w:sz="0" w:space="0" w:color="000000"/>
+                <w:bottom w:val="none" w:sz="0" w:space="0" w:color="000000"/>
+                <w:right w:val="none" w:sz="0" w:space="0" w:color="000000"/>
+              </w:pBdr>
+              <w:snapToGrid w:val="0"/>
+              <w:spacing w:after="0" w:line="240" w:lineRule="auto"/>
+              <w:rPr>
+                <w:rFonts w:ascii="Arial" w:hAnsi="Arial" w:cs="Arial"/>
+                <w:sz w:val="16"/>
+                <w:szCs w:val="16"/>
+                <w:lang w:val="ru-RU"/>
+              </w:rPr>
+            </w:pPr>
+            <w:proofErr w:type="spellStart"/>
+            <w:r>
+              <w:rPr>
+                <w:rFonts w:ascii="Arial" w:hAnsi="Arial" w:cs="Arial"/>
+                <w:b/>
+                <w:bCs/>
+                <w:sz w:val="16"/>
+                <w:szCs w:val="16"/>
+                <w:lang w:val="ru-RU"/>
+              </w:rPr>
+              <w:t>Гринфельдт</w:t>
+            </w:r>
+            <w:proofErr w:type="spellEnd"/>
+            <w:r>
+              <w:rPr>
+                <w:rFonts w:ascii="Arial" w:hAnsi="Arial" w:cs="Arial"/>
+                <w:b/>
+                <w:bCs/>
+                <w:sz w:val="16"/>
+                <w:szCs w:val="16"/>
+                <w:lang w:val="ru-RU"/>
+              </w:rPr>
+              <w:t xml:space="preserve"> Нина Николаевна  30 лет  </w:t>
+            </w:r>
+          </w:p>
+          <w:p>
+            <w:pPr>
+              <w:pStyle w:val="BodyText"/>
+              <w:pBdr>
+                <w:top w:val="none" w:sz="0" w:space="0" w:color="000000"/>
+                <w:left w:val="none" w:sz="0" w:space="0" w:color="000000"/>
+                <w:bottom w:val="none" w:sz="0" w:space="0" w:color="000000"/>
+                <w:right w:val="none" w:sz="0" w:space="0" w:color="000000"/>
+              </w:pBdr>
+              <w:spacing w:after="0" w:line="240" w:lineRule="auto"/>
+              <w:rPr>
+                <w:rFonts w:ascii="Arial" w:hAnsi="Arial" w:cs="Arial"/>
+                <w:sz w:val="16"/>
+                <w:szCs w:val="16"/>
+                <w:lang w:val="ru-RU"/>
+              </w:rPr>
+            </w:pPr>
+            <w:r>
+              <w:rPr>
+                <w:rFonts w:ascii="Arial" w:hAnsi="Arial" w:cs="Arial"/>
+                <w:sz w:val="16"/>
+                <w:szCs w:val="16"/>
+                <w:lang w:val="ru-RU"/>
+              </w:rPr>
+              <w:t>(Гринфельд) Родилась</w:t>
+            </w:r>
+            <w:r>
+              <w:rPr>
+                <w:rFonts w:ascii="Arial" w:hAnsi="Arial" w:cs="Arial"/>
+                <w:sz w:val="16"/>
+                <w:szCs w:val="16"/>
+              </w:rPr>
+              <w:t> </w:t>
+            </w:r>
+            <w:r>
+              <w:rPr>
+                <w:rFonts w:ascii="Arial" w:hAnsi="Arial" w:cs="Arial"/>
+                <w:sz w:val="16"/>
+                <w:szCs w:val="16"/>
+                <w:lang w:val="ru-RU"/>
+              </w:rPr>
+              <w:t xml:space="preserve">в 1902 г., Порт-Артура; русская; образование начальное; б/п; монтер в </w:t>
+            </w:r>
+            <w:proofErr w:type="spellStart"/>
+            <w:r>
+              <w:rPr>
+                <w:rFonts w:ascii="Arial" w:hAnsi="Arial" w:cs="Arial"/>
+                <w:sz w:val="16"/>
+                <w:szCs w:val="16"/>
+                <w:lang w:val="ru-RU"/>
+              </w:rPr>
+              <w:t>Коопхозе</w:t>
+            </w:r>
+            <w:proofErr w:type="spellEnd"/>
+            <w:r>
+              <w:rPr>
+                <w:rFonts w:ascii="Arial" w:hAnsi="Arial" w:cs="Arial"/>
+                <w:sz w:val="16"/>
+                <w:szCs w:val="16"/>
+                <w:lang w:val="ru-RU"/>
+              </w:rPr>
+              <w:t xml:space="preserve">. </w:t>
+            </w:r>
+            <w:proofErr w:type="spellStart"/>
+            <w:r>
+              <w:rPr>
+                <w:rFonts w:ascii="Arial" w:hAnsi="Arial" w:cs="Arial"/>
+                <w:sz w:val="16"/>
+                <w:szCs w:val="16"/>
+                <w:lang w:val="ru-RU"/>
+              </w:rPr>
+              <w:t>Прож</w:t>
+            </w:r>
+            <w:proofErr w:type="spellEnd"/>
+            <w:r>
+              <w:rPr>
+                <w:rFonts w:ascii="Arial" w:hAnsi="Arial" w:cs="Arial"/>
+                <w:sz w:val="16"/>
+                <w:szCs w:val="16"/>
+                <w:lang w:val="ru-RU"/>
+              </w:rPr>
+              <w:t>.:</w:t>
+            </w:r>
+            <w:r>
+              <w:rPr>
+                <w:rFonts w:ascii="Arial" w:hAnsi="Arial" w:cs="Arial"/>
+                <w:sz w:val="16"/>
+                <w:szCs w:val="16"/>
+              </w:rPr>
+              <w:t> </w:t>
+            </w:r>
+            <w:r>
+              <w:rPr>
+                <w:rFonts w:ascii="Arial" w:hAnsi="Arial" w:cs="Arial"/>
+                <w:sz w:val="16"/>
+                <w:szCs w:val="16"/>
+                <w:lang w:val="ru-RU"/>
+              </w:rPr>
+              <w:t>г. Владивосток.</w:t>
+            </w:r>
+            <w:r>
+              <w:rPr>
+                <w:rFonts w:ascii="Arial" w:hAnsi="Arial" w:cs="Arial"/>
+                <w:sz w:val="16"/>
+                <w:szCs w:val="16"/>
+                <w:lang w:val="ru-RU"/>
+              </w:rPr>
+              <w:br/>
+              <w:t xml:space="preserve">Арестована 15 июля 1932 г.  Приговорена: Тройка при ОГПУ 4 ноября 1932 г., </w:t>
+            </w:r>
+            <w:proofErr w:type="spellStart"/>
+            <w:r>
+              <w:rPr>
+                <w:rFonts w:ascii="Arial" w:hAnsi="Arial" w:cs="Arial"/>
+                <w:sz w:val="16"/>
+                <w:szCs w:val="16"/>
+                <w:lang w:val="ru-RU"/>
+              </w:rPr>
+              <w:t>обв</w:t>
+            </w:r>
+            <w:proofErr w:type="spellEnd"/>
+            <w:r>
+              <w:rPr>
+                <w:rFonts w:ascii="Arial" w:hAnsi="Arial" w:cs="Arial"/>
+                <w:sz w:val="16"/>
+                <w:szCs w:val="16"/>
+                <w:lang w:val="ru-RU"/>
+              </w:rPr>
+              <w:t>.:</w:t>
+            </w:r>
+            <w:r>
+              <w:rPr>
+                <w:rFonts w:ascii="Arial" w:hAnsi="Arial" w:cs="Arial"/>
+                <w:sz w:val="16"/>
+                <w:szCs w:val="16"/>
+              </w:rPr>
+              <w:t> </w:t>
+            </w:r>
+            <w:r>
+              <w:rPr>
+                <w:rFonts w:ascii="Arial" w:hAnsi="Arial" w:cs="Arial"/>
+                <w:sz w:val="16"/>
+                <w:szCs w:val="16"/>
+                <w:lang w:val="ru-RU"/>
+              </w:rPr>
+              <w:t>в а/с деятельности. Приговор: ВМН. Место захоронения</w:t>
+            </w:r>
+            <w:r>
+              <w:rPr>
+                <w:rFonts w:ascii="Arial" w:hAnsi="Arial" w:cs="Arial"/>
+                <w:sz w:val="16"/>
+                <w:szCs w:val="16"/>
+              </w:rPr>
+              <w:t> </w:t>
+            </w:r>
+            <w:r>
+              <w:rPr>
+                <w:rFonts w:ascii="Arial" w:hAnsi="Arial" w:cs="Arial"/>
+                <w:sz w:val="16"/>
+                <w:szCs w:val="16"/>
+                <w:lang w:val="ru-RU"/>
+              </w:rPr>
+              <w:t>- г. Владивосток. Реабилитирована 24 февраля 1961 г. постановлением Президиума Приморского краевого суда</w:t>
+            </w:r>
+          </w:p>
+          <w:p>
+            <w:pPr>
+              <w:pStyle w:val="BodyText"/>
+              <w:pBdr>
+                <w:top w:val="none" w:sz="0" w:space="0" w:color="000000"/>
+                <w:left w:val="none" w:sz="0" w:space="0" w:color="000000"/>
+                <w:bottom w:val="none" w:sz="0" w:space="0" w:color="000000"/>
+                <w:right w:val="none" w:sz="0" w:space="0" w:color="000000"/>
+              </w:pBdr>
+              <w:spacing w:after="0" w:line="240" w:lineRule="auto"/>
+              <w:rPr>
+                <w:rFonts w:ascii="Arial" w:hAnsi="Arial" w:cs="Arial"/>
+                <w:b/>
+                <w:sz w:val="16"/>
+                <w:szCs w:val="16"/>
+                <w:lang w:val="ru-RU"/>
+              </w:rPr>
+            </w:pPr>
+            <w:r>
+              <w:rPr>
+                <w:rFonts w:ascii="Arial" w:hAnsi="Arial" w:cs="Arial"/>
                 <w:i/>
                 <w:sz w:val="16"/>
                 <w:szCs w:val="16"/>
@@ -2594,6 +2511,837 @@
                 <w:lang w:val="ru-RU"/>
               </w:rPr>
               <w:t xml:space="preserve">;  </w:t>
+            </w:r>
+            <w:r>
+              <w:fldChar w:fldCharType="begin"/>
+            </w:r>
+            <w:r>
+              <w:instrText>HYPERLINK</w:instrText>
+            </w:r>
+            <w:r>
+              <w:rPr>
+                <w:lang w:val="ru-RU"/>
+              </w:rPr>
+              <w:instrText xml:space="preserve"> "</w:instrText>
+            </w:r>
+            <w:r>
+              <w:instrText>https</w:instrText>
+            </w:r>
+            <w:r>
+              <w:rPr>
+                <w:lang w:val="ru-RU"/>
+              </w:rPr>
+              <w:instrText>://</w:instrText>
+            </w:r>
+            <w:r>
+              <w:instrText>ru</w:instrText>
+            </w:r>
+            <w:r>
+              <w:rPr>
+                <w:lang w:val="ru-RU"/>
+              </w:rPr>
+              <w:instrText>.</w:instrText>
+            </w:r>
+            <w:r>
+              <w:instrText>openlist</w:instrText>
+            </w:r>
+            <w:r>
+              <w:rPr>
+                <w:lang w:val="ru-RU"/>
+              </w:rPr>
+              <w:instrText>.</w:instrText>
+            </w:r>
+            <w:r>
+              <w:instrText>wiki</w:instrText>
+            </w:r>
+            <w:r>
+              <w:rPr>
+                <w:lang w:val="ru-RU"/>
+              </w:rPr>
+              <w:instrText>/Гринфельдт_Нина_Николаевна_(1902)"</w:instrText>
+            </w:r>
+            <w:r>
+              <w:rPr>
+                <w:rFonts w:hint="eastAsia"/>
+              </w:rPr>
+              <w:fldChar w:fldCharType="separate"/>
+            </w:r>
+            <w:r>
+              <w:rPr>
+                <w:rStyle w:val="Hyperlink"/>
+                <w:rFonts w:ascii="Arial" w:eastAsia="OpenSymbol" w:hAnsi="Arial" w:cs="Arial"/>
+                <w:b/>
+                <w:bCs/>
+                <w:color w:val="auto"/>
+                <w:sz w:val="16"/>
+                <w:szCs w:val="16"/>
+                <w:lang w:val="ru-RU"/>
+              </w:rPr>
+              <w:t>Архивная ссылка</w:t>
+            </w:r>
+            <w:r>
+              <w:fldChar w:fldCharType="end"/>
+            </w:r>
+          </w:p>
+        </w:tc>
+      </w:tr>
+      <w:tr>
+        <w:tc>
+          <w:tcPr>
+            <w:tcW w:w="10980" w:type="dxa"/>
+            <w:shd w:val="clear" w:color="auto" w:fill="auto"/>
+            <w:vAlign w:val="center"/>
+          </w:tcPr>
+          <w:p>
+            <w:pPr>
+              <w:pStyle w:val="BodyText"/>
+              <w:pBdr>
+                <w:top w:val="none" w:sz="0" w:space="0" w:color="000000"/>
+                <w:left w:val="none" w:sz="0" w:space="0" w:color="000000"/>
+                <w:bottom w:val="none" w:sz="0" w:space="0" w:color="000000"/>
+                <w:right w:val="none" w:sz="0" w:space="0" w:color="000000"/>
+              </w:pBdr>
+              <w:snapToGrid w:val="0"/>
+              <w:spacing w:after="0" w:line="240" w:lineRule="auto"/>
+              <w:rPr>
+                <w:rFonts w:ascii="Arial" w:hAnsi="Arial" w:cs="Arial"/>
+                <w:sz w:val="16"/>
+                <w:szCs w:val="16"/>
+                <w:lang w:val="ru-RU"/>
+              </w:rPr>
+            </w:pPr>
+            <w:proofErr w:type="spellStart"/>
+            <w:r>
+              <w:rPr>
+                <w:rFonts w:ascii="Arial" w:hAnsi="Arial" w:cs="Arial"/>
+                <w:b/>
+                <w:sz w:val="16"/>
+                <w:szCs w:val="16"/>
+                <w:lang w:val="ru-RU"/>
+              </w:rPr>
+              <w:t>Дын</w:t>
+            </w:r>
+            <w:proofErr w:type="spellEnd"/>
+            <w:r>
+              <w:rPr>
+                <w:rFonts w:ascii="Arial" w:hAnsi="Arial" w:cs="Arial"/>
+                <w:b/>
+                <w:sz w:val="16"/>
+                <w:szCs w:val="16"/>
+                <w:lang w:val="ru-RU"/>
+              </w:rPr>
+              <w:t>-</w:t>
+            </w:r>
+            <w:proofErr w:type="spellStart"/>
+            <w:r>
+              <w:rPr>
+                <w:rFonts w:ascii="Arial" w:hAnsi="Arial" w:cs="Arial"/>
+                <w:b/>
+                <w:sz w:val="16"/>
+                <w:szCs w:val="16"/>
+                <w:lang w:val="ru-RU"/>
+              </w:rPr>
+              <w:t>Цзи</w:t>
+            </w:r>
+            <w:proofErr w:type="spellEnd"/>
+            <w:r>
+              <w:rPr>
+                <w:rFonts w:ascii="Arial" w:hAnsi="Arial" w:cs="Arial"/>
+                <w:b/>
+                <w:sz w:val="16"/>
+                <w:szCs w:val="16"/>
+                <w:lang w:val="ru-RU"/>
+              </w:rPr>
+              <w:t xml:space="preserve">-Сан  37 лет  </w:t>
+            </w:r>
+          </w:p>
+          <w:p>
+            <w:pPr>
+              <w:pStyle w:val="BodyText"/>
+              <w:pBdr>
+                <w:top w:val="none" w:sz="0" w:space="0" w:color="000000"/>
+                <w:left w:val="none" w:sz="0" w:space="0" w:color="000000"/>
+                <w:bottom w:val="none" w:sz="0" w:space="0" w:color="000000"/>
+                <w:right w:val="none" w:sz="0" w:space="0" w:color="000000"/>
+              </w:pBdr>
+              <w:spacing w:after="0" w:line="240" w:lineRule="auto"/>
+              <w:rPr>
+                <w:rFonts w:ascii="Arial" w:hAnsi="Arial" w:cs="Arial"/>
+                <w:sz w:val="16"/>
+                <w:szCs w:val="16"/>
+                <w:lang w:val="ru-RU"/>
+              </w:rPr>
+            </w:pPr>
+            <w:r>
+              <w:rPr>
+                <w:rFonts w:ascii="Arial" w:hAnsi="Arial" w:cs="Arial"/>
+                <w:sz w:val="16"/>
+                <w:szCs w:val="16"/>
+                <w:lang w:val="ru-RU"/>
+              </w:rPr>
+              <w:t>(Тун-Ги-Сан) Род.</w:t>
+            </w:r>
+            <w:r>
+              <w:rPr>
+                <w:rFonts w:ascii="Arial" w:hAnsi="Arial" w:cs="Arial"/>
+                <w:sz w:val="16"/>
+                <w:szCs w:val="16"/>
+              </w:rPr>
+              <w:t> </w:t>
+            </w:r>
+            <w:r>
+              <w:rPr>
+                <w:rFonts w:ascii="Arial" w:hAnsi="Arial" w:cs="Arial"/>
+                <w:sz w:val="16"/>
+                <w:szCs w:val="16"/>
+                <w:lang w:val="ru-RU"/>
+              </w:rPr>
+              <w:t xml:space="preserve">в 1895 г., Китай, </w:t>
+            </w:r>
+            <w:proofErr w:type="spellStart"/>
+            <w:r>
+              <w:rPr>
+                <w:rFonts w:ascii="Arial" w:hAnsi="Arial" w:cs="Arial"/>
+                <w:sz w:val="16"/>
+                <w:szCs w:val="16"/>
+                <w:lang w:val="ru-RU"/>
+              </w:rPr>
+              <w:t>пров</w:t>
+            </w:r>
+            <w:proofErr w:type="spellEnd"/>
+            <w:r>
+              <w:rPr>
+                <w:rFonts w:ascii="Arial" w:hAnsi="Arial" w:cs="Arial"/>
+                <w:sz w:val="16"/>
+                <w:szCs w:val="16"/>
+                <w:lang w:val="ru-RU"/>
+              </w:rPr>
+              <w:t xml:space="preserve">. Шаньдун; китаянка; безработная. </w:t>
+            </w:r>
+            <w:proofErr w:type="spellStart"/>
+            <w:r>
+              <w:rPr>
+                <w:rFonts w:ascii="Arial" w:hAnsi="Arial" w:cs="Arial"/>
+                <w:sz w:val="16"/>
+                <w:szCs w:val="16"/>
+                <w:lang w:val="ru-RU"/>
+              </w:rPr>
+              <w:t>Прож</w:t>
+            </w:r>
+            <w:proofErr w:type="spellEnd"/>
+            <w:r>
+              <w:rPr>
+                <w:rFonts w:ascii="Arial" w:hAnsi="Arial" w:cs="Arial"/>
+                <w:sz w:val="16"/>
+                <w:szCs w:val="16"/>
+                <w:lang w:val="ru-RU"/>
+              </w:rPr>
+              <w:t>.:</w:t>
+            </w:r>
+            <w:r>
+              <w:rPr>
+                <w:rFonts w:ascii="Arial" w:hAnsi="Arial" w:cs="Arial"/>
+                <w:sz w:val="16"/>
+                <w:szCs w:val="16"/>
+              </w:rPr>
+              <w:t> </w:t>
+            </w:r>
+            <w:r>
+              <w:rPr>
+                <w:rFonts w:ascii="Arial" w:hAnsi="Arial" w:cs="Arial"/>
+                <w:sz w:val="16"/>
+                <w:szCs w:val="16"/>
+                <w:lang w:val="ru-RU"/>
+              </w:rPr>
+              <w:t xml:space="preserve">г. Хабаровск. ПП ОГПУ ДВК 16 января 1932 г. Приговор: тройка при ПП ОГПУ </w:t>
+            </w:r>
+            <w:proofErr w:type="spellStart"/>
+            <w:r>
+              <w:rPr>
+                <w:rFonts w:ascii="Arial" w:hAnsi="Arial" w:cs="Arial"/>
+                <w:sz w:val="16"/>
+                <w:szCs w:val="16"/>
+                <w:lang w:val="ru-RU"/>
+              </w:rPr>
+              <w:t>Двк</w:t>
+            </w:r>
+            <w:proofErr w:type="spellEnd"/>
+            <w:r>
+              <w:rPr>
+                <w:rFonts w:ascii="Arial" w:hAnsi="Arial" w:cs="Arial"/>
+                <w:sz w:val="16"/>
+                <w:szCs w:val="16"/>
+                <w:lang w:val="ru-RU"/>
+              </w:rPr>
+              <w:t xml:space="preserve"> 23 января 1932 г., </w:t>
+            </w:r>
+            <w:proofErr w:type="spellStart"/>
+            <w:r>
+              <w:rPr>
+                <w:rFonts w:ascii="Arial" w:hAnsi="Arial" w:cs="Arial"/>
+                <w:sz w:val="16"/>
+                <w:szCs w:val="16"/>
+                <w:lang w:val="ru-RU"/>
+              </w:rPr>
+              <w:t>обв</w:t>
+            </w:r>
+            <w:proofErr w:type="spellEnd"/>
+            <w:r>
+              <w:rPr>
+                <w:rFonts w:ascii="Arial" w:hAnsi="Arial" w:cs="Arial"/>
+                <w:sz w:val="16"/>
+                <w:szCs w:val="16"/>
+                <w:lang w:val="ru-RU"/>
+              </w:rPr>
+              <w:t>.:</w:t>
+            </w:r>
+            <w:r>
+              <w:rPr>
+                <w:rFonts w:ascii="Arial" w:hAnsi="Arial" w:cs="Arial"/>
+                <w:sz w:val="16"/>
+                <w:szCs w:val="16"/>
+              </w:rPr>
+              <w:t> </w:t>
+            </w:r>
+            <w:r>
+              <w:rPr>
+                <w:rFonts w:ascii="Arial" w:hAnsi="Arial" w:cs="Arial"/>
+                <w:sz w:val="16"/>
+                <w:szCs w:val="16"/>
+                <w:lang w:val="ru-RU"/>
+              </w:rPr>
+              <w:t>по ст. 58-6 УК РСФСР.  Приговор: ВМН Расстрел. 23 января 1932 г. Место захоронения</w:t>
+            </w:r>
+            <w:r>
+              <w:rPr>
+                <w:rFonts w:ascii="Arial" w:hAnsi="Arial" w:cs="Arial"/>
+                <w:sz w:val="16"/>
+                <w:szCs w:val="16"/>
+              </w:rPr>
+              <w:t> </w:t>
+            </w:r>
+            <w:r>
+              <w:rPr>
+                <w:rFonts w:ascii="Arial" w:hAnsi="Arial" w:cs="Arial"/>
+                <w:sz w:val="16"/>
+                <w:szCs w:val="16"/>
+                <w:lang w:val="ru-RU"/>
+              </w:rPr>
+              <w:t xml:space="preserve">- г. Хабаровск. </w:t>
+            </w:r>
+            <w:proofErr w:type="spellStart"/>
+            <w:r>
+              <w:rPr>
+                <w:rFonts w:ascii="Arial" w:hAnsi="Arial" w:cs="Arial"/>
+                <w:sz w:val="16"/>
+                <w:szCs w:val="16"/>
+                <w:lang w:val="ru-RU"/>
+              </w:rPr>
+              <w:t>Реабил</w:t>
+            </w:r>
+            <w:proofErr w:type="spellEnd"/>
+            <w:r>
+              <w:rPr>
+                <w:rFonts w:ascii="Arial" w:hAnsi="Arial" w:cs="Arial"/>
+                <w:sz w:val="16"/>
+                <w:szCs w:val="16"/>
+                <w:lang w:val="ru-RU"/>
+              </w:rPr>
+              <w:t>. 13 сентября 1989 г. По заключению Военной прокуратуры КДВО по Указу ПВС СССР от 16.01.1989 г.</w:t>
+            </w:r>
+          </w:p>
+          <w:p>
+            <w:pPr>
+              <w:pStyle w:val="BodyText"/>
+              <w:pBdr>
+                <w:top w:val="none" w:sz="0" w:space="0" w:color="000000"/>
+                <w:left w:val="none" w:sz="0" w:space="0" w:color="000000"/>
+                <w:bottom w:val="none" w:sz="0" w:space="0" w:color="000000"/>
+                <w:right w:val="none" w:sz="0" w:space="0" w:color="000000"/>
+              </w:pBdr>
+              <w:spacing w:after="0" w:line="240" w:lineRule="auto"/>
+              <w:rPr>
+                <w:rFonts w:ascii="Arial" w:hAnsi="Arial" w:cs="Arial"/>
+                <w:b/>
+                <w:sz w:val="16"/>
+                <w:szCs w:val="16"/>
+                <w:lang w:val="ru-RU"/>
+              </w:rPr>
+            </w:pPr>
+            <w:r>
+              <w:rPr>
+                <w:rFonts w:ascii="Arial" w:hAnsi="Arial" w:cs="Arial"/>
+                <w:i/>
+                <w:sz w:val="16"/>
+                <w:szCs w:val="16"/>
+                <w:lang w:val="ru-RU"/>
+              </w:rPr>
+              <w:t>Источник: Книга памяти Хабаровского края</w:t>
+            </w:r>
+            <w:r>
+              <w:rPr>
+                <w:rFonts w:ascii="Arial" w:hAnsi="Arial" w:cs="Arial"/>
+                <w:i/>
+                <w:sz w:val="16"/>
+                <w:szCs w:val="16"/>
+                <w:lang w:val="ru-RU"/>
+              </w:rPr>
+              <w:t xml:space="preserve">;  </w:t>
+            </w:r>
+            <w:r>
+              <w:fldChar w:fldCharType="begin"/>
+            </w:r>
+            <w:r>
+              <w:instrText>HYPERLINK</w:instrText>
+            </w:r>
+            <w:r>
+              <w:rPr>
+                <w:lang w:val="ru-RU"/>
+              </w:rPr>
+              <w:instrText xml:space="preserve"> "</w:instrText>
+            </w:r>
+            <w:r>
+              <w:instrText>https</w:instrText>
+            </w:r>
+            <w:r>
+              <w:rPr>
+                <w:lang w:val="ru-RU"/>
+              </w:rPr>
+              <w:instrText>://</w:instrText>
+            </w:r>
+            <w:r>
+              <w:instrText>ru</w:instrText>
+            </w:r>
+            <w:r>
+              <w:rPr>
+                <w:lang w:val="ru-RU"/>
+              </w:rPr>
+              <w:instrText>.</w:instrText>
+            </w:r>
+            <w:r>
+              <w:instrText>openlist</w:instrText>
+            </w:r>
+            <w:r>
+              <w:rPr>
+                <w:lang w:val="ru-RU"/>
+              </w:rPr>
+              <w:instrText>.</w:instrText>
+            </w:r>
+            <w:r>
+              <w:instrText>wiki</w:instrText>
+            </w:r>
+            <w:r>
+              <w:rPr>
+                <w:lang w:val="ru-RU"/>
+              </w:rPr>
+              <w:instrText>/Дын-Цзи-Сан_(1895)"</w:instrText>
+            </w:r>
+            <w:r>
+              <w:rPr>
+                <w:rFonts w:hint="eastAsia"/>
+              </w:rPr>
+              <w:fldChar w:fldCharType="separate"/>
+            </w:r>
+            <w:r>
+              <w:rPr>
+                <w:rStyle w:val="Hyperlink"/>
+                <w:rFonts w:ascii="Arial" w:eastAsia="OpenSymbol" w:hAnsi="Arial" w:cs="Arial"/>
+                <w:b/>
+                <w:bCs/>
+                <w:color w:val="auto"/>
+                <w:sz w:val="16"/>
+                <w:szCs w:val="16"/>
+                <w:lang w:val="ru-RU"/>
+              </w:rPr>
+              <w:t>Архивная ссылка</w:t>
+            </w:r>
+            <w:r>
+              <w:fldChar w:fldCharType="end"/>
+            </w:r>
+          </w:p>
+        </w:tc>
+      </w:tr>
+      <w:tr>
+        <w:tc>
+          <w:tcPr>
+            <w:tcW w:w="10980" w:type="dxa"/>
+            <w:shd w:val="clear" w:color="auto" w:fill="auto"/>
+            <w:vAlign w:val="center"/>
+          </w:tcPr>
+          <w:p>
+            <w:pPr>
+              <w:pStyle w:val="BodyText"/>
+              <w:pBdr>
+                <w:top w:val="none" w:sz="0" w:space="0" w:color="000000"/>
+                <w:left w:val="none" w:sz="0" w:space="0" w:color="000000"/>
+                <w:bottom w:val="none" w:sz="0" w:space="0" w:color="000000"/>
+                <w:right w:val="none" w:sz="0" w:space="0" w:color="000000"/>
+              </w:pBdr>
+              <w:snapToGrid w:val="0"/>
+              <w:spacing w:after="0" w:line="240" w:lineRule="auto"/>
+              <w:rPr>
+                <w:rFonts w:ascii="Arial" w:hAnsi="Arial" w:cs="Arial"/>
+                <w:sz w:val="16"/>
+                <w:szCs w:val="16"/>
+                <w:lang w:val="ru-RU"/>
+              </w:rPr>
+            </w:pPr>
+            <w:r>
+              <w:rPr>
+                <w:rFonts w:ascii="Arial" w:hAnsi="Arial" w:cs="Arial"/>
+                <w:b/>
+                <w:bCs/>
+                <w:sz w:val="16"/>
+                <w:szCs w:val="16"/>
+                <w:lang w:val="ru-RU"/>
+              </w:rPr>
+              <w:t xml:space="preserve">Иванченко  Александра Ивановна  48 лет  </w:t>
+            </w:r>
+          </w:p>
+          <w:p>
+            <w:pPr>
+              <w:pStyle w:val="BodyText"/>
+              <w:pBdr>
+                <w:top w:val="none" w:sz="0" w:space="0" w:color="000000"/>
+                <w:left w:val="none" w:sz="0" w:space="0" w:color="000000"/>
+                <w:bottom w:val="none" w:sz="0" w:space="0" w:color="000000"/>
+                <w:right w:val="none" w:sz="0" w:space="0" w:color="000000"/>
+              </w:pBdr>
+              <w:spacing w:after="0" w:line="240" w:lineRule="auto"/>
+              <w:rPr>
+                <w:rFonts w:ascii="Arial" w:hAnsi="Arial" w:cs="Arial"/>
+                <w:sz w:val="16"/>
+                <w:szCs w:val="16"/>
+                <w:lang w:val="ru-RU"/>
+              </w:rPr>
+            </w:pPr>
+            <w:r>
+              <w:rPr>
+                <w:rFonts w:ascii="Arial" w:hAnsi="Arial" w:cs="Arial"/>
+                <w:sz w:val="16"/>
+                <w:szCs w:val="16"/>
+                <w:lang w:val="ru-RU"/>
+              </w:rPr>
+              <w:t xml:space="preserve">Родилась в 1884 г., Черниговская губ.; украинка; малограмотная; б/п; Домохозяйка. </w:t>
+            </w:r>
+            <w:proofErr w:type="spellStart"/>
+            <w:r>
+              <w:rPr>
+                <w:rFonts w:ascii="Arial" w:hAnsi="Arial" w:cs="Arial"/>
+                <w:sz w:val="16"/>
+                <w:szCs w:val="16"/>
+                <w:lang w:val="ru-RU"/>
+              </w:rPr>
+              <w:t>Прож</w:t>
+            </w:r>
+            <w:proofErr w:type="spellEnd"/>
+            <w:r>
+              <w:rPr>
+                <w:rFonts w:ascii="Arial" w:hAnsi="Arial" w:cs="Arial"/>
+                <w:sz w:val="16"/>
+                <w:szCs w:val="16"/>
+                <w:lang w:val="ru-RU"/>
+              </w:rPr>
+              <w:t>.:</w:t>
+            </w:r>
+            <w:r>
+              <w:rPr>
+                <w:rFonts w:ascii="Arial" w:hAnsi="Arial" w:cs="Arial"/>
+                <w:sz w:val="16"/>
+                <w:szCs w:val="16"/>
+              </w:rPr>
+              <w:t> </w:t>
+            </w:r>
+            <w:r>
+              <w:rPr>
+                <w:rFonts w:ascii="Arial" w:hAnsi="Arial" w:cs="Arial"/>
+                <w:sz w:val="16"/>
+                <w:szCs w:val="16"/>
+                <w:lang w:val="ru-RU"/>
+              </w:rPr>
+              <w:t>Китай.</w:t>
+            </w:r>
+            <w:r>
+              <w:rPr>
+                <w:rFonts w:ascii="Arial" w:hAnsi="Arial" w:cs="Arial"/>
+                <w:sz w:val="16"/>
+                <w:szCs w:val="16"/>
+                <w:lang w:val="ru-RU"/>
+              </w:rPr>
+              <w:t xml:space="preserve"> </w:t>
+            </w:r>
+            <w:r>
+              <w:rPr>
+                <w:rFonts w:ascii="Arial" w:hAnsi="Arial" w:cs="Arial"/>
+                <w:sz w:val="16"/>
+                <w:szCs w:val="16"/>
+                <w:lang w:val="ru-RU"/>
+              </w:rPr>
+              <w:t xml:space="preserve">Арестована 15 марта 1932 г.  Приговорена: Тройка при ОГПУ 19 июня 1932 г., </w:t>
+            </w:r>
+            <w:proofErr w:type="spellStart"/>
+            <w:r>
+              <w:rPr>
+                <w:rFonts w:ascii="Arial" w:hAnsi="Arial" w:cs="Arial"/>
+                <w:sz w:val="16"/>
+                <w:szCs w:val="16"/>
+                <w:lang w:val="ru-RU"/>
+              </w:rPr>
+              <w:t>обв</w:t>
+            </w:r>
+            <w:proofErr w:type="spellEnd"/>
+            <w:r>
+              <w:rPr>
+                <w:rFonts w:ascii="Arial" w:hAnsi="Arial" w:cs="Arial"/>
+                <w:sz w:val="16"/>
+                <w:szCs w:val="16"/>
+                <w:lang w:val="ru-RU"/>
+              </w:rPr>
+              <w:t>.:</w:t>
+            </w:r>
+            <w:r>
+              <w:rPr>
+                <w:rFonts w:ascii="Arial" w:hAnsi="Arial" w:cs="Arial"/>
+                <w:sz w:val="16"/>
+                <w:szCs w:val="16"/>
+              </w:rPr>
+              <w:t> </w:t>
+            </w:r>
+            <w:r>
+              <w:rPr>
+                <w:rFonts w:ascii="Arial" w:hAnsi="Arial" w:cs="Arial"/>
+                <w:sz w:val="16"/>
+                <w:szCs w:val="16"/>
+                <w:lang w:val="ru-RU"/>
+              </w:rPr>
+              <w:t>по ст. ст. 17, 58-4.</w:t>
+            </w:r>
+            <w:r>
+              <w:rPr>
+                <w:rFonts w:ascii="Arial" w:hAnsi="Arial" w:cs="Arial"/>
+                <w:sz w:val="16"/>
+                <w:szCs w:val="16"/>
+                <w:lang w:val="ru-RU"/>
+              </w:rPr>
+              <w:t xml:space="preserve"> </w:t>
+            </w:r>
+            <w:r>
+              <w:rPr>
+                <w:rFonts w:ascii="Arial" w:hAnsi="Arial" w:cs="Arial"/>
+                <w:sz w:val="16"/>
+                <w:szCs w:val="16"/>
+                <w:lang w:val="ru-RU"/>
+              </w:rPr>
+              <w:t>Приговор: ВМН. Реабилитирована 30 июля 1990 г. на основании Указа ПВС СССР</w:t>
+            </w:r>
+          </w:p>
+          <w:p>
+            <w:pPr>
+              <w:pStyle w:val="BodyText"/>
+              <w:pBdr>
+                <w:top w:val="none" w:sz="0" w:space="0" w:color="000000"/>
+                <w:left w:val="none" w:sz="0" w:space="0" w:color="000000"/>
+                <w:bottom w:val="none" w:sz="0" w:space="0" w:color="000000"/>
+                <w:right w:val="none" w:sz="0" w:space="0" w:color="000000"/>
+              </w:pBdr>
+              <w:spacing w:after="0" w:line="240" w:lineRule="auto"/>
+              <w:rPr>
+                <w:rFonts w:ascii="Arial" w:hAnsi="Arial" w:cs="Arial"/>
+                <w:b/>
+                <w:sz w:val="16"/>
+                <w:szCs w:val="16"/>
+                <w:lang w:val="ru-RU"/>
+              </w:rPr>
+            </w:pPr>
+            <w:r>
+              <w:rPr>
+                <w:rFonts w:ascii="Arial" w:hAnsi="Arial" w:cs="Arial"/>
+                <w:i/>
+                <w:sz w:val="16"/>
+                <w:szCs w:val="16"/>
+                <w:lang w:val="ru-RU"/>
+              </w:rPr>
+              <w:t xml:space="preserve">Источник: База данных о жертвах репрессий Приморского края;  </w:t>
+            </w:r>
+            <w:hyperlink r:id="rId8" w:history="1">
+              <w:r>
+                <w:rPr>
+                  <w:rStyle w:val="Hyperlink"/>
+                  <w:rFonts w:ascii="Arial" w:hAnsi="Arial" w:cs="Arial"/>
+                  <w:b/>
+                  <w:bCs/>
+                  <w:color w:val="auto"/>
+                  <w:sz w:val="16"/>
+                  <w:szCs w:val="16"/>
+                  <w:lang w:val="ru-RU"/>
+                </w:rPr>
+                <w:t>Открытый список</w:t>
+              </w:r>
+            </w:hyperlink>
+          </w:p>
+        </w:tc>
+      </w:tr>
+      <w:tr>
+        <w:tc>
+          <w:tcPr>
+            <w:tcW w:w="10980" w:type="dxa"/>
+            <w:shd w:val="clear" w:color="auto" w:fill="auto"/>
+            <w:vAlign w:val="center"/>
+          </w:tcPr>
+          <w:p>
+            <w:pPr>
+              <w:pStyle w:val="BodyText"/>
+              <w:pBdr>
+                <w:top w:val="none" w:sz="0" w:space="0" w:color="000000"/>
+                <w:left w:val="none" w:sz="0" w:space="0" w:color="000000"/>
+                <w:bottom w:val="none" w:sz="0" w:space="0" w:color="000000"/>
+                <w:right w:val="none" w:sz="0" w:space="0" w:color="000000"/>
+              </w:pBdr>
+              <w:snapToGrid w:val="0"/>
+              <w:spacing w:after="0" w:line="240" w:lineRule="auto"/>
+              <w:rPr>
+                <w:rFonts w:ascii="Arial" w:hAnsi="Arial" w:cs="Arial"/>
+                <w:b/>
+                <w:bCs/>
+                <w:sz w:val="16"/>
+                <w:szCs w:val="16"/>
+                <w:lang w:val="ru-RU"/>
+              </w:rPr>
+            </w:pPr>
+            <w:r>
+              <w:rPr>
+                <w:rFonts w:ascii="Arial" w:hAnsi="Arial" w:cs="Arial"/>
+                <w:b/>
+                <w:bCs/>
+                <w:sz w:val="16"/>
+                <w:szCs w:val="16"/>
+                <w:lang w:val="ru-RU"/>
+              </w:rPr>
+              <w:lastRenderedPageBreak/>
+              <w:t xml:space="preserve">Ким Анна Тимофеевна </w:t>
+            </w:r>
+            <w:r>
+              <w:rPr>
+                <w:rFonts w:ascii="Arial" w:hAnsi="Arial" w:cs="Arial"/>
+                <w:b/>
+                <w:bCs/>
+                <w:sz w:val="16"/>
+                <w:szCs w:val="16"/>
+                <w:lang w:val="ru-RU"/>
+              </w:rPr>
+              <w:t xml:space="preserve"> </w:t>
+            </w:r>
+            <w:r>
+              <w:rPr>
+                <w:rFonts w:ascii="Arial" w:hAnsi="Arial" w:cs="Arial"/>
+                <w:b/>
+                <w:bCs/>
+                <w:sz w:val="16"/>
+                <w:szCs w:val="16"/>
+                <w:lang w:val="ru-RU"/>
+              </w:rPr>
+              <w:t xml:space="preserve">28 лет  </w:t>
+            </w:r>
+          </w:p>
+          <w:p>
+            <w:pPr>
+              <w:pStyle w:val="BodyText"/>
+              <w:pBdr>
+                <w:top w:val="none" w:sz="0" w:space="0" w:color="000000"/>
+                <w:left w:val="none" w:sz="0" w:space="0" w:color="000000"/>
+                <w:bottom w:val="none" w:sz="0" w:space="0" w:color="000000"/>
+                <w:right w:val="none" w:sz="0" w:space="0" w:color="000000"/>
+              </w:pBdr>
+              <w:snapToGrid w:val="0"/>
+              <w:spacing w:after="0" w:line="240" w:lineRule="auto"/>
+              <w:rPr>
+                <w:rFonts w:ascii="Arial" w:hAnsi="Arial" w:cs="Arial"/>
+                <w:sz w:val="16"/>
+                <w:szCs w:val="16"/>
+                <w:lang w:val="ru-RU"/>
+              </w:rPr>
+            </w:pPr>
+            <w:r>
+              <w:rPr>
+                <w:rFonts w:ascii="Arial" w:hAnsi="Arial" w:cs="Arial"/>
+                <w:sz w:val="16"/>
+                <w:szCs w:val="16"/>
+                <w:lang w:val="ru-RU"/>
+              </w:rPr>
+              <w:t xml:space="preserve">(Варианты ФИО: Ким-Хан Анна)1904 г., </w:t>
+            </w:r>
+            <w:proofErr w:type="spellStart"/>
+            <w:r>
+              <w:rPr>
+                <w:rFonts w:ascii="Arial" w:hAnsi="Arial" w:cs="Arial"/>
+                <w:sz w:val="16"/>
+                <w:szCs w:val="16"/>
+                <w:lang w:val="ru-RU"/>
+              </w:rPr>
+              <w:t>м.р</w:t>
+            </w:r>
+            <w:proofErr w:type="spellEnd"/>
+            <w:r>
+              <w:rPr>
+                <w:rFonts w:ascii="Arial" w:hAnsi="Arial" w:cs="Arial"/>
+                <w:sz w:val="16"/>
+                <w:szCs w:val="16"/>
+                <w:lang w:val="ru-RU"/>
+              </w:rPr>
+              <w:t xml:space="preserve">.: с. Синельниково Покровского р-на Дальневосточного края, кореянка, образование: малограмотная. Дата ареста: 9 апреля 1931 г. Осуждение: 21 февраля 1932 г. </w:t>
+            </w:r>
+            <w:r>
+              <w:rPr>
+                <w:rFonts w:ascii="Arial" w:eastAsia="Liberation Serif" w:hAnsi="Arial" w:cs="Arial"/>
+                <w:sz w:val="16"/>
+                <w:szCs w:val="16"/>
+                <w:lang w:val="ru-RU"/>
+              </w:rPr>
+              <w:t xml:space="preserve">    </w:t>
+            </w:r>
+            <w:r>
+              <w:rPr>
+                <w:rFonts w:ascii="Arial" w:hAnsi="Arial" w:cs="Arial"/>
+                <w:sz w:val="16"/>
+                <w:szCs w:val="16"/>
+                <w:lang w:val="ru-RU"/>
+              </w:rPr>
+              <w:t>Осудивший орган: тройка при ПП ОГПУ по ДВК. Приговор: ВМН (расстрел). Дата реабилитации: 24 октября 1955 г.</w:t>
+            </w:r>
+          </w:p>
+          <w:p>
+            <w:pPr>
+              <w:pStyle w:val="BodyText"/>
+              <w:pBdr>
+                <w:top w:val="none" w:sz="0" w:space="0" w:color="000000"/>
+                <w:left w:val="none" w:sz="0" w:space="0" w:color="000000"/>
+                <w:bottom w:val="none" w:sz="0" w:space="0" w:color="000000"/>
+                <w:right w:val="none" w:sz="0" w:space="0" w:color="000000"/>
+              </w:pBdr>
+              <w:spacing w:after="0" w:line="240" w:lineRule="auto"/>
+              <w:rPr>
+                <w:rFonts w:ascii="Arial" w:hAnsi="Arial" w:cs="Arial"/>
+                <w:b/>
+                <w:sz w:val="16"/>
+                <w:szCs w:val="16"/>
+              </w:rPr>
+            </w:pPr>
+            <w:r>
+              <w:rPr>
+                <w:rFonts w:ascii="Arial" w:hAnsi="Arial" w:cs="Arial"/>
+                <w:sz w:val="16"/>
+                <w:szCs w:val="16"/>
+                <w:lang w:val="ru-RU"/>
+              </w:rPr>
+              <w:t>Источники данных: Корейцы - жертвы политических репрессий в СССР. 1934-1938". Кн. 3 / Авт. и сост. Ку Светлана. М., 2000.</w:t>
+            </w:r>
+            <w:r>
+              <w:rPr>
+                <w:rFonts w:ascii="Arial" w:hAnsi="Arial" w:cs="Arial"/>
+                <w:sz w:val="16"/>
+                <w:szCs w:val="16"/>
+              </w:rPr>
+              <w:t xml:space="preserve">; </w:t>
             </w:r>
             <w:hyperlink r:id="rId9" w:history="1">
               <w:r>
@@ -2614,6 +3362,9 @@
         </w:tc>
       </w:tr>
       <w:tr>
+        <w:trPr>
+          <w:trHeight w:val="20"/>
+        </w:trPr>
         <w:tc>
           <w:tcPr>
             <w:tcW w:w="10980" w:type="dxa"/>
@@ -2633,76 +3384,56 @@
               <w:spacing w:after="0" w:line="240" w:lineRule="auto"/>
               <w:rPr>
                 <w:rFonts w:ascii="Arial" w:hAnsi="Arial" w:cs="Arial"/>
-                <w:sz w:val="16"/>
-                <w:szCs w:val="16"/>
-                <w:lang w:val="ru-RU"/>
-              </w:rPr>
-            </w:pPr>
-            <w:proofErr w:type="spellStart"/>
-            <w:r>
-              <w:rPr>
-                <w:rFonts w:ascii="Arial" w:hAnsi="Arial" w:cs="Arial"/>
-                <w:b/>
-                <w:sz w:val="16"/>
-                <w:szCs w:val="16"/>
-                <w:lang w:val="ru-RU"/>
-              </w:rPr>
-              <w:t>Дын</w:t>
-            </w:r>
-            <w:proofErr w:type="spellEnd"/>
-            <w:r>
-              <w:rPr>
-                <w:rFonts w:ascii="Arial" w:hAnsi="Arial" w:cs="Arial"/>
-                <w:b/>
-                <w:sz w:val="16"/>
-                <w:szCs w:val="16"/>
-                <w:lang w:val="ru-RU"/>
-              </w:rPr>
-              <w:t>-</w:t>
-            </w:r>
-            <w:proofErr w:type="spellStart"/>
-            <w:r>
-              <w:rPr>
-                <w:rFonts w:ascii="Arial" w:hAnsi="Arial" w:cs="Arial"/>
-                <w:b/>
-                <w:sz w:val="16"/>
-                <w:szCs w:val="16"/>
-                <w:lang w:val="ru-RU"/>
-              </w:rPr>
-              <w:t>Цзи</w:t>
-            </w:r>
-            <w:proofErr w:type="spellEnd"/>
-            <w:r>
-              <w:rPr>
-                <w:rFonts w:ascii="Arial" w:hAnsi="Arial" w:cs="Arial"/>
-                <w:b/>
-                <w:sz w:val="16"/>
-                <w:szCs w:val="16"/>
-                <w:lang w:val="ru-RU"/>
-              </w:rPr>
-              <w:t>-</w:t>
-            </w:r>
-            <w:proofErr w:type="gramStart"/>
-            <w:r>
-              <w:rPr>
-                <w:rFonts w:ascii="Arial" w:hAnsi="Arial" w:cs="Arial"/>
-                <w:b/>
-                <w:sz w:val="16"/>
-                <w:szCs w:val="16"/>
-                <w:lang w:val="ru-RU"/>
-              </w:rPr>
-              <w:t>Сан  37</w:t>
-            </w:r>
-            <w:proofErr w:type="gramEnd"/>
-            <w:r>
-              <w:rPr>
-                <w:rFonts w:ascii="Arial" w:hAnsi="Arial" w:cs="Arial"/>
-                <w:b/>
-                <w:sz w:val="16"/>
-                <w:szCs w:val="16"/>
-                <w:lang w:val="ru-RU"/>
-              </w:rPr>
-              <w:t xml:space="preserve"> лет  </w:t>
+                <w:b/>
+                <w:bCs/>
+                <w:sz w:val="16"/>
+                <w:szCs w:val="16"/>
+                <w:lang w:val="ru-RU"/>
+              </w:rPr>
+            </w:pPr>
+            <w:r>
+              <w:rPr>
+                <w:rFonts w:ascii="Arial" w:hAnsi="Arial" w:cs="Arial"/>
+                <w:b/>
+                <w:bCs/>
+                <w:sz w:val="16"/>
+                <w:szCs w:val="16"/>
+                <w:lang w:val="ru-RU"/>
+              </w:rPr>
+              <w:t xml:space="preserve">Ким Мария Тимофеевна </w:t>
+            </w:r>
+            <w:r>
+              <w:rPr>
+                <w:rFonts w:ascii="Arial" w:hAnsi="Arial" w:cs="Arial"/>
+                <w:b/>
+                <w:bCs/>
+                <w:sz w:val="16"/>
+                <w:szCs w:val="16"/>
+                <w:lang w:val="ru-RU"/>
+              </w:rPr>
+              <w:t xml:space="preserve"> </w:t>
+            </w:r>
+            <w:r>
+              <w:rPr>
+                <w:rFonts w:ascii="Arial" w:hAnsi="Arial" w:cs="Arial"/>
+                <w:b/>
+                <w:bCs/>
+                <w:sz w:val="16"/>
+                <w:szCs w:val="16"/>
+                <w:lang w:val="ru-RU"/>
+              </w:rPr>
+              <w:t xml:space="preserve">43 года  </w:t>
+            </w:r>
+            <w:r>
+              <w:rPr>
+                <w:rFonts w:ascii="Arial" w:hAnsi="Arial" w:cs="Arial"/>
+                <w:b/>
+                <w:bCs/>
+                <w:sz w:val="16"/>
+                <w:szCs w:val="16"/>
+                <w:lang w:val="ru-RU"/>
+              </w:rPr>
+              <w:t xml:space="preserve">   </w:t>
             </w:r>
           </w:p>
           <w:p>
@@ -2714,6 +3445,7 @@
                 <w:bottom w:val="none" w:sz="0" w:space="0" w:color="000000"/>
                 <w:right w:val="none" w:sz="0" w:space="0" w:color="000000"/>
               </w:pBdr>
+              <w:snapToGrid w:val="0"/>
               <w:spacing w:after="0" w:line="240" w:lineRule="auto"/>
               <w:rPr>
                 <w:rFonts w:ascii="Arial" w:hAnsi="Arial" w:cs="Arial"/>
@@ -2729,24 +3461,7 @@
                 <w:szCs w:val="16"/>
                 <w:lang w:val="ru-RU"/>
               </w:rPr>
-              <w:t>(Тун-Ги-Сан) Род.</w:t>
-            </w:r>
-            <w:r>
-              <w:rPr>
-                <w:rFonts w:ascii="Arial" w:hAnsi="Arial" w:cs="Arial"/>
-                <w:sz w:val="16"/>
-                <w:szCs w:val="16"/>
-              </w:rPr>
-              <w:t> </w:t>
-            </w:r>
-            <w:r>
-              <w:rPr>
-                <w:rFonts w:ascii="Arial" w:hAnsi="Arial" w:cs="Arial"/>
-                <w:sz w:val="16"/>
-                <w:szCs w:val="16"/>
-                <w:lang w:val="ru-RU"/>
-              </w:rPr>
-              <w:t xml:space="preserve">в 1895 г., Китай, </w:t>
+              <w:t xml:space="preserve">1889 г., </w:t>
             </w:r>
             <w:proofErr w:type="spellStart"/>
             <w:r>
@@ -2756,7 +3471,7 @@
                 <w:szCs w:val="16"/>
                 <w:lang w:val="ru-RU"/>
               </w:rPr>
-              <w:t>пров</w:t>
+              <w:t>м.р</w:t>
             </w:r>
             <w:proofErr w:type="spellEnd"/>
             <w:r>
@@ -2766,195 +3481,31 @@
                 <w:szCs w:val="16"/>
                 <w:lang w:val="ru-RU"/>
               </w:rPr>
-              <w:t xml:space="preserve">. Шаньдун; китаянка; безработная. </w:t>
-            </w:r>
-            <w:proofErr w:type="spellStart"/>
-            <w:r>
-              <w:rPr>
-                <w:rFonts w:ascii="Arial" w:hAnsi="Arial" w:cs="Arial"/>
-                <w:sz w:val="16"/>
-                <w:szCs w:val="16"/>
-                <w:lang w:val="ru-RU"/>
-              </w:rPr>
-              <w:t>Прож</w:t>
-            </w:r>
-            <w:proofErr w:type="spellEnd"/>
-            <w:r>
-              <w:rPr>
-                <w:rFonts w:ascii="Arial" w:hAnsi="Arial" w:cs="Arial"/>
-                <w:sz w:val="16"/>
-                <w:szCs w:val="16"/>
-                <w:lang w:val="ru-RU"/>
-              </w:rPr>
-              <w:t>.:</w:t>
-            </w:r>
-            <w:r>
-              <w:rPr>
-                <w:rFonts w:ascii="Arial" w:hAnsi="Arial" w:cs="Arial"/>
-                <w:sz w:val="16"/>
-                <w:szCs w:val="16"/>
-              </w:rPr>
-              <w:t> </w:t>
-            </w:r>
-            <w:r>
-              <w:rPr>
-                <w:rFonts w:ascii="Arial" w:hAnsi="Arial" w:cs="Arial"/>
-                <w:sz w:val="16"/>
-                <w:szCs w:val="16"/>
-                <w:lang w:val="ru-RU"/>
-              </w:rPr>
-              <w:t xml:space="preserve">г. Хабаровск. ПП ОГПУ ДВК 16 января 1932 г. Приговор: тройка при ПП ОГПУ </w:t>
-            </w:r>
-            <w:proofErr w:type="spellStart"/>
-            <w:r>
-              <w:rPr>
-                <w:rFonts w:ascii="Arial" w:hAnsi="Arial" w:cs="Arial"/>
-                <w:sz w:val="16"/>
-                <w:szCs w:val="16"/>
-                <w:lang w:val="ru-RU"/>
-              </w:rPr>
-              <w:t>Двк</w:t>
-            </w:r>
-            <w:proofErr w:type="spellEnd"/>
-            <w:r>
-              <w:rPr>
-                <w:rFonts w:ascii="Arial" w:hAnsi="Arial" w:cs="Arial"/>
-                <w:sz w:val="16"/>
-                <w:szCs w:val="16"/>
-                <w:lang w:val="ru-RU"/>
-              </w:rPr>
-              <w:t xml:space="preserve"> 23 января 1932 г., </w:t>
-            </w:r>
-            <w:proofErr w:type="spellStart"/>
-            <w:r>
-              <w:rPr>
-                <w:rFonts w:ascii="Arial" w:hAnsi="Arial" w:cs="Arial"/>
-                <w:sz w:val="16"/>
-                <w:szCs w:val="16"/>
-                <w:lang w:val="ru-RU"/>
-              </w:rPr>
-              <w:t>обв</w:t>
-            </w:r>
-            <w:proofErr w:type="spellEnd"/>
-            <w:r>
-              <w:rPr>
-                <w:rFonts w:ascii="Arial" w:hAnsi="Arial" w:cs="Arial"/>
-                <w:sz w:val="16"/>
-                <w:szCs w:val="16"/>
-                <w:lang w:val="ru-RU"/>
-              </w:rPr>
-              <w:t>.:</w:t>
-            </w:r>
-            <w:r>
-              <w:rPr>
-                <w:rFonts w:ascii="Arial" w:hAnsi="Arial" w:cs="Arial"/>
-                <w:sz w:val="16"/>
-                <w:szCs w:val="16"/>
-              </w:rPr>
-              <w:t> </w:t>
-            </w:r>
-            <w:r>
-              <w:rPr>
-                <w:rFonts w:ascii="Arial" w:hAnsi="Arial" w:cs="Arial"/>
-                <w:sz w:val="16"/>
-                <w:szCs w:val="16"/>
-                <w:lang w:val="ru-RU"/>
-              </w:rPr>
-              <w:t xml:space="preserve">по ст. </w:t>
-            </w:r>
-            <w:proofErr w:type="gramStart"/>
-            <w:r>
-              <w:rPr>
-                <w:rFonts w:ascii="Arial" w:hAnsi="Arial" w:cs="Arial"/>
-                <w:sz w:val="16"/>
-                <w:szCs w:val="16"/>
-                <w:lang w:val="ru-RU"/>
-              </w:rPr>
-              <w:t>58-6</w:t>
-            </w:r>
-            <w:proofErr w:type="gramEnd"/>
-            <w:r>
-              <w:rPr>
-                <w:rFonts w:ascii="Arial" w:hAnsi="Arial" w:cs="Arial"/>
-                <w:sz w:val="16"/>
-                <w:szCs w:val="16"/>
-                <w:lang w:val="ru-RU"/>
-              </w:rPr>
-              <w:t xml:space="preserve"> УК РСФСР.  Приговор: ВМН Расстрел. 23 января 1932 г. Место захоронения</w:t>
-            </w:r>
-            <w:r>
-              <w:rPr>
-                <w:rFonts w:ascii="Arial" w:hAnsi="Arial" w:cs="Arial"/>
-                <w:sz w:val="16"/>
-                <w:szCs w:val="16"/>
-              </w:rPr>
-              <w:t> </w:t>
-            </w:r>
-            <w:r>
-              <w:rPr>
-                <w:rFonts w:ascii="Arial" w:hAnsi="Arial" w:cs="Arial"/>
-                <w:sz w:val="16"/>
-                <w:szCs w:val="16"/>
-                <w:lang w:val="ru-RU"/>
-              </w:rPr>
-              <w:t xml:space="preserve">- г. Хабаровск. </w:t>
-            </w:r>
-            <w:proofErr w:type="spellStart"/>
-            <w:r>
-              <w:rPr>
-                <w:rFonts w:ascii="Arial" w:hAnsi="Arial" w:cs="Arial"/>
-                <w:sz w:val="16"/>
-                <w:szCs w:val="16"/>
-                <w:lang w:val="ru-RU"/>
-              </w:rPr>
-              <w:t>Реабил</w:t>
-            </w:r>
-            <w:proofErr w:type="spellEnd"/>
-            <w:r>
-              <w:rPr>
-                <w:rFonts w:ascii="Arial" w:hAnsi="Arial" w:cs="Arial"/>
-                <w:sz w:val="16"/>
-                <w:szCs w:val="16"/>
-                <w:lang w:val="ru-RU"/>
-              </w:rPr>
-              <w:t>. 13 сентября 1989 г. По заключению Военной прокуратуры КДВО по Указу ПВС СССР от 16.01.1989 г.</w:t>
-            </w:r>
-          </w:p>
-          <w:p>
-            <w:pPr>
-              <w:pStyle w:val="BodyText"/>
-              <w:pBdr>
-                <w:top w:val="none" w:sz="0" w:space="0" w:color="000000"/>
-                <w:left w:val="none" w:sz="0" w:space="0" w:color="000000"/>
-                <w:bottom w:val="none" w:sz="0" w:space="0" w:color="000000"/>
-                <w:right w:val="none" w:sz="0" w:space="0" w:color="000000"/>
-              </w:pBdr>
-              <w:spacing w:after="0" w:line="240" w:lineRule="auto"/>
-              <w:rPr>
-                <w:rFonts w:ascii="Arial" w:hAnsi="Arial" w:cs="Arial"/>
-                <w:b/>
-                <w:sz w:val="16"/>
-                <w:szCs w:val="16"/>
-                <w:lang w:val="ru-RU"/>
-              </w:rPr>
-            </w:pPr>
-            <w:r>
-              <w:rPr>
-                <w:rFonts w:ascii="Arial" w:hAnsi="Arial" w:cs="Arial"/>
-                <w:i/>
-                <w:sz w:val="16"/>
-                <w:szCs w:val="16"/>
-                <w:lang w:val="ru-RU"/>
-              </w:rPr>
-              <w:t>Источник: Книга памяти Хабаровского края</w:t>
-            </w:r>
-            <w:r>
-              <w:rPr>
-                <w:rFonts w:ascii="Arial" w:hAnsi="Arial" w:cs="Arial"/>
-                <w:i/>
-                <w:sz w:val="16"/>
-                <w:szCs w:val="16"/>
-                <w:lang w:val="ru-RU"/>
+              <w:t>.: Корея, кореянка, образование: малограмотная. Дата ареста: 27 апреля 1931 г. Осуждение: 21 февраля 1932 г. Осудивший орган: тройка при ПП ОГПУ по ДВК. Приговор: ВМН (расстрел). Дата реабилитации: 24 октября 1955 г.</w:t>
+            </w:r>
+          </w:p>
+          <w:p>
+            <w:pPr>
+              <w:rPr>
+                <w:rFonts w:ascii="Arial" w:hAnsi="Arial" w:cs="Arial"/>
+                <w:sz w:val="16"/>
+                <w:szCs w:val="16"/>
+              </w:rPr>
+            </w:pPr>
+            <w:r>
+              <w:rPr>
+                <w:rFonts w:ascii="Arial" w:hAnsi="Arial" w:cs="Arial"/>
+                <w:sz w:val="16"/>
+                <w:szCs w:val="16"/>
+                <w:lang w:val="ru-RU"/>
+              </w:rPr>
+              <w:t>Источники данных: Корейцы - жертвы политических репрессий в СССР. 1934-1938". Кн. 3 / Авт. и сост. Ку Светлана. М., 2000.</w:t>
+            </w:r>
+            <w:r>
+              <w:rPr>
+                <w:rFonts w:ascii="Arial" w:hAnsi="Arial" w:cs="Arial"/>
+                <w:sz w:val="16"/>
+                <w:szCs w:val="16"/>
               </w:rPr>
               <w:t xml:space="preserve">;  </w:t>
             </w:r>
@@ -3001,53 +3552,37 @@
                 <w:lang w:val="ru-RU"/>
               </w:rPr>
             </w:pPr>
-            <w:proofErr w:type="gramStart"/>
-            <w:r>
-              <w:rPr>
-                <w:rFonts w:ascii="Arial" w:hAnsi="Arial" w:cs="Arial"/>
-                <w:b/>
-                <w:bCs/>
-                <w:sz w:val="16"/>
-                <w:szCs w:val="16"/>
-                <w:lang w:val="ru-RU"/>
-              </w:rPr>
-              <w:t>Иванченко  Александра</w:t>
-            </w:r>
-            <w:proofErr w:type="gramEnd"/>
-            <w:r>
-              <w:rPr>
-                <w:rFonts w:ascii="Arial" w:hAnsi="Arial" w:cs="Arial"/>
-                <w:b/>
-                <w:bCs/>
-                <w:sz w:val="16"/>
-                <w:szCs w:val="16"/>
-                <w:lang w:val="ru-RU"/>
-              </w:rPr>
-              <w:t xml:space="preserve"> </w:t>
-            </w:r>
-            <w:proofErr w:type="gramStart"/>
-            <w:r>
-              <w:rPr>
-                <w:rFonts w:ascii="Arial" w:hAnsi="Arial" w:cs="Arial"/>
-                <w:b/>
-                <w:bCs/>
-                <w:sz w:val="16"/>
-                <w:szCs w:val="16"/>
-                <w:lang w:val="ru-RU"/>
-              </w:rPr>
-              <w:t>Ивановна  48</w:t>
-            </w:r>
-            <w:proofErr w:type="gramEnd"/>
-            <w:r>
-              <w:rPr>
-                <w:rFonts w:ascii="Arial" w:hAnsi="Arial" w:cs="Arial"/>
-                <w:b/>
-                <w:bCs/>
-                <w:sz w:val="16"/>
-                <w:szCs w:val="16"/>
-                <w:lang w:val="ru-RU"/>
-              </w:rPr>
-              <w:t xml:space="preserve"> лет  </w:t>
+            <w:r>
+              <w:rPr>
+                <w:rFonts w:ascii="Arial" w:hAnsi="Arial" w:cs="Arial"/>
+                <w:b/>
+                <w:sz w:val="16"/>
+                <w:szCs w:val="16"/>
+                <w:lang w:val="ru-RU"/>
+              </w:rPr>
+              <w:t xml:space="preserve">Красавина Евдокия </w:t>
+            </w:r>
+            <w:proofErr w:type="spellStart"/>
+            <w:r>
+              <w:rPr>
+                <w:rFonts w:ascii="Arial" w:hAnsi="Arial" w:cs="Arial"/>
+                <w:b/>
+                <w:sz w:val="16"/>
+                <w:szCs w:val="16"/>
+                <w:lang w:val="ru-RU"/>
+              </w:rPr>
+              <w:t>Севастьяновна</w:t>
+            </w:r>
+            <w:proofErr w:type="spellEnd"/>
+            <w:r>
+              <w:rPr>
+                <w:rFonts w:ascii="Arial" w:hAnsi="Arial" w:cs="Arial"/>
+                <w:b/>
+                <w:sz w:val="16"/>
+                <w:szCs w:val="16"/>
+                <w:lang w:val="ru-RU"/>
+              </w:rPr>
+              <w:t xml:space="preserve">  70 лет  </w:t>
             </w:r>
           </w:p>
           <w:p>
@@ -3074,7 +3609,24 @@
                 <w:szCs w:val="16"/>
                 <w:lang w:val="ru-RU"/>
               </w:rPr>
-              <w:t xml:space="preserve">Родилась в 1884 г., Черниговская губ.; украинка; малограмотная; б/п; Домохозяйка. </w:t>
+              <w:t>Родилась</w:t>
+            </w:r>
+            <w:r>
+              <w:rPr>
+                <w:rFonts w:ascii="Arial" w:hAnsi="Arial" w:cs="Arial"/>
+                <w:sz w:val="16"/>
+                <w:szCs w:val="16"/>
+              </w:rPr>
+              <w:t> </w:t>
+            </w:r>
+            <w:r>
+              <w:rPr>
+                <w:rFonts w:ascii="Arial" w:hAnsi="Arial" w:cs="Arial"/>
+                <w:sz w:val="16"/>
+                <w:szCs w:val="16"/>
+                <w:lang w:val="ru-RU"/>
+              </w:rPr>
+              <w:t xml:space="preserve">в 1862 г., Борский р-н, пос. </w:t>
             </w:r>
             <w:proofErr w:type="spellStart"/>
             <w:r>
@@ -3084,6 +3636,26 @@
                 <w:szCs w:val="16"/>
                 <w:lang w:val="ru-RU"/>
               </w:rPr>
+              <w:t>Кантурово</w:t>
+            </w:r>
+            <w:proofErr w:type="spellEnd"/>
+            <w:r>
+              <w:rPr>
+                <w:rFonts w:ascii="Arial" w:hAnsi="Arial" w:cs="Arial"/>
+                <w:sz w:val="16"/>
+                <w:szCs w:val="16"/>
+                <w:lang w:val="ru-RU"/>
+              </w:rPr>
+              <w:t xml:space="preserve">; русская; торговка. </w:t>
+            </w:r>
+            <w:proofErr w:type="spellStart"/>
+            <w:r>
+              <w:rPr>
+                <w:rFonts w:ascii="Arial" w:hAnsi="Arial" w:cs="Arial"/>
+                <w:sz w:val="16"/>
+                <w:szCs w:val="16"/>
+                <w:lang w:val="ru-RU"/>
+              </w:rPr>
               <w:t>Прож</w:t>
             </w:r>
             <w:proofErr w:type="spellEnd"/>
@@ -3111,25 +3683,17 @@
                 <w:szCs w:val="16"/>
                 <w:lang w:val="ru-RU"/>
               </w:rPr>
-              <w:t>Китай.</w:t>
-            </w:r>
-            <w:r>
-              <w:rPr>
-                <w:rFonts w:ascii="Arial" w:hAnsi="Arial" w:cs="Arial"/>
-                <w:sz w:val="16"/>
-                <w:szCs w:val="16"/>
-                <w:lang w:val="ru-RU"/>
-              </w:rPr>
-              <w:t xml:space="preserve"> </w:t>
-            </w:r>
-            <w:r>
-              <w:rPr>
-                <w:rFonts w:ascii="Arial" w:hAnsi="Arial" w:cs="Arial"/>
-                <w:sz w:val="16"/>
-                <w:szCs w:val="16"/>
-                <w:lang w:val="ru-RU"/>
-              </w:rPr>
-              <w:t xml:space="preserve">Арестована 15 марта 1932 г.  Приговорена: Тройка при ОГПУ 19 июня 1932 г., </w:t>
+              <w:t>Борский р-н, пос. Бор.  Арестована 18 сентября 1932 г.</w:t>
+            </w:r>
+            <w:r>
+              <w:rPr>
+                <w:rFonts w:ascii="Arial" w:hAnsi="Arial" w:cs="Arial"/>
+                <w:sz w:val="16"/>
+                <w:szCs w:val="16"/>
+                <w:lang w:val="ru-RU"/>
+              </w:rPr>
+              <w:br/>
+              <w:t xml:space="preserve">Приговорена: тройка 23 сентября 1932 г., </w:t>
             </w:r>
             <w:proofErr w:type="spellStart"/>
             <w:r>
@@ -3166,45 +3730,7 @@
                 <w:szCs w:val="16"/>
                 <w:lang w:val="ru-RU"/>
               </w:rPr>
-              <w:t xml:space="preserve">по ст. ст. 17, </w:t>
-            </w:r>
-            <w:proofErr w:type="gramStart"/>
-            <w:r>
-              <w:rPr>
-                <w:rFonts w:ascii="Arial" w:hAnsi="Arial" w:cs="Arial"/>
-                <w:sz w:val="16"/>
-                <w:szCs w:val="16"/>
-                <w:lang w:val="ru-RU"/>
-              </w:rPr>
-              <w:t>58-4</w:t>
-            </w:r>
-            <w:proofErr w:type="gramEnd"/>
-            <w:r>
-              <w:rPr>
-                <w:rFonts w:ascii="Arial" w:hAnsi="Arial" w:cs="Arial"/>
-                <w:sz w:val="16"/>
-                <w:szCs w:val="16"/>
-                <w:lang w:val="ru-RU"/>
-              </w:rPr>
-              <w:t>.</w:t>
-            </w:r>
-            <w:r>
-              <w:rPr>
-                <w:rFonts w:ascii="Arial" w:hAnsi="Arial" w:cs="Arial"/>
-                <w:sz w:val="16"/>
-                <w:szCs w:val="16"/>
-                <w:lang w:val="ru-RU"/>
-              </w:rPr>
-              <w:t xml:space="preserve"> </w:t>
-            </w:r>
-            <w:r>
-              <w:rPr>
-                <w:rFonts w:ascii="Arial" w:hAnsi="Arial" w:cs="Arial"/>
-                <w:sz w:val="16"/>
-                <w:szCs w:val="16"/>
-                <w:lang w:val="ru-RU"/>
-              </w:rPr>
-              <w:t>Приговор: ВМН. Реабилитирована 30 июля 1990 г. на основании Указа ПВС СССР</w:t>
+              <w:t>58-7-12.  Приговор: ВМН</w:t>
             </w:r>
           </w:p>
           <w:p>
@@ -3216,303 +3742,38 @@
                 <w:bottom w:val="none" w:sz="0" w:space="0" w:color="000000"/>
                 <w:right w:val="none" w:sz="0" w:space="0" w:color="000000"/>
               </w:pBdr>
-              <w:spacing w:after="0" w:line="240" w:lineRule="auto"/>
-              <w:rPr>
-                <w:rFonts w:ascii="Arial" w:hAnsi="Arial" w:cs="Arial"/>
-                <w:b/>
-                <w:sz w:val="16"/>
-                <w:szCs w:val="16"/>
-                <w:lang w:val="ru-RU"/>
-              </w:rPr>
-            </w:pPr>
-            <w:r>
-              <w:rPr>
-                <w:rFonts w:ascii="Arial" w:hAnsi="Arial" w:cs="Arial"/>
-                <w:i/>
-                <w:sz w:val="16"/>
-                <w:szCs w:val="16"/>
-                <w:lang w:val="ru-RU"/>
-              </w:rPr>
-              <w:t xml:space="preserve">Источник: База данных о жертвах репрессий Приморского края;  </w:t>
-            </w:r>
-            <w:r>
-              <w:fldChar w:fldCharType="begin"/>
-            </w:r>
-            <w:r>
-              <w:instrText>HYPERLINK</w:instrText>
-            </w:r>
-            <w:r>
-              <w:rPr>
-                <w:lang w:val="ru-RU"/>
-              </w:rPr>
-              <w:instrText xml:space="preserve"> "</w:instrText>
-            </w:r>
-            <w:r>
-              <w:instrText>https</w:instrText>
-            </w:r>
-            <w:r>
-              <w:rPr>
-                <w:lang w:val="ru-RU"/>
-              </w:rPr>
-              <w:instrText>://</w:instrText>
-            </w:r>
-            <w:r>
-              <w:instrText>ru</w:instrText>
-            </w:r>
-            <w:r>
-              <w:rPr>
-                <w:lang w:val="ru-RU"/>
-              </w:rPr>
-              <w:instrText>.</w:instrText>
-            </w:r>
-            <w:r>
-              <w:instrText>openlist</w:instrText>
-            </w:r>
-            <w:r>
-              <w:rPr>
-                <w:lang w:val="ru-RU"/>
-              </w:rPr>
-              <w:instrText>.</w:instrText>
-            </w:r>
-            <w:r>
-              <w:instrText>wiki</w:instrText>
-            </w:r>
-            <w:r>
-              <w:rPr>
-                <w:lang w:val="ru-RU"/>
-              </w:rPr>
-              <w:instrText>/Иванченко_Александра_Ивановна_(1884)"</w:instrText>
-            </w:r>
-            <w:r>
-              <w:rPr>
-                <w:rFonts w:hint="eastAsia"/>
-              </w:rPr>
-              <w:fldChar w:fldCharType="separate"/>
-            </w:r>
-            <w:r>
-              <w:rPr>
-                <w:rStyle w:val="Hyperlink"/>
-                <w:rFonts w:ascii="Arial" w:hAnsi="Arial" w:cs="Arial"/>
-                <w:b/>
-                <w:bCs/>
-                <w:color w:val="auto"/>
-                <w:sz w:val="16"/>
-                <w:szCs w:val="16"/>
-                <w:lang w:val="ru-RU"/>
-              </w:rPr>
-              <w:t>Открытый список</w:t>
-            </w:r>
-            <w:r>
-              <w:fldChar w:fldCharType="end"/>
-            </w:r>
-          </w:p>
-        </w:tc>
-      </w:tr>
-      <w:tr>
-        <w:tc>
-          <w:tcPr>
-            <w:tcW w:w="10980" w:type="dxa"/>
-            <w:shd w:val="clear" w:color="auto" w:fill="auto"/>
-            <w:vAlign w:val="center"/>
-          </w:tcPr>
-          <w:p>
-            <w:pPr>
-              <w:pStyle w:val="BodyText"/>
-              <w:pBdr>
-                <w:top w:val="none" w:sz="0" w:space="0" w:color="000000"/>
-                <w:left w:val="none" w:sz="0" w:space="0" w:color="000000"/>
-                <w:bottom w:val="none" w:sz="0" w:space="0" w:color="000000"/>
-                <w:right w:val="none" w:sz="0" w:space="0" w:color="000000"/>
-              </w:pBdr>
+              <w:tabs>
+                <w:tab w:val="left" w:pos="0"/>
+              </w:tabs>
               <w:snapToGrid w:val="0"/>
               <w:spacing w:after="0" w:line="240" w:lineRule="auto"/>
               <w:rPr>
                 <w:rFonts w:ascii="Arial" w:hAnsi="Arial" w:cs="Arial"/>
                 <w:b/>
-                <w:bCs/>
-                <w:sz w:val="16"/>
-                <w:szCs w:val="16"/>
-                <w:lang w:val="ru-RU"/>
-              </w:rPr>
-            </w:pPr>
-            <w:r>
-              <w:rPr>
-                <w:rFonts w:ascii="Arial" w:hAnsi="Arial" w:cs="Arial"/>
-                <w:b/>
-                <w:bCs/>
-                <w:sz w:val="16"/>
-                <w:szCs w:val="16"/>
-                <w:lang w:val="ru-RU"/>
-              </w:rPr>
-              <w:lastRenderedPageBreak/>
-              <w:t xml:space="preserve">Ким Анна </w:t>
-            </w:r>
-            <w:proofErr w:type="gramStart"/>
-            <w:r>
-              <w:rPr>
-                <w:rFonts w:ascii="Arial" w:hAnsi="Arial" w:cs="Arial"/>
-                <w:b/>
-                <w:bCs/>
-                <w:sz w:val="16"/>
-                <w:szCs w:val="16"/>
-                <w:lang w:val="ru-RU"/>
-              </w:rPr>
-              <w:t xml:space="preserve">Тимофеевна </w:t>
-            </w:r>
-            <w:r>
-              <w:rPr>
-                <w:rFonts w:ascii="Arial" w:hAnsi="Arial" w:cs="Arial"/>
-                <w:b/>
-                <w:bCs/>
-                <w:sz w:val="16"/>
-                <w:szCs w:val="16"/>
-                <w:lang w:val="ru-RU"/>
-              </w:rPr>
-              <w:t xml:space="preserve"> </w:t>
-            </w:r>
-            <w:r>
-              <w:rPr>
-                <w:rFonts w:ascii="Arial" w:hAnsi="Arial" w:cs="Arial"/>
-                <w:b/>
-                <w:bCs/>
-                <w:sz w:val="16"/>
-                <w:szCs w:val="16"/>
-                <w:lang w:val="ru-RU"/>
-              </w:rPr>
-              <w:t>28</w:t>
-            </w:r>
-            <w:proofErr w:type="gramEnd"/>
-            <w:r>
-              <w:rPr>
-                <w:rFonts w:ascii="Arial" w:hAnsi="Arial" w:cs="Arial"/>
-                <w:b/>
-                <w:bCs/>
-                <w:sz w:val="16"/>
-                <w:szCs w:val="16"/>
-                <w:lang w:val="ru-RU"/>
-              </w:rPr>
-              <w:t xml:space="preserve"> лет  </w:t>
-            </w:r>
-          </w:p>
-          <w:p>
-            <w:pPr>
-              <w:pStyle w:val="BodyText"/>
-              <w:pBdr>
-                <w:top w:val="none" w:sz="0" w:space="0" w:color="000000"/>
-                <w:left w:val="none" w:sz="0" w:space="0" w:color="000000"/>
-                <w:bottom w:val="none" w:sz="0" w:space="0" w:color="000000"/>
-                <w:right w:val="none" w:sz="0" w:space="0" w:color="000000"/>
-              </w:pBdr>
-              <w:snapToGrid w:val="0"/>
-              <w:spacing w:after="0" w:line="240" w:lineRule="auto"/>
-              <w:rPr>
-                <w:rFonts w:ascii="Arial" w:hAnsi="Arial" w:cs="Arial"/>
-                <w:sz w:val="16"/>
-                <w:szCs w:val="16"/>
-                <w:lang w:val="ru-RU"/>
-              </w:rPr>
-            </w:pPr>
-            <w:r>
-              <w:rPr>
-                <w:rFonts w:ascii="Arial" w:hAnsi="Arial" w:cs="Arial"/>
-                <w:sz w:val="16"/>
-                <w:szCs w:val="16"/>
-                <w:lang w:val="ru-RU"/>
-              </w:rPr>
-              <w:t xml:space="preserve">(Варианты ФИО: Ким-Хан Анна)1904 г., </w:t>
-            </w:r>
-            <w:proofErr w:type="spellStart"/>
-            <w:r>
-              <w:rPr>
-                <w:rFonts w:ascii="Arial" w:hAnsi="Arial" w:cs="Arial"/>
-                <w:sz w:val="16"/>
-                <w:szCs w:val="16"/>
-                <w:lang w:val="ru-RU"/>
-              </w:rPr>
-              <w:t>м.р</w:t>
-            </w:r>
-            <w:proofErr w:type="spellEnd"/>
-            <w:r>
-              <w:rPr>
-                <w:rFonts w:ascii="Arial" w:hAnsi="Arial" w:cs="Arial"/>
-                <w:sz w:val="16"/>
-                <w:szCs w:val="16"/>
-                <w:lang w:val="ru-RU"/>
-              </w:rPr>
-              <w:t xml:space="preserve">.: с. Синельниково Покровского р-на Дальневосточного края, кореянка, образование: малограмотная. Дата ареста: 9 апреля 1931 г. Осуждение: 21 февраля 1932 г. </w:t>
-            </w:r>
-            <w:r>
-              <w:rPr>
-                <w:rFonts w:ascii="Arial" w:eastAsia="Liberation Serif" w:hAnsi="Arial" w:cs="Arial"/>
-                <w:sz w:val="16"/>
-                <w:szCs w:val="16"/>
-                <w:lang w:val="ru-RU"/>
-              </w:rPr>
-              <w:t xml:space="preserve">    </w:t>
-            </w:r>
-            <w:r>
-              <w:rPr>
-                <w:rFonts w:ascii="Arial" w:hAnsi="Arial" w:cs="Arial"/>
-                <w:sz w:val="16"/>
-                <w:szCs w:val="16"/>
-                <w:lang w:val="ru-RU"/>
-              </w:rPr>
-              <w:t>Осудивший орган: тройка при ПП ОГПУ по ДВК. Приговор: ВМН (расстрел). Дата реабилитации: 24 октября 1955 г.</w:t>
-            </w:r>
-          </w:p>
-          <w:p>
-            <w:pPr>
-              <w:pStyle w:val="BodyText"/>
-              <w:pBdr>
-                <w:top w:val="none" w:sz="0" w:space="0" w:color="000000"/>
-                <w:left w:val="none" w:sz="0" w:space="0" w:color="000000"/>
-                <w:bottom w:val="none" w:sz="0" w:space="0" w:color="000000"/>
-                <w:right w:val="none" w:sz="0" w:space="0" w:color="000000"/>
-              </w:pBdr>
-              <w:spacing w:after="0" w:line="240" w:lineRule="auto"/>
-              <w:rPr>
-                <w:rFonts w:ascii="Arial" w:hAnsi="Arial" w:cs="Arial"/>
-                <w:b/>
-                <w:sz w:val="16"/>
-                <w:szCs w:val="16"/>
-              </w:rPr>
-            </w:pPr>
-            <w:r>
-              <w:rPr>
-                <w:rFonts w:ascii="Arial" w:hAnsi="Arial" w:cs="Arial"/>
-                <w:sz w:val="16"/>
-                <w:szCs w:val="16"/>
-                <w:lang w:val="ru-RU"/>
-              </w:rPr>
-              <w:t xml:space="preserve">Источники данных: Корейцы - жертвы политических репрессий в СССР. </w:t>
-            </w:r>
-            <w:proofErr w:type="gramStart"/>
-            <w:r>
-              <w:rPr>
-                <w:rFonts w:ascii="Arial" w:hAnsi="Arial" w:cs="Arial"/>
-                <w:sz w:val="16"/>
-                <w:szCs w:val="16"/>
-                <w:lang w:val="ru-RU"/>
-              </w:rPr>
-              <w:t>1934-1938</w:t>
-            </w:r>
-            <w:proofErr w:type="gramEnd"/>
-            <w:r>
-              <w:rPr>
-                <w:rFonts w:ascii="Arial" w:hAnsi="Arial" w:cs="Arial"/>
-                <w:sz w:val="16"/>
-                <w:szCs w:val="16"/>
-                <w:lang w:val="ru-RU"/>
-              </w:rPr>
-              <w:t>". Кн. 3 / Авт. и сост. Ку Светлана. М., 2000.</w:t>
-            </w:r>
-            <w:r>
-              <w:rPr>
-                <w:rFonts w:ascii="Arial" w:hAnsi="Arial" w:cs="Arial"/>
-                <w:sz w:val="16"/>
-                <w:szCs w:val="16"/>
-              </w:rPr>
-              <w:t xml:space="preserve">; </w:t>
+                <w:sz w:val="16"/>
+                <w:szCs w:val="16"/>
+                <w:lang w:val="ru-RU"/>
+              </w:rPr>
+            </w:pPr>
+            <w:r>
+              <w:rPr>
+                <w:rFonts w:ascii="Arial" w:hAnsi="Arial" w:cs="Arial"/>
+                <w:i/>
+                <w:sz w:val="16"/>
+                <w:szCs w:val="16"/>
+                <w:lang w:val="ru-RU"/>
+              </w:rPr>
+              <w:t>Источник: Книга памяти Нижегородской обл.</w:t>
+            </w:r>
+            <w:r>
+              <w:rPr>
+                <w:rFonts w:ascii="Arial" w:hAnsi="Arial" w:cs="Arial"/>
+                <w:i/>
+                <w:sz w:val="16"/>
+                <w:szCs w:val="16"/>
+                <w:lang w:val="ru-RU"/>
+              </w:rPr>
+              <w:t xml:space="preserve">;  </w:t>
             </w:r>
             <w:hyperlink r:id="rId11" w:history="1">
               <w:r>
@@ -3533,9 +3794,6 @@
         </w:tc>
       </w:tr>
       <w:tr>
-        <w:trPr>
-          <w:trHeight w:val="20"/>
-        </w:trPr>
         <w:tc>
           <w:tcPr>
             <w:tcW w:w="10980" w:type="dxa"/>
@@ -3551,6 +3809,9 @@
                 <w:bottom w:val="none" w:sz="0" w:space="0" w:color="000000"/>
                 <w:right w:val="none" w:sz="0" w:space="0" w:color="000000"/>
               </w:pBdr>
+              <w:tabs>
+                <w:tab w:val="left" w:pos="0"/>
+              </w:tabs>
               <w:snapToGrid w:val="0"/>
               <w:spacing w:after="0" w:line="240" w:lineRule="auto"/>
               <w:rPr>
@@ -3562,6 +3823,7 @@
                 <w:lang w:val="ru-RU"/>
               </w:rPr>
             </w:pPr>
+            <w:proofErr w:type="spellStart"/>
             <w:r>
               <w:rPr>
                 <w:rFonts w:ascii="Arial" w:hAnsi="Arial" w:cs="Arial"/>
@@ -3571,9 +3833,9 @@
                 <w:szCs w:val="16"/>
                 <w:lang w:val="ru-RU"/>
               </w:rPr>
-              <w:t xml:space="preserve">Ким Мария </w:t>
-            </w:r>
-            <w:proofErr w:type="gramStart"/>
+              <w:t>Курдим</w:t>
+            </w:r>
+            <w:proofErr w:type="spellEnd"/>
             <w:r>
               <w:rPr>
                 <w:rFonts w:ascii="Arial" w:hAnsi="Arial" w:cs="Arial"/>
@@ -3583,8 +3845,9 @@
                 <w:szCs w:val="16"/>
                 <w:lang w:val="ru-RU"/>
               </w:rPr>
-              <w:t xml:space="preserve">Тимофеевна </w:t>
-            </w:r>
+              <w:t xml:space="preserve"> (</w:t>
+            </w:r>
+            <w:proofErr w:type="spellStart"/>
             <w:r>
               <w:rPr>
                 <w:rFonts w:ascii="Arial" w:hAnsi="Arial" w:cs="Arial"/>
@@ -3594,8 +3857,9 @@
                 <w:szCs w:val="16"/>
                 <w:lang w:val="ru-RU"/>
               </w:rPr>
-              <w:t xml:space="preserve"> </w:t>
-            </w:r>
+              <w:t>Курдым</w:t>
+            </w:r>
+            <w:proofErr w:type="spellEnd"/>
             <w:r>
               <w:rPr>
                 <w:rFonts w:ascii="Arial" w:hAnsi="Arial" w:cs="Arial"/>
@@ -3605,30 +3869,7 @@
                 <w:szCs w:val="16"/>
                 <w:lang w:val="ru-RU"/>
               </w:rPr>
-              <w:t>43</w:t>
-            </w:r>
-            <w:proofErr w:type="gramEnd"/>
-            <w:r>
-              <w:rPr>
-                <w:rFonts w:ascii="Arial" w:hAnsi="Arial" w:cs="Arial"/>
-                <w:b/>
-                <w:bCs/>
-                <w:sz w:val="16"/>
-                <w:szCs w:val="16"/>
-                <w:lang w:val="ru-RU"/>
-              </w:rPr>
-              <w:t xml:space="preserve"> года  </w:t>
-            </w:r>
-            <w:r>
-              <w:rPr>
-                <w:rFonts w:ascii="Arial" w:hAnsi="Arial" w:cs="Arial"/>
-                <w:b/>
-                <w:bCs/>
-                <w:sz w:val="16"/>
-                <w:szCs w:val="16"/>
-                <w:lang w:val="ru-RU"/>
-              </w:rPr>
-              <w:t xml:space="preserve">   </w:t>
+              <w:t xml:space="preserve">) Мария Ивановна  40 лет     </w:t>
             </w:r>
           </w:p>
           <w:p>
@@ -3640,6 +3881,9 @@
                 <w:bottom w:val="none" w:sz="0" w:space="0" w:color="000000"/>
                 <w:right w:val="none" w:sz="0" w:space="0" w:color="000000"/>
               </w:pBdr>
+              <w:tabs>
+                <w:tab w:val="left" w:pos="0"/>
+              </w:tabs>
               <w:snapToGrid w:val="0"/>
               <w:spacing w:after="0" w:line="240" w:lineRule="auto"/>
               <w:rPr>
@@ -3656,7 +3900,7 @@
                 <w:szCs w:val="16"/>
                 <w:lang w:val="ru-RU"/>
               </w:rPr>
-              <w:t xml:space="preserve">1889 г., </w:t>
+              <w:t xml:space="preserve">Статья обвинения: постановление правительства от 07.08.1932 г.  Дата приговора: 22.10.1932 г. Выездная сессия Харьковского </w:t>
             </w:r>
             <w:proofErr w:type="spellStart"/>
             <w:r>
@@ -3666,63 +3910,92 @@
                 <w:szCs w:val="16"/>
                 <w:lang w:val="ru-RU"/>
               </w:rPr>
-              <w:t>м.р</w:t>
+              <w:t>обл.суда</w:t>
             </w:r>
             <w:proofErr w:type="spellEnd"/>
-            <w:r>
-              <w:rPr>
-                <w:rFonts w:ascii="Arial" w:hAnsi="Arial" w:cs="Arial"/>
-                <w:sz w:val="16"/>
-                <w:szCs w:val="16"/>
-                <w:lang w:val="ru-RU"/>
-              </w:rPr>
-              <w:t>.: Корея, кореянка, образование: малограмотная. Дата ареста: 27 апреля 1931 г. Осуждение: 21 февраля 1932 г. Осудивший орган: тройка при ПП ОГПУ по ДВК. Приговор: ВМН (расстрел). Дата реабилитации: 24 октября 1955 г.</w:t>
-            </w:r>
-          </w:p>
-          <w:p>
-            <w:pPr>
-              <w:rPr>
-                <w:rFonts w:ascii="Arial" w:hAnsi="Arial" w:cs="Arial"/>
-                <w:sz w:val="16"/>
-                <w:szCs w:val="16"/>
-              </w:rPr>
-            </w:pPr>
-            <w:r>
-              <w:rPr>
-                <w:rFonts w:ascii="Arial" w:hAnsi="Arial" w:cs="Arial"/>
-                <w:sz w:val="16"/>
-                <w:szCs w:val="16"/>
-                <w:lang w:val="ru-RU"/>
-              </w:rPr>
-              <w:t xml:space="preserve">Источники данных: Корейцы - жертвы политических репрессий в СССР. </w:t>
-            </w:r>
-            <w:proofErr w:type="gramStart"/>
-            <w:r>
-              <w:rPr>
-                <w:rFonts w:ascii="Arial" w:hAnsi="Arial" w:cs="Arial"/>
-                <w:sz w:val="16"/>
-                <w:szCs w:val="16"/>
-                <w:lang w:val="ru-RU"/>
-              </w:rPr>
-              <w:t>1934-1938</w:t>
-            </w:r>
-            <w:proofErr w:type="gramEnd"/>
-            <w:r>
-              <w:rPr>
-                <w:rFonts w:ascii="Arial" w:hAnsi="Arial" w:cs="Arial"/>
-                <w:sz w:val="16"/>
-                <w:szCs w:val="16"/>
-                <w:lang w:val="ru-RU"/>
-              </w:rPr>
-              <w:t>". Кн. 3 / Авт. и сост. Ку Светлана. М., 2000.</w:t>
-            </w:r>
-            <w:r>
-              <w:rPr>
-                <w:rFonts w:ascii="Arial" w:hAnsi="Arial" w:cs="Arial"/>
-                <w:sz w:val="16"/>
-                <w:szCs w:val="16"/>
-              </w:rPr>
-              <w:t xml:space="preserve">;  </w:t>
+          </w:p>
+          <w:p>
+            <w:pPr>
+              <w:pStyle w:val="BodyText"/>
+              <w:pBdr>
+                <w:top w:val="none" w:sz="0" w:space="0" w:color="000000"/>
+                <w:left w:val="none" w:sz="0" w:space="0" w:color="000000"/>
+                <w:bottom w:val="none" w:sz="0" w:space="0" w:color="000000"/>
+                <w:right w:val="none" w:sz="0" w:space="0" w:color="000000"/>
+              </w:pBdr>
+              <w:tabs>
+                <w:tab w:val="left" w:pos="0"/>
+              </w:tabs>
+              <w:snapToGrid w:val="0"/>
+              <w:spacing w:after="0" w:line="240" w:lineRule="auto"/>
+              <w:rPr>
+                <w:rFonts w:ascii="Arial" w:hAnsi="Arial" w:cs="Arial"/>
+                <w:sz w:val="16"/>
+                <w:szCs w:val="16"/>
+                <w:lang w:val="ru-RU"/>
+              </w:rPr>
+            </w:pPr>
+            <w:r>
+              <w:rPr>
+                <w:rFonts w:ascii="Arial" w:hAnsi="Arial" w:cs="Arial"/>
+                <w:sz w:val="16"/>
+                <w:szCs w:val="16"/>
+                <w:lang w:val="ru-RU"/>
+              </w:rPr>
+              <w:t>Приговор: Расстрел. Архивные данные: Фонд: 24. Опись: 8. Дело: 3059. Дата добавления информации в базу данных Архива: 16.01.2023</w:t>
+            </w:r>
+          </w:p>
+          <w:p>
+            <w:pPr>
+              <w:pStyle w:val="BodyText"/>
+              <w:pBdr>
+                <w:top w:val="none" w:sz="0" w:space="0" w:color="000000"/>
+                <w:left w:val="none" w:sz="0" w:space="0" w:color="000000"/>
+                <w:bottom w:val="none" w:sz="0" w:space="0" w:color="000000"/>
+                <w:right w:val="none" w:sz="0" w:space="0" w:color="000000"/>
+              </w:pBdr>
+              <w:spacing w:after="60" w:line="240" w:lineRule="auto"/>
+              <w:rPr>
+                <w:rFonts w:ascii="Arial" w:hAnsi="Arial" w:cs="Arial"/>
+                <w:sz w:val="16"/>
+                <w:szCs w:val="16"/>
+                <w:lang w:val="ru-RU"/>
+              </w:rPr>
+            </w:pPr>
+            <w:r>
+              <w:rPr>
+                <w:rFonts w:ascii="Arial" w:hAnsi="Arial" w:cs="Arial"/>
+                <w:b/>
+                <w:bCs/>
+                <w:sz w:val="16"/>
+                <w:szCs w:val="16"/>
+                <w:lang w:val="ru-RU"/>
+              </w:rPr>
+              <w:t xml:space="preserve">Источник: </w:t>
+            </w:r>
+            <w:proofErr w:type="spellStart"/>
+            <w:r>
+              <w:rPr>
+                <w:rFonts w:ascii="Arial" w:hAnsi="Arial" w:cs="Arial"/>
+                <w:b/>
+                <w:bCs/>
+                <w:sz w:val="16"/>
+                <w:szCs w:val="16"/>
+                <w:lang w:val="ru-RU"/>
+              </w:rPr>
+              <w:t>Гос.Архив</w:t>
+            </w:r>
+            <w:proofErr w:type="spellEnd"/>
+            <w:r>
+              <w:rPr>
+                <w:rFonts w:ascii="Arial" w:hAnsi="Arial" w:cs="Arial"/>
+                <w:b/>
+                <w:bCs/>
+                <w:sz w:val="16"/>
+                <w:szCs w:val="16"/>
+                <w:lang w:val="ru-RU"/>
+              </w:rPr>
+              <w:t xml:space="preserve"> Украины;   </w:t>
             </w:r>
             <w:hyperlink r:id="rId12" w:history="1">
               <w:r>
@@ -3758,7 +4031,6 @@
                 <w:bottom w:val="none" w:sz="0" w:space="0" w:color="000000"/>
                 <w:right w:val="none" w:sz="0" w:space="0" w:color="000000"/>
               </w:pBdr>
-              <w:snapToGrid w:val="0"/>
               <w:spacing w:after="0" w:line="240" w:lineRule="auto"/>
               <w:rPr>
                 <w:rFonts w:ascii="Arial" w:hAnsi="Arial" w:cs="Arial"/>
@@ -3771,45 +4043,12 @@
               <w:rPr>
                 <w:rFonts w:ascii="Arial" w:hAnsi="Arial" w:cs="Arial"/>
                 <w:b/>
-                <w:sz w:val="16"/>
-                <w:szCs w:val="16"/>
-                <w:lang w:val="ru-RU"/>
-              </w:rPr>
-              <w:t xml:space="preserve">Красавина Евдокия </w:t>
-            </w:r>
-            <w:proofErr w:type="spellStart"/>
-            <w:proofErr w:type="gramStart"/>
-            <w:r>
-              <w:rPr>
-                <w:rFonts w:ascii="Arial" w:hAnsi="Arial" w:cs="Arial"/>
-                <w:b/>
-                <w:sz w:val="16"/>
-                <w:szCs w:val="16"/>
-                <w:lang w:val="ru-RU"/>
-              </w:rPr>
-              <w:t>Севастьяновна</w:t>
-            </w:r>
-            <w:proofErr w:type="spellEnd"/>
-            <w:r>
-              <w:rPr>
-                <w:rFonts w:ascii="Arial" w:hAnsi="Arial" w:cs="Arial"/>
-                <w:b/>
-                <w:sz w:val="16"/>
-                <w:szCs w:val="16"/>
-                <w:lang w:val="ru-RU"/>
-              </w:rPr>
-              <w:t xml:space="preserve">  70</w:t>
-            </w:r>
-            <w:proofErr w:type="gramEnd"/>
-            <w:r>
-              <w:rPr>
-                <w:rFonts w:ascii="Arial" w:hAnsi="Arial" w:cs="Arial"/>
-                <w:b/>
-                <w:sz w:val="16"/>
-                <w:szCs w:val="16"/>
-                <w:lang w:val="ru-RU"/>
-              </w:rPr>
-              <w:t xml:space="preserve"> лет  </w:t>
+                <w:bCs/>
+                <w:sz w:val="16"/>
+                <w:szCs w:val="16"/>
+                <w:lang w:val="ru-RU"/>
+              </w:rPr>
+              <w:t xml:space="preserve">Латышевская Вера Антонина  43 года     </w:t>
             </w:r>
           </w:p>
           <w:p>
@@ -3836,24 +4075,7 @@
                 <w:szCs w:val="16"/>
                 <w:lang w:val="ru-RU"/>
               </w:rPr>
-              <w:t>Родилась</w:t>
-            </w:r>
-            <w:r>
-              <w:rPr>
-                <w:rFonts w:ascii="Arial" w:hAnsi="Arial" w:cs="Arial"/>
-                <w:sz w:val="16"/>
-                <w:szCs w:val="16"/>
-              </w:rPr>
-              <w:t> </w:t>
-            </w:r>
-            <w:r>
-              <w:rPr>
-                <w:rFonts w:ascii="Arial" w:hAnsi="Arial" w:cs="Arial"/>
-                <w:sz w:val="16"/>
-                <w:szCs w:val="16"/>
-                <w:lang w:val="ru-RU"/>
-              </w:rPr>
-              <w:t xml:space="preserve">в 1862 г., Борский р-н, пос. </w:t>
+              <w:t xml:space="preserve">1889 г.р., </w:t>
             </w:r>
             <w:proofErr w:type="spellStart"/>
             <w:r>
@@ -3863,7 +4085,7 @@
                 <w:szCs w:val="16"/>
                 <w:lang w:val="ru-RU"/>
               </w:rPr>
-              <w:t>Кантурово</w:t>
+              <w:t>м.р</w:t>
             </w:r>
             <w:proofErr w:type="spellEnd"/>
             <w:r>
@@ -3873,7 +4095,7 @@
                 <w:szCs w:val="16"/>
                 <w:lang w:val="ru-RU"/>
               </w:rPr>
-              <w:t xml:space="preserve">; русская; торговка. </w:t>
+              <w:t xml:space="preserve">.: Пензенская губ., русская, образование: среднее, б/п, работница инкубатора в </w:t>
             </w:r>
             <w:proofErr w:type="spellStart"/>
             <w:r>
@@ -3883,7 +4105,7 @@
                 <w:szCs w:val="16"/>
                 <w:lang w:val="ru-RU"/>
               </w:rPr>
-              <w:t>Прож</w:t>
+              <w:t>Коопхозе</w:t>
             </w:r>
             <w:proofErr w:type="spellEnd"/>
             <w:r>
@@ -3893,34 +4115,7 @@
                 <w:szCs w:val="16"/>
                 <w:lang w:val="ru-RU"/>
               </w:rPr>
-              <w:t>.:</w:t>
-            </w:r>
-            <w:r>
-              <w:rPr>
-                <w:rFonts w:ascii="Arial" w:hAnsi="Arial" w:cs="Arial"/>
-                <w:sz w:val="16"/>
-                <w:szCs w:val="16"/>
-              </w:rPr>
-              <w:t> </w:t>
-            </w:r>
-            <w:r>
-              <w:rPr>
-                <w:rFonts w:ascii="Arial" w:hAnsi="Arial" w:cs="Arial"/>
-                <w:sz w:val="16"/>
-                <w:szCs w:val="16"/>
-                <w:lang w:val="ru-RU"/>
-              </w:rPr>
-              <w:t>Борский р-н, пос. Бор.  Арестована 18 сентября 1932 г.</w:t>
-            </w:r>
-            <w:r>
-              <w:rPr>
-                <w:rFonts w:ascii="Arial" w:hAnsi="Arial" w:cs="Arial"/>
-                <w:sz w:val="16"/>
-                <w:szCs w:val="16"/>
-                <w:lang w:val="ru-RU"/>
-              </w:rPr>
-              <w:br/>
-              <w:t xml:space="preserve">Приговорена: тройка 23 сентября 1932 г., </w:t>
+              <w:t xml:space="preserve"> ЦРК, </w:t>
             </w:r>
             <w:proofErr w:type="spellStart"/>
             <w:r>
@@ -3930,7 +4125,7 @@
                 <w:szCs w:val="16"/>
                 <w:lang w:val="ru-RU"/>
               </w:rPr>
-              <w:t>обв</w:t>
+              <w:t>прож</w:t>
             </w:r>
             <w:proofErr w:type="spellEnd"/>
             <w:r>
@@ -3940,515 +4135,47 @@
                 <w:szCs w:val="16"/>
                 <w:lang w:val="ru-RU"/>
               </w:rPr>
-              <w:t>.:</w:t>
-            </w:r>
-            <w:r>
-              <w:rPr>
-                <w:rFonts w:ascii="Arial" w:hAnsi="Arial" w:cs="Arial"/>
-                <w:sz w:val="16"/>
-                <w:szCs w:val="16"/>
-              </w:rPr>
-              <w:t> </w:t>
-            </w:r>
-            <w:r>
-              <w:rPr>
-                <w:rFonts w:ascii="Arial" w:hAnsi="Arial" w:cs="Arial"/>
-                <w:sz w:val="16"/>
-                <w:szCs w:val="16"/>
-                <w:lang w:val="ru-RU"/>
-              </w:rPr>
-              <w:t>58-7-12.  Приговор: ВМН</w:t>
-            </w:r>
-          </w:p>
-          <w:p>
-            <w:pPr>
-              <w:pStyle w:val="BodyText"/>
-              <w:pBdr>
-                <w:top w:val="none" w:sz="0" w:space="0" w:color="000000"/>
-                <w:left w:val="none" w:sz="0" w:space="0" w:color="000000"/>
-                <w:bottom w:val="none" w:sz="0" w:space="0" w:color="000000"/>
-                <w:right w:val="none" w:sz="0" w:space="0" w:color="000000"/>
-              </w:pBdr>
-              <w:tabs>
-                <w:tab w:val="left" w:pos="0"/>
-              </w:tabs>
-              <w:snapToGrid w:val="0"/>
-              <w:spacing w:after="0" w:line="240" w:lineRule="auto"/>
-              <w:rPr>
-                <w:rFonts w:ascii="Arial" w:hAnsi="Arial" w:cs="Arial"/>
-                <w:b/>
-                <w:sz w:val="16"/>
-                <w:szCs w:val="16"/>
-                <w:lang w:val="ru-RU"/>
-              </w:rPr>
-            </w:pPr>
-            <w:r>
-              <w:rPr>
-                <w:rFonts w:ascii="Arial" w:hAnsi="Arial" w:cs="Arial"/>
-                <w:i/>
-                <w:sz w:val="16"/>
-                <w:szCs w:val="16"/>
-                <w:lang w:val="ru-RU"/>
-              </w:rPr>
-              <w:t>Источник: Книга памяти Нижегородской обл.</w:t>
-            </w:r>
-            <w:r>
-              <w:rPr>
-                <w:rFonts w:ascii="Arial" w:hAnsi="Arial" w:cs="Arial"/>
-                <w:i/>
-                <w:sz w:val="16"/>
-                <w:szCs w:val="16"/>
-                <w:lang w:val="ru-RU"/>
-              </w:rPr>
-              <w:t xml:space="preserve">;  </w:t>
-            </w:r>
-            <w:r>
-              <w:fldChar w:fldCharType="begin"/>
-            </w:r>
-            <w:r>
-              <w:instrText>HYPERLINK</w:instrText>
-            </w:r>
-            <w:r>
-              <w:rPr>
-                <w:lang w:val="ru-RU"/>
-              </w:rPr>
-              <w:instrText xml:space="preserve"> "</w:instrText>
-            </w:r>
-            <w:r>
-              <w:instrText>https</w:instrText>
-            </w:r>
-            <w:r>
-              <w:rPr>
-                <w:lang w:val="ru-RU"/>
-              </w:rPr>
-              <w:instrText>://</w:instrText>
-            </w:r>
-            <w:r>
-              <w:instrText>ru</w:instrText>
-            </w:r>
-            <w:r>
-              <w:rPr>
-                <w:lang w:val="ru-RU"/>
-              </w:rPr>
-              <w:instrText>.</w:instrText>
-            </w:r>
-            <w:r>
-              <w:instrText>openlist</w:instrText>
-            </w:r>
-            <w:r>
-              <w:rPr>
-                <w:lang w:val="ru-RU"/>
-              </w:rPr>
-              <w:instrText>.</w:instrText>
-            </w:r>
-            <w:r>
-              <w:instrText>wiki</w:instrText>
-            </w:r>
-            <w:r>
-              <w:rPr>
-                <w:lang w:val="ru-RU"/>
-              </w:rPr>
-              <w:instrText>/Красавина_Евдокия_Севастьяновна_(1862)"</w:instrText>
-            </w:r>
-            <w:r>
-              <w:rPr>
-                <w:rFonts w:hint="eastAsia"/>
-              </w:rPr>
-              <w:fldChar w:fldCharType="separate"/>
-            </w:r>
-            <w:r>
-              <w:rPr>
-                <w:rStyle w:val="Hyperlink"/>
-                <w:rFonts w:ascii="Arial" w:eastAsia="OpenSymbol" w:hAnsi="Arial" w:cs="Arial"/>
-                <w:b/>
-                <w:bCs/>
-                <w:color w:val="auto"/>
-                <w:sz w:val="16"/>
-                <w:szCs w:val="16"/>
-                <w:lang w:val="ru-RU"/>
-              </w:rPr>
-              <w:t>Архивная ссылка</w:t>
-            </w:r>
-            <w:r>
-              <w:fldChar w:fldCharType="end"/>
-            </w:r>
-          </w:p>
-        </w:tc>
-      </w:tr>
-      <w:tr>
-        <w:tc>
-          <w:tcPr>
-            <w:tcW w:w="10980" w:type="dxa"/>
-            <w:shd w:val="clear" w:color="auto" w:fill="auto"/>
-            <w:vAlign w:val="center"/>
-          </w:tcPr>
-          <w:p>
-            <w:pPr>
-              <w:pStyle w:val="BodyText"/>
-              <w:pBdr>
-                <w:top w:val="none" w:sz="0" w:space="0" w:color="000000"/>
-                <w:left w:val="none" w:sz="0" w:space="0" w:color="000000"/>
-                <w:bottom w:val="none" w:sz="0" w:space="0" w:color="000000"/>
-                <w:right w:val="none" w:sz="0" w:space="0" w:color="000000"/>
-              </w:pBdr>
-              <w:tabs>
-                <w:tab w:val="left" w:pos="0"/>
-              </w:tabs>
-              <w:snapToGrid w:val="0"/>
-              <w:spacing w:after="0" w:line="240" w:lineRule="auto"/>
-              <w:rPr>
-                <w:rFonts w:ascii="Arial" w:hAnsi="Arial" w:cs="Arial"/>
-                <w:b/>
-                <w:bCs/>
-                <w:sz w:val="16"/>
-                <w:szCs w:val="16"/>
-                <w:lang w:val="ru-RU"/>
-              </w:rPr>
-            </w:pPr>
+              <w:t xml:space="preserve">.: г. Владивосток, арестована 09.08.1932. Обвинение: в </w:t>
+            </w:r>
+            <w:r>
+              <w:rPr>
+                <w:rFonts w:ascii="Arial" w:hAnsi="Arial" w:cs="Arial"/>
+                <w:sz w:val="16"/>
+                <w:szCs w:val="16"/>
+                <w:lang w:val="ru-RU"/>
+              </w:rPr>
+              <w:t>а/с</w:t>
+            </w:r>
+            <w:r>
+              <w:rPr>
+                <w:rFonts w:ascii="Arial" w:hAnsi="Arial" w:cs="Arial"/>
+                <w:sz w:val="16"/>
+                <w:szCs w:val="16"/>
+                <w:lang w:val="ru-RU"/>
+              </w:rPr>
+              <w:t xml:space="preserve"> деятельности. Приговор: тройка при ОГПУ, 04.11.1932 — ВМН. Реабилитация: постановлением Президиума Приморского краевого суда, 24.02.1961. </w:t>
+            </w:r>
             <w:proofErr w:type="spellStart"/>
             <w:r>
               <w:rPr>
                 <w:rFonts w:ascii="Arial" w:hAnsi="Arial" w:cs="Arial"/>
-                <w:b/>
-                <w:bCs/>
-                <w:sz w:val="16"/>
-                <w:szCs w:val="16"/>
-                <w:lang w:val="ru-RU"/>
-              </w:rPr>
-              <w:t>Курдим</w:t>
+                <w:sz w:val="16"/>
+                <w:szCs w:val="16"/>
+                <w:lang w:val="ru-RU"/>
+              </w:rPr>
+              <w:t>Арх.дело</w:t>
             </w:r>
             <w:proofErr w:type="spellEnd"/>
             <w:r>
               <w:rPr>
                 <w:rFonts w:ascii="Arial" w:hAnsi="Arial" w:cs="Arial"/>
-                <w:b/>
-                <w:bCs/>
-                <w:sz w:val="16"/>
-                <w:szCs w:val="16"/>
-                <w:lang w:val="ru-RU"/>
-              </w:rPr>
-              <w:t xml:space="preserve"> (</w:t>
-            </w:r>
-            <w:proofErr w:type="spellStart"/>
-            <w:r>
-              <w:rPr>
-                <w:rFonts w:ascii="Arial" w:hAnsi="Arial" w:cs="Arial"/>
-                <w:b/>
-                <w:bCs/>
-                <w:sz w:val="16"/>
-                <w:szCs w:val="16"/>
-                <w:lang w:val="ru-RU"/>
-              </w:rPr>
-              <w:t>Курдым</w:t>
-            </w:r>
-            <w:proofErr w:type="spellEnd"/>
-            <w:r>
-              <w:rPr>
-                <w:rFonts w:ascii="Arial" w:hAnsi="Arial" w:cs="Arial"/>
-                <w:b/>
-                <w:bCs/>
-                <w:sz w:val="16"/>
-                <w:szCs w:val="16"/>
-                <w:lang w:val="ru-RU"/>
-              </w:rPr>
-              <w:t xml:space="preserve">) Мария </w:t>
-            </w:r>
-            <w:proofErr w:type="gramStart"/>
-            <w:r>
-              <w:rPr>
-                <w:rFonts w:ascii="Arial" w:hAnsi="Arial" w:cs="Arial"/>
-                <w:b/>
-                <w:bCs/>
-                <w:sz w:val="16"/>
-                <w:szCs w:val="16"/>
-                <w:lang w:val="ru-RU"/>
-              </w:rPr>
-              <w:t>Ивановна  40</w:t>
-            </w:r>
-            <w:proofErr w:type="gramEnd"/>
-            <w:r>
-              <w:rPr>
-                <w:rFonts w:ascii="Arial" w:hAnsi="Arial" w:cs="Arial"/>
-                <w:b/>
-                <w:bCs/>
-                <w:sz w:val="16"/>
-                <w:szCs w:val="16"/>
-                <w:lang w:val="ru-RU"/>
-              </w:rPr>
-              <w:t xml:space="preserve"> лет     </w:t>
-            </w:r>
-          </w:p>
-          <w:p>
-            <w:pPr>
-              <w:pStyle w:val="BodyText"/>
-              <w:pBdr>
-                <w:top w:val="none" w:sz="0" w:space="0" w:color="000000"/>
-                <w:left w:val="none" w:sz="0" w:space="0" w:color="000000"/>
-                <w:bottom w:val="none" w:sz="0" w:space="0" w:color="000000"/>
-                <w:right w:val="none" w:sz="0" w:space="0" w:color="000000"/>
-              </w:pBdr>
-              <w:tabs>
-                <w:tab w:val="left" w:pos="0"/>
-              </w:tabs>
-              <w:snapToGrid w:val="0"/>
-              <w:spacing w:after="0" w:line="240" w:lineRule="auto"/>
-              <w:rPr>
-                <w:rFonts w:ascii="Arial" w:hAnsi="Arial" w:cs="Arial"/>
-                <w:sz w:val="16"/>
-                <w:szCs w:val="16"/>
-                <w:lang w:val="ru-RU"/>
-              </w:rPr>
-            </w:pPr>
-            <w:r>
-              <w:rPr>
-                <w:rFonts w:ascii="Arial" w:hAnsi="Arial" w:cs="Arial"/>
-                <w:sz w:val="16"/>
-                <w:szCs w:val="16"/>
-                <w:lang w:val="ru-RU"/>
-              </w:rPr>
-              <w:t xml:space="preserve">Статья обвинения: постановление правительства от 07.08.1932 г.  Дата приговора: 22.10.1932 г. Выездная сессия Харьковского </w:t>
-            </w:r>
-            <w:proofErr w:type="spellStart"/>
-            <w:proofErr w:type="gramStart"/>
-            <w:r>
-              <w:rPr>
-                <w:rFonts w:ascii="Arial" w:hAnsi="Arial" w:cs="Arial"/>
-                <w:sz w:val="16"/>
-                <w:szCs w:val="16"/>
-                <w:lang w:val="ru-RU"/>
-              </w:rPr>
-              <w:t>обл.суда</w:t>
-            </w:r>
-            <w:proofErr w:type="spellEnd"/>
-            <w:proofErr w:type="gramEnd"/>
-          </w:p>
-          <w:p>
-            <w:pPr>
-              <w:pStyle w:val="BodyText"/>
-              <w:pBdr>
-                <w:top w:val="none" w:sz="0" w:space="0" w:color="000000"/>
-                <w:left w:val="none" w:sz="0" w:space="0" w:color="000000"/>
-                <w:bottom w:val="none" w:sz="0" w:space="0" w:color="000000"/>
-                <w:right w:val="none" w:sz="0" w:space="0" w:color="000000"/>
-              </w:pBdr>
-              <w:tabs>
-                <w:tab w:val="left" w:pos="0"/>
-              </w:tabs>
-              <w:snapToGrid w:val="0"/>
-              <w:spacing w:after="0" w:line="240" w:lineRule="auto"/>
-              <w:rPr>
-                <w:rFonts w:ascii="Arial" w:hAnsi="Arial" w:cs="Arial"/>
-                <w:sz w:val="16"/>
-                <w:szCs w:val="16"/>
-                <w:lang w:val="ru-RU"/>
-              </w:rPr>
-            </w:pPr>
-            <w:r>
-              <w:rPr>
-                <w:rFonts w:ascii="Arial" w:hAnsi="Arial" w:cs="Arial"/>
-                <w:sz w:val="16"/>
-                <w:szCs w:val="16"/>
-                <w:lang w:val="ru-RU"/>
-              </w:rPr>
-              <w:t>Приговор: Расстрел. Архивные данные: Фонд: 24. Опись: 8. Дело: 3059. Дата добавления информации в базу данных Архива: 16.01.2023</w:t>
-            </w:r>
-          </w:p>
-          <w:p>
-            <w:pPr>
-              <w:pStyle w:val="BodyText"/>
-              <w:pBdr>
-                <w:top w:val="none" w:sz="0" w:space="0" w:color="000000"/>
-                <w:left w:val="none" w:sz="0" w:space="0" w:color="000000"/>
-                <w:bottom w:val="none" w:sz="0" w:space="0" w:color="000000"/>
-                <w:right w:val="none" w:sz="0" w:space="0" w:color="000000"/>
-              </w:pBdr>
-              <w:spacing w:after="60" w:line="240" w:lineRule="auto"/>
-              <w:rPr>
-                <w:rFonts w:ascii="Arial" w:hAnsi="Arial" w:cs="Arial"/>
-                <w:sz w:val="16"/>
-                <w:szCs w:val="16"/>
-                <w:lang w:val="ru-RU"/>
-              </w:rPr>
-            </w:pPr>
-            <w:r>
-              <w:rPr>
-                <w:rFonts w:ascii="Arial" w:hAnsi="Arial" w:cs="Arial"/>
-                <w:b/>
-                <w:bCs/>
-                <w:sz w:val="16"/>
-                <w:szCs w:val="16"/>
-                <w:lang w:val="ru-RU"/>
-              </w:rPr>
-              <w:t xml:space="preserve">Источник: </w:t>
-            </w:r>
-            <w:proofErr w:type="spellStart"/>
-            <w:r>
-              <w:rPr>
-                <w:rFonts w:ascii="Arial" w:hAnsi="Arial" w:cs="Arial"/>
-                <w:b/>
-                <w:bCs/>
-                <w:sz w:val="16"/>
-                <w:szCs w:val="16"/>
-                <w:lang w:val="ru-RU"/>
-              </w:rPr>
-              <w:t>Гос.Архив</w:t>
-            </w:r>
-            <w:proofErr w:type="spellEnd"/>
-            <w:r>
-              <w:rPr>
-                <w:rFonts w:ascii="Arial" w:hAnsi="Arial" w:cs="Arial"/>
-                <w:b/>
-                <w:bCs/>
-                <w:sz w:val="16"/>
-                <w:szCs w:val="16"/>
-                <w:lang w:val="ru-RU"/>
-              </w:rPr>
-              <w:t xml:space="preserve"> </w:t>
-            </w:r>
-            <w:proofErr w:type="gramStart"/>
-            <w:r>
-              <w:rPr>
-                <w:rFonts w:ascii="Arial" w:hAnsi="Arial" w:cs="Arial"/>
-                <w:b/>
-                <w:bCs/>
-                <w:sz w:val="16"/>
-                <w:szCs w:val="16"/>
-                <w:lang w:val="ru-RU"/>
-              </w:rPr>
-              <w:t xml:space="preserve">Украины;   </w:t>
-            </w:r>
-            <w:proofErr w:type="gramEnd"/>
-            <w:r>
-              <w:fldChar w:fldCharType="begin"/>
-            </w:r>
-            <w:r>
-              <w:instrText>HYPERLINK</w:instrText>
-            </w:r>
-            <w:r>
-              <w:rPr>
-                <w:lang w:val="ru-RU"/>
-              </w:rPr>
-              <w:instrText xml:space="preserve"> "</w:instrText>
-            </w:r>
-            <w:r>
-              <w:instrText>https</w:instrText>
-            </w:r>
-            <w:r>
-              <w:rPr>
-                <w:lang w:val="ru-RU"/>
-              </w:rPr>
-              <w:instrText>://</w:instrText>
-            </w:r>
-            <w:r>
-              <w:instrText>archives</w:instrText>
-            </w:r>
-            <w:r>
-              <w:rPr>
-                <w:lang w:val="ru-RU"/>
-              </w:rPr>
-              <w:instrText>.</w:instrText>
-            </w:r>
-            <w:r>
-              <w:instrText>gov</w:instrText>
-            </w:r>
-            <w:r>
-              <w:rPr>
-                <w:lang w:val="ru-RU"/>
-              </w:rPr>
-              <w:instrText>.</w:instrText>
-            </w:r>
-            <w:r>
-              <w:instrText>ua</w:instrText>
-            </w:r>
-            <w:r>
-              <w:rPr>
-                <w:lang w:val="ru-RU"/>
-              </w:rPr>
-              <w:instrText>/</w:instrText>
-            </w:r>
-            <w:r>
-              <w:instrText>um</w:instrText>
-            </w:r>
-            <w:r>
-              <w:rPr>
-                <w:lang w:val="ru-RU"/>
-              </w:rPr>
-              <w:instrText>.</w:instrText>
-            </w:r>
-            <w:r>
-              <w:instrText>php</w:instrText>
-            </w:r>
-            <w:r>
-              <w:rPr>
-                <w:lang w:val="ru-RU"/>
-              </w:rPr>
-              <w:instrText>?</w:instrText>
-            </w:r>
-            <w:r>
-              <w:instrText>kw</w:instrText>
-            </w:r>
-            <w:r>
-              <w:rPr>
-                <w:lang w:val="ru-RU"/>
-              </w:rPr>
-              <w:instrText>=розстріл&amp;</w:instrText>
-            </w:r>
-            <w:r>
-              <w:instrText>p</w:instrText>
-            </w:r>
-            <w:r>
-              <w:rPr>
-                <w:lang w:val="ru-RU"/>
-              </w:rPr>
-              <w:instrText>=14&amp;</w:instrText>
-            </w:r>
-            <w:r>
-              <w:instrText>a</w:instrText>
-            </w:r>
-            <w:r>
-              <w:rPr>
-                <w:lang w:val="ru-RU"/>
-              </w:rPr>
-              <w:instrText>=23&amp;</w:instrText>
-            </w:r>
-            <w:r>
-              <w:instrText>id</w:instrText>
-            </w:r>
-            <w:r>
-              <w:rPr>
-                <w:lang w:val="ru-RU"/>
-              </w:rPr>
-              <w:instrText>=104654"</w:instrText>
-            </w:r>
-            <w:r>
-              <w:fldChar w:fldCharType="separate"/>
-            </w:r>
-            <w:r>
-              <w:rPr>
-                <w:rStyle w:val="Hyperlink"/>
-                <w:rFonts w:ascii="Arial" w:eastAsia="OpenSymbol" w:hAnsi="Arial" w:cs="Arial"/>
-                <w:b/>
-                <w:bCs/>
-                <w:color w:val="auto"/>
-                <w:sz w:val="16"/>
-                <w:szCs w:val="16"/>
-                <w:lang w:val="ru-RU"/>
-              </w:rPr>
-              <w:t>Архивная ссылка</w:t>
-            </w:r>
-            <w:r>
-              <w:fldChar w:fldCharType="end"/>
-            </w:r>
-          </w:p>
-        </w:tc>
-      </w:tr>
-      <w:tr>
-        <w:tc>
-          <w:tcPr>
-            <w:tcW w:w="10980" w:type="dxa"/>
-            <w:shd w:val="clear" w:color="auto" w:fill="auto"/>
-            <w:vAlign w:val="center"/>
-          </w:tcPr>
+                <w:sz w:val="16"/>
+                <w:szCs w:val="16"/>
+                <w:lang w:val="ru-RU"/>
+              </w:rPr>
+              <w:t>: П-30509</w:t>
+            </w:r>
+          </w:p>
           <w:p>
             <w:pPr>
               <w:pStyle w:val="BodyText"/>
@@ -4469,865 +4196,11 @@
             <w:r>
               <w:rPr>
                 <w:rFonts w:ascii="Arial" w:hAnsi="Arial" w:cs="Arial"/>
-                <w:b/>
-                <w:bCs/>
-                <w:sz w:val="16"/>
-                <w:szCs w:val="16"/>
-                <w:lang w:val="ru-RU"/>
-              </w:rPr>
-              <w:t xml:space="preserve">Латышевская Вера </w:t>
-            </w:r>
-            <w:proofErr w:type="gramStart"/>
-            <w:r>
-              <w:rPr>
-                <w:rFonts w:ascii="Arial" w:hAnsi="Arial" w:cs="Arial"/>
-                <w:b/>
-                <w:bCs/>
-                <w:sz w:val="16"/>
-                <w:szCs w:val="16"/>
-                <w:lang w:val="ru-RU"/>
-              </w:rPr>
-              <w:t>Антонина  43</w:t>
-            </w:r>
-            <w:proofErr w:type="gramEnd"/>
-            <w:r>
-              <w:rPr>
-                <w:rFonts w:ascii="Arial" w:hAnsi="Arial" w:cs="Arial"/>
-                <w:b/>
-                <w:bCs/>
-                <w:sz w:val="16"/>
-                <w:szCs w:val="16"/>
-                <w:lang w:val="ru-RU"/>
-              </w:rPr>
-              <w:t xml:space="preserve"> года     </w:t>
-            </w:r>
-          </w:p>
-          <w:p>
-            <w:pPr>
-              <w:pStyle w:val="BodyText"/>
-              <w:pBdr>
-                <w:top w:val="none" w:sz="0" w:space="0" w:color="000000"/>
-                <w:left w:val="none" w:sz="0" w:space="0" w:color="000000"/>
-                <w:bottom w:val="none" w:sz="0" w:space="0" w:color="000000"/>
-                <w:right w:val="none" w:sz="0" w:space="0" w:color="000000"/>
-              </w:pBdr>
-              <w:spacing w:after="0" w:line="240" w:lineRule="auto"/>
-              <w:rPr>
-                <w:rFonts w:ascii="Arial" w:hAnsi="Arial" w:cs="Arial"/>
-                <w:sz w:val="16"/>
-                <w:szCs w:val="16"/>
-                <w:lang w:val="ru-RU"/>
-              </w:rPr>
-            </w:pPr>
-            <w:r>
-              <w:rPr>
-                <w:rFonts w:ascii="Arial" w:hAnsi="Arial" w:cs="Arial"/>
-                <w:sz w:val="16"/>
-                <w:szCs w:val="16"/>
-                <w:lang w:val="ru-RU"/>
-              </w:rPr>
-              <w:t xml:space="preserve">1889 г.р., </w:t>
-            </w:r>
-            <w:proofErr w:type="spellStart"/>
-            <w:r>
-              <w:rPr>
-                <w:rFonts w:ascii="Arial" w:hAnsi="Arial" w:cs="Arial"/>
-                <w:sz w:val="16"/>
-                <w:szCs w:val="16"/>
-                <w:lang w:val="ru-RU"/>
-              </w:rPr>
-              <w:t>м.р</w:t>
-            </w:r>
-            <w:proofErr w:type="spellEnd"/>
-            <w:r>
-              <w:rPr>
-                <w:rFonts w:ascii="Arial" w:hAnsi="Arial" w:cs="Arial"/>
-                <w:sz w:val="16"/>
-                <w:szCs w:val="16"/>
-                <w:lang w:val="ru-RU"/>
-              </w:rPr>
-              <w:t xml:space="preserve">.: Пензенская губ., русская, образование: среднее, б/п, работница инкубатора в </w:t>
-            </w:r>
-            <w:proofErr w:type="spellStart"/>
-            <w:r>
-              <w:rPr>
-                <w:rFonts w:ascii="Arial" w:hAnsi="Arial" w:cs="Arial"/>
-                <w:sz w:val="16"/>
-                <w:szCs w:val="16"/>
-                <w:lang w:val="ru-RU"/>
-              </w:rPr>
-              <w:t>Коопхозе</w:t>
-            </w:r>
-            <w:proofErr w:type="spellEnd"/>
-            <w:r>
-              <w:rPr>
-                <w:rFonts w:ascii="Arial" w:hAnsi="Arial" w:cs="Arial"/>
-                <w:sz w:val="16"/>
-                <w:szCs w:val="16"/>
-                <w:lang w:val="ru-RU"/>
-              </w:rPr>
-              <w:t xml:space="preserve"> ЦРК, </w:t>
-            </w:r>
-            <w:proofErr w:type="spellStart"/>
-            <w:r>
-              <w:rPr>
-                <w:rFonts w:ascii="Arial" w:hAnsi="Arial" w:cs="Arial"/>
-                <w:sz w:val="16"/>
-                <w:szCs w:val="16"/>
-                <w:lang w:val="ru-RU"/>
-              </w:rPr>
-              <w:t>прож</w:t>
-            </w:r>
-            <w:proofErr w:type="spellEnd"/>
-            <w:r>
-              <w:rPr>
-                <w:rFonts w:ascii="Arial" w:hAnsi="Arial" w:cs="Arial"/>
-                <w:sz w:val="16"/>
-                <w:szCs w:val="16"/>
-                <w:lang w:val="ru-RU"/>
-              </w:rPr>
-              <w:t xml:space="preserve">.: г. Владивосток, арестована 09.08.1932. Обвинение: в </w:t>
-            </w:r>
-            <w:r>
-              <w:rPr>
-                <w:rFonts w:ascii="Arial" w:hAnsi="Arial" w:cs="Arial"/>
-                <w:sz w:val="16"/>
-                <w:szCs w:val="16"/>
-                <w:lang w:val="ru-RU"/>
-              </w:rPr>
-              <w:t>а/с</w:t>
-            </w:r>
-            <w:r>
-              <w:rPr>
-                <w:rFonts w:ascii="Arial" w:hAnsi="Arial" w:cs="Arial"/>
-                <w:sz w:val="16"/>
-                <w:szCs w:val="16"/>
-                <w:lang w:val="ru-RU"/>
-              </w:rPr>
-              <w:t xml:space="preserve"> деятельности. Приговор: тройка при ОГПУ, 04.11.1932 — ВМН. Реабилитация: постановлением Президиума Приморского краевого суда, 24.02.1961. </w:t>
-            </w:r>
-            <w:proofErr w:type="spellStart"/>
-            <w:r>
-              <w:rPr>
-                <w:rFonts w:ascii="Arial" w:hAnsi="Arial" w:cs="Arial"/>
-                <w:sz w:val="16"/>
-                <w:szCs w:val="16"/>
-                <w:lang w:val="ru-RU"/>
-              </w:rPr>
-              <w:t>Арх.дело</w:t>
-            </w:r>
-            <w:proofErr w:type="spellEnd"/>
-            <w:r>
-              <w:rPr>
-                <w:rFonts w:ascii="Arial" w:hAnsi="Arial" w:cs="Arial"/>
-                <w:sz w:val="16"/>
-                <w:szCs w:val="16"/>
-                <w:lang w:val="ru-RU"/>
-              </w:rPr>
-              <w:t>: П-30509</w:t>
-            </w:r>
-          </w:p>
-          <w:p>
-            <w:pPr>
-              <w:pStyle w:val="BodyText"/>
-              <w:pBdr>
-                <w:top w:val="none" w:sz="0" w:space="0" w:color="000000"/>
-                <w:left w:val="none" w:sz="0" w:space="0" w:color="000000"/>
-                <w:bottom w:val="none" w:sz="0" w:space="0" w:color="000000"/>
-                <w:right w:val="none" w:sz="0" w:space="0" w:color="000000"/>
-              </w:pBdr>
-              <w:spacing w:after="0" w:line="240" w:lineRule="auto"/>
-              <w:rPr>
-                <w:rFonts w:ascii="Arial" w:hAnsi="Arial" w:cs="Arial"/>
-                <w:sz w:val="16"/>
-                <w:szCs w:val="16"/>
-                <w:lang w:val="ru-RU"/>
-              </w:rPr>
-            </w:pPr>
-            <w:r>
-              <w:rPr>
-                <w:rFonts w:ascii="Arial" w:hAnsi="Arial" w:cs="Arial"/>
                 <w:sz w:val="16"/>
                 <w:szCs w:val="16"/>
                 <w:lang w:val="ru-RU"/>
               </w:rPr>
               <w:t>Источник: База данных о жертвах репрессий Приморского края</w:t>
-            </w:r>
-            <w:r>
-              <w:rPr>
-                <w:rFonts w:ascii="Arial" w:hAnsi="Arial" w:cs="Arial"/>
-                <w:sz w:val="16"/>
-                <w:szCs w:val="16"/>
-                <w:lang w:val="ru-RU"/>
-              </w:rPr>
-              <w:t xml:space="preserve">;  </w:t>
-            </w:r>
-            <w:r>
-              <w:fldChar w:fldCharType="begin"/>
-            </w:r>
-            <w:r>
-              <w:instrText>HYPERLINK</w:instrText>
-            </w:r>
-            <w:r>
-              <w:rPr>
-                <w:lang w:val="ru-RU"/>
-              </w:rPr>
-              <w:instrText xml:space="preserve"> "</w:instrText>
-            </w:r>
-            <w:r>
-              <w:instrText>https</w:instrText>
-            </w:r>
-            <w:r>
-              <w:rPr>
-                <w:lang w:val="ru-RU"/>
-              </w:rPr>
-              <w:instrText>://</w:instrText>
-            </w:r>
-            <w:r>
-              <w:instrText>base</w:instrText>
-            </w:r>
-            <w:r>
-              <w:rPr>
-                <w:lang w:val="ru-RU"/>
-              </w:rPr>
-              <w:instrText>.</w:instrText>
-            </w:r>
-            <w:r>
-              <w:instrText>memo</w:instrText>
-            </w:r>
-            <w:r>
-              <w:rPr>
-                <w:lang w:val="ru-RU"/>
-              </w:rPr>
-              <w:instrText>.</w:instrText>
-            </w:r>
-            <w:r>
-              <w:instrText>ru</w:instrText>
-            </w:r>
-            <w:r>
-              <w:rPr>
-                <w:lang w:val="ru-RU"/>
-              </w:rPr>
-              <w:instrText>/</w:instrText>
-            </w:r>
-            <w:r>
-              <w:instrText>person</w:instrText>
-            </w:r>
-            <w:r>
-              <w:rPr>
-                <w:lang w:val="ru-RU"/>
-              </w:rPr>
-              <w:instrText>/</w:instrText>
-            </w:r>
-            <w:r>
-              <w:instrText>show</w:instrText>
-            </w:r>
-            <w:r>
-              <w:rPr>
-                <w:lang w:val="ru-RU"/>
-              </w:rPr>
-              <w:instrText>/989249"</w:instrText>
-            </w:r>
-            <w:r>
-              <w:rPr>
-                <w:rFonts w:hint="eastAsia"/>
-              </w:rPr>
-              <w:fldChar w:fldCharType="separate"/>
-            </w:r>
-            <w:r>
-              <w:rPr>
-                <w:rStyle w:val="Hyperlink"/>
-                <w:rFonts w:ascii="Arial" w:eastAsia="OpenSymbol" w:hAnsi="Arial" w:cs="Arial"/>
-                <w:b/>
-                <w:bCs/>
-                <w:color w:val="auto"/>
-                <w:sz w:val="16"/>
-                <w:szCs w:val="16"/>
-                <w:lang w:val="ru-RU"/>
-              </w:rPr>
-              <w:t>Архивная ссылка</w:t>
-            </w:r>
-            <w:r>
-              <w:fldChar w:fldCharType="end"/>
-            </w:r>
-          </w:p>
-        </w:tc>
-      </w:tr>
-      <w:tr>
-        <w:tc>
-          <w:tcPr>
-            <w:tcW w:w="10980" w:type="dxa"/>
-            <w:shd w:val="clear" w:color="auto" w:fill="auto"/>
-            <w:vAlign w:val="center"/>
-          </w:tcPr>
-          <w:p>
-            <w:pPr>
-              <w:pStyle w:val="BodyText"/>
-              <w:snapToGrid w:val="0"/>
-              <w:spacing w:after="0" w:line="240" w:lineRule="auto"/>
-              <w:rPr>
-                <w:rFonts w:ascii="Arial" w:hAnsi="Arial" w:cs="Arial"/>
-                <w:sz w:val="16"/>
-                <w:szCs w:val="16"/>
-                <w:lang w:val="ru-RU"/>
-              </w:rPr>
-            </w:pPr>
-            <w:r>
-              <w:rPr>
-                <w:rFonts w:ascii="Arial" w:hAnsi="Arial" w:cs="Arial"/>
-                <w:b/>
-                <w:sz w:val="16"/>
-                <w:szCs w:val="16"/>
-                <w:lang w:val="ru-RU"/>
-              </w:rPr>
-              <w:t xml:space="preserve">Малышко Елизавета </w:t>
-            </w:r>
-            <w:proofErr w:type="gramStart"/>
-            <w:r>
-              <w:rPr>
-                <w:rFonts w:ascii="Arial" w:hAnsi="Arial" w:cs="Arial"/>
-                <w:b/>
-                <w:sz w:val="16"/>
-                <w:szCs w:val="16"/>
-                <w:lang w:val="ru-RU"/>
-              </w:rPr>
-              <w:t>Петровна  29</w:t>
-            </w:r>
-            <w:proofErr w:type="gramEnd"/>
-            <w:r>
-              <w:rPr>
-                <w:rFonts w:ascii="Arial" w:hAnsi="Arial" w:cs="Arial"/>
-                <w:b/>
-                <w:sz w:val="16"/>
-                <w:szCs w:val="16"/>
-                <w:lang w:val="ru-RU"/>
-              </w:rPr>
-              <w:t xml:space="preserve"> лет  </w:t>
-            </w:r>
-          </w:p>
-          <w:p>
-            <w:pPr>
-              <w:pStyle w:val="BodyText"/>
-              <w:pBdr>
-                <w:top w:val="none" w:sz="0" w:space="0" w:color="000000"/>
-                <w:left w:val="none" w:sz="0" w:space="0" w:color="000000"/>
-                <w:bottom w:val="none" w:sz="0" w:space="0" w:color="000000"/>
-                <w:right w:val="none" w:sz="0" w:space="0" w:color="000000"/>
-              </w:pBdr>
-              <w:spacing w:after="0" w:line="240" w:lineRule="auto"/>
-              <w:rPr>
-                <w:rFonts w:ascii="Arial" w:hAnsi="Arial" w:cs="Arial"/>
-                <w:sz w:val="16"/>
-                <w:szCs w:val="16"/>
-                <w:lang w:val="ru-RU"/>
-              </w:rPr>
-            </w:pPr>
-            <w:r>
-              <w:rPr>
-                <w:rFonts w:ascii="Arial" w:hAnsi="Arial" w:cs="Arial"/>
-                <w:sz w:val="16"/>
-                <w:szCs w:val="16"/>
-                <w:lang w:val="ru-RU"/>
-              </w:rPr>
-              <w:t>Родилась</w:t>
-            </w:r>
-            <w:r>
-              <w:rPr>
-                <w:rFonts w:ascii="Arial" w:hAnsi="Arial" w:cs="Arial"/>
-                <w:sz w:val="16"/>
-                <w:szCs w:val="16"/>
-              </w:rPr>
-              <w:t> </w:t>
-            </w:r>
-            <w:r>
-              <w:rPr>
-                <w:rFonts w:ascii="Arial" w:hAnsi="Arial" w:cs="Arial"/>
-                <w:sz w:val="16"/>
-                <w:szCs w:val="16"/>
-                <w:lang w:val="ru-RU"/>
-              </w:rPr>
-              <w:t xml:space="preserve">в 1903 г., г. Владивостока; русская; образование среднее; б/п; старшая машинистка в ДГРТ. </w:t>
-            </w:r>
-            <w:proofErr w:type="spellStart"/>
-            <w:r>
-              <w:rPr>
-                <w:rFonts w:ascii="Arial" w:hAnsi="Arial" w:cs="Arial"/>
-                <w:sz w:val="16"/>
-                <w:szCs w:val="16"/>
-                <w:lang w:val="ru-RU"/>
-              </w:rPr>
-              <w:t>Прож</w:t>
-            </w:r>
-            <w:proofErr w:type="spellEnd"/>
-            <w:r>
-              <w:rPr>
-                <w:rFonts w:ascii="Arial" w:hAnsi="Arial" w:cs="Arial"/>
-                <w:sz w:val="16"/>
-                <w:szCs w:val="16"/>
-                <w:lang w:val="ru-RU"/>
-              </w:rPr>
-              <w:t>.:</w:t>
-            </w:r>
-            <w:r>
-              <w:rPr>
-                <w:rFonts w:ascii="Arial" w:hAnsi="Arial" w:cs="Arial"/>
-                <w:sz w:val="16"/>
-                <w:szCs w:val="16"/>
-              </w:rPr>
-              <w:t> </w:t>
-            </w:r>
-            <w:r>
-              <w:rPr>
-                <w:rFonts w:ascii="Arial" w:hAnsi="Arial" w:cs="Arial"/>
-                <w:sz w:val="16"/>
-                <w:szCs w:val="16"/>
-                <w:lang w:val="ru-RU"/>
-              </w:rPr>
-              <w:t>г. Владивосток.</w:t>
-            </w:r>
-            <w:r>
-              <w:rPr>
-                <w:rFonts w:ascii="Arial" w:hAnsi="Arial" w:cs="Arial"/>
-                <w:sz w:val="16"/>
-                <w:szCs w:val="16"/>
-                <w:lang w:val="ru-RU"/>
-              </w:rPr>
-              <w:br/>
-              <w:t xml:space="preserve">Арестована 26 января 1932 г.  Приговорена: Тройка при ОГПУ 6 февраля 1932 г., </w:t>
-            </w:r>
-            <w:proofErr w:type="spellStart"/>
-            <w:r>
-              <w:rPr>
-                <w:rFonts w:ascii="Arial" w:hAnsi="Arial" w:cs="Arial"/>
-                <w:sz w:val="16"/>
-                <w:szCs w:val="16"/>
-                <w:lang w:val="ru-RU"/>
-              </w:rPr>
-              <w:t>обв</w:t>
-            </w:r>
-            <w:proofErr w:type="spellEnd"/>
-            <w:r>
-              <w:rPr>
-                <w:rFonts w:ascii="Arial" w:hAnsi="Arial" w:cs="Arial"/>
-                <w:sz w:val="16"/>
-                <w:szCs w:val="16"/>
-                <w:lang w:val="ru-RU"/>
-              </w:rPr>
-              <w:t>.:</w:t>
-            </w:r>
-            <w:r>
-              <w:rPr>
-                <w:rFonts w:ascii="Arial" w:hAnsi="Arial" w:cs="Arial"/>
-                <w:sz w:val="16"/>
-                <w:szCs w:val="16"/>
-              </w:rPr>
-              <w:t> </w:t>
-            </w:r>
-            <w:r>
-              <w:rPr>
-                <w:rFonts w:ascii="Arial" w:hAnsi="Arial" w:cs="Arial"/>
-                <w:sz w:val="16"/>
-                <w:szCs w:val="16"/>
-                <w:lang w:val="ru-RU"/>
-              </w:rPr>
-              <w:t xml:space="preserve">по ст. </w:t>
-            </w:r>
-            <w:proofErr w:type="gramStart"/>
-            <w:r>
-              <w:rPr>
-                <w:rFonts w:ascii="Arial" w:hAnsi="Arial" w:cs="Arial"/>
-                <w:sz w:val="16"/>
-                <w:szCs w:val="16"/>
-                <w:lang w:val="ru-RU"/>
-              </w:rPr>
-              <w:t>58-6</w:t>
-            </w:r>
-            <w:proofErr w:type="gramEnd"/>
-            <w:r>
-              <w:rPr>
-                <w:rFonts w:ascii="Arial" w:hAnsi="Arial" w:cs="Arial"/>
-                <w:sz w:val="16"/>
-                <w:szCs w:val="16"/>
-                <w:lang w:val="ru-RU"/>
-              </w:rPr>
-              <w:t>.  Приговор: ВМН. Расстреляна 6 февраля 1932 г. Место захоронения</w:t>
-            </w:r>
-            <w:r>
-              <w:rPr>
-                <w:rFonts w:ascii="Arial" w:hAnsi="Arial" w:cs="Arial"/>
-                <w:sz w:val="16"/>
-                <w:szCs w:val="16"/>
-              </w:rPr>
-              <w:t> </w:t>
-            </w:r>
-            <w:r>
-              <w:rPr>
-                <w:rFonts w:ascii="Arial" w:hAnsi="Arial" w:cs="Arial"/>
-                <w:sz w:val="16"/>
-                <w:szCs w:val="16"/>
-                <w:lang w:val="ru-RU"/>
-              </w:rPr>
-              <w:t>- г. Владивосток. Реабилитирована 28 декабря 1989 г. на основании Указа ПВС СССР</w:t>
-            </w:r>
-          </w:p>
-          <w:p>
-            <w:pPr>
-              <w:pStyle w:val="BodyText"/>
-              <w:pBdr>
-                <w:top w:val="none" w:sz="0" w:space="0" w:color="000000"/>
-                <w:left w:val="none" w:sz="0" w:space="0" w:color="000000"/>
-                <w:bottom w:val="none" w:sz="0" w:space="0" w:color="000000"/>
-                <w:right w:val="none" w:sz="0" w:space="0" w:color="000000"/>
-              </w:pBdr>
-              <w:spacing w:after="60" w:line="240" w:lineRule="auto"/>
-              <w:rPr>
-                <w:rFonts w:ascii="Arial" w:hAnsi="Arial" w:cs="Arial"/>
-                <w:sz w:val="16"/>
-                <w:szCs w:val="16"/>
-                <w:lang w:val="ru-RU"/>
-              </w:rPr>
-            </w:pPr>
-            <w:r>
-              <w:rPr>
-                <w:rFonts w:ascii="Arial" w:hAnsi="Arial" w:cs="Arial"/>
-                <w:i/>
-                <w:sz w:val="16"/>
-                <w:szCs w:val="16"/>
-                <w:lang w:val="ru-RU"/>
-              </w:rPr>
-              <w:t>Источник: База данных о жертвах репрессий Приморского края</w:t>
-            </w:r>
-            <w:r>
-              <w:rPr>
-                <w:rFonts w:ascii="Arial" w:hAnsi="Arial" w:cs="Arial"/>
-                <w:i/>
-                <w:sz w:val="16"/>
-                <w:szCs w:val="16"/>
-                <w:lang w:val="ru-RU"/>
-              </w:rPr>
-              <w:t xml:space="preserve">;  </w:t>
-            </w:r>
-            <w:r>
-              <w:fldChar w:fldCharType="begin"/>
-            </w:r>
-            <w:r>
-              <w:instrText>HYPERLINK</w:instrText>
-            </w:r>
-            <w:r>
-              <w:rPr>
-                <w:lang w:val="ru-RU"/>
-              </w:rPr>
-              <w:instrText xml:space="preserve"> "</w:instrText>
-            </w:r>
-            <w:r>
-              <w:instrText>https</w:instrText>
-            </w:r>
-            <w:r>
-              <w:rPr>
-                <w:lang w:val="ru-RU"/>
-              </w:rPr>
-              <w:instrText>://</w:instrText>
-            </w:r>
-            <w:r>
-              <w:instrText>ru</w:instrText>
-            </w:r>
-            <w:r>
-              <w:rPr>
-                <w:lang w:val="ru-RU"/>
-              </w:rPr>
-              <w:instrText>.</w:instrText>
-            </w:r>
-            <w:r>
-              <w:instrText>openlist</w:instrText>
-            </w:r>
-            <w:r>
-              <w:rPr>
-                <w:lang w:val="ru-RU"/>
-              </w:rPr>
-              <w:instrText>.</w:instrText>
-            </w:r>
-            <w:r>
-              <w:instrText>wiki</w:instrText>
-            </w:r>
-            <w:r>
-              <w:rPr>
-                <w:lang w:val="ru-RU"/>
-              </w:rPr>
-              <w:instrText>/Малышко_Елизавета_Петровна_(1903)"</w:instrText>
-            </w:r>
-            <w:r>
-              <w:rPr>
-                <w:rFonts w:hint="eastAsia"/>
-              </w:rPr>
-              <w:fldChar w:fldCharType="separate"/>
-            </w:r>
-            <w:r>
-              <w:rPr>
-                <w:rStyle w:val="Hyperlink"/>
-                <w:rFonts w:ascii="Arial" w:eastAsia="OpenSymbol" w:hAnsi="Arial" w:cs="Arial"/>
-                <w:b/>
-                <w:bCs/>
-                <w:color w:val="auto"/>
-                <w:sz w:val="16"/>
-                <w:szCs w:val="16"/>
-                <w:lang w:val="ru-RU"/>
-              </w:rPr>
-              <w:t>Архивная ссылка</w:t>
-            </w:r>
-            <w:r>
-              <w:fldChar w:fldCharType="end"/>
-            </w:r>
-          </w:p>
-        </w:tc>
-      </w:tr>
-      <w:tr>
-        <w:tc>
-          <w:tcPr>
-            <w:tcW w:w="10980" w:type="dxa"/>
-            <w:shd w:val="clear" w:color="auto" w:fill="auto"/>
-            <w:vAlign w:val="center"/>
-          </w:tcPr>
-          <w:p>
-            <w:pPr>
-              <w:pStyle w:val="BodyText"/>
-              <w:pBdr>
-                <w:top w:val="none" w:sz="0" w:space="0" w:color="000000"/>
-                <w:left w:val="none" w:sz="0" w:space="0" w:color="000000"/>
-                <w:bottom w:val="none" w:sz="0" w:space="0" w:color="000000"/>
-                <w:right w:val="none" w:sz="0" w:space="0" w:color="000000"/>
-              </w:pBdr>
-              <w:spacing w:after="0" w:line="240" w:lineRule="auto"/>
-              <w:rPr>
-                <w:rFonts w:ascii="Arial" w:hAnsi="Arial" w:cs="Arial"/>
-                <w:sz w:val="16"/>
-                <w:szCs w:val="16"/>
-                <w:lang w:val="ru-RU"/>
-              </w:rPr>
-            </w:pPr>
-            <w:r>
-              <w:rPr>
-                <w:rFonts w:ascii="Arial" w:hAnsi="Arial" w:cs="Arial"/>
-                <w:b/>
-                <w:bCs/>
-                <w:sz w:val="16"/>
-                <w:szCs w:val="16"/>
-                <w:lang w:val="ru-RU"/>
-              </w:rPr>
-              <w:t xml:space="preserve">Маркова Клавдия </w:t>
-            </w:r>
-            <w:proofErr w:type="gramStart"/>
-            <w:r>
-              <w:rPr>
-                <w:rFonts w:ascii="Arial" w:hAnsi="Arial" w:cs="Arial"/>
-                <w:b/>
-                <w:bCs/>
-                <w:sz w:val="16"/>
-                <w:szCs w:val="16"/>
-                <w:lang w:val="ru-RU"/>
-              </w:rPr>
-              <w:t>Ивановна  23</w:t>
-            </w:r>
-            <w:proofErr w:type="gramEnd"/>
-            <w:r>
-              <w:rPr>
-                <w:rFonts w:ascii="Arial" w:hAnsi="Arial" w:cs="Arial"/>
-                <w:b/>
-                <w:bCs/>
-                <w:sz w:val="16"/>
-                <w:szCs w:val="16"/>
-                <w:lang w:val="ru-RU"/>
-              </w:rPr>
-              <w:t xml:space="preserve"> года  </w:t>
-            </w:r>
-          </w:p>
-          <w:p>
-            <w:pPr>
-              <w:pStyle w:val="BodyText"/>
-              <w:pBdr>
-                <w:top w:val="none" w:sz="0" w:space="0" w:color="000000"/>
-                <w:left w:val="none" w:sz="0" w:space="0" w:color="000000"/>
-                <w:bottom w:val="none" w:sz="0" w:space="0" w:color="000000"/>
-                <w:right w:val="none" w:sz="0" w:space="0" w:color="000000"/>
-              </w:pBdr>
-              <w:spacing w:after="0" w:line="240" w:lineRule="auto"/>
-              <w:rPr>
-                <w:rFonts w:ascii="Arial" w:hAnsi="Arial" w:cs="Arial"/>
-                <w:sz w:val="16"/>
-                <w:szCs w:val="16"/>
-                <w:lang w:val="ru-RU"/>
-              </w:rPr>
-            </w:pPr>
-            <w:r>
-              <w:rPr>
-                <w:rFonts w:ascii="Arial" w:hAnsi="Arial" w:cs="Arial"/>
-                <w:sz w:val="16"/>
-                <w:szCs w:val="16"/>
-                <w:lang w:val="ru-RU"/>
-              </w:rPr>
-              <w:t xml:space="preserve">1909 г.р., </w:t>
-            </w:r>
-            <w:proofErr w:type="spellStart"/>
-            <w:r>
-              <w:rPr>
-                <w:rFonts w:ascii="Arial" w:hAnsi="Arial" w:cs="Arial"/>
-                <w:sz w:val="16"/>
-                <w:szCs w:val="16"/>
-                <w:lang w:val="ru-RU"/>
-              </w:rPr>
-              <w:t>м.р</w:t>
-            </w:r>
-            <w:proofErr w:type="spellEnd"/>
-            <w:r>
-              <w:rPr>
-                <w:rFonts w:ascii="Arial" w:hAnsi="Arial" w:cs="Arial"/>
-                <w:sz w:val="16"/>
-                <w:szCs w:val="16"/>
-                <w:lang w:val="ru-RU"/>
-              </w:rPr>
-              <w:t xml:space="preserve">.: Китай, гражданка СССР, русская, телеграфистка, </w:t>
-            </w:r>
-            <w:proofErr w:type="spellStart"/>
-            <w:r>
-              <w:rPr>
-                <w:rFonts w:ascii="Arial" w:hAnsi="Arial" w:cs="Arial"/>
-                <w:sz w:val="16"/>
-                <w:szCs w:val="16"/>
-                <w:lang w:val="ru-RU"/>
-              </w:rPr>
-              <w:t>прож</w:t>
-            </w:r>
-            <w:proofErr w:type="spellEnd"/>
-            <w:r>
-              <w:rPr>
-                <w:rFonts w:ascii="Arial" w:hAnsi="Arial" w:cs="Arial"/>
-                <w:sz w:val="16"/>
-                <w:szCs w:val="16"/>
-                <w:lang w:val="ru-RU"/>
-              </w:rPr>
-              <w:t xml:space="preserve">.: г. Благовещенск, </w:t>
-            </w:r>
-            <w:r>
-              <w:rPr>
-                <w:rFonts w:ascii="Arial" w:hAnsi="Arial" w:cs="Arial"/>
-                <w:sz w:val="16"/>
-                <w:szCs w:val="16"/>
-                <w:lang w:val="ru-RU"/>
-              </w:rPr>
-              <w:t xml:space="preserve">Амурская обл., </w:t>
-            </w:r>
-            <w:r>
-              <w:rPr>
-                <w:rFonts w:ascii="Arial" w:hAnsi="Arial" w:cs="Arial"/>
-                <w:sz w:val="16"/>
-                <w:szCs w:val="16"/>
-                <w:lang w:val="ru-RU"/>
-              </w:rPr>
-              <w:t>арестована ОО ОГПУ 26 дивизии 14.07.1931</w:t>
-            </w:r>
-            <w:r>
-              <w:rPr>
-                <w:rFonts w:ascii="Arial" w:hAnsi="Arial" w:cs="Arial"/>
-                <w:sz w:val="16"/>
-                <w:szCs w:val="16"/>
-                <w:lang w:val="ru-RU"/>
-              </w:rPr>
-              <w:t xml:space="preserve">. </w:t>
-            </w:r>
-            <w:r>
-              <w:rPr>
-                <w:rFonts w:ascii="Arial" w:hAnsi="Arial" w:cs="Arial"/>
-                <w:sz w:val="16"/>
-                <w:szCs w:val="16"/>
-                <w:lang w:val="ru-RU"/>
-              </w:rPr>
-              <w:t xml:space="preserve">Обвинение: ст. </w:t>
-            </w:r>
-            <w:proofErr w:type="gramStart"/>
-            <w:r>
-              <w:rPr>
-                <w:rFonts w:ascii="Arial" w:hAnsi="Arial" w:cs="Arial"/>
-                <w:sz w:val="16"/>
-                <w:szCs w:val="16"/>
-                <w:lang w:val="ru-RU"/>
-              </w:rPr>
-              <w:t>58-4</w:t>
-            </w:r>
-            <w:proofErr w:type="gramEnd"/>
-            <w:r>
-              <w:rPr>
-                <w:rFonts w:ascii="Arial" w:hAnsi="Arial" w:cs="Arial"/>
-                <w:sz w:val="16"/>
-                <w:szCs w:val="16"/>
-                <w:lang w:val="ru-RU"/>
-              </w:rPr>
-              <w:t xml:space="preserve">-1а УК РСФСР. Приговор: тройка при ПП ОГПУ ДВК, 24.01.1932 — ВМН. Реабилитация: По заключению Военной прокуратуры КДВО, 12.05.1990 - по Указу ПВС СССР от _16.01.1989_ г. </w:t>
-            </w:r>
-            <w:proofErr w:type="spellStart"/>
-            <w:r>
-              <w:rPr>
-                <w:rFonts w:ascii="Arial" w:hAnsi="Arial" w:cs="Arial"/>
-                <w:sz w:val="16"/>
-                <w:szCs w:val="16"/>
-                <w:lang w:val="ru-RU"/>
-              </w:rPr>
-              <w:t>Арх.дело</w:t>
-            </w:r>
-            <w:proofErr w:type="spellEnd"/>
-            <w:r>
-              <w:rPr>
-                <w:rFonts w:ascii="Arial" w:hAnsi="Arial" w:cs="Arial"/>
-                <w:sz w:val="16"/>
-                <w:szCs w:val="16"/>
-                <w:lang w:val="ru-RU"/>
-              </w:rPr>
-              <w:t>: П-160351</w:t>
-            </w:r>
-          </w:p>
-          <w:p>
-            <w:pPr>
-              <w:pStyle w:val="BodyText"/>
-              <w:pBdr>
-                <w:top w:val="none" w:sz="0" w:space="0" w:color="000000"/>
-                <w:left w:val="none" w:sz="0" w:space="0" w:color="000000"/>
-                <w:bottom w:val="none" w:sz="0" w:space="0" w:color="000000"/>
-                <w:right w:val="none" w:sz="0" w:space="0" w:color="000000"/>
-              </w:pBdr>
-              <w:spacing w:after="0" w:line="240" w:lineRule="auto"/>
-              <w:rPr>
-                <w:rFonts w:ascii="Arial" w:hAnsi="Arial" w:cs="Arial"/>
-                <w:sz w:val="16"/>
-                <w:szCs w:val="16"/>
-                <w:lang w:val="ru-RU"/>
-              </w:rPr>
-            </w:pPr>
-            <w:r>
-              <w:rPr>
-                <w:rFonts w:ascii="Arial" w:hAnsi="Arial" w:cs="Arial"/>
-                <w:sz w:val="16"/>
-                <w:szCs w:val="16"/>
-                <w:lang w:val="ru-RU"/>
-              </w:rPr>
-              <w:t xml:space="preserve">Источник: Книга памяти Хабаровского </w:t>
-            </w:r>
-            <w:proofErr w:type="gramStart"/>
-            <w:r>
-              <w:rPr>
-                <w:rFonts w:ascii="Arial" w:hAnsi="Arial" w:cs="Arial"/>
-                <w:sz w:val="16"/>
-                <w:szCs w:val="16"/>
-                <w:lang w:val="ru-RU"/>
-              </w:rPr>
-              <w:t>края ,</w:t>
-            </w:r>
-            <w:proofErr w:type="gramEnd"/>
-            <w:r>
-              <w:rPr>
-                <w:rFonts w:ascii="Arial" w:hAnsi="Arial" w:cs="Arial"/>
-                <w:sz w:val="16"/>
-                <w:szCs w:val="16"/>
-                <w:lang w:val="ru-RU"/>
-              </w:rPr>
-              <w:t xml:space="preserve"> т.2</w:t>
             </w:r>
             <w:r>
               <w:rPr>
@@ -5366,12 +4239,7 @@
           <w:p>
             <w:pPr>
               <w:pStyle w:val="BodyText"/>
-              <w:pBdr>
-                <w:top w:val="none" w:sz="0" w:space="0" w:color="000000"/>
-                <w:left w:val="none" w:sz="0" w:space="0" w:color="000000"/>
-                <w:bottom w:val="none" w:sz="0" w:space="0" w:color="000000"/>
-                <w:right w:val="none" w:sz="0" w:space="0" w:color="000000"/>
-              </w:pBdr>
+              <w:snapToGrid w:val="0"/>
               <w:spacing w:after="0" w:line="240" w:lineRule="auto"/>
               <w:rPr>
                 <w:rFonts w:ascii="Arial" w:hAnsi="Arial" w:cs="Arial"/>
@@ -5380,49 +4248,15 @@
                 <w:lang w:val="ru-RU"/>
               </w:rPr>
             </w:pPr>
-            <w:proofErr w:type="spellStart"/>
-            <w:r>
-              <w:rPr>
-                <w:rFonts w:ascii="Arial" w:hAnsi="Arial" w:cs="Arial"/>
-                <w:b/>
-                <w:sz w:val="16"/>
-                <w:szCs w:val="16"/>
-                <w:lang w:val="ru-RU"/>
-              </w:rPr>
-              <w:t>Обертас</w:t>
-            </w:r>
-            <w:proofErr w:type="spellEnd"/>
-            <w:r>
-              <w:rPr>
-                <w:rFonts w:ascii="Arial" w:hAnsi="Arial" w:cs="Arial"/>
-                <w:b/>
-                <w:sz w:val="16"/>
-                <w:szCs w:val="16"/>
-                <w:lang w:val="ru-RU"/>
-              </w:rPr>
-              <w:t xml:space="preserve"> Валентина </w:t>
-            </w:r>
-            <w:proofErr w:type="gramStart"/>
-            <w:r>
-              <w:rPr>
-                <w:rFonts w:ascii="Arial" w:hAnsi="Arial" w:cs="Arial"/>
-                <w:b/>
-                <w:sz w:val="16"/>
-                <w:szCs w:val="16"/>
-                <w:lang w:val="ru-RU"/>
-              </w:rPr>
-              <w:t>Порфирьевна  32</w:t>
-            </w:r>
-            <w:proofErr w:type="gramEnd"/>
-            <w:r>
-              <w:rPr>
-                <w:rFonts w:ascii="Arial" w:hAnsi="Arial" w:cs="Arial"/>
-                <w:b/>
-                <w:sz w:val="16"/>
-                <w:szCs w:val="16"/>
-                <w:lang w:val="ru-RU"/>
-              </w:rPr>
-              <w:t xml:space="preserve"> года  </w:t>
+            <w:r>
+              <w:rPr>
+                <w:rFonts w:ascii="Arial" w:hAnsi="Arial" w:cs="Arial"/>
+                <w:b/>
+                <w:sz w:val="16"/>
+                <w:szCs w:val="16"/>
+                <w:lang w:val="ru-RU"/>
+              </w:rPr>
+              <w:t xml:space="preserve">Малышко Елизавета Петровна  29 лет  </w:t>
             </w:r>
           </w:p>
           <w:p>
@@ -5466,6 +4300,465 @@
                 <w:szCs w:val="16"/>
                 <w:lang w:val="ru-RU"/>
               </w:rPr>
+              <w:t xml:space="preserve">в 1903 г., г. Владивостока; русская; образование среднее; б/п; старшая машинистка в ДГРТ. </w:t>
+            </w:r>
+            <w:proofErr w:type="spellStart"/>
+            <w:r>
+              <w:rPr>
+                <w:rFonts w:ascii="Arial" w:hAnsi="Arial" w:cs="Arial"/>
+                <w:sz w:val="16"/>
+                <w:szCs w:val="16"/>
+                <w:lang w:val="ru-RU"/>
+              </w:rPr>
+              <w:t>Прож</w:t>
+            </w:r>
+            <w:proofErr w:type="spellEnd"/>
+            <w:r>
+              <w:rPr>
+                <w:rFonts w:ascii="Arial" w:hAnsi="Arial" w:cs="Arial"/>
+                <w:sz w:val="16"/>
+                <w:szCs w:val="16"/>
+                <w:lang w:val="ru-RU"/>
+              </w:rPr>
+              <w:t>.:</w:t>
+            </w:r>
+            <w:r>
+              <w:rPr>
+                <w:rFonts w:ascii="Arial" w:hAnsi="Arial" w:cs="Arial"/>
+                <w:sz w:val="16"/>
+                <w:szCs w:val="16"/>
+              </w:rPr>
+              <w:t> </w:t>
+            </w:r>
+            <w:r>
+              <w:rPr>
+                <w:rFonts w:ascii="Arial" w:hAnsi="Arial" w:cs="Arial"/>
+                <w:sz w:val="16"/>
+                <w:szCs w:val="16"/>
+                <w:lang w:val="ru-RU"/>
+              </w:rPr>
+              <w:t>г. Владивосток.</w:t>
+            </w:r>
+            <w:r>
+              <w:rPr>
+                <w:rFonts w:ascii="Arial" w:hAnsi="Arial" w:cs="Arial"/>
+                <w:sz w:val="16"/>
+                <w:szCs w:val="16"/>
+                <w:lang w:val="ru-RU"/>
+              </w:rPr>
+              <w:br/>
+              <w:t xml:space="preserve">Арестована 26 января 1932 г.  Приговорена: Тройка при ОГПУ 6 февраля 1932 г., </w:t>
+            </w:r>
+            <w:proofErr w:type="spellStart"/>
+            <w:r>
+              <w:rPr>
+                <w:rFonts w:ascii="Arial" w:hAnsi="Arial" w:cs="Arial"/>
+                <w:sz w:val="16"/>
+                <w:szCs w:val="16"/>
+                <w:lang w:val="ru-RU"/>
+              </w:rPr>
+              <w:t>обв</w:t>
+            </w:r>
+            <w:proofErr w:type="spellEnd"/>
+            <w:r>
+              <w:rPr>
+                <w:rFonts w:ascii="Arial" w:hAnsi="Arial" w:cs="Arial"/>
+                <w:sz w:val="16"/>
+                <w:szCs w:val="16"/>
+                <w:lang w:val="ru-RU"/>
+              </w:rPr>
+              <w:t>.:</w:t>
+            </w:r>
+            <w:r>
+              <w:rPr>
+                <w:rFonts w:ascii="Arial" w:hAnsi="Arial" w:cs="Arial"/>
+                <w:sz w:val="16"/>
+                <w:szCs w:val="16"/>
+              </w:rPr>
+              <w:t> </w:t>
+            </w:r>
+            <w:r>
+              <w:rPr>
+                <w:rFonts w:ascii="Arial" w:hAnsi="Arial" w:cs="Arial"/>
+                <w:sz w:val="16"/>
+                <w:szCs w:val="16"/>
+                <w:lang w:val="ru-RU"/>
+              </w:rPr>
+              <w:t>по ст. 58-6.  Приговор: ВМН. Расстреляна 6 февраля 1932 г. Место захоронения</w:t>
+            </w:r>
+            <w:r>
+              <w:rPr>
+                <w:rFonts w:ascii="Arial" w:hAnsi="Arial" w:cs="Arial"/>
+                <w:sz w:val="16"/>
+                <w:szCs w:val="16"/>
+              </w:rPr>
+              <w:t> </w:t>
+            </w:r>
+            <w:r>
+              <w:rPr>
+                <w:rFonts w:ascii="Arial" w:hAnsi="Arial" w:cs="Arial"/>
+                <w:sz w:val="16"/>
+                <w:szCs w:val="16"/>
+                <w:lang w:val="ru-RU"/>
+              </w:rPr>
+              <w:t>- г. Владивосток. Реабилитирована 28 декабря 1989 г. на основании Указа ПВС СССР</w:t>
+            </w:r>
+          </w:p>
+          <w:p>
+            <w:pPr>
+              <w:pStyle w:val="BodyText"/>
+              <w:pBdr>
+                <w:top w:val="none" w:sz="0" w:space="0" w:color="000000"/>
+                <w:left w:val="none" w:sz="0" w:space="0" w:color="000000"/>
+                <w:bottom w:val="none" w:sz="0" w:space="0" w:color="000000"/>
+                <w:right w:val="none" w:sz="0" w:space="0" w:color="000000"/>
+              </w:pBdr>
+              <w:spacing w:after="60" w:line="240" w:lineRule="auto"/>
+              <w:rPr>
+                <w:rFonts w:ascii="Arial" w:hAnsi="Arial" w:cs="Arial"/>
+                <w:sz w:val="16"/>
+                <w:szCs w:val="16"/>
+                <w:lang w:val="ru-RU"/>
+              </w:rPr>
+            </w:pPr>
+            <w:r>
+              <w:rPr>
+                <w:rFonts w:ascii="Arial" w:hAnsi="Arial" w:cs="Arial"/>
+                <w:i/>
+                <w:sz w:val="16"/>
+                <w:szCs w:val="16"/>
+                <w:lang w:val="ru-RU"/>
+              </w:rPr>
+              <w:t>Источник: База данных о жертвах репрессий Приморского края</w:t>
+            </w:r>
+            <w:r>
+              <w:rPr>
+                <w:rFonts w:ascii="Arial" w:hAnsi="Arial" w:cs="Arial"/>
+                <w:i/>
+                <w:sz w:val="16"/>
+                <w:szCs w:val="16"/>
+                <w:lang w:val="ru-RU"/>
+              </w:rPr>
+              <w:t xml:space="preserve">;  </w:t>
+            </w:r>
+            <w:hyperlink r:id="rId14" w:history="1">
+              <w:r>
+                <w:rPr>
+                  <w:rStyle w:val="Hyperlink"/>
+                  <w:rFonts w:ascii="Arial" w:eastAsia="OpenSymbol" w:hAnsi="Arial" w:cs="Arial"/>
+                  <w:b/>
+                  <w:bCs/>
+                  <w:color w:val="auto"/>
+                  <w:sz w:val="16"/>
+                  <w:szCs w:val="16"/>
+                  <w:lang w:val="ru-RU"/>
+                </w:rPr>
+                <w:t>Архивная ссылка</w:t>
+              </w:r>
+            </w:hyperlink>
+          </w:p>
+        </w:tc>
+      </w:tr>
+      <w:tr>
+        <w:tc>
+          <w:tcPr>
+            <w:tcW w:w="10980" w:type="dxa"/>
+            <w:shd w:val="clear" w:color="auto" w:fill="auto"/>
+            <w:vAlign w:val="center"/>
+          </w:tcPr>
+          <w:p>
+            <w:pPr>
+              <w:pStyle w:val="BodyText"/>
+              <w:pBdr>
+                <w:top w:val="none" w:sz="0" w:space="0" w:color="000000"/>
+                <w:left w:val="none" w:sz="0" w:space="0" w:color="000000"/>
+                <w:bottom w:val="none" w:sz="0" w:space="0" w:color="000000"/>
+                <w:right w:val="none" w:sz="0" w:space="0" w:color="000000"/>
+              </w:pBdr>
+              <w:spacing w:after="0" w:line="240" w:lineRule="auto"/>
+              <w:rPr>
+                <w:rFonts w:ascii="Arial" w:hAnsi="Arial" w:cs="Arial"/>
+                <w:sz w:val="16"/>
+                <w:szCs w:val="16"/>
+                <w:lang w:val="ru-RU"/>
+              </w:rPr>
+            </w:pPr>
+            <w:r>
+              <w:rPr>
+                <w:rFonts w:ascii="Arial" w:hAnsi="Arial" w:cs="Arial"/>
+                <w:b/>
+                <w:bCs/>
+                <w:sz w:val="16"/>
+                <w:szCs w:val="16"/>
+                <w:lang w:val="ru-RU"/>
+              </w:rPr>
+              <w:t xml:space="preserve">Маркова Клавдия Ивановна  23 года  </w:t>
+            </w:r>
+          </w:p>
+          <w:p>
+            <w:pPr>
+              <w:pStyle w:val="BodyText"/>
+              <w:pBdr>
+                <w:top w:val="none" w:sz="0" w:space="0" w:color="000000"/>
+                <w:left w:val="none" w:sz="0" w:space="0" w:color="000000"/>
+                <w:bottom w:val="none" w:sz="0" w:space="0" w:color="000000"/>
+                <w:right w:val="none" w:sz="0" w:space="0" w:color="000000"/>
+              </w:pBdr>
+              <w:spacing w:after="0" w:line="240" w:lineRule="auto"/>
+              <w:rPr>
+                <w:rFonts w:ascii="Arial" w:hAnsi="Arial" w:cs="Arial"/>
+                <w:sz w:val="16"/>
+                <w:szCs w:val="16"/>
+                <w:lang w:val="ru-RU"/>
+              </w:rPr>
+            </w:pPr>
+            <w:r>
+              <w:rPr>
+                <w:rFonts w:ascii="Arial" w:hAnsi="Arial" w:cs="Arial"/>
+                <w:sz w:val="16"/>
+                <w:szCs w:val="16"/>
+                <w:lang w:val="ru-RU"/>
+              </w:rPr>
+              <w:t xml:space="preserve">1909 г.р., </w:t>
+            </w:r>
+            <w:proofErr w:type="spellStart"/>
+            <w:r>
+              <w:rPr>
+                <w:rFonts w:ascii="Arial" w:hAnsi="Arial" w:cs="Arial"/>
+                <w:sz w:val="16"/>
+                <w:szCs w:val="16"/>
+                <w:lang w:val="ru-RU"/>
+              </w:rPr>
+              <w:t>м.р</w:t>
+            </w:r>
+            <w:proofErr w:type="spellEnd"/>
+            <w:r>
+              <w:rPr>
+                <w:rFonts w:ascii="Arial" w:hAnsi="Arial" w:cs="Arial"/>
+                <w:sz w:val="16"/>
+                <w:szCs w:val="16"/>
+                <w:lang w:val="ru-RU"/>
+              </w:rPr>
+              <w:t xml:space="preserve">.: Китай, гражданка СССР, русская, телеграфистка, </w:t>
+            </w:r>
+            <w:proofErr w:type="spellStart"/>
+            <w:r>
+              <w:rPr>
+                <w:rFonts w:ascii="Arial" w:hAnsi="Arial" w:cs="Arial"/>
+                <w:sz w:val="16"/>
+                <w:szCs w:val="16"/>
+                <w:lang w:val="ru-RU"/>
+              </w:rPr>
+              <w:t>прож</w:t>
+            </w:r>
+            <w:proofErr w:type="spellEnd"/>
+            <w:r>
+              <w:rPr>
+                <w:rFonts w:ascii="Arial" w:hAnsi="Arial" w:cs="Arial"/>
+                <w:sz w:val="16"/>
+                <w:szCs w:val="16"/>
+                <w:lang w:val="ru-RU"/>
+              </w:rPr>
+              <w:t xml:space="preserve">.: г. Благовещенск, </w:t>
+            </w:r>
+            <w:r>
+              <w:rPr>
+                <w:rFonts w:ascii="Arial" w:hAnsi="Arial" w:cs="Arial"/>
+                <w:sz w:val="16"/>
+                <w:szCs w:val="16"/>
+                <w:lang w:val="ru-RU"/>
+              </w:rPr>
+              <w:t xml:space="preserve">Амурская обл., </w:t>
+            </w:r>
+            <w:r>
+              <w:rPr>
+                <w:rFonts w:ascii="Arial" w:hAnsi="Arial" w:cs="Arial"/>
+                <w:sz w:val="16"/>
+                <w:szCs w:val="16"/>
+                <w:lang w:val="ru-RU"/>
+              </w:rPr>
+              <w:t>арестована ОО ОГПУ 26 дивизии 14.07.1931</w:t>
+            </w:r>
+            <w:r>
+              <w:rPr>
+                <w:rFonts w:ascii="Arial" w:hAnsi="Arial" w:cs="Arial"/>
+                <w:sz w:val="16"/>
+                <w:szCs w:val="16"/>
+                <w:lang w:val="ru-RU"/>
+              </w:rPr>
+              <w:t xml:space="preserve">. </w:t>
+            </w:r>
+            <w:r>
+              <w:rPr>
+                <w:rFonts w:ascii="Arial" w:hAnsi="Arial" w:cs="Arial"/>
+                <w:sz w:val="16"/>
+                <w:szCs w:val="16"/>
+                <w:lang w:val="ru-RU"/>
+              </w:rPr>
+              <w:t xml:space="preserve">Обвинение: ст. 58-4-1а УК РСФСР. Приговор: тройка при ПП ОГПУ ДВК, 24.01.1932 — ВМН. Реабилитация: По заключению Военной прокуратуры КДВО, 12.05.1990 - по Указу ПВС СССР от _16.01.1989_ г. </w:t>
+            </w:r>
+            <w:proofErr w:type="spellStart"/>
+            <w:r>
+              <w:rPr>
+                <w:rFonts w:ascii="Arial" w:hAnsi="Arial" w:cs="Arial"/>
+                <w:sz w:val="16"/>
+                <w:szCs w:val="16"/>
+                <w:lang w:val="ru-RU"/>
+              </w:rPr>
+              <w:t>Арх.дело</w:t>
+            </w:r>
+            <w:proofErr w:type="spellEnd"/>
+            <w:r>
+              <w:rPr>
+                <w:rFonts w:ascii="Arial" w:hAnsi="Arial" w:cs="Arial"/>
+                <w:sz w:val="16"/>
+                <w:szCs w:val="16"/>
+                <w:lang w:val="ru-RU"/>
+              </w:rPr>
+              <w:t>: П-160351</w:t>
+            </w:r>
+          </w:p>
+          <w:p>
+            <w:pPr>
+              <w:pStyle w:val="BodyText"/>
+              <w:pBdr>
+                <w:top w:val="none" w:sz="0" w:space="0" w:color="000000"/>
+                <w:left w:val="none" w:sz="0" w:space="0" w:color="000000"/>
+                <w:bottom w:val="none" w:sz="0" w:space="0" w:color="000000"/>
+                <w:right w:val="none" w:sz="0" w:space="0" w:color="000000"/>
+              </w:pBdr>
+              <w:spacing w:after="0" w:line="240" w:lineRule="auto"/>
+              <w:rPr>
+                <w:rFonts w:ascii="Arial" w:hAnsi="Arial" w:cs="Arial"/>
+                <w:sz w:val="16"/>
+                <w:szCs w:val="16"/>
+                <w:lang w:val="ru-RU"/>
+              </w:rPr>
+            </w:pPr>
+            <w:r>
+              <w:rPr>
+                <w:rFonts w:ascii="Arial" w:hAnsi="Arial" w:cs="Arial"/>
+                <w:sz w:val="16"/>
+                <w:szCs w:val="16"/>
+                <w:lang w:val="ru-RU"/>
+              </w:rPr>
+              <w:t>Источник: Книга памяти Хабаровского края , т.2</w:t>
+            </w:r>
+            <w:r>
+              <w:rPr>
+                <w:rFonts w:ascii="Arial" w:hAnsi="Arial" w:cs="Arial"/>
+                <w:sz w:val="16"/>
+                <w:szCs w:val="16"/>
+                <w:lang w:val="ru-RU"/>
+              </w:rPr>
+              <w:t xml:space="preserve">;  </w:t>
+            </w:r>
+            <w:hyperlink r:id="rId15" w:history="1">
+              <w:r>
+                <w:rPr>
+                  <w:rStyle w:val="Hyperlink"/>
+                  <w:rFonts w:ascii="Arial" w:eastAsia="OpenSymbol" w:hAnsi="Arial" w:cs="Arial"/>
+                  <w:b/>
+                  <w:bCs/>
+                  <w:color w:val="auto"/>
+                  <w:sz w:val="16"/>
+                  <w:szCs w:val="16"/>
+                  <w:lang w:val="ru-RU"/>
+                </w:rPr>
+                <w:t>Архивная ссылка</w:t>
+              </w:r>
+            </w:hyperlink>
+          </w:p>
+        </w:tc>
+      </w:tr>
+      <w:tr>
+        <w:tc>
+          <w:tcPr>
+            <w:tcW w:w="10980" w:type="dxa"/>
+            <w:shd w:val="clear" w:color="auto" w:fill="auto"/>
+            <w:vAlign w:val="center"/>
+          </w:tcPr>
+          <w:p>
+            <w:pPr>
+              <w:pStyle w:val="BodyText"/>
+              <w:pBdr>
+                <w:top w:val="none" w:sz="0" w:space="0" w:color="000000"/>
+                <w:left w:val="none" w:sz="0" w:space="0" w:color="000000"/>
+                <w:bottom w:val="none" w:sz="0" w:space="0" w:color="000000"/>
+                <w:right w:val="none" w:sz="0" w:space="0" w:color="000000"/>
+              </w:pBdr>
+              <w:spacing w:after="0" w:line="240" w:lineRule="auto"/>
+              <w:rPr>
+                <w:rFonts w:ascii="Arial" w:hAnsi="Arial" w:cs="Arial"/>
+                <w:sz w:val="16"/>
+                <w:szCs w:val="16"/>
+                <w:lang w:val="ru-RU"/>
+              </w:rPr>
+            </w:pPr>
+            <w:proofErr w:type="spellStart"/>
+            <w:r>
+              <w:rPr>
+                <w:rFonts w:ascii="Arial" w:hAnsi="Arial" w:cs="Arial"/>
+                <w:b/>
+                <w:sz w:val="16"/>
+                <w:szCs w:val="16"/>
+                <w:lang w:val="ru-RU"/>
+              </w:rPr>
+              <w:t>Обертас</w:t>
+            </w:r>
+            <w:proofErr w:type="spellEnd"/>
+            <w:r>
+              <w:rPr>
+                <w:rFonts w:ascii="Arial" w:hAnsi="Arial" w:cs="Arial"/>
+                <w:b/>
+                <w:sz w:val="16"/>
+                <w:szCs w:val="16"/>
+                <w:lang w:val="ru-RU"/>
+              </w:rPr>
+              <w:t xml:space="preserve"> Валентина Порфирьевна  32 года  </w:t>
+            </w:r>
+          </w:p>
+          <w:p>
+            <w:pPr>
+              <w:pStyle w:val="BodyText"/>
+              <w:pBdr>
+                <w:top w:val="none" w:sz="0" w:space="0" w:color="000000"/>
+                <w:left w:val="none" w:sz="0" w:space="0" w:color="000000"/>
+                <w:bottom w:val="none" w:sz="0" w:space="0" w:color="000000"/>
+                <w:right w:val="none" w:sz="0" w:space="0" w:color="000000"/>
+              </w:pBdr>
+              <w:spacing w:after="0" w:line="240" w:lineRule="auto"/>
+              <w:rPr>
+                <w:rFonts w:ascii="Arial" w:hAnsi="Arial" w:cs="Arial"/>
+                <w:sz w:val="16"/>
+                <w:szCs w:val="16"/>
+                <w:lang w:val="ru-RU"/>
+              </w:rPr>
+            </w:pPr>
+            <w:r>
+              <w:rPr>
+                <w:rFonts w:ascii="Arial" w:hAnsi="Arial" w:cs="Arial"/>
+                <w:sz w:val="16"/>
+                <w:szCs w:val="16"/>
+                <w:lang w:val="ru-RU"/>
+              </w:rPr>
+              <w:t>Родилась</w:t>
+            </w:r>
+            <w:r>
+              <w:rPr>
+                <w:rFonts w:ascii="Arial" w:hAnsi="Arial" w:cs="Arial"/>
+                <w:sz w:val="16"/>
+                <w:szCs w:val="16"/>
+              </w:rPr>
+              <w:t> </w:t>
+            </w:r>
+            <w:r>
+              <w:rPr>
+                <w:rFonts w:ascii="Arial" w:hAnsi="Arial" w:cs="Arial"/>
+                <w:sz w:val="16"/>
+                <w:szCs w:val="16"/>
+                <w:lang w:val="ru-RU"/>
+              </w:rPr>
               <w:t xml:space="preserve">в 1900 г., Виленская губ.; русская; образование среднее; б/п; работница </w:t>
             </w:r>
             <w:proofErr w:type="spellStart"/>
@@ -5599,25 +4892,14 @@
               <w:t xml:space="preserve"> </w:t>
             </w:r>
             <w:proofErr w:type="spellStart"/>
-            <w:proofErr w:type="gramStart"/>
-            <w:r>
-              <w:rPr>
-                <w:rFonts w:ascii="Arial" w:hAnsi="Arial" w:cs="Arial"/>
-                <w:sz w:val="16"/>
-                <w:szCs w:val="16"/>
-                <w:lang w:val="ru-RU"/>
-              </w:rPr>
-              <w:t>агитации..</w:t>
-            </w:r>
-            <w:proofErr w:type="gramEnd"/>
-            <w:r>
-              <w:rPr>
-                <w:rFonts w:ascii="Arial" w:hAnsi="Arial" w:cs="Arial"/>
-                <w:sz w:val="16"/>
-                <w:szCs w:val="16"/>
-                <w:lang w:val="ru-RU"/>
-              </w:rPr>
-              <w:t>Приговор</w:t>
+            <w:r>
+              <w:rPr>
+                <w:rFonts w:ascii="Arial" w:hAnsi="Arial" w:cs="Arial"/>
+                <w:sz w:val="16"/>
+                <w:szCs w:val="16"/>
+                <w:lang w:val="ru-RU"/>
+              </w:rPr>
+              <w:t>агитации..Приговор</w:t>
             </w:r>
             <w:proofErr w:type="spellEnd"/>
             <w:r>
@@ -5691,94 +4973,21 @@
               </w:rPr>
               <w:t xml:space="preserve">;  </w:t>
             </w:r>
-            <w:r>
-              <w:fldChar w:fldCharType="begin"/>
-            </w:r>
-            <w:r>
-              <w:instrText>HYPERLINK</w:instrText>
-            </w:r>
-            <w:r>
-              <w:rPr>
-                <w:lang w:val="ru-RU"/>
-              </w:rPr>
-              <w:instrText xml:space="preserve"> "</w:instrText>
-            </w:r>
-            <w:r>
-              <w:instrText>https</w:instrText>
-            </w:r>
-            <w:r>
-              <w:rPr>
-                <w:lang w:val="ru-RU"/>
-              </w:rPr>
-              <w:instrText>://</w:instrText>
-            </w:r>
-            <w:r>
-              <w:instrText>base</w:instrText>
-            </w:r>
-            <w:r>
-              <w:rPr>
-                <w:lang w:val="ru-RU"/>
-              </w:rPr>
-              <w:instrText>.</w:instrText>
-            </w:r>
-            <w:r>
-              <w:instrText>memo</w:instrText>
-            </w:r>
-            <w:r>
-              <w:rPr>
-                <w:lang w:val="ru-RU"/>
-              </w:rPr>
-              <w:instrText>.</w:instrText>
-            </w:r>
-            <w:r>
-              <w:instrText>ru</w:instrText>
-            </w:r>
-            <w:r>
-              <w:rPr>
-                <w:lang w:val="ru-RU"/>
-              </w:rPr>
-              <w:instrText>/</w:instrText>
-            </w:r>
-            <w:r>
-              <w:instrText>person</w:instrText>
-            </w:r>
-            <w:r>
-              <w:rPr>
-                <w:lang w:val="ru-RU"/>
-              </w:rPr>
-              <w:instrText>/</w:instrText>
-            </w:r>
-            <w:r>
-              <w:instrText>show</w:instrText>
-            </w:r>
-            <w:r>
-              <w:rPr>
-                <w:lang w:val="ru-RU"/>
-              </w:rPr>
-              <w:instrText>/990963"</w:instrText>
-            </w:r>
-            <w:r>
-              <w:rPr>
-                <w:rFonts w:hint="eastAsia"/>
-              </w:rPr>
-              <w:fldChar w:fldCharType="separate"/>
-            </w:r>
-            <w:r>
-              <w:rPr>
-                <w:rStyle w:val="Hyperlink"/>
-                <w:rFonts w:ascii="Arial" w:eastAsia="OpenSymbol" w:hAnsi="Arial" w:cs="Arial"/>
-                <w:b/>
-                <w:bCs/>
-                <w:color w:val="auto"/>
-                <w:sz w:val="16"/>
-                <w:szCs w:val="16"/>
-                <w:lang w:val="ru-RU"/>
-              </w:rPr>
-              <w:t>Архивная ссылка</w:t>
-            </w:r>
-            <w:r>
-              <w:fldChar w:fldCharType="end"/>
-            </w:r>
+            <w:hyperlink r:id="rId16" w:history="1">
+              <w:r>
+                <w:rPr>
+                  <w:rStyle w:val="Hyperlink"/>
+                  <w:rFonts w:ascii="Arial" w:eastAsia="OpenSymbol" w:hAnsi="Arial" w:cs="Arial"/>
+                  <w:b/>
+                  <w:bCs/>
+                  <w:color w:val="auto"/>
+                  <w:sz w:val="16"/>
+                  <w:szCs w:val="16"/>
+                  <w:lang w:val="ru-RU"/>
+                </w:rPr>
+                <w:t>Архивная ссылка</w:t>
+              </w:r>
+            </w:hyperlink>
           </w:p>
         </w:tc>
       </w:tr>
@@ -5851,7 +5060,6 @@
               <w:t xml:space="preserve">) Екатерина </w:t>
             </w:r>
             <w:proofErr w:type="spellStart"/>
-            <w:proofErr w:type="gramStart"/>
             <w:r>
               <w:rPr>
                 <w:rFonts w:ascii="Arial" w:hAnsi="Arial" w:cs="Arial"/>
@@ -5873,19 +5081,7 @@
                 <w:szCs w:val="16"/>
                 <w:lang w:val="ru-RU"/>
               </w:rPr>
-              <w:t xml:space="preserve">  22</w:t>
-            </w:r>
-            <w:proofErr w:type="gramEnd"/>
-            <w:r>
-              <w:rPr>
-                <w:rFonts w:ascii="Arial" w:hAnsi="Arial" w:cs="Arial"/>
-                <w:b/>
-                <w:bCs/>
-                <w:sz w:val="16"/>
-                <w:szCs w:val="16"/>
-                <w:lang w:val="ru-RU"/>
-              </w:rPr>
-              <w:t xml:space="preserve"> года  </w:t>
+              <w:t xml:space="preserve">  22 года  </w:t>
             </w:r>
           </w:p>
           <w:p>
@@ -5968,25 +5164,14 @@
               </w:rPr>
               <w:t>.: г. Владивосток</w:t>
             </w:r>
-            <w:proofErr w:type="gramStart"/>
-            <w:r>
-              <w:rPr>
-                <w:rFonts w:ascii="Arial" w:hAnsi="Arial" w:cs="Arial"/>
-                <w:sz w:val="16"/>
-                <w:szCs w:val="16"/>
-                <w:lang w:val="ru-RU"/>
-              </w:rPr>
-              <w:t>.</w:t>
-            </w:r>
-            <w:proofErr w:type="gramEnd"/>
-            <w:r>
-              <w:rPr>
-                <w:rFonts w:ascii="Arial" w:hAnsi="Arial" w:cs="Arial"/>
-                <w:sz w:val="16"/>
-                <w:szCs w:val="16"/>
-                <w:lang w:val="ru-RU"/>
-              </w:rPr>
-              <w:t xml:space="preserve"> </w:t>
+            <w:r>
+              <w:rPr>
+                <w:rFonts w:ascii="Arial" w:hAnsi="Arial" w:cs="Arial"/>
+                <w:sz w:val="16"/>
+                <w:szCs w:val="16"/>
+                <w:lang w:val="ru-RU"/>
+              </w:rPr>
+              <w:t xml:space="preserve">. </w:t>
             </w:r>
             <w:r>
               <w:rPr>
@@ -6091,94 +5276,21 @@
               </w:rPr>
               <w:t xml:space="preserve">;  </w:t>
             </w:r>
-            <w:r>
-              <w:fldChar w:fldCharType="begin"/>
-            </w:r>
-            <w:r>
-              <w:instrText>HYPERLINK</w:instrText>
-            </w:r>
-            <w:r>
-              <w:rPr>
-                <w:lang w:val="ru-RU"/>
-              </w:rPr>
-              <w:instrText xml:space="preserve"> "</w:instrText>
-            </w:r>
-            <w:r>
-              <w:instrText>https</w:instrText>
-            </w:r>
-            <w:r>
-              <w:rPr>
-                <w:lang w:val="ru-RU"/>
-              </w:rPr>
-              <w:instrText>://</w:instrText>
-            </w:r>
-            <w:r>
-              <w:instrText>base</w:instrText>
-            </w:r>
-            <w:r>
-              <w:rPr>
-                <w:lang w:val="ru-RU"/>
-              </w:rPr>
-              <w:instrText>.</w:instrText>
-            </w:r>
-            <w:r>
-              <w:instrText>memo</w:instrText>
-            </w:r>
-            <w:r>
-              <w:rPr>
-                <w:lang w:val="ru-RU"/>
-              </w:rPr>
-              <w:instrText>.</w:instrText>
-            </w:r>
-            <w:r>
-              <w:instrText>ru</w:instrText>
-            </w:r>
-            <w:r>
-              <w:rPr>
-                <w:lang w:val="ru-RU"/>
-              </w:rPr>
-              <w:instrText>/</w:instrText>
-            </w:r>
-            <w:r>
-              <w:instrText>person</w:instrText>
-            </w:r>
-            <w:r>
-              <w:rPr>
-                <w:lang w:val="ru-RU"/>
-              </w:rPr>
-              <w:instrText>/</w:instrText>
-            </w:r>
-            <w:r>
-              <w:instrText>show</w:instrText>
-            </w:r>
-            <w:r>
-              <w:rPr>
-                <w:lang w:val="ru-RU"/>
-              </w:rPr>
-              <w:instrText>/991444"</w:instrText>
-            </w:r>
-            <w:r>
-              <w:rPr>
-                <w:rFonts w:hint="eastAsia"/>
-              </w:rPr>
-              <w:fldChar w:fldCharType="separate"/>
-            </w:r>
-            <w:r>
-              <w:rPr>
-                <w:rStyle w:val="Hyperlink"/>
-                <w:rFonts w:ascii="Arial" w:eastAsia="OpenSymbol" w:hAnsi="Arial" w:cs="Arial"/>
-                <w:b/>
-                <w:bCs/>
-                <w:color w:val="auto"/>
-                <w:sz w:val="16"/>
-                <w:szCs w:val="16"/>
-                <w:lang w:val="ru-RU"/>
-              </w:rPr>
-              <w:t>Архивная ссылка</w:t>
-            </w:r>
-            <w:r>
-              <w:fldChar w:fldCharType="end"/>
-            </w:r>
+            <w:hyperlink r:id="rId17" w:history="1">
+              <w:r>
+                <w:rPr>
+                  <w:rStyle w:val="Hyperlink"/>
+                  <w:rFonts w:ascii="Arial" w:eastAsia="OpenSymbol" w:hAnsi="Arial" w:cs="Arial"/>
+                  <w:b/>
+                  <w:bCs/>
+                  <w:color w:val="auto"/>
+                  <w:sz w:val="16"/>
+                  <w:szCs w:val="16"/>
+                  <w:lang w:val="ru-RU"/>
+                </w:rPr>
+                <w:t>Архивная ссылка</w:t>
+              </w:r>
+            </w:hyperlink>
           </w:p>
         </w:tc>
       </w:tr>
@@ -6225,7 +5337,6 @@
               <w:t xml:space="preserve"> Мария </w:t>
             </w:r>
             <w:proofErr w:type="spellStart"/>
-            <w:proofErr w:type="gramStart"/>
             <w:r>
               <w:rPr>
                 <w:rFonts w:ascii="Arial" w:hAnsi="Arial" w:cs="Arial"/>
@@ -6258,19 +5369,7 @@
                 <w:szCs w:val="16"/>
                 <w:lang w:val="ru-RU"/>
               </w:rPr>
-              <w:t>21</w:t>
-            </w:r>
-            <w:proofErr w:type="gramEnd"/>
-            <w:r>
-              <w:rPr>
-                <w:rFonts w:ascii="Arial" w:hAnsi="Arial" w:cs="Arial"/>
-                <w:b/>
-                <w:bCs/>
-                <w:sz w:val="16"/>
-                <w:szCs w:val="16"/>
-                <w:lang w:val="ru-RU"/>
-              </w:rPr>
-              <w:t xml:space="preserve"> год</w:t>
+              <w:t>21 год</w:t>
             </w:r>
             <w:r>
               <w:rPr>
@@ -6311,47 +5410,7 @@
                 <w:szCs w:val="16"/>
                 <w:lang w:val="ru-RU"/>
               </w:rPr>
-              <w:t xml:space="preserve">21 г. Место жительства на момент ареста: с. Водяная Михайловка Бобринецкий район. Статья обвинения: </w:t>
-            </w:r>
-            <w:proofErr w:type="gramStart"/>
-            <w:r>
-              <w:rPr>
-                <w:rFonts w:ascii="Arial" w:hAnsi="Arial" w:cs="Arial"/>
-                <w:sz w:val="16"/>
-                <w:szCs w:val="16"/>
-                <w:lang w:val="ru-RU"/>
-              </w:rPr>
-              <w:t>54-10</w:t>
-            </w:r>
-            <w:proofErr w:type="gramEnd"/>
-            <w:r>
-              <w:rPr>
-                <w:rFonts w:ascii="Arial" w:hAnsi="Arial" w:cs="Arial"/>
-                <w:sz w:val="16"/>
-                <w:szCs w:val="16"/>
-                <w:lang w:val="ru-RU"/>
-              </w:rPr>
-              <w:t xml:space="preserve"> УК УССР, </w:t>
-            </w:r>
-            <w:proofErr w:type="gramStart"/>
-            <w:r>
-              <w:rPr>
-                <w:rFonts w:ascii="Arial" w:hAnsi="Arial" w:cs="Arial"/>
-                <w:sz w:val="16"/>
-                <w:szCs w:val="16"/>
-                <w:lang w:val="ru-RU"/>
-              </w:rPr>
-              <w:t>54-8</w:t>
-            </w:r>
-            <w:proofErr w:type="gramEnd"/>
-            <w:r>
-              <w:rPr>
-                <w:rFonts w:ascii="Arial" w:hAnsi="Arial" w:cs="Arial"/>
-                <w:sz w:val="16"/>
-                <w:szCs w:val="16"/>
-                <w:lang w:val="ru-RU"/>
-              </w:rPr>
-              <w:t xml:space="preserve"> УК УССР. Вынесший приговор: Выездная сессия Одесского областного суда. Приговор: Расстрел. Дата приговора: 29.10.1932</w:t>
+              <w:t>21 г. Место жительства на момент ареста: с. Водяная Михайловка Бобринецкий район. Статья обвинения: 54-10 УК УССР, 54-8 УК УССР. Вынесший приговор: Выездная сессия Одесского областного суда. Приговор: Расстрел. Дата приговора: 29.10.1932</w:t>
             </w:r>
           </w:p>
           <w:p>
@@ -6429,130 +5488,21 @@
               </w:rPr>
               <w:t xml:space="preserve"> Украины;  </w:t>
             </w:r>
-            <w:r>
-              <w:fldChar w:fldCharType="begin"/>
-            </w:r>
-            <w:r>
-              <w:instrText>HYPERLINK</w:instrText>
-            </w:r>
-            <w:r>
-              <w:rPr>
-                <w:lang w:val="ru-RU"/>
-              </w:rPr>
-              <w:instrText xml:space="preserve"> "</w:instrText>
-            </w:r>
-            <w:r>
-              <w:instrText>https</w:instrText>
-            </w:r>
-            <w:r>
-              <w:rPr>
-                <w:lang w:val="ru-RU"/>
-              </w:rPr>
-              <w:instrText>://</w:instrText>
-            </w:r>
-            <w:r>
-              <w:instrText>archives</w:instrText>
-            </w:r>
-            <w:r>
-              <w:rPr>
-                <w:lang w:val="ru-RU"/>
-              </w:rPr>
-              <w:instrText>.</w:instrText>
-            </w:r>
-            <w:r>
-              <w:instrText>gov</w:instrText>
-            </w:r>
-            <w:r>
-              <w:rPr>
-                <w:lang w:val="ru-RU"/>
-              </w:rPr>
-              <w:instrText>.</w:instrText>
-            </w:r>
-            <w:r>
-              <w:instrText>ua</w:instrText>
-            </w:r>
-            <w:r>
-              <w:rPr>
-                <w:lang w:val="ru-RU"/>
-              </w:rPr>
-              <w:instrText>/</w:instrText>
-            </w:r>
-            <w:r>
-              <w:instrText>um</w:instrText>
-            </w:r>
-            <w:r>
-              <w:rPr>
-                <w:lang w:val="ru-RU"/>
-              </w:rPr>
-              <w:instrText>.</w:instrText>
-            </w:r>
-            <w:r>
-              <w:instrText>php</w:instrText>
-            </w:r>
-            <w:r>
-              <w:rPr>
-                <w:lang w:val="ru-RU"/>
-              </w:rPr>
-              <w:instrText>?</w:instrText>
-            </w:r>
-            <w:r>
-              <w:instrText>kw</w:instrText>
-            </w:r>
-            <w:r>
-              <w:rPr>
-                <w:lang w:val="ru-RU"/>
-              </w:rPr>
-              <w:instrText>=розстріл&amp;</w:instrText>
-            </w:r>
-            <w:r>
-              <w:instrText>p</w:instrText>
-            </w:r>
-            <w:r>
-              <w:rPr>
-                <w:lang w:val="ru-RU"/>
-              </w:rPr>
-              <w:instrText>=22&amp;</w:instrText>
-            </w:r>
-            <w:r>
-              <w:instrText>a</w:instrText>
-            </w:r>
-            <w:r>
-              <w:rPr>
-                <w:lang w:val="ru-RU"/>
-              </w:rPr>
-              <w:instrText>=23&amp;</w:instrText>
-            </w:r>
-            <w:r>
-              <w:instrText>id</w:instrText>
-            </w:r>
-            <w:r>
-              <w:rPr>
-                <w:lang w:val="ru-RU"/>
-              </w:rPr>
-              <w:instrText>=105181"</w:instrText>
-            </w:r>
-            <w:r>
-              <w:rPr>
-                <w:rFonts w:hint="eastAsia"/>
-              </w:rPr>
-              <w:fldChar w:fldCharType="separate"/>
-            </w:r>
-            <w:r>
-              <w:rPr>
-                <w:rStyle w:val="Hyperlink"/>
-                <w:rFonts w:ascii="Arial" w:eastAsia="OpenSymbol" w:hAnsi="Arial" w:cs="Arial"/>
-                <w:b/>
-                <w:bCs/>
-                <w:color w:val="auto"/>
-                <w:sz w:val="16"/>
-                <w:szCs w:val="16"/>
-                <w:lang w:val="ru-RU"/>
-              </w:rPr>
-              <w:t>Архивная ссылка</w:t>
-            </w:r>
-            <w:r>
-              <w:fldChar w:fldCharType="end"/>
-            </w:r>
+            <w:hyperlink r:id="rId18" w:history="1">
+              <w:r>
+                <w:rPr>
+                  <w:rStyle w:val="Hyperlink"/>
+                  <w:rFonts w:ascii="Arial" w:eastAsia="OpenSymbol" w:hAnsi="Arial" w:cs="Arial"/>
+                  <w:b/>
+                  <w:bCs/>
+                  <w:color w:val="auto"/>
+                  <w:sz w:val="16"/>
+                  <w:szCs w:val="16"/>
+                  <w:lang w:val="ru-RU"/>
+                </w:rPr>
+                <w:t>Архивная ссылка</w:t>
+              </w:r>
+            </w:hyperlink>
           </w:p>
         </w:tc>
       </w:tr>
@@ -6607,21 +5557,8 @@
                 <w:szCs w:val="16"/>
                 <w:lang w:val="ru-RU"/>
               </w:rPr>
-              <w:t xml:space="preserve"> Ксения </w:t>
-            </w:r>
-            <w:proofErr w:type="gramStart"/>
-            <w:r>
-              <w:rPr>
-                <w:rFonts w:ascii="Arial" w:hAnsi="Arial" w:cs="Arial"/>
-                <w:b/>
-                <w:bCs/>
-                <w:sz w:val="16"/>
-                <w:szCs w:val="16"/>
-                <w:lang w:val="ru-RU"/>
-              </w:rPr>
-              <w:t>Владимировна  45</w:t>
-            </w:r>
-            <w:proofErr w:type="gramEnd"/>
+              <w:t xml:space="preserve"> Ксения Владимировна  45</w:t>
+            </w:r>
             <w:r>
               <w:rPr>
                 <w:rFonts w:ascii="Arial" w:hAnsi="Arial" w:cs="Arial"/>
@@ -6735,27 +5672,7 @@
                 <w:szCs w:val="16"/>
                 <w:lang w:val="ru-RU"/>
               </w:rPr>
-              <w:t xml:space="preserve">по ст. </w:t>
-            </w:r>
-            <w:proofErr w:type="gramStart"/>
-            <w:r>
-              <w:rPr>
-                <w:rFonts w:ascii="Arial" w:hAnsi="Arial" w:cs="Arial"/>
-                <w:sz w:val="16"/>
-                <w:szCs w:val="16"/>
-                <w:lang w:val="ru-RU"/>
-              </w:rPr>
-              <w:t>58-6</w:t>
-            </w:r>
-            <w:proofErr w:type="gramEnd"/>
-            <w:r>
-              <w:rPr>
-                <w:rFonts w:ascii="Arial" w:hAnsi="Arial" w:cs="Arial"/>
-                <w:sz w:val="16"/>
-                <w:szCs w:val="16"/>
-                <w:lang w:val="ru-RU"/>
-              </w:rPr>
-              <w:t xml:space="preserve"> УК РСФСР.</w:t>
+              <w:t>по ст. 58-6 УК РСФСР.</w:t>
             </w:r>
             <w:r>
               <w:rPr>
@@ -6850,76 +5767,21 @@
               </w:rPr>
               <w:t xml:space="preserve">;  </w:t>
             </w:r>
-            <w:r>
-              <w:fldChar w:fldCharType="begin"/>
-            </w:r>
-            <w:r>
-              <w:instrText>HYPERLINK</w:instrText>
-            </w:r>
-            <w:r>
-              <w:rPr>
-                <w:lang w:val="ru-RU"/>
-              </w:rPr>
-              <w:instrText xml:space="preserve"> "</w:instrText>
-            </w:r>
-            <w:r>
-              <w:instrText>https</w:instrText>
-            </w:r>
-            <w:r>
-              <w:rPr>
-                <w:lang w:val="ru-RU"/>
-              </w:rPr>
-              <w:instrText>://</w:instrText>
-            </w:r>
-            <w:r>
-              <w:instrText>ru</w:instrText>
-            </w:r>
-            <w:r>
-              <w:rPr>
-                <w:lang w:val="ru-RU"/>
-              </w:rPr>
-              <w:instrText>.</w:instrText>
-            </w:r>
-            <w:r>
-              <w:instrText>openlist</w:instrText>
-            </w:r>
-            <w:r>
-              <w:rPr>
-                <w:lang w:val="ru-RU"/>
-              </w:rPr>
-              <w:instrText>.</w:instrText>
-            </w:r>
-            <w:r>
-              <w:instrText>wiki</w:instrText>
-            </w:r>
-            <w:r>
-              <w:rPr>
-                <w:lang w:val="ru-RU"/>
-              </w:rPr>
-              <w:instrText>/Пономарева-Раецкая_Ксения_Владимировна_(1887)"</w:instrText>
-            </w:r>
-            <w:r>
-              <w:rPr>
-                <w:rFonts w:hint="eastAsia"/>
-              </w:rPr>
-              <w:fldChar w:fldCharType="separate"/>
-            </w:r>
-            <w:r>
-              <w:rPr>
-                <w:rStyle w:val="Hyperlink"/>
-                <w:rFonts w:ascii="Arial" w:eastAsia="OpenSymbol" w:hAnsi="Arial" w:cs="Arial"/>
-                <w:b/>
-                <w:bCs/>
-                <w:color w:val="auto"/>
-                <w:sz w:val="16"/>
-                <w:szCs w:val="16"/>
-                <w:lang w:val="ru-RU"/>
-              </w:rPr>
-              <w:t>Архивная ссылка</w:t>
-            </w:r>
-            <w:r>
-              <w:fldChar w:fldCharType="end"/>
-            </w:r>
+            <w:hyperlink r:id="rId19" w:history="1">
+              <w:r>
+                <w:rPr>
+                  <w:rStyle w:val="Hyperlink"/>
+                  <w:rFonts w:ascii="Arial" w:eastAsia="OpenSymbol" w:hAnsi="Arial" w:cs="Arial"/>
+                  <w:b/>
+                  <w:bCs/>
+                  <w:color w:val="auto"/>
+                  <w:sz w:val="16"/>
+                  <w:szCs w:val="16"/>
+                  <w:lang w:val="ru-RU"/>
+                </w:rPr>
+                <w:t>Архивная ссылка</w:t>
+              </w:r>
+            </w:hyperlink>
           </w:p>
         </w:tc>
       </w:tr>
@@ -6972,31 +5834,7 @@
                 <w:szCs w:val="16"/>
                 <w:lang w:val="ru-RU"/>
               </w:rPr>
-              <w:t xml:space="preserve"> Ольга </w:t>
-            </w:r>
-            <w:proofErr w:type="gramStart"/>
-            <w:r>
-              <w:rPr>
-                <w:rFonts w:ascii="Arial" w:hAnsi="Arial" w:cs="Arial"/>
-                <w:b/>
-                <w:bCs/>
-                <w:sz w:val="16"/>
-                <w:szCs w:val="16"/>
-                <w:lang w:val="ru-RU"/>
-              </w:rPr>
-              <w:t>Николаевна  31</w:t>
-            </w:r>
-            <w:proofErr w:type="gramEnd"/>
-            <w:r>
-              <w:rPr>
-                <w:rFonts w:ascii="Arial" w:hAnsi="Arial" w:cs="Arial"/>
-                <w:b/>
-                <w:bCs/>
-                <w:sz w:val="16"/>
-                <w:szCs w:val="16"/>
-                <w:lang w:val="ru-RU"/>
-              </w:rPr>
-              <w:t xml:space="preserve"> год  </w:t>
+              <w:t xml:space="preserve"> Ольга Николаевна  31 год  </w:t>
             </w:r>
           </w:p>
           <w:p>
@@ -7144,94 +5982,21 @@
               </w:rPr>
               <w:t xml:space="preserve">;  </w:t>
             </w:r>
-            <w:r>
-              <w:fldChar w:fldCharType="begin"/>
-            </w:r>
-            <w:r>
-              <w:instrText>HYPERLINK</w:instrText>
-            </w:r>
-            <w:r>
-              <w:rPr>
-                <w:lang w:val="ru-RU"/>
-              </w:rPr>
-              <w:instrText xml:space="preserve"> "</w:instrText>
-            </w:r>
-            <w:r>
-              <w:instrText>https</w:instrText>
-            </w:r>
-            <w:r>
-              <w:rPr>
-                <w:lang w:val="ru-RU"/>
-              </w:rPr>
-              <w:instrText>://</w:instrText>
-            </w:r>
-            <w:r>
-              <w:instrText>base</w:instrText>
-            </w:r>
-            <w:r>
-              <w:rPr>
-                <w:lang w:val="ru-RU"/>
-              </w:rPr>
-              <w:instrText>.</w:instrText>
-            </w:r>
-            <w:r>
-              <w:instrText>memo</w:instrText>
-            </w:r>
-            <w:r>
-              <w:rPr>
-                <w:lang w:val="ru-RU"/>
-              </w:rPr>
-              <w:instrText>.</w:instrText>
-            </w:r>
-            <w:r>
-              <w:instrText>ru</w:instrText>
-            </w:r>
-            <w:r>
-              <w:rPr>
-                <w:lang w:val="ru-RU"/>
-              </w:rPr>
-              <w:instrText>/</w:instrText>
-            </w:r>
-            <w:r>
-              <w:instrText>person</w:instrText>
-            </w:r>
-            <w:r>
-              <w:rPr>
-                <w:lang w:val="ru-RU"/>
-              </w:rPr>
-              <w:instrText>/</w:instrText>
-            </w:r>
-            <w:r>
-              <w:instrText>show</w:instrText>
-            </w:r>
-            <w:r>
-              <w:rPr>
-                <w:lang w:val="ru-RU"/>
-              </w:rPr>
-              <w:instrText>/993182"</w:instrText>
-            </w:r>
-            <w:r>
-              <w:rPr>
-                <w:rFonts w:hint="eastAsia"/>
-              </w:rPr>
-              <w:fldChar w:fldCharType="separate"/>
-            </w:r>
-            <w:r>
-              <w:rPr>
-                <w:rStyle w:val="Hyperlink"/>
-                <w:rFonts w:ascii="Arial" w:eastAsia="OpenSymbol" w:hAnsi="Arial" w:cs="Arial"/>
-                <w:b/>
-                <w:bCs/>
-                <w:color w:val="auto"/>
-                <w:sz w:val="16"/>
-                <w:szCs w:val="16"/>
-                <w:lang w:val="ru-RU"/>
-              </w:rPr>
-              <w:t>Архивная ссылка</w:t>
-            </w:r>
-            <w:r>
-              <w:fldChar w:fldCharType="end"/>
-            </w:r>
+            <w:hyperlink r:id="rId20" w:history="1">
+              <w:r>
+                <w:rPr>
+                  <w:rStyle w:val="Hyperlink"/>
+                  <w:rFonts w:ascii="Arial" w:eastAsia="OpenSymbol" w:hAnsi="Arial" w:cs="Arial"/>
+                  <w:b/>
+                  <w:bCs/>
+                  <w:color w:val="auto"/>
+                  <w:sz w:val="16"/>
+                  <w:szCs w:val="16"/>
+                  <w:lang w:val="ru-RU"/>
+                </w:rPr>
+                <w:t>Архивная ссылка</w:t>
+              </w:r>
+            </w:hyperlink>
           </w:p>
         </w:tc>
       </w:tr>
@@ -7267,29 +6032,7 @@
                 <w:szCs w:val="16"/>
                 <w:lang w:val="ru-RU"/>
               </w:rPr>
-              <w:t xml:space="preserve">Соловьева Мария </w:t>
-            </w:r>
-            <w:proofErr w:type="gramStart"/>
-            <w:r>
-              <w:rPr>
-                <w:rFonts w:ascii="Arial" w:hAnsi="Arial" w:cs="Arial"/>
-                <w:b/>
-                <w:sz w:val="16"/>
-                <w:szCs w:val="16"/>
-                <w:lang w:val="ru-RU"/>
-              </w:rPr>
-              <w:t>Николаевна  43</w:t>
-            </w:r>
-            <w:proofErr w:type="gramEnd"/>
-            <w:r>
-              <w:rPr>
-                <w:rFonts w:ascii="Arial" w:hAnsi="Arial" w:cs="Arial"/>
-                <w:b/>
-                <w:sz w:val="16"/>
-                <w:szCs w:val="16"/>
-                <w:lang w:val="ru-RU"/>
-              </w:rPr>
-              <w:t xml:space="preserve"> года  </w:t>
+              <w:t xml:space="preserve">Соловьева Мария Николаевна  43 года  </w:t>
             </w:r>
           </w:p>
           <w:p>
@@ -7489,76 +6232,21 @@
               </w:rPr>
               <w:t xml:space="preserve">;  </w:t>
             </w:r>
-            <w:r>
-              <w:fldChar w:fldCharType="begin"/>
-            </w:r>
-            <w:r>
-              <w:instrText>HYPERLINK</w:instrText>
-            </w:r>
-            <w:r>
-              <w:rPr>
-                <w:lang w:val="ru-RU"/>
-              </w:rPr>
-              <w:instrText xml:space="preserve"> "</w:instrText>
-            </w:r>
-            <w:r>
-              <w:instrText>https</w:instrText>
-            </w:r>
-            <w:r>
-              <w:rPr>
-                <w:lang w:val="ru-RU"/>
-              </w:rPr>
-              <w:instrText>://</w:instrText>
-            </w:r>
-            <w:r>
-              <w:instrText>ru</w:instrText>
-            </w:r>
-            <w:r>
-              <w:rPr>
-                <w:lang w:val="ru-RU"/>
-              </w:rPr>
-              <w:instrText>.</w:instrText>
-            </w:r>
-            <w:r>
-              <w:instrText>openlist</w:instrText>
-            </w:r>
-            <w:r>
-              <w:rPr>
-                <w:lang w:val="ru-RU"/>
-              </w:rPr>
-              <w:instrText>.</w:instrText>
-            </w:r>
-            <w:r>
-              <w:instrText>wiki</w:instrText>
-            </w:r>
-            <w:r>
-              <w:rPr>
-                <w:lang w:val="ru-RU"/>
-              </w:rPr>
-              <w:instrText>/Соловьева_Мария_Николаевна_(1889)"</w:instrText>
-            </w:r>
-            <w:r>
-              <w:rPr>
-                <w:rFonts w:hint="eastAsia"/>
-              </w:rPr>
-              <w:fldChar w:fldCharType="separate"/>
-            </w:r>
-            <w:r>
-              <w:rPr>
-                <w:rStyle w:val="Hyperlink"/>
-                <w:rFonts w:ascii="Arial" w:eastAsia="OpenSymbol" w:hAnsi="Arial" w:cs="Arial"/>
-                <w:b/>
-                <w:bCs/>
-                <w:color w:val="auto"/>
-                <w:sz w:val="16"/>
-                <w:szCs w:val="16"/>
-                <w:lang w:val="ru-RU"/>
-              </w:rPr>
-              <w:t>Архивная ссылка</w:t>
-            </w:r>
-            <w:r>
-              <w:fldChar w:fldCharType="end"/>
-            </w:r>
+            <w:hyperlink r:id="rId21" w:history="1">
+              <w:r>
+                <w:rPr>
+                  <w:rStyle w:val="Hyperlink"/>
+                  <w:rFonts w:ascii="Arial" w:eastAsia="OpenSymbol" w:hAnsi="Arial" w:cs="Arial"/>
+                  <w:b/>
+                  <w:bCs/>
+                  <w:color w:val="auto"/>
+                  <w:sz w:val="16"/>
+                  <w:szCs w:val="16"/>
+                  <w:lang w:val="ru-RU"/>
+                </w:rPr>
+                <w:t>Архивная ссылка</w:t>
+              </w:r>
+            </w:hyperlink>
           </w:p>
         </w:tc>
       </w:tr>
@@ -7595,29 +6283,7 @@
                 <w:szCs w:val="16"/>
                 <w:lang w:val="ru-RU"/>
               </w:rPr>
-              <w:t xml:space="preserve">Терлецкая Евгения </w:t>
-            </w:r>
-            <w:proofErr w:type="gramStart"/>
-            <w:r>
-              <w:rPr>
-                <w:rFonts w:ascii="Arial" w:hAnsi="Arial" w:cs="Arial"/>
-                <w:b/>
-                <w:sz w:val="16"/>
-                <w:szCs w:val="16"/>
-                <w:lang w:val="ru-RU"/>
-              </w:rPr>
-              <w:t>Николаевна  32</w:t>
-            </w:r>
-            <w:proofErr w:type="gramEnd"/>
-            <w:r>
-              <w:rPr>
-                <w:rFonts w:ascii="Arial" w:hAnsi="Arial" w:cs="Arial"/>
-                <w:b/>
-                <w:sz w:val="16"/>
-                <w:szCs w:val="16"/>
-                <w:lang w:val="ru-RU"/>
-              </w:rPr>
-              <w:t xml:space="preserve"> года  </w:t>
+              <w:t xml:space="preserve">Терлецкая Евгения Николаевна  32 года  </w:t>
             </w:r>
           </w:p>
           <w:p>
@@ -7806,94 +6472,21 @@
               </w:rPr>
               <w:t xml:space="preserve">;  </w:t>
             </w:r>
-            <w:r>
-              <w:fldChar w:fldCharType="begin"/>
-            </w:r>
-            <w:r>
-              <w:instrText>HYPERLINK</w:instrText>
-            </w:r>
-            <w:r>
-              <w:rPr>
-                <w:lang w:val="ru-RU"/>
-              </w:rPr>
-              <w:instrText xml:space="preserve"> "</w:instrText>
-            </w:r>
-            <w:r>
-              <w:instrText>https</w:instrText>
-            </w:r>
-            <w:r>
-              <w:rPr>
-                <w:lang w:val="ru-RU"/>
-              </w:rPr>
-              <w:instrText>://</w:instrText>
-            </w:r>
-            <w:r>
-              <w:instrText>base</w:instrText>
-            </w:r>
-            <w:r>
-              <w:rPr>
-                <w:lang w:val="ru-RU"/>
-              </w:rPr>
-              <w:instrText>.</w:instrText>
-            </w:r>
-            <w:r>
-              <w:instrText>memo</w:instrText>
-            </w:r>
-            <w:r>
-              <w:rPr>
-                <w:lang w:val="ru-RU"/>
-              </w:rPr>
-              <w:instrText>.</w:instrText>
-            </w:r>
-            <w:r>
-              <w:instrText>ru</w:instrText>
-            </w:r>
-            <w:r>
-              <w:rPr>
-                <w:lang w:val="ru-RU"/>
-              </w:rPr>
-              <w:instrText>/</w:instrText>
-            </w:r>
-            <w:r>
-              <w:instrText>person</w:instrText>
-            </w:r>
-            <w:r>
-              <w:rPr>
-                <w:lang w:val="ru-RU"/>
-              </w:rPr>
-              <w:instrText>/</w:instrText>
-            </w:r>
-            <w:r>
-              <w:instrText>show</w:instrText>
-            </w:r>
-            <w:r>
-              <w:rPr>
-                <w:lang w:val="ru-RU"/>
-              </w:rPr>
-              <w:instrText>/993808"</w:instrText>
-            </w:r>
-            <w:r>
-              <w:rPr>
-                <w:rFonts w:hint="eastAsia"/>
-              </w:rPr>
-              <w:fldChar w:fldCharType="separate"/>
-            </w:r>
-            <w:r>
-              <w:rPr>
-                <w:rStyle w:val="Hyperlink"/>
-                <w:rFonts w:ascii="Arial" w:eastAsia="OpenSymbol" w:hAnsi="Arial" w:cs="Arial"/>
-                <w:b/>
-                <w:bCs/>
-                <w:color w:val="auto"/>
-                <w:sz w:val="16"/>
-                <w:szCs w:val="16"/>
-                <w:lang w:val="ru-RU"/>
-              </w:rPr>
-              <w:t>Архивная ссылка</w:t>
-            </w:r>
-            <w:r>
-              <w:fldChar w:fldCharType="end"/>
-            </w:r>
+            <w:hyperlink r:id="rId22" w:history="1">
+              <w:r>
+                <w:rPr>
+                  <w:rStyle w:val="Hyperlink"/>
+                  <w:rFonts w:ascii="Arial" w:eastAsia="OpenSymbol" w:hAnsi="Arial" w:cs="Arial"/>
+                  <w:b/>
+                  <w:bCs/>
+                  <w:color w:val="auto"/>
+                  <w:sz w:val="16"/>
+                  <w:szCs w:val="16"/>
+                  <w:lang w:val="ru-RU"/>
+                </w:rPr>
+                <w:t>Архивная ссылка</w:t>
+              </w:r>
+            </w:hyperlink>
           </w:p>
         </w:tc>
       </w:tr>
@@ -7923,31 +6516,7 @@
                 <w:lang w:val="ru-RU"/>
               </w:rPr>
               <w:lastRenderedPageBreak/>
-              <w:t xml:space="preserve">Филина Полина </w:t>
-            </w:r>
-            <w:proofErr w:type="gramStart"/>
-            <w:r>
-              <w:rPr>
-                <w:rFonts w:ascii="Arial" w:hAnsi="Arial" w:cs="Arial"/>
-                <w:b/>
-                <w:bCs/>
-                <w:sz w:val="16"/>
-                <w:szCs w:val="16"/>
-                <w:lang w:val="ru-RU"/>
-              </w:rPr>
-              <w:t>Васильева  29</w:t>
-            </w:r>
-            <w:proofErr w:type="gramEnd"/>
-            <w:r>
-              <w:rPr>
-                <w:rFonts w:ascii="Arial" w:hAnsi="Arial" w:cs="Arial"/>
-                <w:b/>
-                <w:bCs/>
-                <w:sz w:val="16"/>
-                <w:szCs w:val="16"/>
-                <w:lang w:val="ru-RU"/>
-              </w:rPr>
-              <w:t xml:space="preserve"> лет     </w:t>
+              <w:t xml:space="preserve">Филина Полина Васильева  29 лет     </w:t>
             </w:r>
           </w:p>
           <w:p>
@@ -8039,45 +6608,14 @@
               <w:t>Сах</w:t>
             </w:r>
             <w:proofErr w:type="spellEnd"/>
-            <w:proofErr w:type="gramStart"/>
-            <w:r>
-              <w:rPr>
-                <w:rFonts w:ascii="Arial" w:hAnsi="Arial" w:cs="Arial"/>
-                <w:sz w:val="16"/>
-                <w:szCs w:val="16"/>
-                <w:lang w:val="ru-RU"/>
-              </w:rPr>
-              <w:t>.</w:t>
-            </w:r>
-            <w:proofErr w:type="gramEnd"/>
-            <w:r>
-              <w:rPr>
-                <w:rFonts w:ascii="Arial" w:hAnsi="Arial" w:cs="Arial"/>
-                <w:sz w:val="16"/>
-                <w:szCs w:val="16"/>
-                <w:lang w:val="ru-RU"/>
-              </w:rPr>
-              <w:t xml:space="preserve"> арестована 01.10.1931. Обвинение: по ст. </w:t>
-            </w:r>
-            <w:proofErr w:type="gramStart"/>
-            <w:r>
-              <w:rPr>
-                <w:rFonts w:ascii="Arial" w:hAnsi="Arial" w:cs="Arial"/>
-                <w:sz w:val="16"/>
-                <w:szCs w:val="16"/>
-                <w:lang w:val="ru-RU"/>
-              </w:rPr>
-              <w:t>58-6</w:t>
-            </w:r>
-            <w:proofErr w:type="gramEnd"/>
-            <w:r>
-              <w:rPr>
-                <w:rFonts w:ascii="Arial" w:hAnsi="Arial" w:cs="Arial"/>
-                <w:sz w:val="16"/>
-                <w:szCs w:val="16"/>
-                <w:lang w:val="ru-RU"/>
-              </w:rPr>
-              <w:t xml:space="preserve"> УК РСФСР</w:t>
+            <w:r>
+              <w:rPr>
+                <w:rFonts w:ascii="Arial" w:hAnsi="Arial" w:cs="Arial"/>
+                <w:sz w:val="16"/>
+                <w:szCs w:val="16"/>
+                <w:lang w:val="ru-RU"/>
+              </w:rPr>
+              <w:t>. арестована 01.10.1931. Обвинение: по ст. 58-6 УК РСФСР</w:t>
             </w:r>
           </w:p>
           <w:p>
@@ -8144,76 +6682,21 @@
               </w:rPr>
               <w:t xml:space="preserve">;  </w:t>
             </w:r>
-            <w:r>
-              <w:fldChar w:fldCharType="begin"/>
-            </w:r>
-            <w:r>
-              <w:instrText>HYPERLINK</w:instrText>
-            </w:r>
-            <w:r>
-              <w:rPr>
-                <w:lang w:val="ru-RU"/>
-              </w:rPr>
-              <w:instrText xml:space="preserve"> "</w:instrText>
-            </w:r>
-            <w:r>
-              <w:instrText>https</w:instrText>
-            </w:r>
-            <w:r>
-              <w:rPr>
-                <w:lang w:val="ru-RU"/>
-              </w:rPr>
-              <w:instrText>://</w:instrText>
-            </w:r>
-            <w:r>
-              <w:instrText>ru</w:instrText>
-            </w:r>
-            <w:r>
-              <w:rPr>
-                <w:lang w:val="ru-RU"/>
-              </w:rPr>
-              <w:instrText>.</w:instrText>
-            </w:r>
-            <w:r>
-              <w:instrText>openlist</w:instrText>
-            </w:r>
-            <w:r>
-              <w:rPr>
-                <w:lang w:val="ru-RU"/>
-              </w:rPr>
-              <w:instrText>.</w:instrText>
-            </w:r>
-            <w:r>
-              <w:instrText>wiki</w:instrText>
-            </w:r>
-            <w:r>
-              <w:rPr>
-                <w:lang w:val="ru-RU"/>
-              </w:rPr>
-              <w:instrText>/Филина_Полина_Васильевна_(1903)"</w:instrText>
-            </w:r>
-            <w:r>
-              <w:rPr>
-                <w:rFonts w:hint="eastAsia"/>
-              </w:rPr>
-              <w:fldChar w:fldCharType="separate"/>
-            </w:r>
-            <w:r>
-              <w:rPr>
-                <w:rStyle w:val="Hyperlink"/>
-                <w:rFonts w:ascii="Arial" w:eastAsia="OpenSymbol" w:hAnsi="Arial" w:cs="Arial"/>
-                <w:b/>
-                <w:bCs/>
-                <w:color w:val="auto"/>
-                <w:sz w:val="16"/>
-                <w:szCs w:val="16"/>
-                <w:lang w:val="ru-RU"/>
-              </w:rPr>
-              <w:t>Архивная ссылка</w:t>
-            </w:r>
-            <w:r>
-              <w:fldChar w:fldCharType="end"/>
-            </w:r>
+            <w:hyperlink r:id="rId23" w:history="1">
+              <w:r>
+                <w:rPr>
+                  <w:rStyle w:val="Hyperlink"/>
+                  <w:rFonts w:ascii="Arial" w:eastAsia="OpenSymbol" w:hAnsi="Arial" w:cs="Arial"/>
+                  <w:b/>
+                  <w:bCs/>
+                  <w:color w:val="auto"/>
+                  <w:sz w:val="16"/>
+                  <w:szCs w:val="16"/>
+                  <w:lang w:val="ru-RU"/>
+                </w:rPr>
+                <w:t>Архивная ссылка</w:t>
+              </w:r>
+            </w:hyperlink>
           </w:p>
         </w:tc>
       </w:tr>
@@ -8251,31 +6734,7 @@
                 <w:szCs w:val="16"/>
                 <w:lang w:val="ru-RU"/>
               </w:rPr>
-              <w:t xml:space="preserve">Яновская Мария </w:t>
-            </w:r>
-            <w:proofErr w:type="gramStart"/>
-            <w:r>
-              <w:rPr>
-                <w:rFonts w:ascii="Arial" w:hAnsi="Arial" w:cs="Arial"/>
-                <w:b/>
-                <w:bCs/>
-                <w:sz w:val="16"/>
-                <w:szCs w:val="16"/>
-                <w:lang w:val="ru-RU"/>
-              </w:rPr>
-              <w:t>Сергеевна  18</w:t>
-            </w:r>
-            <w:proofErr w:type="gramEnd"/>
-            <w:r>
-              <w:rPr>
-                <w:rFonts w:ascii="Arial" w:hAnsi="Arial" w:cs="Arial"/>
-                <w:b/>
-                <w:bCs/>
-                <w:sz w:val="16"/>
-                <w:szCs w:val="16"/>
-                <w:lang w:val="ru-RU"/>
-              </w:rPr>
-              <w:t xml:space="preserve"> лет      </w:t>
+              <w:t xml:space="preserve">Яновская Мария Сергеевна  18 лет      </w:t>
             </w:r>
           </w:p>
           <w:p>
@@ -8379,27 +6838,7 @@
                 <w:szCs w:val="16"/>
                 <w:lang w:val="ru-RU"/>
               </w:rPr>
-              <w:t xml:space="preserve">Обвинение: по ст. </w:t>
-            </w:r>
-            <w:proofErr w:type="gramStart"/>
-            <w:r>
-              <w:rPr>
-                <w:rFonts w:ascii="Arial" w:hAnsi="Arial" w:cs="Arial"/>
-                <w:sz w:val="16"/>
-                <w:szCs w:val="16"/>
-                <w:lang w:val="ru-RU"/>
-              </w:rPr>
-              <w:t>58-10</w:t>
-            </w:r>
-            <w:proofErr w:type="gramEnd"/>
-            <w:r>
-              <w:rPr>
-                <w:rFonts w:ascii="Arial" w:hAnsi="Arial" w:cs="Arial"/>
-                <w:sz w:val="16"/>
-                <w:szCs w:val="16"/>
-                <w:lang w:val="ru-RU"/>
-              </w:rPr>
-              <w:t xml:space="preserve"> УК РСФСР.</w:t>
+              <w:t>Обвинение: по ст. 58-10 УК РСФСР.</w:t>
             </w:r>
           </w:p>
           <w:p>
@@ -8466,7 +6905,7 @@
               </w:rPr>
               <w:t xml:space="preserve">;  </w:t>
             </w:r>
-            <w:hyperlink r:id="rId14" w:history="1">
+            <w:hyperlink r:id="rId24" w:history="1">
               <w:r>
                 <w:rPr>
                   <w:rStyle w:val="Hyperlink"/>
@@ -9320,891 +7759,6 @@
 </w:styles>
 </file>
 
-<file path=word/charts/chart1.xml><?xml version="1.0" encoding="utf-8"?>
-<c:chartSpace xmlns:c="http://schemas.openxmlformats.org/drawingml/2006/chart" xmlns:a="http://schemas.openxmlformats.org/drawingml/2006/main" xmlns:r="http://schemas.openxmlformats.org/officeDocument/2006/relationships" xmlns:c16r2="http://schemas.microsoft.com/office/drawing/2015/06/chart">
-  <c:date1904 val="0"/>
-  <c:lang val="en-US"/>
-  <c:roundedCorners val="0"/>
-  <mc:AlternateContent xmlns:mc="http://schemas.openxmlformats.org/markup-compatibility/2006">
-    <mc:Choice xmlns:c14="http://schemas.microsoft.com/office/drawing/2007/8/2/chart" Requires="c14">
-      <c14:style val="102"/>
-    </mc:Choice>
-    <mc:Fallback>
-      <c:style val="2"/>
-    </mc:Fallback>
-  </mc:AlternateContent>
-  <c:clrMapOvr bg1="lt1" tx1="dk1" bg2="lt2" tx2="dk2" accent1="accent1" accent2="accent2" accent3="accent3" accent4="accent4" accent5="accent5" accent6="accent6" hlink="hlink" folHlink="folHlink"/>
-  <c:chart>
-    <c:autoTitleDeleted val="1"/>
-    <c:view3D>
-      <c:rotX val="0"/>
-      <c:rotY val="0"/>
-      <c:rAngAx val="0"/>
-    </c:view3D>
-    <c:floor>
-      <c:thickness val="0"/>
-      <c:spPr>
-        <a:noFill/>
-        <a:ln>
-          <a:noFill/>
-        </a:ln>
-        <a:effectLst/>
-        <a:sp3d/>
-      </c:spPr>
-    </c:floor>
-    <c:sideWall>
-      <c:thickness val="0"/>
-      <c:spPr>
-        <a:noFill/>
-        <a:ln>
-          <a:noFill/>
-        </a:ln>
-        <a:effectLst/>
-        <a:sp3d/>
-      </c:spPr>
-    </c:sideWall>
-    <c:backWall>
-      <c:thickness val="0"/>
-      <c:spPr>
-        <a:noFill/>
-        <a:ln>
-          <a:noFill/>
-        </a:ln>
-        <a:effectLst/>
-        <a:sp3d/>
-      </c:spPr>
-    </c:backWall>
-    <c:plotArea>
-      <c:layout>
-        <c:manualLayout>
-          <c:layoutTarget val="inner"/>
-          <c:xMode val="edge"/>
-          <c:yMode val="edge"/>
-          <c:x val="0.1052565386380596"/>
-          <c:y val="5.4547941502098414E-2"/>
-          <c:w val="0.79671484148183869"/>
-          <c:h val="0.73069362440212349"/>
-        </c:manualLayout>
-      </c:layout>
-      <c:bar3DChart>
-        <c:barDir val="col"/>
-        <c:grouping val="clustered"/>
-        <c:varyColors val="0"/>
-        <c:ser>
-          <c:idx val="0"/>
-          <c:order val="0"/>
-          <c:spPr>
-            <a:solidFill>
-              <a:srgbClr val="4472C4"/>
-            </a:solidFill>
-            <a:ln>
-              <a:noFill/>
-            </a:ln>
-            <a:effectLst/>
-            <a:sp3d/>
-          </c:spPr>
-          <c:invertIfNegative val="0"/>
-          <c:dLbls>
-            <c:spPr>
-              <a:noFill/>
-              <a:ln>
-                <a:noFill/>
-              </a:ln>
-              <a:effectLst/>
-            </c:spPr>
-            <c:txPr>
-              <a:bodyPr rot="0" spcFirstLastPara="1" vertOverflow="ellipsis" vert="horz" wrap="square" lIns="38100" tIns="19050" rIns="38100" bIns="19050" anchor="ctr" anchorCtr="1">
-                <a:spAutoFit/>
-              </a:bodyPr>
-              <a:lstStyle/>
-              <a:p>
-                <a:pPr>
-                  <a:defRPr sz="800" b="1" i="0" u="none" strike="noStrike" kern="1200" baseline="0">
-                    <a:solidFill>
-                      <a:sysClr val="windowText" lastClr="000000"/>
-                    </a:solidFill>
-                    <a:latin typeface="Arial" panose="020B0604020202020204" pitchFamily="34" charset="0"/>
-                    <a:ea typeface="+mn-ea"/>
-                    <a:cs typeface="Arial" panose="020B0604020202020204" pitchFamily="34" charset="0"/>
-                  </a:defRPr>
-                </a:pPr>
-                <a:endParaRPr lang="en-US"/>
-              </a:p>
-            </c:txPr>
-            <c:showLegendKey val="0"/>
-            <c:showVal val="1"/>
-            <c:showCatName val="0"/>
-            <c:showSerName val="0"/>
-            <c:showPercent val="0"/>
-            <c:showBubbleSize val="0"/>
-            <c:separator>
-</c:separator>
-            <c:showLeaderLines val="0"/>
-            <c:extLst>
-              <c:ext xmlns:c15="http://schemas.microsoft.com/office/drawing/2012/chart" uri="{CE6537A1-D6FC-4f65-9D91-7224C49458BB}">
-                <c15:showLeaderLines val="1"/>
-                <c15:leaderLines>
-                  <c:spPr>
-                    <a:ln w="9525" cap="flat" cmpd="sng" algn="ctr">
-                      <a:solidFill>
-                        <a:schemeClr val="tx1">
-                          <a:lumMod val="35000"/>
-                          <a:lumOff val="65000"/>
-                        </a:schemeClr>
-                      </a:solidFill>
-                      <a:round/>
-                    </a:ln>
-                    <a:effectLst/>
-                  </c:spPr>
-                </c15:leaderLines>
-              </c:ext>
-            </c:extLst>
-          </c:dLbls>
-          <c:cat>
-            <c:strRef>
-              <c:f>'Расстр-1932'!$A$8:$A$15</c:f>
-              <c:strCache>
-                <c:ptCount val="8"/>
-                <c:pt idx="0">
-                  <c:v>19-20 лет</c:v>
-                </c:pt>
-                <c:pt idx="1">
-                  <c:v>21-25 лет</c:v>
-                </c:pt>
-                <c:pt idx="2">
-                  <c:v>26-30 лет</c:v>
-                </c:pt>
-                <c:pt idx="3">
-                  <c:v>31-35 лет</c:v>
-                </c:pt>
-                <c:pt idx="4">
-                  <c:v>36-40 лет</c:v>
-                </c:pt>
-                <c:pt idx="5">
-                  <c:v>41-45 лет</c:v>
-                </c:pt>
-                <c:pt idx="6">
-                  <c:v>46-50 лет</c:v>
-                </c:pt>
-                <c:pt idx="7">
-                  <c:v>   70   лет</c:v>
-                </c:pt>
-              </c:strCache>
-            </c:strRef>
-          </c:cat>
-          <c:val>
-            <c:numRef>
-              <c:f>'Расстр-1932'!$B$8:$B$15</c:f>
-              <c:numCache>
-                <c:formatCode>General</c:formatCode>
-                <c:ptCount val="8"/>
-                <c:pt idx="0">
-                  <c:v>1</c:v>
-                </c:pt>
-                <c:pt idx="1">
-                  <c:v>3</c:v>
-                </c:pt>
-                <c:pt idx="2">
-                  <c:v>4</c:v>
-                </c:pt>
-                <c:pt idx="3">
-                  <c:v>4</c:v>
-                </c:pt>
-                <c:pt idx="4">
-                  <c:v>2</c:v>
-                </c:pt>
-                <c:pt idx="5">
-                  <c:v>5</c:v>
-                </c:pt>
-                <c:pt idx="6">
-                  <c:v>2</c:v>
-                </c:pt>
-                <c:pt idx="7">
-                  <c:v>1</c:v>
-                </c:pt>
-              </c:numCache>
-            </c:numRef>
-          </c:val>
-          <c:extLst>
-            <c:ext xmlns:c16="http://schemas.microsoft.com/office/drawing/2014/chart" uri="{C3380CC4-5D6E-409C-BE32-E72D297353CC}">
-              <c16:uniqueId val="{00000000-5FBE-4870-8540-87B879F818BD}"/>
-            </c:ext>
-          </c:extLst>
-        </c:ser>
-        <c:dLbls>
-          <c:showLegendKey val="0"/>
-          <c:showVal val="0"/>
-          <c:showCatName val="0"/>
-          <c:showSerName val="0"/>
-          <c:showPercent val="0"/>
-          <c:showBubbleSize val="0"/>
-        </c:dLbls>
-        <c:gapWidth val="83"/>
-        <c:shape val="box"/>
-        <c:axId val="904673775"/>
-        <c:axId val="904655055"/>
-        <c:axId val="0"/>
-      </c:bar3DChart>
-      <c:catAx>
-        <c:axId val="904673775"/>
-        <c:scaling>
-          <c:orientation val="minMax"/>
-        </c:scaling>
-        <c:delete val="0"/>
-        <c:axPos val="b"/>
-        <c:numFmt formatCode="General" sourceLinked="1"/>
-        <c:majorTickMark val="out"/>
-        <c:minorTickMark val="none"/>
-        <c:tickLblPos val="nextTo"/>
-        <c:spPr>
-          <a:noFill/>
-          <a:ln w="9525" cap="flat" cmpd="sng" algn="ctr">
-            <a:solidFill>
-              <a:schemeClr val="tx1">
-                <a:lumMod val="15000"/>
-                <a:lumOff val="85000"/>
-              </a:schemeClr>
-            </a:solidFill>
-            <a:round/>
-          </a:ln>
-          <a:effectLst/>
-        </c:spPr>
-        <c:txPr>
-          <a:bodyPr rot="0" spcFirstLastPara="1" vertOverflow="ellipsis" wrap="square" anchor="ctr" anchorCtr="1"/>
-          <a:lstStyle/>
-          <a:p>
-            <a:pPr>
-              <a:defRPr sz="1000" b="1" i="0" u="none" strike="noStrike" kern="1200" baseline="-10000">
-                <a:solidFill>
-                  <a:sysClr val="windowText" lastClr="000000"/>
-                </a:solidFill>
-                <a:latin typeface="Arial" panose="020B0604020202020204" pitchFamily="34" charset="0"/>
-                <a:ea typeface="+mn-ea"/>
-                <a:cs typeface="+mn-cs"/>
-              </a:defRPr>
-            </a:pPr>
-            <a:endParaRPr lang="en-US"/>
-          </a:p>
-        </c:txPr>
-        <c:crossAx val="904655055"/>
-        <c:crossesAt val="0"/>
-        <c:auto val="0"/>
-        <c:lblAlgn val="ctr"/>
-        <c:lblOffset val="100"/>
-        <c:noMultiLvlLbl val="0"/>
-      </c:catAx>
-      <c:valAx>
-        <c:axId val="904655055"/>
-        <c:scaling>
-          <c:orientation val="minMax"/>
-          <c:max val="5"/>
-          <c:min val="0"/>
-        </c:scaling>
-        <c:delete val="1"/>
-        <c:axPos val="l"/>
-        <c:numFmt formatCode="General" sourceLinked="1"/>
-        <c:majorTickMark val="out"/>
-        <c:minorTickMark val="none"/>
-        <c:tickLblPos val="nextTo"/>
-        <c:crossAx val="904673775"/>
-        <c:crosses val="autoZero"/>
-        <c:crossBetween val="between"/>
-        <c:majorUnit val="1"/>
-        <c:minorUnit val="1"/>
-      </c:valAx>
-      <c:spPr>
-        <a:noFill/>
-        <a:ln>
-          <a:noFill/>
-        </a:ln>
-        <a:effectLst/>
-      </c:spPr>
-    </c:plotArea>
-    <c:plotVisOnly val="1"/>
-    <c:dispBlanksAs val="gap"/>
-    <c:extLst>
-      <c:ext xmlns:c16r3="http://schemas.microsoft.com/office/drawing/2017/03/chart" uri="{56B9EC1D-385E-4148-901F-78D8002777C0}">
-        <c16r3:dataDisplayOptions16>
-          <c16r3:dispNaAsBlank val="1"/>
-        </c16r3:dataDisplayOptions16>
-      </c:ext>
-    </c:extLst>
-    <c:showDLblsOverMax val="0"/>
-  </c:chart>
-  <c:spPr>
-    <a:solidFill>
-      <a:schemeClr val="bg1"/>
-    </a:solidFill>
-    <a:ln w="9525" cap="flat" cmpd="sng" algn="ctr">
-      <a:solidFill>
-        <a:schemeClr val="tx1">
-          <a:lumMod val="15000"/>
-          <a:lumOff val="85000"/>
-        </a:schemeClr>
-      </a:solidFill>
-      <a:round/>
-    </a:ln>
-    <a:effectLst/>
-  </c:spPr>
-  <c:txPr>
-    <a:bodyPr/>
-    <a:lstStyle/>
-    <a:p>
-      <a:pPr>
-        <a:defRPr/>
-      </a:pPr>
-      <a:endParaRPr lang="en-US"/>
-    </a:p>
-  </c:txPr>
-  <c:externalData r:id="rId4">
-    <c:autoUpdate val="0"/>
-  </c:externalData>
-</c:chartSpace>
-</file>
-
-<file path=word/charts/colors1.xml><?xml version="1.0" encoding="utf-8"?>
-<cs:colorStyle xmlns:cs="http://schemas.microsoft.com/office/drawing/2012/chartStyle" xmlns:a="http://schemas.openxmlformats.org/drawingml/2006/main" meth="cycle" id="10">
-  <a:schemeClr val="accent1"/>
-  <a:schemeClr val="accent2"/>
-  <a:schemeClr val="accent3"/>
-  <a:schemeClr val="accent4"/>
-  <a:schemeClr val="accent5"/>
-  <a:schemeClr val="accent6"/>
-  <cs:variation/>
-  <cs:variation>
-    <a:lumMod val="60000"/>
-  </cs:variation>
-  <cs:variation>
-    <a:lumMod val="80000"/>
-    <a:lumOff val="20000"/>
-  </cs:variation>
-  <cs:variation>
-    <a:lumMod val="80000"/>
-  </cs:variation>
-  <cs:variation>
-    <a:lumMod val="60000"/>
-    <a:lumOff val="40000"/>
-  </cs:variation>
-  <cs:variation>
-    <a:lumMod val="50000"/>
-  </cs:variation>
-  <cs:variation>
-    <a:lumMod val="70000"/>
-    <a:lumOff val="30000"/>
-  </cs:variation>
-  <cs:variation>
-    <a:lumMod val="70000"/>
-  </cs:variation>
-  <cs:variation>
-    <a:lumMod val="50000"/>
-    <a:lumOff val="50000"/>
-  </cs:variation>
-</cs:colorStyle>
-</file>
-
-<file path=word/charts/style1.xml><?xml version="1.0" encoding="utf-8"?>
-<cs:chartStyle xmlns:cs="http://schemas.microsoft.com/office/drawing/2012/chartStyle" xmlns:a="http://schemas.openxmlformats.org/drawingml/2006/main" id="332">
-  <cs:axisTitle>
-    <cs:lnRef idx="0"/>
-    <cs:fillRef idx="0"/>
-    <cs:effectRef idx="0"/>
-    <cs:fontRef idx="minor">
-      <a:schemeClr val="tx1">
-        <a:lumMod val="65000"/>
-        <a:lumOff val="35000"/>
-      </a:schemeClr>
-    </cs:fontRef>
-    <cs:defRPr sz="1000" kern="1200"/>
-  </cs:axisTitle>
-  <cs:categoryAxis>
-    <cs:lnRef idx="0"/>
-    <cs:fillRef idx="0"/>
-    <cs:effectRef idx="0"/>
-    <cs:fontRef idx="minor">
-      <a:schemeClr val="tx1">
-        <a:lumMod val="65000"/>
-        <a:lumOff val="35000"/>
-      </a:schemeClr>
-    </cs:fontRef>
-    <cs:spPr>
-      <a:ln w="9525" cap="flat" cmpd="sng" algn="ctr">
-        <a:solidFill>
-          <a:schemeClr val="tx1">
-            <a:lumMod val="15000"/>
-            <a:lumOff val="85000"/>
-          </a:schemeClr>
-        </a:solidFill>
-        <a:round/>
-      </a:ln>
-    </cs:spPr>
-    <cs:defRPr sz="900" kern="1200"/>
-  </cs:categoryAxis>
-  <cs:chartArea mods="allowNoFillOverride allowNoLineOverride">
-    <cs:lnRef idx="0"/>
-    <cs:fillRef idx="0"/>
-    <cs:effectRef idx="0"/>
-    <cs:fontRef idx="minor">
-      <a:schemeClr val="tx1"/>
-    </cs:fontRef>
-    <cs:spPr>
-      <a:solidFill>
-        <a:schemeClr val="bg1"/>
-      </a:solidFill>
-      <a:ln w="9525" cap="flat" cmpd="sng" algn="ctr">
-        <a:solidFill>
-          <a:schemeClr val="tx1">
-            <a:lumMod val="15000"/>
-            <a:lumOff val="85000"/>
-          </a:schemeClr>
-        </a:solidFill>
-        <a:round/>
-      </a:ln>
-    </cs:spPr>
-    <cs:defRPr sz="1000" kern="1200"/>
-  </cs:chartArea>
-  <cs:dataLabel>
-    <cs:lnRef idx="0"/>
-    <cs:fillRef idx="0"/>
-    <cs:effectRef idx="0"/>
-    <cs:fontRef idx="minor">
-      <a:schemeClr val="tx1">
-        <a:lumMod val="75000"/>
-        <a:lumOff val="25000"/>
-      </a:schemeClr>
-    </cs:fontRef>
-    <cs:defRPr sz="900" kern="1200"/>
-  </cs:dataLabel>
-  <cs:dataLabelCallout>
-    <cs:lnRef idx="0"/>
-    <cs:fillRef idx="0"/>
-    <cs:effectRef idx="0"/>
-    <cs:fontRef idx="minor">
-      <a:schemeClr val="dk1">
-        <a:lumMod val="65000"/>
-        <a:lumOff val="35000"/>
-      </a:schemeClr>
-    </cs:fontRef>
-    <cs:spPr>
-      <a:solidFill>
-        <a:schemeClr val="lt1"/>
-      </a:solidFill>
-      <a:ln>
-        <a:solidFill>
-          <a:schemeClr val="dk1">
-            <a:lumMod val="25000"/>
-            <a:lumOff val="75000"/>
-          </a:schemeClr>
-        </a:solidFill>
-      </a:ln>
-    </cs:spPr>
-    <cs:defRPr sz="900" kern="1200"/>
-    <cs:bodyPr rot="0" spcFirstLastPara="1" vertOverflow="clip" horzOverflow="clip" vert="horz" wrap="square" lIns="36576" tIns="18288" rIns="36576" bIns="18288" anchor="ctr" anchorCtr="1">
-      <a:spAutoFit/>
-    </cs:bodyPr>
-  </cs:dataLabelCallout>
-  <cs:dataPoint>
-    <cs:lnRef idx="0"/>
-    <cs:fillRef idx="1">
-      <cs:styleClr val="auto"/>
-    </cs:fillRef>
-    <cs:effectRef idx="0"/>
-    <cs:fontRef idx="minor">
-      <a:schemeClr val="tx1"/>
-    </cs:fontRef>
-  </cs:dataPoint>
-  <cs:dataPoint3D>
-    <cs:lnRef idx="0"/>
-    <cs:fillRef idx="1">
-      <cs:styleClr val="auto"/>
-    </cs:fillRef>
-    <cs:effectRef idx="0"/>
-    <cs:fontRef idx="minor">
-      <a:schemeClr val="tx1"/>
-    </cs:fontRef>
-  </cs:dataPoint3D>
-  <cs:dataPointLine>
-    <cs:lnRef idx="0">
-      <cs:styleClr val="auto"/>
-    </cs:lnRef>
-    <cs:fillRef idx="1"/>
-    <cs:effectRef idx="0"/>
-    <cs:fontRef idx="minor">
-      <a:schemeClr val="tx1"/>
-    </cs:fontRef>
-    <cs:spPr>
-      <a:ln w="28575" cap="rnd">
-        <a:solidFill>
-          <a:schemeClr val="phClr"/>
-        </a:solidFill>
-        <a:round/>
-      </a:ln>
-    </cs:spPr>
-  </cs:dataPointLine>
-  <cs:dataPointMarker>
-    <cs:lnRef idx="0">
-      <cs:styleClr val="auto"/>
-    </cs:lnRef>
-    <cs:fillRef idx="1">
-      <cs:styleClr val="auto"/>
-    </cs:fillRef>
-    <cs:effectRef idx="0"/>
-    <cs:fontRef idx="minor">
-      <a:schemeClr val="tx1"/>
-    </cs:fontRef>
-    <cs:spPr>
-      <a:ln w="9525">
-        <a:solidFill>
-          <a:schemeClr val="phClr"/>
-        </a:solidFill>
-      </a:ln>
-    </cs:spPr>
-  </cs:dataPointMarker>
-  <cs:dataPointMarkerLayout symbol="circle" size="5"/>
-  <cs:dataPointWireframe>
-    <cs:lnRef idx="0">
-      <cs:styleClr val="auto"/>
-    </cs:lnRef>
-    <cs:fillRef idx="1"/>
-    <cs:effectRef idx="0"/>
-    <cs:fontRef idx="minor">
-      <a:schemeClr val="tx1"/>
-    </cs:fontRef>
-    <cs:spPr>
-      <a:ln w="9525" cap="rnd">
-        <a:solidFill>
-          <a:schemeClr val="phClr"/>
-        </a:solidFill>
-        <a:round/>
-      </a:ln>
-    </cs:spPr>
-  </cs:dataPointWireframe>
-  <cs:dataTable>
-    <cs:lnRef idx="0"/>
-    <cs:fillRef idx="0"/>
-    <cs:effectRef idx="0"/>
-    <cs:fontRef idx="minor">
-      <a:schemeClr val="tx1">
-        <a:lumMod val="65000"/>
-        <a:lumOff val="35000"/>
-      </a:schemeClr>
-    </cs:fontRef>
-    <cs:spPr>
-      <a:noFill/>
-      <a:ln w="9525" cap="flat" cmpd="sng" algn="ctr">
-        <a:solidFill>
-          <a:schemeClr val="tx1">
-            <a:lumMod val="15000"/>
-            <a:lumOff val="85000"/>
-          </a:schemeClr>
-        </a:solidFill>
-        <a:round/>
-      </a:ln>
-    </cs:spPr>
-    <cs:defRPr sz="900" kern="1200"/>
-  </cs:dataTable>
-  <cs:downBar>
-    <cs:lnRef idx="0"/>
-    <cs:fillRef idx="0"/>
-    <cs:effectRef idx="0"/>
-    <cs:fontRef idx="minor">
-      <a:schemeClr val="dk1"/>
-    </cs:fontRef>
-    <cs:spPr>
-      <a:solidFill>
-        <a:schemeClr val="dk1">
-          <a:lumMod val="65000"/>
-          <a:lumOff val="35000"/>
-        </a:schemeClr>
-      </a:solidFill>
-      <a:ln w="9525">
-        <a:solidFill>
-          <a:schemeClr val="tx1">
-            <a:lumMod val="65000"/>
-            <a:lumOff val="35000"/>
-          </a:schemeClr>
-        </a:solidFill>
-      </a:ln>
-    </cs:spPr>
-  </cs:downBar>
-  <cs:dropLine>
-    <cs:lnRef idx="0"/>
-    <cs:fillRef idx="0"/>
-    <cs:effectRef idx="0"/>
-    <cs:fontRef idx="minor">
-      <a:schemeClr val="tx1"/>
-    </cs:fontRef>
-    <cs:spPr>
-      <a:ln w="9525" cap="flat" cmpd="sng" algn="ctr">
-        <a:solidFill>
-          <a:schemeClr val="tx1">
-            <a:lumMod val="35000"/>
-            <a:lumOff val="65000"/>
-          </a:schemeClr>
-        </a:solidFill>
-        <a:round/>
-      </a:ln>
-    </cs:spPr>
-  </cs:dropLine>
-  <cs:errorBar>
-    <cs:lnRef idx="0"/>
-    <cs:fillRef idx="0"/>
-    <cs:effectRef idx="0"/>
-    <cs:fontRef idx="minor">
-      <a:schemeClr val="tx1"/>
-    </cs:fontRef>
-    <cs:spPr>
-      <a:ln w="9525" cap="flat" cmpd="sng" algn="ctr">
-        <a:solidFill>
-          <a:schemeClr val="tx1">
-            <a:lumMod val="65000"/>
-            <a:lumOff val="35000"/>
-          </a:schemeClr>
-        </a:solidFill>
-        <a:round/>
-      </a:ln>
-    </cs:spPr>
-  </cs:errorBar>
-  <cs:floor>
-    <cs:lnRef idx="0"/>
-    <cs:fillRef idx="0"/>
-    <cs:effectRef idx="0"/>
-    <cs:fontRef idx="minor">
-      <a:schemeClr val="tx1"/>
-    </cs:fontRef>
-    <cs:spPr>
-      <a:noFill/>
-      <a:ln>
-        <a:noFill/>
-      </a:ln>
-    </cs:spPr>
-  </cs:floor>
-  <cs:gridlineMajor>
-    <cs:lnRef idx="0"/>
-    <cs:fillRef idx="0"/>
-    <cs:effectRef idx="0"/>
-    <cs:fontRef idx="minor">
-      <a:schemeClr val="tx1"/>
-    </cs:fontRef>
-    <cs:spPr>
-      <a:ln w="9525" cap="flat" cmpd="sng" algn="ctr">
-        <a:solidFill>
-          <a:schemeClr val="tx1">
-            <a:lumMod val="15000"/>
-            <a:lumOff val="85000"/>
-          </a:schemeClr>
-        </a:solidFill>
-        <a:round/>
-      </a:ln>
-    </cs:spPr>
-  </cs:gridlineMajor>
-  <cs:gridlineMinor>
-    <cs:lnRef idx="0"/>
-    <cs:fillRef idx="0"/>
-    <cs:effectRef idx="0"/>
-    <cs:fontRef idx="minor">
-      <a:schemeClr val="tx1"/>
-    </cs:fontRef>
-    <cs:spPr>
-      <a:ln w="9525" cap="flat" cmpd="sng" algn="ctr">
-        <a:solidFill>
-          <a:schemeClr val="tx1">
-            <a:lumMod val="5000"/>
-            <a:lumOff val="95000"/>
-          </a:schemeClr>
-        </a:solidFill>
-        <a:round/>
-      </a:ln>
-    </cs:spPr>
-  </cs:gridlineMinor>
-  <cs:hiLoLine>
-    <cs:lnRef idx="0"/>
-    <cs:fillRef idx="0"/>
-    <cs:effectRef idx="0"/>
-    <cs:fontRef idx="minor">
-      <a:schemeClr val="tx1"/>
-    </cs:fontRef>
-    <cs:spPr>
-      <a:ln w="9525" cap="flat" cmpd="sng" algn="ctr">
-        <a:solidFill>
-          <a:schemeClr val="tx1">
-            <a:lumMod val="75000"/>
-            <a:lumOff val="25000"/>
-          </a:schemeClr>
-        </a:solidFill>
-        <a:round/>
-      </a:ln>
-    </cs:spPr>
-  </cs:hiLoLine>
-  <cs:leaderLine>
-    <cs:lnRef idx="0"/>
-    <cs:fillRef idx="0"/>
-    <cs:effectRef idx="0"/>
-    <cs:fontRef idx="minor">
-      <a:schemeClr val="tx1"/>
-    </cs:fontRef>
-    <cs:spPr>
-      <a:ln w="9525" cap="flat" cmpd="sng" algn="ctr">
-        <a:solidFill>
-          <a:schemeClr val="tx1">
-            <a:lumMod val="35000"/>
-            <a:lumOff val="65000"/>
-          </a:schemeClr>
-        </a:solidFill>
-        <a:round/>
-      </a:ln>
-    </cs:spPr>
-  </cs:leaderLine>
-  <cs:legend>
-    <cs:lnRef idx="0"/>
-    <cs:fillRef idx="0"/>
-    <cs:effectRef idx="0"/>
-    <cs:fontRef idx="minor">
-      <a:schemeClr val="tx1">
-        <a:lumMod val="65000"/>
-        <a:lumOff val="35000"/>
-      </a:schemeClr>
-    </cs:fontRef>
-    <cs:defRPr sz="900" kern="1200"/>
-  </cs:legend>
-  <cs:plotArea mods="allowNoFillOverride allowNoLineOverride">
-    <cs:lnRef idx="0"/>
-    <cs:fillRef idx="0"/>
-    <cs:effectRef idx="0"/>
-    <cs:fontRef idx="minor">
-      <a:schemeClr val="tx1"/>
-    </cs:fontRef>
-  </cs:plotArea>
-  <cs:plotArea3D mods="allowNoFillOverride allowNoLineOverride">
-    <cs:lnRef idx="0"/>
-    <cs:fillRef idx="0"/>
-    <cs:effectRef idx="0"/>
-    <cs:fontRef idx="minor">
-      <a:schemeClr val="tx1"/>
-    </cs:fontRef>
-  </cs:plotArea3D>
-  <cs:seriesAxis>
-    <cs:lnRef idx="0"/>
-    <cs:fillRef idx="0"/>
-    <cs:effectRef idx="0"/>
-    <cs:fontRef idx="minor">
-      <a:schemeClr val="tx1">
-        <a:lumMod val="65000"/>
-        <a:lumOff val="35000"/>
-      </a:schemeClr>
-    </cs:fontRef>
-    <cs:defRPr sz="900" kern="1200"/>
-  </cs:seriesAxis>
-  <cs:seriesLine>
-    <cs:lnRef idx="0"/>
-    <cs:fillRef idx="0"/>
-    <cs:effectRef idx="0"/>
-    <cs:fontRef idx="minor">
-      <a:schemeClr val="tx1"/>
-    </cs:fontRef>
-    <cs:spPr>
-      <a:ln w="9525" cap="flat" cmpd="sng" algn="ctr">
-        <a:solidFill>
-          <a:schemeClr val="tx1">
-            <a:lumMod val="35000"/>
-            <a:lumOff val="65000"/>
-          </a:schemeClr>
-        </a:solidFill>
-        <a:round/>
-      </a:ln>
-    </cs:spPr>
-  </cs:seriesLine>
-  <cs:title>
-    <cs:lnRef idx="0"/>
-    <cs:fillRef idx="0"/>
-    <cs:effectRef idx="0"/>
-    <cs:fontRef idx="minor">
-      <a:schemeClr val="tx1">
-        <a:lumMod val="65000"/>
-        <a:lumOff val="35000"/>
-      </a:schemeClr>
-    </cs:fontRef>
-    <cs:defRPr sz="1400" b="0" kern="1200" spc="0" baseline="0"/>
-  </cs:title>
-  <cs:trendline>
-    <cs:lnRef idx="0">
-      <cs:styleClr val="auto"/>
-    </cs:lnRef>
-    <cs:fillRef idx="0"/>
-    <cs:effectRef idx="0"/>
-    <cs:fontRef idx="minor">
-      <a:schemeClr val="tx1"/>
-    </cs:fontRef>
-    <cs:spPr>
-      <a:ln w="19050" cap="rnd">
-        <a:solidFill>
-          <a:schemeClr val="phClr"/>
-        </a:solidFill>
-        <a:prstDash val="sysDot"/>
-      </a:ln>
-    </cs:spPr>
-  </cs:trendline>
-  <cs:trendlineLabel>
-    <cs:lnRef idx="0"/>
-    <cs:fillRef idx="0"/>
-    <cs:effectRef idx="0"/>
-    <cs:fontRef idx="minor">
-      <a:schemeClr val="tx1">
-        <a:lumMod val="65000"/>
-        <a:lumOff val="35000"/>
-      </a:schemeClr>
-    </cs:fontRef>
-    <cs:defRPr sz="900" kern="1200"/>
-  </cs:trendlineLabel>
-  <cs:upBar>
-    <cs:lnRef idx="0"/>
-    <cs:fillRef idx="0"/>
-    <cs:effectRef idx="0"/>
-    <cs:fontRef idx="minor">
-      <a:schemeClr val="dk1"/>
-    </cs:fontRef>
-    <cs:spPr>
-      <a:solidFill>
-        <a:schemeClr val="lt1"/>
-      </a:solidFill>
-      <a:ln w="9525">
-        <a:solidFill>
-          <a:schemeClr val="tx1">
-            <a:lumMod val="15000"/>
-            <a:lumOff val="85000"/>
-          </a:schemeClr>
-        </a:solidFill>
-      </a:ln>
-    </cs:spPr>
-  </cs:upBar>
-  <cs:valueAxis>
-    <cs:lnRef idx="0"/>
-    <cs:fillRef idx="0"/>
-    <cs:effectRef idx="0"/>
-    <cs:fontRef idx="minor">
-      <a:schemeClr val="tx1">
-        <a:lumMod val="65000"/>
-        <a:lumOff val="35000"/>
-      </a:schemeClr>
-    </cs:fontRef>
-    <cs:defRPr sz="900" kern="1200"/>
-  </cs:valueAxis>
-  <cs:wall>
-    <cs:lnRef idx="0"/>
-    <cs:fillRef idx="0"/>
-    <cs:effectRef idx="0"/>
-    <cs:fontRef idx="minor">
-      <a:schemeClr val="tx1"/>
-    </cs:fontRef>
-    <cs:spPr>
-      <a:noFill/>
-      <a:ln>
-        <a:noFill/>
-      </a:ln>
-    </cs:spPr>
-  </cs:wall>
-</cs:chartStyle>
-</file>
-
 <file path=word/theme/theme1.xml><?xml version="1.0" encoding="utf-8"?>
 <a:theme xmlns:a="http://schemas.openxmlformats.org/drawingml/2006/main" name="Office Theme">
   <a:themeElements>
@@ -10500,292 +8054,6 @@
 </a:theme>
 </file>
 
-<file path=word/theme/themeOverride1.xml><?xml version="1.0" encoding="utf-8"?>
-<a:themeOverride xmlns:a="http://schemas.openxmlformats.org/drawingml/2006/main">
-  <a:clrScheme name="Office">
-    <a:dk1>
-      <a:sysClr val="windowText" lastClr="000000"/>
-    </a:dk1>
-    <a:lt1>
-      <a:sysClr val="window" lastClr="FFFFFF"/>
-    </a:lt1>
-    <a:dk2>
-      <a:srgbClr val="44546A"/>
-    </a:dk2>
-    <a:lt2>
-      <a:srgbClr val="E7E6E6"/>
-    </a:lt2>
-    <a:accent1>
-      <a:srgbClr val="4472C4"/>
-    </a:accent1>
-    <a:accent2>
-      <a:srgbClr val="ED7D31"/>
-    </a:accent2>
-    <a:accent3>
-      <a:srgbClr val="A5A5A5"/>
-    </a:accent3>
-    <a:accent4>
-      <a:srgbClr val="FFC000"/>
-    </a:accent4>
-    <a:accent5>
-      <a:srgbClr val="5B9BD5"/>
-    </a:accent5>
-    <a:accent6>
-      <a:srgbClr val="70AD47"/>
-    </a:accent6>
-    <a:hlink>
-      <a:srgbClr val="0563C1"/>
-    </a:hlink>
-    <a:folHlink>
-      <a:srgbClr val="954F72"/>
-    </a:folHlink>
-  </a:clrScheme>
-  <a:fontScheme name="Office">
-    <a:majorFont>
-      <a:latin typeface="Calibri Light" panose="020F0302020204030204"/>
-      <a:ea typeface=""/>
-      <a:cs typeface=""/>
-      <a:font script="Jpan" typeface="游ゴシック Light"/>
-      <a:font script="Hang" typeface="맑은 고딕"/>
-      <a:font script="Hans" typeface="等线 Light"/>
-      <a:font script="Hant" typeface="新細明體"/>
-      <a:font script="Arab" typeface="Times New Roman"/>
-      <a:font script="Hebr" typeface="Times New Roman"/>
-      <a:font script="Thai" typeface="Tahoma"/>
-      <a:font script="Ethi" typeface="Nyala"/>
-      <a:font script="Beng" typeface="Vrinda"/>
-      <a:font script="Gujr" typeface="Shruti"/>
-      <a:font script="Khmr" typeface="MoolBoran"/>
-      <a:font script="Knda" typeface="Tunga"/>
-      <a:font script="Guru" typeface="Raavi"/>
-      <a:font script="Cans" typeface="Euphemia"/>
-      <a:font script="Cher" typeface="Plantagenet Cherokee"/>
-      <a:font script="Yiii" typeface="Microsoft Yi Baiti"/>
-      <a:font script="Tibt" typeface="Microsoft Himalaya"/>
-      <a:font script="Thaa" typeface="MV Boli"/>
-      <a:font script="Deva" typeface="Mangal"/>
-      <a:font script="Telu" typeface="Gautami"/>
-      <a:font script="Taml" typeface="Latha"/>
-      <a:font script="Syrc" typeface="Estrangelo Edessa"/>
-      <a:font script="Orya" typeface="Kalinga"/>
-      <a:font script="Mlym" typeface="Kartika"/>
-      <a:font script="Laoo" typeface="DokChampa"/>
-      <a:font script="Sinh" typeface="Iskoola Pota"/>
-      <a:font script="Mong" typeface="Mongolian Baiti"/>
-      <a:font script="Viet" typeface="Times New Roman"/>
-      <a:font script="Uigh" typeface="Microsoft Uighur"/>
-      <a:font script="Geor" typeface="Sylfaen"/>
-      <a:font script="Armn" typeface="Arial"/>
-      <a:font script="Bugi" typeface="Leelawadee UI"/>
-      <a:font script="Bopo" typeface="Microsoft JhengHei"/>
-      <a:font script="Java" typeface="Javanese Text"/>
-      <a:font script="Lisu" typeface="Segoe UI"/>
-      <a:font script="Mymr" typeface="Myanmar Text"/>
-      <a:font script="Nkoo" typeface="Ebrima"/>
-      <a:font script="Olck" typeface="Nirmala UI"/>
-      <a:font script="Osma" typeface="Ebrima"/>
-      <a:font script="Phag" typeface="Phagspa"/>
-      <a:font script="Syrn" typeface="Estrangelo Edessa"/>
-      <a:font script="Syrj" typeface="Estrangelo Edessa"/>
-      <a:font script="Syre" typeface="Estrangelo Edessa"/>
-      <a:font script="Sora" typeface="Nirmala UI"/>
-      <a:font script="Tale" typeface="Microsoft Tai Le"/>
-      <a:font script="Talu" typeface="Microsoft New Tai Lue"/>
-      <a:font script="Tfng" typeface="Ebrima"/>
-    </a:majorFont>
-    <a:minorFont>
-      <a:latin typeface="Calibri" panose="020F0502020204030204"/>
-      <a:ea typeface=""/>
-      <a:cs typeface=""/>
-      <a:font script="Jpan" typeface="游ゴシック"/>
-      <a:font script="Hang" typeface="맑은 고딕"/>
-      <a:font script="Hans" typeface="等线"/>
-      <a:font script="Hant" typeface="新細明體"/>
-      <a:font script="Arab" typeface="Arial"/>
-      <a:font script="Hebr" typeface="Arial"/>
-      <a:font script="Thai" typeface="Tahoma"/>
-      <a:font script="Ethi" typeface="Nyala"/>
-      <a:font script="Beng" typeface="Vrinda"/>
-      <a:font script="Gujr" typeface="Shruti"/>
-      <a:font script="Khmr" typeface="DaunPenh"/>
-      <a:font script="Knda" typeface="Tunga"/>
-      <a:font script="Guru" typeface="Raavi"/>
-      <a:font script="Cans" typeface="Euphemia"/>
-      <a:font script="Cher" typeface="Plantagenet Cherokee"/>
-      <a:font script="Yiii" typeface="Microsoft Yi Baiti"/>
-      <a:font script="Tibt" typeface="Microsoft Himalaya"/>
-      <a:font script="Thaa" typeface="MV Boli"/>
-      <a:font script="Deva" typeface="Mangal"/>
-      <a:font script="Telu" typeface="Gautami"/>
-      <a:font script="Taml" typeface="Latha"/>
-      <a:font script="Syrc" typeface="Estrangelo Edessa"/>
-      <a:font script="Orya" typeface="Kalinga"/>
-      <a:font script="Mlym" typeface="Kartika"/>
-      <a:font script="Laoo" typeface="DokChampa"/>
-      <a:font script="Sinh" typeface="Iskoola Pota"/>
-      <a:font script="Mong" typeface="Mongolian Baiti"/>
-      <a:font script="Viet" typeface="Arial"/>
-      <a:font script="Uigh" typeface="Microsoft Uighur"/>
-      <a:font script="Geor" typeface="Sylfaen"/>
-      <a:font script="Armn" typeface="Arial"/>
-      <a:font script="Bugi" typeface="Leelawadee UI"/>
-      <a:font script="Bopo" typeface="Microsoft JhengHei"/>
-      <a:font script="Java" typeface="Javanese Text"/>
-      <a:font script="Lisu" typeface="Segoe UI"/>
-      <a:font script="Mymr" typeface="Myanmar Text"/>
-      <a:font script="Nkoo" typeface="Ebrima"/>
-      <a:font script="Olck" typeface="Nirmala UI"/>
-      <a:font script="Osma" typeface="Ebrima"/>
-      <a:font script="Phag" typeface="Phagspa"/>
-      <a:font script="Syrn" typeface="Estrangelo Edessa"/>
-      <a:font script="Syrj" typeface="Estrangelo Edessa"/>
-      <a:font script="Syre" typeface="Estrangelo Edessa"/>
-      <a:font script="Sora" typeface="Nirmala UI"/>
-      <a:font script="Tale" typeface="Microsoft Tai Le"/>
-      <a:font script="Talu" typeface="Microsoft New Tai Lue"/>
-      <a:font script="Tfng" typeface="Ebrima"/>
-    </a:minorFont>
-  </a:fontScheme>
-  <a:fmtScheme name="Office">
-    <a:fillStyleLst>
-      <a:solidFill>
-        <a:schemeClr val="phClr"/>
-      </a:solidFill>
-      <a:gradFill rotWithShape="1">
-        <a:gsLst>
-          <a:gs pos="0">
-            <a:schemeClr val="phClr">
-              <a:lumMod val="110000"/>
-              <a:satMod val="105000"/>
-              <a:tint val="67000"/>
-            </a:schemeClr>
-          </a:gs>
-          <a:gs pos="50000">
-            <a:schemeClr val="phClr">
-              <a:lumMod val="105000"/>
-              <a:satMod val="103000"/>
-              <a:tint val="73000"/>
-            </a:schemeClr>
-          </a:gs>
-          <a:gs pos="100000">
-            <a:schemeClr val="phClr">
-              <a:lumMod val="105000"/>
-              <a:satMod val="109000"/>
-              <a:tint val="81000"/>
-            </a:schemeClr>
-          </a:gs>
-        </a:gsLst>
-        <a:lin ang="5400000" scaled="0"/>
-      </a:gradFill>
-      <a:gradFill rotWithShape="1">
-        <a:gsLst>
-          <a:gs pos="0">
-            <a:schemeClr val="phClr">
-              <a:satMod val="103000"/>
-              <a:lumMod val="102000"/>
-              <a:tint val="94000"/>
-            </a:schemeClr>
-          </a:gs>
-          <a:gs pos="50000">
-            <a:schemeClr val="phClr">
-              <a:satMod val="110000"/>
-              <a:lumMod val="100000"/>
-              <a:shade val="100000"/>
-            </a:schemeClr>
-          </a:gs>
-          <a:gs pos="100000">
-            <a:schemeClr val="phClr">
-              <a:lumMod val="99000"/>
-              <a:satMod val="120000"/>
-              <a:shade val="78000"/>
-            </a:schemeClr>
-          </a:gs>
-        </a:gsLst>
-        <a:lin ang="5400000" scaled="0"/>
-      </a:gradFill>
-    </a:fillStyleLst>
-    <a:lnStyleLst>
-      <a:ln w="6350" cap="flat" cmpd="sng" algn="ctr">
-        <a:solidFill>
-          <a:schemeClr val="phClr"/>
-        </a:solidFill>
-        <a:prstDash val="solid"/>
-        <a:miter lim="800000"/>
-      </a:ln>
-      <a:ln w="12700" cap="flat" cmpd="sng" algn="ctr">
-        <a:solidFill>
-          <a:schemeClr val="phClr"/>
-        </a:solidFill>
-        <a:prstDash val="solid"/>
-        <a:miter lim="800000"/>
-      </a:ln>
-      <a:ln w="19050" cap="flat" cmpd="sng" algn="ctr">
-        <a:solidFill>
-          <a:schemeClr val="phClr"/>
-        </a:solidFill>
-        <a:prstDash val="solid"/>
-        <a:miter lim="800000"/>
-      </a:ln>
-    </a:lnStyleLst>
-    <a:effectStyleLst>
-      <a:effectStyle>
-        <a:effectLst/>
-      </a:effectStyle>
-      <a:effectStyle>
-        <a:effectLst/>
-      </a:effectStyle>
-      <a:effectStyle>
-        <a:effectLst>
-          <a:outerShdw blurRad="57150" dist="19050" dir="5400000" algn="ctr" rotWithShape="0">
-            <a:srgbClr val="000000">
-              <a:alpha val="63000"/>
-            </a:srgbClr>
-          </a:outerShdw>
-        </a:effectLst>
-      </a:effectStyle>
-    </a:effectStyleLst>
-    <a:bgFillStyleLst>
-      <a:solidFill>
-        <a:schemeClr val="phClr"/>
-      </a:solidFill>
-      <a:solidFill>
-        <a:schemeClr val="phClr">
-          <a:tint val="95000"/>
-          <a:satMod val="170000"/>
-        </a:schemeClr>
-      </a:solidFill>
-      <a:gradFill rotWithShape="1">
-        <a:gsLst>
-          <a:gs pos="0">
-            <a:schemeClr val="phClr">
-              <a:tint val="93000"/>
-              <a:satMod val="150000"/>
-              <a:shade val="98000"/>
-              <a:lumMod val="102000"/>
-            </a:schemeClr>
-          </a:gs>
-          <a:gs pos="50000">
-            <a:schemeClr val="phClr">
-              <a:tint val="98000"/>
-              <a:satMod val="130000"/>
-              <a:shade val="90000"/>
-              <a:lumMod val="103000"/>
-            </a:schemeClr>
-          </a:gs>
-          <a:gs pos="100000">
-            <a:schemeClr val="phClr">
-              <a:shade val="63000"/>
-              <a:satMod val="120000"/>
-            </a:schemeClr>
-          </a:gs>
-        </a:gsLst>
-        <a:lin ang="5400000" scaled="0"/>
-      </a:gradFill>
-    </a:bgFillStyleLst>
-  </a:fmtScheme>
-</a:themeOverride>
-</file>
-
 <file path=customXml/item1.xml><?xml version="1.0" encoding="utf-8"?>
 <b:Sources xmlns:b="http://schemas.openxmlformats.org/officeDocument/2006/bibliography" xmlns="http://schemas.openxmlformats.org/officeDocument/2006/bibliography" SelectedStyle="\APASixthEditionOfficeOnline.xsl" StyleName="APA" Version="6"/>
 </file>

--- a/docs/BYYEAR/Расстреляны_1932.docx
+++ b/docs/BYYEAR/Расстреляны_1932.docx
@@ -159,6 +159,19 @@
         <w:t xml:space="preserve"> ГОДУ</w:t>
       </w:r>
     </w:p>
+    <w:p>
+      <w:pPr>
+        <w:jc w:val="center"/>
+        <w:rPr>
+          <w:rFonts w:ascii="Arial" w:hAnsi="Arial" w:cs="Arial"/>
+          <w:b/>
+          <w:bCs/>
+          <w:sz w:val="18"/>
+          <w:szCs w:val="18"/>
+          <w:lang w:val="ru-RU"/>
+        </w:rPr>
+      </w:pPr>
+    </w:p>
     <w:bookmarkEnd w:id="0"/>
     <w:p>
       <w:pPr>
@@ -303,7 +316,25 @@
                 <w:szCs w:val="16"/>
                 <w:lang w:val="ru-RU"/>
               </w:rPr>
-              <w:t xml:space="preserve">Данный расстрельный список составлен на основе открытых и доступных на </w:t>
+              <w:t xml:space="preserve">Данный расстрельный список составлен на основе открытых и доступных </w:t>
+            </w:r>
+            <w:r>
+              <w:rPr>
+                <w:rFonts w:ascii="Arial" w:hAnsi="Arial" w:cs="Arial"/>
+                <w:sz w:val="16"/>
+                <w:szCs w:val="16"/>
+                <w:lang w:val="ru-RU"/>
+              </w:rPr>
+              <w:t>в</w:t>
+            </w:r>
+            <w:r>
+              <w:rPr>
+                <w:rFonts w:ascii="Arial" w:hAnsi="Arial" w:cs="Arial"/>
+                <w:sz w:val="16"/>
+                <w:szCs w:val="16"/>
+                <w:lang w:val="ru-RU"/>
+              </w:rPr>
+              <w:t xml:space="preserve"> </w:t>
             </w:r>
             <w:r>
               <w:rPr>
@@ -336,131 +367,29 @@
             <w:r>
               <w:rPr>
                 <w:rFonts w:ascii="Arial" w:hAnsi="Arial" w:cs="Arial"/>
-                <w:b/>
-                <w:bCs/>
-                <w:sz w:val="16"/>
-                <w:szCs w:val="16"/>
-                <w:u w:val="single"/>
-                <w:lang w:val="ru-RU"/>
-              </w:rPr>
-              <w:t>Национальность</w:t>
-            </w:r>
-            <w:r>
-              <w:rPr>
-                <w:rFonts w:ascii="Arial" w:hAnsi="Arial" w:cs="Arial"/>
-                <w:sz w:val="16"/>
-                <w:szCs w:val="16"/>
-                <w:lang w:val="ru-RU"/>
-              </w:rPr>
-              <w:t xml:space="preserve"> известна у 17 женщин из них: русская</w:t>
-            </w:r>
-            <w:r>
-              <w:rPr>
-                <w:rFonts w:ascii="Arial" w:hAnsi="Arial" w:cs="Arial"/>
-                <w:sz w:val="16"/>
-                <w:szCs w:val="16"/>
-                <w:lang w:val="ru-RU"/>
-              </w:rPr>
-              <w:t xml:space="preserve"> – </w:t>
-            </w:r>
-            <w:r>
-              <w:rPr>
-                <w:rFonts w:ascii="Arial" w:hAnsi="Arial" w:cs="Arial"/>
-                <w:sz w:val="16"/>
-                <w:szCs w:val="16"/>
-                <w:lang w:val="ru-RU"/>
-              </w:rPr>
-              <w:t>13;</w:t>
-            </w:r>
-            <w:r>
-              <w:rPr>
-                <w:rFonts w:ascii="Arial" w:hAnsi="Arial" w:cs="Arial"/>
-                <w:sz w:val="16"/>
-                <w:szCs w:val="16"/>
-                <w:lang w:val="ru-RU"/>
-              </w:rPr>
-              <w:t xml:space="preserve"> кореянка</w:t>
-            </w:r>
-            <w:r>
-              <w:rPr>
-                <w:rFonts w:ascii="Arial" w:hAnsi="Arial" w:cs="Arial"/>
-                <w:sz w:val="16"/>
-                <w:szCs w:val="16"/>
-                <w:lang w:val="ru-RU"/>
-              </w:rPr>
-              <w:t xml:space="preserve"> – </w:t>
-            </w:r>
-            <w:r>
-              <w:rPr>
-                <w:rFonts w:ascii="Arial" w:hAnsi="Arial" w:cs="Arial"/>
-                <w:sz w:val="16"/>
-                <w:szCs w:val="16"/>
-                <w:lang w:val="ru-RU"/>
-              </w:rPr>
-              <w:t>2; китаянка</w:t>
-            </w:r>
-            <w:r>
-              <w:rPr>
-                <w:rFonts w:ascii="Arial" w:hAnsi="Arial" w:cs="Arial"/>
-                <w:sz w:val="16"/>
-                <w:szCs w:val="16"/>
-                <w:lang w:val="ru-RU"/>
-              </w:rPr>
-              <w:t xml:space="preserve"> – 1; </w:t>
-            </w:r>
-            <w:r>
-              <w:rPr>
-                <w:rFonts w:ascii="Arial" w:hAnsi="Arial" w:cs="Arial"/>
-                <w:sz w:val="16"/>
-                <w:szCs w:val="16"/>
-                <w:lang w:val="ru-RU"/>
-              </w:rPr>
-              <w:t>украинка</w:t>
-            </w:r>
-            <w:r>
-              <w:rPr>
-                <w:rFonts w:ascii="Arial" w:hAnsi="Arial" w:cs="Arial"/>
-                <w:sz w:val="16"/>
-                <w:szCs w:val="16"/>
-                <w:lang w:val="ru-RU"/>
-              </w:rPr>
-              <w:t xml:space="preserve"> – 1; Национальность неизвестна</w:t>
-            </w:r>
-            <w:r>
-              <w:rPr>
-                <w:rFonts w:ascii="Arial" w:hAnsi="Arial" w:cs="Arial"/>
-                <w:sz w:val="16"/>
-                <w:szCs w:val="16"/>
-                <w:lang w:val="ru-RU"/>
-              </w:rPr>
-              <w:t xml:space="preserve"> – </w:t>
-            </w:r>
-            <w:r>
-              <w:rPr>
-                <w:rFonts w:ascii="Arial" w:hAnsi="Arial" w:cs="Arial"/>
-                <w:sz w:val="16"/>
-                <w:szCs w:val="16"/>
-                <w:lang w:val="ru-RU"/>
-              </w:rPr>
-              <w:t>5</w:t>
-            </w:r>
-            <w:r>
-              <w:rPr>
-                <w:rFonts w:ascii="Arial" w:hAnsi="Arial" w:cs="Arial"/>
-                <w:sz w:val="16"/>
-                <w:szCs w:val="16"/>
-                <w:lang w:val="ru-RU"/>
-              </w:rPr>
-              <w:t>.</w:t>
-            </w:r>
-            <w:r>
-              <w:rPr>
-                <w:rFonts w:ascii="Arial" w:hAnsi="Arial" w:cs="Arial"/>
-                <w:sz w:val="16"/>
-                <w:szCs w:val="16"/>
-                <w:lang w:val="ru-RU"/>
-              </w:rPr>
-              <w:t xml:space="preserve"> </w:t>
+                <w:sz w:val="16"/>
+                <w:szCs w:val="16"/>
+                <w:lang w:val="ru-RU"/>
+              </w:rPr>
+              <w:t xml:space="preserve">Национальность известна у 17 женщин из них: русская – 13; кореянка – 2; китаянка – 1; украинка – 1; </w:t>
+            </w:r>
+            <w:r>
+              <w:rPr>
+                <w:rFonts w:ascii="Arial" w:hAnsi="Arial" w:cs="Arial"/>
+                <w:sz w:val="16"/>
+                <w:szCs w:val="16"/>
+                <w:lang w:val="ru-RU"/>
+              </w:rPr>
+              <w:t>н</w:t>
+            </w:r>
+            <w:r>
+              <w:rPr>
+                <w:rFonts w:ascii="Arial" w:hAnsi="Arial" w:cs="Arial"/>
+                <w:sz w:val="16"/>
+                <w:szCs w:val="16"/>
+                <w:lang w:val="ru-RU"/>
+              </w:rPr>
+              <w:t xml:space="preserve">ациональность неизвестна – 5. </w:t>
             </w:r>
           </w:p>
           <w:p>
@@ -479,52 +408,45 @@
                 <w:szCs w:val="16"/>
                 <w:lang w:val="ru-RU"/>
               </w:rPr>
-              <w:t>5</w:t>
-            </w:r>
-            <w:r>
-              <w:rPr>
-                <w:rFonts w:ascii="Arial" w:hAnsi="Arial" w:cs="Arial"/>
-                <w:sz w:val="16"/>
-                <w:szCs w:val="16"/>
-                <w:lang w:val="ru-RU"/>
-              </w:rPr>
-              <w:t xml:space="preserve"> – </w:t>
-            </w:r>
-            <w:r>
-              <w:rPr>
-                <w:rFonts w:ascii="Arial" w:hAnsi="Arial" w:cs="Arial"/>
-                <w:sz w:val="16"/>
-                <w:szCs w:val="16"/>
-                <w:lang w:val="ru-RU"/>
-              </w:rPr>
-              <w:t>максимальное число расстреляно в возрастной группе 41-45</w:t>
-            </w:r>
-            <w:r>
-              <w:rPr>
-                <w:rFonts w:ascii="Arial" w:hAnsi="Arial" w:cs="Arial"/>
-                <w:sz w:val="16"/>
-                <w:szCs w:val="16"/>
-                <w:lang w:val="ru-RU"/>
-              </w:rPr>
-              <w:t xml:space="preserve"> </w:t>
-            </w:r>
-            <w:r>
-              <w:rPr>
-                <w:rFonts w:ascii="Arial" w:hAnsi="Arial" w:cs="Arial"/>
-                <w:sz w:val="16"/>
-                <w:szCs w:val="16"/>
-                <w:lang w:val="ru-RU"/>
-              </w:rPr>
-              <w:t>лет</w:t>
-            </w:r>
-            <w:r>
-              <w:rPr>
-                <w:rFonts w:ascii="Arial" w:hAnsi="Arial" w:cs="Arial"/>
-                <w:sz w:val="16"/>
-                <w:szCs w:val="16"/>
-                <w:lang w:val="ru-RU"/>
-              </w:rPr>
-              <w:t>;</w:t>
+              <w:t>5 – максимальное число расстрелян</w:t>
+            </w:r>
+            <w:r>
+              <w:rPr>
+                <w:rFonts w:ascii="Arial" w:hAnsi="Arial" w:cs="Arial"/>
+                <w:sz w:val="16"/>
+                <w:szCs w:val="16"/>
+                <w:lang w:val="ru-RU"/>
+              </w:rPr>
+              <w:t>ы</w:t>
+            </w:r>
+            <w:r>
+              <w:rPr>
+                <w:rFonts w:ascii="Arial" w:hAnsi="Arial" w:cs="Arial"/>
+                <w:sz w:val="16"/>
+                <w:szCs w:val="16"/>
+                <w:lang w:val="ru-RU"/>
+              </w:rPr>
+              <w:t xml:space="preserve"> в возрастной группе </w:t>
+            </w:r>
+            <w:proofErr w:type="gramStart"/>
+            <w:r>
+              <w:rPr>
+                <w:rFonts w:ascii="Arial" w:hAnsi="Arial" w:cs="Arial"/>
+                <w:sz w:val="16"/>
+                <w:szCs w:val="16"/>
+                <w:lang w:val="ru-RU"/>
+              </w:rPr>
+              <w:t>41-45</w:t>
+            </w:r>
+            <w:proofErr w:type="gramEnd"/>
+            <w:r>
+              <w:rPr>
+                <w:rFonts w:ascii="Arial" w:hAnsi="Arial" w:cs="Arial"/>
+                <w:sz w:val="16"/>
+                <w:szCs w:val="16"/>
+                <w:lang w:val="ru-RU"/>
+              </w:rPr>
+              <w:t xml:space="preserve"> лет;</w:t>
             </w:r>
           </w:p>
           <w:p>
@@ -539,59 +461,11 @@
             <w:r>
               <w:rPr>
                 <w:rFonts w:ascii="Arial" w:hAnsi="Arial" w:cs="Arial"/>
-                <w:b/>
-                <w:bCs/>
-                <w:sz w:val="16"/>
-                <w:szCs w:val="16"/>
-                <w:u w:val="single"/>
-                <w:lang w:val="ru-RU"/>
-              </w:rPr>
-              <w:t>Партийность:</w:t>
-            </w:r>
-            <w:r>
-              <w:rPr>
-                <w:rFonts w:ascii="Arial" w:hAnsi="Arial" w:cs="Arial"/>
-                <w:sz w:val="16"/>
-                <w:szCs w:val="16"/>
-                <w:lang w:val="ru-RU"/>
-              </w:rPr>
-              <w:t xml:space="preserve"> Беспартийные – 11 (</w:t>
-            </w:r>
-            <w:r>
-              <w:rPr>
-                <w:rFonts w:ascii="Arial" w:hAnsi="Arial" w:cs="Arial"/>
-                <w:sz w:val="16"/>
-                <w:szCs w:val="16"/>
-                <w:lang w:val="ru-RU"/>
-              </w:rPr>
-              <w:t>49</w:t>
-            </w:r>
-            <w:r>
-              <w:rPr>
-                <w:rFonts w:ascii="Arial" w:hAnsi="Arial" w:cs="Arial"/>
-                <w:sz w:val="16"/>
-                <w:szCs w:val="16"/>
-                <w:lang w:val="ru-RU"/>
-              </w:rPr>
-              <w:t>%)</w:t>
-            </w:r>
-            <w:r>
-              <w:rPr>
-                <w:rFonts w:ascii="Arial" w:hAnsi="Arial" w:cs="Arial"/>
-                <w:sz w:val="16"/>
-                <w:szCs w:val="16"/>
-                <w:lang w:val="ru-RU"/>
-              </w:rPr>
-              <w:t>;</w:t>
-            </w:r>
-            <w:r>
-              <w:rPr>
-                <w:rFonts w:ascii="Arial" w:hAnsi="Arial" w:cs="Arial"/>
-                <w:sz w:val="16"/>
-                <w:szCs w:val="16"/>
-                <w:lang w:val="ru-RU"/>
-              </w:rPr>
-              <w:t xml:space="preserve"> </w:t>
+                <w:sz w:val="16"/>
+                <w:szCs w:val="16"/>
+                <w:lang w:val="ru-RU"/>
+              </w:rPr>
+              <w:t xml:space="preserve">Партийность: Беспартийные – 11 (49%); </w:t>
             </w:r>
           </w:p>
           <w:p>
@@ -608,97 +482,11 @@
             <w:r>
               <w:rPr>
                 <w:rFonts w:ascii="Arial" w:hAnsi="Arial" w:cs="Arial"/>
-                <w:b/>
-                <w:bCs/>
-                <w:sz w:val="16"/>
-                <w:szCs w:val="16"/>
-                <w:u w:val="single"/>
-                <w:lang w:val="ru-RU"/>
-              </w:rPr>
-              <w:t>Образование:</w:t>
-            </w:r>
-            <w:r>
-              <w:rPr>
-                <w:rFonts w:ascii="Arial" w:hAnsi="Arial" w:cs="Arial"/>
-                <w:b/>
-                <w:bCs/>
-                <w:sz w:val="16"/>
-                <w:szCs w:val="16"/>
-                <w:lang w:val="ru-RU"/>
-              </w:rPr>
-              <w:t xml:space="preserve"> </w:t>
-            </w:r>
-            <w:r>
-              <w:rPr>
-                <w:rFonts w:ascii="Arial" w:hAnsi="Arial" w:cs="Arial"/>
-                <w:sz w:val="16"/>
-                <w:szCs w:val="16"/>
-                <w:lang w:val="ru-RU"/>
-              </w:rPr>
-              <w:t xml:space="preserve">среднее – 9, малограмотная – </w:t>
-            </w:r>
-            <w:r>
-              <w:rPr>
-                <w:rFonts w:ascii="Arial" w:hAnsi="Arial" w:cs="Arial"/>
-                <w:sz w:val="16"/>
-                <w:szCs w:val="16"/>
-                <w:lang w:val="ru-RU"/>
-              </w:rPr>
-              <w:t>3</w:t>
-            </w:r>
-            <w:r>
-              <w:rPr>
-                <w:rFonts w:ascii="Arial" w:hAnsi="Arial" w:cs="Arial"/>
-                <w:sz w:val="16"/>
-                <w:szCs w:val="16"/>
-                <w:lang w:val="ru-RU"/>
-              </w:rPr>
-              <w:t xml:space="preserve">; начальное – </w:t>
-            </w:r>
-            <w:r>
-              <w:rPr>
-                <w:rFonts w:ascii="Arial" w:hAnsi="Arial" w:cs="Arial"/>
-                <w:sz w:val="16"/>
-                <w:szCs w:val="16"/>
-                <w:lang w:val="ru-RU"/>
-              </w:rPr>
-              <w:t>2</w:t>
-            </w:r>
-            <w:r>
-              <w:rPr>
-                <w:rFonts w:ascii="Arial" w:hAnsi="Arial" w:cs="Arial"/>
-                <w:sz w:val="16"/>
-                <w:szCs w:val="16"/>
-                <w:lang w:val="ru-RU"/>
-              </w:rPr>
-              <w:t>; высшее</w:t>
-            </w:r>
-            <w:r>
-              <w:rPr>
-                <w:rFonts w:ascii="Arial" w:hAnsi="Arial" w:cs="Arial"/>
-                <w:sz w:val="16"/>
-                <w:szCs w:val="16"/>
-                <w:lang w:val="ru-RU"/>
-              </w:rPr>
-              <w:t xml:space="preserve"> – </w:t>
-            </w:r>
-            <w:r>
-              <w:rPr>
-                <w:rFonts w:ascii="Arial" w:hAnsi="Arial" w:cs="Arial"/>
-                <w:sz w:val="16"/>
-                <w:szCs w:val="16"/>
-                <w:lang w:val="ru-RU"/>
-              </w:rPr>
-              <w:t>1</w:t>
-            </w:r>
-            <w:r>
-              <w:rPr>
-                <w:rFonts w:ascii="Arial" w:hAnsi="Arial" w:cs="Arial"/>
-                <w:sz w:val="16"/>
-                <w:szCs w:val="16"/>
-                <w:lang w:val="ru-RU"/>
-              </w:rPr>
-              <w:t>;</w:t>
+                <w:sz w:val="16"/>
+                <w:szCs w:val="16"/>
+                <w:lang w:val="ru-RU"/>
+              </w:rPr>
+              <w:t>Образование: среднее – 9, малограмотная – 3; начальное – 2; высшее – 1;</w:t>
             </w:r>
           </w:p>
           <w:p>
@@ -713,11 +501,8 @@
             <w:r>
               <w:rPr>
                 <w:rFonts w:ascii="Arial" w:hAnsi="Arial" w:cs="Arial"/>
-                <w:b/>
-                <w:bCs/>
-                <w:sz w:val="16"/>
-                <w:szCs w:val="16"/>
-                <w:u w:val="single"/>
+                <w:sz w:val="16"/>
+                <w:szCs w:val="16"/>
                 <w:lang w:val="ru-RU"/>
               </w:rPr>
               <w:t>Социальная страта/</w:t>
@@ -725,45 +510,22 @@
             <w:r>
               <w:rPr>
                 <w:rFonts w:ascii="Arial" w:hAnsi="Arial" w:cs="Arial"/>
-                <w:b/>
-                <w:bCs/>
-                <w:sz w:val="16"/>
-                <w:szCs w:val="16"/>
-                <w:u w:val="single"/>
-                <w:lang w:val="ru-RU"/>
-              </w:rPr>
-              <w:t>п</w:t>
-            </w:r>
-            <w:r>
-              <w:rPr>
-                <w:rFonts w:ascii="Arial" w:hAnsi="Arial" w:cs="Arial"/>
-                <w:b/>
-                <w:bCs/>
-                <w:sz w:val="16"/>
-                <w:szCs w:val="16"/>
-                <w:u w:val="single"/>
-                <w:lang w:val="ru-RU"/>
-              </w:rPr>
-              <w:t>рофессия</w:t>
-            </w:r>
-            <w:r>
-              <w:rPr>
-                <w:rFonts w:ascii="Arial" w:hAnsi="Arial" w:cs="Arial"/>
-                <w:sz w:val="16"/>
-                <w:szCs w:val="16"/>
-                <w:lang w:val="ru-RU"/>
-              </w:rPr>
-              <w:t xml:space="preserve">: </w:t>
-            </w:r>
-            <w:r>
-              <w:rPr>
-                <w:rFonts w:ascii="Arial" w:hAnsi="Arial" w:cs="Arial"/>
-                <w:sz w:val="16"/>
-                <w:szCs w:val="16"/>
-                <w:lang w:val="ru-RU"/>
-              </w:rPr>
-              <w:t xml:space="preserve"> рабочая</w:t>
-            </w:r>
+                <w:sz w:val="16"/>
+                <w:szCs w:val="16"/>
+                <w:lang w:val="ru-RU"/>
+              </w:rPr>
+              <w:t>профессия: рабочая</w:t>
+            </w:r>
+            <w:r>
+              <w:rPr>
+                <w:rFonts w:ascii="Arial" w:hAnsi="Arial" w:cs="Arial"/>
+                <w:sz w:val="16"/>
+                <w:szCs w:val="16"/>
+                <w:lang w:val="ru-RU"/>
+              </w:rPr>
+              <w:t xml:space="preserve"> – 5; БОЗ</w:t>
+            </w:r>
+            <w:bookmarkStart w:id="1" w:name="OLE_LINK586"/>
             <w:r>
               <w:rPr>
                 <w:rFonts w:ascii="Arial" w:hAnsi="Arial" w:cs="Arial"/>
@@ -773,34 +535,6 @@
               </w:rPr>
               <w:t xml:space="preserve"> – </w:t>
             </w:r>
-            <w:r>
-              <w:rPr>
-                <w:rFonts w:ascii="Arial" w:hAnsi="Arial" w:cs="Arial"/>
-                <w:sz w:val="16"/>
-                <w:szCs w:val="16"/>
-                <w:lang w:val="ru-RU"/>
-              </w:rPr>
-              <w:t xml:space="preserve">5; </w:t>
-            </w:r>
-            <w:r>
-              <w:rPr>
-                <w:rFonts w:ascii="Arial" w:hAnsi="Arial" w:cs="Arial"/>
-                <w:sz w:val="16"/>
-                <w:szCs w:val="16"/>
-                <w:lang w:val="ru-RU"/>
-              </w:rPr>
-              <w:t>БОЗ</w:t>
-            </w:r>
-            <w:bookmarkStart w:id="1" w:name="OLE_LINK586"/>
-            <w:r>
-              <w:rPr>
-                <w:rFonts w:ascii="Arial" w:hAnsi="Arial" w:cs="Arial"/>
-                <w:sz w:val="16"/>
-                <w:szCs w:val="16"/>
-                <w:lang w:val="ru-RU"/>
-              </w:rPr>
-              <w:t xml:space="preserve"> – </w:t>
-            </w:r>
             <w:bookmarkEnd w:id="1"/>
             <w:r>
               <w:rPr>
@@ -809,43 +543,7 @@
                 <w:szCs w:val="16"/>
                 <w:lang w:val="ru-RU"/>
               </w:rPr>
-              <w:t>4</w:t>
-            </w:r>
-            <w:r>
-              <w:rPr>
-                <w:rFonts w:ascii="Arial" w:hAnsi="Arial" w:cs="Arial"/>
-                <w:sz w:val="16"/>
-                <w:szCs w:val="16"/>
-                <w:lang w:val="ru-RU"/>
-              </w:rPr>
-              <w:t xml:space="preserve">; </w:t>
-            </w:r>
-            <w:r>
-              <w:rPr>
-                <w:rFonts w:ascii="Arial" w:hAnsi="Arial" w:cs="Arial"/>
-                <w:sz w:val="16"/>
-                <w:szCs w:val="16"/>
-                <w:lang w:val="ru-RU"/>
-              </w:rPr>
-              <w:t>машинистка</w:t>
-            </w:r>
-            <w:r>
-              <w:rPr>
-                <w:rFonts w:ascii="Arial" w:hAnsi="Arial" w:cs="Arial"/>
-                <w:sz w:val="16"/>
-                <w:szCs w:val="16"/>
-                <w:lang w:val="ru-RU"/>
-              </w:rPr>
-              <w:t xml:space="preserve"> – </w:t>
-            </w:r>
-            <w:r>
-              <w:rPr>
-                <w:rFonts w:ascii="Arial" w:hAnsi="Arial" w:cs="Arial"/>
-                <w:sz w:val="16"/>
-                <w:szCs w:val="16"/>
-                <w:lang w:val="ru-RU"/>
-              </w:rPr>
-              <w:t xml:space="preserve">2; </w:t>
+              <w:t xml:space="preserve">4; машинистка – 2; </w:t>
             </w:r>
             <w:r>
               <w:rPr>
@@ -863,61 +561,7 @@
                 <w:szCs w:val="16"/>
                 <w:lang w:val="ru-RU"/>
               </w:rPr>
-              <w:t xml:space="preserve">омохозяйка – </w:t>
-            </w:r>
-            <w:r>
-              <w:rPr>
-                <w:rFonts w:ascii="Arial" w:hAnsi="Arial" w:cs="Arial"/>
-                <w:sz w:val="16"/>
-                <w:szCs w:val="16"/>
-                <w:lang w:val="ru-RU"/>
-              </w:rPr>
-              <w:t>1</w:t>
-            </w:r>
-            <w:r>
-              <w:rPr>
-                <w:rFonts w:ascii="Arial" w:hAnsi="Arial" w:cs="Arial"/>
-                <w:sz w:val="16"/>
-                <w:szCs w:val="16"/>
-                <w:lang w:val="ru-RU"/>
-              </w:rPr>
-              <w:t>;</w:t>
-            </w:r>
-            <w:r>
-              <w:rPr>
-                <w:rFonts w:ascii="Arial" w:hAnsi="Arial" w:cs="Arial"/>
-                <w:sz w:val="16"/>
-                <w:szCs w:val="16"/>
-                <w:lang w:val="ru-RU"/>
-              </w:rPr>
-              <w:t xml:space="preserve"> монтер</w:t>
-            </w:r>
-            <w:r>
-              <w:rPr>
-                <w:rFonts w:ascii="Arial" w:hAnsi="Arial" w:cs="Arial"/>
-                <w:sz w:val="16"/>
-                <w:szCs w:val="16"/>
-                <w:lang w:val="ru-RU"/>
-              </w:rPr>
-              <w:t xml:space="preserve"> – </w:t>
-            </w:r>
-            <w:r>
-              <w:rPr>
-                <w:rFonts w:ascii="Arial" w:hAnsi="Arial" w:cs="Arial"/>
-                <w:sz w:val="16"/>
-                <w:szCs w:val="16"/>
-                <w:lang w:val="ru-RU"/>
-              </w:rPr>
-              <w:t>1; счетовод – 1</w:t>
-            </w:r>
-            <w:r>
-              <w:rPr>
-                <w:rFonts w:ascii="Arial" w:hAnsi="Arial" w:cs="Arial"/>
-                <w:sz w:val="16"/>
-                <w:szCs w:val="16"/>
-                <w:lang w:val="ru-RU"/>
-              </w:rPr>
-              <w:t xml:space="preserve">; </w:t>
+              <w:t xml:space="preserve">омохозяйка – 1; монтер – 1; счетовод – 1; </w:t>
             </w:r>
           </w:p>
           <w:p>
@@ -936,16 +580,7 @@
                 <w:szCs w:val="16"/>
                 <w:lang w:val="ru-RU"/>
               </w:rPr>
-              <w:t>18 (78%) – расстреляны по решению троек при ПП ОГПУ</w:t>
-            </w:r>
-            <w:r>
-              <w:rPr>
-                <w:rFonts w:ascii="Arial" w:hAnsi="Arial" w:cs="Arial"/>
-                <w:sz w:val="16"/>
-                <w:szCs w:val="16"/>
-                <w:lang w:val="ru-RU"/>
-              </w:rPr>
-              <w:t>;</w:t>
+              <w:t>18 (78%) – расстреляны по решению троек при ПП ОГПУ;</w:t>
             </w:r>
           </w:p>
           <w:p>
@@ -964,34 +599,7 @@
                 <w:szCs w:val="16"/>
                 <w:lang w:val="ru-RU"/>
               </w:rPr>
-              <w:t>19 (83%)</w:t>
-            </w:r>
-            <w:r>
-              <w:rPr>
-                <w:rFonts w:ascii="Arial" w:hAnsi="Arial" w:cs="Arial"/>
-                <w:sz w:val="16"/>
-                <w:szCs w:val="16"/>
-                <w:lang w:val="ru-RU"/>
-              </w:rPr>
-              <w:t xml:space="preserve"> – </w:t>
-            </w:r>
-            <w:r>
-              <w:rPr>
-                <w:rFonts w:ascii="Arial" w:hAnsi="Arial" w:cs="Arial"/>
-                <w:sz w:val="16"/>
-                <w:szCs w:val="16"/>
-                <w:lang w:val="ru-RU"/>
-              </w:rPr>
-              <w:t>реабилитированы</w:t>
-            </w:r>
-            <w:r>
-              <w:rPr>
-                <w:rFonts w:ascii="Arial" w:hAnsi="Arial" w:cs="Arial"/>
-                <w:sz w:val="16"/>
-                <w:szCs w:val="16"/>
-                <w:lang w:val="ru-RU"/>
-              </w:rPr>
-              <w:t>;</w:t>
+              <w:t>19 (83%) – реабилитированы;</w:t>
             </w:r>
           </w:p>
           <w:p>
@@ -1006,11 +614,8 @@
             <w:r>
               <w:rPr>
                 <w:rFonts w:ascii="Arial" w:hAnsi="Arial" w:cs="Arial"/>
-                <w:b/>
-                <w:bCs/>
-                <w:sz w:val="16"/>
-                <w:szCs w:val="16"/>
-                <w:u w:val="single"/>
+                <w:sz w:val="16"/>
+                <w:szCs w:val="16"/>
                 <w:lang w:val="ru-RU"/>
               </w:rPr>
               <w:t>Репрессированные родственники</w:t>
@@ -1124,6 +729,16 @@
               </w:rPr>
               <w:t>1</w:t>
             </w:r>
+          </w:p>
+          <w:p>
+            <w:pPr>
+              <w:rPr>
+                <w:rFonts w:ascii="Arial" w:hAnsi="Arial" w:cs="Arial"/>
+                <w:sz w:val="16"/>
+                <w:szCs w:val="16"/>
+                <w:lang w:val="ru-RU"/>
+              </w:rPr>
+            </w:pPr>
           </w:p>
         </w:tc>
       </w:tr>
@@ -1356,7 +971,29 @@
                 <w:szCs w:val="16"/>
                 <w:lang w:val="ru-RU"/>
               </w:rPr>
-              <w:t xml:space="preserve">) Яковлевна  48 лет  </w:t>
+              <w:t xml:space="preserve">) </w:t>
+            </w:r>
+            <w:proofErr w:type="gramStart"/>
+            <w:r>
+              <w:rPr>
+                <w:rFonts w:ascii="Arial" w:hAnsi="Arial" w:cs="Arial"/>
+                <w:b/>
+                <w:sz w:val="16"/>
+                <w:szCs w:val="16"/>
+                <w:lang w:val="ru-RU"/>
+              </w:rPr>
+              <w:t>Яковлевна  48</w:t>
+            </w:r>
+            <w:proofErr w:type="gramEnd"/>
+            <w:r>
+              <w:rPr>
+                <w:rFonts w:ascii="Arial" w:hAnsi="Arial" w:cs="Arial"/>
+                <w:b/>
+                <w:sz w:val="16"/>
+                <w:szCs w:val="16"/>
+                <w:lang w:val="ru-RU"/>
+              </w:rPr>
+              <w:t xml:space="preserve"> лет  </w:t>
             </w:r>
             <w:r>
               <w:rPr>
@@ -1478,7 +1115,485 @@
                 <w:szCs w:val="16"/>
                 <w:lang w:val="ru-RU"/>
               </w:rPr>
-              <w:t xml:space="preserve"> Украины;   </w:t>
+              <w:t xml:space="preserve"> </w:t>
+            </w:r>
+            <w:proofErr w:type="gramStart"/>
+            <w:r>
+              <w:rPr>
+                <w:rFonts w:ascii="Arial" w:hAnsi="Arial" w:cs="Arial"/>
+                <w:b/>
+                <w:bCs/>
+                <w:sz w:val="16"/>
+                <w:szCs w:val="16"/>
+                <w:lang w:val="ru-RU"/>
+              </w:rPr>
+              <w:t xml:space="preserve">Украины;   </w:t>
+            </w:r>
+            <w:proofErr w:type="gramEnd"/>
+            <w:r>
+              <w:fldChar w:fldCharType="begin"/>
+            </w:r>
+            <w:r>
+              <w:instrText>HYPERLINK</w:instrText>
+            </w:r>
+            <w:r>
+              <w:rPr>
+                <w:lang w:val="ru-RU"/>
+              </w:rPr>
+              <w:instrText xml:space="preserve"> "</w:instrText>
+            </w:r>
+            <w:r>
+              <w:instrText>https</w:instrText>
+            </w:r>
+            <w:r>
+              <w:rPr>
+                <w:lang w:val="ru-RU"/>
+              </w:rPr>
+              <w:instrText>://</w:instrText>
+            </w:r>
+            <w:r>
+              <w:instrText>archives</w:instrText>
+            </w:r>
+            <w:r>
+              <w:rPr>
+                <w:lang w:val="ru-RU"/>
+              </w:rPr>
+              <w:instrText>.</w:instrText>
+            </w:r>
+            <w:r>
+              <w:instrText>gov</w:instrText>
+            </w:r>
+            <w:r>
+              <w:rPr>
+                <w:lang w:val="ru-RU"/>
+              </w:rPr>
+              <w:instrText>.</w:instrText>
+            </w:r>
+            <w:r>
+              <w:instrText>ua</w:instrText>
+            </w:r>
+            <w:r>
+              <w:rPr>
+                <w:lang w:val="ru-RU"/>
+              </w:rPr>
+              <w:instrText>/</w:instrText>
+            </w:r>
+            <w:r>
+              <w:instrText>um</w:instrText>
+            </w:r>
+            <w:r>
+              <w:rPr>
+                <w:lang w:val="ru-RU"/>
+              </w:rPr>
+              <w:instrText>.</w:instrText>
+            </w:r>
+            <w:r>
+              <w:instrText>php</w:instrText>
+            </w:r>
+            <w:r>
+              <w:rPr>
+                <w:lang w:val="ru-RU"/>
+              </w:rPr>
+              <w:instrText>?</w:instrText>
+            </w:r>
+            <w:r>
+              <w:instrText>kw</w:instrText>
+            </w:r>
+            <w:r>
+              <w:rPr>
+                <w:lang w:val="ru-RU"/>
+              </w:rPr>
+              <w:instrText>=розстріл&amp;</w:instrText>
+            </w:r>
+            <w:r>
+              <w:instrText>p</w:instrText>
+            </w:r>
+            <w:r>
+              <w:rPr>
+                <w:lang w:val="ru-RU"/>
+              </w:rPr>
+              <w:instrText>=2&amp;</w:instrText>
+            </w:r>
+            <w:r>
+              <w:instrText>a</w:instrText>
+            </w:r>
+            <w:r>
+              <w:rPr>
+                <w:lang w:val="ru-RU"/>
+              </w:rPr>
+              <w:instrText>=23&amp;</w:instrText>
+            </w:r>
+            <w:r>
+              <w:instrText>id</w:instrText>
+            </w:r>
+            <w:r>
+              <w:rPr>
+                <w:lang w:val="ru-RU"/>
+              </w:rPr>
+              <w:instrText>=104978"</w:instrText>
+            </w:r>
+            <w:r>
+              <w:rPr>
+                <w:rFonts w:hint="eastAsia"/>
+              </w:rPr>
+              <w:fldChar w:fldCharType="separate"/>
+            </w:r>
+            <w:r>
+              <w:rPr>
+                <w:rStyle w:val="Hyperlink"/>
+                <w:rFonts w:ascii="Arial" w:eastAsia="OpenSymbol" w:hAnsi="Arial" w:cs="Arial"/>
+                <w:b/>
+                <w:bCs/>
+                <w:color w:val="auto"/>
+                <w:sz w:val="16"/>
+                <w:szCs w:val="16"/>
+                <w:lang w:val="ru-RU"/>
+              </w:rPr>
+              <w:t>Архивная ссылка</w:t>
+            </w:r>
+            <w:r>
+              <w:fldChar w:fldCharType="end"/>
+            </w:r>
+          </w:p>
+        </w:tc>
+      </w:tr>
+      <w:tr>
+        <w:tc>
+          <w:tcPr>
+            <w:tcW w:w="10980" w:type="dxa"/>
+            <w:shd w:val="clear" w:color="auto" w:fill="auto"/>
+            <w:vAlign w:val="center"/>
+          </w:tcPr>
+          <w:p>
+            <w:pPr>
+              <w:pStyle w:val="BodyText"/>
+              <w:pBdr>
+                <w:top w:val="none" w:sz="0" w:space="0" w:color="000000"/>
+                <w:left w:val="none" w:sz="0" w:space="0" w:color="000000"/>
+                <w:bottom w:val="none" w:sz="0" w:space="0" w:color="000000"/>
+                <w:right w:val="none" w:sz="0" w:space="0" w:color="000000"/>
+              </w:pBdr>
+              <w:spacing w:after="0" w:line="240" w:lineRule="auto"/>
+              <w:rPr>
+                <w:rFonts w:ascii="Arial" w:hAnsi="Arial" w:cs="Arial"/>
+                <w:sz w:val="16"/>
+                <w:szCs w:val="16"/>
+                <w:lang w:val="ru-RU"/>
+              </w:rPr>
+            </w:pPr>
+            <w:r>
+              <w:rPr>
+                <w:rFonts w:ascii="Arial" w:hAnsi="Arial" w:cs="Arial"/>
+                <w:b/>
+                <w:sz w:val="16"/>
+                <w:szCs w:val="16"/>
+                <w:lang w:val="ru-RU"/>
+              </w:rPr>
+              <w:t xml:space="preserve">Баскакова Анастасия </w:t>
+            </w:r>
+            <w:proofErr w:type="gramStart"/>
+            <w:r>
+              <w:rPr>
+                <w:rFonts w:ascii="Arial" w:hAnsi="Arial" w:cs="Arial"/>
+                <w:b/>
+                <w:sz w:val="16"/>
+                <w:szCs w:val="16"/>
+                <w:lang w:val="ru-RU"/>
+              </w:rPr>
+              <w:t>Ивановна  45</w:t>
+            </w:r>
+            <w:proofErr w:type="gramEnd"/>
+            <w:r>
+              <w:rPr>
+                <w:rFonts w:ascii="Arial" w:hAnsi="Arial" w:cs="Arial"/>
+                <w:b/>
+                <w:sz w:val="16"/>
+                <w:szCs w:val="16"/>
+                <w:lang w:val="ru-RU"/>
+              </w:rPr>
+              <w:t xml:space="preserve"> лет  </w:t>
+            </w:r>
+            <w:r>
+              <w:rPr>
+                <w:rFonts w:ascii="Arial" w:hAnsi="Arial" w:cs="Arial"/>
+                <w:b/>
+                <w:sz w:val="16"/>
+                <w:szCs w:val="16"/>
+                <w:lang w:val="ru-RU"/>
+              </w:rPr>
+              <w:t xml:space="preserve">  </w:t>
+            </w:r>
+          </w:p>
+          <w:p>
+            <w:pPr>
+              <w:pStyle w:val="BodyText"/>
+              <w:pBdr>
+                <w:top w:val="none" w:sz="0" w:space="0" w:color="000000"/>
+                <w:left w:val="none" w:sz="0" w:space="0" w:color="000000"/>
+                <w:bottom w:val="none" w:sz="0" w:space="0" w:color="000000"/>
+                <w:right w:val="none" w:sz="0" w:space="0" w:color="000000"/>
+              </w:pBdr>
+              <w:spacing w:after="0" w:line="240" w:lineRule="auto"/>
+              <w:rPr>
+                <w:rFonts w:ascii="Arial" w:hAnsi="Arial" w:cs="Arial"/>
+                <w:sz w:val="16"/>
+                <w:szCs w:val="16"/>
+                <w:lang w:val="ru-RU"/>
+              </w:rPr>
+            </w:pPr>
+            <w:r>
+              <w:rPr>
+                <w:rFonts w:ascii="Arial" w:hAnsi="Arial" w:cs="Arial"/>
+                <w:sz w:val="16"/>
+                <w:szCs w:val="16"/>
+                <w:lang w:val="ru-RU"/>
+              </w:rPr>
+              <w:t>Родилась</w:t>
+            </w:r>
+            <w:r>
+              <w:rPr>
+                <w:rFonts w:ascii="Arial" w:hAnsi="Arial" w:cs="Arial"/>
+                <w:sz w:val="16"/>
+                <w:szCs w:val="16"/>
+              </w:rPr>
+              <w:t> </w:t>
+            </w:r>
+            <w:r>
+              <w:rPr>
+                <w:rFonts w:ascii="Arial" w:hAnsi="Arial" w:cs="Arial"/>
+                <w:sz w:val="16"/>
+                <w:szCs w:val="16"/>
+                <w:lang w:val="ru-RU"/>
+              </w:rPr>
+              <w:t xml:space="preserve">в 1887 г., Костромская губ.; русская; образование начальное; б/п; работница в кролиководческом хозяйстве </w:t>
+            </w:r>
+            <w:proofErr w:type="spellStart"/>
+            <w:r>
+              <w:rPr>
+                <w:rFonts w:ascii="Arial" w:hAnsi="Arial" w:cs="Arial"/>
+                <w:sz w:val="16"/>
+                <w:szCs w:val="16"/>
+                <w:lang w:val="ru-RU"/>
+              </w:rPr>
+              <w:t>коопхоза</w:t>
+            </w:r>
+            <w:proofErr w:type="spellEnd"/>
+            <w:r>
+              <w:rPr>
+                <w:rFonts w:ascii="Arial" w:hAnsi="Arial" w:cs="Arial"/>
+                <w:sz w:val="16"/>
+                <w:szCs w:val="16"/>
+                <w:lang w:val="ru-RU"/>
+              </w:rPr>
+              <w:t xml:space="preserve">. </w:t>
+            </w:r>
+            <w:proofErr w:type="spellStart"/>
+            <w:r>
+              <w:rPr>
+                <w:rFonts w:ascii="Arial" w:hAnsi="Arial" w:cs="Arial"/>
+                <w:sz w:val="16"/>
+                <w:szCs w:val="16"/>
+                <w:lang w:val="ru-RU"/>
+              </w:rPr>
+              <w:t>Прож</w:t>
+            </w:r>
+            <w:proofErr w:type="spellEnd"/>
+            <w:r>
+              <w:rPr>
+                <w:rFonts w:ascii="Arial" w:hAnsi="Arial" w:cs="Arial"/>
+                <w:sz w:val="16"/>
+                <w:szCs w:val="16"/>
+                <w:lang w:val="ru-RU"/>
+              </w:rPr>
+              <w:t>.:</w:t>
+            </w:r>
+            <w:r>
+              <w:rPr>
+                <w:rFonts w:ascii="Arial" w:hAnsi="Arial" w:cs="Arial"/>
+                <w:sz w:val="16"/>
+                <w:szCs w:val="16"/>
+              </w:rPr>
+              <w:t> </w:t>
+            </w:r>
+            <w:r>
+              <w:rPr>
+                <w:rFonts w:ascii="Arial" w:hAnsi="Arial" w:cs="Arial"/>
+                <w:sz w:val="16"/>
+                <w:szCs w:val="16"/>
+                <w:lang w:val="ru-RU"/>
+              </w:rPr>
+              <w:t xml:space="preserve">г. Владивосток.  Арестована 15 августа 1932 г.  Приговорена: Тройка при ОГПУ 4 ноября 1932 г., </w:t>
+            </w:r>
+            <w:proofErr w:type="spellStart"/>
+            <w:r>
+              <w:rPr>
+                <w:rFonts w:ascii="Arial" w:hAnsi="Arial" w:cs="Arial"/>
+                <w:sz w:val="16"/>
+                <w:szCs w:val="16"/>
+                <w:lang w:val="ru-RU"/>
+              </w:rPr>
+              <w:t>обв</w:t>
+            </w:r>
+            <w:proofErr w:type="spellEnd"/>
+            <w:r>
+              <w:rPr>
+                <w:rFonts w:ascii="Arial" w:hAnsi="Arial" w:cs="Arial"/>
+                <w:sz w:val="16"/>
+                <w:szCs w:val="16"/>
+                <w:lang w:val="ru-RU"/>
+              </w:rPr>
+              <w:t>.:</w:t>
+            </w:r>
+            <w:r>
+              <w:rPr>
+                <w:rFonts w:ascii="Arial" w:hAnsi="Arial" w:cs="Arial"/>
+                <w:sz w:val="16"/>
+                <w:szCs w:val="16"/>
+              </w:rPr>
+              <w:t> </w:t>
+            </w:r>
+            <w:r>
+              <w:rPr>
+                <w:rFonts w:ascii="Arial" w:hAnsi="Arial" w:cs="Arial"/>
+                <w:sz w:val="16"/>
+                <w:szCs w:val="16"/>
+                <w:lang w:val="ru-RU"/>
+              </w:rPr>
+              <w:t>в а/с деятельности.</w:t>
+            </w:r>
+            <w:r>
+              <w:rPr>
+                <w:rFonts w:ascii="Arial" w:hAnsi="Arial" w:cs="Arial"/>
+                <w:sz w:val="16"/>
+                <w:szCs w:val="16"/>
+                <w:lang w:val="ru-RU"/>
+              </w:rPr>
+              <w:t xml:space="preserve"> (</w:t>
+            </w:r>
+            <w:r>
+              <w:rPr>
+                <w:rFonts w:ascii="Arial" w:hAnsi="Arial" w:cs="Arial"/>
+                <w:sz w:val="16"/>
+                <w:szCs w:val="16"/>
+                <w:lang w:val="ru-RU"/>
+              </w:rPr>
+              <w:t>Одновременно расстре</w:t>
+            </w:r>
+            <w:r>
+              <w:rPr>
+                <w:rFonts w:ascii="Arial" w:hAnsi="Arial" w:cs="Arial"/>
+                <w:sz w:val="16"/>
+                <w:szCs w:val="16"/>
+                <w:lang w:val="ru-RU"/>
+              </w:rPr>
+              <w:t>л</w:t>
+            </w:r>
+            <w:r>
+              <w:rPr>
+                <w:rFonts w:ascii="Arial" w:hAnsi="Arial" w:cs="Arial"/>
+                <w:sz w:val="16"/>
+                <w:szCs w:val="16"/>
+                <w:lang w:val="ru-RU"/>
+              </w:rPr>
+              <w:t xml:space="preserve">яна </w:t>
+            </w:r>
+            <w:r>
+              <w:rPr>
+                <w:rFonts w:ascii="Arial" w:hAnsi="Arial" w:cs="Arial"/>
+                <w:sz w:val="16"/>
+                <w:szCs w:val="16"/>
+                <w:lang w:val="ru-RU"/>
+              </w:rPr>
+              <w:t>п</w:t>
+            </w:r>
+            <w:r>
+              <w:rPr>
+                <w:rFonts w:ascii="Arial" w:hAnsi="Arial" w:cs="Arial"/>
+                <w:sz w:val="16"/>
+                <w:szCs w:val="16"/>
+                <w:lang w:val="ru-RU"/>
+              </w:rPr>
+              <w:t xml:space="preserve">редположительно ее сестра </w:t>
+            </w:r>
+            <w:r>
+              <w:rPr>
+                <w:rFonts w:ascii="Arial" w:hAnsi="Arial" w:cs="Arial"/>
+                <w:bCs/>
+                <w:sz w:val="16"/>
+                <w:szCs w:val="16"/>
+                <w:lang w:val="ru-RU"/>
+              </w:rPr>
+              <w:t>Баскакова Елена Сергеевна</w:t>
+            </w:r>
+            <w:r>
+              <w:rPr>
+                <w:rFonts w:ascii="Arial" w:hAnsi="Arial" w:cs="Arial"/>
+                <w:bCs/>
+                <w:sz w:val="16"/>
+                <w:szCs w:val="16"/>
+                <w:lang w:val="ru-RU"/>
+              </w:rPr>
+              <w:t>)</w:t>
+            </w:r>
+            <w:r>
+              <w:rPr>
+                <w:rFonts w:ascii="Arial" w:hAnsi="Arial" w:cs="Arial"/>
+                <w:bCs/>
+                <w:sz w:val="16"/>
+                <w:szCs w:val="16"/>
+                <w:lang w:val="ru-RU"/>
+              </w:rPr>
+              <w:t xml:space="preserve"> </w:t>
+            </w:r>
+            <w:r>
+              <w:rPr>
+                <w:rFonts w:ascii="Arial" w:hAnsi="Arial" w:cs="Arial"/>
+                <w:sz w:val="16"/>
+                <w:szCs w:val="16"/>
+                <w:lang w:val="ru-RU"/>
+              </w:rPr>
+              <w:t>Приговор: ВМН. Реабилитирована 24 февраля 1961 г. постановлением Президиума Приморского краевого суда</w:t>
+            </w:r>
+          </w:p>
+          <w:p>
+            <w:pPr>
+              <w:pStyle w:val="BodyText"/>
+              <w:pBdr>
+                <w:top w:val="none" w:sz="0" w:space="0" w:color="000000"/>
+                <w:left w:val="none" w:sz="0" w:space="0" w:color="000000"/>
+                <w:bottom w:val="none" w:sz="0" w:space="0" w:color="000000"/>
+                <w:right w:val="none" w:sz="0" w:space="0" w:color="000000"/>
+              </w:pBdr>
+              <w:spacing w:after="0" w:line="240" w:lineRule="auto"/>
+              <w:rPr>
+                <w:rFonts w:ascii="Arial" w:hAnsi="Arial" w:cs="Arial"/>
+                <w:b/>
+                <w:sz w:val="16"/>
+                <w:szCs w:val="16"/>
+                <w:lang w:val="ru-RU"/>
+              </w:rPr>
+            </w:pPr>
+            <w:r>
+              <w:rPr>
+                <w:rFonts w:ascii="Arial" w:hAnsi="Arial" w:cs="Arial"/>
+                <w:b/>
+                <w:bCs/>
+                <w:sz w:val="16"/>
+                <w:szCs w:val="16"/>
+                <w:lang w:val="ru-RU"/>
+              </w:rPr>
+              <w:t>Источник: База данных о жертвах репрессий Приморского края</w:t>
+            </w:r>
+            <w:r>
+              <w:rPr>
+                <w:rFonts w:ascii="Arial" w:hAnsi="Arial" w:cs="Arial"/>
+                <w:b/>
+                <w:bCs/>
+                <w:sz w:val="16"/>
+                <w:szCs w:val="16"/>
+                <w:lang w:val="ru-RU"/>
+              </w:rPr>
+              <w:t xml:space="preserve">;  </w:t>
             </w:r>
             <w:hyperlink r:id="rId7" w:history="1">
               <w:r>
@@ -1530,7 +1645,29 @@
                 <w:szCs w:val="16"/>
                 <w:lang w:val="ru-RU"/>
               </w:rPr>
-              <w:t xml:space="preserve">Баскакова Анастасия Ивановна  45 лет  </w:t>
+              <w:t xml:space="preserve">Баскакова Елена </w:t>
+            </w:r>
+            <w:proofErr w:type="gramStart"/>
+            <w:r>
+              <w:rPr>
+                <w:rFonts w:ascii="Arial" w:hAnsi="Arial" w:cs="Arial"/>
+                <w:b/>
+                <w:sz w:val="16"/>
+                <w:szCs w:val="16"/>
+                <w:lang w:val="ru-RU"/>
+              </w:rPr>
+              <w:t>Сергеевна  31</w:t>
+            </w:r>
+            <w:proofErr w:type="gramEnd"/>
+            <w:r>
+              <w:rPr>
+                <w:rFonts w:ascii="Arial" w:hAnsi="Arial" w:cs="Arial"/>
+                <w:b/>
+                <w:sz w:val="16"/>
+                <w:szCs w:val="16"/>
+                <w:lang w:val="ru-RU"/>
+              </w:rPr>
+              <w:t xml:space="preserve"> год  </w:t>
             </w:r>
             <w:r>
               <w:rPr>
@@ -1584,7 +1721,25 @@
                 <w:szCs w:val="16"/>
                 <w:lang w:val="ru-RU"/>
               </w:rPr>
-              <w:t xml:space="preserve">в 1887 г., Костромская губ.; русская; образование начальное; б/п; работница в кролиководческом хозяйстве </w:t>
+              <w:t>в 1901 г., г. Костром</w:t>
+            </w:r>
+            <w:r>
+              <w:rPr>
+                <w:rFonts w:ascii="Arial" w:hAnsi="Arial" w:cs="Arial"/>
+                <w:sz w:val="16"/>
+                <w:szCs w:val="16"/>
+                <w:lang w:val="ru-RU"/>
+              </w:rPr>
+              <w:t>а</w:t>
+            </w:r>
+            <w:r>
+              <w:rPr>
+                <w:rFonts w:ascii="Arial" w:hAnsi="Arial" w:cs="Arial"/>
+                <w:sz w:val="16"/>
+                <w:szCs w:val="16"/>
+                <w:lang w:val="ru-RU"/>
+              </w:rPr>
+              <w:t xml:space="preserve">; русская; образование среднее; б/п; работница в кролиководческом хозяйстве </w:t>
             </w:r>
             <w:proofErr w:type="spellStart"/>
             <w:r>
@@ -1687,72 +1842,37 @@
                 <w:szCs w:val="16"/>
                 <w:lang w:val="ru-RU"/>
               </w:rPr>
-              <w:t xml:space="preserve"> (</w:t>
-            </w:r>
-            <w:r>
-              <w:rPr>
-                <w:rFonts w:ascii="Arial" w:hAnsi="Arial" w:cs="Arial"/>
-                <w:sz w:val="16"/>
-                <w:szCs w:val="16"/>
-                <w:lang w:val="ru-RU"/>
-              </w:rPr>
-              <w:t>Одновременно расстре</w:t>
-            </w:r>
-            <w:r>
-              <w:rPr>
-                <w:rFonts w:ascii="Arial" w:hAnsi="Arial" w:cs="Arial"/>
-                <w:sz w:val="16"/>
-                <w:szCs w:val="16"/>
-                <w:lang w:val="ru-RU"/>
-              </w:rPr>
-              <w:t>л</w:t>
-            </w:r>
-            <w:r>
-              <w:rPr>
-                <w:rFonts w:ascii="Arial" w:hAnsi="Arial" w:cs="Arial"/>
-                <w:sz w:val="16"/>
-                <w:szCs w:val="16"/>
-                <w:lang w:val="ru-RU"/>
-              </w:rPr>
-              <w:t xml:space="preserve">яна </w:t>
-            </w:r>
-            <w:r>
-              <w:rPr>
-                <w:rFonts w:ascii="Arial" w:hAnsi="Arial" w:cs="Arial"/>
-                <w:sz w:val="16"/>
-                <w:szCs w:val="16"/>
-                <w:lang w:val="ru-RU"/>
-              </w:rPr>
-              <w:t>п</w:t>
-            </w:r>
-            <w:r>
-              <w:rPr>
-                <w:rFonts w:ascii="Arial" w:hAnsi="Arial" w:cs="Arial"/>
-                <w:sz w:val="16"/>
-                <w:szCs w:val="16"/>
-                <w:lang w:val="ru-RU"/>
-              </w:rPr>
-              <w:t xml:space="preserve">редположительно ее сестра </w:t>
-            </w:r>
-            <w:r>
-              <w:rPr>
-                <w:rFonts w:ascii="Arial" w:hAnsi="Arial" w:cs="Arial"/>
-                <w:bCs/>
-                <w:sz w:val="16"/>
-                <w:szCs w:val="16"/>
-                <w:lang w:val="ru-RU"/>
-              </w:rPr>
-              <w:t>Баскакова Елена Сергеевна</w:t>
-            </w:r>
-            <w:r>
-              <w:rPr>
-                <w:rFonts w:ascii="Arial" w:hAnsi="Arial" w:cs="Arial"/>
-                <w:bCs/>
-                <w:sz w:val="16"/>
-                <w:szCs w:val="16"/>
-                <w:lang w:val="ru-RU"/>
-              </w:rPr>
-              <w:t>)</w:t>
+              <w:t xml:space="preserve"> (Одновременно расстреляна предположительно ее сестра </w:t>
+            </w:r>
+            <w:r>
+              <w:rPr>
+                <w:rFonts w:ascii="Arial" w:hAnsi="Arial" w:cs="Arial"/>
+                <w:bCs/>
+                <w:sz w:val="16"/>
+                <w:szCs w:val="16"/>
+                <w:lang w:val="ru-RU"/>
+              </w:rPr>
+              <w:t xml:space="preserve">Баскакова Анастасия </w:t>
+            </w:r>
+            <w:r>
+              <w:rPr>
+                <w:rFonts w:ascii="Arial" w:hAnsi="Arial" w:cs="Arial"/>
+                <w:bCs/>
+                <w:sz w:val="16"/>
+                <w:szCs w:val="16"/>
+                <w:lang w:val="ru-RU"/>
+              </w:rPr>
+              <w:t>Ивано</w:t>
+            </w:r>
+            <w:r>
+              <w:rPr>
+                <w:rFonts w:ascii="Arial" w:hAnsi="Arial" w:cs="Arial"/>
+                <w:bCs/>
+                <w:sz w:val="16"/>
+                <w:szCs w:val="16"/>
+                <w:lang w:val="ru-RU"/>
+              </w:rPr>
+              <w:t>вна)</w:t>
             </w:r>
             <w:r>
               <w:rPr>
@@ -1814,448 +1934,21 @@
               </w:rPr>
               <w:t xml:space="preserve">;  </w:t>
             </w:r>
-            <w:r>
-              <w:fldChar w:fldCharType="begin"/>
-            </w:r>
-            <w:r>
-              <w:instrText>HYPERLINK</w:instrText>
-            </w:r>
-            <w:r>
-              <w:rPr>
-                <w:lang w:val="ru-RU"/>
-              </w:rPr>
-              <w:instrText xml:space="preserve"> "</w:instrText>
-            </w:r>
-            <w:r>
-              <w:instrText>https</w:instrText>
-            </w:r>
-            <w:r>
-              <w:rPr>
-                <w:lang w:val="ru-RU"/>
-              </w:rPr>
-              <w:instrText>://</w:instrText>
-            </w:r>
-            <w:r>
-              <w:instrText>ru</w:instrText>
-            </w:r>
-            <w:r>
-              <w:rPr>
-                <w:lang w:val="ru-RU"/>
-              </w:rPr>
-              <w:instrText>.</w:instrText>
-            </w:r>
-            <w:r>
-              <w:instrText>openlist</w:instrText>
-            </w:r>
-            <w:r>
-              <w:rPr>
-                <w:lang w:val="ru-RU"/>
-              </w:rPr>
-              <w:instrText>.</w:instrText>
-            </w:r>
-            <w:r>
-              <w:instrText>wiki</w:instrText>
-            </w:r>
-            <w:r>
-              <w:rPr>
-                <w:lang w:val="ru-RU"/>
-              </w:rPr>
-              <w:instrText>/Баскакова_Анастасия_Ивановна_(1887)"</w:instrText>
-            </w:r>
-            <w:r>
-              <w:rPr>
-                <w:rFonts w:hint="eastAsia"/>
-              </w:rPr>
-              <w:fldChar w:fldCharType="separate"/>
-            </w:r>
-            <w:r>
-              <w:rPr>
-                <w:rStyle w:val="Hyperlink"/>
-                <w:rFonts w:ascii="Arial" w:eastAsia="OpenSymbol" w:hAnsi="Arial" w:cs="Arial"/>
-                <w:b/>
-                <w:bCs/>
-                <w:color w:val="auto"/>
-                <w:sz w:val="16"/>
-                <w:szCs w:val="16"/>
-                <w:lang w:val="ru-RU"/>
-              </w:rPr>
-              <w:t>Архивная ссылка</w:t>
-            </w:r>
-            <w:r>
-              <w:fldChar w:fldCharType="end"/>
-            </w:r>
-          </w:p>
-        </w:tc>
-      </w:tr>
-      <w:tr>
-        <w:tc>
-          <w:tcPr>
-            <w:tcW w:w="10980" w:type="dxa"/>
-            <w:shd w:val="clear" w:color="auto" w:fill="auto"/>
-            <w:vAlign w:val="center"/>
-          </w:tcPr>
-          <w:p>
-            <w:pPr>
-              <w:pStyle w:val="BodyText"/>
-              <w:pBdr>
-                <w:top w:val="none" w:sz="0" w:space="0" w:color="000000"/>
-                <w:left w:val="none" w:sz="0" w:space="0" w:color="000000"/>
-                <w:bottom w:val="none" w:sz="0" w:space="0" w:color="000000"/>
-                <w:right w:val="none" w:sz="0" w:space="0" w:color="000000"/>
-              </w:pBdr>
-              <w:spacing w:after="0" w:line="240" w:lineRule="auto"/>
-              <w:rPr>
-                <w:rFonts w:ascii="Arial" w:hAnsi="Arial" w:cs="Arial"/>
-                <w:sz w:val="16"/>
-                <w:szCs w:val="16"/>
-                <w:lang w:val="ru-RU"/>
-              </w:rPr>
-            </w:pPr>
-            <w:r>
-              <w:rPr>
-                <w:rFonts w:ascii="Arial" w:hAnsi="Arial" w:cs="Arial"/>
-                <w:b/>
-                <w:sz w:val="16"/>
-                <w:szCs w:val="16"/>
-                <w:lang w:val="ru-RU"/>
-              </w:rPr>
-              <w:t xml:space="preserve">Баскакова Елена Сергеевна  31 год  </w:t>
-            </w:r>
-            <w:r>
-              <w:rPr>
-                <w:rFonts w:ascii="Arial" w:hAnsi="Arial" w:cs="Arial"/>
-                <w:b/>
-                <w:sz w:val="16"/>
-                <w:szCs w:val="16"/>
-                <w:lang w:val="ru-RU"/>
-              </w:rPr>
-              <w:t xml:space="preserve">  </w:t>
-            </w:r>
-          </w:p>
-          <w:p>
-            <w:pPr>
-              <w:pStyle w:val="BodyText"/>
-              <w:pBdr>
-                <w:top w:val="none" w:sz="0" w:space="0" w:color="000000"/>
-                <w:left w:val="none" w:sz="0" w:space="0" w:color="000000"/>
-                <w:bottom w:val="none" w:sz="0" w:space="0" w:color="000000"/>
-                <w:right w:val="none" w:sz="0" w:space="0" w:color="000000"/>
-              </w:pBdr>
-              <w:spacing w:after="0" w:line="240" w:lineRule="auto"/>
-              <w:rPr>
-                <w:rFonts w:ascii="Arial" w:hAnsi="Arial" w:cs="Arial"/>
-                <w:sz w:val="16"/>
-                <w:szCs w:val="16"/>
-                <w:lang w:val="ru-RU"/>
-              </w:rPr>
-            </w:pPr>
-            <w:r>
-              <w:rPr>
-                <w:rFonts w:ascii="Arial" w:hAnsi="Arial" w:cs="Arial"/>
-                <w:sz w:val="16"/>
-                <w:szCs w:val="16"/>
-                <w:lang w:val="ru-RU"/>
-              </w:rPr>
-              <w:t>Родилась</w:t>
-            </w:r>
-            <w:r>
-              <w:rPr>
-                <w:rFonts w:ascii="Arial" w:hAnsi="Arial" w:cs="Arial"/>
-                <w:sz w:val="16"/>
-                <w:szCs w:val="16"/>
-              </w:rPr>
-              <w:t> </w:t>
-            </w:r>
-            <w:r>
-              <w:rPr>
-                <w:rFonts w:ascii="Arial" w:hAnsi="Arial" w:cs="Arial"/>
-                <w:sz w:val="16"/>
-                <w:szCs w:val="16"/>
-                <w:lang w:val="ru-RU"/>
-              </w:rPr>
-              <w:t>в 1901 г., г. Костром</w:t>
-            </w:r>
-            <w:r>
-              <w:rPr>
-                <w:rFonts w:ascii="Arial" w:hAnsi="Arial" w:cs="Arial"/>
-                <w:sz w:val="16"/>
-                <w:szCs w:val="16"/>
-                <w:lang w:val="ru-RU"/>
-              </w:rPr>
-              <w:t>а</w:t>
-            </w:r>
-            <w:r>
-              <w:rPr>
-                <w:rFonts w:ascii="Arial" w:hAnsi="Arial" w:cs="Arial"/>
-                <w:sz w:val="16"/>
-                <w:szCs w:val="16"/>
-                <w:lang w:val="ru-RU"/>
-              </w:rPr>
-              <w:t xml:space="preserve">; русская; образование среднее; б/п; работница в кролиководческом хозяйстве </w:t>
-            </w:r>
-            <w:proofErr w:type="spellStart"/>
-            <w:r>
-              <w:rPr>
-                <w:rFonts w:ascii="Arial" w:hAnsi="Arial" w:cs="Arial"/>
-                <w:sz w:val="16"/>
-                <w:szCs w:val="16"/>
-                <w:lang w:val="ru-RU"/>
-              </w:rPr>
-              <w:t>коопхоза</w:t>
-            </w:r>
-            <w:proofErr w:type="spellEnd"/>
-            <w:r>
-              <w:rPr>
-                <w:rFonts w:ascii="Arial" w:hAnsi="Arial" w:cs="Arial"/>
-                <w:sz w:val="16"/>
-                <w:szCs w:val="16"/>
-                <w:lang w:val="ru-RU"/>
-              </w:rPr>
-              <w:t xml:space="preserve">. </w:t>
-            </w:r>
-            <w:proofErr w:type="spellStart"/>
-            <w:r>
-              <w:rPr>
-                <w:rFonts w:ascii="Arial" w:hAnsi="Arial" w:cs="Arial"/>
-                <w:sz w:val="16"/>
-                <w:szCs w:val="16"/>
-                <w:lang w:val="ru-RU"/>
-              </w:rPr>
-              <w:t>Прож</w:t>
-            </w:r>
-            <w:proofErr w:type="spellEnd"/>
-            <w:r>
-              <w:rPr>
-                <w:rFonts w:ascii="Arial" w:hAnsi="Arial" w:cs="Arial"/>
-                <w:sz w:val="16"/>
-                <w:szCs w:val="16"/>
-                <w:lang w:val="ru-RU"/>
-              </w:rPr>
-              <w:t>.:</w:t>
-            </w:r>
-            <w:r>
-              <w:rPr>
-                <w:rFonts w:ascii="Arial" w:hAnsi="Arial" w:cs="Arial"/>
-                <w:sz w:val="16"/>
-                <w:szCs w:val="16"/>
-              </w:rPr>
-              <w:t> </w:t>
-            </w:r>
-            <w:r>
-              <w:rPr>
-                <w:rFonts w:ascii="Arial" w:hAnsi="Arial" w:cs="Arial"/>
-                <w:sz w:val="16"/>
-                <w:szCs w:val="16"/>
-                <w:lang w:val="ru-RU"/>
-              </w:rPr>
-              <w:t xml:space="preserve">г. Владивосток.  Арестована 15 августа 1932 г.  Приговорена: Тройка при ОГПУ 4 ноября 1932 г., </w:t>
-            </w:r>
-            <w:proofErr w:type="spellStart"/>
-            <w:r>
-              <w:rPr>
-                <w:rFonts w:ascii="Arial" w:hAnsi="Arial" w:cs="Arial"/>
-                <w:sz w:val="16"/>
-                <w:szCs w:val="16"/>
-                <w:lang w:val="ru-RU"/>
-              </w:rPr>
-              <w:t>обв</w:t>
-            </w:r>
-            <w:proofErr w:type="spellEnd"/>
-            <w:r>
-              <w:rPr>
-                <w:rFonts w:ascii="Arial" w:hAnsi="Arial" w:cs="Arial"/>
-                <w:sz w:val="16"/>
-                <w:szCs w:val="16"/>
-                <w:lang w:val="ru-RU"/>
-              </w:rPr>
-              <w:t>.:</w:t>
-            </w:r>
-            <w:r>
-              <w:rPr>
-                <w:rFonts w:ascii="Arial" w:hAnsi="Arial" w:cs="Arial"/>
-                <w:sz w:val="16"/>
-                <w:szCs w:val="16"/>
-              </w:rPr>
-              <w:t> </w:t>
-            </w:r>
-            <w:r>
-              <w:rPr>
-                <w:rFonts w:ascii="Arial" w:hAnsi="Arial" w:cs="Arial"/>
-                <w:sz w:val="16"/>
-                <w:szCs w:val="16"/>
-                <w:lang w:val="ru-RU"/>
-              </w:rPr>
-              <w:t>в а/с деятельности.</w:t>
-            </w:r>
-            <w:r>
-              <w:rPr>
-                <w:rFonts w:ascii="Arial" w:hAnsi="Arial" w:cs="Arial"/>
-                <w:sz w:val="16"/>
-                <w:szCs w:val="16"/>
-                <w:lang w:val="ru-RU"/>
-              </w:rPr>
-              <w:t xml:space="preserve"> (Одновременно расстреляна предположительно ее сестра </w:t>
-            </w:r>
-            <w:r>
-              <w:rPr>
-                <w:rFonts w:ascii="Arial" w:hAnsi="Arial" w:cs="Arial"/>
-                <w:bCs/>
-                <w:sz w:val="16"/>
-                <w:szCs w:val="16"/>
-                <w:lang w:val="ru-RU"/>
-              </w:rPr>
-              <w:t xml:space="preserve">Баскакова Анастасия </w:t>
-            </w:r>
-            <w:r>
-              <w:rPr>
-                <w:rFonts w:ascii="Arial" w:hAnsi="Arial" w:cs="Arial"/>
-                <w:bCs/>
-                <w:sz w:val="16"/>
-                <w:szCs w:val="16"/>
-                <w:lang w:val="ru-RU"/>
-              </w:rPr>
-              <w:t>Ивано</w:t>
-            </w:r>
-            <w:r>
-              <w:rPr>
-                <w:rFonts w:ascii="Arial" w:hAnsi="Arial" w:cs="Arial"/>
-                <w:bCs/>
-                <w:sz w:val="16"/>
-                <w:szCs w:val="16"/>
-                <w:lang w:val="ru-RU"/>
-              </w:rPr>
-              <w:t>вна)</w:t>
-            </w:r>
-            <w:r>
-              <w:rPr>
-                <w:rFonts w:ascii="Arial" w:hAnsi="Arial" w:cs="Arial"/>
-                <w:bCs/>
-                <w:sz w:val="16"/>
-                <w:szCs w:val="16"/>
-                <w:lang w:val="ru-RU"/>
-              </w:rPr>
-              <w:t xml:space="preserve"> </w:t>
-            </w:r>
-            <w:r>
-              <w:rPr>
-                <w:rFonts w:ascii="Arial" w:hAnsi="Arial" w:cs="Arial"/>
-                <w:sz w:val="16"/>
-                <w:szCs w:val="16"/>
-                <w:lang w:val="ru-RU"/>
-              </w:rPr>
-              <w:t>Приговор: ВМН. Реабилитирована 24 февраля 1961 г. постановлением Президиума Приморского краевого суда</w:t>
-            </w:r>
-          </w:p>
-          <w:p>
-            <w:pPr>
-              <w:pStyle w:val="BodyText"/>
-              <w:pBdr>
-                <w:top w:val="none" w:sz="0" w:space="0" w:color="000000"/>
-                <w:left w:val="none" w:sz="0" w:space="0" w:color="000000"/>
-                <w:bottom w:val="none" w:sz="0" w:space="0" w:color="000000"/>
-                <w:right w:val="none" w:sz="0" w:space="0" w:color="000000"/>
-              </w:pBdr>
-              <w:spacing w:after="0" w:line="240" w:lineRule="auto"/>
-              <w:rPr>
-                <w:rFonts w:ascii="Arial" w:hAnsi="Arial" w:cs="Arial"/>
-                <w:b/>
-                <w:sz w:val="16"/>
-                <w:szCs w:val="16"/>
-                <w:lang w:val="ru-RU"/>
-              </w:rPr>
-            </w:pPr>
-            <w:r>
-              <w:rPr>
-                <w:rFonts w:ascii="Arial" w:hAnsi="Arial" w:cs="Arial"/>
-                <w:b/>
-                <w:bCs/>
-                <w:sz w:val="16"/>
-                <w:szCs w:val="16"/>
-                <w:lang w:val="ru-RU"/>
-              </w:rPr>
-              <w:t>Источник: База данных о жертвах репрессий Приморского края</w:t>
-            </w:r>
-            <w:r>
-              <w:rPr>
-                <w:rFonts w:ascii="Arial" w:hAnsi="Arial" w:cs="Arial"/>
-                <w:b/>
-                <w:bCs/>
-                <w:sz w:val="16"/>
-                <w:szCs w:val="16"/>
-                <w:lang w:val="ru-RU"/>
-              </w:rPr>
-              <w:t xml:space="preserve">;  </w:t>
-            </w:r>
-            <w:r>
-              <w:fldChar w:fldCharType="begin"/>
-            </w:r>
-            <w:r>
-              <w:instrText>HYPERLINK</w:instrText>
-            </w:r>
-            <w:r>
-              <w:rPr>
-                <w:lang w:val="ru-RU"/>
-              </w:rPr>
-              <w:instrText xml:space="preserve"> "</w:instrText>
-            </w:r>
-            <w:r>
-              <w:instrText>https</w:instrText>
-            </w:r>
-            <w:r>
-              <w:rPr>
-                <w:lang w:val="ru-RU"/>
-              </w:rPr>
-              <w:instrText>://</w:instrText>
-            </w:r>
-            <w:r>
-              <w:instrText>ru</w:instrText>
-            </w:r>
-            <w:r>
-              <w:rPr>
-                <w:lang w:val="ru-RU"/>
-              </w:rPr>
-              <w:instrText>.</w:instrText>
-            </w:r>
-            <w:r>
-              <w:instrText>openlist</w:instrText>
-            </w:r>
-            <w:r>
-              <w:rPr>
-                <w:lang w:val="ru-RU"/>
-              </w:rPr>
-              <w:instrText>.</w:instrText>
-            </w:r>
-            <w:r>
-              <w:instrText>wiki</w:instrText>
-            </w:r>
-            <w:r>
-              <w:rPr>
-                <w:lang w:val="ru-RU"/>
-              </w:rPr>
-              <w:instrText>/Баскакова_Елена_Сергеевна_(1901)"</w:instrText>
-            </w:r>
-            <w:r>
-              <w:rPr>
-                <w:rFonts w:hint="eastAsia"/>
-              </w:rPr>
-              <w:fldChar w:fldCharType="separate"/>
-            </w:r>
-            <w:r>
-              <w:rPr>
-                <w:rStyle w:val="Hyperlink"/>
-                <w:rFonts w:ascii="Arial" w:eastAsia="OpenSymbol" w:hAnsi="Arial" w:cs="Arial"/>
-                <w:b/>
-                <w:bCs/>
-                <w:color w:val="auto"/>
-                <w:sz w:val="16"/>
-                <w:szCs w:val="16"/>
-                <w:lang w:val="ru-RU"/>
-              </w:rPr>
-              <w:t>Архивная ссылка</w:t>
-            </w:r>
-            <w:r>
-              <w:fldChar w:fldCharType="end"/>
-            </w:r>
+            <w:hyperlink r:id="rId8" w:history="1">
+              <w:r>
+                <w:rPr>
+                  <w:rStyle w:val="Hyperlink"/>
+                  <w:rFonts w:ascii="Arial" w:eastAsia="OpenSymbol" w:hAnsi="Arial" w:cs="Arial"/>
+                  <w:b/>
+                  <w:bCs/>
+                  <w:color w:val="auto"/>
+                  <w:sz w:val="16"/>
+                  <w:szCs w:val="16"/>
+                  <w:lang w:val="ru-RU"/>
+                </w:rPr>
+                <w:t>Архивная ссылка</w:t>
+              </w:r>
+            </w:hyperlink>
           </w:p>
         </w:tc>
       </w:tr>
@@ -2306,7 +1999,31 @@
                 <w:szCs w:val="16"/>
                 <w:lang w:val="ru-RU"/>
               </w:rPr>
-              <w:t xml:space="preserve"> Нина Николаевна  30 лет  </w:t>
+              <w:t xml:space="preserve"> Нина </w:t>
+            </w:r>
+            <w:proofErr w:type="gramStart"/>
+            <w:r>
+              <w:rPr>
+                <w:rFonts w:ascii="Arial" w:hAnsi="Arial" w:cs="Arial"/>
+                <w:b/>
+                <w:bCs/>
+                <w:sz w:val="16"/>
+                <w:szCs w:val="16"/>
+                <w:lang w:val="ru-RU"/>
+              </w:rPr>
+              <w:t>Николаевна  30</w:t>
+            </w:r>
+            <w:proofErr w:type="gramEnd"/>
+            <w:r>
+              <w:rPr>
+                <w:rFonts w:ascii="Arial" w:hAnsi="Arial" w:cs="Arial"/>
+                <w:b/>
+                <w:bCs/>
+                <w:sz w:val="16"/>
+                <w:szCs w:val="16"/>
+                <w:lang w:val="ru-RU"/>
+              </w:rPr>
+              <w:t xml:space="preserve"> лет  </w:t>
             </w:r>
           </w:p>
           <w:p>
@@ -2512,76 +2229,21 @@
               </w:rPr>
               <w:t xml:space="preserve">;  </w:t>
             </w:r>
-            <w:r>
-              <w:fldChar w:fldCharType="begin"/>
-            </w:r>
-            <w:r>
-              <w:instrText>HYPERLINK</w:instrText>
-            </w:r>
-            <w:r>
-              <w:rPr>
-                <w:lang w:val="ru-RU"/>
-              </w:rPr>
-              <w:instrText xml:space="preserve"> "</w:instrText>
-            </w:r>
-            <w:r>
-              <w:instrText>https</w:instrText>
-            </w:r>
-            <w:r>
-              <w:rPr>
-                <w:lang w:val="ru-RU"/>
-              </w:rPr>
-              <w:instrText>://</w:instrText>
-            </w:r>
-            <w:r>
-              <w:instrText>ru</w:instrText>
-            </w:r>
-            <w:r>
-              <w:rPr>
-                <w:lang w:val="ru-RU"/>
-              </w:rPr>
-              <w:instrText>.</w:instrText>
-            </w:r>
-            <w:r>
-              <w:instrText>openlist</w:instrText>
-            </w:r>
-            <w:r>
-              <w:rPr>
-                <w:lang w:val="ru-RU"/>
-              </w:rPr>
-              <w:instrText>.</w:instrText>
-            </w:r>
-            <w:r>
-              <w:instrText>wiki</w:instrText>
-            </w:r>
-            <w:r>
-              <w:rPr>
-                <w:lang w:val="ru-RU"/>
-              </w:rPr>
-              <w:instrText>/Гринфельдт_Нина_Николаевна_(1902)"</w:instrText>
-            </w:r>
-            <w:r>
-              <w:rPr>
-                <w:rFonts w:hint="eastAsia"/>
-              </w:rPr>
-              <w:fldChar w:fldCharType="separate"/>
-            </w:r>
-            <w:r>
-              <w:rPr>
-                <w:rStyle w:val="Hyperlink"/>
-                <w:rFonts w:ascii="Arial" w:eastAsia="OpenSymbol" w:hAnsi="Arial" w:cs="Arial"/>
-                <w:b/>
-                <w:bCs/>
-                <w:color w:val="auto"/>
-                <w:sz w:val="16"/>
-                <w:szCs w:val="16"/>
-                <w:lang w:val="ru-RU"/>
-              </w:rPr>
-              <w:t>Архивная ссылка</w:t>
-            </w:r>
-            <w:r>
-              <w:fldChar w:fldCharType="end"/>
-            </w:r>
+            <w:hyperlink r:id="rId9" w:history="1">
+              <w:r>
+                <w:rPr>
+                  <w:rStyle w:val="Hyperlink"/>
+                  <w:rFonts w:ascii="Arial" w:eastAsia="OpenSymbol" w:hAnsi="Arial" w:cs="Arial"/>
+                  <w:b/>
+                  <w:bCs/>
+                  <w:color w:val="auto"/>
+                  <w:sz w:val="16"/>
+                  <w:szCs w:val="16"/>
+                  <w:lang w:val="ru-RU"/>
+                </w:rPr>
+                <w:t>Архивная ссылка</w:t>
+              </w:r>
+            </w:hyperlink>
           </w:p>
         </w:tc>
       </w:tr>
@@ -2652,7 +2314,29 @@
                 <w:szCs w:val="16"/>
                 <w:lang w:val="ru-RU"/>
               </w:rPr>
-              <w:t xml:space="preserve">-Сан  37 лет  </w:t>
+              <w:t>-</w:t>
+            </w:r>
+            <w:proofErr w:type="gramStart"/>
+            <w:r>
+              <w:rPr>
+                <w:rFonts w:ascii="Arial" w:hAnsi="Arial" w:cs="Arial"/>
+                <w:b/>
+                <w:sz w:val="16"/>
+                <w:szCs w:val="16"/>
+                <w:lang w:val="ru-RU"/>
+              </w:rPr>
+              <w:t>Сан  37</w:t>
+            </w:r>
+            <w:proofErr w:type="gramEnd"/>
+            <w:r>
+              <w:rPr>
+                <w:rFonts w:ascii="Arial" w:hAnsi="Arial" w:cs="Arial"/>
+                <w:b/>
+                <w:sz w:val="16"/>
+                <w:szCs w:val="16"/>
+                <w:lang w:val="ru-RU"/>
+              </w:rPr>
+              <w:t xml:space="preserve"> лет  </w:t>
             </w:r>
           </w:p>
           <w:p>
@@ -2810,7 +2494,27 @@
                 <w:szCs w:val="16"/>
                 <w:lang w:val="ru-RU"/>
               </w:rPr>
-              <w:t>по ст. 58-6 УК РСФСР.  Приговор: ВМН Расстрел. 23 января 1932 г. Место захоронения</w:t>
+              <w:t xml:space="preserve">по ст. </w:t>
+            </w:r>
+            <w:proofErr w:type="gramStart"/>
+            <w:r>
+              <w:rPr>
+                <w:rFonts w:ascii="Arial" w:hAnsi="Arial" w:cs="Arial"/>
+                <w:sz w:val="16"/>
+                <w:szCs w:val="16"/>
+                <w:lang w:val="ru-RU"/>
+              </w:rPr>
+              <w:t>58-6</w:t>
+            </w:r>
+            <w:proofErr w:type="gramEnd"/>
+            <w:r>
+              <w:rPr>
+                <w:rFonts w:ascii="Arial" w:hAnsi="Arial" w:cs="Arial"/>
+                <w:sz w:val="16"/>
+                <w:szCs w:val="16"/>
+                <w:lang w:val="ru-RU"/>
+              </w:rPr>
+              <w:t xml:space="preserve"> УК РСФСР.  Приговор: ВМН Расстрел. 23 января 1932 г. Место захоронения</w:t>
             </w:r>
             <w:r>
               <w:rPr>
@@ -2888,76 +2592,21 @@
               </w:rPr>
               <w:t xml:space="preserve">;  </w:t>
             </w:r>
-            <w:r>
-              <w:fldChar w:fldCharType="begin"/>
-            </w:r>
-            <w:r>
-              <w:instrText>HYPERLINK</w:instrText>
-            </w:r>
-            <w:r>
-              <w:rPr>
-                <w:lang w:val="ru-RU"/>
-              </w:rPr>
-              <w:instrText xml:space="preserve"> "</w:instrText>
-            </w:r>
-            <w:r>
-              <w:instrText>https</w:instrText>
-            </w:r>
-            <w:r>
-              <w:rPr>
-                <w:lang w:val="ru-RU"/>
-              </w:rPr>
-              <w:instrText>://</w:instrText>
-            </w:r>
-            <w:r>
-              <w:instrText>ru</w:instrText>
-            </w:r>
-            <w:r>
-              <w:rPr>
-                <w:lang w:val="ru-RU"/>
-              </w:rPr>
-              <w:instrText>.</w:instrText>
-            </w:r>
-            <w:r>
-              <w:instrText>openlist</w:instrText>
-            </w:r>
-            <w:r>
-              <w:rPr>
-                <w:lang w:val="ru-RU"/>
-              </w:rPr>
-              <w:instrText>.</w:instrText>
-            </w:r>
-            <w:r>
-              <w:instrText>wiki</w:instrText>
-            </w:r>
-            <w:r>
-              <w:rPr>
-                <w:lang w:val="ru-RU"/>
-              </w:rPr>
-              <w:instrText>/Дын-Цзи-Сан_(1895)"</w:instrText>
-            </w:r>
-            <w:r>
-              <w:rPr>
-                <w:rFonts w:hint="eastAsia"/>
-              </w:rPr>
-              <w:fldChar w:fldCharType="separate"/>
-            </w:r>
-            <w:r>
-              <w:rPr>
-                <w:rStyle w:val="Hyperlink"/>
-                <w:rFonts w:ascii="Arial" w:eastAsia="OpenSymbol" w:hAnsi="Arial" w:cs="Arial"/>
-                <w:b/>
-                <w:bCs/>
-                <w:color w:val="auto"/>
-                <w:sz w:val="16"/>
-                <w:szCs w:val="16"/>
-                <w:lang w:val="ru-RU"/>
-              </w:rPr>
-              <w:t>Архивная ссылка</w:t>
-            </w:r>
-            <w:r>
-              <w:fldChar w:fldCharType="end"/>
-            </w:r>
+            <w:hyperlink r:id="rId10" w:history="1">
+              <w:r>
+                <w:rPr>
+                  <w:rStyle w:val="Hyperlink"/>
+                  <w:rFonts w:ascii="Arial" w:eastAsia="OpenSymbol" w:hAnsi="Arial" w:cs="Arial"/>
+                  <w:b/>
+                  <w:bCs/>
+                  <w:color w:val="auto"/>
+                  <w:sz w:val="16"/>
+                  <w:szCs w:val="16"/>
+                  <w:lang w:val="ru-RU"/>
+                </w:rPr>
+                <w:t>Архивная ссылка</w:t>
+              </w:r>
+            </w:hyperlink>
           </w:p>
         </w:tc>
       </w:tr>
@@ -2986,16 +2635,53 @@
                 <w:lang w:val="ru-RU"/>
               </w:rPr>
             </w:pPr>
-            <w:r>
-              <w:rPr>
-                <w:rFonts w:ascii="Arial" w:hAnsi="Arial" w:cs="Arial"/>
-                <w:b/>
-                <w:bCs/>
-                <w:sz w:val="16"/>
-                <w:szCs w:val="16"/>
-                <w:lang w:val="ru-RU"/>
-              </w:rPr>
-              <w:t xml:space="preserve">Иванченко  Александра Ивановна  48 лет  </w:t>
+            <w:proofErr w:type="gramStart"/>
+            <w:r>
+              <w:rPr>
+                <w:rFonts w:ascii="Arial" w:hAnsi="Arial" w:cs="Arial"/>
+                <w:b/>
+                <w:bCs/>
+                <w:sz w:val="16"/>
+                <w:szCs w:val="16"/>
+                <w:lang w:val="ru-RU"/>
+              </w:rPr>
+              <w:t>Иванченко  Александра</w:t>
+            </w:r>
+            <w:proofErr w:type="gramEnd"/>
+            <w:r>
+              <w:rPr>
+                <w:rFonts w:ascii="Arial" w:hAnsi="Arial" w:cs="Arial"/>
+                <w:b/>
+                <w:bCs/>
+                <w:sz w:val="16"/>
+                <w:szCs w:val="16"/>
+                <w:lang w:val="ru-RU"/>
+              </w:rPr>
+              <w:t xml:space="preserve"> </w:t>
+            </w:r>
+            <w:proofErr w:type="gramStart"/>
+            <w:r>
+              <w:rPr>
+                <w:rFonts w:ascii="Arial" w:hAnsi="Arial" w:cs="Arial"/>
+                <w:b/>
+                <w:bCs/>
+                <w:sz w:val="16"/>
+                <w:szCs w:val="16"/>
+                <w:lang w:val="ru-RU"/>
+              </w:rPr>
+              <w:t>Ивановна  48</w:t>
+            </w:r>
+            <w:proofErr w:type="gramEnd"/>
+            <w:r>
+              <w:rPr>
+                <w:rFonts w:ascii="Arial" w:hAnsi="Arial" w:cs="Arial"/>
+                <w:b/>
+                <w:bCs/>
+                <w:sz w:val="16"/>
+                <w:szCs w:val="16"/>
+                <w:lang w:val="ru-RU"/>
+              </w:rPr>
+              <w:t xml:space="preserve"> лет  </w:t>
             </w:r>
           </w:p>
           <w:p>
@@ -3022,6 +2708,7 @@
                 <w:szCs w:val="16"/>
                 <w:lang w:val="ru-RU"/>
               </w:rPr>
+              <w:lastRenderedPageBreak/>
               <w:t xml:space="preserve">Родилась в 1884 г., Черниговская губ.; украинка; малограмотная; б/п; Домохозяйка. </w:t>
             </w:r>
             <w:proofErr w:type="spellStart"/>
@@ -3114,7 +2801,27 @@
                 <w:szCs w:val="16"/>
                 <w:lang w:val="ru-RU"/>
               </w:rPr>
-              <w:t>по ст. ст. 17, 58-4.</w:t>
+              <w:t xml:space="preserve">по ст. ст. 17, </w:t>
+            </w:r>
+            <w:proofErr w:type="gramStart"/>
+            <w:r>
+              <w:rPr>
+                <w:rFonts w:ascii="Arial" w:hAnsi="Arial" w:cs="Arial"/>
+                <w:sz w:val="16"/>
+                <w:szCs w:val="16"/>
+                <w:lang w:val="ru-RU"/>
+              </w:rPr>
+              <w:t>58-4</w:t>
+            </w:r>
+            <w:proofErr w:type="gramEnd"/>
+            <w:r>
+              <w:rPr>
+                <w:rFonts w:ascii="Arial" w:hAnsi="Arial" w:cs="Arial"/>
+                <w:sz w:val="16"/>
+                <w:szCs w:val="16"/>
+                <w:lang w:val="ru-RU"/>
+              </w:rPr>
+              <w:t>.</w:t>
             </w:r>
             <w:r>
               <w:rPr>
@@ -3163,7 +2870,7 @@
               </w:rPr>
               <w:t xml:space="preserve">Источник: База данных о жертвах репрессий Приморского края;  </w:t>
             </w:r>
-            <w:hyperlink r:id="rId8" w:history="1">
+            <w:hyperlink r:id="rId11" w:history="1">
               <w:r>
                 <w:rPr>
                   <w:rStyle w:val="Hyperlink"/>
@@ -3218,7 +2925,19 @@
                 <w:lang w:val="ru-RU"/>
               </w:rPr>
               <w:lastRenderedPageBreak/>
-              <w:t xml:space="preserve">Ким Анна Тимофеевна </w:t>
+              <w:t xml:space="preserve">Ким Анна </w:t>
+            </w:r>
+            <w:proofErr w:type="gramStart"/>
+            <w:r>
+              <w:rPr>
+                <w:rFonts w:ascii="Arial" w:hAnsi="Arial" w:cs="Arial"/>
+                <w:b/>
+                <w:bCs/>
+                <w:sz w:val="16"/>
+                <w:szCs w:val="16"/>
+                <w:lang w:val="ru-RU"/>
+              </w:rPr>
+              <w:t xml:space="preserve">Тимофеевна </w:t>
             </w:r>
             <w:r>
               <w:rPr>
@@ -3240,7 +2959,19 @@
                 <w:szCs w:val="16"/>
                 <w:lang w:val="ru-RU"/>
               </w:rPr>
-              <w:t xml:space="preserve">28 лет  </w:t>
+              <w:t>28</w:t>
+            </w:r>
+            <w:proofErr w:type="gramEnd"/>
+            <w:r>
+              <w:rPr>
+                <w:rFonts w:ascii="Arial" w:hAnsi="Arial" w:cs="Arial"/>
+                <w:b/>
+                <w:bCs/>
+                <w:sz w:val="16"/>
+                <w:szCs w:val="16"/>
+                <w:lang w:val="ru-RU"/>
+              </w:rPr>
+              <w:t xml:space="preserve"> лет  </w:t>
             </w:r>
           </w:p>
           <w:p>
@@ -3333,7 +3064,27 @@
                 <w:szCs w:val="16"/>
                 <w:lang w:val="ru-RU"/>
               </w:rPr>
-              <w:t>Источники данных: Корейцы - жертвы политических репрессий в СССР. 1934-1938". Кн. 3 / Авт. и сост. Ку Светлана. М., 2000.</w:t>
+              <w:t xml:space="preserve">Источники данных: Корейцы - жертвы политических репрессий в СССР. </w:t>
+            </w:r>
+            <w:proofErr w:type="gramStart"/>
+            <w:r>
+              <w:rPr>
+                <w:rFonts w:ascii="Arial" w:hAnsi="Arial" w:cs="Arial"/>
+                <w:sz w:val="16"/>
+                <w:szCs w:val="16"/>
+                <w:lang w:val="ru-RU"/>
+              </w:rPr>
+              <w:t>1934-1938</w:t>
+            </w:r>
+            <w:proofErr w:type="gramEnd"/>
+            <w:r>
+              <w:rPr>
+                <w:rFonts w:ascii="Arial" w:hAnsi="Arial" w:cs="Arial"/>
+                <w:sz w:val="16"/>
+                <w:szCs w:val="16"/>
+                <w:lang w:val="ru-RU"/>
+              </w:rPr>
+              <w:t>". Кн. 3 / Авт. и сост. Ку Светлана. М., 2000.</w:t>
             </w:r>
             <w:r>
               <w:rPr>
@@ -3343,7 +3094,7 @@
               </w:rPr>
               <w:t xml:space="preserve">; </w:t>
             </w:r>
-            <w:hyperlink r:id="rId9" w:history="1">
+            <w:hyperlink r:id="rId12" w:history="1">
               <w:r>
                 <w:rPr>
                   <w:rStyle w:val="Hyperlink"/>
@@ -3400,7 +3151,19 @@
                 <w:szCs w:val="16"/>
                 <w:lang w:val="ru-RU"/>
               </w:rPr>
-              <w:t xml:space="preserve">Ким Мария Тимофеевна </w:t>
+              <w:t xml:space="preserve">Ким Мария </w:t>
+            </w:r>
+            <w:proofErr w:type="gramStart"/>
+            <w:r>
+              <w:rPr>
+                <w:rFonts w:ascii="Arial" w:hAnsi="Arial" w:cs="Arial"/>
+                <w:b/>
+                <w:bCs/>
+                <w:sz w:val="16"/>
+                <w:szCs w:val="16"/>
+                <w:lang w:val="ru-RU"/>
+              </w:rPr>
+              <w:t xml:space="preserve">Тимофеевна </w:t>
             </w:r>
             <w:r>
               <w:rPr>
@@ -3422,7 +3185,19 @@
                 <w:szCs w:val="16"/>
                 <w:lang w:val="ru-RU"/>
               </w:rPr>
-              <w:t xml:space="preserve">43 года  </w:t>
+              <w:t>43</w:t>
+            </w:r>
+            <w:proofErr w:type="gramEnd"/>
+            <w:r>
+              <w:rPr>
+                <w:rFonts w:ascii="Arial" w:hAnsi="Arial" w:cs="Arial"/>
+                <w:b/>
+                <w:bCs/>
+                <w:sz w:val="16"/>
+                <w:szCs w:val="16"/>
+                <w:lang w:val="ru-RU"/>
+              </w:rPr>
+              <w:t xml:space="preserve"> года  </w:t>
             </w:r>
             <w:r>
               <w:rPr>
@@ -3499,7 +3274,27 @@
                 <w:szCs w:val="16"/>
                 <w:lang w:val="ru-RU"/>
               </w:rPr>
-              <w:t>Источники данных: Корейцы - жертвы политических репрессий в СССР. 1934-1938". Кн. 3 / Авт. и сост. Ку Светлана. М., 2000.</w:t>
+              <w:t xml:space="preserve">Источники данных: Корейцы - жертвы политических репрессий в СССР. </w:t>
+            </w:r>
+            <w:proofErr w:type="gramStart"/>
+            <w:r>
+              <w:rPr>
+                <w:rFonts w:ascii="Arial" w:hAnsi="Arial" w:cs="Arial"/>
+                <w:sz w:val="16"/>
+                <w:szCs w:val="16"/>
+                <w:lang w:val="ru-RU"/>
+              </w:rPr>
+              <w:t>1934-1938</w:t>
+            </w:r>
+            <w:proofErr w:type="gramEnd"/>
+            <w:r>
+              <w:rPr>
+                <w:rFonts w:ascii="Arial" w:hAnsi="Arial" w:cs="Arial"/>
+                <w:sz w:val="16"/>
+                <w:szCs w:val="16"/>
+                <w:lang w:val="ru-RU"/>
+              </w:rPr>
+              <w:t>". Кн. 3 / Авт. и сост. Ку Светлана. М., 2000.</w:t>
             </w:r>
             <w:r>
               <w:rPr>
@@ -3509,7 +3304,7 @@
               </w:rPr>
               <w:t xml:space="preserve">;  </w:t>
             </w:r>
-            <w:hyperlink r:id="rId10" w:history="1">
+            <w:hyperlink r:id="rId13" w:history="1">
               <w:r>
                 <w:rPr>
                   <w:rStyle w:val="Hyperlink"/>
@@ -3563,6 +3358,7 @@
               <w:t xml:space="preserve">Красавина Евдокия </w:t>
             </w:r>
             <w:proofErr w:type="spellStart"/>
+            <w:proofErr w:type="gramStart"/>
             <w:r>
               <w:rPr>
                 <w:rFonts w:ascii="Arial" w:hAnsi="Arial" w:cs="Arial"/>
@@ -3582,7 +3378,18 @@
                 <w:szCs w:val="16"/>
                 <w:lang w:val="ru-RU"/>
               </w:rPr>
-              <w:t xml:space="preserve">  70 лет  </w:t>
+              <w:t xml:space="preserve">  70</w:t>
+            </w:r>
+            <w:proofErr w:type="gramEnd"/>
+            <w:r>
+              <w:rPr>
+                <w:rFonts w:ascii="Arial" w:hAnsi="Arial" w:cs="Arial"/>
+                <w:b/>
+                <w:sz w:val="16"/>
+                <w:szCs w:val="16"/>
+                <w:lang w:val="ru-RU"/>
+              </w:rPr>
+              <w:t xml:space="preserve"> лет  </w:t>
             </w:r>
           </w:p>
           <w:p>
@@ -3775,7 +3582,7 @@
               </w:rPr>
               <w:t xml:space="preserve">;  </w:t>
             </w:r>
-            <w:hyperlink r:id="rId11" w:history="1">
+            <w:hyperlink r:id="rId14" w:history="1">
               <w:r>
                 <w:rPr>
                   <w:rStyle w:val="Hyperlink"/>
@@ -3869,7 +3676,31 @@
                 <w:szCs w:val="16"/>
                 <w:lang w:val="ru-RU"/>
               </w:rPr>
-              <w:t xml:space="preserve">) Мария Ивановна  40 лет     </w:t>
+              <w:t xml:space="preserve">) Мария </w:t>
+            </w:r>
+            <w:proofErr w:type="gramStart"/>
+            <w:r>
+              <w:rPr>
+                <w:rFonts w:ascii="Arial" w:hAnsi="Arial" w:cs="Arial"/>
+                <w:b/>
+                <w:bCs/>
+                <w:sz w:val="16"/>
+                <w:szCs w:val="16"/>
+                <w:lang w:val="ru-RU"/>
+              </w:rPr>
+              <w:t>Ивановна  40</w:t>
+            </w:r>
+            <w:proofErr w:type="gramEnd"/>
+            <w:r>
+              <w:rPr>
+                <w:rFonts w:ascii="Arial" w:hAnsi="Arial" w:cs="Arial"/>
+                <w:b/>
+                <w:bCs/>
+                <w:sz w:val="16"/>
+                <w:szCs w:val="16"/>
+                <w:lang w:val="ru-RU"/>
+              </w:rPr>
+              <w:t xml:space="preserve"> лет     </w:t>
             </w:r>
           </w:p>
           <w:p>
@@ -3903,6 +3734,7 @@
               <w:t xml:space="preserve">Статья обвинения: постановление правительства от 07.08.1932 г.  Дата приговора: 22.10.1932 г. Выездная сессия Харьковского </w:t>
             </w:r>
             <w:proofErr w:type="spellStart"/>
+            <w:proofErr w:type="gramStart"/>
             <w:r>
               <w:rPr>
                 <w:rFonts w:ascii="Arial" w:hAnsi="Arial" w:cs="Arial"/>
@@ -3913,6 +3745,7 @@
               <w:t>обл.суда</w:t>
             </w:r>
             <w:proofErr w:type="spellEnd"/>
+            <w:proofErr w:type="gramEnd"/>
           </w:p>
           <w:p>
             <w:pPr>
@@ -3995,9 +3828,641 @@
                 <w:szCs w:val="16"/>
                 <w:lang w:val="ru-RU"/>
               </w:rPr>
-              <w:t xml:space="preserve"> Украины;   </w:t>
-            </w:r>
-            <w:hyperlink r:id="rId12" w:history="1">
+              <w:t xml:space="preserve"> </w:t>
+            </w:r>
+            <w:proofErr w:type="gramStart"/>
+            <w:r>
+              <w:rPr>
+                <w:rFonts w:ascii="Arial" w:hAnsi="Arial" w:cs="Arial"/>
+                <w:b/>
+                <w:bCs/>
+                <w:sz w:val="16"/>
+                <w:szCs w:val="16"/>
+                <w:lang w:val="ru-RU"/>
+              </w:rPr>
+              <w:t xml:space="preserve">Украины;   </w:t>
+            </w:r>
+            <w:proofErr w:type="gramEnd"/>
+            <w:r>
+              <w:fldChar w:fldCharType="begin"/>
+            </w:r>
+            <w:r>
+              <w:instrText>HYPERLINK</w:instrText>
+            </w:r>
+            <w:r>
+              <w:rPr>
+                <w:lang w:val="ru-RU"/>
+              </w:rPr>
+              <w:instrText xml:space="preserve"> "</w:instrText>
+            </w:r>
+            <w:r>
+              <w:instrText>https</w:instrText>
+            </w:r>
+            <w:r>
+              <w:rPr>
+                <w:lang w:val="ru-RU"/>
+              </w:rPr>
+              <w:instrText>://</w:instrText>
+            </w:r>
+            <w:r>
+              <w:instrText>archives</w:instrText>
+            </w:r>
+            <w:r>
+              <w:rPr>
+                <w:lang w:val="ru-RU"/>
+              </w:rPr>
+              <w:instrText>.</w:instrText>
+            </w:r>
+            <w:r>
+              <w:instrText>gov</w:instrText>
+            </w:r>
+            <w:r>
+              <w:rPr>
+                <w:lang w:val="ru-RU"/>
+              </w:rPr>
+              <w:instrText>.</w:instrText>
+            </w:r>
+            <w:r>
+              <w:instrText>ua</w:instrText>
+            </w:r>
+            <w:r>
+              <w:rPr>
+                <w:lang w:val="ru-RU"/>
+              </w:rPr>
+              <w:instrText>/</w:instrText>
+            </w:r>
+            <w:r>
+              <w:instrText>um</w:instrText>
+            </w:r>
+            <w:r>
+              <w:rPr>
+                <w:lang w:val="ru-RU"/>
+              </w:rPr>
+              <w:instrText>.</w:instrText>
+            </w:r>
+            <w:r>
+              <w:instrText>php</w:instrText>
+            </w:r>
+            <w:r>
+              <w:rPr>
+                <w:lang w:val="ru-RU"/>
+              </w:rPr>
+              <w:instrText>?</w:instrText>
+            </w:r>
+            <w:r>
+              <w:instrText>kw</w:instrText>
+            </w:r>
+            <w:r>
+              <w:rPr>
+                <w:lang w:val="ru-RU"/>
+              </w:rPr>
+              <w:instrText>=розстріл&amp;</w:instrText>
+            </w:r>
+            <w:r>
+              <w:instrText>p</w:instrText>
+            </w:r>
+            <w:r>
+              <w:rPr>
+                <w:lang w:val="ru-RU"/>
+              </w:rPr>
+              <w:instrText>=14&amp;</w:instrText>
+            </w:r>
+            <w:r>
+              <w:instrText>a</w:instrText>
+            </w:r>
+            <w:r>
+              <w:rPr>
+                <w:lang w:val="ru-RU"/>
+              </w:rPr>
+              <w:instrText>=23&amp;</w:instrText>
+            </w:r>
+            <w:r>
+              <w:instrText>id</w:instrText>
+            </w:r>
+            <w:r>
+              <w:rPr>
+                <w:lang w:val="ru-RU"/>
+              </w:rPr>
+              <w:instrText>=104654"</w:instrText>
+            </w:r>
+            <w:r>
+              <w:rPr>
+                <w:rFonts w:hint="eastAsia"/>
+              </w:rPr>
+              <w:fldChar w:fldCharType="separate"/>
+            </w:r>
+            <w:r>
+              <w:rPr>
+                <w:rStyle w:val="Hyperlink"/>
+                <w:rFonts w:ascii="Arial" w:eastAsia="OpenSymbol" w:hAnsi="Arial" w:cs="Arial"/>
+                <w:b/>
+                <w:bCs/>
+                <w:color w:val="auto"/>
+                <w:sz w:val="16"/>
+                <w:szCs w:val="16"/>
+                <w:lang w:val="ru-RU"/>
+              </w:rPr>
+              <w:t>Архивная ссылка</w:t>
+            </w:r>
+            <w:r>
+              <w:fldChar w:fldCharType="end"/>
+            </w:r>
+          </w:p>
+        </w:tc>
+      </w:tr>
+      <w:tr>
+        <w:tc>
+          <w:tcPr>
+            <w:tcW w:w="10980" w:type="dxa"/>
+            <w:shd w:val="clear" w:color="auto" w:fill="auto"/>
+            <w:vAlign w:val="center"/>
+          </w:tcPr>
+          <w:p>
+            <w:pPr>
+              <w:pStyle w:val="BodyText"/>
+              <w:pBdr>
+                <w:top w:val="none" w:sz="0" w:space="0" w:color="000000"/>
+                <w:left w:val="none" w:sz="0" w:space="0" w:color="000000"/>
+                <w:bottom w:val="none" w:sz="0" w:space="0" w:color="000000"/>
+                <w:right w:val="none" w:sz="0" w:space="0" w:color="000000"/>
+              </w:pBdr>
+              <w:spacing w:after="0" w:line="240" w:lineRule="auto"/>
+              <w:rPr>
+                <w:rFonts w:ascii="Arial" w:hAnsi="Arial" w:cs="Arial"/>
+                <w:sz w:val="16"/>
+                <w:szCs w:val="16"/>
+                <w:lang w:val="ru-RU"/>
+              </w:rPr>
+            </w:pPr>
+            <w:r>
+              <w:rPr>
+                <w:rFonts w:ascii="Arial" w:hAnsi="Arial" w:cs="Arial"/>
+                <w:b/>
+                <w:bCs/>
+                <w:sz w:val="16"/>
+                <w:szCs w:val="16"/>
+                <w:lang w:val="ru-RU"/>
+              </w:rPr>
+              <w:t xml:space="preserve">Латышевская Вера </w:t>
+            </w:r>
+            <w:proofErr w:type="gramStart"/>
+            <w:r>
+              <w:rPr>
+                <w:rFonts w:ascii="Arial" w:hAnsi="Arial" w:cs="Arial"/>
+                <w:b/>
+                <w:bCs/>
+                <w:sz w:val="16"/>
+                <w:szCs w:val="16"/>
+                <w:lang w:val="ru-RU"/>
+              </w:rPr>
+              <w:t>Антонина  43</w:t>
+            </w:r>
+            <w:proofErr w:type="gramEnd"/>
+            <w:r>
+              <w:rPr>
+                <w:rFonts w:ascii="Arial" w:hAnsi="Arial" w:cs="Arial"/>
+                <w:b/>
+                <w:bCs/>
+                <w:sz w:val="16"/>
+                <w:szCs w:val="16"/>
+                <w:lang w:val="ru-RU"/>
+              </w:rPr>
+              <w:t xml:space="preserve"> года     </w:t>
+            </w:r>
+          </w:p>
+          <w:p>
+            <w:pPr>
+              <w:pStyle w:val="BodyText"/>
+              <w:pBdr>
+                <w:top w:val="none" w:sz="0" w:space="0" w:color="000000"/>
+                <w:left w:val="none" w:sz="0" w:space="0" w:color="000000"/>
+                <w:bottom w:val="none" w:sz="0" w:space="0" w:color="000000"/>
+                <w:right w:val="none" w:sz="0" w:space="0" w:color="000000"/>
+              </w:pBdr>
+              <w:spacing w:after="0" w:line="240" w:lineRule="auto"/>
+              <w:rPr>
+                <w:rFonts w:ascii="Arial" w:hAnsi="Arial" w:cs="Arial"/>
+                <w:sz w:val="16"/>
+                <w:szCs w:val="16"/>
+                <w:lang w:val="ru-RU"/>
+              </w:rPr>
+            </w:pPr>
+            <w:r>
+              <w:rPr>
+                <w:rFonts w:ascii="Arial" w:hAnsi="Arial" w:cs="Arial"/>
+                <w:sz w:val="16"/>
+                <w:szCs w:val="16"/>
+                <w:lang w:val="ru-RU"/>
+              </w:rPr>
+              <w:t xml:space="preserve">1889 г.р., </w:t>
+            </w:r>
+            <w:proofErr w:type="spellStart"/>
+            <w:r>
+              <w:rPr>
+                <w:rFonts w:ascii="Arial" w:hAnsi="Arial" w:cs="Arial"/>
+                <w:sz w:val="16"/>
+                <w:szCs w:val="16"/>
+                <w:lang w:val="ru-RU"/>
+              </w:rPr>
+              <w:t>м.р</w:t>
+            </w:r>
+            <w:proofErr w:type="spellEnd"/>
+            <w:r>
+              <w:rPr>
+                <w:rFonts w:ascii="Arial" w:hAnsi="Arial" w:cs="Arial"/>
+                <w:sz w:val="16"/>
+                <w:szCs w:val="16"/>
+                <w:lang w:val="ru-RU"/>
+              </w:rPr>
+              <w:t xml:space="preserve">.: Пензенская губ., русская, образование: среднее, б/п, работница инкубатора в </w:t>
+            </w:r>
+            <w:proofErr w:type="spellStart"/>
+            <w:r>
+              <w:rPr>
+                <w:rFonts w:ascii="Arial" w:hAnsi="Arial" w:cs="Arial"/>
+                <w:sz w:val="16"/>
+                <w:szCs w:val="16"/>
+                <w:lang w:val="ru-RU"/>
+              </w:rPr>
+              <w:t>Коопхозе</w:t>
+            </w:r>
+            <w:proofErr w:type="spellEnd"/>
+            <w:r>
+              <w:rPr>
+                <w:rFonts w:ascii="Arial" w:hAnsi="Arial" w:cs="Arial"/>
+                <w:sz w:val="16"/>
+                <w:szCs w:val="16"/>
+                <w:lang w:val="ru-RU"/>
+              </w:rPr>
+              <w:t xml:space="preserve"> ЦРК, </w:t>
+            </w:r>
+            <w:proofErr w:type="spellStart"/>
+            <w:r>
+              <w:rPr>
+                <w:rFonts w:ascii="Arial" w:hAnsi="Arial" w:cs="Arial"/>
+                <w:sz w:val="16"/>
+                <w:szCs w:val="16"/>
+                <w:lang w:val="ru-RU"/>
+              </w:rPr>
+              <w:t>прож</w:t>
+            </w:r>
+            <w:proofErr w:type="spellEnd"/>
+            <w:r>
+              <w:rPr>
+                <w:rFonts w:ascii="Arial" w:hAnsi="Arial" w:cs="Arial"/>
+                <w:sz w:val="16"/>
+                <w:szCs w:val="16"/>
+                <w:lang w:val="ru-RU"/>
+              </w:rPr>
+              <w:t xml:space="preserve">.: г. Владивосток, арестована 09.08.1932. Обвинение: в </w:t>
+            </w:r>
+            <w:r>
+              <w:rPr>
+                <w:rFonts w:ascii="Arial" w:hAnsi="Arial" w:cs="Arial"/>
+                <w:sz w:val="16"/>
+                <w:szCs w:val="16"/>
+                <w:lang w:val="ru-RU"/>
+              </w:rPr>
+              <w:t>а/с</w:t>
+            </w:r>
+            <w:r>
+              <w:rPr>
+                <w:rFonts w:ascii="Arial" w:hAnsi="Arial" w:cs="Arial"/>
+                <w:sz w:val="16"/>
+                <w:szCs w:val="16"/>
+                <w:lang w:val="ru-RU"/>
+              </w:rPr>
+              <w:t xml:space="preserve"> деятельности. Приговор: тройка при ОГПУ, 04.11.1932 — ВМН. Реабилитация: постановлением Президиума Приморского краевого суда, 24.02.1961. </w:t>
+            </w:r>
+            <w:proofErr w:type="spellStart"/>
+            <w:r>
+              <w:rPr>
+                <w:rFonts w:ascii="Arial" w:hAnsi="Arial" w:cs="Arial"/>
+                <w:sz w:val="16"/>
+                <w:szCs w:val="16"/>
+                <w:lang w:val="ru-RU"/>
+              </w:rPr>
+              <w:t>Арх.дело</w:t>
+            </w:r>
+            <w:proofErr w:type="spellEnd"/>
+            <w:r>
+              <w:rPr>
+                <w:rFonts w:ascii="Arial" w:hAnsi="Arial" w:cs="Arial"/>
+                <w:sz w:val="16"/>
+                <w:szCs w:val="16"/>
+                <w:lang w:val="ru-RU"/>
+              </w:rPr>
+              <w:t>: П-30509</w:t>
+            </w:r>
+          </w:p>
+          <w:p>
+            <w:pPr>
+              <w:pStyle w:val="BodyText"/>
+              <w:pBdr>
+                <w:top w:val="none" w:sz="0" w:space="0" w:color="000000"/>
+                <w:left w:val="none" w:sz="0" w:space="0" w:color="000000"/>
+                <w:bottom w:val="none" w:sz="0" w:space="0" w:color="000000"/>
+                <w:right w:val="none" w:sz="0" w:space="0" w:color="000000"/>
+              </w:pBdr>
+              <w:spacing w:after="0" w:line="240" w:lineRule="auto"/>
+              <w:rPr>
+                <w:rFonts w:ascii="Arial" w:hAnsi="Arial" w:cs="Arial"/>
+                <w:sz w:val="16"/>
+                <w:szCs w:val="16"/>
+                <w:lang w:val="ru-RU"/>
+              </w:rPr>
+            </w:pPr>
+            <w:r>
+              <w:rPr>
+                <w:rFonts w:ascii="Arial" w:hAnsi="Arial" w:cs="Arial"/>
+                <w:sz w:val="16"/>
+                <w:szCs w:val="16"/>
+                <w:lang w:val="ru-RU"/>
+              </w:rPr>
+              <w:t>Источник: База данных о жертвах репрессий Приморского края</w:t>
+            </w:r>
+            <w:r>
+              <w:rPr>
+                <w:rFonts w:ascii="Arial" w:hAnsi="Arial" w:cs="Arial"/>
+                <w:sz w:val="16"/>
+                <w:szCs w:val="16"/>
+                <w:lang w:val="ru-RU"/>
+              </w:rPr>
+              <w:t xml:space="preserve">;  </w:t>
+            </w:r>
+            <w:hyperlink r:id="rId15" w:history="1">
+              <w:r>
+                <w:rPr>
+                  <w:rStyle w:val="Hyperlink"/>
+                  <w:rFonts w:ascii="Arial" w:eastAsia="OpenSymbol" w:hAnsi="Arial" w:cs="Arial"/>
+                  <w:b/>
+                  <w:bCs/>
+                  <w:color w:val="auto"/>
+                  <w:sz w:val="16"/>
+                  <w:szCs w:val="16"/>
+                  <w:lang w:val="ru-RU"/>
+                </w:rPr>
+                <w:t>Архивная ссылка</w:t>
+              </w:r>
+            </w:hyperlink>
+          </w:p>
+        </w:tc>
+      </w:tr>
+      <w:tr>
+        <w:tc>
+          <w:tcPr>
+            <w:tcW w:w="10980" w:type="dxa"/>
+            <w:shd w:val="clear" w:color="auto" w:fill="auto"/>
+            <w:vAlign w:val="center"/>
+          </w:tcPr>
+          <w:p>
+            <w:pPr>
+              <w:pStyle w:val="BodyText"/>
+              <w:snapToGrid w:val="0"/>
+              <w:spacing w:after="0" w:line="240" w:lineRule="auto"/>
+              <w:rPr>
+                <w:rFonts w:ascii="Arial" w:hAnsi="Arial" w:cs="Arial"/>
+                <w:sz w:val="16"/>
+                <w:szCs w:val="16"/>
+                <w:lang w:val="ru-RU"/>
+              </w:rPr>
+            </w:pPr>
+            <w:r>
+              <w:rPr>
+                <w:rFonts w:ascii="Arial" w:hAnsi="Arial" w:cs="Arial"/>
+                <w:b/>
+                <w:sz w:val="16"/>
+                <w:szCs w:val="16"/>
+                <w:lang w:val="ru-RU"/>
+              </w:rPr>
+              <w:t xml:space="preserve">Малышко Елизавета </w:t>
+            </w:r>
+            <w:proofErr w:type="gramStart"/>
+            <w:r>
+              <w:rPr>
+                <w:rFonts w:ascii="Arial" w:hAnsi="Arial" w:cs="Arial"/>
+                <w:b/>
+                <w:sz w:val="16"/>
+                <w:szCs w:val="16"/>
+                <w:lang w:val="ru-RU"/>
+              </w:rPr>
+              <w:t>Петровна  29</w:t>
+            </w:r>
+            <w:proofErr w:type="gramEnd"/>
+            <w:r>
+              <w:rPr>
+                <w:rFonts w:ascii="Arial" w:hAnsi="Arial" w:cs="Arial"/>
+                <w:b/>
+                <w:sz w:val="16"/>
+                <w:szCs w:val="16"/>
+                <w:lang w:val="ru-RU"/>
+              </w:rPr>
+              <w:t xml:space="preserve"> лет  </w:t>
+            </w:r>
+          </w:p>
+          <w:p>
+            <w:pPr>
+              <w:pStyle w:val="BodyText"/>
+              <w:pBdr>
+                <w:top w:val="none" w:sz="0" w:space="0" w:color="000000"/>
+                <w:left w:val="none" w:sz="0" w:space="0" w:color="000000"/>
+                <w:bottom w:val="none" w:sz="0" w:space="0" w:color="000000"/>
+                <w:right w:val="none" w:sz="0" w:space="0" w:color="000000"/>
+              </w:pBdr>
+              <w:spacing w:after="0" w:line="240" w:lineRule="auto"/>
+              <w:rPr>
+                <w:rFonts w:ascii="Arial" w:hAnsi="Arial" w:cs="Arial"/>
+                <w:sz w:val="16"/>
+                <w:szCs w:val="16"/>
+                <w:lang w:val="ru-RU"/>
+              </w:rPr>
+            </w:pPr>
+            <w:r>
+              <w:rPr>
+                <w:rFonts w:ascii="Arial" w:hAnsi="Arial" w:cs="Arial"/>
+                <w:sz w:val="16"/>
+                <w:szCs w:val="16"/>
+                <w:lang w:val="ru-RU"/>
+              </w:rPr>
+              <w:t>Родилась</w:t>
+            </w:r>
+            <w:r>
+              <w:rPr>
+                <w:rFonts w:ascii="Arial" w:hAnsi="Arial" w:cs="Arial"/>
+                <w:sz w:val="16"/>
+                <w:szCs w:val="16"/>
+              </w:rPr>
+              <w:t> </w:t>
+            </w:r>
+            <w:r>
+              <w:rPr>
+                <w:rFonts w:ascii="Arial" w:hAnsi="Arial" w:cs="Arial"/>
+                <w:sz w:val="16"/>
+                <w:szCs w:val="16"/>
+                <w:lang w:val="ru-RU"/>
+              </w:rPr>
+              <w:t xml:space="preserve">в 1903 г., г. Владивостока; русская; образование среднее; б/п; старшая машинистка в ДГРТ. </w:t>
+            </w:r>
+            <w:proofErr w:type="spellStart"/>
+            <w:r>
+              <w:rPr>
+                <w:rFonts w:ascii="Arial" w:hAnsi="Arial" w:cs="Arial"/>
+                <w:sz w:val="16"/>
+                <w:szCs w:val="16"/>
+                <w:lang w:val="ru-RU"/>
+              </w:rPr>
+              <w:t>Прож</w:t>
+            </w:r>
+            <w:proofErr w:type="spellEnd"/>
+            <w:r>
+              <w:rPr>
+                <w:rFonts w:ascii="Arial" w:hAnsi="Arial" w:cs="Arial"/>
+                <w:sz w:val="16"/>
+                <w:szCs w:val="16"/>
+                <w:lang w:val="ru-RU"/>
+              </w:rPr>
+              <w:t>.:</w:t>
+            </w:r>
+            <w:r>
+              <w:rPr>
+                <w:rFonts w:ascii="Arial" w:hAnsi="Arial" w:cs="Arial"/>
+                <w:sz w:val="16"/>
+                <w:szCs w:val="16"/>
+              </w:rPr>
+              <w:t> </w:t>
+            </w:r>
+            <w:r>
+              <w:rPr>
+                <w:rFonts w:ascii="Arial" w:hAnsi="Arial" w:cs="Arial"/>
+                <w:sz w:val="16"/>
+                <w:szCs w:val="16"/>
+                <w:lang w:val="ru-RU"/>
+              </w:rPr>
+              <w:t>г. Владивосток.</w:t>
+            </w:r>
+            <w:r>
+              <w:rPr>
+                <w:rFonts w:ascii="Arial" w:hAnsi="Arial" w:cs="Arial"/>
+                <w:sz w:val="16"/>
+                <w:szCs w:val="16"/>
+                <w:lang w:val="ru-RU"/>
+              </w:rPr>
+              <w:br/>
+              <w:t xml:space="preserve">Арестована 26 января 1932 г.  Приговорена: Тройка при ОГПУ 6 февраля 1932 г., </w:t>
+            </w:r>
+            <w:proofErr w:type="spellStart"/>
+            <w:r>
+              <w:rPr>
+                <w:rFonts w:ascii="Arial" w:hAnsi="Arial" w:cs="Arial"/>
+                <w:sz w:val="16"/>
+                <w:szCs w:val="16"/>
+                <w:lang w:val="ru-RU"/>
+              </w:rPr>
+              <w:t>обв</w:t>
+            </w:r>
+            <w:proofErr w:type="spellEnd"/>
+            <w:r>
+              <w:rPr>
+                <w:rFonts w:ascii="Arial" w:hAnsi="Arial" w:cs="Arial"/>
+                <w:sz w:val="16"/>
+                <w:szCs w:val="16"/>
+                <w:lang w:val="ru-RU"/>
+              </w:rPr>
+              <w:t>.:</w:t>
+            </w:r>
+            <w:r>
+              <w:rPr>
+                <w:rFonts w:ascii="Arial" w:hAnsi="Arial" w:cs="Arial"/>
+                <w:sz w:val="16"/>
+                <w:szCs w:val="16"/>
+              </w:rPr>
+              <w:t> </w:t>
+            </w:r>
+            <w:r>
+              <w:rPr>
+                <w:rFonts w:ascii="Arial" w:hAnsi="Arial" w:cs="Arial"/>
+                <w:sz w:val="16"/>
+                <w:szCs w:val="16"/>
+                <w:lang w:val="ru-RU"/>
+              </w:rPr>
+              <w:t xml:space="preserve">по ст. </w:t>
+            </w:r>
+            <w:proofErr w:type="gramStart"/>
+            <w:r>
+              <w:rPr>
+                <w:rFonts w:ascii="Arial" w:hAnsi="Arial" w:cs="Arial"/>
+                <w:sz w:val="16"/>
+                <w:szCs w:val="16"/>
+                <w:lang w:val="ru-RU"/>
+              </w:rPr>
+              <w:t>58-6</w:t>
+            </w:r>
+            <w:proofErr w:type="gramEnd"/>
+            <w:r>
+              <w:rPr>
+                <w:rFonts w:ascii="Arial" w:hAnsi="Arial" w:cs="Arial"/>
+                <w:sz w:val="16"/>
+                <w:szCs w:val="16"/>
+                <w:lang w:val="ru-RU"/>
+              </w:rPr>
+              <w:t>.  Приговор: ВМН. Расстреляна 6 февраля 1932 г. Место захоронения</w:t>
+            </w:r>
+            <w:r>
+              <w:rPr>
+                <w:rFonts w:ascii="Arial" w:hAnsi="Arial" w:cs="Arial"/>
+                <w:sz w:val="16"/>
+                <w:szCs w:val="16"/>
+              </w:rPr>
+              <w:t> </w:t>
+            </w:r>
+            <w:r>
+              <w:rPr>
+                <w:rFonts w:ascii="Arial" w:hAnsi="Arial" w:cs="Arial"/>
+                <w:sz w:val="16"/>
+                <w:szCs w:val="16"/>
+                <w:lang w:val="ru-RU"/>
+              </w:rPr>
+              <w:t>- г. Владивосток. Реабилитирована 28 декабря 1989 г. на основании Указа ПВС СССР</w:t>
+            </w:r>
+          </w:p>
+          <w:p>
+            <w:pPr>
+              <w:pStyle w:val="BodyText"/>
+              <w:pBdr>
+                <w:top w:val="none" w:sz="0" w:space="0" w:color="000000"/>
+                <w:left w:val="none" w:sz="0" w:space="0" w:color="000000"/>
+                <w:bottom w:val="none" w:sz="0" w:space="0" w:color="000000"/>
+                <w:right w:val="none" w:sz="0" w:space="0" w:color="000000"/>
+              </w:pBdr>
+              <w:spacing w:after="60" w:line="240" w:lineRule="auto"/>
+              <w:rPr>
+                <w:rFonts w:ascii="Arial" w:hAnsi="Arial" w:cs="Arial"/>
+                <w:sz w:val="16"/>
+                <w:szCs w:val="16"/>
+                <w:lang w:val="ru-RU"/>
+              </w:rPr>
+            </w:pPr>
+            <w:r>
+              <w:rPr>
+                <w:rFonts w:ascii="Arial" w:hAnsi="Arial" w:cs="Arial"/>
+                <w:i/>
+                <w:sz w:val="16"/>
+                <w:szCs w:val="16"/>
+                <w:lang w:val="ru-RU"/>
+              </w:rPr>
+              <w:t>Источник: База данных о жертвах репрессий Приморского края</w:t>
+            </w:r>
+            <w:r>
+              <w:rPr>
+                <w:rFonts w:ascii="Arial" w:hAnsi="Arial" w:cs="Arial"/>
+                <w:i/>
+                <w:sz w:val="16"/>
+                <w:szCs w:val="16"/>
+                <w:lang w:val="ru-RU"/>
+              </w:rPr>
+              <w:t xml:space="preserve">;  </w:t>
+            </w:r>
+            <w:hyperlink r:id="rId16" w:history="1">
               <w:r>
                 <w:rPr>
                   <w:rStyle w:val="Hyperlink"/>
@@ -4048,7 +4513,31 @@
                 <w:szCs w:val="16"/>
                 <w:lang w:val="ru-RU"/>
               </w:rPr>
-              <w:t xml:space="preserve">Латышевская Вера Антонина  43 года     </w:t>
+              <w:t xml:space="preserve">Маркова Клавдия </w:t>
+            </w:r>
+            <w:proofErr w:type="gramStart"/>
+            <w:r>
+              <w:rPr>
+                <w:rFonts w:ascii="Arial" w:hAnsi="Arial" w:cs="Arial"/>
+                <w:b/>
+                <w:bCs/>
+                <w:sz w:val="16"/>
+                <w:szCs w:val="16"/>
+                <w:lang w:val="ru-RU"/>
+              </w:rPr>
+              <w:t>Ивановна  23</w:t>
+            </w:r>
+            <w:proofErr w:type="gramEnd"/>
+            <w:r>
+              <w:rPr>
+                <w:rFonts w:ascii="Arial" w:hAnsi="Arial" w:cs="Arial"/>
+                <w:b/>
+                <w:bCs/>
+                <w:sz w:val="16"/>
+                <w:szCs w:val="16"/>
+                <w:lang w:val="ru-RU"/>
+              </w:rPr>
+              <w:t xml:space="preserve"> года  </w:t>
             </w:r>
           </w:p>
           <w:p>
@@ -4075,7 +4564,7 @@
                 <w:szCs w:val="16"/>
                 <w:lang w:val="ru-RU"/>
               </w:rPr>
-              <w:t xml:space="preserve">1889 г.р., </w:t>
+              <w:t xml:space="preserve">1909 г.р., </w:t>
             </w:r>
             <w:proofErr w:type="spellStart"/>
             <w:r>
@@ -4095,7 +4584,7 @@
                 <w:szCs w:val="16"/>
                 <w:lang w:val="ru-RU"/>
               </w:rPr>
-              <w:t xml:space="preserve">.: Пензенская губ., русская, образование: среднее, б/п, работница инкубатора в </w:t>
+              <w:t xml:space="preserve">.: Китай, гражданка СССР, русская, телеграфистка, </w:t>
             </w:r>
             <w:proofErr w:type="spellStart"/>
             <w:r>
@@ -4105,7 +4594,7 @@
                 <w:szCs w:val="16"/>
                 <w:lang w:val="ru-RU"/>
               </w:rPr>
-              <w:t>Коопхозе</w:t>
+              <w:t>прож</w:t>
             </w:r>
             <w:proofErr w:type="spellEnd"/>
             <w:r>
@@ -4115,7 +4604,63 @@
                 <w:szCs w:val="16"/>
                 <w:lang w:val="ru-RU"/>
               </w:rPr>
-              <w:t xml:space="preserve"> ЦРК, </w:t>
+              <w:t xml:space="preserve">.: г. Благовещенск, </w:t>
+            </w:r>
+            <w:r>
+              <w:rPr>
+                <w:rFonts w:ascii="Arial" w:hAnsi="Arial" w:cs="Arial"/>
+                <w:sz w:val="16"/>
+                <w:szCs w:val="16"/>
+                <w:lang w:val="ru-RU"/>
+              </w:rPr>
+              <w:t xml:space="preserve">Амурская обл., </w:t>
+            </w:r>
+            <w:r>
+              <w:rPr>
+                <w:rFonts w:ascii="Arial" w:hAnsi="Arial" w:cs="Arial"/>
+                <w:sz w:val="16"/>
+                <w:szCs w:val="16"/>
+                <w:lang w:val="ru-RU"/>
+              </w:rPr>
+              <w:t>арестована ОО ОГПУ 26 дивизии 14.07.1931</w:t>
+            </w:r>
+            <w:r>
+              <w:rPr>
+                <w:rFonts w:ascii="Arial" w:hAnsi="Arial" w:cs="Arial"/>
+                <w:sz w:val="16"/>
+                <w:szCs w:val="16"/>
+                <w:lang w:val="ru-RU"/>
+              </w:rPr>
+              <w:t xml:space="preserve">. </w:t>
+            </w:r>
+            <w:r>
+              <w:rPr>
+                <w:rFonts w:ascii="Arial" w:hAnsi="Arial" w:cs="Arial"/>
+                <w:sz w:val="16"/>
+                <w:szCs w:val="16"/>
+                <w:lang w:val="ru-RU"/>
+              </w:rPr>
+              <w:t xml:space="preserve">Обвинение: ст. </w:t>
+            </w:r>
+            <w:proofErr w:type="gramStart"/>
+            <w:r>
+              <w:rPr>
+                <w:rFonts w:ascii="Arial" w:hAnsi="Arial" w:cs="Arial"/>
+                <w:sz w:val="16"/>
+                <w:szCs w:val="16"/>
+                <w:lang w:val="ru-RU"/>
+              </w:rPr>
+              <w:t>58-4</w:t>
+            </w:r>
+            <w:proofErr w:type="gramEnd"/>
+            <w:r>
+              <w:rPr>
+                <w:rFonts w:ascii="Arial" w:hAnsi="Arial" w:cs="Arial"/>
+                <w:sz w:val="16"/>
+                <w:szCs w:val="16"/>
+                <w:lang w:val="ru-RU"/>
+              </w:rPr>
+              <w:t xml:space="preserve">-1а УК РСФСР. Приговор: тройка при ПП ОГПУ ДВК, 24.01.1932 — ВМН. Реабилитация: По заключению Военной прокуратуры КДВО, 12.05.1990 - по Указу ПВС СССР от _16.01.1989_ г. </w:t>
             </w:r>
             <w:proofErr w:type="spellStart"/>
             <w:r>
@@ -4125,7 +4670,7 @@
                 <w:szCs w:val="16"/>
                 <w:lang w:val="ru-RU"/>
               </w:rPr>
-              <w:t>прож</w:t>
+              <w:t>Арх.дело</w:t>
             </w:r>
             <w:proofErr w:type="spellEnd"/>
             <w:r>
@@ -4135,45 +4680,7 @@
                 <w:szCs w:val="16"/>
                 <w:lang w:val="ru-RU"/>
               </w:rPr>
-              <w:t xml:space="preserve">.: г. Владивосток, арестована 09.08.1932. Обвинение: в </w:t>
-            </w:r>
-            <w:r>
-              <w:rPr>
-                <w:rFonts w:ascii="Arial" w:hAnsi="Arial" w:cs="Arial"/>
-                <w:sz w:val="16"/>
-                <w:szCs w:val="16"/>
-                <w:lang w:val="ru-RU"/>
-              </w:rPr>
-              <w:t>а/с</w:t>
-            </w:r>
-            <w:r>
-              <w:rPr>
-                <w:rFonts w:ascii="Arial" w:hAnsi="Arial" w:cs="Arial"/>
-                <w:sz w:val="16"/>
-                <w:szCs w:val="16"/>
-                <w:lang w:val="ru-RU"/>
-              </w:rPr>
-              <w:t xml:space="preserve"> деятельности. Приговор: тройка при ОГПУ, 04.11.1932 — ВМН. Реабилитация: постановлением Президиума Приморского краевого суда, 24.02.1961. </w:t>
-            </w:r>
-            <w:proofErr w:type="spellStart"/>
-            <w:r>
-              <w:rPr>
-                <w:rFonts w:ascii="Arial" w:hAnsi="Arial" w:cs="Arial"/>
-                <w:sz w:val="16"/>
-                <w:szCs w:val="16"/>
-                <w:lang w:val="ru-RU"/>
-              </w:rPr>
-              <w:t>Арх.дело</w:t>
-            </w:r>
-            <w:proofErr w:type="spellEnd"/>
-            <w:r>
-              <w:rPr>
-                <w:rFonts w:ascii="Arial" w:hAnsi="Arial" w:cs="Arial"/>
-                <w:sz w:val="16"/>
-                <w:szCs w:val="16"/>
-                <w:lang w:val="ru-RU"/>
-              </w:rPr>
-              <w:t>: П-30509</w:t>
+              <w:t>: П-160351</w:t>
             </w:r>
           </w:p>
           <w:p>
@@ -4200,7 +4707,27 @@
                 <w:szCs w:val="16"/>
                 <w:lang w:val="ru-RU"/>
               </w:rPr>
-              <w:t>Источник: База данных о жертвах репрессий Приморского края</w:t>
+              <w:t xml:space="preserve">Источник: Книга памяти Хабаровского </w:t>
+            </w:r>
+            <w:proofErr w:type="gramStart"/>
+            <w:r>
+              <w:rPr>
+                <w:rFonts w:ascii="Arial" w:hAnsi="Arial" w:cs="Arial"/>
+                <w:sz w:val="16"/>
+                <w:szCs w:val="16"/>
+                <w:lang w:val="ru-RU"/>
+              </w:rPr>
+              <w:t>края ,</w:t>
+            </w:r>
+            <w:proofErr w:type="gramEnd"/>
+            <w:r>
+              <w:rPr>
+                <w:rFonts w:ascii="Arial" w:hAnsi="Arial" w:cs="Arial"/>
+                <w:sz w:val="16"/>
+                <w:szCs w:val="16"/>
+                <w:lang w:val="ru-RU"/>
+              </w:rPr>
+              <w:t xml:space="preserve"> т.2</w:t>
             </w:r>
             <w:r>
               <w:rPr>
@@ -4211,237 +4738,7 @@
               </w:rPr>
               <w:t xml:space="preserve">;  </w:t>
             </w:r>
-            <w:hyperlink r:id="rId13" w:history="1">
-              <w:r>
-                <w:rPr>
-                  <w:rStyle w:val="Hyperlink"/>
-                  <w:rFonts w:ascii="Arial" w:eastAsia="OpenSymbol" w:hAnsi="Arial" w:cs="Arial"/>
-                  <w:b/>
-                  <w:bCs/>
-                  <w:color w:val="auto"/>
-                  <w:sz w:val="16"/>
-                  <w:szCs w:val="16"/>
-                  <w:lang w:val="ru-RU"/>
-                </w:rPr>
-                <w:t>Архивная ссылка</w:t>
-              </w:r>
-            </w:hyperlink>
-          </w:p>
-        </w:tc>
-      </w:tr>
-      <w:tr>
-        <w:tc>
-          <w:tcPr>
-            <w:tcW w:w="10980" w:type="dxa"/>
-            <w:shd w:val="clear" w:color="auto" w:fill="auto"/>
-            <w:vAlign w:val="center"/>
-          </w:tcPr>
-          <w:p>
-            <w:pPr>
-              <w:pStyle w:val="BodyText"/>
-              <w:snapToGrid w:val="0"/>
-              <w:spacing w:after="0" w:line="240" w:lineRule="auto"/>
-              <w:rPr>
-                <w:rFonts w:ascii="Arial" w:hAnsi="Arial" w:cs="Arial"/>
-                <w:sz w:val="16"/>
-                <w:szCs w:val="16"/>
-                <w:lang w:val="ru-RU"/>
-              </w:rPr>
-            </w:pPr>
-            <w:r>
-              <w:rPr>
-                <w:rFonts w:ascii="Arial" w:hAnsi="Arial" w:cs="Arial"/>
-                <w:b/>
-                <w:sz w:val="16"/>
-                <w:szCs w:val="16"/>
-                <w:lang w:val="ru-RU"/>
-              </w:rPr>
-              <w:t xml:space="preserve">Малышко Елизавета Петровна  29 лет  </w:t>
-            </w:r>
-          </w:p>
-          <w:p>
-            <w:pPr>
-              <w:pStyle w:val="BodyText"/>
-              <w:pBdr>
-                <w:top w:val="none" w:sz="0" w:space="0" w:color="000000"/>
-                <w:left w:val="none" w:sz="0" w:space="0" w:color="000000"/>
-                <w:bottom w:val="none" w:sz="0" w:space="0" w:color="000000"/>
-                <w:right w:val="none" w:sz="0" w:space="0" w:color="000000"/>
-              </w:pBdr>
-              <w:spacing w:after="0" w:line="240" w:lineRule="auto"/>
-              <w:rPr>
-                <w:rFonts w:ascii="Arial" w:hAnsi="Arial" w:cs="Arial"/>
-                <w:sz w:val="16"/>
-                <w:szCs w:val="16"/>
-                <w:lang w:val="ru-RU"/>
-              </w:rPr>
-            </w:pPr>
-            <w:r>
-              <w:rPr>
-                <w:rFonts w:ascii="Arial" w:hAnsi="Arial" w:cs="Arial"/>
-                <w:sz w:val="16"/>
-                <w:szCs w:val="16"/>
-                <w:lang w:val="ru-RU"/>
-              </w:rPr>
-              <w:t>Родилась</w:t>
-            </w:r>
-            <w:r>
-              <w:rPr>
-                <w:rFonts w:ascii="Arial" w:hAnsi="Arial" w:cs="Arial"/>
-                <w:sz w:val="16"/>
-                <w:szCs w:val="16"/>
-              </w:rPr>
-              <w:t> </w:t>
-            </w:r>
-            <w:r>
-              <w:rPr>
-                <w:rFonts w:ascii="Arial" w:hAnsi="Arial" w:cs="Arial"/>
-                <w:sz w:val="16"/>
-                <w:szCs w:val="16"/>
-                <w:lang w:val="ru-RU"/>
-              </w:rPr>
-              <w:t xml:space="preserve">в 1903 г., г. Владивостока; русская; образование среднее; б/п; старшая машинистка в ДГРТ. </w:t>
-            </w:r>
-            <w:proofErr w:type="spellStart"/>
-            <w:r>
-              <w:rPr>
-                <w:rFonts w:ascii="Arial" w:hAnsi="Arial" w:cs="Arial"/>
-                <w:sz w:val="16"/>
-                <w:szCs w:val="16"/>
-                <w:lang w:val="ru-RU"/>
-              </w:rPr>
-              <w:t>Прож</w:t>
-            </w:r>
-            <w:proofErr w:type="spellEnd"/>
-            <w:r>
-              <w:rPr>
-                <w:rFonts w:ascii="Arial" w:hAnsi="Arial" w:cs="Arial"/>
-                <w:sz w:val="16"/>
-                <w:szCs w:val="16"/>
-                <w:lang w:val="ru-RU"/>
-              </w:rPr>
-              <w:t>.:</w:t>
-            </w:r>
-            <w:r>
-              <w:rPr>
-                <w:rFonts w:ascii="Arial" w:hAnsi="Arial" w:cs="Arial"/>
-                <w:sz w:val="16"/>
-                <w:szCs w:val="16"/>
-              </w:rPr>
-              <w:t> </w:t>
-            </w:r>
-            <w:r>
-              <w:rPr>
-                <w:rFonts w:ascii="Arial" w:hAnsi="Arial" w:cs="Arial"/>
-                <w:sz w:val="16"/>
-                <w:szCs w:val="16"/>
-                <w:lang w:val="ru-RU"/>
-              </w:rPr>
-              <w:t>г. Владивосток.</w:t>
-            </w:r>
-            <w:r>
-              <w:rPr>
-                <w:rFonts w:ascii="Arial" w:hAnsi="Arial" w:cs="Arial"/>
-                <w:sz w:val="16"/>
-                <w:szCs w:val="16"/>
-                <w:lang w:val="ru-RU"/>
-              </w:rPr>
-              <w:br/>
-              <w:t xml:space="preserve">Арестована 26 января 1932 г.  Приговорена: Тройка при ОГПУ 6 февраля 1932 г., </w:t>
-            </w:r>
-            <w:proofErr w:type="spellStart"/>
-            <w:r>
-              <w:rPr>
-                <w:rFonts w:ascii="Arial" w:hAnsi="Arial" w:cs="Arial"/>
-                <w:sz w:val="16"/>
-                <w:szCs w:val="16"/>
-                <w:lang w:val="ru-RU"/>
-              </w:rPr>
-              <w:t>обв</w:t>
-            </w:r>
-            <w:proofErr w:type="spellEnd"/>
-            <w:r>
-              <w:rPr>
-                <w:rFonts w:ascii="Arial" w:hAnsi="Arial" w:cs="Arial"/>
-                <w:sz w:val="16"/>
-                <w:szCs w:val="16"/>
-                <w:lang w:val="ru-RU"/>
-              </w:rPr>
-              <w:t>.:</w:t>
-            </w:r>
-            <w:r>
-              <w:rPr>
-                <w:rFonts w:ascii="Arial" w:hAnsi="Arial" w:cs="Arial"/>
-                <w:sz w:val="16"/>
-                <w:szCs w:val="16"/>
-              </w:rPr>
-              <w:t> </w:t>
-            </w:r>
-            <w:r>
-              <w:rPr>
-                <w:rFonts w:ascii="Arial" w:hAnsi="Arial" w:cs="Arial"/>
-                <w:sz w:val="16"/>
-                <w:szCs w:val="16"/>
-                <w:lang w:val="ru-RU"/>
-              </w:rPr>
-              <w:t>по ст. 58-6.  Приговор: ВМН. Расстреляна 6 февраля 1932 г. Место захоронения</w:t>
-            </w:r>
-            <w:r>
-              <w:rPr>
-                <w:rFonts w:ascii="Arial" w:hAnsi="Arial" w:cs="Arial"/>
-                <w:sz w:val="16"/>
-                <w:szCs w:val="16"/>
-              </w:rPr>
-              <w:t> </w:t>
-            </w:r>
-            <w:r>
-              <w:rPr>
-                <w:rFonts w:ascii="Arial" w:hAnsi="Arial" w:cs="Arial"/>
-                <w:sz w:val="16"/>
-                <w:szCs w:val="16"/>
-                <w:lang w:val="ru-RU"/>
-              </w:rPr>
-              <w:t>- г. Владивосток. Реабилитирована 28 декабря 1989 г. на основании Указа ПВС СССР</w:t>
-            </w:r>
-          </w:p>
-          <w:p>
-            <w:pPr>
-              <w:pStyle w:val="BodyText"/>
-              <w:pBdr>
-                <w:top w:val="none" w:sz="0" w:space="0" w:color="000000"/>
-                <w:left w:val="none" w:sz="0" w:space="0" w:color="000000"/>
-                <w:bottom w:val="none" w:sz="0" w:space="0" w:color="000000"/>
-                <w:right w:val="none" w:sz="0" w:space="0" w:color="000000"/>
-              </w:pBdr>
-              <w:spacing w:after="60" w:line="240" w:lineRule="auto"/>
-              <w:rPr>
-                <w:rFonts w:ascii="Arial" w:hAnsi="Arial" w:cs="Arial"/>
-                <w:sz w:val="16"/>
-                <w:szCs w:val="16"/>
-                <w:lang w:val="ru-RU"/>
-              </w:rPr>
-            </w:pPr>
-            <w:r>
-              <w:rPr>
-                <w:rFonts w:ascii="Arial" w:hAnsi="Arial" w:cs="Arial"/>
-                <w:i/>
-                <w:sz w:val="16"/>
-                <w:szCs w:val="16"/>
-                <w:lang w:val="ru-RU"/>
-              </w:rPr>
-              <w:t>Источник: База данных о жертвах репрессий Приморского края</w:t>
-            </w:r>
-            <w:r>
-              <w:rPr>
-                <w:rFonts w:ascii="Arial" w:hAnsi="Arial" w:cs="Arial"/>
-                <w:i/>
-                <w:sz w:val="16"/>
-                <w:szCs w:val="16"/>
-                <w:lang w:val="ru-RU"/>
-              </w:rPr>
-              <w:t xml:space="preserve">;  </w:t>
-            </w:r>
-            <w:hyperlink r:id="rId14" w:history="1">
+            <w:hyperlink r:id="rId17" w:history="1">
               <w:r>
                 <w:rPr>
                   <w:rStyle w:val="Hyperlink"/>
@@ -4483,16 +4780,49 @@
                 <w:lang w:val="ru-RU"/>
               </w:rPr>
             </w:pPr>
-            <w:r>
-              <w:rPr>
-                <w:rFonts w:ascii="Arial" w:hAnsi="Arial" w:cs="Arial"/>
-                <w:b/>
-                <w:bCs/>
-                <w:sz w:val="16"/>
-                <w:szCs w:val="16"/>
-                <w:lang w:val="ru-RU"/>
-              </w:rPr>
-              <w:t xml:space="preserve">Маркова Клавдия Ивановна  23 года  </w:t>
+            <w:proofErr w:type="spellStart"/>
+            <w:r>
+              <w:rPr>
+                <w:rFonts w:ascii="Arial" w:hAnsi="Arial" w:cs="Arial"/>
+                <w:b/>
+                <w:sz w:val="16"/>
+                <w:szCs w:val="16"/>
+                <w:lang w:val="ru-RU"/>
+              </w:rPr>
+              <w:t>Обертас</w:t>
+            </w:r>
+            <w:proofErr w:type="spellEnd"/>
+            <w:r>
+              <w:rPr>
+                <w:rFonts w:ascii="Arial" w:hAnsi="Arial" w:cs="Arial"/>
+                <w:b/>
+                <w:sz w:val="16"/>
+                <w:szCs w:val="16"/>
+                <w:lang w:val="ru-RU"/>
+              </w:rPr>
+              <w:t xml:space="preserve"> Валентина </w:t>
+            </w:r>
+            <w:proofErr w:type="gramStart"/>
+            <w:r>
+              <w:rPr>
+                <w:rFonts w:ascii="Arial" w:hAnsi="Arial" w:cs="Arial"/>
+                <w:b/>
+                <w:sz w:val="16"/>
+                <w:szCs w:val="16"/>
+                <w:lang w:val="ru-RU"/>
+              </w:rPr>
+              <w:t>Порфирьевна  32</w:t>
+            </w:r>
+            <w:proofErr w:type="gramEnd"/>
+            <w:r>
+              <w:rPr>
+                <w:rFonts w:ascii="Arial" w:hAnsi="Arial" w:cs="Arial"/>
+                <w:b/>
+                <w:sz w:val="16"/>
+                <w:szCs w:val="16"/>
+                <w:lang w:val="ru-RU"/>
+              </w:rPr>
+              <w:t xml:space="preserve"> года  </w:t>
             </w:r>
           </w:p>
           <w:p>
@@ -4519,7 +4849,24 @@
                 <w:szCs w:val="16"/>
                 <w:lang w:val="ru-RU"/>
               </w:rPr>
-              <w:t xml:space="preserve">1909 г.р., </w:t>
+              <w:t>Родилась</w:t>
+            </w:r>
+            <w:r>
+              <w:rPr>
+                <w:rFonts w:ascii="Arial" w:hAnsi="Arial" w:cs="Arial"/>
+                <w:sz w:val="16"/>
+                <w:szCs w:val="16"/>
+              </w:rPr>
+              <w:t> </w:t>
+            </w:r>
+            <w:r>
+              <w:rPr>
+                <w:rFonts w:ascii="Arial" w:hAnsi="Arial" w:cs="Arial"/>
+                <w:sz w:val="16"/>
+                <w:szCs w:val="16"/>
+                <w:lang w:val="ru-RU"/>
+              </w:rPr>
+              <w:t xml:space="preserve">в 1900 г., Виленская губ.; русская; образование среднее; б/п; работница </w:t>
             </w:r>
             <w:proofErr w:type="spellStart"/>
             <w:r>
@@ -4529,7 +4876,7 @@
                 <w:szCs w:val="16"/>
                 <w:lang w:val="ru-RU"/>
               </w:rPr>
-              <w:t>м.р</w:t>
+              <w:t>коопхоза</w:t>
             </w:r>
             <w:proofErr w:type="spellEnd"/>
             <w:r>
@@ -4539,7 +4886,7 @@
                 <w:szCs w:val="16"/>
                 <w:lang w:val="ru-RU"/>
               </w:rPr>
-              <w:t xml:space="preserve">.: Китай, гражданка СССР, русская, телеграфистка, </w:t>
+              <w:t xml:space="preserve">. </w:t>
             </w:r>
             <w:proofErr w:type="spellStart"/>
             <w:r>
@@ -4549,7 +4896,7 @@
                 <w:szCs w:val="16"/>
                 <w:lang w:val="ru-RU"/>
               </w:rPr>
-              <w:t>прож</w:t>
+              <w:t>Прож</w:t>
             </w:r>
             <w:proofErr w:type="spellEnd"/>
             <w:r>
@@ -4559,43 +4906,42 @@
                 <w:szCs w:val="16"/>
                 <w:lang w:val="ru-RU"/>
               </w:rPr>
-              <w:t xml:space="preserve">.: г. Благовещенск, </w:t>
-            </w:r>
-            <w:r>
-              <w:rPr>
-                <w:rFonts w:ascii="Arial" w:hAnsi="Arial" w:cs="Arial"/>
-                <w:sz w:val="16"/>
-                <w:szCs w:val="16"/>
-                <w:lang w:val="ru-RU"/>
-              </w:rPr>
-              <w:t xml:space="preserve">Амурская обл., </w:t>
-            </w:r>
-            <w:r>
-              <w:rPr>
-                <w:rFonts w:ascii="Arial" w:hAnsi="Arial" w:cs="Arial"/>
-                <w:sz w:val="16"/>
-                <w:szCs w:val="16"/>
-                <w:lang w:val="ru-RU"/>
-              </w:rPr>
-              <w:t>арестована ОО ОГПУ 26 дивизии 14.07.1931</w:t>
-            </w:r>
-            <w:r>
-              <w:rPr>
-                <w:rFonts w:ascii="Arial" w:hAnsi="Arial" w:cs="Arial"/>
-                <w:sz w:val="16"/>
-                <w:szCs w:val="16"/>
-                <w:lang w:val="ru-RU"/>
-              </w:rPr>
-              <w:t xml:space="preserve">. </w:t>
-            </w:r>
-            <w:r>
-              <w:rPr>
-                <w:rFonts w:ascii="Arial" w:hAnsi="Arial" w:cs="Arial"/>
-                <w:sz w:val="16"/>
-                <w:szCs w:val="16"/>
-                <w:lang w:val="ru-RU"/>
-              </w:rPr>
-              <w:t xml:space="preserve">Обвинение: ст. 58-4-1а УК РСФСР. Приговор: тройка при ПП ОГПУ ДВК, 24.01.1932 — ВМН. Реабилитация: По заключению Военной прокуратуры КДВО, 12.05.1990 - по Указу ПВС СССР от _16.01.1989_ г. </w:t>
+              <w:t>.:</w:t>
+            </w:r>
+            <w:r>
+              <w:rPr>
+                <w:rFonts w:ascii="Arial" w:hAnsi="Arial" w:cs="Arial"/>
+                <w:sz w:val="16"/>
+                <w:szCs w:val="16"/>
+              </w:rPr>
+              <w:t> </w:t>
+            </w:r>
+            <w:r>
+              <w:rPr>
+                <w:rFonts w:ascii="Arial" w:hAnsi="Arial" w:cs="Arial"/>
+                <w:sz w:val="16"/>
+                <w:szCs w:val="16"/>
+                <w:lang w:val="ru-RU"/>
+              </w:rPr>
+              <w:t>г. Владивосток.</w:t>
+            </w:r>
+            <w:r>
+              <w:rPr>
+                <w:rFonts w:ascii="Arial" w:hAnsi="Arial" w:cs="Arial"/>
+                <w:sz w:val="16"/>
+                <w:szCs w:val="16"/>
+                <w:lang w:val="ru-RU"/>
+              </w:rPr>
+              <w:t xml:space="preserve"> </w:t>
+            </w:r>
+            <w:r>
+              <w:rPr>
+                <w:rFonts w:ascii="Arial" w:hAnsi="Arial" w:cs="Arial"/>
+                <w:sz w:val="16"/>
+                <w:szCs w:val="16"/>
+                <w:lang w:val="ru-RU"/>
+              </w:rPr>
+              <w:t xml:space="preserve">Арестована 9 августа 1932 г.  Приговорена: Тройка при ОГПУ 4 ноября 1932 г., </w:t>
             </w:r>
             <w:proofErr w:type="spellStart"/>
             <w:r>
@@ -4605,7 +4951,7 @@
                 <w:szCs w:val="16"/>
                 <w:lang w:val="ru-RU"/>
               </w:rPr>
-              <w:t>Арх.дело</w:t>
+              <w:t>обв</w:t>
             </w:r>
             <w:proofErr w:type="spellEnd"/>
             <w:r>
@@ -4615,291 +4961,63 @@
                 <w:szCs w:val="16"/>
                 <w:lang w:val="ru-RU"/>
               </w:rPr>
-              <w:t>: П-160351</w:t>
-            </w:r>
-          </w:p>
-          <w:p>
-            <w:pPr>
-              <w:pStyle w:val="BodyText"/>
-              <w:pBdr>
-                <w:top w:val="none" w:sz="0" w:space="0" w:color="000000"/>
-                <w:left w:val="none" w:sz="0" w:space="0" w:color="000000"/>
-                <w:bottom w:val="none" w:sz="0" w:space="0" w:color="000000"/>
-                <w:right w:val="none" w:sz="0" w:space="0" w:color="000000"/>
-              </w:pBdr>
-              <w:spacing w:after="0" w:line="240" w:lineRule="auto"/>
-              <w:rPr>
-                <w:rFonts w:ascii="Arial" w:hAnsi="Arial" w:cs="Arial"/>
-                <w:sz w:val="16"/>
-                <w:szCs w:val="16"/>
-                <w:lang w:val="ru-RU"/>
-              </w:rPr>
-            </w:pPr>
-            <w:r>
-              <w:rPr>
-                <w:rFonts w:ascii="Arial" w:hAnsi="Arial" w:cs="Arial"/>
-                <w:sz w:val="16"/>
-                <w:szCs w:val="16"/>
-                <w:lang w:val="ru-RU"/>
-              </w:rPr>
-              <w:t>Источник: Книга памяти Хабаровского края , т.2</w:t>
-            </w:r>
-            <w:r>
-              <w:rPr>
-                <w:rFonts w:ascii="Arial" w:hAnsi="Arial" w:cs="Arial"/>
-                <w:sz w:val="16"/>
-                <w:szCs w:val="16"/>
-                <w:lang w:val="ru-RU"/>
-              </w:rPr>
-              <w:t xml:space="preserve">;  </w:t>
-            </w:r>
-            <w:hyperlink r:id="rId15" w:history="1">
-              <w:r>
-                <w:rPr>
-                  <w:rStyle w:val="Hyperlink"/>
-                  <w:rFonts w:ascii="Arial" w:eastAsia="OpenSymbol" w:hAnsi="Arial" w:cs="Arial"/>
-                  <w:b/>
-                  <w:bCs/>
-                  <w:color w:val="auto"/>
-                  <w:sz w:val="16"/>
-                  <w:szCs w:val="16"/>
-                  <w:lang w:val="ru-RU"/>
-                </w:rPr>
-                <w:t>Архивная ссылка</w:t>
-              </w:r>
-            </w:hyperlink>
-          </w:p>
-        </w:tc>
-      </w:tr>
-      <w:tr>
-        <w:tc>
-          <w:tcPr>
-            <w:tcW w:w="10980" w:type="dxa"/>
-            <w:shd w:val="clear" w:color="auto" w:fill="auto"/>
-            <w:vAlign w:val="center"/>
-          </w:tcPr>
-          <w:p>
-            <w:pPr>
-              <w:pStyle w:val="BodyText"/>
-              <w:pBdr>
-                <w:top w:val="none" w:sz="0" w:space="0" w:color="000000"/>
-                <w:left w:val="none" w:sz="0" w:space="0" w:color="000000"/>
-                <w:bottom w:val="none" w:sz="0" w:space="0" w:color="000000"/>
-                <w:right w:val="none" w:sz="0" w:space="0" w:color="000000"/>
-              </w:pBdr>
-              <w:spacing w:after="0" w:line="240" w:lineRule="auto"/>
-              <w:rPr>
-                <w:rFonts w:ascii="Arial" w:hAnsi="Arial" w:cs="Arial"/>
-                <w:sz w:val="16"/>
-                <w:szCs w:val="16"/>
-                <w:lang w:val="ru-RU"/>
-              </w:rPr>
-            </w:pPr>
+              <w:t>.:</w:t>
+            </w:r>
+            <w:r>
+              <w:rPr>
+                <w:rFonts w:ascii="Arial" w:hAnsi="Arial" w:cs="Arial"/>
+                <w:sz w:val="16"/>
+                <w:szCs w:val="16"/>
+              </w:rPr>
+              <w:t> </w:t>
+            </w:r>
+            <w:r>
+              <w:rPr>
+                <w:rFonts w:ascii="Arial" w:hAnsi="Arial" w:cs="Arial"/>
+                <w:sz w:val="16"/>
+                <w:szCs w:val="16"/>
+                <w:lang w:val="ru-RU"/>
+              </w:rPr>
+              <w:t xml:space="preserve">в </w:t>
+            </w:r>
+            <w:r>
+              <w:rPr>
+                <w:rFonts w:ascii="Arial" w:hAnsi="Arial" w:cs="Arial"/>
+                <w:sz w:val="16"/>
+                <w:szCs w:val="16"/>
+                <w:lang w:val="ru-RU"/>
+              </w:rPr>
+              <w:t>а/с</w:t>
+            </w:r>
+            <w:r>
+              <w:rPr>
+                <w:rFonts w:ascii="Arial" w:hAnsi="Arial" w:cs="Arial"/>
+                <w:sz w:val="16"/>
+                <w:szCs w:val="16"/>
+                <w:lang w:val="ru-RU"/>
+              </w:rPr>
+              <w:t xml:space="preserve"> </w:t>
+            </w:r>
             <w:proofErr w:type="spellStart"/>
-            <w:r>
-              <w:rPr>
-                <w:rFonts w:ascii="Arial" w:hAnsi="Arial" w:cs="Arial"/>
-                <w:b/>
-                <w:sz w:val="16"/>
-                <w:szCs w:val="16"/>
-                <w:lang w:val="ru-RU"/>
-              </w:rPr>
-              <w:t>Обертас</w:t>
-            </w:r>
-            <w:proofErr w:type="spellEnd"/>
-            <w:r>
-              <w:rPr>
-                <w:rFonts w:ascii="Arial" w:hAnsi="Arial" w:cs="Arial"/>
-                <w:b/>
-                <w:sz w:val="16"/>
-                <w:szCs w:val="16"/>
-                <w:lang w:val="ru-RU"/>
-              </w:rPr>
-              <w:t xml:space="preserve"> Валентина Порфирьевна  32 года  </w:t>
-            </w:r>
-          </w:p>
-          <w:p>
-            <w:pPr>
-              <w:pStyle w:val="BodyText"/>
-              <w:pBdr>
-                <w:top w:val="none" w:sz="0" w:space="0" w:color="000000"/>
-                <w:left w:val="none" w:sz="0" w:space="0" w:color="000000"/>
-                <w:bottom w:val="none" w:sz="0" w:space="0" w:color="000000"/>
-                <w:right w:val="none" w:sz="0" w:space="0" w:color="000000"/>
-              </w:pBdr>
-              <w:spacing w:after="0" w:line="240" w:lineRule="auto"/>
-              <w:rPr>
-                <w:rFonts w:ascii="Arial" w:hAnsi="Arial" w:cs="Arial"/>
-                <w:sz w:val="16"/>
-                <w:szCs w:val="16"/>
-                <w:lang w:val="ru-RU"/>
-              </w:rPr>
-            </w:pPr>
-            <w:r>
-              <w:rPr>
-                <w:rFonts w:ascii="Arial" w:hAnsi="Arial" w:cs="Arial"/>
-                <w:sz w:val="16"/>
-                <w:szCs w:val="16"/>
-                <w:lang w:val="ru-RU"/>
-              </w:rPr>
-              <w:t>Родилась</w:t>
-            </w:r>
-            <w:r>
-              <w:rPr>
-                <w:rFonts w:ascii="Arial" w:hAnsi="Arial" w:cs="Arial"/>
-                <w:sz w:val="16"/>
-                <w:szCs w:val="16"/>
-              </w:rPr>
-              <w:t> </w:t>
-            </w:r>
-            <w:r>
-              <w:rPr>
-                <w:rFonts w:ascii="Arial" w:hAnsi="Arial" w:cs="Arial"/>
-                <w:sz w:val="16"/>
-                <w:szCs w:val="16"/>
-                <w:lang w:val="ru-RU"/>
-              </w:rPr>
-              <w:t xml:space="preserve">в 1900 г., Виленская губ.; русская; образование среднее; б/п; работница </w:t>
-            </w:r>
-            <w:proofErr w:type="spellStart"/>
-            <w:r>
-              <w:rPr>
-                <w:rFonts w:ascii="Arial" w:hAnsi="Arial" w:cs="Arial"/>
-                <w:sz w:val="16"/>
-                <w:szCs w:val="16"/>
-                <w:lang w:val="ru-RU"/>
-              </w:rPr>
-              <w:t>коопхоза</w:t>
-            </w:r>
-            <w:proofErr w:type="spellEnd"/>
-            <w:r>
-              <w:rPr>
-                <w:rFonts w:ascii="Arial" w:hAnsi="Arial" w:cs="Arial"/>
-                <w:sz w:val="16"/>
-                <w:szCs w:val="16"/>
-                <w:lang w:val="ru-RU"/>
-              </w:rPr>
-              <w:t xml:space="preserve">. </w:t>
-            </w:r>
-            <w:proofErr w:type="spellStart"/>
-            <w:r>
-              <w:rPr>
-                <w:rFonts w:ascii="Arial" w:hAnsi="Arial" w:cs="Arial"/>
-                <w:sz w:val="16"/>
-                <w:szCs w:val="16"/>
-                <w:lang w:val="ru-RU"/>
-              </w:rPr>
-              <w:t>Прож</w:t>
-            </w:r>
-            <w:proofErr w:type="spellEnd"/>
-            <w:r>
-              <w:rPr>
-                <w:rFonts w:ascii="Arial" w:hAnsi="Arial" w:cs="Arial"/>
-                <w:sz w:val="16"/>
-                <w:szCs w:val="16"/>
-                <w:lang w:val="ru-RU"/>
-              </w:rPr>
-              <w:t>.:</w:t>
-            </w:r>
-            <w:r>
-              <w:rPr>
-                <w:rFonts w:ascii="Arial" w:hAnsi="Arial" w:cs="Arial"/>
-                <w:sz w:val="16"/>
-                <w:szCs w:val="16"/>
-              </w:rPr>
-              <w:t> </w:t>
-            </w:r>
-            <w:r>
-              <w:rPr>
-                <w:rFonts w:ascii="Arial" w:hAnsi="Arial" w:cs="Arial"/>
-                <w:sz w:val="16"/>
-                <w:szCs w:val="16"/>
-                <w:lang w:val="ru-RU"/>
-              </w:rPr>
-              <w:t>г. Владивосток.</w:t>
-            </w:r>
-            <w:r>
-              <w:rPr>
-                <w:rFonts w:ascii="Arial" w:hAnsi="Arial" w:cs="Arial"/>
-                <w:sz w:val="16"/>
-                <w:szCs w:val="16"/>
-                <w:lang w:val="ru-RU"/>
-              </w:rPr>
-              <w:t xml:space="preserve"> </w:t>
-            </w:r>
-            <w:r>
-              <w:rPr>
-                <w:rFonts w:ascii="Arial" w:hAnsi="Arial" w:cs="Arial"/>
-                <w:sz w:val="16"/>
-                <w:szCs w:val="16"/>
-                <w:lang w:val="ru-RU"/>
-              </w:rPr>
-              <w:t xml:space="preserve">Арестована 9 августа 1932 г.  Приговорена: Тройка при ОГПУ 4 ноября 1932 г., </w:t>
-            </w:r>
-            <w:proofErr w:type="spellStart"/>
-            <w:r>
-              <w:rPr>
-                <w:rFonts w:ascii="Arial" w:hAnsi="Arial" w:cs="Arial"/>
-                <w:sz w:val="16"/>
-                <w:szCs w:val="16"/>
-                <w:lang w:val="ru-RU"/>
-              </w:rPr>
-              <w:t>обв</w:t>
-            </w:r>
-            <w:proofErr w:type="spellEnd"/>
-            <w:r>
-              <w:rPr>
-                <w:rFonts w:ascii="Arial" w:hAnsi="Arial" w:cs="Arial"/>
-                <w:sz w:val="16"/>
-                <w:szCs w:val="16"/>
-                <w:lang w:val="ru-RU"/>
-              </w:rPr>
-              <w:t>.:</w:t>
-            </w:r>
-            <w:r>
-              <w:rPr>
-                <w:rFonts w:ascii="Arial" w:hAnsi="Arial" w:cs="Arial"/>
-                <w:sz w:val="16"/>
-                <w:szCs w:val="16"/>
-              </w:rPr>
-              <w:t> </w:t>
-            </w:r>
-            <w:r>
-              <w:rPr>
-                <w:rFonts w:ascii="Arial" w:hAnsi="Arial" w:cs="Arial"/>
-                <w:sz w:val="16"/>
-                <w:szCs w:val="16"/>
-                <w:lang w:val="ru-RU"/>
-              </w:rPr>
-              <w:t xml:space="preserve">в </w:t>
-            </w:r>
-            <w:r>
-              <w:rPr>
-                <w:rFonts w:ascii="Arial" w:hAnsi="Arial" w:cs="Arial"/>
-                <w:sz w:val="16"/>
-                <w:szCs w:val="16"/>
-                <w:lang w:val="ru-RU"/>
-              </w:rPr>
-              <w:t>а/с</w:t>
-            </w:r>
-            <w:r>
-              <w:rPr>
-                <w:rFonts w:ascii="Arial" w:hAnsi="Arial" w:cs="Arial"/>
-                <w:sz w:val="16"/>
-                <w:szCs w:val="16"/>
-                <w:lang w:val="ru-RU"/>
-              </w:rPr>
-              <w:t xml:space="preserve"> </w:t>
-            </w:r>
-            <w:proofErr w:type="spellStart"/>
-            <w:r>
-              <w:rPr>
-                <w:rFonts w:ascii="Arial" w:hAnsi="Arial" w:cs="Arial"/>
-                <w:sz w:val="16"/>
-                <w:szCs w:val="16"/>
-                <w:lang w:val="ru-RU"/>
-              </w:rPr>
-              <w:t>агитации..Приговор</w:t>
+            <w:proofErr w:type="gramStart"/>
+            <w:r>
+              <w:rPr>
+                <w:rFonts w:ascii="Arial" w:hAnsi="Arial" w:cs="Arial"/>
+                <w:sz w:val="16"/>
+                <w:szCs w:val="16"/>
+                <w:lang w:val="ru-RU"/>
+              </w:rPr>
+              <w:t>агитации..</w:t>
+            </w:r>
+            <w:proofErr w:type="gramEnd"/>
+            <w:r>
+              <w:rPr>
+                <w:rFonts w:ascii="Arial" w:hAnsi="Arial" w:cs="Arial"/>
+                <w:sz w:val="16"/>
+                <w:szCs w:val="16"/>
+                <w:lang w:val="ru-RU"/>
+              </w:rPr>
+              <w:t>Приговор</w:t>
             </w:r>
             <w:proofErr w:type="spellEnd"/>
             <w:r>
@@ -4972,521 +5090,6 @@
                 <w:lang w:val="ru-RU"/>
               </w:rPr>
               <w:t xml:space="preserve">;  </w:t>
-            </w:r>
-            <w:hyperlink r:id="rId16" w:history="1">
-              <w:r>
-                <w:rPr>
-                  <w:rStyle w:val="Hyperlink"/>
-                  <w:rFonts w:ascii="Arial" w:eastAsia="OpenSymbol" w:hAnsi="Arial" w:cs="Arial"/>
-                  <w:b/>
-                  <w:bCs/>
-                  <w:color w:val="auto"/>
-                  <w:sz w:val="16"/>
-                  <w:szCs w:val="16"/>
-                  <w:lang w:val="ru-RU"/>
-                </w:rPr>
-                <w:t>Архивная ссылка</w:t>
-              </w:r>
-            </w:hyperlink>
-          </w:p>
-        </w:tc>
-      </w:tr>
-      <w:tr>
-        <w:tc>
-          <w:tcPr>
-            <w:tcW w:w="10980" w:type="dxa"/>
-            <w:shd w:val="clear" w:color="auto" w:fill="auto"/>
-            <w:vAlign w:val="center"/>
-          </w:tcPr>
-          <w:p>
-            <w:pPr>
-              <w:pStyle w:val="BodyText"/>
-              <w:spacing w:after="0" w:line="240" w:lineRule="auto"/>
-              <w:rPr>
-                <w:rFonts w:ascii="Arial" w:hAnsi="Arial" w:cs="Arial"/>
-                <w:b/>
-                <w:bCs/>
-                <w:sz w:val="16"/>
-                <w:szCs w:val="16"/>
-                <w:lang w:val="ru-RU"/>
-              </w:rPr>
-            </w:pPr>
-            <w:proofErr w:type="spellStart"/>
-            <w:r>
-              <w:rPr>
-                <w:rFonts w:ascii="Arial" w:hAnsi="Arial" w:cs="Arial"/>
-                <w:b/>
-                <w:bCs/>
-                <w:sz w:val="16"/>
-                <w:szCs w:val="16"/>
-                <w:lang w:val="ru-RU"/>
-              </w:rPr>
-              <w:t>Персиянова</w:t>
-            </w:r>
-            <w:proofErr w:type="spellEnd"/>
-            <w:r>
-              <w:rPr>
-                <w:rFonts w:ascii="Arial" w:hAnsi="Arial" w:cs="Arial"/>
-                <w:b/>
-                <w:bCs/>
-                <w:sz w:val="16"/>
-                <w:szCs w:val="16"/>
-                <w:lang w:val="ru-RU"/>
-              </w:rPr>
-              <w:t xml:space="preserve"> (</w:t>
-            </w:r>
-            <w:proofErr w:type="spellStart"/>
-            <w:r>
-              <w:rPr>
-                <w:rFonts w:ascii="Arial" w:hAnsi="Arial" w:cs="Arial"/>
-                <w:b/>
-                <w:bCs/>
-                <w:sz w:val="16"/>
-                <w:szCs w:val="16"/>
-                <w:lang w:val="ru-RU"/>
-              </w:rPr>
-              <w:t>Персиановна</w:t>
-            </w:r>
-            <w:proofErr w:type="spellEnd"/>
-            <w:r>
-              <w:rPr>
-                <w:rFonts w:ascii="Arial" w:hAnsi="Arial" w:cs="Arial"/>
-                <w:b/>
-                <w:bCs/>
-                <w:sz w:val="16"/>
-                <w:szCs w:val="16"/>
-                <w:lang w:val="ru-RU"/>
-              </w:rPr>
-              <w:t xml:space="preserve">) Екатерина </w:t>
-            </w:r>
-            <w:proofErr w:type="spellStart"/>
-            <w:r>
-              <w:rPr>
-                <w:rFonts w:ascii="Arial" w:hAnsi="Arial" w:cs="Arial"/>
-                <w:b/>
-                <w:bCs/>
-                <w:sz w:val="16"/>
-                <w:szCs w:val="16"/>
-                <w:lang w:val="ru-RU"/>
-              </w:rPr>
-              <w:t>Афиногеновна</w:t>
-            </w:r>
-            <w:proofErr w:type="spellEnd"/>
-            <w:r>
-              <w:rPr>
-                <w:rFonts w:ascii="Arial" w:hAnsi="Arial" w:cs="Arial"/>
-                <w:b/>
-                <w:bCs/>
-                <w:sz w:val="16"/>
-                <w:szCs w:val="16"/>
-                <w:lang w:val="ru-RU"/>
-              </w:rPr>
-              <w:t xml:space="preserve">  22 года  </w:t>
-            </w:r>
-          </w:p>
-          <w:p>
-            <w:pPr>
-              <w:pStyle w:val="BodyText"/>
-              <w:spacing w:after="0" w:line="240" w:lineRule="auto"/>
-              <w:rPr>
-                <w:rFonts w:ascii="Arial" w:hAnsi="Arial" w:cs="Arial"/>
-                <w:sz w:val="16"/>
-                <w:szCs w:val="16"/>
-                <w:lang w:val="ru-RU"/>
-              </w:rPr>
-            </w:pPr>
-            <w:r>
-              <w:rPr>
-                <w:rFonts w:ascii="Arial" w:hAnsi="Arial" w:cs="Arial"/>
-                <w:sz w:val="16"/>
-                <w:szCs w:val="16"/>
-                <w:lang w:val="ru-RU"/>
-              </w:rPr>
-              <w:t xml:space="preserve">1910 г.р., </w:t>
-            </w:r>
-            <w:proofErr w:type="spellStart"/>
-            <w:r>
-              <w:rPr>
-                <w:rFonts w:ascii="Arial" w:hAnsi="Arial" w:cs="Arial"/>
-                <w:sz w:val="16"/>
-                <w:szCs w:val="16"/>
-                <w:lang w:val="ru-RU"/>
-              </w:rPr>
-              <w:t>м.р</w:t>
-            </w:r>
-            <w:proofErr w:type="spellEnd"/>
-            <w:r>
-              <w:rPr>
-                <w:rFonts w:ascii="Arial" w:hAnsi="Arial" w:cs="Arial"/>
-                <w:sz w:val="16"/>
-                <w:szCs w:val="16"/>
-                <w:lang w:val="ru-RU"/>
-              </w:rPr>
-              <w:t xml:space="preserve">.: г. Новочеркасск, русская, образование: высшее, б/п, заведующая птицеводством в </w:t>
-            </w:r>
-            <w:proofErr w:type="spellStart"/>
-            <w:r>
-              <w:rPr>
-                <w:rFonts w:ascii="Arial" w:hAnsi="Arial" w:cs="Arial"/>
-                <w:sz w:val="16"/>
-                <w:szCs w:val="16"/>
-                <w:lang w:val="ru-RU"/>
-              </w:rPr>
-              <w:t>коопхозе</w:t>
-            </w:r>
-            <w:proofErr w:type="spellEnd"/>
-            <w:r>
-              <w:rPr>
-                <w:rFonts w:ascii="Arial" w:hAnsi="Arial" w:cs="Arial"/>
-                <w:sz w:val="16"/>
-                <w:szCs w:val="16"/>
-                <w:lang w:val="ru-RU"/>
-              </w:rPr>
-              <w:t xml:space="preserve">, </w:t>
-            </w:r>
-            <w:proofErr w:type="spellStart"/>
-            <w:r>
-              <w:rPr>
-                <w:rFonts w:ascii="Arial" w:hAnsi="Arial" w:cs="Arial"/>
-                <w:sz w:val="16"/>
-                <w:szCs w:val="16"/>
-                <w:lang w:val="ru-RU"/>
-              </w:rPr>
-              <w:t>прож</w:t>
-            </w:r>
-            <w:proofErr w:type="spellEnd"/>
-            <w:r>
-              <w:rPr>
-                <w:rFonts w:ascii="Arial" w:hAnsi="Arial" w:cs="Arial"/>
-                <w:sz w:val="16"/>
-                <w:szCs w:val="16"/>
-                <w:lang w:val="ru-RU"/>
-              </w:rPr>
-              <w:t>.: г. Владивосток</w:t>
-            </w:r>
-            <w:r>
-              <w:rPr>
-                <w:rFonts w:ascii="Arial" w:hAnsi="Arial" w:cs="Arial"/>
-                <w:sz w:val="16"/>
-                <w:szCs w:val="16"/>
-                <w:lang w:val="ru-RU"/>
-              </w:rPr>
-              <w:t xml:space="preserve">. </w:t>
-            </w:r>
-            <w:r>
-              <w:rPr>
-                <w:rFonts w:ascii="Arial" w:hAnsi="Arial" w:cs="Arial"/>
-                <w:sz w:val="16"/>
-                <w:szCs w:val="16"/>
-                <w:lang w:val="ru-RU"/>
-              </w:rPr>
-              <w:t xml:space="preserve">арестована 07.08.1932. Обвинение: в </w:t>
-            </w:r>
-            <w:r>
-              <w:rPr>
-                <w:rFonts w:ascii="Arial" w:hAnsi="Arial" w:cs="Arial"/>
-                <w:sz w:val="16"/>
-                <w:szCs w:val="16"/>
-                <w:lang w:val="ru-RU"/>
-              </w:rPr>
-              <w:t>а/с</w:t>
-            </w:r>
-            <w:r>
-              <w:rPr>
-                <w:rFonts w:ascii="Arial" w:hAnsi="Arial" w:cs="Arial"/>
-                <w:sz w:val="16"/>
-                <w:szCs w:val="16"/>
-                <w:lang w:val="ru-RU"/>
-              </w:rPr>
-              <w:t xml:space="preserve"> деятельности. Приговор: тройка при ОГПУ, 04.11.1932 — ВМН.</w:t>
-            </w:r>
-            <w:r>
-              <w:rPr>
-                <w:rFonts w:ascii="Arial" w:hAnsi="Arial" w:cs="Arial"/>
-                <w:sz w:val="16"/>
-                <w:szCs w:val="16"/>
-                <w:lang w:val="ru-RU"/>
-              </w:rPr>
-              <w:t xml:space="preserve"> </w:t>
-            </w:r>
-            <w:r>
-              <w:rPr>
-                <w:rFonts w:ascii="Arial" w:hAnsi="Arial" w:cs="Arial"/>
-                <w:sz w:val="16"/>
-                <w:szCs w:val="16"/>
-                <w:lang w:val="ru-RU"/>
-              </w:rPr>
-              <w:t xml:space="preserve">Реабилитация: постановлением Президиума Приморского краевого суда, 24.02.1961. </w:t>
-            </w:r>
-            <w:proofErr w:type="spellStart"/>
-            <w:r>
-              <w:rPr>
-                <w:rFonts w:ascii="Arial" w:hAnsi="Arial" w:cs="Arial"/>
-                <w:sz w:val="16"/>
-                <w:szCs w:val="16"/>
-                <w:lang w:val="ru-RU"/>
-              </w:rPr>
-              <w:t>Арх.дело</w:t>
-            </w:r>
-            <w:proofErr w:type="spellEnd"/>
-            <w:r>
-              <w:rPr>
-                <w:rFonts w:ascii="Arial" w:hAnsi="Arial" w:cs="Arial"/>
-                <w:sz w:val="16"/>
-                <w:szCs w:val="16"/>
-                <w:lang w:val="ru-RU"/>
-              </w:rPr>
-              <w:t>: П-30509</w:t>
-            </w:r>
-          </w:p>
-          <w:p>
-            <w:pPr>
-              <w:pStyle w:val="BodyText"/>
-              <w:pBdr>
-                <w:top w:val="none" w:sz="0" w:space="0" w:color="000000"/>
-                <w:left w:val="none" w:sz="0" w:space="0" w:color="000000"/>
-                <w:bottom w:val="none" w:sz="0" w:space="0" w:color="000000"/>
-                <w:right w:val="none" w:sz="0" w:space="0" w:color="000000"/>
-              </w:pBdr>
-              <w:snapToGrid w:val="0"/>
-              <w:spacing w:after="0" w:line="240" w:lineRule="auto"/>
-              <w:ind w:right="60"/>
-              <w:rPr>
-                <w:rFonts w:ascii="Arial" w:hAnsi="Arial" w:cs="Arial"/>
-                <w:sz w:val="16"/>
-                <w:szCs w:val="16"/>
-                <w:lang w:val="ru-RU"/>
-              </w:rPr>
-            </w:pPr>
-            <w:r>
-              <w:rPr>
-                <w:rFonts w:ascii="Arial" w:hAnsi="Arial" w:cs="Arial"/>
-                <w:sz w:val="16"/>
-                <w:szCs w:val="16"/>
-                <w:lang w:val="ru-RU"/>
-              </w:rPr>
-              <w:t>Источник: База данных о жертвах репрессий Приморского края</w:t>
-            </w:r>
-            <w:r>
-              <w:rPr>
-                <w:rFonts w:ascii="Arial" w:hAnsi="Arial" w:cs="Arial"/>
-                <w:sz w:val="16"/>
-                <w:szCs w:val="16"/>
-                <w:lang w:val="ru-RU"/>
-              </w:rPr>
-              <w:t xml:space="preserve">;  </w:t>
-            </w:r>
-            <w:hyperlink r:id="rId17" w:history="1">
-              <w:r>
-                <w:rPr>
-                  <w:rStyle w:val="Hyperlink"/>
-                  <w:rFonts w:ascii="Arial" w:eastAsia="OpenSymbol" w:hAnsi="Arial" w:cs="Arial"/>
-                  <w:b/>
-                  <w:bCs/>
-                  <w:color w:val="auto"/>
-                  <w:sz w:val="16"/>
-                  <w:szCs w:val="16"/>
-                  <w:lang w:val="ru-RU"/>
-                </w:rPr>
-                <w:t>Архивная ссылка</w:t>
-              </w:r>
-            </w:hyperlink>
-          </w:p>
-        </w:tc>
-      </w:tr>
-      <w:tr>
-        <w:tc>
-          <w:tcPr>
-            <w:tcW w:w="10980" w:type="dxa"/>
-            <w:shd w:val="clear" w:color="auto" w:fill="auto"/>
-            <w:vAlign w:val="center"/>
-          </w:tcPr>
-          <w:p>
-            <w:pPr>
-              <w:pStyle w:val="BodyText"/>
-              <w:spacing w:after="0" w:line="240" w:lineRule="auto"/>
-              <w:rPr>
-                <w:rFonts w:ascii="Arial" w:hAnsi="Arial" w:cs="Arial"/>
-                <w:sz w:val="16"/>
-                <w:szCs w:val="16"/>
-                <w:lang w:val="ru-RU"/>
-              </w:rPr>
-            </w:pPr>
-            <w:proofErr w:type="spellStart"/>
-            <w:r>
-              <w:rPr>
-                <w:rFonts w:ascii="Arial" w:hAnsi="Arial" w:cs="Arial"/>
-                <w:b/>
-                <w:bCs/>
-                <w:sz w:val="16"/>
-                <w:szCs w:val="16"/>
-                <w:lang w:val="ru-RU"/>
-              </w:rPr>
-              <w:t>Побигайло</w:t>
-            </w:r>
-            <w:proofErr w:type="spellEnd"/>
-            <w:r>
-              <w:rPr>
-                <w:rFonts w:ascii="Arial" w:hAnsi="Arial" w:cs="Arial"/>
-                <w:b/>
-                <w:bCs/>
-                <w:sz w:val="16"/>
-                <w:szCs w:val="16"/>
-                <w:lang w:val="ru-RU"/>
-              </w:rPr>
-              <w:t xml:space="preserve"> Мария </w:t>
-            </w:r>
-            <w:proofErr w:type="spellStart"/>
-            <w:r>
-              <w:rPr>
-                <w:rFonts w:ascii="Arial" w:hAnsi="Arial" w:cs="Arial"/>
-                <w:b/>
-                <w:bCs/>
-                <w:sz w:val="16"/>
-                <w:szCs w:val="16"/>
-                <w:lang w:val="ru-RU"/>
-              </w:rPr>
-              <w:t>Епифановна</w:t>
-            </w:r>
-            <w:proofErr w:type="spellEnd"/>
-            <w:r>
-              <w:rPr>
-                <w:rFonts w:ascii="Arial" w:hAnsi="Arial" w:cs="Arial"/>
-                <w:b/>
-                <w:bCs/>
-                <w:sz w:val="16"/>
-                <w:szCs w:val="16"/>
-                <w:lang w:val="ru-RU"/>
-              </w:rPr>
-              <w:t xml:space="preserve">  </w:t>
-            </w:r>
-            <w:r>
-              <w:rPr>
-                <w:rFonts w:ascii="Arial" w:hAnsi="Arial" w:cs="Arial"/>
-                <w:b/>
-                <w:bCs/>
-                <w:sz w:val="16"/>
-                <w:szCs w:val="16"/>
-                <w:lang w:val="ru-RU"/>
-              </w:rPr>
-              <w:t>21 год</w:t>
-            </w:r>
-            <w:r>
-              <w:rPr>
-                <w:rFonts w:ascii="Arial" w:hAnsi="Arial" w:cs="Arial"/>
-                <w:b/>
-                <w:bCs/>
-                <w:sz w:val="16"/>
-                <w:szCs w:val="16"/>
-                <w:lang w:val="ru-RU"/>
-              </w:rPr>
-              <w:t xml:space="preserve">  </w:t>
-            </w:r>
-            <w:r>
-              <w:rPr>
-                <w:rFonts w:ascii="Arial" w:hAnsi="Arial" w:cs="Arial"/>
-                <w:sz w:val="16"/>
-                <w:szCs w:val="16"/>
-                <w:lang w:val="ru-RU"/>
-              </w:rPr>
-              <w:t xml:space="preserve">   </w:t>
-            </w:r>
-          </w:p>
-          <w:p>
-            <w:pPr>
-              <w:pStyle w:val="BodyText"/>
-              <w:spacing w:after="0" w:line="240" w:lineRule="auto"/>
-              <w:rPr>
-                <w:rFonts w:ascii="Arial" w:hAnsi="Arial" w:cs="Arial"/>
-                <w:sz w:val="16"/>
-                <w:szCs w:val="16"/>
-                <w:lang w:val="ru-RU"/>
-              </w:rPr>
-            </w:pPr>
-            <w:r>
-              <w:rPr>
-                <w:rFonts w:ascii="Arial" w:hAnsi="Arial" w:cs="Arial"/>
-                <w:sz w:val="16"/>
-                <w:szCs w:val="16"/>
-                <w:lang w:val="ru-RU"/>
-              </w:rPr>
-              <w:t>21 г. Место жительства на момент ареста: с. Водяная Михайловка Бобринецкий район. Статья обвинения: 54-10 УК УССР, 54-8 УК УССР. Вынесший приговор: Выездная сессия Одесского областного суда. Приговор: Расстрел. Дата приговора: 29.10.1932</w:t>
-            </w:r>
-          </w:p>
-          <w:p>
-            <w:pPr>
-              <w:pStyle w:val="BodyText"/>
-              <w:spacing w:after="0" w:line="240" w:lineRule="auto"/>
-              <w:rPr>
-                <w:rFonts w:ascii="Arial" w:hAnsi="Arial" w:cs="Arial"/>
-                <w:sz w:val="16"/>
-                <w:szCs w:val="16"/>
-                <w:lang w:val="ru-RU"/>
-              </w:rPr>
-            </w:pPr>
-            <w:r>
-              <w:rPr>
-                <w:rFonts w:ascii="Arial" w:hAnsi="Arial" w:cs="Arial"/>
-                <w:sz w:val="16"/>
-                <w:szCs w:val="16"/>
-                <w:lang w:val="ru-RU"/>
-              </w:rPr>
-              <w:t>Архивные данные: Фонд: 24. Опись: 8. Дело: 3441. Дата добавления информации в базу данных: 16.01.2023</w:t>
-            </w:r>
-          </w:p>
-          <w:p>
-            <w:pPr>
-              <w:pStyle w:val="BodyText"/>
-              <w:pBdr>
-                <w:top w:val="none" w:sz="0" w:space="0" w:color="000000"/>
-                <w:left w:val="none" w:sz="0" w:space="0" w:color="000000"/>
-                <w:bottom w:val="none" w:sz="0" w:space="0" w:color="000000"/>
-                <w:right w:val="none" w:sz="0" w:space="0" w:color="000000"/>
-              </w:pBdr>
-              <w:snapToGrid w:val="0"/>
-              <w:spacing w:after="0" w:line="240" w:lineRule="auto"/>
-              <w:ind w:right="60"/>
-              <w:rPr>
-                <w:rFonts w:ascii="Arial" w:hAnsi="Arial" w:cs="Arial"/>
-                <w:sz w:val="16"/>
-                <w:szCs w:val="16"/>
-                <w:lang w:val="ru-RU"/>
-              </w:rPr>
-            </w:pPr>
-            <w:r>
-              <w:rPr>
-                <w:rFonts w:ascii="Arial" w:hAnsi="Arial" w:cs="Arial"/>
-                <w:b/>
-                <w:bCs/>
-                <w:sz w:val="16"/>
-                <w:szCs w:val="16"/>
-                <w:lang w:val="ru-RU"/>
-              </w:rPr>
-              <w:t xml:space="preserve">Источник: </w:t>
-            </w:r>
-            <w:proofErr w:type="spellStart"/>
-            <w:r>
-              <w:rPr>
-                <w:rFonts w:ascii="Arial" w:hAnsi="Arial" w:cs="Arial"/>
-                <w:b/>
-                <w:bCs/>
-                <w:sz w:val="16"/>
-                <w:szCs w:val="16"/>
-                <w:lang w:val="ru-RU"/>
-              </w:rPr>
-              <w:t>Гос.Архив</w:t>
-            </w:r>
-            <w:proofErr w:type="spellEnd"/>
-            <w:r>
-              <w:rPr>
-                <w:rFonts w:ascii="Arial" w:hAnsi="Arial" w:cs="Arial"/>
-                <w:b/>
-                <w:bCs/>
-                <w:sz w:val="16"/>
-                <w:szCs w:val="16"/>
-                <w:lang w:val="ru-RU"/>
-              </w:rPr>
-              <w:t xml:space="preserve"> Украины;  </w:t>
             </w:r>
             <w:hyperlink r:id="rId18" w:history="1">
               <w:r>
@@ -5519,22 +5122,13 @@
               <w:spacing w:after="0" w:line="240" w:lineRule="auto"/>
               <w:rPr>
                 <w:rFonts w:ascii="Arial" w:hAnsi="Arial" w:cs="Arial"/>
+                <w:b/>
+                <w:bCs/>
                 <w:sz w:val="16"/>
                 <w:szCs w:val="16"/>
                 <w:lang w:val="ru-RU"/>
               </w:rPr>
             </w:pPr>
-            <w:r>
-              <w:rPr>
-                <w:rFonts w:ascii="Arial" w:hAnsi="Arial" w:cs="Arial"/>
-                <w:b/>
-                <w:bCs/>
-                <w:sz w:val="16"/>
-                <w:szCs w:val="16"/>
-                <w:lang w:val="ru-RU"/>
-              </w:rPr>
-              <w:t>Пономарева-</w:t>
-            </w:r>
             <w:proofErr w:type="spellStart"/>
             <w:r>
               <w:rPr>
@@ -5545,7 +5139,7 @@
                 <w:szCs w:val="16"/>
                 <w:lang w:val="ru-RU"/>
               </w:rPr>
-              <w:t>Раецкая</w:t>
+              <w:t>Персиянова</w:t>
             </w:r>
             <w:proofErr w:type="spellEnd"/>
             <w:r>
@@ -5557,27 +5151,68 @@
                 <w:szCs w:val="16"/>
                 <w:lang w:val="ru-RU"/>
               </w:rPr>
-              <w:t xml:space="preserve"> Ксения Владимировна  45</w:t>
-            </w:r>
-            <w:r>
-              <w:rPr>
-                <w:rFonts w:ascii="Arial" w:hAnsi="Arial" w:cs="Arial"/>
-                <w:sz w:val="16"/>
-                <w:szCs w:val="16"/>
-                <w:lang w:val="ru-RU"/>
-              </w:rPr>
-              <w:t xml:space="preserve"> </w:t>
-            </w:r>
-            <w:r>
-              <w:rPr>
-                <w:rFonts w:ascii="Arial" w:hAnsi="Arial" w:cs="Arial"/>
-                <w:b/>
-                <w:bCs/>
-                <w:sz w:val="16"/>
-                <w:szCs w:val="16"/>
-                <w:lang w:val="ru-RU"/>
-              </w:rPr>
-              <w:t xml:space="preserve">лет  </w:t>
+              <w:t xml:space="preserve"> (</w:t>
+            </w:r>
+            <w:proofErr w:type="spellStart"/>
+            <w:r>
+              <w:rPr>
+                <w:rFonts w:ascii="Arial" w:hAnsi="Arial" w:cs="Arial"/>
+                <w:b/>
+                <w:bCs/>
+                <w:sz w:val="16"/>
+                <w:szCs w:val="16"/>
+                <w:lang w:val="ru-RU"/>
+              </w:rPr>
+              <w:t>Персиановна</w:t>
+            </w:r>
+            <w:proofErr w:type="spellEnd"/>
+            <w:r>
+              <w:rPr>
+                <w:rFonts w:ascii="Arial" w:hAnsi="Arial" w:cs="Arial"/>
+                <w:b/>
+                <w:bCs/>
+                <w:sz w:val="16"/>
+                <w:szCs w:val="16"/>
+                <w:lang w:val="ru-RU"/>
+              </w:rPr>
+              <w:t xml:space="preserve">) Екатерина </w:t>
+            </w:r>
+            <w:proofErr w:type="spellStart"/>
+            <w:proofErr w:type="gramStart"/>
+            <w:r>
+              <w:rPr>
+                <w:rFonts w:ascii="Arial" w:hAnsi="Arial" w:cs="Arial"/>
+                <w:b/>
+                <w:bCs/>
+                <w:sz w:val="16"/>
+                <w:szCs w:val="16"/>
+                <w:lang w:val="ru-RU"/>
+              </w:rPr>
+              <w:t>Афиногеновна</w:t>
+            </w:r>
+            <w:proofErr w:type="spellEnd"/>
+            <w:r>
+              <w:rPr>
+                <w:rFonts w:ascii="Arial" w:hAnsi="Arial" w:cs="Arial"/>
+                <w:b/>
+                <w:bCs/>
+                <w:sz w:val="16"/>
+                <w:szCs w:val="16"/>
+                <w:lang w:val="ru-RU"/>
+              </w:rPr>
+              <w:t xml:space="preserve">  22</w:t>
+            </w:r>
+            <w:proofErr w:type="gramEnd"/>
+            <w:r>
+              <w:rPr>
+                <w:rFonts w:ascii="Arial" w:hAnsi="Arial" w:cs="Arial"/>
+                <w:b/>
+                <w:bCs/>
+                <w:sz w:val="16"/>
+                <w:szCs w:val="16"/>
+                <w:lang w:val="ru-RU"/>
+              </w:rPr>
+              <w:t xml:space="preserve"> года  </w:t>
             </w:r>
           </w:p>
           <w:p>
@@ -5598,7 +5233,7 @@
                 <w:szCs w:val="16"/>
                 <w:lang w:val="ru-RU"/>
               </w:rPr>
-              <w:t xml:space="preserve">(варианты ФИО: Стега Марина </w:t>
+              <w:t xml:space="preserve">1910 г.р., </w:t>
             </w:r>
             <w:proofErr w:type="spellStart"/>
             <w:r>
@@ -5608,7 +5243,7 @@
                 <w:szCs w:val="16"/>
                 <w:lang w:val="ru-RU"/>
               </w:rPr>
-              <w:t>Вильгельмовна</w:t>
+              <w:t>м.р</w:t>
             </w:r>
             <w:proofErr w:type="spellEnd"/>
             <w:r>
@@ -5618,24 +5253,7 @@
                 <w:szCs w:val="16"/>
                 <w:lang w:val="ru-RU"/>
               </w:rPr>
-              <w:t>) Родилась</w:t>
-            </w:r>
-            <w:r>
-              <w:rPr>
-                <w:rFonts w:ascii="Arial" w:hAnsi="Arial" w:cs="Arial"/>
-                <w:sz w:val="16"/>
-                <w:szCs w:val="16"/>
-              </w:rPr>
-              <w:t> </w:t>
-            </w:r>
-            <w:r>
-              <w:rPr>
-                <w:rFonts w:ascii="Arial" w:hAnsi="Arial" w:cs="Arial"/>
-                <w:sz w:val="16"/>
-                <w:szCs w:val="16"/>
-                <w:lang w:val="ru-RU"/>
-              </w:rPr>
-              <w:t xml:space="preserve">в 1887 г., г. Хабаровска; русская; БОЗ. БОМЖ. ПП ОГПУ ДВК 5 апреля 1932 г.  Приговорена: Тройка при ПП ОГПУ по ДВК 7 сентября 1932 г., </w:t>
+              <w:t xml:space="preserve">.: г. Новочеркасск, русская, образование: высшее, б/п, заведующая птицеводством в </w:t>
             </w:r>
             <w:proofErr w:type="spellStart"/>
             <w:r>
@@ -5645,7 +5263,7 @@
                 <w:szCs w:val="16"/>
                 <w:lang w:val="ru-RU"/>
               </w:rPr>
-              <w:t>обв</w:t>
+              <w:t>коопхозе</w:t>
             </w:r>
             <w:proofErr w:type="spellEnd"/>
             <w:r>
@@ -5655,25 +5273,39 @@
                 <w:szCs w:val="16"/>
                 <w:lang w:val="ru-RU"/>
               </w:rPr>
-              <w:t>.:</w:t>
-            </w:r>
-            <w:r>
-              <w:rPr>
-                <w:rFonts w:ascii="Arial" w:hAnsi="Arial" w:cs="Arial"/>
-                <w:sz w:val="16"/>
-                <w:szCs w:val="16"/>
-              </w:rPr>
-              <w:t> </w:t>
-            </w:r>
-            <w:r>
-              <w:rPr>
-                <w:rFonts w:ascii="Arial" w:hAnsi="Arial" w:cs="Arial"/>
-                <w:sz w:val="16"/>
-                <w:szCs w:val="16"/>
-                <w:lang w:val="ru-RU"/>
-              </w:rPr>
-              <w:t>по ст. 58-6 УК РСФСР.</w:t>
-            </w:r>
+              <w:t xml:space="preserve">, </w:t>
+            </w:r>
+            <w:proofErr w:type="spellStart"/>
+            <w:r>
+              <w:rPr>
+                <w:rFonts w:ascii="Arial" w:hAnsi="Arial" w:cs="Arial"/>
+                <w:sz w:val="16"/>
+                <w:szCs w:val="16"/>
+                <w:lang w:val="ru-RU"/>
+              </w:rPr>
+              <w:t>прож</w:t>
+            </w:r>
+            <w:proofErr w:type="spellEnd"/>
+            <w:r>
+              <w:rPr>
+                <w:rFonts w:ascii="Arial" w:hAnsi="Arial" w:cs="Arial"/>
+                <w:sz w:val="16"/>
+                <w:szCs w:val="16"/>
+                <w:lang w:val="ru-RU"/>
+              </w:rPr>
+              <w:t>.: г. Владивосток</w:t>
+            </w:r>
+            <w:proofErr w:type="gramStart"/>
+            <w:r>
+              <w:rPr>
+                <w:rFonts w:ascii="Arial" w:hAnsi="Arial" w:cs="Arial"/>
+                <w:sz w:val="16"/>
+                <w:szCs w:val="16"/>
+                <w:lang w:val="ru-RU"/>
+              </w:rPr>
+              <w:t>.</w:t>
+            </w:r>
+            <w:proofErr w:type="gramEnd"/>
             <w:r>
               <w:rPr>
                 <w:rFonts w:ascii="Arial" w:hAnsi="Arial" w:cs="Arial"/>
@@ -5690,24 +5322,43 @@
                 <w:szCs w:val="16"/>
                 <w:lang w:val="ru-RU"/>
               </w:rPr>
-              <w:t>Приговор: ВМН Расстреляна 8 сентября 1932 г. Место захоронения</w:t>
-            </w:r>
-            <w:r>
-              <w:rPr>
-                <w:rFonts w:ascii="Arial" w:hAnsi="Arial" w:cs="Arial"/>
-                <w:sz w:val="16"/>
-                <w:szCs w:val="16"/>
-              </w:rPr>
-              <w:t> </w:t>
-            </w:r>
-            <w:r>
-              <w:rPr>
-                <w:rFonts w:ascii="Arial" w:hAnsi="Arial" w:cs="Arial"/>
-                <w:sz w:val="16"/>
-                <w:szCs w:val="16"/>
-                <w:lang w:val="ru-RU"/>
-              </w:rPr>
-              <w:t xml:space="preserve">- г. Хабаровск. Реабилитирована 18 июля 1989 г. По заключению Военной прокуратуры КДВО по Указу ПВС СССР от 16.01.1989 г.  </w:t>
+              <w:t xml:space="preserve">арестована 07.08.1932. Обвинение: в </w:t>
+            </w:r>
+            <w:r>
+              <w:rPr>
+                <w:rFonts w:ascii="Arial" w:hAnsi="Arial" w:cs="Arial"/>
+                <w:sz w:val="16"/>
+                <w:szCs w:val="16"/>
+                <w:lang w:val="ru-RU"/>
+              </w:rPr>
+              <w:t>а/с</w:t>
+            </w:r>
+            <w:r>
+              <w:rPr>
+                <w:rFonts w:ascii="Arial" w:hAnsi="Arial" w:cs="Arial"/>
+                <w:sz w:val="16"/>
+                <w:szCs w:val="16"/>
+                <w:lang w:val="ru-RU"/>
+              </w:rPr>
+              <w:t xml:space="preserve"> деятельности. Приговор: тройка при ОГПУ, 04.11.1932 — ВМН.</w:t>
+            </w:r>
+            <w:r>
+              <w:rPr>
+                <w:rFonts w:ascii="Arial" w:hAnsi="Arial" w:cs="Arial"/>
+                <w:sz w:val="16"/>
+                <w:szCs w:val="16"/>
+                <w:lang w:val="ru-RU"/>
+              </w:rPr>
+              <w:t xml:space="preserve"> </w:t>
+            </w:r>
+            <w:r>
+              <w:rPr>
+                <w:rFonts w:ascii="Arial" w:hAnsi="Arial" w:cs="Arial"/>
+                <w:sz w:val="16"/>
+                <w:szCs w:val="16"/>
+                <w:lang w:val="ru-RU"/>
+              </w:rPr>
+              <w:t xml:space="preserve">Реабилитация: постановлением Президиума Приморского краевого суда, 24.02.1961. </w:t>
             </w:r>
             <w:proofErr w:type="spellStart"/>
             <w:r>
@@ -5727,7 +5378,7 @@
                 <w:szCs w:val="16"/>
                 <w:lang w:val="ru-RU"/>
               </w:rPr>
-              <w:t xml:space="preserve">: П-96176 </w:t>
+              <w:t>: П-30509</w:t>
             </w:r>
           </w:p>
           <w:p>
@@ -5756,7 +5407,7 @@
                 <w:szCs w:val="16"/>
                 <w:lang w:val="ru-RU"/>
               </w:rPr>
-              <w:t>Источник: Книга памяти Хабаровского края</w:t>
+              <w:t>Источник: База данных о жертвах репрессий Приморского края</w:t>
             </w:r>
             <w:r>
               <w:rPr>
@@ -5795,18 +5446,9 @@
           <w:p>
             <w:pPr>
               <w:pStyle w:val="BodyText"/>
-              <w:pBdr>
-                <w:top w:val="none" w:sz="0" w:space="0" w:color="000000"/>
-                <w:left w:val="none" w:sz="0" w:space="0" w:color="000000"/>
-                <w:bottom w:val="none" w:sz="0" w:space="0" w:color="000000"/>
-                <w:right w:val="none" w:sz="0" w:space="0" w:color="000000"/>
-              </w:pBdr>
-              <w:snapToGrid w:val="0"/>
               <w:spacing w:after="0" w:line="240" w:lineRule="auto"/>
               <w:rPr>
                 <w:rFonts w:ascii="Arial" w:hAnsi="Arial" w:cs="Arial"/>
-                <w:b/>
-                <w:bCs/>
                 <w:sz w:val="16"/>
                 <w:szCs w:val="16"/>
                 <w:lang w:val="ru-RU"/>
@@ -5822,7 +5464,7 @@
                 <w:szCs w:val="16"/>
                 <w:lang w:val="ru-RU"/>
               </w:rPr>
-              <w:t>Скурская</w:t>
+              <w:t>Побигайло</w:t>
             </w:r>
             <w:proofErr w:type="spellEnd"/>
             <w:r>
@@ -5834,19 +5476,80 @@
                 <w:szCs w:val="16"/>
                 <w:lang w:val="ru-RU"/>
               </w:rPr>
-              <w:t xml:space="preserve"> Ольга Николаевна  31 год  </w:t>
+              <w:t xml:space="preserve"> Мария </w:t>
+            </w:r>
+            <w:proofErr w:type="spellStart"/>
+            <w:proofErr w:type="gramStart"/>
+            <w:r>
+              <w:rPr>
+                <w:rFonts w:ascii="Arial" w:hAnsi="Arial" w:cs="Arial"/>
+                <w:b/>
+                <w:bCs/>
+                <w:sz w:val="16"/>
+                <w:szCs w:val="16"/>
+                <w:lang w:val="ru-RU"/>
+              </w:rPr>
+              <w:t>Епифановна</w:t>
+            </w:r>
+            <w:proofErr w:type="spellEnd"/>
+            <w:r>
+              <w:rPr>
+                <w:rFonts w:ascii="Arial" w:hAnsi="Arial" w:cs="Arial"/>
+                <w:b/>
+                <w:bCs/>
+                <w:sz w:val="16"/>
+                <w:szCs w:val="16"/>
+                <w:lang w:val="ru-RU"/>
+              </w:rPr>
+              <w:t xml:space="preserve">  </w:t>
+            </w:r>
+            <w:r>
+              <w:rPr>
+                <w:rFonts w:ascii="Arial" w:hAnsi="Arial" w:cs="Arial"/>
+                <w:b/>
+                <w:bCs/>
+                <w:sz w:val="16"/>
+                <w:szCs w:val="16"/>
+                <w:lang w:val="ru-RU"/>
+              </w:rPr>
+              <w:t>21</w:t>
+            </w:r>
+            <w:proofErr w:type="gramEnd"/>
+            <w:r>
+              <w:rPr>
+                <w:rFonts w:ascii="Arial" w:hAnsi="Arial" w:cs="Arial"/>
+                <w:b/>
+                <w:bCs/>
+                <w:sz w:val="16"/>
+                <w:szCs w:val="16"/>
+                <w:lang w:val="ru-RU"/>
+              </w:rPr>
+              <w:t xml:space="preserve"> год</w:t>
+            </w:r>
+            <w:r>
+              <w:rPr>
+                <w:rFonts w:ascii="Arial" w:hAnsi="Arial" w:cs="Arial"/>
+                <w:b/>
+                <w:bCs/>
+                <w:sz w:val="16"/>
+                <w:szCs w:val="16"/>
+                <w:lang w:val="ru-RU"/>
+              </w:rPr>
+              <w:t xml:space="preserve">  </w:t>
+            </w:r>
+            <w:r>
+              <w:rPr>
+                <w:rFonts w:ascii="Arial" w:hAnsi="Arial" w:cs="Arial"/>
+                <w:sz w:val="16"/>
+                <w:szCs w:val="16"/>
+                <w:lang w:val="ru-RU"/>
+              </w:rPr>
+              <w:t xml:space="preserve">   </w:t>
             </w:r>
           </w:p>
           <w:p>
             <w:pPr>
               <w:pStyle w:val="BodyText"/>
-              <w:pBdr>
-                <w:top w:val="none" w:sz="0" w:space="0" w:color="000000"/>
-                <w:left w:val="none" w:sz="0" w:space="0" w:color="000000"/>
-                <w:bottom w:val="none" w:sz="0" w:space="0" w:color="000000"/>
-                <w:right w:val="none" w:sz="0" w:space="0" w:color="000000"/>
-              </w:pBdr>
-              <w:snapToGrid w:val="0"/>
               <w:spacing w:after="0" w:line="240" w:lineRule="auto"/>
               <w:rPr>
                 <w:rFonts w:ascii="Arial" w:hAnsi="Arial" w:cs="Arial"/>
@@ -5862,87 +5565,68 @@
                 <w:szCs w:val="16"/>
                 <w:lang w:val="ru-RU"/>
               </w:rPr>
-              <w:t xml:space="preserve">1901 г.р., </w:t>
-            </w:r>
-            <w:proofErr w:type="spellStart"/>
-            <w:r>
-              <w:rPr>
-                <w:rFonts w:ascii="Arial" w:hAnsi="Arial" w:cs="Arial"/>
-                <w:sz w:val="16"/>
-                <w:szCs w:val="16"/>
-                <w:lang w:val="ru-RU"/>
-              </w:rPr>
-              <w:t>м.р</w:t>
-            </w:r>
-            <w:proofErr w:type="spellEnd"/>
-            <w:r>
-              <w:rPr>
-                <w:rFonts w:ascii="Arial" w:hAnsi="Arial" w:cs="Arial"/>
-                <w:sz w:val="16"/>
-                <w:szCs w:val="16"/>
-                <w:lang w:val="ru-RU"/>
-              </w:rPr>
-              <w:t xml:space="preserve">.: г. Орша, русская, образование: среднее, б/п, счетовод в </w:t>
-            </w:r>
-            <w:proofErr w:type="spellStart"/>
-            <w:r>
-              <w:rPr>
-                <w:rFonts w:ascii="Arial" w:hAnsi="Arial" w:cs="Arial"/>
-                <w:sz w:val="16"/>
-                <w:szCs w:val="16"/>
-                <w:lang w:val="ru-RU"/>
-              </w:rPr>
-              <w:t>коопхозе</w:t>
-            </w:r>
-            <w:proofErr w:type="spellEnd"/>
-            <w:r>
-              <w:rPr>
-                <w:rFonts w:ascii="Arial" w:hAnsi="Arial" w:cs="Arial"/>
-                <w:sz w:val="16"/>
-                <w:szCs w:val="16"/>
-                <w:lang w:val="ru-RU"/>
-              </w:rPr>
-              <w:t xml:space="preserve">, </w:t>
-            </w:r>
-            <w:proofErr w:type="spellStart"/>
-            <w:r>
-              <w:rPr>
-                <w:rFonts w:ascii="Arial" w:hAnsi="Arial" w:cs="Arial"/>
-                <w:sz w:val="16"/>
-                <w:szCs w:val="16"/>
-                <w:lang w:val="ru-RU"/>
-              </w:rPr>
-              <w:t>прож</w:t>
-            </w:r>
-            <w:proofErr w:type="spellEnd"/>
-            <w:r>
-              <w:rPr>
-                <w:rFonts w:ascii="Arial" w:hAnsi="Arial" w:cs="Arial"/>
-                <w:sz w:val="16"/>
-                <w:szCs w:val="16"/>
-                <w:lang w:val="ru-RU"/>
-              </w:rPr>
-              <w:t xml:space="preserve">.: г. Владивосток, арестована 04.08.1932. Обвинение: в а/с агитации. Приговор: тройка при ОГПУ, 04.11.1932 — ВМН. Расстреляна. Реабилитация: постановлением Президиума Приморского краевого суда, 24.02.1961. </w:t>
-            </w:r>
-            <w:proofErr w:type="spellStart"/>
-            <w:r>
-              <w:rPr>
-                <w:rFonts w:ascii="Arial" w:hAnsi="Arial" w:cs="Arial"/>
-                <w:sz w:val="16"/>
-                <w:szCs w:val="16"/>
-                <w:lang w:val="ru-RU"/>
-              </w:rPr>
-              <w:t>Арх.дело</w:t>
-            </w:r>
-            <w:proofErr w:type="spellEnd"/>
-            <w:r>
-              <w:rPr>
-                <w:rFonts w:ascii="Arial" w:hAnsi="Arial" w:cs="Arial"/>
-                <w:sz w:val="16"/>
-                <w:szCs w:val="16"/>
-                <w:lang w:val="ru-RU"/>
-              </w:rPr>
-              <w:t>: П-30509</w:t>
+              <w:t xml:space="preserve">21 г. Место жительства на момент ареста: с. Водяная Михайловка Бобринецкий район. Статья обвинения: </w:t>
+            </w:r>
+            <w:proofErr w:type="gramStart"/>
+            <w:r>
+              <w:rPr>
+                <w:rFonts w:ascii="Arial" w:hAnsi="Arial" w:cs="Arial"/>
+                <w:sz w:val="16"/>
+                <w:szCs w:val="16"/>
+                <w:lang w:val="ru-RU"/>
+              </w:rPr>
+              <w:t>54-10</w:t>
+            </w:r>
+            <w:proofErr w:type="gramEnd"/>
+            <w:r>
+              <w:rPr>
+                <w:rFonts w:ascii="Arial" w:hAnsi="Arial" w:cs="Arial"/>
+                <w:sz w:val="16"/>
+                <w:szCs w:val="16"/>
+                <w:lang w:val="ru-RU"/>
+              </w:rPr>
+              <w:t xml:space="preserve"> УК УССР, </w:t>
+            </w:r>
+            <w:proofErr w:type="gramStart"/>
+            <w:r>
+              <w:rPr>
+                <w:rFonts w:ascii="Arial" w:hAnsi="Arial" w:cs="Arial"/>
+                <w:sz w:val="16"/>
+                <w:szCs w:val="16"/>
+                <w:lang w:val="ru-RU"/>
+              </w:rPr>
+              <w:t>54-8</w:t>
+            </w:r>
+            <w:proofErr w:type="gramEnd"/>
+            <w:r>
+              <w:rPr>
+                <w:rFonts w:ascii="Arial" w:hAnsi="Arial" w:cs="Arial"/>
+                <w:sz w:val="16"/>
+                <w:szCs w:val="16"/>
+                <w:lang w:val="ru-RU"/>
+              </w:rPr>
+              <w:t xml:space="preserve"> УК УССР. Вынесший приговор: Выездная сессия Одесского областного суда. Приговор: Расстрел. Дата приговора: 29.10.1932</w:t>
+            </w:r>
+          </w:p>
+          <w:p>
+            <w:pPr>
+              <w:pStyle w:val="BodyText"/>
+              <w:spacing w:after="0" w:line="240" w:lineRule="auto"/>
+              <w:rPr>
+                <w:rFonts w:ascii="Arial" w:hAnsi="Arial" w:cs="Arial"/>
+                <w:sz w:val="16"/>
+                <w:szCs w:val="16"/>
+                <w:lang w:val="ru-RU"/>
+              </w:rPr>
+            </w:pPr>
+            <w:r>
+              <w:rPr>
+                <w:rFonts w:ascii="Arial" w:hAnsi="Arial" w:cs="Arial"/>
+                <w:sz w:val="16"/>
+                <w:szCs w:val="16"/>
+                <w:lang w:val="ru-RU"/>
+              </w:rPr>
+              <w:t>Архивные данные: Фонд: 24. Опись: 8. Дело: 3441. Дата добавления информации в базу данных: 16.01.2023</w:t>
             </w:r>
           </w:p>
           <w:p>
@@ -5967,20 +5651,37 @@
             <w:r>
               <w:rPr>
                 <w:rFonts w:ascii="Arial" w:hAnsi="Arial" w:cs="Arial"/>
-                <w:sz w:val="16"/>
-                <w:szCs w:val="16"/>
-                <w:lang w:val="ru-RU"/>
-              </w:rPr>
-              <w:t>Источник: База данных о жертвах репрессий Приморского края</w:t>
-            </w:r>
-            <w:r>
-              <w:rPr>
-                <w:rFonts w:ascii="Arial" w:hAnsi="Arial" w:cs="Arial"/>
-                <w:sz w:val="16"/>
-                <w:szCs w:val="16"/>
-                <w:lang w:val="ru-RU"/>
-              </w:rPr>
-              <w:t xml:space="preserve">;  </w:t>
+                <w:b/>
+                <w:bCs/>
+                <w:sz w:val="16"/>
+                <w:szCs w:val="16"/>
+                <w:lang w:val="ru-RU"/>
+              </w:rPr>
+              <w:t xml:space="preserve">Источник: </w:t>
+            </w:r>
+            <w:proofErr w:type="spellStart"/>
+            <w:r>
+              <w:rPr>
+                <w:rFonts w:ascii="Arial" w:hAnsi="Arial" w:cs="Arial"/>
+                <w:b/>
+                <w:bCs/>
+                <w:sz w:val="16"/>
+                <w:szCs w:val="16"/>
+                <w:lang w:val="ru-RU"/>
+              </w:rPr>
+              <w:t>Гос.Архив</w:t>
+            </w:r>
+            <w:proofErr w:type="spellEnd"/>
+            <w:r>
+              <w:rPr>
+                <w:rFonts w:ascii="Arial" w:hAnsi="Arial" w:cs="Arial"/>
+                <w:b/>
+                <w:bCs/>
+                <w:sz w:val="16"/>
+                <w:szCs w:val="16"/>
+                <w:lang w:val="ru-RU"/>
+              </w:rPr>
+              <w:t xml:space="preserve"> Украины;  </w:t>
             </w:r>
             <w:hyperlink r:id="rId20" w:history="1">
               <w:r>
@@ -6010,12 +5711,6 @@
           <w:p>
             <w:pPr>
               <w:pStyle w:val="BodyText"/>
-              <w:pBdr>
-                <w:top w:val="none" w:sz="0" w:space="0" w:color="000000"/>
-                <w:left w:val="none" w:sz="0" w:space="0" w:color="000000"/>
-                <w:bottom w:val="none" w:sz="0" w:space="0" w:color="000000"/>
-                <w:right w:val="none" w:sz="0" w:space="0" w:color="000000"/>
-              </w:pBdr>
               <w:spacing w:after="0" w:line="240" w:lineRule="auto"/>
               <w:rPr>
                 <w:rFonts w:ascii="Arial" w:hAnsi="Arial" w:cs="Arial"/>
@@ -6028,22 +5723,74 @@
               <w:rPr>
                 <w:rFonts w:ascii="Arial" w:hAnsi="Arial" w:cs="Arial"/>
                 <w:b/>
-                <w:sz w:val="16"/>
-                <w:szCs w:val="16"/>
-                <w:lang w:val="ru-RU"/>
-              </w:rPr>
-              <w:t xml:space="preserve">Соловьева Мария Николаевна  43 года  </w:t>
+                <w:bCs/>
+                <w:sz w:val="16"/>
+                <w:szCs w:val="16"/>
+                <w:lang w:val="ru-RU"/>
+              </w:rPr>
+              <w:t>Пономарева-</w:t>
+            </w:r>
+            <w:proofErr w:type="spellStart"/>
+            <w:r>
+              <w:rPr>
+                <w:rFonts w:ascii="Arial" w:hAnsi="Arial" w:cs="Arial"/>
+                <w:b/>
+                <w:bCs/>
+                <w:sz w:val="16"/>
+                <w:szCs w:val="16"/>
+                <w:lang w:val="ru-RU"/>
+              </w:rPr>
+              <w:t>Раецкая</w:t>
+            </w:r>
+            <w:proofErr w:type="spellEnd"/>
+            <w:r>
+              <w:rPr>
+                <w:rFonts w:ascii="Arial" w:hAnsi="Arial" w:cs="Arial"/>
+                <w:b/>
+                <w:bCs/>
+                <w:sz w:val="16"/>
+                <w:szCs w:val="16"/>
+                <w:lang w:val="ru-RU"/>
+              </w:rPr>
+              <w:t xml:space="preserve"> Ксения </w:t>
+            </w:r>
+            <w:proofErr w:type="gramStart"/>
+            <w:r>
+              <w:rPr>
+                <w:rFonts w:ascii="Arial" w:hAnsi="Arial" w:cs="Arial"/>
+                <w:b/>
+                <w:bCs/>
+                <w:sz w:val="16"/>
+                <w:szCs w:val="16"/>
+                <w:lang w:val="ru-RU"/>
+              </w:rPr>
+              <w:t>Владимировна  45</w:t>
+            </w:r>
+            <w:proofErr w:type="gramEnd"/>
+            <w:r>
+              <w:rPr>
+                <w:rFonts w:ascii="Arial" w:hAnsi="Arial" w:cs="Arial"/>
+                <w:sz w:val="16"/>
+                <w:szCs w:val="16"/>
+                <w:lang w:val="ru-RU"/>
+              </w:rPr>
+              <w:t xml:space="preserve"> </w:t>
+            </w:r>
+            <w:r>
+              <w:rPr>
+                <w:rFonts w:ascii="Arial" w:hAnsi="Arial" w:cs="Arial"/>
+                <w:b/>
+                <w:bCs/>
+                <w:sz w:val="16"/>
+                <w:szCs w:val="16"/>
+                <w:lang w:val="ru-RU"/>
+              </w:rPr>
+              <w:t xml:space="preserve">лет  </w:t>
             </w:r>
           </w:p>
           <w:p>
             <w:pPr>
               <w:pStyle w:val="BodyText"/>
-              <w:pBdr>
-                <w:top w:val="none" w:sz="0" w:space="0" w:color="000000"/>
-                <w:left w:val="none" w:sz="0" w:space="0" w:color="000000"/>
-                <w:bottom w:val="none" w:sz="0" w:space="0" w:color="000000"/>
-                <w:right w:val="none" w:sz="0" w:space="0" w:color="000000"/>
-              </w:pBdr>
               <w:spacing w:after="0" w:line="240" w:lineRule="auto"/>
               <w:rPr>
                 <w:rFonts w:ascii="Arial" w:hAnsi="Arial" w:cs="Arial"/>
@@ -6059,7 +5806,27 @@
                 <w:szCs w:val="16"/>
                 <w:lang w:val="ru-RU"/>
               </w:rPr>
-              <w:t>Родилась</w:t>
+              <w:t xml:space="preserve">(варианты ФИО: Стега Марина </w:t>
+            </w:r>
+            <w:proofErr w:type="spellStart"/>
+            <w:r>
+              <w:rPr>
+                <w:rFonts w:ascii="Arial" w:hAnsi="Arial" w:cs="Arial"/>
+                <w:sz w:val="16"/>
+                <w:szCs w:val="16"/>
+                <w:lang w:val="ru-RU"/>
+              </w:rPr>
+              <w:t>Вильгельмовна</w:t>
+            </w:r>
+            <w:proofErr w:type="spellEnd"/>
+            <w:r>
+              <w:rPr>
+                <w:rFonts w:ascii="Arial" w:hAnsi="Arial" w:cs="Arial"/>
+                <w:sz w:val="16"/>
+                <w:szCs w:val="16"/>
+                <w:lang w:val="ru-RU"/>
+              </w:rPr>
+              <w:t>) Родилась</w:t>
             </w:r>
             <w:r>
               <w:rPr>
@@ -6076,7 +5843,7 @@
                 <w:szCs w:val="16"/>
                 <w:lang w:val="ru-RU"/>
               </w:rPr>
-              <w:t xml:space="preserve">в 1889 г., Саратовская губ.; русская; образование среднее; б/п; работница в крольчатнике. </w:t>
+              <w:t xml:space="preserve">в 1887 г., г. Хабаровска; русская; БОЗ. БОМЖ. ПП ОГПУ ДВК 5 апреля 1932 г.  Приговорена: Тройка при ПП ОГПУ по ДВК 7 сентября 1932 г., </w:t>
             </w:r>
             <w:proofErr w:type="spellStart"/>
             <w:r>
@@ -6086,7 +5853,7 @@
                 <w:szCs w:val="16"/>
                 <w:lang w:val="ru-RU"/>
               </w:rPr>
-              <w:t>Прож</w:t>
+              <w:t>обв</w:t>
             </w:r>
             <w:proofErr w:type="spellEnd"/>
             <w:r>
@@ -6113,17 +5880,62 @@
                 <w:szCs w:val="16"/>
                 <w:lang w:val="ru-RU"/>
               </w:rPr>
-              <w:t>г. Владивосток.</w:t>
-            </w:r>
-            <w:r>
-              <w:rPr>
-                <w:rFonts w:ascii="Arial" w:hAnsi="Arial" w:cs="Arial"/>
-                <w:sz w:val="16"/>
-                <w:szCs w:val="16"/>
-                <w:lang w:val="ru-RU"/>
-              </w:rPr>
-              <w:br/>
-              <w:t xml:space="preserve">Арестована 22 октября 1932 г.  Приговорена: Тройка при ОГПУ 4 ноября 1932 г., </w:t>
+              <w:t xml:space="preserve">по ст. </w:t>
+            </w:r>
+            <w:proofErr w:type="gramStart"/>
+            <w:r>
+              <w:rPr>
+                <w:rFonts w:ascii="Arial" w:hAnsi="Arial" w:cs="Arial"/>
+                <w:sz w:val="16"/>
+                <w:szCs w:val="16"/>
+                <w:lang w:val="ru-RU"/>
+              </w:rPr>
+              <w:t>58-6</w:t>
+            </w:r>
+            <w:proofErr w:type="gramEnd"/>
+            <w:r>
+              <w:rPr>
+                <w:rFonts w:ascii="Arial" w:hAnsi="Arial" w:cs="Arial"/>
+                <w:sz w:val="16"/>
+                <w:szCs w:val="16"/>
+                <w:lang w:val="ru-RU"/>
+              </w:rPr>
+              <w:t xml:space="preserve"> УК РСФСР.</w:t>
+            </w:r>
+            <w:r>
+              <w:rPr>
+                <w:rFonts w:ascii="Arial" w:hAnsi="Arial" w:cs="Arial"/>
+                <w:sz w:val="16"/>
+                <w:szCs w:val="16"/>
+                <w:lang w:val="ru-RU"/>
+              </w:rPr>
+              <w:t xml:space="preserve"> </w:t>
+            </w:r>
+            <w:r>
+              <w:rPr>
+                <w:rFonts w:ascii="Arial" w:hAnsi="Arial" w:cs="Arial"/>
+                <w:sz w:val="16"/>
+                <w:szCs w:val="16"/>
+                <w:lang w:val="ru-RU"/>
+              </w:rPr>
+              <w:t>Приговор: ВМН Расстреляна 8 сентября 1932 г. Место захоронения</w:t>
+            </w:r>
+            <w:r>
+              <w:rPr>
+                <w:rFonts w:ascii="Arial" w:hAnsi="Arial" w:cs="Arial"/>
+                <w:sz w:val="16"/>
+                <w:szCs w:val="16"/>
+              </w:rPr>
+              <w:t> </w:t>
+            </w:r>
+            <w:r>
+              <w:rPr>
+                <w:rFonts w:ascii="Arial" w:hAnsi="Arial" w:cs="Arial"/>
+                <w:sz w:val="16"/>
+                <w:szCs w:val="16"/>
+                <w:lang w:val="ru-RU"/>
+              </w:rPr>
+              <w:t xml:space="preserve">- г. Хабаровск. Реабилитирована 18 июля 1989 г. По заключению Военной прокуратуры КДВО по Указу ПВС СССР от 16.01.1989 г.  </w:t>
             </w:r>
             <w:proofErr w:type="spellStart"/>
             <w:r>
@@ -6133,7 +5945,7 @@
                 <w:szCs w:val="16"/>
                 <w:lang w:val="ru-RU"/>
               </w:rPr>
-              <w:t>обв</w:t>
+              <w:t>Арх.дело</w:t>
             </w:r>
             <w:proofErr w:type="spellEnd"/>
             <w:r>
@@ -6143,54 +5955,7 @@
                 <w:szCs w:val="16"/>
                 <w:lang w:val="ru-RU"/>
               </w:rPr>
-              <w:t>.:</w:t>
-            </w:r>
-            <w:r>
-              <w:rPr>
-                <w:rFonts w:ascii="Arial" w:hAnsi="Arial" w:cs="Arial"/>
-                <w:sz w:val="16"/>
-                <w:szCs w:val="16"/>
-              </w:rPr>
-              <w:t> </w:t>
-            </w:r>
-            <w:r>
-              <w:rPr>
-                <w:rFonts w:ascii="Arial" w:hAnsi="Arial" w:cs="Arial"/>
-                <w:sz w:val="16"/>
-                <w:szCs w:val="16"/>
-                <w:lang w:val="ru-RU"/>
-              </w:rPr>
-              <w:t>в а/с деятельности.</w:t>
-            </w:r>
-            <w:r>
-              <w:rPr>
-                <w:rFonts w:ascii="Arial" w:hAnsi="Arial" w:cs="Arial"/>
-                <w:sz w:val="16"/>
-                <w:szCs w:val="16"/>
-                <w:lang w:val="ru-RU"/>
-              </w:rPr>
-              <w:br/>
-              <w:t xml:space="preserve">Приговор: ВМН. Реабилитирована 24 февраля 1961 г. постановлением Президиума Приморского краевого суда.  </w:t>
-            </w:r>
-            <w:proofErr w:type="spellStart"/>
-            <w:r>
-              <w:rPr>
-                <w:rFonts w:ascii="Arial" w:hAnsi="Arial" w:cs="Arial"/>
-                <w:sz w:val="16"/>
-                <w:szCs w:val="16"/>
-                <w:lang w:val="ru-RU"/>
-              </w:rPr>
-              <w:t>Арх.дело</w:t>
-            </w:r>
-            <w:proofErr w:type="spellEnd"/>
-            <w:r>
-              <w:rPr>
-                <w:rFonts w:ascii="Arial" w:hAnsi="Arial" w:cs="Arial"/>
-                <w:sz w:val="16"/>
-                <w:szCs w:val="16"/>
-                <w:lang w:val="ru-RU"/>
-              </w:rPr>
-              <w:t xml:space="preserve">: П-30509 </w:t>
+              <w:t xml:space="preserve">: П-96176 </w:t>
             </w:r>
           </w:p>
           <w:p>
@@ -6215,17 +5980,15 @@
             <w:r>
               <w:rPr>
                 <w:rFonts w:ascii="Arial" w:hAnsi="Arial" w:cs="Arial"/>
-                <w:i/>
-                <w:sz w:val="16"/>
-                <w:szCs w:val="16"/>
-                <w:lang w:val="ru-RU"/>
-              </w:rPr>
-              <w:t>Источник: База данных о жертвах репрессий Приморского края</w:t>
-            </w:r>
-            <w:r>
-              <w:rPr>
-                <w:rFonts w:ascii="Arial" w:hAnsi="Arial" w:cs="Arial"/>
-                <w:i/>
+                <w:sz w:val="16"/>
+                <w:szCs w:val="16"/>
+                <w:lang w:val="ru-RU"/>
+              </w:rPr>
+              <w:t>Источник: Книга памяти Хабаровского края</w:t>
+            </w:r>
+            <w:r>
+              <w:rPr>
+                <w:rFonts w:ascii="Arial" w:hAnsi="Arial" w:cs="Arial"/>
                 <w:sz w:val="16"/>
                 <w:szCs w:val="16"/>
                 <w:lang w:val="ru-RU"/>
@@ -6270,20 +6033,60 @@
               <w:spacing w:after="0" w:line="240" w:lineRule="auto"/>
               <w:rPr>
                 <w:rFonts w:ascii="Arial" w:hAnsi="Arial" w:cs="Arial"/>
+                <w:b/>
+                <w:bCs/>
                 <w:sz w:val="16"/>
                 <w:szCs w:val="16"/>
                 <w:lang w:val="ru-RU"/>
               </w:rPr>
             </w:pPr>
-            <w:r>
-              <w:rPr>
-                <w:rFonts w:ascii="Arial" w:hAnsi="Arial" w:cs="Arial"/>
-                <w:b/>
-                <w:sz w:val="16"/>
-                <w:szCs w:val="16"/>
-                <w:lang w:val="ru-RU"/>
-              </w:rPr>
-              <w:t xml:space="preserve">Терлецкая Евгения Николаевна  32 года  </w:t>
+            <w:proofErr w:type="spellStart"/>
+            <w:r>
+              <w:rPr>
+                <w:rFonts w:ascii="Arial" w:hAnsi="Arial" w:cs="Arial"/>
+                <w:b/>
+                <w:bCs/>
+                <w:sz w:val="16"/>
+                <w:szCs w:val="16"/>
+                <w:lang w:val="ru-RU"/>
+              </w:rPr>
+              <w:t>Скурская</w:t>
+            </w:r>
+            <w:proofErr w:type="spellEnd"/>
+            <w:r>
+              <w:rPr>
+                <w:rFonts w:ascii="Arial" w:hAnsi="Arial" w:cs="Arial"/>
+                <w:b/>
+                <w:bCs/>
+                <w:sz w:val="16"/>
+                <w:szCs w:val="16"/>
+                <w:lang w:val="ru-RU"/>
+              </w:rPr>
+              <w:t xml:space="preserve"> Ольга </w:t>
+            </w:r>
+            <w:proofErr w:type="gramStart"/>
+            <w:r>
+              <w:rPr>
+                <w:rFonts w:ascii="Arial" w:hAnsi="Arial" w:cs="Arial"/>
+                <w:b/>
+                <w:bCs/>
+                <w:sz w:val="16"/>
+                <w:szCs w:val="16"/>
+                <w:lang w:val="ru-RU"/>
+              </w:rPr>
+              <w:t>Николаевна  31</w:t>
+            </w:r>
+            <w:proofErr w:type="gramEnd"/>
+            <w:r>
+              <w:rPr>
+                <w:rFonts w:ascii="Arial" w:hAnsi="Arial" w:cs="Arial"/>
+                <w:b/>
+                <w:bCs/>
+                <w:sz w:val="16"/>
+                <w:szCs w:val="16"/>
+                <w:lang w:val="ru-RU"/>
+              </w:rPr>
+              <w:t xml:space="preserve"> год  </w:t>
             </w:r>
           </w:p>
           <w:p>
@@ -6295,6 +6098,7 @@
                 <w:bottom w:val="none" w:sz="0" w:space="0" w:color="000000"/>
                 <w:right w:val="none" w:sz="0" w:space="0" w:color="000000"/>
               </w:pBdr>
+              <w:snapToGrid w:val="0"/>
               <w:spacing w:after="0" w:line="240" w:lineRule="auto"/>
               <w:rPr>
                 <w:rFonts w:ascii="Arial" w:hAnsi="Arial" w:cs="Arial"/>
@@ -6310,25 +6114,7 @@
                 <w:szCs w:val="16"/>
                 <w:lang w:val="ru-RU"/>
               </w:rPr>
-              <w:lastRenderedPageBreak/>
-              <w:t>Родилась</w:t>
-            </w:r>
-            <w:r>
-              <w:rPr>
-                <w:rFonts w:ascii="Arial" w:hAnsi="Arial" w:cs="Arial"/>
-                <w:sz w:val="16"/>
-                <w:szCs w:val="16"/>
-              </w:rPr>
-              <w:t> </w:t>
-            </w:r>
-            <w:r>
-              <w:rPr>
-                <w:rFonts w:ascii="Arial" w:hAnsi="Arial" w:cs="Arial"/>
-                <w:sz w:val="16"/>
-                <w:szCs w:val="16"/>
-                <w:lang w:val="ru-RU"/>
-              </w:rPr>
-              <w:t xml:space="preserve">в 1900 г., г. Симферополя; русская; образование среднее; б/п; БОЗ. </w:t>
+              <w:t xml:space="preserve">1901 г.р., </w:t>
             </w:r>
             <w:proofErr w:type="spellStart"/>
             <w:r>
@@ -6338,7 +6124,7 @@
                 <w:szCs w:val="16"/>
                 <w:lang w:val="ru-RU"/>
               </w:rPr>
-              <w:t>Прож</w:t>
+              <w:t>м.р</w:t>
             </w:r>
             <w:proofErr w:type="spellEnd"/>
             <w:r>
@@ -6348,34 +6134,7 @@
                 <w:szCs w:val="16"/>
                 <w:lang w:val="ru-RU"/>
               </w:rPr>
-              <w:t>.:</w:t>
-            </w:r>
-            <w:r>
-              <w:rPr>
-                <w:rFonts w:ascii="Arial" w:hAnsi="Arial" w:cs="Arial"/>
-                <w:sz w:val="16"/>
-                <w:szCs w:val="16"/>
-              </w:rPr>
-              <w:t> </w:t>
-            </w:r>
-            <w:r>
-              <w:rPr>
-                <w:rFonts w:ascii="Arial" w:hAnsi="Arial" w:cs="Arial"/>
-                <w:sz w:val="16"/>
-                <w:szCs w:val="16"/>
-                <w:lang w:val="ru-RU"/>
-              </w:rPr>
-              <w:t>г. Владивосток. Арестована 4 сентября 1932 г.</w:t>
-            </w:r>
-            <w:r>
-              <w:rPr>
-                <w:rFonts w:ascii="Arial" w:hAnsi="Arial" w:cs="Arial"/>
-                <w:sz w:val="16"/>
-                <w:szCs w:val="16"/>
-                <w:lang w:val="ru-RU"/>
-              </w:rPr>
-              <w:br/>
-              <w:t xml:space="preserve">Приговорена: Тройка при ОГПУ 4 ноября 1932 г., </w:t>
+              <w:t xml:space="preserve">.: г. Орша, русская, образование: среднее, б/п, счетовод в </w:t>
             </w:r>
             <w:proofErr w:type="spellStart"/>
             <w:r>
@@ -6385,7 +6144,7 @@
                 <w:szCs w:val="16"/>
                 <w:lang w:val="ru-RU"/>
               </w:rPr>
-              <w:t>обв</w:t>
+              <w:t>коопхозе</w:t>
             </w:r>
             <w:proofErr w:type="spellEnd"/>
             <w:r>
@@ -6395,42 +6154,47 @@
                 <w:szCs w:val="16"/>
                 <w:lang w:val="ru-RU"/>
               </w:rPr>
-              <w:t>.:</w:t>
-            </w:r>
-            <w:r>
-              <w:rPr>
-                <w:rFonts w:ascii="Arial" w:hAnsi="Arial" w:cs="Arial"/>
-                <w:sz w:val="16"/>
-                <w:szCs w:val="16"/>
-              </w:rPr>
-              <w:t> </w:t>
-            </w:r>
-            <w:r>
-              <w:rPr>
-                <w:rFonts w:ascii="Arial" w:hAnsi="Arial" w:cs="Arial"/>
-                <w:sz w:val="16"/>
-                <w:szCs w:val="16"/>
-                <w:lang w:val="ru-RU"/>
-              </w:rPr>
-              <w:t xml:space="preserve">в </w:t>
-            </w:r>
-            <w:r>
-              <w:rPr>
-                <w:rFonts w:ascii="Arial" w:hAnsi="Arial" w:cs="Arial"/>
-                <w:sz w:val="16"/>
-                <w:szCs w:val="16"/>
-                <w:lang w:val="ru-RU"/>
-              </w:rPr>
-              <w:t>а/с</w:t>
-            </w:r>
-            <w:r>
-              <w:rPr>
-                <w:rFonts w:ascii="Arial" w:hAnsi="Arial" w:cs="Arial"/>
-                <w:sz w:val="16"/>
-                <w:szCs w:val="16"/>
-                <w:lang w:val="ru-RU"/>
-              </w:rPr>
-              <w:t xml:space="preserve"> деятельности. Приговор: ВМН. Реабилитирована 24 февраля 1961 г. постановлением Президиума Приморского краевого суда</w:t>
+              <w:t xml:space="preserve">, </w:t>
+            </w:r>
+            <w:proofErr w:type="spellStart"/>
+            <w:r>
+              <w:rPr>
+                <w:rFonts w:ascii="Arial" w:hAnsi="Arial" w:cs="Arial"/>
+                <w:sz w:val="16"/>
+                <w:szCs w:val="16"/>
+                <w:lang w:val="ru-RU"/>
+              </w:rPr>
+              <w:t>прож</w:t>
+            </w:r>
+            <w:proofErr w:type="spellEnd"/>
+            <w:r>
+              <w:rPr>
+                <w:rFonts w:ascii="Arial" w:hAnsi="Arial" w:cs="Arial"/>
+                <w:sz w:val="16"/>
+                <w:szCs w:val="16"/>
+                <w:lang w:val="ru-RU"/>
+              </w:rPr>
+              <w:t xml:space="preserve">.: г. Владивосток, арестована 04.08.1932. Обвинение: в а/с агитации. Приговор: тройка при ОГПУ, 04.11.1932 — ВМН. Расстреляна. Реабилитация: постановлением Президиума Приморского краевого суда, 24.02.1961. </w:t>
+            </w:r>
+            <w:proofErr w:type="spellStart"/>
+            <w:r>
+              <w:rPr>
+                <w:rFonts w:ascii="Arial" w:hAnsi="Arial" w:cs="Arial"/>
+                <w:sz w:val="16"/>
+                <w:szCs w:val="16"/>
+                <w:lang w:val="ru-RU"/>
+              </w:rPr>
+              <w:t>Арх.дело</w:t>
+            </w:r>
+            <w:proofErr w:type="spellEnd"/>
+            <w:r>
+              <w:rPr>
+                <w:rFonts w:ascii="Arial" w:hAnsi="Arial" w:cs="Arial"/>
+                <w:sz w:val="16"/>
+                <w:szCs w:val="16"/>
+                <w:lang w:val="ru-RU"/>
+              </w:rPr>
+              <w:t>: П-30509</w:t>
             </w:r>
           </w:p>
           <w:p>
@@ -6455,7 +6219,6 @@
             <w:r>
               <w:rPr>
                 <w:rFonts w:ascii="Arial" w:hAnsi="Arial" w:cs="Arial"/>
-                <w:i/>
                 <w:sz w:val="16"/>
                 <w:szCs w:val="16"/>
                 <w:lang w:val="ru-RU"/>
@@ -6465,7 +6228,6 @@
             <w:r>
               <w:rPr>
                 <w:rFonts w:ascii="Arial" w:hAnsi="Arial" w:cs="Arial"/>
-                <w:i/>
                 <w:sz w:val="16"/>
                 <w:szCs w:val="16"/>
                 <w:lang w:val="ru-RU"/>
@@ -6499,6 +6261,14 @@
           </w:tcPr>
           <w:p>
             <w:pPr>
+              <w:pStyle w:val="BodyText"/>
+              <w:pBdr>
+                <w:top w:val="none" w:sz="0" w:space="0" w:color="000000"/>
+                <w:left w:val="none" w:sz="0" w:space="0" w:color="000000"/>
+                <w:bottom w:val="none" w:sz="0" w:space="0" w:color="000000"/>
+                <w:right w:val="none" w:sz="0" w:space="0" w:color="000000"/>
+              </w:pBdr>
+              <w:spacing w:after="0" w:line="240" w:lineRule="auto"/>
               <w:rPr>
                 <w:rFonts w:ascii="Arial" w:hAnsi="Arial" w:cs="Arial"/>
                 <w:sz w:val="16"/>
@@ -6510,112 +6280,33 @@
               <w:rPr>
                 <w:rFonts w:ascii="Arial" w:hAnsi="Arial" w:cs="Arial"/>
                 <w:b/>
-                <w:bCs/>
-                <w:sz w:val="16"/>
-                <w:szCs w:val="16"/>
-                <w:lang w:val="ru-RU"/>
-              </w:rPr>
-              <w:lastRenderedPageBreak/>
-              <w:t xml:space="preserve">Филина Полина Васильева  29 лет     </w:t>
-            </w:r>
-          </w:p>
-          <w:p>
-            <w:pPr>
-              <w:pStyle w:val="BodyText"/>
-              <w:spacing w:after="0" w:line="240" w:lineRule="auto"/>
-              <w:rPr>
-                <w:rFonts w:ascii="Arial" w:hAnsi="Arial" w:cs="Arial"/>
-                <w:sz w:val="16"/>
-                <w:szCs w:val="16"/>
-                <w:lang w:val="ru-RU"/>
-              </w:rPr>
-            </w:pPr>
-            <w:r>
-              <w:rPr>
-                <w:rFonts w:ascii="Arial" w:hAnsi="Arial" w:cs="Arial"/>
-                <w:sz w:val="16"/>
-                <w:szCs w:val="16"/>
-                <w:lang w:val="ru-RU"/>
-              </w:rPr>
-              <w:t xml:space="preserve">1903 г.р., </w:t>
-            </w:r>
-            <w:proofErr w:type="spellStart"/>
-            <w:r>
-              <w:rPr>
-                <w:rFonts w:ascii="Arial" w:hAnsi="Arial" w:cs="Arial"/>
-                <w:sz w:val="16"/>
-                <w:szCs w:val="16"/>
-                <w:lang w:val="ru-RU"/>
-              </w:rPr>
-              <w:t>м.р</w:t>
-            </w:r>
-            <w:proofErr w:type="spellEnd"/>
-            <w:r>
-              <w:rPr>
-                <w:rFonts w:ascii="Arial" w:hAnsi="Arial" w:cs="Arial"/>
-                <w:sz w:val="16"/>
-                <w:szCs w:val="16"/>
-                <w:lang w:val="ru-RU"/>
-              </w:rPr>
-              <w:t xml:space="preserve">.: Московская обл. Машинистка в ОГПУ. </w:t>
-            </w:r>
-            <w:proofErr w:type="spellStart"/>
-            <w:r>
-              <w:rPr>
-                <w:rFonts w:ascii="Arial" w:hAnsi="Arial" w:cs="Arial"/>
-                <w:sz w:val="16"/>
-                <w:szCs w:val="16"/>
-                <w:lang w:val="ru-RU"/>
-              </w:rPr>
-              <w:t>прож</w:t>
-            </w:r>
-            <w:proofErr w:type="spellEnd"/>
-            <w:r>
-              <w:rPr>
-                <w:rFonts w:ascii="Arial" w:hAnsi="Arial" w:cs="Arial"/>
-                <w:sz w:val="16"/>
-                <w:szCs w:val="16"/>
-                <w:lang w:val="ru-RU"/>
-              </w:rPr>
-              <w:t xml:space="preserve">.: </w:t>
-            </w:r>
-            <w:r>
-              <w:rPr>
-                <w:rFonts w:ascii="Arial" w:hAnsi="Arial" w:cs="Arial"/>
-                <w:sz w:val="16"/>
-                <w:szCs w:val="16"/>
-                <w:lang w:val="ru-RU"/>
-              </w:rPr>
-              <w:t xml:space="preserve">г. </w:t>
-            </w:r>
-            <w:r>
-              <w:rPr>
-                <w:rFonts w:ascii="Arial" w:hAnsi="Arial" w:cs="Arial"/>
-                <w:sz w:val="16"/>
-                <w:szCs w:val="16"/>
-                <w:lang w:val="ru-RU"/>
-              </w:rPr>
-              <w:t>Александровск-</w:t>
-            </w:r>
-            <w:proofErr w:type="spellStart"/>
-            <w:r>
-              <w:rPr>
-                <w:rFonts w:ascii="Arial" w:hAnsi="Arial" w:cs="Arial"/>
-                <w:sz w:val="16"/>
-                <w:szCs w:val="16"/>
-                <w:lang w:val="ru-RU"/>
-              </w:rPr>
-              <w:t>Сах</w:t>
-            </w:r>
-            <w:proofErr w:type="spellEnd"/>
-            <w:r>
-              <w:rPr>
-                <w:rFonts w:ascii="Arial" w:hAnsi="Arial" w:cs="Arial"/>
-                <w:sz w:val="16"/>
-                <w:szCs w:val="16"/>
-                <w:lang w:val="ru-RU"/>
-              </w:rPr>
-              <w:t>. арестована 01.10.1931. Обвинение: по ст. 58-6 УК РСФСР</w:t>
+                <w:sz w:val="16"/>
+                <w:szCs w:val="16"/>
+                <w:lang w:val="ru-RU"/>
+              </w:rPr>
+              <w:t xml:space="preserve">Соловьева Мария </w:t>
+            </w:r>
+            <w:proofErr w:type="gramStart"/>
+            <w:r>
+              <w:rPr>
+                <w:rFonts w:ascii="Arial" w:hAnsi="Arial" w:cs="Arial"/>
+                <w:b/>
+                <w:sz w:val="16"/>
+                <w:szCs w:val="16"/>
+                <w:lang w:val="ru-RU"/>
+              </w:rPr>
+              <w:t>Николаевна  43</w:t>
+            </w:r>
+            <w:proofErr w:type="gramEnd"/>
+            <w:r>
+              <w:rPr>
+                <w:rFonts w:ascii="Arial" w:hAnsi="Arial" w:cs="Arial"/>
+                <w:b/>
+                <w:sz w:val="16"/>
+                <w:szCs w:val="16"/>
+                <w:lang w:val="ru-RU"/>
+              </w:rPr>
+              <w:t xml:space="preserve"> года  </w:t>
             </w:r>
           </w:p>
           <w:p>
@@ -6642,7 +6333,139 @@
                 <w:szCs w:val="16"/>
                 <w:lang w:val="ru-RU"/>
               </w:rPr>
-              <w:t>Приговор: тройкой, 05.03.1932 — ВМН. Реабилитация: 27.06.1989</w:t>
+              <w:lastRenderedPageBreak/>
+              <w:t>Родилась</w:t>
+            </w:r>
+            <w:r>
+              <w:rPr>
+                <w:rFonts w:ascii="Arial" w:hAnsi="Arial" w:cs="Arial"/>
+                <w:sz w:val="16"/>
+                <w:szCs w:val="16"/>
+              </w:rPr>
+              <w:t> </w:t>
+            </w:r>
+            <w:r>
+              <w:rPr>
+                <w:rFonts w:ascii="Arial" w:hAnsi="Arial" w:cs="Arial"/>
+                <w:sz w:val="16"/>
+                <w:szCs w:val="16"/>
+                <w:lang w:val="ru-RU"/>
+              </w:rPr>
+              <w:t xml:space="preserve">в 1889 г., Саратовская губ.; русская; образование среднее; б/п; работница в крольчатнике. </w:t>
+            </w:r>
+            <w:proofErr w:type="spellStart"/>
+            <w:r>
+              <w:rPr>
+                <w:rFonts w:ascii="Arial" w:hAnsi="Arial" w:cs="Arial"/>
+                <w:sz w:val="16"/>
+                <w:szCs w:val="16"/>
+                <w:lang w:val="ru-RU"/>
+              </w:rPr>
+              <w:t>Прож</w:t>
+            </w:r>
+            <w:proofErr w:type="spellEnd"/>
+            <w:r>
+              <w:rPr>
+                <w:rFonts w:ascii="Arial" w:hAnsi="Arial" w:cs="Arial"/>
+                <w:sz w:val="16"/>
+                <w:szCs w:val="16"/>
+                <w:lang w:val="ru-RU"/>
+              </w:rPr>
+              <w:t>.:</w:t>
+            </w:r>
+            <w:r>
+              <w:rPr>
+                <w:rFonts w:ascii="Arial" w:hAnsi="Arial" w:cs="Arial"/>
+                <w:sz w:val="16"/>
+                <w:szCs w:val="16"/>
+              </w:rPr>
+              <w:t> </w:t>
+            </w:r>
+            <w:r>
+              <w:rPr>
+                <w:rFonts w:ascii="Arial" w:hAnsi="Arial" w:cs="Arial"/>
+                <w:sz w:val="16"/>
+                <w:szCs w:val="16"/>
+                <w:lang w:val="ru-RU"/>
+              </w:rPr>
+              <w:t>г. Владивосток.</w:t>
+            </w:r>
+            <w:r>
+              <w:rPr>
+                <w:rFonts w:ascii="Arial" w:hAnsi="Arial" w:cs="Arial"/>
+                <w:sz w:val="16"/>
+                <w:szCs w:val="16"/>
+                <w:lang w:val="ru-RU"/>
+              </w:rPr>
+              <w:br/>
+              <w:t xml:space="preserve">Арестована 22 октября 1932 г.  Приговорена: Тройка при ОГПУ 4 ноября 1932 г., </w:t>
+            </w:r>
+            <w:proofErr w:type="spellStart"/>
+            <w:r>
+              <w:rPr>
+                <w:rFonts w:ascii="Arial" w:hAnsi="Arial" w:cs="Arial"/>
+                <w:sz w:val="16"/>
+                <w:szCs w:val="16"/>
+                <w:lang w:val="ru-RU"/>
+              </w:rPr>
+              <w:t>обв</w:t>
+            </w:r>
+            <w:proofErr w:type="spellEnd"/>
+            <w:r>
+              <w:rPr>
+                <w:rFonts w:ascii="Arial" w:hAnsi="Arial" w:cs="Arial"/>
+                <w:sz w:val="16"/>
+                <w:szCs w:val="16"/>
+                <w:lang w:val="ru-RU"/>
+              </w:rPr>
+              <w:t>.:</w:t>
+            </w:r>
+            <w:r>
+              <w:rPr>
+                <w:rFonts w:ascii="Arial" w:hAnsi="Arial" w:cs="Arial"/>
+                <w:sz w:val="16"/>
+                <w:szCs w:val="16"/>
+              </w:rPr>
+              <w:t> </w:t>
+            </w:r>
+            <w:r>
+              <w:rPr>
+                <w:rFonts w:ascii="Arial" w:hAnsi="Arial" w:cs="Arial"/>
+                <w:sz w:val="16"/>
+                <w:szCs w:val="16"/>
+                <w:lang w:val="ru-RU"/>
+              </w:rPr>
+              <w:t>в а/с деятельности.</w:t>
+            </w:r>
+            <w:r>
+              <w:rPr>
+                <w:rFonts w:ascii="Arial" w:hAnsi="Arial" w:cs="Arial"/>
+                <w:sz w:val="16"/>
+                <w:szCs w:val="16"/>
+                <w:lang w:val="ru-RU"/>
+              </w:rPr>
+              <w:br/>
+              <w:t xml:space="preserve">Приговор: ВМН. Реабилитирована 24 февраля 1961 г. постановлением Президиума Приморского краевого суда.  </w:t>
+            </w:r>
+            <w:proofErr w:type="spellStart"/>
+            <w:r>
+              <w:rPr>
+                <w:rFonts w:ascii="Arial" w:hAnsi="Arial" w:cs="Arial"/>
+                <w:sz w:val="16"/>
+                <w:szCs w:val="16"/>
+                <w:lang w:val="ru-RU"/>
+              </w:rPr>
+              <w:t>Арх.дело</w:t>
+            </w:r>
+            <w:proofErr w:type="spellEnd"/>
+            <w:r>
+              <w:rPr>
+                <w:rFonts w:ascii="Arial" w:hAnsi="Arial" w:cs="Arial"/>
+                <w:sz w:val="16"/>
+                <w:szCs w:val="16"/>
+                <w:lang w:val="ru-RU"/>
+              </w:rPr>
+              <w:t xml:space="preserve">: П-30509 </w:t>
             </w:r>
           </w:p>
           <w:p>
@@ -6667,15 +6490,17 @@
             <w:r>
               <w:rPr>
                 <w:rFonts w:ascii="Arial" w:hAnsi="Arial" w:cs="Arial"/>
-                <w:sz w:val="16"/>
-                <w:szCs w:val="16"/>
-                <w:lang w:val="ru-RU"/>
-              </w:rPr>
-              <w:t>Источник: Книга памяти Сахалинской обл.</w:t>
-            </w:r>
-            <w:r>
-              <w:rPr>
-                <w:rFonts w:ascii="Arial" w:hAnsi="Arial" w:cs="Arial"/>
+                <w:i/>
+                <w:sz w:val="16"/>
+                <w:szCs w:val="16"/>
+                <w:lang w:val="ru-RU"/>
+              </w:rPr>
+              <w:t>Источник: База данных о жертвах репрессий Приморского края</w:t>
+            </w:r>
+            <w:r>
+              <w:rPr>
+                <w:rFonts w:ascii="Arial" w:hAnsi="Arial" w:cs="Arial"/>
+                <w:i/>
                 <w:sz w:val="16"/>
                 <w:szCs w:val="16"/>
                 <w:lang w:val="ru-RU"/>
@@ -6729,116 +6554,34 @@
               <w:rPr>
                 <w:rFonts w:ascii="Arial" w:hAnsi="Arial" w:cs="Arial"/>
                 <w:b/>
-                <w:bCs/>
-                <w:sz w:val="16"/>
-                <w:szCs w:val="16"/>
-                <w:lang w:val="ru-RU"/>
-              </w:rPr>
-              <w:t xml:space="preserve">Яновская Мария Сергеевна  18 лет      </w:t>
-            </w:r>
-          </w:p>
-          <w:p>
-            <w:pPr>
-              <w:pStyle w:val="BodyText"/>
-              <w:pBdr>
-                <w:top w:val="none" w:sz="0" w:space="0" w:color="000000"/>
-                <w:left w:val="none" w:sz="0" w:space="0" w:color="000000"/>
-                <w:bottom w:val="none" w:sz="0" w:space="0" w:color="000000"/>
-                <w:right w:val="none" w:sz="0" w:space="0" w:color="000000"/>
-              </w:pBdr>
-              <w:snapToGrid w:val="0"/>
-              <w:spacing w:after="0" w:line="240" w:lineRule="auto"/>
-              <w:rPr>
-                <w:rFonts w:ascii="Arial" w:hAnsi="Arial" w:cs="Arial"/>
-                <w:sz w:val="16"/>
-                <w:szCs w:val="16"/>
-                <w:lang w:val="ru-RU"/>
-              </w:rPr>
-            </w:pPr>
-            <w:r>
-              <w:rPr>
-                <w:rFonts w:ascii="Arial" w:hAnsi="Arial" w:cs="Arial"/>
-                <w:sz w:val="16"/>
-                <w:szCs w:val="16"/>
-                <w:lang w:val="ru-RU"/>
-              </w:rPr>
-              <w:t xml:space="preserve">1914 г.р., </w:t>
-            </w:r>
-            <w:proofErr w:type="spellStart"/>
-            <w:r>
-              <w:rPr>
-                <w:rFonts w:ascii="Arial" w:hAnsi="Arial" w:cs="Arial"/>
-                <w:sz w:val="16"/>
-                <w:szCs w:val="16"/>
-                <w:lang w:val="ru-RU"/>
-              </w:rPr>
-              <w:t>м.р</w:t>
-            </w:r>
-            <w:proofErr w:type="spellEnd"/>
-            <w:r>
-              <w:rPr>
-                <w:rFonts w:ascii="Arial" w:hAnsi="Arial" w:cs="Arial"/>
-                <w:sz w:val="16"/>
-                <w:szCs w:val="16"/>
-                <w:lang w:val="ru-RU"/>
-              </w:rPr>
-              <w:t xml:space="preserve">.: Брянская обл., г. Дятьково, </w:t>
-            </w:r>
-            <w:r>
-              <w:rPr>
-                <w:rFonts w:ascii="Arial" w:hAnsi="Arial" w:cs="Arial"/>
-                <w:sz w:val="16"/>
-                <w:szCs w:val="16"/>
-                <w:lang w:val="ru-RU"/>
-              </w:rPr>
-              <w:t>БОЗ</w:t>
-            </w:r>
-            <w:r>
-              <w:rPr>
-                <w:rFonts w:ascii="Arial" w:hAnsi="Arial" w:cs="Arial"/>
-                <w:sz w:val="16"/>
-                <w:szCs w:val="16"/>
-                <w:lang w:val="ru-RU"/>
-              </w:rPr>
-              <w:t xml:space="preserve">, </w:t>
-            </w:r>
-            <w:proofErr w:type="spellStart"/>
-            <w:r>
-              <w:rPr>
-                <w:rFonts w:ascii="Arial" w:hAnsi="Arial" w:cs="Arial"/>
-                <w:sz w:val="16"/>
-                <w:szCs w:val="16"/>
-                <w:lang w:val="ru-RU"/>
-              </w:rPr>
-              <w:t>прож</w:t>
-            </w:r>
-            <w:proofErr w:type="spellEnd"/>
-            <w:r>
-              <w:rPr>
-                <w:rFonts w:ascii="Arial" w:hAnsi="Arial" w:cs="Arial"/>
-                <w:sz w:val="16"/>
-                <w:szCs w:val="16"/>
-                <w:lang w:val="ru-RU"/>
-              </w:rPr>
-              <w:t>.: г. Дятьково</w:t>
-            </w:r>
-            <w:r>
-              <w:rPr>
-                <w:rFonts w:ascii="Arial" w:hAnsi="Arial" w:cs="Arial"/>
-                <w:sz w:val="16"/>
-                <w:szCs w:val="16"/>
-                <w:lang w:val="ru-RU"/>
-              </w:rPr>
-              <w:t xml:space="preserve">, Брянская обл., </w:t>
-            </w:r>
-            <w:r>
-              <w:rPr>
-                <w:rFonts w:ascii="Arial" w:hAnsi="Arial" w:cs="Arial"/>
-                <w:sz w:val="16"/>
-                <w:szCs w:val="16"/>
-                <w:lang w:val="ru-RU"/>
-              </w:rPr>
-              <w:t>Обвинение: по ст. 58-10 УК РСФСР.</w:t>
+                <w:sz w:val="16"/>
+                <w:szCs w:val="16"/>
+                <w:lang w:val="ru-RU"/>
+              </w:rPr>
+              <w:lastRenderedPageBreak/>
+              <w:t xml:space="preserve">Терлецкая Евгения </w:t>
+            </w:r>
+            <w:proofErr w:type="gramStart"/>
+            <w:r>
+              <w:rPr>
+                <w:rFonts w:ascii="Arial" w:hAnsi="Arial" w:cs="Arial"/>
+                <w:b/>
+                <w:sz w:val="16"/>
+                <w:szCs w:val="16"/>
+                <w:lang w:val="ru-RU"/>
+              </w:rPr>
+              <w:t>Николаевна  32</w:t>
+            </w:r>
+            <w:proofErr w:type="gramEnd"/>
+            <w:r>
+              <w:rPr>
+                <w:rFonts w:ascii="Arial" w:hAnsi="Arial" w:cs="Arial"/>
+                <w:b/>
+                <w:sz w:val="16"/>
+                <w:szCs w:val="16"/>
+                <w:lang w:val="ru-RU"/>
+              </w:rPr>
+              <w:t xml:space="preserve"> года  </w:t>
             </w:r>
           </w:p>
           <w:p>
@@ -6865,7 +6608,126 @@
                 <w:szCs w:val="16"/>
                 <w:lang w:val="ru-RU"/>
               </w:rPr>
-              <w:t>Приговор: особым совещанием, 31.12.1932 — ВМН. Реабилитация: 15.08.1989</w:t>
+              <w:t>Родилась</w:t>
+            </w:r>
+            <w:r>
+              <w:rPr>
+                <w:rFonts w:ascii="Arial" w:hAnsi="Arial" w:cs="Arial"/>
+                <w:sz w:val="16"/>
+                <w:szCs w:val="16"/>
+              </w:rPr>
+              <w:t> </w:t>
+            </w:r>
+            <w:r>
+              <w:rPr>
+                <w:rFonts w:ascii="Arial" w:hAnsi="Arial" w:cs="Arial"/>
+                <w:sz w:val="16"/>
+                <w:szCs w:val="16"/>
+                <w:lang w:val="ru-RU"/>
+              </w:rPr>
+              <w:t xml:space="preserve">в 1900 г., г. Симферополя; русская; образование среднее; б/п; БОЗ. </w:t>
+            </w:r>
+            <w:proofErr w:type="spellStart"/>
+            <w:r>
+              <w:rPr>
+                <w:rFonts w:ascii="Arial" w:hAnsi="Arial" w:cs="Arial"/>
+                <w:sz w:val="16"/>
+                <w:szCs w:val="16"/>
+                <w:lang w:val="ru-RU"/>
+              </w:rPr>
+              <w:t>Прож</w:t>
+            </w:r>
+            <w:proofErr w:type="spellEnd"/>
+            <w:r>
+              <w:rPr>
+                <w:rFonts w:ascii="Arial" w:hAnsi="Arial" w:cs="Arial"/>
+                <w:sz w:val="16"/>
+                <w:szCs w:val="16"/>
+                <w:lang w:val="ru-RU"/>
+              </w:rPr>
+              <w:t>.:</w:t>
+            </w:r>
+            <w:r>
+              <w:rPr>
+                <w:rFonts w:ascii="Arial" w:hAnsi="Arial" w:cs="Arial"/>
+                <w:sz w:val="16"/>
+                <w:szCs w:val="16"/>
+              </w:rPr>
+              <w:t> </w:t>
+            </w:r>
+            <w:r>
+              <w:rPr>
+                <w:rFonts w:ascii="Arial" w:hAnsi="Arial" w:cs="Arial"/>
+                <w:sz w:val="16"/>
+                <w:szCs w:val="16"/>
+                <w:lang w:val="ru-RU"/>
+              </w:rPr>
+              <w:t>г. Владивосток. Арестована 4 сентября 1932 г.</w:t>
+            </w:r>
+            <w:r>
+              <w:rPr>
+                <w:rFonts w:ascii="Arial" w:hAnsi="Arial" w:cs="Arial"/>
+                <w:sz w:val="16"/>
+                <w:szCs w:val="16"/>
+                <w:lang w:val="ru-RU"/>
+              </w:rPr>
+              <w:br/>
+              <w:t xml:space="preserve">Приговорена: Тройка при ОГПУ 4 ноября 1932 г., </w:t>
+            </w:r>
+            <w:proofErr w:type="spellStart"/>
+            <w:r>
+              <w:rPr>
+                <w:rFonts w:ascii="Arial" w:hAnsi="Arial" w:cs="Arial"/>
+                <w:sz w:val="16"/>
+                <w:szCs w:val="16"/>
+                <w:lang w:val="ru-RU"/>
+              </w:rPr>
+              <w:t>обв</w:t>
+            </w:r>
+            <w:proofErr w:type="spellEnd"/>
+            <w:r>
+              <w:rPr>
+                <w:rFonts w:ascii="Arial" w:hAnsi="Arial" w:cs="Arial"/>
+                <w:sz w:val="16"/>
+                <w:szCs w:val="16"/>
+                <w:lang w:val="ru-RU"/>
+              </w:rPr>
+              <w:t>.:</w:t>
+            </w:r>
+            <w:r>
+              <w:rPr>
+                <w:rFonts w:ascii="Arial" w:hAnsi="Arial" w:cs="Arial"/>
+                <w:sz w:val="16"/>
+                <w:szCs w:val="16"/>
+              </w:rPr>
+              <w:t> </w:t>
+            </w:r>
+            <w:r>
+              <w:rPr>
+                <w:rFonts w:ascii="Arial" w:hAnsi="Arial" w:cs="Arial"/>
+                <w:sz w:val="16"/>
+                <w:szCs w:val="16"/>
+                <w:lang w:val="ru-RU"/>
+              </w:rPr>
+              <w:t xml:space="preserve">в </w:t>
+            </w:r>
+            <w:r>
+              <w:rPr>
+                <w:rFonts w:ascii="Arial" w:hAnsi="Arial" w:cs="Arial"/>
+                <w:sz w:val="16"/>
+                <w:szCs w:val="16"/>
+                <w:lang w:val="ru-RU"/>
+              </w:rPr>
+              <w:t>а/с</w:t>
+            </w:r>
+            <w:r>
+              <w:rPr>
+                <w:rFonts w:ascii="Arial" w:hAnsi="Arial" w:cs="Arial"/>
+                <w:sz w:val="16"/>
+                <w:szCs w:val="16"/>
+                <w:lang w:val="ru-RU"/>
+              </w:rPr>
+              <w:t xml:space="preserve"> деятельности. Приговор: ВМН. Реабилитирована 24 февраля 1961 г. постановлением Президиума Приморского краевого суда</w:t>
             </w:r>
           </w:p>
           <w:p>
@@ -6890,6 +6752,539 @@
             <w:r>
               <w:rPr>
                 <w:rFonts w:ascii="Arial" w:hAnsi="Arial" w:cs="Arial"/>
+                <w:i/>
+                <w:sz w:val="16"/>
+                <w:szCs w:val="16"/>
+                <w:lang w:val="ru-RU"/>
+              </w:rPr>
+              <w:t>Источник: База данных о жертвах репрессий Приморского края</w:t>
+            </w:r>
+            <w:r>
+              <w:rPr>
+                <w:rFonts w:ascii="Arial" w:hAnsi="Arial" w:cs="Arial"/>
+                <w:i/>
+                <w:sz w:val="16"/>
+                <w:szCs w:val="16"/>
+                <w:lang w:val="ru-RU"/>
+              </w:rPr>
+              <w:t xml:space="preserve">;  </w:t>
+            </w:r>
+            <w:hyperlink r:id="rId24" w:history="1">
+              <w:r>
+                <w:rPr>
+                  <w:rStyle w:val="Hyperlink"/>
+                  <w:rFonts w:ascii="Arial" w:eastAsia="OpenSymbol" w:hAnsi="Arial" w:cs="Arial"/>
+                  <w:b/>
+                  <w:bCs/>
+                  <w:color w:val="auto"/>
+                  <w:sz w:val="16"/>
+                  <w:szCs w:val="16"/>
+                  <w:lang w:val="ru-RU"/>
+                </w:rPr>
+                <w:t>Архивная ссылка</w:t>
+              </w:r>
+            </w:hyperlink>
+          </w:p>
+        </w:tc>
+      </w:tr>
+      <w:tr>
+        <w:tc>
+          <w:tcPr>
+            <w:tcW w:w="10980" w:type="dxa"/>
+            <w:shd w:val="clear" w:color="auto" w:fill="auto"/>
+            <w:vAlign w:val="center"/>
+          </w:tcPr>
+          <w:p>
+            <w:pPr>
+              <w:rPr>
+                <w:rFonts w:ascii="Arial" w:hAnsi="Arial" w:cs="Arial"/>
+                <w:sz w:val="16"/>
+                <w:szCs w:val="16"/>
+                <w:lang w:val="ru-RU"/>
+              </w:rPr>
+            </w:pPr>
+            <w:r>
+              <w:rPr>
+                <w:rFonts w:ascii="Arial" w:hAnsi="Arial" w:cs="Arial"/>
+                <w:b/>
+                <w:bCs/>
+                <w:sz w:val="16"/>
+                <w:szCs w:val="16"/>
+                <w:lang w:val="ru-RU"/>
+              </w:rPr>
+              <w:t xml:space="preserve">Филина Полина </w:t>
+            </w:r>
+            <w:proofErr w:type="gramStart"/>
+            <w:r>
+              <w:rPr>
+                <w:rFonts w:ascii="Arial" w:hAnsi="Arial" w:cs="Arial"/>
+                <w:b/>
+                <w:bCs/>
+                <w:sz w:val="16"/>
+                <w:szCs w:val="16"/>
+                <w:lang w:val="ru-RU"/>
+              </w:rPr>
+              <w:t>Васильева  29</w:t>
+            </w:r>
+            <w:proofErr w:type="gramEnd"/>
+            <w:r>
+              <w:rPr>
+                <w:rFonts w:ascii="Arial" w:hAnsi="Arial" w:cs="Arial"/>
+                <w:b/>
+                <w:bCs/>
+                <w:sz w:val="16"/>
+                <w:szCs w:val="16"/>
+                <w:lang w:val="ru-RU"/>
+              </w:rPr>
+              <w:t xml:space="preserve"> лет     </w:t>
+            </w:r>
+          </w:p>
+          <w:p>
+            <w:pPr>
+              <w:pStyle w:val="BodyText"/>
+              <w:spacing w:after="0" w:line="240" w:lineRule="auto"/>
+              <w:rPr>
+                <w:rFonts w:ascii="Arial" w:hAnsi="Arial" w:cs="Arial"/>
+                <w:sz w:val="16"/>
+                <w:szCs w:val="16"/>
+                <w:lang w:val="ru-RU"/>
+              </w:rPr>
+            </w:pPr>
+            <w:r>
+              <w:rPr>
+                <w:rFonts w:ascii="Arial" w:hAnsi="Arial" w:cs="Arial"/>
+                <w:sz w:val="16"/>
+                <w:szCs w:val="16"/>
+                <w:lang w:val="ru-RU"/>
+              </w:rPr>
+              <w:t xml:space="preserve">1903 г.р., </w:t>
+            </w:r>
+            <w:proofErr w:type="spellStart"/>
+            <w:r>
+              <w:rPr>
+                <w:rFonts w:ascii="Arial" w:hAnsi="Arial" w:cs="Arial"/>
+                <w:sz w:val="16"/>
+                <w:szCs w:val="16"/>
+                <w:lang w:val="ru-RU"/>
+              </w:rPr>
+              <w:t>м.р</w:t>
+            </w:r>
+            <w:proofErr w:type="spellEnd"/>
+            <w:r>
+              <w:rPr>
+                <w:rFonts w:ascii="Arial" w:hAnsi="Arial" w:cs="Arial"/>
+                <w:sz w:val="16"/>
+                <w:szCs w:val="16"/>
+                <w:lang w:val="ru-RU"/>
+              </w:rPr>
+              <w:t xml:space="preserve">.: Московская обл. Машинистка в ОГПУ. </w:t>
+            </w:r>
+            <w:proofErr w:type="spellStart"/>
+            <w:r>
+              <w:rPr>
+                <w:rFonts w:ascii="Arial" w:hAnsi="Arial" w:cs="Arial"/>
+                <w:sz w:val="16"/>
+                <w:szCs w:val="16"/>
+                <w:lang w:val="ru-RU"/>
+              </w:rPr>
+              <w:t>прож</w:t>
+            </w:r>
+            <w:proofErr w:type="spellEnd"/>
+            <w:r>
+              <w:rPr>
+                <w:rFonts w:ascii="Arial" w:hAnsi="Arial" w:cs="Arial"/>
+                <w:sz w:val="16"/>
+                <w:szCs w:val="16"/>
+                <w:lang w:val="ru-RU"/>
+              </w:rPr>
+              <w:t xml:space="preserve">.: </w:t>
+            </w:r>
+            <w:r>
+              <w:rPr>
+                <w:rFonts w:ascii="Arial" w:hAnsi="Arial" w:cs="Arial"/>
+                <w:sz w:val="16"/>
+                <w:szCs w:val="16"/>
+                <w:lang w:val="ru-RU"/>
+              </w:rPr>
+              <w:t xml:space="preserve">г. </w:t>
+            </w:r>
+            <w:r>
+              <w:rPr>
+                <w:rFonts w:ascii="Arial" w:hAnsi="Arial" w:cs="Arial"/>
+                <w:sz w:val="16"/>
+                <w:szCs w:val="16"/>
+                <w:lang w:val="ru-RU"/>
+              </w:rPr>
+              <w:t>Александровск-</w:t>
+            </w:r>
+            <w:proofErr w:type="spellStart"/>
+            <w:r>
+              <w:rPr>
+                <w:rFonts w:ascii="Arial" w:hAnsi="Arial" w:cs="Arial"/>
+                <w:sz w:val="16"/>
+                <w:szCs w:val="16"/>
+                <w:lang w:val="ru-RU"/>
+              </w:rPr>
+              <w:t>Сах</w:t>
+            </w:r>
+            <w:proofErr w:type="spellEnd"/>
+            <w:proofErr w:type="gramStart"/>
+            <w:r>
+              <w:rPr>
+                <w:rFonts w:ascii="Arial" w:hAnsi="Arial" w:cs="Arial"/>
+                <w:sz w:val="16"/>
+                <w:szCs w:val="16"/>
+                <w:lang w:val="ru-RU"/>
+              </w:rPr>
+              <w:t>.</w:t>
+            </w:r>
+            <w:proofErr w:type="gramEnd"/>
+            <w:r>
+              <w:rPr>
+                <w:rFonts w:ascii="Arial" w:hAnsi="Arial" w:cs="Arial"/>
+                <w:sz w:val="16"/>
+                <w:szCs w:val="16"/>
+                <w:lang w:val="ru-RU"/>
+              </w:rPr>
+              <w:t xml:space="preserve"> арестована 01.10.1931. Обвинение: по ст. </w:t>
+            </w:r>
+            <w:proofErr w:type="gramStart"/>
+            <w:r>
+              <w:rPr>
+                <w:rFonts w:ascii="Arial" w:hAnsi="Arial" w:cs="Arial"/>
+                <w:sz w:val="16"/>
+                <w:szCs w:val="16"/>
+                <w:lang w:val="ru-RU"/>
+              </w:rPr>
+              <w:t>58-6</w:t>
+            </w:r>
+            <w:proofErr w:type="gramEnd"/>
+            <w:r>
+              <w:rPr>
+                <w:rFonts w:ascii="Arial" w:hAnsi="Arial" w:cs="Arial"/>
+                <w:sz w:val="16"/>
+                <w:szCs w:val="16"/>
+                <w:lang w:val="ru-RU"/>
+              </w:rPr>
+              <w:t xml:space="preserve"> УК РСФСР</w:t>
+            </w:r>
+          </w:p>
+          <w:p>
+            <w:pPr>
+              <w:pStyle w:val="BodyText"/>
+              <w:pBdr>
+                <w:top w:val="none" w:sz="0" w:space="0" w:color="000000"/>
+                <w:left w:val="none" w:sz="0" w:space="0" w:color="000000"/>
+                <w:bottom w:val="none" w:sz="0" w:space="0" w:color="000000"/>
+                <w:right w:val="none" w:sz="0" w:space="0" w:color="000000"/>
+              </w:pBdr>
+              <w:spacing w:after="0" w:line="240" w:lineRule="auto"/>
+              <w:rPr>
+                <w:rFonts w:ascii="Arial" w:hAnsi="Arial" w:cs="Arial"/>
+                <w:sz w:val="16"/>
+                <w:szCs w:val="16"/>
+                <w:lang w:val="ru-RU"/>
+              </w:rPr>
+            </w:pPr>
+            <w:r>
+              <w:rPr>
+                <w:rFonts w:ascii="Arial" w:hAnsi="Arial" w:cs="Arial"/>
+                <w:sz w:val="16"/>
+                <w:szCs w:val="16"/>
+                <w:lang w:val="ru-RU"/>
+              </w:rPr>
+              <w:t>Приговор: тройкой, 05.03.1932 — ВМН. Реабилитация: 27.06.1989</w:t>
+            </w:r>
+          </w:p>
+          <w:p>
+            <w:pPr>
+              <w:pStyle w:val="BodyText"/>
+              <w:pBdr>
+                <w:top w:val="none" w:sz="0" w:space="0" w:color="000000"/>
+                <w:left w:val="none" w:sz="0" w:space="0" w:color="000000"/>
+                <w:bottom w:val="none" w:sz="0" w:space="0" w:color="000000"/>
+                <w:right w:val="none" w:sz="0" w:space="0" w:color="000000"/>
+              </w:pBdr>
+              <w:snapToGrid w:val="0"/>
+              <w:spacing w:after="0" w:line="240" w:lineRule="auto"/>
+              <w:ind w:right="60"/>
+              <w:rPr>
+                <w:rFonts w:ascii="Arial" w:hAnsi="Arial" w:cs="Arial"/>
+                <w:sz w:val="16"/>
+                <w:szCs w:val="16"/>
+                <w:lang w:val="ru-RU"/>
+              </w:rPr>
+            </w:pPr>
+            <w:r>
+              <w:rPr>
+                <w:rFonts w:ascii="Arial" w:hAnsi="Arial" w:cs="Arial"/>
+                <w:sz w:val="16"/>
+                <w:szCs w:val="16"/>
+                <w:lang w:val="ru-RU"/>
+              </w:rPr>
+              <w:t>Источник: Книга памяти Сахалинской обл.</w:t>
+            </w:r>
+            <w:r>
+              <w:rPr>
+                <w:rFonts w:ascii="Arial" w:hAnsi="Arial" w:cs="Arial"/>
+                <w:sz w:val="16"/>
+                <w:szCs w:val="16"/>
+                <w:lang w:val="ru-RU"/>
+              </w:rPr>
+              <w:t xml:space="preserve">;  </w:t>
+            </w:r>
+            <w:hyperlink r:id="rId25" w:history="1">
+              <w:r>
+                <w:rPr>
+                  <w:rStyle w:val="Hyperlink"/>
+                  <w:rFonts w:ascii="Arial" w:eastAsia="OpenSymbol" w:hAnsi="Arial" w:cs="Arial"/>
+                  <w:b/>
+                  <w:bCs/>
+                  <w:color w:val="auto"/>
+                  <w:sz w:val="16"/>
+                  <w:szCs w:val="16"/>
+                  <w:lang w:val="ru-RU"/>
+                </w:rPr>
+                <w:t>Архивная ссылка</w:t>
+              </w:r>
+            </w:hyperlink>
+          </w:p>
+        </w:tc>
+      </w:tr>
+      <w:tr>
+        <w:tc>
+          <w:tcPr>
+            <w:tcW w:w="10980" w:type="dxa"/>
+            <w:shd w:val="clear" w:color="auto" w:fill="auto"/>
+            <w:vAlign w:val="center"/>
+          </w:tcPr>
+          <w:p>
+            <w:pPr>
+              <w:pStyle w:val="BodyText"/>
+              <w:pBdr>
+                <w:top w:val="none" w:sz="0" w:space="0" w:color="000000"/>
+                <w:left w:val="none" w:sz="0" w:space="0" w:color="000000"/>
+                <w:bottom w:val="none" w:sz="0" w:space="0" w:color="000000"/>
+                <w:right w:val="none" w:sz="0" w:space="0" w:color="000000"/>
+              </w:pBdr>
+              <w:snapToGrid w:val="0"/>
+              <w:spacing w:after="0" w:line="240" w:lineRule="auto"/>
+              <w:rPr>
+                <w:rFonts w:ascii="Arial" w:hAnsi="Arial" w:cs="Arial"/>
+                <w:sz w:val="16"/>
+                <w:szCs w:val="16"/>
+                <w:lang w:val="ru-RU"/>
+              </w:rPr>
+            </w:pPr>
+            <w:r>
+              <w:rPr>
+                <w:rFonts w:ascii="Arial" w:hAnsi="Arial" w:cs="Arial"/>
+                <w:b/>
+                <w:bCs/>
+                <w:sz w:val="16"/>
+                <w:szCs w:val="16"/>
+                <w:lang w:val="ru-RU"/>
+              </w:rPr>
+              <w:t xml:space="preserve">Яновская Мария </w:t>
+            </w:r>
+            <w:proofErr w:type="gramStart"/>
+            <w:r>
+              <w:rPr>
+                <w:rFonts w:ascii="Arial" w:hAnsi="Arial" w:cs="Arial"/>
+                <w:b/>
+                <w:bCs/>
+                <w:sz w:val="16"/>
+                <w:szCs w:val="16"/>
+                <w:lang w:val="ru-RU"/>
+              </w:rPr>
+              <w:t>Сергеевна  18</w:t>
+            </w:r>
+            <w:proofErr w:type="gramEnd"/>
+            <w:r>
+              <w:rPr>
+                <w:rFonts w:ascii="Arial" w:hAnsi="Arial" w:cs="Arial"/>
+                <w:b/>
+                <w:bCs/>
+                <w:sz w:val="16"/>
+                <w:szCs w:val="16"/>
+                <w:lang w:val="ru-RU"/>
+              </w:rPr>
+              <w:t xml:space="preserve"> лет      </w:t>
+            </w:r>
+          </w:p>
+          <w:p>
+            <w:pPr>
+              <w:pStyle w:val="BodyText"/>
+              <w:pBdr>
+                <w:top w:val="none" w:sz="0" w:space="0" w:color="000000"/>
+                <w:left w:val="none" w:sz="0" w:space="0" w:color="000000"/>
+                <w:bottom w:val="none" w:sz="0" w:space="0" w:color="000000"/>
+                <w:right w:val="none" w:sz="0" w:space="0" w:color="000000"/>
+              </w:pBdr>
+              <w:snapToGrid w:val="0"/>
+              <w:spacing w:after="0" w:line="240" w:lineRule="auto"/>
+              <w:rPr>
+                <w:rFonts w:ascii="Arial" w:hAnsi="Arial" w:cs="Arial"/>
+                <w:sz w:val="16"/>
+                <w:szCs w:val="16"/>
+                <w:lang w:val="ru-RU"/>
+              </w:rPr>
+            </w:pPr>
+            <w:r>
+              <w:rPr>
+                <w:rFonts w:ascii="Arial" w:hAnsi="Arial" w:cs="Arial"/>
+                <w:sz w:val="16"/>
+                <w:szCs w:val="16"/>
+                <w:lang w:val="ru-RU"/>
+              </w:rPr>
+              <w:t xml:space="preserve">1914 г.р., </w:t>
+            </w:r>
+            <w:proofErr w:type="spellStart"/>
+            <w:r>
+              <w:rPr>
+                <w:rFonts w:ascii="Arial" w:hAnsi="Arial" w:cs="Arial"/>
+                <w:sz w:val="16"/>
+                <w:szCs w:val="16"/>
+                <w:lang w:val="ru-RU"/>
+              </w:rPr>
+              <w:t>м.р</w:t>
+            </w:r>
+            <w:proofErr w:type="spellEnd"/>
+            <w:r>
+              <w:rPr>
+                <w:rFonts w:ascii="Arial" w:hAnsi="Arial" w:cs="Arial"/>
+                <w:sz w:val="16"/>
+                <w:szCs w:val="16"/>
+                <w:lang w:val="ru-RU"/>
+              </w:rPr>
+              <w:t xml:space="preserve">.: Брянская обл., г. Дятьково, </w:t>
+            </w:r>
+            <w:r>
+              <w:rPr>
+                <w:rFonts w:ascii="Arial" w:hAnsi="Arial" w:cs="Arial"/>
+                <w:sz w:val="16"/>
+                <w:szCs w:val="16"/>
+                <w:lang w:val="ru-RU"/>
+              </w:rPr>
+              <w:t>БОЗ</w:t>
+            </w:r>
+            <w:r>
+              <w:rPr>
+                <w:rFonts w:ascii="Arial" w:hAnsi="Arial" w:cs="Arial"/>
+                <w:sz w:val="16"/>
+                <w:szCs w:val="16"/>
+                <w:lang w:val="ru-RU"/>
+              </w:rPr>
+              <w:t xml:space="preserve">, </w:t>
+            </w:r>
+            <w:proofErr w:type="spellStart"/>
+            <w:r>
+              <w:rPr>
+                <w:rFonts w:ascii="Arial" w:hAnsi="Arial" w:cs="Arial"/>
+                <w:sz w:val="16"/>
+                <w:szCs w:val="16"/>
+                <w:lang w:val="ru-RU"/>
+              </w:rPr>
+              <w:t>прож</w:t>
+            </w:r>
+            <w:proofErr w:type="spellEnd"/>
+            <w:r>
+              <w:rPr>
+                <w:rFonts w:ascii="Arial" w:hAnsi="Arial" w:cs="Arial"/>
+                <w:sz w:val="16"/>
+                <w:szCs w:val="16"/>
+                <w:lang w:val="ru-RU"/>
+              </w:rPr>
+              <w:t>.: г. Дятьково</w:t>
+            </w:r>
+            <w:r>
+              <w:rPr>
+                <w:rFonts w:ascii="Arial" w:hAnsi="Arial" w:cs="Arial"/>
+                <w:sz w:val="16"/>
+                <w:szCs w:val="16"/>
+                <w:lang w:val="ru-RU"/>
+              </w:rPr>
+              <w:t xml:space="preserve">, Брянская обл., </w:t>
+            </w:r>
+            <w:r>
+              <w:rPr>
+                <w:rFonts w:ascii="Arial" w:hAnsi="Arial" w:cs="Arial"/>
+                <w:sz w:val="16"/>
+                <w:szCs w:val="16"/>
+                <w:lang w:val="ru-RU"/>
+              </w:rPr>
+              <w:t xml:space="preserve">Обвинение: по ст. </w:t>
+            </w:r>
+            <w:proofErr w:type="gramStart"/>
+            <w:r>
+              <w:rPr>
+                <w:rFonts w:ascii="Arial" w:hAnsi="Arial" w:cs="Arial"/>
+                <w:sz w:val="16"/>
+                <w:szCs w:val="16"/>
+                <w:lang w:val="ru-RU"/>
+              </w:rPr>
+              <w:t>58-10</w:t>
+            </w:r>
+            <w:proofErr w:type="gramEnd"/>
+            <w:r>
+              <w:rPr>
+                <w:rFonts w:ascii="Arial" w:hAnsi="Arial" w:cs="Arial"/>
+                <w:sz w:val="16"/>
+                <w:szCs w:val="16"/>
+                <w:lang w:val="ru-RU"/>
+              </w:rPr>
+              <w:t xml:space="preserve"> УК РСФСР.</w:t>
+            </w:r>
+          </w:p>
+          <w:p>
+            <w:pPr>
+              <w:pStyle w:val="BodyText"/>
+              <w:pBdr>
+                <w:top w:val="none" w:sz="0" w:space="0" w:color="000000"/>
+                <w:left w:val="none" w:sz="0" w:space="0" w:color="000000"/>
+                <w:bottom w:val="none" w:sz="0" w:space="0" w:color="000000"/>
+                <w:right w:val="none" w:sz="0" w:space="0" w:color="000000"/>
+              </w:pBdr>
+              <w:spacing w:after="0" w:line="240" w:lineRule="auto"/>
+              <w:rPr>
+                <w:rFonts w:ascii="Arial" w:hAnsi="Arial" w:cs="Arial"/>
+                <w:sz w:val="16"/>
+                <w:szCs w:val="16"/>
+                <w:lang w:val="ru-RU"/>
+              </w:rPr>
+            </w:pPr>
+            <w:r>
+              <w:rPr>
+                <w:rFonts w:ascii="Arial" w:hAnsi="Arial" w:cs="Arial"/>
+                <w:sz w:val="16"/>
+                <w:szCs w:val="16"/>
+                <w:lang w:val="ru-RU"/>
+              </w:rPr>
+              <w:t>Приговор: особым совещанием, 31.12.1932 — ВМН. Реабилитация: 15.08.1989</w:t>
+            </w:r>
+          </w:p>
+          <w:p>
+            <w:pPr>
+              <w:pStyle w:val="BodyText"/>
+              <w:pBdr>
+                <w:top w:val="none" w:sz="0" w:space="0" w:color="000000"/>
+                <w:left w:val="none" w:sz="0" w:space="0" w:color="000000"/>
+                <w:bottom w:val="none" w:sz="0" w:space="0" w:color="000000"/>
+                <w:right w:val="none" w:sz="0" w:space="0" w:color="000000"/>
+              </w:pBdr>
+              <w:snapToGrid w:val="0"/>
+              <w:spacing w:after="0" w:line="240" w:lineRule="auto"/>
+              <w:ind w:right="60"/>
+              <w:rPr>
+                <w:rFonts w:ascii="Arial" w:hAnsi="Arial" w:cs="Arial"/>
+                <w:sz w:val="16"/>
+                <w:szCs w:val="16"/>
+                <w:lang w:val="ru-RU"/>
+              </w:rPr>
+            </w:pPr>
+            <w:r>
+              <w:rPr>
+                <w:rFonts w:ascii="Arial" w:hAnsi="Arial" w:cs="Arial"/>
                 <w:sz w:val="16"/>
                 <w:szCs w:val="16"/>
                 <w:lang w:val="ru-RU"/>
@@ -6905,7 +7300,7 @@
               </w:rPr>
               <w:t xml:space="preserve">;  </w:t>
             </w:r>
-            <w:hyperlink r:id="rId24" w:history="1">
+            <w:hyperlink r:id="rId26" w:history="1">
               <w:r>
                 <w:rPr>
                   <w:rStyle w:val="Hyperlink"/>

--- a/docs/BYYEAR/Расстреляны_1932.docx
+++ b/docs/BYYEAR/Расстреляны_1932.docx
@@ -369,9 +369,19 @@
                 <w:rFonts w:ascii="Arial" w:hAnsi="Arial" w:cs="Arial"/>
                 <w:sz w:val="16"/>
                 <w:szCs w:val="16"/>
-                <w:lang w:val="ru-RU"/>
-              </w:rPr>
-              <w:t xml:space="preserve">Национальность известна у 17 женщин из них: русская – 13; кореянка – 2; китаянка – 1; украинка – 1; </w:t>
+                <w:u w:val="single"/>
+                <w:lang w:val="ru-RU"/>
+              </w:rPr>
+              <w:t>Национальность известна у 17 женщин из них</w:t>
+            </w:r>
+            <w:r>
+              <w:rPr>
+                <w:rFonts w:ascii="Arial" w:hAnsi="Arial" w:cs="Arial"/>
+                <w:sz w:val="16"/>
+                <w:szCs w:val="16"/>
+                <w:lang w:val="ru-RU"/>
+              </w:rPr>
+              <w:t xml:space="preserve">: русская – 13; кореянка – 2; китаянка – 1; украинка – 1; </w:t>
             </w:r>
             <w:r>
               <w:rPr>
@@ -463,9 +473,55 @@
                 <w:rFonts w:ascii="Arial" w:hAnsi="Arial" w:cs="Arial"/>
                 <w:sz w:val="16"/>
                 <w:szCs w:val="16"/>
-                <w:lang w:val="ru-RU"/>
-              </w:rPr>
-              <w:t xml:space="preserve">Партийность: Беспартийные – 11 (49%); </w:t>
+                <w:u w:val="single"/>
+                <w:lang w:val="ru-RU"/>
+              </w:rPr>
+              <w:t>Партийность</w:t>
+            </w:r>
+            <w:r>
+              <w:rPr>
+                <w:rFonts w:ascii="Arial" w:hAnsi="Arial" w:cs="Arial"/>
+                <w:sz w:val="16"/>
+                <w:szCs w:val="16"/>
+                <w:lang w:val="ru-RU"/>
+              </w:rPr>
+              <w:t xml:space="preserve">: </w:t>
+            </w:r>
+            <w:r>
+              <w:rPr>
+                <w:rFonts w:ascii="Arial" w:hAnsi="Arial" w:cs="Arial"/>
+                <w:sz w:val="16"/>
+                <w:szCs w:val="16"/>
+                <w:lang w:val="ru-RU"/>
+              </w:rPr>
+              <w:t>б</w:t>
+            </w:r>
+            <w:r>
+              <w:rPr>
+                <w:rFonts w:ascii="Arial" w:hAnsi="Arial" w:cs="Arial"/>
+                <w:sz w:val="16"/>
+                <w:szCs w:val="16"/>
+                <w:lang w:val="ru-RU"/>
+              </w:rPr>
+              <w:t>еспартийные – 11 (</w:t>
+            </w:r>
+            <w:r>
+              <w:rPr>
+                <w:rFonts w:ascii="Arial" w:hAnsi="Arial" w:cs="Arial"/>
+                <w:sz w:val="16"/>
+                <w:szCs w:val="16"/>
+                <w:lang w:val="ru-RU"/>
+              </w:rPr>
+              <w:t>50</w:t>
+            </w:r>
+            <w:r>
+              <w:rPr>
+                <w:rFonts w:ascii="Arial" w:hAnsi="Arial" w:cs="Arial"/>
+                <w:sz w:val="16"/>
+                <w:szCs w:val="16"/>
+                <w:lang w:val="ru-RU"/>
+              </w:rPr>
+              <w:t xml:space="preserve">%); </w:t>
             </w:r>
           </w:p>
           <w:p>
@@ -484,9 +540,19 @@
                 <w:rFonts w:ascii="Arial" w:hAnsi="Arial" w:cs="Arial"/>
                 <w:sz w:val="16"/>
                 <w:szCs w:val="16"/>
-                <w:lang w:val="ru-RU"/>
-              </w:rPr>
-              <w:t>Образование: среднее – 9, малограмотная – 3; начальное – 2; высшее – 1;</w:t>
+                <w:u w:val="single"/>
+                <w:lang w:val="ru-RU"/>
+              </w:rPr>
+              <w:t>Образование</w:t>
+            </w:r>
+            <w:r>
+              <w:rPr>
+                <w:rFonts w:ascii="Arial" w:hAnsi="Arial" w:cs="Arial"/>
+                <w:sz w:val="16"/>
+                <w:szCs w:val="16"/>
+                <w:lang w:val="ru-RU"/>
+              </w:rPr>
+              <w:t>: среднее – 9, малограмотная – 3; начальное – 2; высшее – 1;</w:t>
             </w:r>
           </w:p>
           <w:p>
@@ -503,6 +569,7 @@
                 <w:rFonts w:ascii="Arial" w:hAnsi="Arial" w:cs="Arial"/>
                 <w:sz w:val="16"/>
                 <w:szCs w:val="16"/>
+                <w:u w:val="single"/>
                 <w:lang w:val="ru-RU"/>
               </w:rPr>
               <w:t>Социальная страта/</w:t>
@@ -512,9 +579,19 @@
                 <w:rFonts w:ascii="Arial" w:hAnsi="Arial" w:cs="Arial"/>
                 <w:sz w:val="16"/>
                 <w:szCs w:val="16"/>
-                <w:lang w:val="ru-RU"/>
-              </w:rPr>
-              <w:t>профессия: рабочая</w:t>
+                <w:u w:val="single"/>
+                <w:lang w:val="ru-RU"/>
+              </w:rPr>
+              <w:t>профессия</w:t>
+            </w:r>
+            <w:r>
+              <w:rPr>
+                <w:rFonts w:ascii="Arial" w:hAnsi="Arial" w:cs="Arial"/>
+                <w:sz w:val="16"/>
+                <w:szCs w:val="16"/>
+                <w:lang w:val="ru-RU"/>
+              </w:rPr>
+              <w:t>: рабочая</w:t>
             </w:r>
             <w:r>
               <w:rPr>
@@ -580,7 +657,25 @@
                 <w:szCs w:val="16"/>
                 <w:lang w:val="ru-RU"/>
               </w:rPr>
-              <w:t>18 (78%) – расстреляны по решению троек при ПП ОГПУ;</w:t>
+              <w:t>18 (</w:t>
+            </w:r>
+            <w:r>
+              <w:rPr>
+                <w:rFonts w:ascii="Arial" w:hAnsi="Arial" w:cs="Arial"/>
+                <w:sz w:val="16"/>
+                <w:szCs w:val="16"/>
+                <w:lang w:val="ru-RU"/>
+              </w:rPr>
+              <w:t>82</w:t>
+            </w:r>
+            <w:r>
+              <w:rPr>
+                <w:rFonts w:ascii="Arial" w:hAnsi="Arial" w:cs="Arial"/>
+                <w:sz w:val="16"/>
+                <w:szCs w:val="16"/>
+                <w:lang w:val="ru-RU"/>
+              </w:rPr>
+              <w:t>%) – расстреляны по решению троек при ПП ОГПУ;</w:t>
             </w:r>
           </w:p>
           <w:p>
@@ -599,7 +694,25 @@
                 <w:szCs w:val="16"/>
                 <w:lang w:val="ru-RU"/>
               </w:rPr>
-              <w:t>19 (83%) – реабилитированы;</w:t>
+              <w:t>19 (8</w:t>
+            </w:r>
+            <w:r>
+              <w:rPr>
+                <w:rFonts w:ascii="Arial" w:hAnsi="Arial" w:cs="Arial"/>
+                <w:sz w:val="16"/>
+                <w:szCs w:val="16"/>
+                <w:lang w:val="ru-RU"/>
+              </w:rPr>
+              <w:t>4</w:t>
+            </w:r>
+            <w:r>
+              <w:rPr>
+                <w:rFonts w:ascii="Arial" w:hAnsi="Arial" w:cs="Arial"/>
+                <w:sz w:val="16"/>
+                <w:szCs w:val="16"/>
+                <w:lang w:val="ru-RU"/>
+              </w:rPr>
+              <w:t>%) – реабилитированы;</w:t>
             </w:r>
           </w:p>
           <w:p>
@@ -908,7 +1021,6 @@
         <w:tc>
           <w:tcPr>
             <w:tcW w:w="10980" w:type="dxa"/>
-            <w:shd w:val="clear" w:color="auto" w:fill="auto"/>
             <w:vAlign w:val="center"/>
           </w:tcPr>
           <w:p>
@@ -1233,9 +1345,6 @@
               <w:instrText>=104978"</w:instrText>
             </w:r>
             <w:r>
-              <w:rPr>
-                <w:rFonts w:hint="eastAsia"/>
-              </w:rPr>
               <w:fldChar w:fldCharType="separate"/>
             </w:r>
             <w:r>
@@ -1261,7 +1370,6 @@
         <w:tc>
           <w:tcPr>
             <w:tcW w:w="10980" w:type="dxa"/>
-            <w:shd w:val="clear" w:color="auto" w:fill="auto"/>
             <w:vAlign w:val="center"/>
           </w:tcPr>
           <w:p>
@@ -1617,7 +1725,6 @@
         <w:tc>
           <w:tcPr>
             <w:tcW w:w="10980" w:type="dxa"/>
-            <w:shd w:val="clear" w:color="auto" w:fill="auto"/>
             <w:vAlign w:val="center"/>
           </w:tcPr>
           <w:p>
@@ -1956,7 +2063,6 @@
         <w:tc>
           <w:tcPr>
             <w:tcW w:w="10980" w:type="dxa"/>
-            <w:shd w:val="clear" w:color="auto" w:fill="auto"/>
             <w:vAlign w:val="center"/>
           </w:tcPr>
           <w:p>
@@ -2251,7 +2357,6 @@
         <w:tc>
           <w:tcPr>
             <w:tcW w:w="10980" w:type="dxa"/>
-            <w:shd w:val="clear" w:color="auto" w:fill="auto"/>
             <w:vAlign w:val="center"/>
           </w:tcPr>
           <w:p>
@@ -2614,7 +2719,6 @@
         <w:tc>
           <w:tcPr>
             <w:tcW w:w="10980" w:type="dxa"/>
-            <w:shd w:val="clear" w:color="auto" w:fill="auto"/>
             <w:vAlign w:val="center"/>
           </w:tcPr>
           <w:p>
@@ -2892,7 +2996,6 @@
         <w:tc>
           <w:tcPr>
             <w:tcW w:w="10980" w:type="dxa"/>
-            <w:shd w:val="clear" w:color="auto" w:fill="auto"/>
             <w:vAlign w:val="center"/>
           </w:tcPr>
           <w:p>
@@ -3119,7 +3222,6 @@
         <w:tc>
           <w:tcPr>
             <w:tcW w:w="10980" w:type="dxa"/>
-            <w:shd w:val="clear" w:color="auto" w:fill="auto"/>
             <w:vAlign w:val="center"/>
           </w:tcPr>
           <w:p>
@@ -3326,7 +3428,6 @@
         <w:tc>
           <w:tcPr>
             <w:tcW w:w="10980" w:type="dxa"/>
-            <w:shd w:val="clear" w:color="auto" w:fill="auto"/>
             <w:vAlign w:val="center"/>
           </w:tcPr>
           <w:p>
@@ -3604,7 +3705,6 @@
         <w:tc>
           <w:tcPr>
             <w:tcW w:w="10980" w:type="dxa"/>
-            <w:shd w:val="clear" w:color="auto" w:fill="auto"/>
             <w:vAlign w:val="center"/>
           </w:tcPr>
           <w:p>
@@ -3946,9 +4046,6 @@
               <w:instrText>=104654"</w:instrText>
             </w:r>
             <w:r>
-              <w:rPr>
-                <w:rFonts w:hint="eastAsia"/>
-              </w:rPr>
               <w:fldChar w:fldCharType="separate"/>
             </w:r>
             <w:r>
@@ -3974,7 +4071,6 @@
         <w:tc>
           <w:tcPr>
             <w:tcW w:w="10980" w:type="dxa"/>
-            <w:shd w:val="clear" w:color="auto" w:fill="auto"/>
             <w:vAlign w:val="center"/>
           </w:tcPr>
           <w:p>
@@ -4212,7 +4308,6 @@
         <w:tc>
           <w:tcPr>
             <w:tcW w:w="10980" w:type="dxa"/>
-            <w:shd w:val="clear" w:color="auto" w:fill="auto"/>
             <w:vAlign w:val="center"/>
           </w:tcPr>
           <w:p>
@@ -4484,7 +4579,6 @@
         <w:tc>
           <w:tcPr>
             <w:tcW w:w="10980" w:type="dxa"/>
-            <w:shd w:val="clear" w:color="auto" w:fill="auto"/>
             <w:vAlign w:val="center"/>
           </w:tcPr>
           <w:p>
@@ -4760,7 +4854,6 @@
         <w:tc>
           <w:tcPr>
             <w:tcW w:w="10980" w:type="dxa"/>
-            <w:shd w:val="clear" w:color="auto" w:fill="auto"/>
             <w:vAlign w:val="center"/>
           </w:tcPr>
           <w:p>
@@ -5113,7 +5206,6 @@
         <w:tc>
           <w:tcPr>
             <w:tcW w:w="10980" w:type="dxa"/>
-            <w:shd w:val="clear" w:color="auto" w:fill="auto"/>
             <w:vAlign w:val="center"/>
           </w:tcPr>
           <w:p>
@@ -5440,7 +5532,6 @@
         <w:tc>
           <w:tcPr>
             <w:tcW w:w="10980" w:type="dxa"/>
-            <w:shd w:val="clear" w:color="auto" w:fill="auto"/>
             <w:vAlign w:val="center"/>
           </w:tcPr>
           <w:p>
@@ -5705,7 +5796,6 @@
         <w:tc>
           <w:tcPr>
             <w:tcW w:w="10980" w:type="dxa"/>
-            <w:shd w:val="clear" w:color="auto" w:fill="auto"/>
             <w:vAlign w:val="center"/>
           </w:tcPr>
           <w:p>
@@ -6017,7 +6107,6 @@
         <w:tc>
           <w:tcPr>
             <w:tcW w:w="10980" w:type="dxa"/>
-            <w:shd w:val="clear" w:color="auto" w:fill="auto"/>
             <w:vAlign w:val="center"/>
           </w:tcPr>
           <w:p>
@@ -6256,7 +6345,6 @@
         <w:tc>
           <w:tcPr>
             <w:tcW w:w="10980" w:type="dxa"/>
-            <w:shd w:val="clear" w:color="auto" w:fill="auto"/>
             <w:vAlign w:val="center"/>
           </w:tcPr>
           <w:p>
@@ -6529,7 +6617,6 @@
         <w:tc>
           <w:tcPr>
             <w:tcW w:w="10980" w:type="dxa"/>
-            <w:shd w:val="clear" w:color="auto" w:fill="auto"/>
             <w:vAlign w:val="center"/>
           </w:tcPr>
           <w:p>
@@ -6791,7 +6878,6 @@
         <w:tc>
           <w:tcPr>
             <w:tcW w:w="10980" w:type="dxa"/>
-            <w:shd w:val="clear" w:color="auto" w:fill="auto"/>
             <w:vAlign w:val="center"/>
           </w:tcPr>
           <w:p>
@@ -7055,7 +7141,6 @@
         <w:tc>
           <w:tcPr>
             <w:tcW w:w="10980" w:type="dxa"/>
-            <w:shd w:val="clear" w:color="auto" w:fill="auto"/>
             <w:vAlign w:val="center"/>
           </w:tcPr>
           <w:p>
